--- a/JavaRevision/Notes.docx
+++ b/JavaRevision/Notes.docx
@@ -212,6 +212,109 @@
         <mc:AlternateContent>
           <mc:Choice Requires="wps">
             <w:drawing>
+              <wp:anchor distT="0" distB="0" distL="114300" distR="114300" simplePos="0" relativeHeight="251666432" behindDoc="0" locked="0" layoutInCell="1" allowOverlap="1" wp14:anchorId="7E5ACDAE" wp14:editId="61638563">
+                <wp:simplePos x="0" y="0"/>
+                <wp:positionH relativeFrom="column">
+                  <wp:posOffset>4878705</wp:posOffset>
+                </wp:positionH>
+                <wp:positionV relativeFrom="paragraph">
+                  <wp:posOffset>163830</wp:posOffset>
+                </wp:positionV>
+                <wp:extent cx="781050" cy="685800"/>
+                <wp:effectExtent l="0" t="0" r="19050" b="19050"/>
+                <wp:wrapNone/>
+                <wp:docPr id="8" name="Rectangle 8"/>
+                <wp:cNvGraphicFramePr/>
+                <a:graphic xmlns:a="http://schemas.openxmlformats.org/drawingml/2006/main">
+                  <a:graphicData uri="http://schemas.microsoft.com/office/word/2010/wordprocessingShape">
+                    <wps:wsp>
+                      <wps:cNvSpPr/>
+                      <wps:spPr>
+                        <a:xfrm>
+                          <a:off x="0" y="0"/>
+                          <a:ext cx="781050" cy="685800"/>
+                        </a:xfrm>
+                        <a:prstGeom prst="rect">
+                          <a:avLst/>
+                        </a:prstGeom>
+                      </wps:spPr>
+                      <wps:style>
+                        <a:lnRef idx="2">
+                          <a:schemeClr val="accent6"/>
+                        </a:lnRef>
+                        <a:fillRef idx="1">
+                          <a:schemeClr val="lt1"/>
+                        </a:fillRef>
+                        <a:effectRef idx="0">
+                          <a:schemeClr val="accent6"/>
+                        </a:effectRef>
+                        <a:fontRef idx="minor">
+                          <a:schemeClr val="dk1"/>
+                        </a:fontRef>
+                      </wps:style>
+                      <wps:txbx>
+                        <w:txbxContent>
+                          <w:p>
+                            <w:pPr>
+                              <w:jc w:val="center"/>
+                              <w:rPr>
+                                <w:lang w:val="en-US"/>
+                              </w:rPr>
+                            </w:pPr>
+                            <w:r>
+                              <w:rPr>
+                                <w:lang w:val="en-US"/>
+                              </w:rPr>
+                              <w:t>Machine Code</w:t>
+                            </w:r>
+                          </w:p>
+                        </w:txbxContent>
+                      </wps:txbx>
+                      <wps:bodyPr rot="0" spcFirstLastPara="0" vertOverflow="overflow" horzOverflow="overflow" vert="horz" wrap="square" lIns="91440" tIns="45720" rIns="91440" bIns="45720" numCol="1" spcCol="0" rtlCol="0" fromWordArt="0" anchor="ctr" anchorCtr="0" forceAA="0" compatLnSpc="1">
+                        <a:prstTxWarp prst="textNoShape">
+                          <a:avLst/>
+                        </a:prstTxWarp>
+                        <a:noAutofit/>
+                      </wps:bodyPr>
+                    </wps:wsp>
+                  </a:graphicData>
+                </a:graphic>
+              </wp:anchor>
+            </w:drawing>
+          </mc:Choice>
+          <mc:Fallback>
+            <w:pict>
+              <v:rect w14:anchorId="7E5ACDAE" id="Rectangle 8" o:spid="_x0000_s1027" style="position:absolute;margin-left:384.15pt;margin-top:12.9pt;width:61.5pt;height:54pt;z-index:251666432;visibility:visible;mso-wrap-style:square;mso-wrap-distance-left:9pt;mso-wrap-distance-top:0;mso-wrap-distance-right:9pt;mso-wrap-distance-bottom:0;mso-position-horizontal:absolute;mso-position-horizontal-relative:text;mso-position-vertical:absolute;mso-position-vertical-relative:text;v-text-anchor:middle" o:gfxdata="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" fillcolor="white [3201]" strokecolor="#70ad47 [3209]" strokeweight="1pt">
+                <v:textbox>
+                  <w:txbxContent>
+                    <w:p>
+                      <w:pPr>
+                        <w:jc w:val="center"/>
+                        <w:rPr>
+                          <w:lang w:val="en-US"/>
+                        </w:rPr>
+                      </w:pPr>
+                      <w:r>
+                        <w:rPr>
+                          <w:lang w:val="en-US"/>
+                        </w:rPr>
+                        <w:t>Machine Code</w:t>
+                      </w:r>
+                    </w:p>
+                  </w:txbxContent>
+                </v:textbox>
+              </v:rect>
+            </w:pict>
+          </mc:Fallback>
+        </mc:AlternateContent>
+      </w:r>
+      <w:r>
+        <w:rPr>
+          <w:noProof/>
+        </w:rPr>
+        <mc:AlternateContent>
+          <mc:Choice Requires="wps">
+            <w:drawing>
               <wp:anchor distT="0" distB="0" distL="114300" distR="114300" simplePos="0" relativeHeight="251663360" behindDoc="0" locked="0" layoutInCell="1" allowOverlap="1" wp14:anchorId="212EDC0F" wp14:editId="34C2FB5E">
                 <wp:simplePos x="0" y="0"/>
                 <wp:positionH relativeFrom="column">
@@ -290,7 +393,7 @@
           </mc:Choice>
           <mc:Fallback>
             <w:pict>
-              <v:roundrect w14:anchorId="212EDC0F" id="Rectangle: Rounded Corners 5" o:spid="_x0000_s1027" style="position:absolute;margin-left:307.65pt;margin-top:22.65pt;width:47.25pt;height:40.5pt;z-index:251663360;visibility:visible;mso-wrap-style:square;mso-wrap-distance-left:9pt;mso-wrap-distance-top:0;mso-wrap-distance-right:9pt;mso-wrap-distance-bottom:0;mso-position-horizontal:absolute;mso-position-horizontal-relative:text;mso-position-vertical:absolute;mso-position-vertical-relative:text;v-text-anchor:middle" arcsize="10923f" o:gfxdata="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" fillcolor="#4472c4 [3204]" strokecolor="#1f3763 [1604]" strokeweight="1pt">
+              <v:roundrect w14:anchorId="212EDC0F" id="Rectangle: Rounded Corners 5" o:spid="_x0000_s1028" style="position:absolute;margin-left:307.65pt;margin-top:22.65pt;width:47.25pt;height:40.5pt;z-index:251663360;visibility:visible;mso-wrap-style:square;mso-wrap-distance-left:9pt;mso-wrap-distance-top:0;mso-wrap-distance-right:9pt;mso-wrap-distance-bottom:0;mso-position-horizontal:absolute;mso-position-horizontal-relative:text;mso-position-vertical:absolute;mso-position-vertical-relative:text;v-text-anchor:middle" arcsize="10923f" o:gfxdata="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" fillcolor="#4472c4 [3204]" strokecolor="#1f3763 [1604]" strokeweight="1pt">
                 <v:stroke joinstyle="miter"/>
                 <v:textbox>
                   <w:txbxContent>
@@ -399,7 +502,7 @@
                 <v:stroke joinstyle="miter"/>
                 <v:path gradientshapeok="t" o:connecttype="rect"/>
               </v:shapetype>
-              <v:shape id="Text Box 4" o:spid="_x0000_s1028" type="#_x0000_t202" style="position:absolute;margin-left:203.4pt;margin-top:9.15pt;width:60pt;height:69pt;z-index:251662336;visibility:visible;mso-wrap-style:square;mso-width-percent:0;mso-wrap-distance-left:9pt;mso-wrap-distance-top:0;mso-wrap-distance-right:9pt;mso-wrap-distance-bottom:0;mso-position-horizontal:absolute;mso-position-horizontal-relative:text;mso-position-vertical:absolute;mso-position-vertical-relative:text;mso-width-percent:0;mso-width-relative:margin;v-text-anchor:top" o:gfxdata="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" fillcolor="white [3201]" strokeweight=".5pt">
+              <v:shape id="Text Box 4" o:spid="_x0000_s1029" type="#_x0000_t202" style="position:absolute;margin-left:203.4pt;margin-top:9.15pt;width:60pt;height:69pt;z-index:251662336;visibility:visible;mso-wrap-style:square;mso-width-percent:0;mso-wrap-distance-left:9pt;mso-wrap-distance-top:0;mso-wrap-distance-right:9pt;mso-wrap-distance-bottom:0;mso-position-horizontal:absolute;mso-position-horizontal-relative:text;mso-position-vertical:absolute;mso-position-vertical-relative:text;mso-width-percent:0;mso-width-relative:margin;v-text-anchor:top" o:gfxdata="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" fillcolor="white [3201]" strokeweight=".5pt">
                 <v:textbox>
                   <w:txbxContent>
                     <w:p>
@@ -424,6 +527,76 @@
       </w:r>
     </w:p>
     <w:p>
+      <w:r>
+        <w:rPr>
+          <w:noProof/>
+        </w:rPr>
+        <mc:AlternateContent>
+          <mc:Choice Requires="wps">
+            <w:drawing>
+              <wp:anchor distT="0" distB="0" distL="114300" distR="114300" simplePos="0" relativeHeight="251667456" behindDoc="0" locked="0" layoutInCell="1" allowOverlap="1" wp14:anchorId="0E246721" wp14:editId="5B9851A6">
+                <wp:simplePos x="0" y="0"/>
+                <wp:positionH relativeFrom="column">
+                  <wp:posOffset>4526280</wp:posOffset>
+                </wp:positionH>
+                <wp:positionV relativeFrom="paragraph">
+                  <wp:posOffset>269240</wp:posOffset>
+                </wp:positionV>
+                <wp:extent cx="333375" cy="0"/>
+                <wp:effectExtent l="0" t="76200" r="9525" b="95250"/>
+                <wp:wrapNone/>
+                <wp:docPr id="9" name="Straight Arrow Connector 9"/>
+                <wp:cNvGraphicFramePr/>
+                <a:graphic xmlns:a="http://schemas.openxmlformats.org/drawingml/2006/main">
+                  <a:graphicData uri="http://schemas.microsoft.com/office/word/2010/wordprocessingShape">
+                    <wps:wsp>
+                      <wps:cNvCnPr/>
+                      <wps:spPr>
+                        <a:xfrm>
+                          <a:off x="0" y="0"/>
+                          <a:ext cx="333375" cy="0"/>
+                        </a:xfrm>
+                        <a:prstGeom prst="straightConnector1">
+                          <a:avLst/>
+                        </a:prstGeom>
+                        <a:ln>
+                          <a:tailEnd type="triangle"/>
+                        </a:ln>
+                      </wps:spPr>
+                      <wps:style>
+                        <a:lnRef idx="2">
+                          <a:schemeClr val="dk1"/>
+                        </a:lnRef>
+                        <a:fillRef idx="0">
+                          <a:schemeClr val="dk1"/>
+                        </a:fillRef>
+                        <a:effectRef idx="1">
+                          <a:schemeClr val="dk1"/>
+                        </a:effectRef>
+                        <a:fontRef idx="minor">
+                          <a:schemeClr val="tx1"/>
+                        </a:fontRef>
+                      </wps:style>
+                      <wps:bodyPr/>
+                    </wps:wsp>
+                  </a:graphicData>
+                </a:graphic>
+              </wp:anchor>
+            </w:drawing>
+          </mc:Choice>
+          <mc:Fallback>
+            <w:pict>
+              <v:shapetype w14:anchorId="4C386EA8" id="_x0000_t32" coordsize="21600,21600" o:spt="32" o:oned="t" path="m,l21600,21600e" filled="f">
+                <v:path arrowok="t" fillok="f" o:connecttype="none"/>
+                <o:lock v:ext="edit" shapetype="t"/>
+              </v:shapetype>
+              <v:shape id="Straight Arrow Connector 9" o:spid="_x0000_s1026" type="#_x0000_t32" style="position:absolute;margin-left:356.4pt;margin-top:21.2pt;width:26.25pt;height:0;z-index:251667456;visibility:visible;mso-wrap-style:square;mso-wrap-distance-left:9pt;mso-wrap-distance-top:0;mso-wrap-distance-right:9pt;mso-wrap-distance-bottom:0;mso-position-horizontal:absolute;mso-position-horizontal-relative:text;mso-position-vertical:absolute;mso-position-vertical-relative:text" o:gfxdata="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" strokecolor="black [3200]" strokeweight="1pt">
+                <v:stroke endarrow="block" joinstyle="miter"/>
+              </v:shape>
+            </w:pict>
+          </mc:Fallback>
+        </mc:AlternateContent>
+      </w:r>
       <w:r>
         <w:rPr>
           <w:noProof/>
@@ -483,11 +656,7 @@
           </mc:Choice>
           <mc:Fallback>
             <w:pict>
-              <v:shapetype w14:anchorId="01F2D081" id="_x0000_t32" coordsize="21600,21600" o:spt="32" o:oned="t" path="m,l21600,21600e" filled="f">
-                <v:path arrowok="t" fillok="f" o:connecttype="none"/>
-                <o:lock v:ext="edit" shapetype="t"/>
-              </v:shapetype>
-              <v:shape id="Straight Arrow Connector 7" o:spid="_x0000_s1026" type="#_x0000_t32" style="position:absolute;margin-left:264.15pt;margin-top:19.7pt;width:45pt;height:.75pt;z-index:251665408;visibility:visible;mso-wrap-style:square;mso-wrap-distance-left:9pt;mso-wrap-distance-top:0;mso-wrap-distance-right:9pt;mso-wrap-distance-bottom:0;mso-position-horizontal:absolute;mso-position-horizontal-relative:text;mso-position-vertical:absolute;mso-position-vertical-relative:text" o:gfxdata="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" strokecolor="black [3200]" strokeweight="1pt">
+              <v:shape w14:anchorId="2A4A233F" id="Straight Arrow Connector 7" o:spid="_x0000_s1026" type="#_x0000_t32" style="position:absolute;margin-left:264.15pt;margin-top:19.7pt;width:45pt;height:.75pt;z-index:251665408;visibility:visible;mso-wrap-style:square;mso-wrap-distance-left:9pt;mso-wrap-distance-top:0;mso-wrap-distance-right:9pt;mso-wrap-distance-bottom:0;mso-position-horizontal:absolute;mso-position-horizontal-relative:text;mso-position-vertical:absolute;mso-position-vertical-relative:text" o:gfxdata="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" strokecolor="black [3200]" strokeweight="1pt">
                 <v:stroke endarrow="block" joinstyle="miter"/>
               </v:shape>
             </w:pict>
@@ -553,7 +722,7 @@
           </mc:Choice>
           <mc:Fallback>
             <w:pict>
-              <v:shape w14:anchorId="1D53CE67" id="Straight Arrow Connector 6" o:spid="_x0000_s1026" type="#_x0000_t32" style="position:absolute;margin-left:167.4pt;margin-top:18.95pt;width:36.75pt;height:.75pt;flip:y;z-index:251664384;visibility:visible;mso-wrap-style:square;mso-wrap-distance-left:9pt;mso-wrap-distance-top:0;mso-wrap-distance-right:9pt;mso-wrap-distance-bottom:0;mso-position-horizontal:absolute;mso-position-horizontal-relative:text;mso-position-vertical:absolute;mso-position-vertical-relative:text" o:gfxdata="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" strokecolor="black [3200]" strokeweight="1pt">
+              <v:shape w14:anchorId="0860E067" id="Straight Arrow Connector 6" o:spid="_x0000_s1026" type="#_x0000_t32" style="position:absolute;margin-left:167.4pt;margin-top:18.95pt;width:36.75pt;height:.75pt;flip:y;z-index:251664384;visibility:visible;mso-wrap-style:square;mso-wrap-distance-left:9pt;mso-wrap-distance-top:0;mso-wrap-distance-right:9pt;mso-wrap-distance-bottom:0;mso-position-horizontal:absolute;mso-position-horizontal-relative:text;mso-position-vertical:absolute;mso-position-vertical-relative:text" o:gfxdata="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" strokecolor="black [3200]" strokeweight="1pt">
                 <v:stroke endarrow="block" joinstyle="miter"/>
               </v:shape>
             </w:pict>
@@ -619,7 +788,7 @@
           </mc:Choice>
           <mc:Fallback>
             <w:pict>
-              <v:shape w14:anchorId="7AD64EC9" id="Straight Arrow Connector 3" o:spid="_x0000_s1026" type="#_x0000_t32" style="position:absolute;margin-left:95.4pt;margin-top:21.95pt;width:37.5pt;height:0;z-index:251661312;visibility:visible;mso-wrap-style:square;mso-wrap-distance-left:9pt;mso-wrap-distance-top:0;mso-wrap-distance-right:9pt;mso-wrap-distance-bottom:0;mso-position-horizontal:absolute;mso-position-horizontal-relative:text;mso-position-vertical:absolute;mso-position-vertical-relative:text" o:gfxdata="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" strokecolor="black [3200]" strokeweight="1pt">
+              <v:shape w14:anchorId="14323C61" id="Straight Arrow Connector 3" o:spid="_x0000_s1026" type="#_x0000_t32" style="position:absolute;margin-left:95.4pt;margin-top:21.95pt;width:37.5pt;height:0;z-index:251661312;visibility:visible;mso-wrap-style:square;mso-wrap-distance-left:9pt;mso-wrap-distance-top:0;mso-wrap-distance-right:9pt;mso-wrap-distance-bottom:0;mso-position-horizontal:absolute;mso-position-horizontal-relative:text;mso-position-vertical:absolute;mso-position-vertical-relative:text" o:gfxdata="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" strokecolor="black [3200]" strokeweight="1pt">
                 <v:stroke endarrow="block" joinstyle="miter"/>
               </v:shape>
             </w:pict>
@@ -689,7 +858,7 @@
           </mc:Choice>
           <mc:Fallback>
             <w:pict>
-              <v:roundrect w14:anchorId="3EB75900" id="Rectangle: Rounded Corners 2" o:spid="_x0000_s1026" style="position:absolute;margin-left:132.15pt;margin-top:.95pt;width:34.5pt;height:38.25pt;z-index:251660288;visibility:visible;mso-wrap-style:square;mso-wrap-distance-left:9pt;mso-wrap-distance-top:0;mso-wrap-distance-right:9pt;mso-wrap-distance-bottom:0;mso-position-horizontal:absolute;mso-position-horizontal-relative:text;mso-position-vertical:absolute;mso-position-vertical-relative:text;v-text-anchor:middle" arcsize="10923f" o:gfxdata="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" fillcolor="#4472c4 [3204]" strokecolor="#1f3763 [1604]" strokeweight="1pt">
+              <v:roundrect w14:anchorId="2890708B" id="Rectangle: Rounded Corners 2" o:spid="_x0000_s1026" style="position:absolute;margin-left:132.15pt;margin-top:.95pt;width:34.5pt;height:38.25pt;z-index:251660288;visibility:visible;mso-wrap-style:square;mso-wrap-distance-left:9pt;mso-wrap-distance-top:0;mso-wrap-distance-right:9pt;mso-wrap-distance-bottom:0;mso-position-horizontal:absolute;mso-position-horizontal-relative:text;mso-position-vertical:absolute;mso-position-vertical-relative:text;v-text-anchor:middle" arcsize="10923f" o:gfxdata="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" fillcolor="#4472c4 [3204]" strokecolor="#1f3763 [1604]" strokeweight="1pt">
                 <v:stroke joinstyle="miter"/>
               </v:roundrect>
             </w:pict>
@@ -726,7 +895,1097 @@
         </w:tabs>
         <w:ind w:firstLine="720"/>
       </w:pPr>
+      <w:r>
+        <w:rPr>
+          <w:noProof/>
+        </w:rPr>
+        <mc:AlternateContent>
+          <mc:Choice Requires="wps">
+            <w:drawing>
+              <wp:anchor distT="0" distB="0" distL="114300" distR="114300" simplePos="0" relativeHeight="251671552" behindDoc="0" locked="1" layoutInCell="1" allowOverlap="1" wp14:anchorId="35E6CAFF" wp14:editId="78718CD6">
+                <wp:simplePos x="0" y="0"/>
+                <wp:positionH relativeFrom="column">
+                  <wp:posOffset>440055</wp:posOffset>
+                </wp:positionH>
+                <wp:positionV relativeFrom="paragraph">
+                  <wp:posOffset>259715</wp:posOffset>
+                </wp:positionV>
+                <wp:extent cx="2246400" cy="1504800"/>
+                <wp:effectExtent l="0" t="0" r="20955" b="19685"/>
+                <wp:wrapNone/>
+                <wp:docPr id="15" name="Rectangle 15"/>
+                <wp:cNvGraphicFramePr/>
+                <a:graphic xmlns:a="http://schemas.openxmlformats.org/drawingml/2006/main">
+                  <a:graphicData uri="http://schemas.microsoft.com/office/word/2010/wordprocessingShape">
+                    <wps:wsp>
+                      <wps:cNvSpPr/>
+                      <wps:spPr>
+                        <a:xfrm>
+                          <a:off x="0" y="0"/>
+                          <a:ext cx="2246400" cy="1504800"/>
+                        </a:xfrm>
+                        <a:prstGeom prst="rect">
+                          <a:avLst/>
+                        </a:prstGeom>
+                        <a:solidFill>
+                          <a:schemeClr val="accent6">
+                            <a:alpha val="50000"/>
+                          </a:schemeClr>
+                        </a:solidFill>
+                        <a:ln>
+                          <a:solidFill>
+                            <a:schemeClr val="tx1">
+                              <a:lumMod val="95000"/>
+                              <a:lumOff val="5000"/>
+                            </a:schemeClr>
+                          </a:solidFill>
+                        </a:ln>
+                      </wps:spPr>
+                      <wps:style>
+                        <a:lnRef idx="0">
+                          <a:scrgbClr r="0" g="0" b="0"/>
+                        </a:lnRef>
+                        <a:fillRef idx="0">
+                          <a:scrgbClr r="0" g="0" b="0"/>
+                        </a:fillRef>
+                        <a:effectRef idx="0">
+                          <a:scrgbClr r="0" g="0" b="0"/>
+                        </a:effectRef>
+                        <a:fontRef idx="minor">
+                          <a:schemeClr val="lt1"/>
+                        </a:fontRef>
+                      </wps:style>
+                      <wps:txbx>
+                        <w:txbxContent>
+                          <w:p>
+                            <w:pPr>
+                              <w:jc w:val="center"/>
+                              <w:rPr>
+                                <w:b/>
+                                <w:bCs/>
+                                <w:color w:val="0D0D0D" w:themeColor="text1" w:themeTint="F2"/>
+                                <w:lang w:val="en-US"/>
+                              </w:rPr>
+                            </w:pPr>
+                            <w:r>
+                              <w:rPr>
+                                <w:b/>
+                                <w:bCs/>
+                                <w:lang w:val="en-US"/>
+                              </w:rPr>
+                              <w:t xml:space="preserve">                                         </w:t>
+                            </w:r>
+                            <w:r>
+                              <w:rPr>
+                                <w:b/>
+                                <w:bCs/>
+                                <w:color w:val="0D0D0D" w:themeColor="text1" w:themeTint="F2"/>
+                                <w:lang w:val="en-US"/>
+                              </w:rPr>
+                              <w:t>JDK</w:t>
+                            </w:r>
+                          </w:p>
+                        </w:txbxContent>
+                      </wps:txbx>
+                      <wps:bodyPr rot="0" spcFirstLastPara="0" vertOverflow="overflow" horzOverflow="overflow" vert="horz" wrap="square" lIns="91440" tIns="45720" rIns="91440" bIns="45720" numCol="1" spcCol="0" rtlCol="0" fromWordArt="0" anchor="ctr" anchorCtr="0" forceAA="0" compatLnSpc="1">
+                        <a:prstTxWarp prst="textNoShape">
+                          <a:avLst/>
+                        </a:prstTxWarp>
+                        <a:noAutofit/>
+                      </wps:bodyPr>
+                    </wps:wsp>
+                  </a:graphicData>
+                </a:graphic>
+                <wp14:sizeRelH relativeFrom="margin">
+                  <wp14:pctWidth>0</wp14:pctWidth>
+                </wp14:sizeRelH>
+                <wp14:sizeRelV relativeFrom="margin">
+                  <wp14:pctHeight>0</wp14:pctHeight>
+                </wp14:sizeRelV>
+              </wp:anchor>
+            </w:drawing>
+          </mc:Choice>
+          <mc:Fallback>
+            <w:pict>
+              <v:rect w14:anchorId="35E6CAFF" id="Rectangle 15" o:spid="_x0000_s1030" style="position:absolute;left:0;text-align:left;margin-left:34.65pt;margin-top:20.45pt;width:176.9pt;height:118.5pt;z-index:251671552;visibility:visible;mso-wrap-style:square;mso-width-percent:0;mso-height-percent:0;mso-wrap-distance-left:9pt;mso-wrap-distance-top:0;mso-wrap-distance-right:9pt;mso-wrap-distance-bottom:0;mso-position-horizontal:absolute;mso-position-horizontal-relative:text;mso-position-vertical:absolute;mso-position-vertical-relative:text;mso-width-percent:0;mso-height-percent:0;mso-width-relative:margin;mso-height-relative:margin;v-text-anchor:middle" o:gfxdata="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" fillcolor="#70ad47 [3209]" strokecolor="#0d0d0d [3069]">
+                <v:fill opacity="32896f"/>
+                <v:textbox>
+                  <w:txbxContent>
+                    <w:p>
+                      <w:pPr>
+                        <w:jc w:val="center"/>
+                        <w:rPr>
+                          <w:b/>
+                          <w:bCs/>
+                          <w:color w:val="0D0D0D" w:themeColor="text1" w:themeTint="F2"/>
+                          <w:lang w:val="en-US"/>
+                        </w:rPr>
+                      </w:pPr>
+                      <w:r>
+                        <w:rPr>
+                          <w:b/>
+                          <w:bCs/>
+                          <w:lang w:val="en-US"/>
+                        </w:rPr>
+                        <w:t xml:space="preserve">                                         </w:t>
+                      </w:r>
+                      <w:r>
+                        <w:rPr>
+                          <w:b/>
+                          <w:bCs/>
+                          <w:color w:val="0D0D0D" w:themeColor="text1" w:themeTint="F2"/>
+                          <w:lang w:val="en-US"/>
+                        </w:rPr>
+                        <w:t>JDK</w:t>
+                      </w:r>
+                    </w:p>
+                  </w:txbxContent>
+                </v:textbox>
+                <w10:anchorlock/>
+              </v:rect>
+            </w:pict>
+          </mc:Fallback>
+        </mc:AlternateContent>
+      </w:r>
+      <w:r>
+        <w:rPr>
+          <w:noProof/>
+        </w:rPr>
+        <mc:AlternateContent>
+          <mc:Choice Requires="wps">
+            <w:drawing>
+              <wp:anchor distT="0" distB="0" distL="114300" distR="114300" simplePos="0" relativeHeight="251670528" behindDoc="0" locked="0" layoutInCell="1" allowOverlap="1" wp14:anchorId="65278DCA" wp14:editId="58E5BF73">
+                <wp:simplePos x="0" y="0"/>
+                <wp:positionH relativeFrom="column">
+                  <wp:posOffset>706755</wp:posOffset>
+                </wp:positionH>
+                <wp:positionV relativeFrom="paragraph">
+                  <wp:posOffset>154940</wp:posOffset>
+                </wp:positionV>
+                <wp:extent cx="2000250" cy="1828800"/>
+                <wp:effectExtent l="0" t="0" r="0" b="0"/>
+                <wp:wrapNone/>
+                <wp:docPr id="14" name="Rectangle 14"/>
+                <wp:cNvGraphicFramePr/>
+                <a:graphic xmlns:a="http://schemas.openxmlformats.org/drawingml/2006/main">
+                  <a:graphicData uri="http://schemas.microsoft.com/office/word/2010/wordprocessingShape">
+                    <wps:wsp>
+                      <wps:cNvSpPr/>
+                      <wps:spPr>
+                        <a:xfrm>
+                          <a:off x="0" y="0"/>
+                          <a:ext cx="2000250" cy="1828800"/>
+                        </a:xfrm>
+                        <a:prstGeom prst="rect">
+                          <a:avLst/>
+                        </a:prstGeom>
+                        <a:noFill/>
+                        <a:ln>
+                          <a:noFill/>
+                        </a:ln>
+                      </wps:spPr>
+                      <wps:style>
+                        <a:lnRef idx="0">
+                          <a:scrgbClr r="0" g="0" b="0"/>
+                        </a:lnRef>
+                        <a:fillRef idx="0">
+                          <a:scrgbClr r="0" g="0" b="0"/>
+                        </a:fillRef>
+                        <a:effectRef idx="0">
+                          <a:scrgbClr r="0" g="0" b="0"/>
+                        </a:effectRef>
+                        <a:fontRef idx="minor">
+                          <a:schemeClr val="accent2"/>
+                        </a:fontRef>
+                      </wps:style>
+                      <wps:bodyPr rot="0" spcFirstLastPara="0" vertOverflow="overflow" horzOverflow="overflow" vert="horz" wrap="square" lIns="91440" tIns="45720" rIns="91440" bIns="45720" numCol="1" spcCol="0" rtlCol="0" fromWordArt="0" anchor="ctr" anchorCtr="0" forceAA="0" compatLnSpc="1">
+                        <a:prstTxWarp prst="textNoShape">
+                          <a:avLst/>
+                        </a:prstTxWarp>
+                        <a:noAutofit/>
+                      </wps:bodyPr>
+                    </wps:wsp>
+                  </a:graphicData>
+                </a:graphic>
+              </wp:anchor>
+            </w:drawing>
+          </mc:Choice>
+          <mc:Fallback>
+            <w:pict>
+              <v:rect w14:anchorId="0551262E" id="Rectangle 14" o:spid="_x0000_s1026" style="position:absolute;margin-left:55.65pt;margin-top:12.2pt;width:157.5pt;height:2in;z-index:251670528;visibility:visible;mso-wrap-style:square;mso-wrap-distance-left:9pt;mso-wrap-distance-top:0;mso-wrap-distance-right:9pt;mso-wrap-distance-bottom:0;mso-position-horizontal:absolute;mso-position-horizontal-relative:text;mso-position-vertical:absolute;mso-position-vertical-relative:text;v-text-anchor:middle" o:gfxdata="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" filled="f" stroked="f"/>
+            </w:pict>
+          </mc:Fallback>
+        </mc:AlternateContent>
+      </w:r>
     </w:p>
+    <w:p>
+      <w:r>
+        <w:rPr>
+          <w:noProof/>
+        </w:rPr>
+        <mc:AlternateContent>
+          <mc:Choice Requires="wps">
+            <w:drawing>
+              <wp:anchor distT="0" distB="0" distL="114300" distR="114300" simplePos="0" relativeHeight="251669504" behindDoc="1" locked="0" layoutInCell="1" allowOverlap="1" wp14:anchorId="763DF2C7" wp14:editId="67116651">
+                <wp:simplePos x="0" y="0"/>
+                <wp:positionH relativeFrom="column">
+                  <wp:posOffset>497205</wp:posOffset>
+                </wp:positionH>
+                <wp:positionV relativeFrom="paragraph">
+                  <wp:posOffset>71120</wp:posOffset>
+                </wp:positionV>
+                <wp:extent cx="1551600" cy="1285200"/>
+                <wp:effectExtent l="0" t="0" r="10795" b="10795"/>
+                <wp:wrapNone/>
+                <wp:docPr id="11" name="Oval 11"/>
+                <wp:cNvGraphicFramePr/>
+                <a:graphic xmlns:a="http://schemas.openxmlformats.org/drawingml/2006/main">
+                  <a:graphicData uri="http://schemas.microsoft.com/office/word/2010/wordprocessingShape">
+                    <wps:wsp>
+                      <wps:cNvSpPr/>
+                      <wps:spPr>
+                        <a:xfrm>
+                          <a:off x="0" y="0"/>
+                          <a:ext cx="1551600" cy="1285200"/>
+                        </a:xfrm>
+                        <a:prstGeom prst="ellipse">
+                          <a:avLst/>
+                        </a:prstGeom>
+                      </wps:spPr>
+                      <wps:style>
+                        <a:lnRef idx="2">
+                          <a:schemeClr val="accent6"/>
+                        </a:lnRef>
+                        <a:fillRef idx="1">
+                          <a:schemeClr val="lt1"/>
+                        </a:fillRef>
+                        <a:effectRef idx="0">
+                          <a:schemeClr val="accent6"/>
+                        </a:effectRef>
+                        <a:fontRef idx="minor">
+                          <a:schemeClr val="dk1"/>
+                        </a:fontRef>
+                      </wps:style>
+                      <wps:txbx>
+                        <w:txbxContent>
+                          <w:p>
+                            <w:pPr>
+                              <w:jc w:val="center"/>
+                              <w:rPr>
+                                <w:lang w:val="en-US"/>
+                              </w:rPr>
+                            </w:pPr>
+                            <w:r>
+                              <w:rPr>
+                                <w:lang w:val="en-US"/>
+                              </w:rPr>
+                              <w:t xml:space="preserve">           </w:t>
+                            </w:r>
+                            <w:r>
+                              <w:rPr>
+                                <w:b/>
+                                <w:bCs/>
+                                <w:lang w:val="en-US"/>
+                              </w:rPr>
+                              <w:t xml:space="preserve"> </w:t>
+                            </w:r>
+                            <w:r>
+                              <w:rPr>
+                                <w:b/>
+                                <w:bCs/>
+                                <w:lang w:val="en-US"/>
+                              </w:rPr>
+                              <w:t xml:space="preserve">    </w:t>
+                            </w:r>
+                            <w:r>
+                              <w:rPr>
+                                <w:b/>
+                                <w:bCs/>
+                                <w:lang w:val="en-US"/>
+                              </w:rPr>
+                              <w:t>JRE</w:t>
+                            </w:r>
+                          </w:p>
+                        </w:txbxContent>
+                      </wps:txbx>
+                      <wps:bodyPr rot="0" spcFirstLastPara="0" vertOverflow="overflow" horzOverflow="overflow" vert="horz" wrap="square" lIns="91440" tIns="45720" rIns="91440" bIns="45720" numCol="1" spcCol="0" rtlCol="0" fromWordArt="0" anchor="ctr" anchorCtr="0" forceAA="0" compatLnSpc="1">
+                        <a:prstTxWarp prst="textNoShape">
+                          <a:avLst/>
+                        </a:prstTxWarp>
+                        <a:noAutofit/>
+                      </wps:bodyPr>
+                    </wps:wsp>
+                  </a:graphicData>
+                </a:graphic>
+                <wp14:sizeRelH relativeFrom="margin">
+                  <wp14:pctWidth>0</wp14:pctWidth>
+                </wp14:sizeRelH>
+                <wp14:sizeRelV relativeFrom="margin">
+                  <wp14:pctHeight>0</wp14:pctHeight>
+                </wp14:sizeRelV>
+              </wp:anchor>
+            </w:drawing>
+          </mc:Choice>
+          <mc:Fallback>
+            <w:pict>
+              <v:oval w14:anchorId="763DF2C7" id="Oval 11" o:spid="_x0000_s1031" style="position:absolute;margin-left:39.15pt;margin-top:5.6pt;width:122.15pt;height:101.2pt;z-index:-251646976;visibility:visible;mso-wrap-style:square;mso-width-percent:0;mso-height-percent:0;mso-wrap-distance-left:9pt;mso-wrap-distance-top:0;mso-wrap-distance-right:9pt;mso-wrap-distance-bottom:0;mso-position-horizontal:absolute;mso-position-horizontal-relative:text;mso-position-vertical:absolute;mso-position-vertical-relative:text;mso-width-percent:0;mso-height-percent:0;mso-width-relative:margin;mso-height-relative:margin;v-text-anchor:middle" o:gfxdata="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" fillcolor="white [3201]" strokecolor="#70ad47 [3209]" strokeweight="1pt">
+                <v:stroke joinstyle="miter"/>
+                <v:textbox>
+                  <w:txbxContent>
+                    <w:p>
+                      <w:pPr>
+                        <w:jc w:val="center"/>
+                        <w:rPr>
+                          <w:lang w:val="en-US"/>
+                        </w:rPr>
+                      </w:pPr>
+                      <w:r>
+                        <w:rPr>
+                          <w:lang w:val="en-US"/>
+                        </w:rPr>
+                        <w:t xml:space="preserve">           </w:t>
+                      </w:r>
+                      <w:r>
+                        <w:rPr>
+                          <w:b/>
+                          <w:bCs/>
+                          <w:lang w:val="en-US"/>
+                        </w:rPr>
+                        <w:t xml:space="preserve"> </w:t>
+                      </w:r>
+                      <w:r>
+                        <w:rPr>
+                          <w:b/>
+                          <w:bCs/>
+                          <w:lang w:val="en-US"/>
+                        </w:rPr>
+                        <w:t xml:space="preserve">    </w:t>
+                      </w:r>
+                      <w:r>
+                        <w:rPr>
+                          <w:b/>
+                          <w:bCs/>
+                          <w:lang w:val="en-US"/>
+                        </w:rPr>
+                        <w:t>JRE</w:t>
+                      </w:r>
+                    </w:p>
+                  </w:txbxContent>
+                </v:textbox>
+              </v:oval>
+            </w:pict>
+          </mc:Fallback>
+        </mc:AlternateContent>
+      </w:r>
+      <w:r>
+        <w:rPr>
+          <w:noProof/>
+        </w:rPr>
+        <mc:AlternateContent>
+          <mc:Choice Requires="wps">
+            <w:drawing>
+              <wp:anchor distT="0" distB="0" distL="114300" distR="114300" simplePos="0" relativeHeight="251668480" behindDoc="1" locked="0" layoutInCell="1" allowOverlap="1" wp14:anchorId="2721A364" wp14:editId="63ED52AA">
+                <wp:simplePos x="0" y="0"/>
+                <wp:positionH relativeFrom="column">
+                  <wp:posOffset>621030</wp:posOffset>
+                </wp:positionH>
+                <wp:positionV relativeFrom="paragraph">
+                  <wp:posOffset>307975</wp:posOffset>
+                </wp:positionV>
+                <wp:extent cx="733425" cy="666750"/>
+                <wp:effectExtent l="0" t="0" r="28575" b="19050"/>
+                <wp:wrapTight wrapText="bothSides">
+                  <wp:wrapPolygon edited="0">
+                    <wp:start x="6732" y="0"/>
+                    <wp:lineTo x="0" y="3703"/>
+                    <wp:lineTo x="0" y="15429"/>
+                    <wp:lineTo x="2805" y="19749"/>
+                    <wp:lineTo x="6171" y="21600"/>
+                    <wp:lineTo x="15709" y="21600"/>
+                    <wp:lineTo x="19075" y="19749"/>
+                    <wp:lineTo x="21881" y="15429"/>
+                    <wp:lineTo x="21881" y="3703"/>
+                    <wp:lineTo x="15148" y="0"/>
+                    <wp:lineTo x="6732" y="0"/>
+                  </wp:wrapPolygon>
+                </wp:wrapTight>
+                <wp:docPr id="10" name="Oval 10"/>
+                <wp:cNvGraphicFramePr/>
+                <a:graphic xmlns:a="http://schemas.openxmlformats.org/drawingml/2006/main">
+                  <a:graphicData uri="http://schemas.microsoft.com/office/word/2010/wordprocessingShape">
+                    <wps:wsp>
+                      <wps:cNvSpPr/>
+                      <wps:spPr>
+                        <a:xfrm>
+                          <a:off x="0" y="0"/>
+                          <a:ext cx="733425" cy="666750"/>
+                        </a:xfrm>
+                        <a:prstGeom prst="ellipse">
+                          <a:avLst/>
+                        </a:prstGeom>
+                      </wps:spPr>
+                      <wps:style>
+                        <a:lnRef idx="2">
+                          <a:schemeClr val="accent1">
+                            <a:shade val="50000"/>
+                          </a:schemeClr>
+                        </a:lnRef>
+                        <a:fillRef idx="1">
+                          <a:schemeClr val="accent1"/>
+                        </a:fillRef>
+                        <a:effectRef idx="0">
+                          <a:schemeClr val="accent1"/>
+                        </a:effectRef>
+                        <a:fontRef idx="minor">
+                          <a:schemeClr val="lt1"/>
+                        </a:fontRef>
+                      </wps:style>
+                      <wps:txbx>
+                        <w:txbxContent>
+                          <w:p>
+                            <w:pPr>
+                              <w:jc w:val="center"/>
+                              <w:rPr>
+                                <w:b/>
+                                <w:bCs/>
+                                <w:lang w:val="en-US"/>
+                              </w:rPr>
+                            </w:pPr>
+                            <w:r>
+                              <w:rPr>
+                                <w:b/>
+                                <w:bCs/>
+                                <w:lang w:val="en-US"/>
+                              </w:rPr>
+                              <w:t>JVM</w:t>
+                            </w:r>
+                          </w:p>
+                        </w:txbxContent>
+                      </wps:txbx>
+                      <wps:bodyPr rot="0" spcFirstLastPara="0" vertOverflow="overflow" horzOverflow="overflow" vert="horz" wrap="square" lIns="91440" tIns="45720" rIns="91440" bIns="45720" numCol="1" spcCol="0" rtlCol="0" fromWordArt="0" anchor="ctr" anchorCtr="0" forceAA="0" compatLnSpc="1">
+                        <a:prstTxWarp prst="textNoShape">
+                          <a:avLst/>
+                        </a:prstTxWarp>
+                        <a:noAutofit/>
+                      </wps:bodyPr>
+                    </wps:wsp>
+                  </a:graphicData>
+                </a:graphic>
+              </wp:anchor>
+            </w:drawing>
+          </mc:Choice>
+          <mc:Fallback>
+            <w:pict>
+              <v:oval w14:anchorId="2721A364" id="Oval 10" o:spid="_x0000_s1032" style="position:absolute;margin-left:48.9pt;margin-top:24.25pt;width:57.75pt;height:52.5pt;z-index:-251648000;visibility:visible;mso-wrap-style:square;mso-wrap-distance-left:9pt;mso-wrap-distance-top:0;mso-wrap-distance-right:9pt;mso-wrap-distance-bottom:0;mso-position-horizontal:absolute;mso-position-horizontal-relative:text;mso-position-vertical:absolute;mso-position-vertical-relative:text;v-text-anchor:middle" o:gfxdata="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" fillcolor="#4472c4 [3204]" strokecolor="#1f3763 [1604]" strokeweight="1pt">
+                <v:stroke joinstyle="miter"/>
+                <v:textbox>
+                  <w:txbxContent>
+                    <w:p>
+                      <w:pPr>
+                        <w:jc w:val="center"/>
+                        <w:rPr>
+                          <w:b/>
+                          <w:bCs/>
+                          <w:lang w:val="en-US"/>
+                        </w:rPr>
+                      </w:pPr>
+                      <w:r>
+                        <w:rPr>
+                          <w:b/>
+                          <w:bCs/>
+                          <w:lang w:val="en-US"/>
+                        </w:rPr>
+                        <w:t>JVM</w:t>
+                      </w:r>
+                    </w:p>
+                  </w:txbxContent>
+                </v:textbox>
+                <w10:wrap type="tight"/>
+              </v:oval>
+            </w:pict>
+          </mc:Fallback>
+        </mc:AlternateContent>
+      </w:r>
+      <w:r>
+        <w:tab/>
+      </w:r>
+      <w:r>
+        <w:tab/>
+      </w:r>
+      <w:r>
+        <w:tab/>
+      </w:r>
+      <w:r>
+        <w:tab/>
+      </w:r>
+      <w:r>
+        <w:tab/>
+      </w:r>
+      <w:r>
+        <w:tab/>
+      </w:r>
+      <w:r>
+        <w:tab/>
+      </w:r>
+      <w:r>
+        <w:rPr>
+          <w:b/>
+          <w:bCs/>
+        </w:rPr>
+        <w:t>Interpreter</w:t>
+      </w:r>
+      <w:r>
+        <w:t xml:space="preserve"> </w:t>
+      </w:r>
+      <w:r>
+        <w:sym w:font="Wingdings" w:char="F0E0"/>
+      </w:r>
+      <w:r>
+        <w:t xml:space="preserve"> Convert code line by line. </w:t>
+      </w:r>
+      <w:r>
+        <w:tab/>
+      </w:r>
+    </w:p>
+    <w:p>
+      <w:pPr>
+        <w:ind w:left="4320" w:firstLine="720"/>
+      </w:pPr>
+      <w:r>
+        <w:rPr>
+          <w:b/>
+          <w:bCs/>
+        </w:rPr>
+        <w:t>Compiler</w:t>
+      </w:r>
+      <w:r>
+        <w:rPr>
+          <w:b/>
+          <w:bCs/>
+        </w:rPr>
+        <w:t xml:space="preserve"> </w:t>
+      </w:r>
+      <w:r>
+        <w:rPr>
+          <w:b/>
+          <w:bCs/>
+        </w:rPr>
+        <w:sym w:font="Wingdings" w:char="F0E0"/>
+      </w:r>
+      <w:r>
+        <w:rPr>
+          <w:b/>
+          <w:bCs/>
+        </w:rPr>
+        <w:t xml:space="preserve">  </w:t>
+      </w:r>
+      <w:r>
+        <w:t>Convert code all at once.</w:t>
+      </w:r>
+    </w:p>
+    <w:p>
+      <w:pPr>
+        <w:ind w:left="4320" w:firstLine="720"/>
+      </w:pPr>
+      <w:r>
+        <w:rPr>
+          <w:b/>
+          <w:bCs/>
+        </w:rPr>
+        <w:t>Java</w:t>
+      </w:r>
+      <w:r>
+        <w:rPr>
+          <w:b/>
+          <w:bCs/>
+        </w:rPr>
+        <w:t xml:space="preserve"> </w:t>
+      </w:r>
+      <w:r>
+        <w:sym w:font="Wingdings" w:char="F0E0"/>
+      </w:r>
+      <w:r>
+        <w:t xml:space="preserve"> Is not pure Interpreter/ </w:t>
+      </w:r>
+      <w:proofErr w:type="gramStart"/>
+      <w:r>
+        <w:t>Compiler,  Java</w:t>
+      </w:r>
+      <w:proofErr w:type="gramEnd"/>
+      <w:r>
+        <w:t xml:space="preserve"> is both .</w:t>
+      </w:r>
+    </w:p>
+    <w:p>
+      <w:pPr>
+        <w:ind w:left="4320" w:firstLine="720"/>
+        <w:rPr>
+          <w:b/>
+          <w:bCs/>
+        </w:rPr>
+      </w:pPr>
+      <w:r>
+        <w:rPr>
+          <w:b/>
+          <w:bCs/>
+        </w:rPr>
+        <w:t>JVM (Interpreter</w:t>
+      </w:r>
+      <w:r>
+        <w:rPr>
+          <w:b/>
+          <w:bCs/>
+        </w:rPr>
+        <w:t xml:space="preserve"> </w:t>
+      </w:r>
+      <w:r>
+        <w:rPr>
+          <w:b/>
+          <w:bCs/>
+        </w:rPr>
+        <w:t>+</w:t>
+      </w:r>
+      <w:r>
+        <w:rPr>
+          <w:b/>
+          <w:bCs/>
+        </w:rPr>
+        <w:t xml:space="preserve"> </w:t>
+      </w:r>
+      <w:r>
+        <w:rPr>
+          <w:b/>
+          <w:bCs/>
+        </w:rPr>
+        <w:t>JIT</w:t>
+      </w:r>
+      <w:r>
+        <w:rPr>
+          <w:b/>
+          <w:bCs/>
+        </w:rPr>
+        <w:t xml:space="preserve"> Compiler</w:t>
+      </w:r>
+      <w:r>
+        <w:rPr>
+          <w:b/>
+          <w:bCs/>
+        </w:rPr>
+        <w:t>)</w:t>
+      </w:r>
+    </w:p>
+    <w:p>
+      <w:pPr>
+        <w:tabs>
+          <w:tab w:val="center" w:pos="5746"/>
+        </w:tabs>
+        <w:ind w:firstLine="720"/>
+      </w:pPr>
+      <w:r>
+        <w:tab/>
+      </w:r>
+      <w:r>
+        <w:tab/>
+      </w:r>
+      <w:r>
+        <w:tab/>
+      </w:r>
+    </w:p>
+    <w:p/>
+    <w:p>
+      <w:pPr>
+        <w:tabs>
+          <w:tab w:val="left" w:pos="4560"/>
+          <w:tab w:val="left" w:pos="4800"/>
+        </w:tabs>
+        <w:rPr>
+          <w:b/>
+          <w:bCs/>
+        </w:rPr>
+      </w:pPr>
+      <w:r>
+        <w:t xml:space="preserve">              </w:t>
+      </w:r>
+      <w:r>
+        <w:rPr>
+          <w:b/>
+          <w:bCs/>
+          <w:noProof/>
+        </w:rPr>
+        <w:drawing>
+          <wp:anchor distT="0" distB="0" distL="114300" distR="114300" simplePos="0" relativeHeight="251672576" behindDoc="0" locked="0" layoutInCell="1" allowOverlap="1" wp14:anchorId="090D6A00" wp14:editId="6474CC2F">
+            <wp:simplePos x="0" y="0"/>
+            <wp:positionH relativeFrom="column">
+              <wp:posOffset>440055</wp:posOffset>
+            </wp:positionH>
+            <wp:positionV relativeFrom="paragraph">
+              <wp:posOffset>3810</wp:posOffset>
+            </wp:positionV>
+            <wp:extent cx="2162175" cy="2026285"/>
+            <wp:effectExtent l="0" t="0" r="9525" b="0"/>
+            <wp:wrapSquare wrapText="bothSides"/>
+            <wp:docPr id="16" name="Picture 16"/>
+            <wp:cNvGraphicFramePr>
+              <a:graphicFrameLocks xmlns:a="http://schemas.openxmlformats.org/drawingml/2006/main" noChangeAspect="1"/>
+            </wp:cNvGraphicFramePr>
+            <a:graphic xmlns:a="http://schemas.openxmlformats.org/drawingml/2006/main">
+              <a:graphicData uri="http://schemas.openxmlformats.org/drawingml/2006/picture">
+                <pic:pic xmlns:pic="http://schemas.openxmlformats.org/drawingml/2006/picture">
+                  <pic:nvPicPr>
+                    <pic:cNvPr id="1" name=""/>
+                    <pic:cNvPicPr/>
+                  </pic:nvPicPr>
+                  <pic:blipFill>
+                    <a:blip r:embed="rId5">
+                      <a:extLst>
+                        <a:ext uri="{28A0092B-C50C-407E-A947-70E740481C1C}">
+                          <a14:useLocalDpi xmlns:a14="http://schemas.microsoft.com/office/drawing/2010/main" val="0"/>
+                        </a:ext>
+                      </a:extLst>
+                    </a:blip>
+                    <a:stretch>
+                      <a:fillRect/>
+                    </a:stretch>
+                  </pic:blipFill>
+                  <pic:spPr>
+                    <a:xfrm>
+                      <a:off x="0" y="0"/>
+                      <a:ext cx="2162175" cy="2026285"/>
+                    </a:xfrm>
+                    <a:prstGeom prst="rect">
+                      <a:avLst/>
+                    </a:prstGeom>
+                  </pic:spPr>
+                </pic:pic>
+              </a:graphicData>
+            </a:graphic>
+            <wp14:sizeRelH relativeFrom="page">
+              <wp14:pctWidth>0</wp14:pctWidth>
+            </wp14:sizeRelH>
+            <wp14:sizeRelV relativeFrom="page">
+              <wp14:pctHeight>0</wp14:pctHeight>
+            </wp14:sizeRelV>
+          </wp:anchor>
+        </w:drawing>
+      </w:r>
+      <w:r>
+        <w:rPr>
+          <w:b/>
+          <w:bCs/>
+        </w:rPr>
+        <w:t>JVM</w:t>
+      </w:r>
+      <w:r>
+        <w:rPr>
+          <w:b/>
+          <w:bCs/>
+        </w:rPr>
+        <w:t xml:space="preserve"> </w:t>
+      </w:r>
+    </w:p>
+    <w:p>
+      <w:pPr>
+        <w:pStyle w:val="ListParagraph"/>
+        <w:numPr>
+          <w:ilvl w:val="0"/>
+          <w:numId w:val="2"/>
+        </w:numPr>
+        <w:tabs>
+          <w:tab w:val="left" w:pos="4560"/>
+          <w:tab w:val="left" w:pos="4800"/>
+        </w:tabs>
+      </w:pPr>
+      <w:r>
+        <w:t>Convert Bytecode to machine code (Interpreter + JIT compiler)</w:t>
+      </w:r>
+    </w:p>
+    <w:p>
+      <w:pPr>
+        <w:pStyle w:val="ListParagraph"/>
+        <w:numPr>
+          <w:ilvl w:val="0"/>
+          <w:numId w:val="2"/>
+        </w:numPr>
+        <w:tabs>
+          <w:tab w:val="left" w:pos="4560"/>
+          <w:tab w:val="left" w:pos="4800"/>
+        </w:tabs>
+      </w:pPr>
+      <w:r>
+        <w:t>Security (Sand box model)</w:t>
+      </w:r>
+    </w:p>
+    <w:p>
+      <w:pPr>
+        <w:pStyle w:val="ListParagraph"/>
+        <w:numPr>
+          <w:ilvl w:val="0"/>
+          <w:numId w:val="2"/>
+        </w:numPr>
+        <w:tabs>
+          <w:tab w:val="left" w:pos="4560"/>
+          <w:tab w:val="left" w:pos="4800"/>
+        </w:tabs>
+      </w:pPr>
+      <w:r>
+        <w:t>Garbage collection</w:t>
+      </w:r>
+    </w:p>
+    <w:p/>
+    <w:p/>
+    <w:p/>
+    <w:p>
+      <w:pPr>
+        <w:rPr>
+          <w:b/>
+          <w:bCs/>
+        </w:rPr>
+      </w:pPr>
+    </w:p>
+    <w:p>
+      <w:pPr>
+        <w:rPr>
+          <w:b/>
+          <w:bCs/>
+        </w:rPr>
+      </w:pPr>
+      <w:r>
+        <w:rPr>
+          <w:noProof/>
+        </w:rPr>
+        <w:drawing>
+          <wp:inline distT="0" distB="0" distL="0" distR="0" wp14:anchorId="3C5559FB" wp14:editId="09F20DD5">
+            <wp:extent cx="3581400" cy="1783331"/>
+            <wp:effectExtent l="0" t="0" r="0" b="7620"/>
+            <wp:docPr id="20" name="Picture 20"/>
+            <wp:cNvGraphicFramePr>
+              <a:graphicFrameLocks xmlns:a="http://schemas.openxmlformats.org/drawingml/2006/main" noChangeAspect="1"/>
+            </wp:cNvGraphicFramePr>
+            <a:graphic xmlns:a="http://schemas.openxmlformats.org/drawingml/2006/main">
+              <a:graphicData uri="http://schemas.openxmlformats.org/drawingml/2006/picture">
+                <pic:pic xmlns:pic="http://schemas.openxmlformats.org/drawingml/2006/picture">
+                  <pic:nvPicPr>
+                    <pic:cNvPr id="1" name=""/>
+                    <pic:cNvPicPr/>
+                  </pic:nvPicPr>
+                  <pic:blipFill>
+                    <a:blip r:embed="rId6"/>
+                    <a:stretch>
+                      <a:fillRect/>
+                    </a:stretch>
+                  </pic:blipFill>
+                  <pic:spPr>
+                    <a:xfrm>
+                      <a:off x="0" y="0"/>
+                      <a:ext cx="3586805" cy="1786022"/>
+                    </a:xfrm>
+                    <a:prstGeom prst="rect">
+                      <a:avLst/>
+                    </a:prstGeom>
+                  </pic:spPr>
+                </pic:pic>
+              </a:graphicData>
+            </a:graphic>
+          </wp:inline>
+        </w:drawing>
+      </w:r>
+      <w:r>
+        <w:rPr>
+          <w:noProof/>
+        </w:rPr>
+        <w:drawing>
+          <wp:anchor distT="0" distB="0" distL="114300" distR="114300" simplePos="0" relativeHeight="251673600" behindDoc="0" locked="0" layoutInCell="1" allowOverlap="1" wp14:anchorId="2FB53ECB" wp14:editId="04327EAE">
+            <wp:simplePos x="0" y="0"/>
+            <wp:positionH relativeFrom="column">
+              <wp:posOffset>1905</wp:posOffset>
+            </wp:positionH>
+            <wp:positionV relativeFrom="paragraph">
+              <wp:posOffset>4445</wp:posOffset>
+            </wp:positionV>
+            <wp:extent cx="2933700" cy="1717878"/>
+            <wp:effectExtent l="0" t="0" r="0" b="0"/>
+            <wp:wrapSquare wrapText="bothSides"/>
+            <wp:docPr id="19" name="Picture 19"/>
+            <wp:cNvGraphicFramePr>
+              <a:graphicFrameLocks xmlns:a="http://schemas.openxmlformats.org/drawingml/2006/main" noChangeAspect="1"/>
+            </wp:cNvGraphicFramePr>
+            <a:graphic xmlns:a="http://schemas.openxmlformats.org/drawingml/2006/main">
+              <a:graphicData uri="http://schemas.openxmlformats.org/drawingml/2006/picture">
+                <pic:pic xmlns:pic="http://schemas.openxmlformats.org/drawingml/2006/picture">
+                  <pic:nvPicPr>
+                    <pic:cNvPr id="1" name=""/>
+                    <pic:cNvPicPr/>
+                  </pic:nvPicPr>
+                  <pic:blipFill>
+                    <a:blip r:embed="rId7">
+                      <a:extLst>
+                        <a:ext uri="{28A0092B-C50C-407E-A947-70E740481C1C}">
+                          <a14:useLocalDpi xmlns:a14="http://schemas.microsoft.com/office/drawing/2010/main" val="0"/>
+                        </a:ext>
+                      </a:extLst>
+                    </a:blip>
+                    <a:stretch>
+                      <a:fillRect/>
+                    </a:stretch>
+                  </pic:blipFill>
+                  <pic:spPr>
+                    <a:xfrm>
+                      <a:off x="0" y="0"/>
+                      <a:ext cx="2933700" cy="1717878"/>
+                    </a:xfrm>
+                    <a:prstGeom prst="rect">
+                      <a:avLst/>
+                    </a:prstGeom>
+                  </pic:spPr>
+                </pic:pic>
+              </a:graphicData>
+            </a:graphic>
+            <wp14:sizeRelH relativeFrom="page">
+              <wp14:pctWidth>0</wp14:pctWidth>
+            </wp14:sizeRelH>
+            <wp14:sizeRelV relativeFrom="page">
+              <wp14:pctHeight>0</wp14:pctHeight>
+            </wp14:sizeRelV>
+          </wp:anchor>
+        </w:drawing>
+      </w:r>
+    </w:p>
+    <w:p>
+      <w:r>
+        <w:rPr>
+          <w:b/>
+          <w:bCs/>
+        </w:rPr>
+        <w:t xml:space="preserve">JSE </w:t>
+      </w:r>
+      <w:r>
+        <w:rPr>
+          <w:b/>
+          <w:bCs/>
+        </w:rPr>
+        <w:sym w:font="Wingdings" w:char="F0E0"/>
+      </w:r>
+      <w:r>
+        <w:rPr>
+          <w:b/>
+          <w:bCs/>
+        </w:rPr>
+        <w:t xml:space="preserve"> </w:t>
+      </w:r>
+      <w:r>
+        <w:t xml:space="preserve">Java Stander </w:t>
+      </w:r>
+      <w:r>
+        <w:t xml:space="preserve">Edition </w:t>
+      </w:r>
+      <w:r>
+        <w:t>(Core)</w:t>
+      </w:r>
+    </w:p>
+    <w:p>
+      <w:r>
+        <w:rPr>
+          <w:b/>
+          <w:bCs/>
+        </w:rPr>
+        <w:t xml:space="preserve">JEE </w:t>
+      </w:r>
+      <w:r>
+        <w:rPr>
+          <w:b/>
+          <w:bCs/>
+        </w:rPr>
+        <w:sym w:font="Wingdings" w:char="F0E0"/>
+      </w:r>
+      <w:r>
+        <w:rPr>
+          <w:b/>
+          <w:bCs/>
+        </w:rPr>
+        <w:t xml:space="preserve"> </w:t>
+      </w:r>
+      <w:r>
+        <w:t>Java Enterprise Edition</w:t>
+      </w:r>
+      <w:r>
+        <w:t xml:space="preserve"> (Transaction Jakarta EE)</w:t>
+      </w:r>
+    </w:p>
+    <w:p>
+      <w:pPr>
+        <w:tabs>
+          <w:tab w:val="left" w:pos="2955"/>
+        </w:tabs>
+      </w:pPr>
+      <w:r>
+        <w:rPr>
+          <w:b/>
+          <w:bCs/>
+        </w:rPr>
+        <w:t>J</w:t>
+      </w:r>
+      <w:r>
+        <w:rPr>
+          <w:b/>
+          <w:bCs/>
+        </w:rPr>
+        <w:t>ME</w:t>
+      </w:r>
+      <w:r>
+        <w:rPr>
+          <w:b/>
+          <w:bCs/>
+        </w:rPr>
+        <w:t xml:space="preserve"> </w:t>
+      </w:r>
+      <w:r>
+        <w:rPr>
+          <w:b/>
+          <w:bCs/>
+        </w:rPr>
+        <w:sym w:font="Wingdings" w:char="F0E0"/>
+      </w:r>
+      <w:r>
+        <w:rPr>
+          <w:b/>
+          <w:bCs/>
+        </w:rPr>
+        <w:t xml:space="preserve"> </w:t>
+      </w:r>
+      <w:r>
+        <w:t xml:space="preserve">Java </w:t>
+      </w:r>
+      <w:r>
+        <w:t>Micro</w:t>
+      </w:r>
+      <w:r>
+        <w:t xml:space="preserve"> Edition</w:t>
+      </w:r>
+      <w:r>
+        <w:t xml:space="preserve"> (Light Weight edition</w:t>
+      </w:r>
+      <w:r>
+        <w:t xml:space="preserve"> (early mobile)</w:t>
+      </w:r>
+      <w:r>
+        <w:t xml:space="preserve"> </w:t>
+      </w:r>
+      <w:r>
+        <w:t xml:space="preserve">not use today [Replace </w:t>
+      </w:r>
+      <w:proofErr w:type="spellStart"/>
+      <w:r>
+        <w:t>Andriod</w:t>
+      </w:r>
+      <w:proofErr w:type="spellEnd"/>
+      <w:r>
+        <w:t>]</w:t>
+      </w:r>
+      <w:r>
+        <w:t>)</w:t>
+      </w:r>
+    </w:p>
+    <w:p/>
     <w:sectPr>
       <w:pgSz w:w="11906" w:h="16838"/>
       <w:pgMar w:top="567" w:right="567" w:bottom="567" w:left="567" w:header="708" w:footer="708" w:gutter="0"/>
@@ -735,6 +1994,243 @@
     </w:sectPr>
   </w:body>
 </w:document>
+</file>
+
+<file path=word/numbering.xml><?xml version="1.0" encoding="utf-8"?>
+<w:numbering xmlns:wpc="http://schemas.microsoft.com/office/word/2010/wordprocessingCanvas" xmlns:cx="http://schemas.microsoft.com/office/drawing/2014/chartex" xmlns:cx1="http://schemas.microsoft.com/office/drawing/2015/9/8/chartex" xmlns:cx2="http://schemas.microsoft.com/office/drawing/2015/10/21/chartex" xmlns:cx3="http://schemas.microsoft.com/office/drawing/2016/5/9/chartex" xmlns:cx4="http://schemas.microsoft.com/office/drawing/2016/5/10/chartex" xmlns:cx5="http://schemas.microsoft.com/office/drawing/2016/5/11/chartex" xmlns:cx6="http://schemas.microsoft.com/office/drawing/2016/5/12/chartex" xmlns:cx7="http://schemas.microsoft.com/office/drawing/2016/5/13/chartex" xmlns:cx8="http://schemas.microsoft.com/office/drawing/2016/5/14/chartex" xmlns:mc="http://schemas.openxmlformats.org/markup-compatibility/2006" xmlns:aink="http://schemas.microsoft.com/office/drawing/2016/ink" xmlns:am3d="http://schemas.microsoft.com/office/drawing/2017/model3d" xmlns:o="urn:schemas-microsoft-com:office:office" xmlns:r="http://schemas.openxmlformats.org/officeDocument/2006/relationships" xmlns:m="http://schemas.openxmlformats.org/officeDocument/2006/math" xmlns:v="urn:schemas-microsoft-com:vml" xmlns:wp14="http://schemas.microsoft.com/office/word/2010/wordprocessingDrawing" xmlns:wp="http://schemas.openxmlformats.org/drawingml/2006/wordprocessingDrawing" xmlns:w10="urn:schemas-microsoft-com:office:word" xmlns:w="http://schemas.openxmlformats.org/wordprocessingml/2006/main" xmlns:w14="http://schemas.microsoft.com/office/word/2010/wordml" xmlns:w15="http://schemas.microsoft.com/office/word/2012/wordml" xmlns:w16cex="http://schemas.microsoft.com/office/word/2018/wordml/cex" xmlns:w16cid="http://schemas.microsoft.com/office/word/2016/wordml/cid" xmlns:w16="http://schemas.microsoft.com/office/word/2018/wordml" xmlns:w16sdtdh="http://schemas.microsoft.com/office/word/2020/wordml/sdtdatahash" xmlns:w16se="http://schemas.microsoft.com/office/word/2015/wordml/symex" xmlns:wpg="http://schemas.microsoft.com/office/word/2010/wordprocessingGroup" xmlns:wpi="http://schemas.microsoft.com/office/word/2010/wordprocessingInk" xmlns:wne="http://schemas.microsoft.com/office/word/2006/wordml" xmlns:wps="http://schemas.microsoft.com/office/word/2010/wordprocessingShape" mc:Ignorable="w14 w15 w16se w16cid w16 w16cex w16sdtdh wp14">
+  <w:abstractNum w:abstractNumId="0" w15:restartNumberingAfterBreak="0">
+    <w:nsid w:val="26CC154A"/>
+    <w:multiLevelType w:val="hybridMultilevel"/>
+    <w:tmpl w:val="E09A1BE2"/>
+    <w:lvl w:ilvl="0" w:tplc="40090001">
+      <w:start w:val="1"/>
+      <w:numFmt w:val="bullet"/>
+      <w:lvlText w:val=""/>
+      <w:lvlJc w:val="left"/>
+      <w:pPr>
+        <w:ind w:left="720" w:hanging="360"/>
+      </w:pPr>
+      <w:rPr>
+        <w:rFonts w:ascii="Symbol" w:hAnsi="Symbol" w:hint="default"/>
+      </w:rPr>
+    </w:lvl>
+    <w:lvl w:ilvl="1" w:tplc="40090003" w:tentative="1">
+      <w:start w:val="1"/>
+      <w:numFmt w:val="bullet"/>
+      <w:lvlText w:val="o"/>
+      <w:lvlJc w:val="left"/>
+      <w:pPr>
+        <w:ind w:left="1440" w:hanging="360"/>
+      </w:pPr>
+      <w:rPr>
+        <w:rFonts w:ascii="Courier New" w:hAnsi="Courier New" w:cs="Courier New" w:hint="default"/>
+      </w:rPr>
+    </w:lvl>
+    <w:lvl w:ilvl="2" w:tplc="40090005" w:tentative="1">
+      <w:start w:val="1"/>
+      <w:numFmt w:val="bullet"/>
+      <w:lvlText w:val=""/>
+      <w:lvlJc w:val="left"/>
+      <w:pPr>
+        <w:ind w:left="2160" w:hanging="360"/>
+      </w:pPr>
+      <w:rPr>
+        <w:rFonts w:ascii="Wingdings" w:hAnsi="Wingdings" w:hint="default"/>
+      </w:rPr>
+    </w:lvl>
+    <w:lvl w:ilvl="3" w:tplc="40090001" w:tentative="1">
+      <w:start w:val="1"/>
+      <w:numFmt w:val="bullet"/>
+      <w:lvlText w:val=""/>
+      <w:lvlJc w:val="left"/>
+      <w:pPr>
+        <w:ind w:left="2880" w:hanging="360"/>
+      </w:pPr>
+      <w:rPr>
+        <w:rFonts w:ascii="Symbol" w:hAnsi="Symbol" w:hint="default"/>
+      </w:rPr>
+    </w:lvl>
+    <w:lvl w:ilvl="4" w:tplc="40090003" w:tentative="1">
+      <w:start w:val="1"/>
+      <w:numFmt w:val="bullet"/>
+      <w:lvlText w:val="o"/>
+      <w:lvlJc w:val="left"/>
+      <w:pPr>
+        <w:ind w:left="3600" w:hanging="360"/>
+      </w:pPr>
+      <w:rPr>
+        <w:rFonts w:ascii="Courier New" w:hAnsi="Courier New" w:cs="Courier New" w:hint="default"/>
+      </w:rPr>
+    </w:lvl>
+    <w:lvl w:ilvl="5" w:tplc="40090005" w:tentative="1">
+      <w:start w:val="1"/>
+      <w:numFmt w:val="bullet"/>
+      <w:lvlText w:val=""/>
+      <w:lvlJc w:val="left"/>
+      <w:pPr>
+        <w:ind w:left="4320" w:hanging="360"/>
+      </w:pPr>
+      <w:rPr>
+        <w:rFonts w:ascii="Wingdings" w:hAnsi="Wingdings" w:hint="default"/>
+      </w:rPr>
+    </w:lvl>
+    <w:lvl w:ilvl="6" w:tplc="40090001" w:tentative="1">
+      <w:start w:val="1"/>
+      <w:numFmt w:val="bullet"/>
+      <w:lvlText w:val=""/>
+      <w:lvlJc w:val="left"/>
+      <w:pPr>
+        <w:ind w:left="5040" w:hanging="360"/>
+      </w:pPr>
+      <w:rPr>
+        <w:rFonts w:ascii="Symbol" w:hAnsi="Symbol" w:hint="default"/>
+      </w:rPr>
+    </w:lvl>
+    <w:lvl w:ilvl="7" w:tplc="40090003" w:tentative="1">
+      <w:start w:val="1"/>
+      <w:numFmt w:val="bullet"/>
+      <w:lvlText w:val="o"/>
+      <w:lvlJc w:val="left"/>
+      <w:pPr>
+        <w:ind w:left="5760" w:hanging="360"/>
+      </w:pPr>
+      <w:rPr>
+        <w:rFonts w:ascii="Courier New" w:hAnsi="Courier New" w:cs="Courier New" w:hint="default"/>
+      </w:rPr>
+    </w:lvl>
+    <w:lvl w:ilvl="8" w:tplc="40090005" w:tentative="1">
+      <w:start w:val="1"/>
+      <w:numFmt w:val="bullet"/>
+      <w:lvlText w:val=""/>
+      <w:lvlJc w:val="left"/>
+      <w:pPr>
+        <w:ind w:left="6480" w:hanging="360"/>
+      </w:pPr>
+      <w:rPr>
+        <w:rFonts w:ascii="Wingdings" w:hAnsi="Wingdings" w:hint="default"/>
+      </w:rPr>
+    </w:lvl>
+  </w:abstractNum>
+  <w:abstractNum w:abstractNumId="1" w15:restartNumberingAfterBreak="0">
+    <w:nsid w:val="65605876"/>
+    <w:multiLevelType w:val="hybridMultilevel"/>
+    <w:tmpl w:val="F73C62A2"/>
+    <w:lvl w:ilvl="0" w:tplc="40090001">
+      <w:start w:val="1"/>
+      <w:numFmt w:val="bullet"/>
+      <w:lvlText w:val=""/>
+      <w:lvlJc w:val="left"/>
+      <w:pPr>
+        <w:ind w:left="720" w:hanging="360"/>
+      </w:pPr>
+      <w:rPr>
+        <w:rFonts w:ascii="Symbol" w:hAnsi="Symbol" w:hint="default"/>
+      </w:rPr>
+    </w:lvl>
+    <w:lvl w:ilvl="1" w:tplc="40090003" w:tentative="1">
+      <w:start w:val="1"/>
+      <w:numFmt w:val="bullet"/>
+      <w:lvlText w:val="o"/>
+      <w:lvlJc w:val="left"/>
+      <w:pPr>
+        <w:ind w:left="1440" w:hanging="360"/>
+      </w:pPr>
+      <w:rPr>
+        <w:rFonts w:ascii="Courier New" w:hAnsi="Courier New" w:cs="Courier New" w:hint="default"/>
+      </w:rPr>
+    </w:lvl>
+    <w:lvl w:ilvl="2" w:tplc="40090005" w:tentative="1">
+      <w:start w:val="1"/>
+      <w:numFmt w:val="bullet"/>
+      <w:lvlText w:val=""/>
+      <w:lvlJc w:val="left"/>
+      <w:pPr>
+        <w:ind w:left="2160" w:hanging="360"/>
+      </w:pPr>
+      <w:rPr>
+        <w:rFonts w:ascii="Wingdings" w:hAnsi="Wingdings" w:hint="default"/>
+      </w:rPr>
+    </w:lvl>
+    <w:lvl w:ilvl="3" w:tplc="40090001" w:tentative="1">
+      <w:start w:val="1"/>
+      <w:numFmt w:val="bullet"/>
+      <w:lvlText w:val=""/>
+      <w:lvlJc w:val="left"/>
+      <w:pPr>
+        <w:ind w:left="2880" w:hanging="360"/>
+      </w:pPr>
+      <w:rPr>
+        <w:rFonts w:ascii="Symbol" w:hAnsi="Symbol" w:hint="default"/>
+      </w:rPr>
+    </w:lvl>
+    <w:lvl w:ilvl="4" w:tplc="40090003" w:tentative="1">
+      <w:start w:val="1"/>
+      <w:numFmt w:val="bullet"/>
+      <w:lvlText w:val="o"/>
+      <w:lvlJc w:val="left"/>
+      <w:pPr>
+        <w:ind w:left="3600" w:hanging="360"/>
+      </w:pPr>
+      <w:rPr>
+        <w:rFonts w:ascii="Courier New" w:hAnsi="Courier New" w:cs="Courier New" w:hint="default"/>
+      </w:rPr>
+    </w:lvl>
+    <w:lvl w:ilvl="5" w:tplc="40090005" w:tentative="1">
+      <w:start w:val="1"/>
+      <w:numFmt w:val="bullet"/>
+      <w:lvlText w:val=""/>
+      <w:lvlJc w:val="left"/>
+      <w:pPr>
+        <w:ind w:left="4320" w:hanging="360"/>
+      </w:pPr>
+      <w:rPr>
+        <w:rFonts w:ascii="Wingdings" w:hAnsi="Wingdings" w:hint="default"/>
+      </w:rPr>
+    </w:lvl>
+    <w:lvl w:ilvl="6" w:tplc="40090001" w:tentative="1">
+      <w:start w:val="1"/>
+      <w:numFmt w:val="bullet"/>
+      <w:lvlText w:val=""/>
+      <w:lvlJc w:val="left"/>
+      <w:pPr>
+        <w:ind w:left="5040" w:hanging="360"/>
+      </w:pPr>
+      <w:rPr>
+        <w:rFonts w:ascii="Symbol" w:hAnsi="Symbol" w:hint="default"/>
+      </w:rPr>
+    </w:lvl>
+    <w:lvl w:ilvl="7" w:tplc="40090003" w:tentative="1">
+      <w:start w:val="1"/>
+      <w:numFmt w:val="bullet"/>
+      <w:lvlText w:val="o"/>
+      <w:lvlJc w:val="left"/>
+      <w:pPr>
+        <w:ind w:left="5760" w:hanging="360"/>
+      </w:pPr>
+      <w:rPr>
+        <w:rFonts w:ascii="Courier New" w:hAnsi="Courier New" w:cs="Courier New" w:hint="default"/>
+      </w:rPr>
+    </w:lvl>
+    <w:lvl w:ilvl="8" w:tplc="40090005" w:tentative="1">
+      <w:start w:val="1"/>
+      <w:numFmt w:val="bullet"/>
+      <w:lvlText w:val=""/>
+      <w:lvlJc w:val="left"/>
+      <w:pPr>
+        <w:ind w:left="6480" w:hanging="360"/>
+      </w:pPr>
+      <w:rPr>
+        <w:rFonts w:ascii="Wingdings" w:hAnsi="Wingdings" w:hint="default"/>
+      </w:rPr>
+    </w:lvl>
+  </w:abstractNum>
+  <w:num w:numId="1">
+    <w:abstractNumId w:val="1"/>
+  </w:num>
+  <w:num w:numId="2">
+    <w:abstractNumId w:val="0"/>
+  </w:num>
+</w:numbering>
 </file>
 
 <file path=word/styles.xml><?xml version="1.0" encoding="utf-8"?>
@@ -1163,6 +2659,17 @@
     <w:semiHidden/>
     <w:unhideWhenUsed/>
   </w:style>
+  <w:style w:type="paragraph" w:styleId="ListParagraph">
+    <w:name w:val="List Paragraph"/>
+    <w:basedOn w:val="Normal"/>
+    <w:uiPriority w:val="34"/>
+    <w:qFormat/>
+    <w:rsid w:val="00331C58"/>
+    <w:pPr>
+      <w:ind w:left="720"/>
+      <w:contextualSpacing/>
+    </w:pPr>
+  </w:style>
 </w:styles>
 </file>
 

--- a/JavaRevision/Notes.docx
+++ b/JavaRevision/Notes.docx
@@ -1,6 +1,7 @@
 
 <file path=word/document.xml><?xml version="1.0" encoding="utf-8"?>
 <w:document xmlns:wpc="http://schemas.microsoft.com/office/word/2010/wordprocessingCanvas" xmlns:cx="http://schemas.microsoft.com/office/drawing/2014/chartex" xmlns:cx1="http://schemas.microsoft.com/office/drawing/2015/9/8/chartex" xmlns:cx2="http://schemas.microsoft.com/office/drawing/2015/10/21/chartex" xmlns:cx3="http://schemas.microsoft.com/office/drawing/2016/5/9/chartex" xmlns:cx4="http://schemas.microsoft.com/office/drawing/2016/5/10/chartex" xmlns:cx5="http://schemas.microsoft.com/office/drawing/2016/5/11/chartex" xmlns:cx6="http://schemas.microsoft.com/office/drawing/2016/5/12/chartex" xmlns:cx7="http://schemas.microsoft.com/office/drawing/2016/5/13/chartex" xmlns:cx8="http://schemas.microsoft.com/office/drawing/2016/5/14/chartex" xmlns:mc="http://schemas.openxmlformats.org/markup-compatibility/2006" xmlns:aink="http://schemas.microsoft.com/office/drawing/2016/ink" xmlns:am3d="http://schemas.microsoft.com/office/drawing/2017/model3d" xmlns:o="urn:schemas-microsoft-com:office:office" xmlns:r="http://schemas.openxmlformats.org/officeDocument/2006/relationships" xmlns:m="http://schemas.openxmlformats.org/officeDocument/2006/math" xmlns:v="urn:schemas-microsoft-com:vml" xmlns:wp14="http://schemas.microsoft.com/office/word/2010/wordprocessingDrawing" xmlns:wp="http://schemas.openxmlformats.org/drawingml/2006/wordprocessingDrawing" xmlns:w10="urn:schemas-microsoft-com:office:word" xmlns:w="http://schemas.openxmlformats.org/wordprocessingml/2006/main" xmlns:w14="http://schemas.microsoft.com/office/word/2010/wordml" xmlns:w15="http://schemas.microsoft.com/office/word/2012/wordml" xmlns:w16cex="http://schemas.microsoft.com/office/word/2018/wordml/cex" xmlns:w16cid="http://schemas.microsoft.com/office/word/2016/wordml/cid" xmlns:w16="http://schemas.microsoft.com/office/word/2018/wordml" xmlns:w16sdtdh="http://schemas.microsoft.com/office/word/2020/wordml/sdtdatahash" xmlns:w16se="http://schemas.microsoft.com/office/word/2015/wordml/symex" xmlns:wpg="http://schemas.microsoft.com/office/word/2010/wordprocessingGroup" xmlns:wpi="http://schemas.microsoft.com/office/word/2010/wordprocessingInk" xmlns:wne="http://schemas.microsoft.com/office/word/2006/wordml" xmlns:wps="http://schemas.microsoft.com/office/word/2010/wordprocessingShape" mc:Ignorable="w14 w15 w16se w16cid w16 w16cex w16sdtdh wp14">
+  <w:background w:color="FFFFFF" w:themeColor="background1"/>
   <w:body>
     <w:p>
       <w:pPr>
@@ -15,6 +16,8 @@
       <w:r>
         <w:rPr>
           <w:noProof/>
+          <w:color w:val="C00000"/>
+          <w:highlight w:val="yellow"/>
         </w:rPr>
         <mc:AlternateContent>
           <mc:Choice Requires="wps">
@@ -182,6 +185,8 @@
         <w:rPr>
           <w:b/>
           <w:bCs/>
+          <w:color w:val="C00000"/>
+          <w:highlight w:val="yellow"/>
         </w:rPr>
         <w:t>BYTE CODE &amp; JVM</w:t>
       </w:r>
@@ -189,16 +194,23 @@
         <w:rPr>
           <w:b/>
           <w:bCs/>
+          <w:color w:val="C00000"/>
+          <w:highlight w:val="yellow"/>
         </w:rPr>
         <w:t xml:space="preserve"> (</w:t>
       </w:r>
       <w:r>
+        <w:rPr>
+          <w:color w:val="C00000"/>
+          <w:highlight w:val="yellow"/>
+        </w:rPr>
         <w:t>Java virtual machine</w:t>
       </w:r>
       <w:r>
         <w:rPr>
           <w:b/>
           <w:bCs/>
+          <w:highlight w:val="yellow"/>
         </w:rPr>
         <w:t>)</w:t>
       </w:r>
@@ -1922,14 +1934,14 @@
           <w:b/>
           <w:bCs/>
         </w:rPr>
-        <w:t>J</w:t>
-      </w:r>
-      <w:r>
-        <w:rPr>
-          <w:b/>
-          <w:bCs/>
-        </w:rPr>
-        <w:t>ME</w:t>
+        <w:t xml:space="preserve">JME </w:t>
+      </w:r>
+      <w:r>
+        <w:rPr>
+          <w:b/>
+          <w:bCs/>
+        </w:rPr>
+        <w:sym w:font="Wingdings" w:char="F0E0"/>
       </w:r>
       <w:r>
         <w:rPr>
@@ -1939,6 +1951,63 @@
         <w:t xml:space="preserve"> </w:t>
       </w:r>
       <w:r>
+        <w:t>Java Micro Edition</w:t>
+      </w:r>
+      <w:r>
+        <w:t xml:space="preserve"> (Light Weight edition</w:t>
+      </w:r>
+      <w:r>
+        <w:t xml:space="preserve"> (early mobile)</w:t>
+      </w:r>
+      <w:r>
+        <w:t xml:space="preserve"> </w:t>
+      </w:r>
+      <w:r>
+        <w:t xml:space="preserve">not use today [Replace </w:t>
+      </w:r>
+      <w:proofErr w:type="spellStart"/>
+      <w:r>
+        <w:t>Andriod</w:t>
+      </w:r>
+      <w:proofErr w:type="spellEnd"/>
+      <w:r>
+        <w:t>]</w:t>
+      </w:r>
+      <w:r>
+        <w:t>)</w:t>
+      </w:r>
+    </w:p>
+    <w:p>
+      <w:r>
+        <w:br w:type="page"/>
+      </w:r>
+    </w:p>
+    <w:p>
+      <w:pPr>
+        <w:rPr>
+          <w:b/>
+          <w:bCs/>
+        </w:rPr>
+      </w:pPr>
+      <w:r>
+        <w:rPr>
+          <w:b/>
+          <w:bCs/>
+          <w:color w:val="C00000"/>
+          <w:highlight w:val="yellow"/>
+        </w:rPr>
+        <w:lastRenderedPageBreak/>
+        <w:t>STRING</w:t>
+      </w:r>
+      <w:r>
+        <w:rPr>
+          <w:b/>
+          <w:bCs/>
+          <w:color w:val="C00000"/>
+        </w:rPr>
+        <w:t xml:space="preserve">  </w:t>
+      </w:r>
+      <w:r>
         <w:rPr>
           <w:b/>
           <w:bCs/>
@@ -1952,43 +2021,1290 @@
         </w:rPr>
         <w:t xml:space="preserve"> </w:t>
       </w:r>
-      <w:r>
-        <w:t xml:space="preserve">Java </w:t>
-      </w:r>
-      <w:r>
-        <w:t>Micro</w:t>
-      </w:r>
-      <w:r>
-        <w:t xml:space="preserve"> Edition</w:t>
-      </w:r>
-      <w:r>
-        <w:t xml:space="preserve"> (Light Weight edition</w:t>
-      </w:r>
-      <w:r>
-        <w:t xml:space="preserve"> (early mobile)</w:t>
-      </w:r>
-      <w:r>
+      <w:proofErr w:type="spellStart"/>
+      <w:proofErr w:type="gramStart"/>
+      <w:r>
+        <w:t>java</w:t>
+      </w:r>
+      <w:r>
+        <w:t>.lang</w:t>
+      </w:r>
+      <w:proofErr w:type="gramEnd"/>
+      <w:r>
+        <w:t>.String</w:t>
+      </w:r>
+      <w:proofErr w:type="spellEnd"/>
+      <w:r>
+        <w:t xml:space="preserve"> (</w:t>
+      </w:r>
+      <w:proofErr w:type="spellStart"/>
+      <w:r>
+        <w:t>java.lang</w:t>
+      </w:r>
+      <w:proofErr w:type="spellEnd"/>
+      <w:r>
+        <w:t xml:space="preserve"> {auto import})</w:t>
+      </w:r>
+    </w:p>
+    <w:p>
+      <w:r>
+        <w:rPr>
+          <w:b/>
+          <w:bCs/>
+        </w:rPr>
+        <w:t xml:space="preserve">Character </w:t>
+      </w:r>
+      <w:r>
+        <w:rPr>
+          <w:b/>
+          <w:bCs/>
+        </w:rPr>
+        <w:sym w:font="Wingdings" w:char="F0E0"/>
+      </w:r>
+      <w:r>
+        <w:rPr>
+          <w:b/>
+          <w:bCs/>
+        </w:rPr>
         <w:t xml:space="preserve"> </w:t>
       </w:r>
       <w:r>
-        <w:t xml:space="preserve">not use today [Replace </w:t>
-      </w:r>
-      <w:proofErr w:type="spellStart"/>
-      <w:r>
-        <w:t>Andriod</w:t>
-      </w:r>
-      <w:proofErr w:type="spellEnd"/>
-      <w:r>
-        <w:t>]</w:t>
-      </w:r>
-      <w:r>
-        <w:t>)</w:t>
+        <w:t>‘A</w:t>
+      </w:r>
+      <w:proofErr w:type="gramStart"/>
+      <w:r>
+        <w:t>’ ,</w:t>
+      </w:r>
+      <w:proofErr w:type="gramEnd"/>
+      <w:r>
+        <w:t xml:space="preserve"> ’a’ , </w:t>
+      </w:r>
+      <w:r>
+        <w:t>_ _ _ _ _ _ _ _ _</w:t>
+      </w:r>
+      <w:r>
+        <w:t xml:space="preserve"> , ‘1‘ , ‘2’, _ _ _ _ _ _ _ _ _</w:t>
+      </w:r>
+    </w:p>
+    <w:p>
+      <w:r>
+        <w:rPr>
+          <w:b/>
+          <w:bCs/>
+          <w:noProof/>
+        </w:rPr>
+        <mc:AlternateContent>
+          <mc:Choice Requires="wps">
+            <w:drawing>
+              <wp:anchor distT="0" distB="0" distL="114300" distR="114300" simplePos="0" relativeHeight="251674624" behindDoc="0" locked="0" layoutInCell="1" allowOverlap="1" wp14:anchorId="3E47822A" wp14:editId="2B641CA9">
+                <wp:simplePos x="0" y="0"/>
+                <wp:positionH relativeFrom="column">
+                  <wp:posOffset>173355</wp:posOffset>
+                </wp:positionH>
+                <wp:positionV relativeFrom="paragraph">
+                  <wp:posOffset>173355</wp:posOffset>
+                </wp:positionV>
+                <wp:extent cx="400050" cy="190500"/>
+                <wp:effectExtent l="0" t="0" r="76200" b="95250"/>
+                <wp:wrapNone/>
+                <wp:docPr id="12" name="Connector: Curved 12"/>
+                <wp:cNvGraphicFramePr/>
+                <a:graphic xmlns:a="http://schemas.openxmlformats.org/drawingml/2006/main">
+                  <a:graphicData uri="http://schemas.microsoft.com/office/word/2010/wordprocessingShape">
+                    <wps:wsp>
+                      <wps:cNvCnPr/>
+                      <wps:spPr>
+                        <a:xfrm>
+                          <a:off x="0" y="0"/>
+                          <a:ext cx="400050" cy="190500"/>
+                        </a:xfrm>
+                        <a:prstGeom prst="curvedConnector3">
+                          <a:avLst>
+                            <a:gd name="adj1" fmla="val 2381"/>
+                          </a:avLst>
+                        </a:prstGeom>
+                        <a:ln>
+                          <a:tailEnd type="triangle"/>
+                        </a:ln>
+                      </wps:spPr>
+                      <wps:style>
+                        <a:lnRef idx="1">
+                          <a:schemeClr val="accent1"/>
+                        </a:lnRef>
+                        <a:fillRef idx="0">
+                          <a:schemeClr val="accent1"/>
+                        </a:fillRef>
+                        <a:effectRef idx="0">
+                          <a:schemeClr val="accent1"/>
+                        </a:effectRef>
+                        <a:fontRef idx="minor">
+                          <a:schemeClr val="tx1"/>
+                        </a:fontRef>
+                      </wps:style>
+                      <wps:bodyPr/>
+                    </wps:wsp>
+                  </a:graphicData>
+                </a:graphic>
+              </wp:anchor>
+            </w:drawing>
+          </mc:Choice>
+          <mc:Fallback>
+            <w:pict>
+              <v:shapetype w14:anchorId="7300674F" id="_x0000_t38" coordsize="21600,21600" o:spt="38" o:oned="t" path="m,c@0,0@1,5400@1,10800@1,16200@2,21600,21600,21600e" filled="f">
+                <v:formulas>
+                  <v:f eqn="mid #0 0"/>
+                  <v:f eqn="val #0"/>
+                  <v:f eqn="mid #0 21600"/>
+                </v:formulas>
+                <v:path arrowok="t" fillok="f" o:connecttype="none"/>
+                <v:handles>
+                  <v:h position="#0,center"/>
+                </v:handles>
+                <o:lock v:ext="edit" shapetype="t"/>
+              </v:shapetype>
+              <v:shape id="Connector: Curved 12" o:spid="_x0000_s1026" type="#_x0000_t38" style="position:absolute;margin-left:13.65pt;margin-top:13.65pt;width:31.5pt;height:15pt;z-index:251674624;visibility:visible;mso-wrap-style:square;mso-wrap-distance-left:9pt;mso-wrap-distance-top:0;mso-wrap-distance-right:9pt;mso-wrap-distance-bottom:0;mso-position-horizontal:absolute;mso-position-horizontal-relative:text;mso-position-vertical:absolute;mso-position-vertical-relative:text" o:gfxdata="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" adj="514" strokecolor="#4472c4 [3204]" strokeweight=".5pt">
+                <v:stroke endarrow="block" joinstyle="miter"/>
+              </v:shape>
+            </w:pict>
+          </mc:Fallback>
+        </mc:AlternateContent>
+      </w:r>
+      <w:r>
+        <w:rPr>
+          <w:b/>
+          <w:bCs/>
+        </w:rPr>
+        <w:t>String</w:t>
+      </w:r>
+      <w:r>
+        <w:rPr>
+          <w:b/>
+          <w:bCs/>
+        </w:rPr>
+        <w:t xml:space="preserve"> </w:t>
+      </w:r>
+      <w:r>
+        <w:rPr>
+          <w:b/>
+          <w:bCs/>
+        </w:rPr>
+        <w:sym w:font="Wingdings" w:char="F0E0"/>
+      </w:r>
+      <w:r>
+        <w:rPr>
+          <w:b/>
+          <w:bCs/>
+        </w:rPr>
+        <w:t xml:space="preserve"> </w:t>
+      </w:r>
+      <w:r>
+        <w:t>Sequence of character.</w:t>
+      </w:r>
+      <w:r>
+        <w:t xml:space="preserve">    String is non-primitive data type.</w:t>
+      </w:r>
+      <w:r>
+        <w:t xml:space="preserve">     </w:t>
+      </w:r>
+    </w:p>
+    <w:p>
+      <w:pPr>
+        <w:tabs>
+          <w:tab w:val="left" w:pos="930"/>
+        </w:tabs>
+      </w:pPr>
+      <w:r>
+        <w:rPr>
+          <w:noProof/>
+        </w:rPr>
+        <w:drawing>
+          <wp:anchor distT="0" distB="0" distL="114300" distR="114300" simplePos="0" relativeHeight="251681792" behindDoc="0" locked="0" layoutInCell="1" allowOverlap="1" wp14:anchorId="61439D45" wp14:editId="3EC5A082">
+            <wp:simplePos x="0" y="0"/>
+            <wp:positionH relativeFrom="column">
+              <wp:posOffset>3952875</wp:posOffset>
+            </wp:positionH>
+            <wp:positionV relativeFrom="paragraph">
+              <wp:posOffset>10160</wp:posOffset>
+            </wp:positionV>
+            <wp:extent cx="2247900" cy="1780540"/>
+            <wp:effectExtent l="0" t="0" r="0" b="0"/>
+            <wp:wrapSquare wrapText="bothSides"/>
+            <wp:docPr id="26" name="Picture 26"/>
+            <wp:cNvGraphicFramePr>
+              <a:graphicFrameLocks xmlns:a="http://schemas.openxmlformats.org/drawingml/2006/main" noChangeAspect="1"/>
+            </wp:cNvGraphicFramePr>
+            <a:graphic xmlns:a="http://schemas.openxmlformats.org/drawingml/2006/main">
+              <a:graphicData uri="http://schemas.openxmlformats.org/drawingml/2006/picture">
+                <pic:pic xmlns:pic="http://schemas.openxmlformats.org/drawingml/2006/picture">
+                  <pic:nvPicPr>
+                    <pic:cNvPr id="1" name=""/>
+                    <pic:cNvPicPr/>
+                  </pic:nvPicPr>
+                  <pic:blipFill>
+                    <a:blip r:embed="rId8" cstate="print">
+                      <a:extLst>
+                        <a:ext uri="{28A0092B-C50C-407E-A947-70E740481C1C}">
+                          <a14:useLocalDpi xmlns:a14="http://schemas.microsoft.com/office/drawing/2010/main" val="0"/>
+                        </a:ext>
+                      </a:extLst>
+                    </a:blip>
+                    <a:stretch>
+                      <a:fillRect/>
+                    </a:stretch>
+                  </pic:blipFill>
+                  <pic:spPr>
+                    <a:xfrm>
+                      <a:off x="0" y="0"/>
+                      <a:ext cx="2247900" cy="1780540"/>
+                    </a:xfrm>
+                    <a:prstGeom prst="rect">
+                      <a:avLst/>
+                    </a:prstGeom>
+                  </pic:spPr>
+                </pic:pic>
+              </a:graphicData>
+            </a:graphic>
+            <wp14:sizeRelH relativeFrom="page">
+              <wp14:pctWidth>0</wp14:pctWidth>
+            </wp14:sizeRelH>
+            <wp14:sizeRelV relativeFrom="page">
+              <wp14:pctHeight>0</wp14:pctHeight>
+            </wp14:sizeRelV>
+          </wp:anchor>
+        </w:drawing>
+      </w:r>
+      <w:r>
+        <w:tab/>
+        <w:t xml:space="preserve">Char </w:t>
+      </w:r>
+      <w:proofErr w:type="gramStart"/>
+      <w:r>
+        <w:t>[ ]</w:t>
+      </w:r>
+      <w:proofErr w:type="gramEnd"/>
+      <w:r>
+        <w:t xml:space="preserve"> </w:t>
+      </w:r>
+      <w:r>
+        <w:sym w:font="Wingdings" w:char="F0E0"/>
+      </w:r>
+      <w:r>
+        <w:t xml:space="preserve"> [</w:t>
+      </w:r>
+      <w:r>
+        <w:t xml:space="preserve"> </w:t>
+      </w:r>
+      <w:r>
+        <w:t>‘a’,</w:t>
+      </w:r>
+      <w:r>
+        <w:t xml:space="preserve"> </w:t>
+      </w:r>
+      <w:r>
+        <w:t>‘</w:t>
+      </w:r>
+      <w:r>
+        <w:t>k</w:t>
+      </w:r>
+      <w:r>
+        <w:t>’,</w:t>
+      </w:r>
+      <w:r>
+        <w:t xml:space="preserve"> </w:t>
+      </w:r>
+      <w:r>
+        <w:t>‘</w:t>
+      </w:r>
+      <w:r>
+        <w:t>s</w:t>
+      </w:r>
+      <w:r>
+        <w:t>,</w:t>
+      </w:r>
+      <w:r>
+        <w:t xml:space="preserve"> </w:t>
+      </w:r>
+      <w:r>
+        <w:t>‘</w:t>
+      </w:r>
+      <w:r>
+        <w:t>h</w:t>
+      </w:r>
+      <w:r>
+        <w:t>,</w:t>
+      </w:r>
+      <w:r>
+        <w:t xml:space="preserve"> </w:t>
+      </w:r>
+      <w:r>
+        <w:t>‘</w:t>
+      </w:r>
+      <w:r>
+        <w:t>a</w:t>
+      </w:r>
+      <w:r>
+        <w:t>,</w:t>
+      </w:r>
+      <w:r>
+        <w:t xml:space="preserve"> </w:t>
+      </w:r>
+      <w:r>
+        <w:t>‘</w:t>
+      </w:r>
+      <w:r>
+        <w:t>t’ ]</w:t>
+      </w:r>
+    </w:p>
+    <w:p>
+      <w:pPr>
+        <w:tabs>
+          <w:tab w:val="left" w:pos="930"/>
+        </w:tabs>
+      </w:pPr>
+      <w:r>
+        <w:rPr>
+          <w:noProof/>
+        </w:rPr>
+        <mc:AlternateContent>
+          <mc:Choice Requires="wps">
+            <w:drawing>
+              <wp:anchor distT="0" distB="0" distL="114300" distR="114300" simplePos="0" relativeHeight="251677696" behindDoc="0" locked="0" layoutInCell="1" allowOverlap="1" wp14:anchorId="09D4E083" wp14:editId="04776CCF">
+                <wp:simplePos x="0" y="0"/>
+                <wp:positionH relativeFrom="column">
+                  <wp:posOffset>1676400</wp:posOffset>
+                </wp:positionH>
+                <wp:positionV relativeFrom="paragraph">
+                  <wp:posOffset>219710</wp:posOffset>
+                </wp:positionV>
+                <wp:extent cx="1781175" cy="323850"/>
+                <wp:effectExtent l="0" t="0" r="28575" b="19050"/>
+                <wp:wrapNone/>
+                <wp:docPr id="22" name="Rectangle 22"/>
+                <wp:cNvGraphicFramePr/>
+                <a:graphic xmlns:a="http://schemas.openxmlformats.org/drawingml/2006/main">
+                  <a:graphicData uri="http://schemas.microsoft.com/office/word/2010/wordprocessingShape">
+                    <wps:wsp>
+                      <wps:cNvSpPr/>
+                      <wps:spPr>
+                        <a:xfrm>
+                          <a:off x="0" y="0"/>
+                          <a:ext cx="1781175" cy="323850"/>
+                        </a:xfrm>
+                        <a:prstGeom prst="rect">
+                          <a:avLst/>
+                        </a:prstGeom>
+                        <a:noFill/>
+                        <a:ln w="9525" cap="flat" cmpd="sng" algn="ctr">
+                          <a:solidFill>
+                            <a:schemeClr val="accent2"/>
+                          </a:solidFill>
+                          <a:prstDash val="solid"/>
+                          <a:round/>
+                          <a:headEnd type="none" w="med" len="med"/>
+                          <a:tailEnd type="none" w="med" len="med"/>
+                        </a:ln>
+                      </wps:spPr>
+                      <wps:style>
+                        <a:lnRef idx="0">
+                          <a:scrgbClr r="0" g="0" b="0"/>
+                        </a:lnRef>
+                        <a:fillRef idx="0">
+                          <a:scrgbClr r="0" g="0" b="0"/>
+                        </a:fillRef>
+                        <a:effectRef idx="0">
+                          <a:scrgbClr r="0" g="0" b="0"/>
+                        </a:effectRef>
+                        <a:fontRef idx="minor">
+                          <a:schemeClr val="accent2"/>
+                        </a:fontRef>
+                      </wps:style>
+                      <wps:bodyPr rot="0" spcFirstLastPara="0" vertOverflow="overflow" horzOverflow="overflow" vert="horz" wrap="square" lIns="91440" tIns="45720" rIns="91440" bIns="45720" numCol="1" spcCol="0" rtlCol="0" fromWordArt="0" anchor="ctr" anchorCtr="0" forceAA="0" compatLnSpc="1">
+                        <a:prstTxWarp prst="textNoShape">
+                          <a:avLst/>
+                        </a:prstTxWarp>
+                        <a:noAutofit/>
+                      </wps:bodyPr>
+                    </wps:wsp>
+                  </a:graphicData>
+                </a:graphic>
+              </wp:anchor>
+            </w:drawing>
+          </mc:Choice>
+          <mc:Fallback>
+            <w:pict>
+              <v:rect w14:anchorId="7C2CC9FE" id="Rectangle 22" o:spid="_x0000_s1026" style="position:absolute;margin-left:132pt;margin-top:17.3pt;width:140.25pt;height:25.5pt;z-index:251677696;visibility:visible;mso-wrap-style:square;mso-wrap-distance-left:9pt;mso-wrap-distance-top:0;mso-wrap-distance-right:9pt;mso-wrap-distance-bottom:0;mso-position-horizontal:absolute;mso-position-horizontal-relative:text;mso-position-vertical:absolute;mso-position-vertical-relative:text;v-text-anchor:middle" o:gfxdata="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" filled="f" strokecolor="#ed7d31 [3205]">
+                <v:stroke joinstyle="round"/>
+              </v:rect>
+            </w:pict>
+          </mc:Fallback>
+        </mc:AlternateContent>
+      </w:r>
+      <w:r>
+        <w:t xml:space="preserve">String </w:t>
+      </w:r>
+      <w:r>
+        <w:sym w:font="Wingdings" w:char="F0E0"/>
+      </w:r>
+      <w:r>
+        <w:t xml:space="preserve"> Immutable Class</w:t>
+      </w:r>
+      <w:r>
+        <w:t>.</w:t>
+      </w:r>
+      <w:r>
+        <w:t xml:space="preserve">                    </w:t>
+      </w:r>
+    </w:p>
+    <w:p>
+      <w:pPr>
+        <w:tabs>
+          <w:tab w:val="left" w:pos="930"/>
+        </w:tabs>
+      </w:pPr>
+      <w:r>
+        <w:rPr>
+          <w:noProof/>
+        </w:rPr>
+        <mc:AlternateContent>
+          <mc:Choice Requires="wps">
+            <w:drawing>
+              <wp:anchor distT="0" distB="0" distL="114300" distR="114300" simplePos="0" relativeHeight="251682816" behindDoc="0" locked="0" layoutInCell="1" allowOverlap="1" wp14:anchorId="5BA87D91" wp14:editId="7027980F">
+                <wp:simplePos x="0" y="0"/>
+                <wp:positionH relativeFrom="column">
+                  <wp:posOffset>3476625</wp:posOffset>
+                </wp:positionH>
+                <wp:positionV relativeFrom="paragraph">
+                  <wp:posOffset>76835</wp:posOffset>
+                </wp:positionV>
+                <wp:extent cx="447675" cy="0"/>
+                <wp:effectExtent l="0" t="76200" r="9525" b="95250"/>
+                <wp:wrapNone/>
+                <wp:docPr id="28" name="Straight Arrow Connector 28"/>
+                <wp:cNvGraphicFramePr/>
+                <a:graphic xmlns:a="http://schemas.openxmlformats.org/drawingml/2006/main">
+                  <a:graphicData uri="http://schemas.microsoft.com/office/word/2010/wordprocessingShape">
+                    <wps:wsp>
+                      <wps:cNvCnPr/>
+                      <wps:spPr>
+                        <a:xfrm>
+                          <a:off x="0" y="0"/>
+                          <a:ext cx="447675" cy="0"/>
+                        </a:xfrm>
+                        <a:prstGeom prst="straightConnector1">
+                          <a:avLst/>
+                        </a:prstGeom>
+                        <a:ln>
+                          <a:tailEnd type="triangle"/>
+                        </a:ln>
+                      </wps:spPr>
+                      <wps:style>
+                        <a:lnRef idx="1">
+                          <a:schemeClr val="dk1"/>
+                        </a:lnRef>
+                        <a:fillRef idx="0">
+                          <a:schemeClr val="dk1"/>
+                        </a:fillRef>
+                        <a:effectRef idx="0">
+                          <a:schemeClr val="dk1"/>
+                        </a:effectRef>
+                        <a:fontRef idx="minor">
+                          <a:schemeClr val="tx1"/>
+                        </a:fontRef>
+                      </wps:style>
+                      <wps:bodyPr/>
+                    </wps:wsp>
+                  </a:graphicData>
+                </a:graphic>
+              </wp:anchor>
+            </w:drawing>
+          </mc:Choice>
+          <mc:Fallback>
+            <w:pict>
+              <v:shapetype w14:anchorId="286C23B4" id="_x0000_t32" coordsize="21600,21600" o:spt="32" o:oned="t" path="m,l21600,21600e" filled="f">
+                <v:path arrowok="t" fillok="f" o:connecttype="none"/>
+                <o:lock v:ext="edit" shapetype="t"/>
+              </v:shapetype>
+              <v:shape id="Straight Arrow Connector 28" o:spid="_x0000_s1026" type="#_x0000_t32" style="position:absolute;margin-left:273.75pt;margin-top:6.05pt;width:35.25pt;height:0;z-index:251682816;visibility:visible;mso-wrap-style:square;mso-wrap-distance-left:9pt;mso-wrap-distance-top:0;mso-wrap-distance-right:9pt;mso-wrap-distance-bottom:0;mso-position-horizontal:absolute;mso-position-horizontal-relative:text;mso-position-vertical:absolute;mso-position-vertical-relative:text" o:gfxdata="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" strokecolor="black [3200]" strokeweight=".5pt">
+                <v:stroke endarrow="block" joinstyle="miter"/>
+              </v:shape>
+            </w:pict>
+          </mc:Fallback>
+        </mc:AlternateContent>
+      </w:r>
+      <w:r>
+        <w:rPr>
+          <w:noProof/>
+        </w:rPr>
+        <mc:AlternateContent>
+          <mc:Choice Requires="wps">
+            <w:drawing>
+              <wp:anchor distT="0" distB="0" distL="114300" distR="114300" simplePos="0" relativeHeight="251680768" behindDoc="0" locked="0" layoutInCell="1" allowOverlap="1" wp14:anchorId="4AA76520" wp14:editId="547C17D5">
+                <wp:simplePos x="0" y="0"/>
+                <wp:positionH relativeFrom="column">
+                  <wp:posOffset>314325</wp:posOffset>
+                </wp:positionH>
+                <wp:positionV relativeFrom="paragraph">
+                  <wp:posOffset>181610</wp:posOffset>
+                </wp:positionV>
+                <wp:extent cx="409575" cy="123825"/>
+                <wp:effectExtent l="38100" t="0" r="28575" b="66675"/>
+                <wp:wrapNone/>
+                <wp:docPr id="25" name="Straight Arrow Connector 25"/>
+                <wp:cNvGraphicFramePr/>
+                <a:graphic xmlns:a="http://schemas.openxmlformats.org/drawingml/2006/main">
+                  <a:graphicData uri="http://schemas.microsoft.com/office/word/2010/wordprocessingShape">
+                    <wps:wsp>
+                      <wps:cNvCnPr/>
+                      <wps:spPr>
+                        <a:xfrm flipH="1">
+                          <a:off x="0" y="0"/>
+                          <a:ext cx="409575" cy="123825"/>
+                        </a:xfrm>
+                        <a:prstGeom prst="straightConnector1">
+                          <a:avLst/>
+                        </a:prstGeom>
+                        <a:ln>
+                          <a:tailEnd type="triangle"/>
+                        </a:ln>
+                      </wps:spPr>
+                      <wps:style>
+                        <a:lnRef idx="1">
+                          <a:schemeClr val="accent1"/>
+                        </a:lnRef>
+                        <a:fillRef idx="0">
+                          <a:schemeClr val="accent1"/>
+                        </a:fillRef>
+                        <a:effectRef idx="0">
+                          <a:schemeClr val="accent1"/>
+                        </a:effectRef>
+                        <a:fontRef idx="minor">
+                          <a:schemeClr val="tx1"/>
+                        </a:fontRef>
+                      </wps:style>
+                      <wps:bodyPr/>
+                    </wps:wsp>
+                  </a:graphicData>
+                </a:graphic>
+              </wp:anchor>
+            </w:drawing>
+          </mc:Choice>
+          <mc:Fallback>
+            <w:pict>
+              <v:shape w14:anchorId="423AF83F" id="Straight Arrow Connector 25" o:spid="_x0000_s1026" type="#_x0000_t32" style="position:absolute;margin-left:24.75pt;margin-top:14.3pt;width:32.25pt;height:9.75pt;flip:x;z-index:251680768;visibility:visible;mso-wrap-style:square;mso-wrap-distance-left:9pt;mso-wrap-distance-top:0;mso-wrap-distance-right:9pt;mso-wrap-distance-bottom:0;mso-position-horizontal:absolute;mso-position-horizontal-relative:text;mso-position-vertical:absolute;mso-position-vertical-relative:text" o:gfxdata="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" strokecolor="#4472c4 [3204]" strokeweight=".5pt">
+                <v:stroke endarrow="block" joinstyle="miter"/>
+              </v:shape>
+            </w:pict>
+          </mc:Fallback>
+        </mc:AlternateContent>
+      </w:r>
+      <w:r>
+        <w:rPr>
+          <w:noProof/>
+        </w:rPr>
+        <mc:AlternateContent>
+          <mc:Choice Requires="wps">
+            <w:drawing>
+              <wp:anchor distT="0" distB="0" distL="114300" distR="114300" simplePos="0" relativeHeight="251679744" behindDoc="0" locked="0" layoutInCell="1" allowOverlap="1" wp14:anchorId="595B4F54" wp14:editId="6DC89F32">
+                <wp:simplePos x="0" y="0"/>
+                <wp:positionH relativeFrom="column">
+                  <wp:posOffset>771525</wp:posOffset>
+                </wp:positionH>
+                <wp:positionV relativeFrom="paragraph">
+                  <wp:posOffset>181610</wp:posOffset>
+                </wp:positionV>
+                <wp:extent cx="266700" cy="142875"/>
+                <wp:effectExtent l="0" t="0" r="57150" b="47625"/>
+                <wp:wrapNone/>
+                <wp:docPr id="24" name="Straight Arrow Connector 24"/>
+                <wp:cNvGraphicFramePr/>
+                <a:graphic xmlns:a="http://schemas.openxmlformats.org/drawingml/2006/main">
+                  <a:graphicData uri="http://schemas.microsoft.com/office/word/2010/wordprocessingShape">
+                    <wps:wsp>
+                      <wps:cNvCnPr/>
+                      <wps:spPr>
+                        <a:xfrm>
+                          <a:off x="0" y="0"/>
+                          <a:ext cx="266700" cy="142875"/>
+                        </a:xfrm>
+                        <a:prstGeom prst="straightConnector1">
+                          <a:avLst/>
+                        </a:prstGeom>
+                        <a:ln>
+                          <a:tailEnd type="triangle"/>
+                        </a:ln>
+                      </wps:spPr>
+                      <wps:style>
+                        <a:lnRef idx="1">
+                          <a:schemeClr val="accent1"/>
+                        </a:lnRef>
+                        <a:fillRef idx="0">
+                          <a:schemeClr val="accent1"/>
+                        </a:fillRef>
+                        <a:effectRef idx="0">
+                          <a:schemeClr val="accent1"/>
+                        </a:effectRef>
+                        <a:fontRef idx="minor">
+                          <a:schemeClr val="tx1"/>
+                        </a:fontRef>
+                      </wps:style>
+                      <wps:bodyPr/>
+                    </wps:wsp>
+                  </a:graphicData>
+                </a:graphic>
+              </wp:anchor>
+            </w:drawing>
+          </mc:Choice>
+          <mc:Fallback>
+            <w:pict>
+              <v:shape w14:anchorId="1C80F553" id="Straight Arrow Connector 24" o:spid="_x0000_s1026" type="#_x0000_t32" style="position:absolute;margin-left:60.75pt;margin-top:14.3pt;width:21pt;height:11.25pt;z-index:251679744;visibility:visible;mso-wrap-style:square;mso-wrap-distance-left:9pt;mso-wrap-distance-top:0;mso-wrap-distance-right:9pt;mso-wrap-distance-bottom:0;mso-position-horizontal:absolute;mso-position-horizontal-relative:text;mso-position-vertical:absolute;mso-position-vertical-relative:text" o:gfxdata="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" strokecolor="#4472c4 [3204]" strokeweight=".5pt">
+                <v:stroke endarrow="block" joinstyle="miter"/>
+              </v:shape>
+            </w:pict>
+          </mc:Fallback>
+        </mc:AlternateContent>
+      </w:r>
+      <w:r>
+        <w:t xml:space="preserve">                </w:t>
+      </w:r>
+      <w:r>
+        <w:rPr>
+          <w:u w:val="single"/>
+        </w:rPr>
+        <w:t xml:space="preserve"> </w:t>
+      </w:r>
+      <w:r>
+        <w:rPr>
+          <w:u w:val="single"/>
+        </w:rPr>
+        <w:t xml:space="preserve"> </w:t>
+      </w:r>
+      <w:r>
+        <w:rPr>
+          <w:u w:val="single"/>
+        </w:rPr>
+        <w:t>String</w:t>
+      </w:r>
+      <w:r>
+        <w:rPr>
+          <w:u w:val="single"/>
+        </w:rPr>
+        <w:t xml:space="preserve">  </w:t>
+      </w:r>
+      <w:r>
+        <w:t xml:space="preserve">                         Literal </w:t>
+      </w:r>
+      <w:r>
+        <w:sym w:font="Wingdings" w:char="F0E0"/>
+      </w:r>
+      <w:r>
+        <w:t xml:space="preserve"> String s </w:t>
+      </w:r>
+      <w:proofErr w:type="gramStart"/>
+      <w:r>
+        <w:t>=  ”</w:t>
+      </w:r>
+      <w:proofErr w:type="gramEnd"/>
+      <w:r>
+        <w:t>Hello”,</w:t>
+      </w:r>
+    </w:p>
+    <w:p>
+      <w:pPr>
+        <w:tabs>
+          <w:tab w:val="left" w:pos="1635"/>
+        </w:tabs>
+      </w:pPr>
+      <w:r>
+        <w:rPr>
+          <w:noProof/>
+        </w:rPr>
+        <mc:AlternateContent>
+          <mc:Choice Requires="wps">
+            <w:drawing>
+              <wp:anchor distT="0" distB="0" distL="114300" distR="114300" simplePos="0" relativeHeight="251684864" behindDoc="0" locked="0" layoutInCell="1" allowOverlap="1" wp14:anchorId="10CB3E79" wp14:editId="496AD1AC">
+                <wp:simplePos x="0" y="0"/>
+                <wp:positionH relativeFrom="column">
+                  <wp:posOffset>1266825</wp:posOffset>
+                </wp:positionH>
+                <wp:positionV relativeFrom="paragraph">
+                  <wp:posOffset>133985</wp:posOffset>
+                </wp:positionV>
+                <wp:extent cx="19050" cy="152400"/>
+                <wp:effectExtent l="57150" t="0" r="57150" b="57150"/>
+                <wp:wrapNone/>
+                <wp:docPr id="30" name="Connector: Curved 30"/>
+                <wp:cNvGraphicFramePr/>
+                <a:graphic xmlns:a="http://schemas.openxmlformats.org/drawingml/2006/main">
+                  <a:graphicData uri="http://schemas.microsoft.com/office/word/2010/wordprocessingShape">
+                    <wps:wsp>
+                      <wps:cNvCnPr/>
+                      <wps:spPr>
+                        <a:xfrm>
+                          <a:off x="0" y="0"/>
+                          <a:ext cx="19050" cy="152400"/>
+                        </a:xfrm>
+                        <a:prstGeom prst="curvedConnector3">
+                          <a:avLst/>
+                        </a:prstGeom>
+                        <a:ln>
+                          <a:tailEnd type="triangle"/>
+                        </a:ln>
+                      </wps:spPr>
+                      <wps:style>
+                        <a:lnRef idx="1">
+                          <a:schemeClr val="dk1"/>
+                        </a:lnRef>
+                        <a:fillRef idx="0">
+                          <a:schemeClr val="dk1"/>
+                        </a:fillRef>
+                        <a:effectRef idx="0">
+                          <a:schemeClr val="dk1"/>
+                        </a:effectRef>
+                        <a:fontRef idx="minor">
+                          <a:schemeClr val="tx1"/>
+                        </a:fontRef>
+                      </wps:style>
+                      <wps:bodyPr/>
+                    </wps:wsp>
+                  </a:graphicData>
+                </a:graphic>
+              </wp:anchor>
+            </w:drawing>
+          </mc:Choice>
+          <mc:Fallback>
+            <w:pict>
+              <v:shape w14:anchorId="16E3D18F" id="Connector: Curved 30" o:spid="_x0000_s1026" type="#_x0000_t38" style="position:absolute;margin-left:99.75pt;margin-top:10.55pt;width:1.5pt;height:12pt;z-index:251684864;visibility:visible;mso-wrap-style:square;mso-wrap-distance-left:9pt;mso-wrap-distance-top:0;mso-wrap-distance-right:9pt;mso-wrap-distance-bottom:0;mso-position-horizontal:absolute;mso-position-horizontal-relative:text;mso-position-vertical:absolute;mso-position-vertical-relative:text" o:gfxdata="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" adj="10800" strokecolor="black [3200]" strokeweight=".5pt">
+                <v:stroke endarrow="block" joinstyle="miter"/>
+              </v:shape>
+            </w:pict>
+          </mc:Fallback>
+        </mc:AlternateContent>
+      </w:r>
+      <w:r>
+        <w:rPr>
+          <w:noProof/>
+        </w:rPr>
+        <mc:AlternateContent>
+          <mc:Choice Requires="wps">
+            <w:drawing>
+              <wp:anchor distT="0" distB="0" distL="114300" distR="114300" simplePos="0" relativeHeight="251678720" behindDoc="0" locked="0" layoutInCell="1" allowOverlap="1" wp14:anchorId="380B9D4A" wp14:editId="54628755">
+                <wp:simplePos x="0" y="0"/>
+                <wp:positionH relativeFrom="column">
+                  <wp:posOffset>190500</wp:posOffset>
+                </wp:positionH>
+                <wp:positionV relativeFrom="paragraph">
+                  <wp:posOffset>153035</wp:posOffset>
+                </wp:positionV>
+                <wp:extent cx="9525" cy="190500"/>
+                <wp:effectExtent l="38100" t="0" r="66675" b="57150"/>
+                <wp:wrapNone/>
+                <wp:docPr id="23" name="Straight Arrow Connector 23"/>
+                <wp:cNvGraphicFramePr/>
+                <a:graphic xmlns:a="http://schemas.openxmlformats.org/drawingml/2006/main">
+                  <a:graphicData uri="http://schemas.microsoft.com/office/word/2010/wordprocessingShape">
+                    <wps:wsp>
+                      <wps:cNvCnPr/>
+                      <wps:spPr>
+                        <a:xfrm>
+                          <a:off x="0" y="0"/>
+                          <a:ext cx="9525" cy="190500"/>
+                        </a:xfrm>
+                        <a:prstGeom prst="straightConnector1">
+                          <a:avLst/>
+                        </a:prstGeom>
+                        <a:ln>
+                          <a:tailEnd type="triangle"/>
+                        </a:ln>
+                      </wps:spPr>
+                      <wps:style>
+                        <a:lnRef idx="1">
+                          <a:schemeClr val="accent1"/>
+                        </a:lnRef>
+                        <a:fillRef idx="0">
+                          <a:schemeClr val="accent1"/>
+                        </a:fillRef>
+                        <a:effectRef idx="0">
+                          <a:schemeClr val="accent1"/>
+                        </a:effectRef>
+                        <a:fontRef idx="minor">
+                          <a:schemeClr val="tx1"/>
+                        </a:fontRef>
+                      </wps:style>
+                      <wps:bodyPr/>
+                    </wps:wsp>
+                  </a:graphicData>
+                </a:graphic>
+              </wp:anchor>
+            </w:drawing>
+          </mc:Choice>
+          <mc:Fallback>
+            <w:pict>
+              <v:shape w14:anchorId="698E2E95" id="Straight Arrow Connector 23" o:spid="_x0000_s1026" type="#_x0000_t32" style="position:absolute;margin-left:15pt;margin-top:12.05pt;width:.75pt;height:15pt;z-index:251678720;visibility:visible;mso-wrap-style:square;mso-wrap-distance-left:9pt;mso-wrap-distance-top:0;mso-wrap-distance-right:9pt;mso-wrap-distance-bottom:0;mso-position-horizontal:absolute;mso-position-horizontal-relative:text;mso-position-vertical:absolute;mso-position-vertical-relative:text" o:gfxdata="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" strokecolor="#4472c4 [3204]" strokeweight=".5pt">
+                <v:stroke endarrow="block" joinstyle="miter"/>
+              </v:shape>
+            </w:pict>
+          </mc:Fallback>
+        </mc:AlternateContent>
+      </w:r>
+      <w:r>
+        <w:t>Literal</w:t>
+      </w:r>
+      <w:r>
+        <w:tab/>
+        <w:t>new</w:t>
+      </w:r>
+    </w:p>
+    <w:p>
+      <w:r>
+        <w:rPr>
+          <w:noProof/>
+        </w:rPr>
+        <w:drawing>
+          <wp:anchor distT="0" distB="0" distL="114300" distR="114300" simplePos="0" relativeHeight="251683840" behindDoc="0" locked="0" layoutInCell="1" allowOverlap="1" wp14:anchorId="04A0A406" wp14:editId="2D380D65">
+            <wp:simplePos x="0" y="0"/>
+            <wp:positionH relativeFrom="column">
+              <wp:posOffset>819150</wp:posOffset>
+            </wp:positionH>
+            <wp:positionV relativeFrom="paragraph">
+              <wp:posOffset>10160</wp:posOffset>
+            </wp:positionV>
+            <wp:extent cx="2609850" cy="1861185"/>
+            <wp:effectExtent l="0" t="0" r="0" b="5715"/>
+            <wp:wrapSquare wrapText="bothSides"/>
+            <wp:docPr id="29" name="Picture 29"/>
+            <wp:cNvGraphicFramePr>
+              <a:graphicFrameLocks xmlns:a="http://schemas.openxmlformats.org/drawingml/2006/main" noChangeAspect="1"/>
+            </wp:cNvGraphicFramePr>
+            <a:graphic xmlns:a="http://schemas.openxmlformats.org/drawingml/2006/main">
+              <a:graphicData uri="http://schemas.openxmlformats.org/drawingml/2006/picture">
+                <pic:pic xmlns:pic="http://schemas.openxmlformats.org/drawingml/2006/picture">
+                  <pic:nvPicPr>
+                    <pic:cNvPr id="1" name=""/>
+                    <pic:cNvPicPr/>
+                  </pic:nvPicPr>
+                  <pic:blipFill>
+                    <a:blip r:embed="rId9">
+                      <a:extLst>
+                        <a:ext uri="{28A0092B-C50C-407E-A947-70E740481C1C}">
+                          <a14:useLocalDpi xmlns:a14="http://schemas.microsoft.com/office/drawing/2010/main" val="0"/>
+                        </a:ext>
+                      </a:extLst>
+                    </a:blip>
+                    <a:stretch>
+                      <a:fillRect/>
+                    </a:stretch>
+                  </pic:blipFill>
+                  <pic:spPr>
+                    <a:xfrm>
+                      <a:off x="0" y="0"/>
+                      <a:ext cx="2609850" cy="1861185"/>
+                    </a:xfrm>
+                    <a:prstGeom prst="rect">
+                      <a:avLst/>
+                    </a:prstGeom>
+                  </pic:spPr>
+                </pic:pic>
+              </a:graphicData>
+            </a:graphic>
+            <wp14:sizeRelH relativeFrom="page">
+              <wp14:pctWidth>0</wp14:pctWidth>
+            </wp14:sizeRelH>
+            <wp14:sizeRelV relativeFrom="page">
+              <wp14:pctHeight>0</wp14:pctHeight>
+            </wp14:sizeRelV>
+          </wp:anchor>
+        </w:drawing>
+      </w:r>
+      <w:r>
+        <w:t>String pool</w:t>
+      </w:r>
+      <w:r>
+        <w:t xml:space="preserve">      </w:t>
+      </w:r>
+    </w:p>
+    <w:p>
+      <w:pPr>
+        <w:tabs>
+          <w:tab w:val="left" w:pos="1695"/>
+        </w:tabs>
+      </w:pPr>
+      <w:r>
+        <w:tab/>
+        <w:t xml:space="preserve">  </w:t>
       </w:r>
     </w:p>
     <w:p/>
+    <w:p/>
+    <w:p/>
+    <w:p/>
+    <w:p>
+      <w:r>
+        <w:rPr>
+          <w:noProof/>
+        </w:rPr>
+        <w:drawing>
+          <wp:anchor distT="0" distB="0" distL="114300" distR="114300" simplePos="0" relativeHeight="251686912" behindDoc="0" locked="0" layoutInCell="1" allowOverlap="1" wp14:anchorId="14745866" wp14:editId="2379F4F0">
+            <wp:simplePos x="0" y="0"/>
+            <wp:positionH relativeFrom="column">
+              <wp:posOffset>3790950</wp:posOffset>
+            </wp:positionH>
+            <wp:positionV relativeFrom="paragraph">
+              <wp:posOffset>267970</wp:posOffset>
+            </wp:positionV>
+            <wp:extent cx="2828925" cy="1292860"/>
+            <wp:effectExtent l="0" t="0" r="0" b="2540"/>
+            <wp:wrapSquare wrapText="bothSides"/>
+            <wp:docPr id="32" name="Picture 32"/>
+            <wp:cNvGraphicFramePr>
+              <a:graphicFrameLocks xmlns:a="http://schemas.openxmlformats.org/drawingml/2006/main" noChangeAspect="1"/>
+            </wp:cNvGraphicFramePr>
+            <a:graphic xmlns:a="http://schemas.openxmlformats.org/drawingml/2006/main">
+              <a:graphicData uri="http://schemas.openxmlformats.org/drawingml/2006/picture">
+                <pic:pic xmlns:pic="http://schemas.openxmlformats.org/drawingml/2006/picture">
+                  <pic:nvPicPr>
+                    <pic:cNvPr id="1" name=""/>
+                    <pic:cNvPicPr/>
+                  </pic:nvPicPr>
+                  <pic:blipFill>
+                    <a:blip r:embed="rId10">
+                      <a:extLst>
+                        <a:ext uri="{28A0092B-C50C-407E-A947-70E740481C1C}">
+                          <a14:useLocalDpi xmlns:a14="http://schemas.microsoft.com/office/drawing/2010/main" val="0"/>
+                        </a:ext>
+                      </a:extLst>
+                    </a:blip>
+                    <a:stretch>
+                      <a:fillRect/>
+                    </a:stretch>
+                  </pic:blipFill>
+                  <pic:spPr>
+                    <a:xfrm>
+                      <a:off x="0" y="0"/>
+                      <a:ext cx="2828925" cy="1292860"/>
+                    </a:xfrm>
+                    <a:prstGeom prst="rect">
+                      <a:avLst/>
+                    </a:prstGeom>
+                  </pic:spPr>
+                </pic:pic>
+              </a:graphicData>
+            </a:graphic>
+            <wp14:sizeRelH relativeFrom="page">
+              <wp14:pctWidth>0</wp14:pctWidth>
+            </wp14:sizeRelH>
+            <wp14:sizeRelV relativeFrom="page">
+              <wp14:pctHeight>0</wp14:pctHeight>
+            </wp14:sizeRelV>
+          </wp:anchor>
+        </w:drawing>
+      </w:r>
+      <w:r>
+        <w:rPr>
+          <w:noProof/>
+        </w:rPr>
+        <w:drawing>
+          <wp:anchor distT="0" distB="0" distL="114300" distR="114300" simplePos="0" relativeHeight="251685888" behindDoc="1" locked="0" layoutInCell="1" allowOverlap="1" wp14:anchorId="6A0A0A32" wp14:editId="53DC707A">
+            <wp:simplePos x="0" y="0"/>
+            <wp:positionH relativeFrom="margin">
+              <wp:align>left</wp:align>
+            </wp:positionH>
+            <wp:positionV relativeFrom="paragraph">
+              <wp:posOffset>287020</wp:posOffset>
+            </wp:positionV>
+            <wp:extent cx="3676650" cy="1332865"/>
+            <wp:effectExtent l="0" t="0" r="0" b="635"/>
+            <wp:wrapSquare wrapText="bothSides"/>
+            <wp:docPr id="31" name="Picture 31"/>
+            <wp:cNvGraphicFramePr>
+              <a:graphicFrameLocks xmlns:a="http://schemas.openxmlformats.org/drawingml/2006/main" noChangeAspect="1"/>
+            </wp:cNvGraphicFramePr>
+            <a:graphic xmlns:a="http://schemas.openxmlformats.org/drawingml/2006/main">
+              <a:graphicData uri="http://schemas.openxmlformats.org/drawingml/2006/picture">
+                <pic:pic xmlns:pic="http://schemas.openxmlformats.org/drawingml/2006/picture">
+                  <pic:nvPicPr>
+                    <pic:cNvPr id="1" name=""/>
+                    <pic:cNvPicPr/>
+                  </pic:nvPicPr>
+                  <pic:blipFill>
+                    <a:blip r:embed="rId11">
+                      <a:extLst>
+                        <a:ext uri="{28A0092B-C50C-407E-A947-70E740481C1C}">
+                          <a14:useLocalDpi xmlns:a14="http://schemas.microsoft.com/office/drawing/2010/main" val="0"/>
+                        </a:ext>
+                      </a:extLst>
+                    </a:blip>
+                    <a:stretch>
+                      <a:fillRect/>
+                    </a:stretch>
+                  </pic:blipFill>
+                  <pic:spPr>
+                    <a:xfrm>
+                      <a:off x="0" y="0"/>
+                      <a:ext cx="3676650" cy="1332865"/>
+                    </a:xfrm>
+                    <a:prstGeom prst="rect">
+                      <a:avLst/>
+                    </a:prstGeom>
+                  </pic:spPr>
+                </pic:pic>
+              </a:graphicData>
+            </a:graphic>
+            <wp14:sizeRelH relativeFrom="margin">
+              <wp14:pctWidth>0</wp14:pctWidth>
+            </wp14:sizeRelH>
+            <wp14:sizeRelV relativeFrom="margin">
+              <wp14:pctHeight>0</wp14:pctHeight>
+            </wp14:sizeRelV>
+          </wp:anchor>
+        </w:drawing>
+      </w:r>
+    </w:p>
+    <w:p>
+      <w:r>
+        <w:rPr>
+          <w:noProof/>
+        </w:rPr>
+        <w:drawing>
+          <wp:anchor distT="0" distB="0" distL="114300" distR="114300" simplePos="0" relativeHeight="251687936" behindDoc="1" locked="0" layoutInCell="1" allowOverlap="1" wp14:anchorId="725C7412" wp14:editId="5EE46320">
+            <wp:simplePos x="0" y="0"/>
+            <wp:positionH relativeFrom="margin">
+              <wp:align>left</wp:align>
+            </wp:positionH>
+            <wp:positionV relativeFrom="paragraph">
+              <wp:posOffset>1564005</wp:posOffset>
+            </wp:positionV>
+            <wp:extent cx="3648075" cy="2330450"/>
+            <wp:effectExtent l="0" t="0" r="9525" b="0"/>
+            <wp:wrapTight wrapText="bothSides">
+              <wp:wrapPolygon edited="0">
+                <wp:start x="0" y="0"/>
+                <wp:lineTo x="0" y="21365"/>
+                <wp:lineTo x="21544" y="21365"/>
+                <wp:lineTo x="21544" y="0"/>
+                <wp:lineTo x="0" y="0"/>
+              </wp:wrapPolygon>
+            </wp:wrapTight>
+            <wp:docPr id="33" name="Picture 33"/>
+            <wp:cNvGraphicFramePr>
+              <a:graphicFrameLocks xmlns:a="http://schemas.openxmlformats.org/drawingml/2006/main" noChangeAspect="1"/>
+            </wp:cNvGraphicFramePr>
+            <a:graphic xmlns:a="http://schemas.openxmlformats.org/drawingml/2006/main">
+              <a:graphicData uri="http://schemas.openxmlformats.org/drawingml/2006/picture">
+                <pic:pic xmlns:pic="http://schemas.openxmlformats.org/drawingml/2006/picture">
+                  <pic:nvPicPr>
+                    <pic:cNvPr id="1" name=""/>
+                    <pic:cNvPicPr/>
+                  </pic:nvPicPr>
+                  <pic:blipFill>
+                    <a:blip r:embed="rId12">
+                      <a:extLst>
+                        <a:ext uri="{28A0092B-C50C-407E-A947-70E740481C1C}">
+                          <a14:useLocalDpi xmlns:a14="http://schemas.microsoft.com/office/drawing/2010/main" val="0"/>
+                        </a:ext>
+                      </a:extLst>
+                    </a:blip>
+                    <a:stretch>
+                      <a:fillRect/>
+                    </a:stretch>
+                  </pic:blipFill>
+                  <pic:spPr>
+                    <a:xfrm>
+                      <a:off x="0" y="0"/>
+                      <a:ext cx="3648075" cy="2330450"/>
+                    </a:xfrm>
+                    <a:prstGeom prst="rect">
+                      <a:avLst/>
+                    </a:prstGeom>
+                  </pic:spPr>
+                </pic:pic>
+              </a:graphicData>
+            </a:graphic>
+            <wp14:sizeRelH relativeFrom="page">
+              <wp14:pctWidth>0</wp14:pctWidth>
+            </wp14:sizeRelH>
+            <wp14:sizeRelV relativeFrom="page">
+              <wp14:pctHeight>0</wp14:pctHeight>
+            </wp14:sizeRelV>
+          </wp:anchor>
+        </w:drawing>
+      </w:r>
+    </w:p>
+    <w:p>
+      <w:r>
+        <w:rPr>
+          <w:noProof/>
+        </w:rPr>
+        <w:drawing>
+          <wp:inline distT="0" distB="0" distL="0" distR="0" wp14:anchorId="55885B3C" wp14:editId="35A4AE20">
+            <wp:extent cx="2828470" cy="2305050"/>
+            <wp:effectExtent l="0" t="0" r="0" b="0"/>
+            <wp:docPr id="35" name="Picture 35"/>
+            <wp:cNvGraphicFramePr>
+              <a:graphicFrameLocks xmlns:a="http://schemas.openxmlformats.org/drawingml/2006/main" noChangeAspect="1"/>
+            </wp:cNvGraphicFramePr>
+            <a:graphic xmlns:a="http://schemas.openxmlformats.org/drawingml/2006/main">
+              <a:graphicData uri="http://schemas.openxmlformats.org/drawingml/2006/picture">
+                <pic:pic xmlns:pic="http://schemas.openxmlformats.org/drawingml/2006/picture">
+                  <pic:nvPicPr>
+                    <pic:cNvPr id="1" name=""/>
+                    <pic:cNvPicPr/>
+                  </pic:nvPicPr>
+                  <pic:blipFill>
+                    <a:blip r:embed="rId13"/>
+                    <a:stretch>
+                      <a:fillRect/>
+                    </a:stretch>
+                  </pic:blipFill>
+                  <pic:spPr>
+                    <a:xfrm>
+                      <a:off x="0" y="0"/>
+                      <a:ext cx="2838909" cy="2313557"/>
+                    </a:xfrm>
+                    <a:prstGeom prst="rect">
+                      <a:avLst/>
+                    </a:prstGeom>
+                  </pic:spPr>
+                </pic:pic>
+              </a:graphicData>
+            </a:graphic>
+          </wp:inline>
+        </w:drawing>
+      </w:r>
+    </w:p>
+    <w:p>
+      <w:r>
+        <w:rPr>
+          <w:noProof/>
+        </w:rPr>
+        <w:drawing>
+          <wp:anchor distT="0" distB="0" distL="114300" distR="114300" simplePos="0" relativeHeight="251688960" behindDoc="0" locked="0" layoutInCell="1" allowOverlap="1" wp14:anchorId="5237AEA4" wp14:editId="19343DBA">
+            <wp:simplePos x="0" y="0"/>
+            <wp:positionH relativeFrom="column">
+              <wp:posOffset>0</wp:posOffset>
+            </wp:positionH>
+            <wp:positionV relativeFrom="paragraph">
+              <wp:posOffset>37465</wp:posOffset>
+            </wp:positionV>
+            <wp:extent cx="2098793" cy="1752600"/>
+            <wp:effectExtent l="0" t="0" r="0" b="0"/>
+            <wp:wrapSquare wrapText="bothSides"/>
+            <wp:docPr id="36" name="Picture 36"/>
+            <wp:cNvGraphicFramePr>
+              <a:graphicFrameLocks xmlns:a="http://schemas.openxmlformats.org/drawingml/2006/main" noChangeAspect="1"/>
+            </wp:cNvGraphicFramePr>
+            <a:graphic xmlns:a="http://schemas.openxmlformats.org/drawingml/2006/main">
+              <a:graphicData uri="http://schemas.openxmlformats.org/drawingml/2006/picture">
+                <pic:pic xmlns:pic="http://schemas.openxmlformats.org/drawingml/2006/picture">
+                  <pic:nvPicPr>
+                    <pic:cNvPr id="1" name=""/>
+                    <pic:cNvPicPr/>
+                  </pic:nvPicPr>
+                  <pic:blipFill>
+                    <a:blip r:embed="rId14">
+                      <a:extLst>
+                        <a:ext uri="{28A0092B-C50C-407E-A947-70E740481C1C}">
+                          <a14:useLocalDpi xmlns:a14="http://schemas.microsoft.com/office/drawing/2010/main" val="0"/>
+                        </a:ext>
+                      </a:extLst>
+                    </a:blip>
+                    <a:stretch>
+                      <a:fillRect/>
+                    </a:stretch>
+                  </pic:blipFill>
+                  <pic:spPr>
+                    <a:xfrm>
+                      <a:off x="0" y="0"/>
+                      <a:ext cx="2098793" cy="1752600"/>
+                    </a:xfrm>
+                    <a:prstGeom prst="rect">
+                      <a:avLst/>
+                    </a:prstGeom>
+                  </pic:spPr>
+                </pic:pic>
+              </a:graphicData>
+            </a:graphic>
+            <wp14:sizeRelH relativeFrom="page">
+              <wp14:pctWidth>0</wp14:pctWidth>
+            </wp14:sizeRelH>
+            <wp14:sizeRelV relativeFrom="page">
+              <wp14:pctHeight>0</wp14:pctHeight>
+            </wp14:sizeRelV>
+          </wp:anchor>
+        </w:drawing>
+      </w:r>
+      <w:r>
+        <w:t xml:space="preserve">  </w:t>
+      </w:r>
+      <w:r>
+        <w:rPr>
+          <w:noProof/>
+        </w:rPr>
+        <w:drawing>
+          <wp:anchor distT="0" distB="0" distL="114300" distR="114300" simplePos="0" relativeHeight="251689984" behindDoc="0" locked="0" layoutInCell="1" allowOverlap="1" wp14:anchorId="302DBBBD" wp14:editId="6E7611C0">
+            <wp:simplePos x="0" y="0"/>
+            <wp:positionH relativeFrom="column">
+              <wp:posOffset>2276475</wp:posOffset>
+            </wp:positionH>
+            <wp:positionV relativeFrom="paragraph">
+              <wp:posOffset>-635</wp:posOffset>
+            </wp:positionV>
+            <wp:extent cx="2576195" cy="1790700"/>
+            <wp:effectExtent l="0" t="0" r="0" b="0"/>
+            <wp:wrapSquare wrapText="bothSides"/>
+            <wp:docPr id="38" name="Picture 38"/>
+            <wp:cNvGraphicFramePr>
+              <a:graphicFrameLocks xmlns:a="http://schemas.openxmlformats.org/drawingml/2006/main" noChangeAspect="1"/>
+            </wp:cNvGraphicFramePr>
+            <a:graphic xmlns:a="http://schemas.openxmlformats.org/drawingml/2006/main">
+              <a:graphicData uri="http://schemas.openxmlformats.org/drawingml/2006/picture">
+                <pic:pic xmlns:pic="http://schemas.openxmlformats.org/drawingml/2006/picture">
+                  <pic:nvPicPr>
+                    <pic:cNvPr id="1" name=""/>
+                    <pic:cNvPicPr/>
+                  </pic:nvPicPr>
+                  <pic:blipFill>
+                    <a:blip r:embed="rId15">
+                      <a:extLst>
+                        <a:ext uri="{28A0092B-C50C-407E-A947-70E740481C1C}">
+                          <a14:useLocalDpi xmlns:a14="http://schemas.microsoft.com/office/drawing/2010/main" val="0"/>
+                        </a:ext>
+                      </a:extLst>
+                    </a:blip>
+                    <a:stretch>
+                      <a:fillRect/>
+                    </a:stretch>
+                  </pic:blipFill>
+                  <pic:spPr>
+                    <a:xfrm>
+                      <a:off x="0" y="0"/>
+                      <a:ext cx="2576195" cy="1790700"/>
+                    </a:xfrm>
+                    <a:prstGeom prst="rect">
+                      <a:avLst/>
+                    </a:prstGeom>
+                  </pic:spPr>
+                </pic:pic>
+              </a:graphicData>
+            </a:graphic>
+            <wp14:sizeRelH relativeFrom="page">
+              <wp14:pctWidth>0</wp14:pctWidth>
+            </wp14:sizeRelH>
+            <wp14:sizeRelV relativeFrom="page">
+              <wp14:pctHeight>0</wp14:pctHeight>
+            </wp14:sizeRelV>
+          </wp:anchor>
+        </w:drawing>
+      </w:r>
+    </w:p>
     <w:sectPr>
       <w:pgSz w:w="11906" w:h="16838"/>
-      <w:pgMar w:top="567" w:right="567" w:bottom="567" w:left="567" w:header="708" w:footer="708" w:gutter="0"/>
+      <w:pgMar w:top="720" w:right="720" w:bottom="720" w:left="720" w:header="708" w:footer="708" w:gutter="0"/>
+      <w:pgBorders w:offsetFrom="page">
+        <w:top w:val="single" w:sz="4" w:space="24" w:color="auto"/>
+        <w:left w:val="single" w:sz="4" w:space="24" w:color="auto"/>
+        <w:bottom w:val="single" w:sz="4" w:space="24" w:color="auto"/>
+        <w:right w:val="single" w:sz="4" w:space="24" w:color="auto"/>
+      </w:pgBorders>
       <w:cols w:space="708"/>
       <w:docGrid w:linePitch="360"/>
     </w:sectPr>

--- a/JavaRevision/Notes.docx
+++ b/JavaRevision/Notes.docx
@@ -2150,7 +2150,7 @@
           </mc:Choice>
           <mc:Fallback>
             <w:pict>
-              <v:shapetype w14:anchorId="7300674F" id="_x0000_t38" coordsize="21600,21600" o:spt="38" o:oned="t" path="m,c@0,0@1,5400@1,10800@1,16200@2,21600,21600,21600e" filled="f">
+              <v:shapetype w14:anchorId="6DDF1656" id="_x0000_t38" coordsize="21600,21600" o:spt="38" o:oned="t" path="m,c@0,0@1,5400@1,10800@1,16200@2,21600,21600,21600e" filled="f">
                 <v:formulas>
                   <v:f eqn="mid #0 0"/>
                   <v:f eqn="val #0"/>
@@ -2432,7 +2432,7 @@
           </mc:Choice>
           <mc:Fallback>
             <w:pict>
-              <v:rect w14:anchorId="7C2CC9FE" id="Rectangle 22" o:spid="_x0000_s1026" style="position:absolute;margin-left:132pt;margin-top:17.3pt;width:140.25pt;height:25.5pt;z-index:251677696;visibility:visible;mso-wrap-style:square;mso-wrap-distance-left:9pt;mso-wrap-distance-top:0;mso-wrap-distance-right:9pt;mso-wrap-distance-bottom:0;mso-position-horizontal:absolute;mso-position-horizontal-relative:text;mso-position-vertical:absolute;mso-position-vertical-relative:text;v-text-anchor:middle" o:gfxdata="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" filled="f" strokecolor="#ed7d31 [3205]">
+              <v:rect w14:anchorId="11563F36" id="Rectangle 22" o:spid="_x0000_s1026" style="position:absolute;margin-left:132pt;margin-top:17.3pt;width:140.25pt;height:25.5pt;z-index:251677696;visibility:visible;mso-wrap-style:square;mso-wrap-distance-left:9pt;mso-wrap-distance-top:0;mso-wrap-distance-right:9pt;mso-wrap-distance-bottom:0;mso-position-horizontal:absolute;mso-position-horizontal-relative:text;mso-position-vertical:absolute;mso-position-vertical-relative:text;v-text-anchor:middle" o:gfxdata="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" filled="f" strokecolor="#ed7d31 [3205]">
                 <v:stroke joinstyle="round"/>
               </v:rect>
             </w:pict>
@@ -2520,7 +2520,7 @@
           </mc:Choice>
           <mc:Fallback>
             <w:pict>
-              <v:shapetype w14:anchorId="286C23B4" id="_x0000_t32" coordsize="21600,21600" o:spt="32" o:oned="t" path="m,l21600,21600e" filled="f">
+              <v:shapetype w14:anchorId="5606E4DE" id="_x0000_t32" coordsize="21600,21600" o:spt="32" o:oned="t" path="m,l21600,21600e" filled="f">
                 <v:path arrowok="t" fillok="f" o:connecttype="none"/>
                 <o:lock v:ext="edit" shapetype="t"/>
               </v:shapetype>
@@ -2590,7 +2590,7 @@
           </mc:Choice>
           <mc:Fallback>
             <w:pict>
-              <v:shape w14:anchorId="423AF83F" id="Straight Arrow Connector 25" o:spid="_x0000_s1026" type="#_x0000_t32" style="position:absolute;margin-left:24.75pt;margin-top:14.3pt;width:32.25pt;height:9.75pt;flip:x;z-index:251680768;visibility:visible;mso-wrap-style:square;mso-wrap-distance-left:9pt;mso-wrap-distance-top:0;mso-wrap-distance-right:9pt;mso-wrap-distance-bottom:0;mso-position-horizontal:absolute;mso-position-horizontal-relative:text;mso-position-vertical:absolute;mso-position-vertical-relative:text" o:gfxdata="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" strokecolor="#4472c4 [3204]" strokeweight=".5pt">
+              <v:shape w14:anchorId="7BB59BA7" id="Straight Arrow Connector 25" o:spid="_x0000_s1026" type="#_x0000_t32" style="position:absolute;margin-left:24.75pt;margin-top:14.3pt;width:32.25pt;height:9.75pt;flip:x;z-index:251680768;visibility:visible;mso-wrap-style:square;mso-wrap-distance-left:9pt;mso-wrap-distance-top:0;mso-wrap-distance-right:9pt;mso-wrap-distance-bottom:0;mso-position-horizontal:absolute;mso-position-horizontal-relative:text;mso-position-vertical:absolute;mso-position-vertical-relative:text" o:gfxdata="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" strokecolor="#4472c4 [3204]" strokeweight=".5pt">
                 <v:stroke endarrow="block" joinstyle="miter"/>
               </v:shape>
             </w:pict>
@@ -2656,7 +2656,7 @@
           </mc:Choice>
           <mc:Fallback>
             <w:pict>
-              <v:shape w14:anchorId="1C80F553" id="Straight Arrow Connector 24" o:spid="_x0000_s1026" type="#_x0000_t32" style="position:absolute;margin-left:60.75pt;margin-top:14.3pt;width:21pt;height:11.25pt;z-index:251679744;visibility:visible;mso-wrap-style:square;mso-wrap-distance-left:9pt;mso-wrap-distance-top:0;mso-wrap-distance-right:9pt;mso-wrap-distance-bottom:0;mso-position-horizontal:absolute;mso-position-horizontal-relative:text;mso-position-vertical:absolute;mso-position-vertical-relative:text" o:gfxdata="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" strokecolor="#4472c4 [3204]" strokeweight=".5pt">
+              <v:shape w14:anchorId="3EDA9A78" id="Straight Arrow Connector 24" o:spid="_x0000_s1026" type="#_x0000_t32" style="position:absolute;margin-left:60.75pt;margin-top:14.3pt;width:21pt;height:11.25pt;z-index:251679744;visibility:visible;mso-wrap-style:square;mso-wrap-distance-left:9pt;mso-wrap-distance-top:0;mso-wrap-distance-right:9pt;mso-wrap-distance-bottom:0;mso-position-horizontal:absolute;mso-position-horizontal-relative:text;mso-position-vertical:absolute;mso-position-vertical-relative:text" o:gfxdata="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" strokecolor="#4472c4 [3204]" strokeweight=".5pt">
                 <v:stroke endarrow="block" joinstyle="miter"/>
               </v:shape>
             </w:pict>
@@ -2773,7 +2773,7 @@
           </mc:Choice>
           <mc:Fallback>
             <w:pict>
-              <v:shape w14:anchorId="16E3D18F" id="Connector: Curved 30" o:spid="_x0000_s1026" type="#_x0000_t38" style="position:absolute;margin-left:99.75pt;margin-top:10.55pt;width:1.5pt;height:12pt;z-index:251684864;visibility:visible;mso-wrap-style:square;mso-wrap-distance-left:9pt;mso-wrap-distance-top:0;mso-wrap-distance-right:9pt;mso-wrap-distance-bottom:0;mso-position-horizontal:absolute;mso-position-horizontal-relative:text;mso-position-vertical:absolute;mso-position-vertical-relative:text" o:gfxdata="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" adj="10800" strokecolor="black [3200]" strokeweight=".5pt">
+              <v:shape w14:anchorId="5511B6D8" id="Connector: Curved 30" o:spid="_x0000_s1026" type="#_x0000_t38" style="position:absolute;margin-left:99.75pt;margin-top:10.55pt;width:1.5pt;height:12pt;z-index:251684864;visibility:visible;mso-wrap-style:square;mso-wrap-distance-left:9pt;mso-wrap-distance-top:0;mso-wrap-distance-right:9pt;mso-wrap-distance-bottom:0;mso-position-horizontal:absolute;mso-position-horizontal-relative:text;mso-position-vertical:absolute;mso-position-vertical-relative:text" o:gfxdata="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" adj="10800" strokecolor="black [3200]" strokeweight=".5pt">
                 <v:stroke endarrow="block" joinstyle="miter"/>
               </v:shape>
             </w:pict>
@@ -2839,7 +2839,7 @@
           </mc:Choice>
           <mc:Fallback>
             <w:pict>
-              <v:shape w14:anchorId="698E2E95" id="Straight Arrow Connector 23" o:spid="_x0000_s1026" type="#_x0000_t32" style="position:absolute;margin-left:15pt;margin-top:12.05pt;width:.75pt;height:15pt;z-index:251678720;visibility:visible;mso-wrap-style:square;mso-wrap-distance-left:9pt;mso-wrap-distance-top:0;mso-wrap-distance-right:9pt;mso-wrap-distance-bottom:0;mso-position-horizontal:absolute;mso-position-horizontal-relative:text;mso-position-vertical:absolute;mso-position-vertical-relative:text" o:gfxdata="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" strokecolor="#4472c4 [3204]" strokeweight=".5pt">
+              <v:shape w14:anchorId="3F106C47" id="Straight Arrow Connector 23" o:spid="_x0000_s1026" type="#_x0000_t32" style="position:absolute;margin-left:15pt;margin-top:12.05pt;width:.75pt;height:15pt;z-index:251678720;visibility:visible;mso-wrap-style:square;mso-wrap-distance-left:9pt;mso-wrap-distance-top:0;mso-wrap-distance-right:9pt;mso-wrap-distance-bottom:0;mso-position-horizontal:absolute;mso-position-horizontal-relative:text;mso-position-vertical:absolute;mso-position-vertical-relative:text" o:gfxdata="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" strokecolor="#4472c4 [3204]" strokeweight=".5pt">
                 <v:stroke endarrow="block" joinstyle="miter"/>
               </v:shape>
             </w:pict>
@@ -3065,7 +3065,7 @@
           <w:noProof/>
         </w:rPr>
         <w:drawing>
-          <wp:anchor distT="0" distB="0" distL="114300" distR="114300" simplePos="0" relativeHeight="251687936" behindDoc="1" locked="0" layoutInCell="1" allowOverlap="1" wp14:anchorId="725C7412" wp14:editId="5EE46320">
+          <wp:anchor distT="0" distB="0" distL="114300" distR="114300" simplePos="0" relativeHeight="251687936" behindDoc="1" locked="0" layoutInCell="1" allowOverlap="1" wp14:anchorId="725C7412" wp14:editId="3082DBDE">
             <wp:simplePos x="0" y="0"/>
             <wp:positionH relativeFrom="margin">
               <wp:align>left</wp:align>
@@ -3135,10 +3135,18 @@
           <w:noProof/>
         </w:rPr>
         <w:drawing>
-          <wp:inline distT="0" distB="0" distL="0" distR="0" wp14:anchorId="55885B3C" wp14:editId="35A4AE20">
-            <wp:extent cx="2828470" cy="2305050"/>
-            <wp:effectExtent l="0" t="0" r="0" b="0"/>
-            <wp:docPr id="35" name="Picture 35"/>
+          <wp:anchor distT="0" distB="0" distL="114300" distR="114300" simplePos="0" relativeHeight="251691008" behindDoc="0" locked="0" layoutInCell="1" allowOverlap="1" wp14:anchorId="7387B24F" wp14:editId="52B108ED">
+            <wp:simplePos x="0" y="0"/>
+            <wp:positionH relativeFrom="margin">
+              <wp:posOffset>4629785</wp:posOffset>
+            </wp:positionH>
+            <wp:positionV relativeFrom="paragraph">
+              <wp:posOffset>2487295</wp:posOffset>
+            </wp:positionV>
+            <wp:extent cx="2131060" cy="1720215"/>
+            <wp:effectExtent l="0" t="0" r="2540" b="0"/>
+            <wp:wrapSquare wrapText="bothSides"/>
+            <wp:docPr id="39" name="Picture 39"/>
             <wp:cNvGraphicFramePr>
               <a:graphicFrameLocks xmlns:a="http://schemas.openxmlformats.org/drawingml/2006/main" noChangeAspect="1"/>
             </wp:cNvGraphicFramePr>
@@ -3150,7 +3158,13 @@
                     <pic:cNvPicPr/>
                   </pic:nvPicPr>
                   <pic:blipFill>
-                    <a:blip r:embed="rId13"/>
+                    <a:blip r:embed="rId13" cstate="print">
+                      <a:extLst>
+                        <a:ext uri="{28A0092B-C50C-407E-A947-70E740481C1C}">
+                          <a14:useLocalDpi xmlns:a14="http://schemas.microsoft.com/office/drawing/2010/main" val="0"/>
+                        </a:ext>
+                      </a:extLst>
+                    </a:blip>
                     <a:stretch>
                       <a:fillRect/>
                     </a:stretch>
@@ -3158,7 +3172,7 @@
                   <pic:spPr>
                     <a:xfrm>
                       <a:off x="0" y="0"/>
-                      <a:ext cx="2838909" cy="2313557"/>
+                      <a:ext cx="2131060" cy="1720215"/>
                     </a:xfrm>
                     <a:prstGeom prst="rect">
                       <a:avLst/>
@@ -3167,23 +3181,87 @@
                 </pic:pic>
               </a:graphicData>
             </a:graphic>
-          </wp:inline>
+            <wp14:sizeRelH relativeFrom="page">
+              <wp14:pctWidth>0</wp14:pctWidth>
+            </wp14:sizeRelH>
+            <wp14:sizeRelV relativeFrom="page">
+              <wp14:pctHeight>0</wp14:pctHeight>
+            </wp14:sizeRelV>
+          </wp:anchor>
         </w:drawing>
       </w:r>
-    </w:p>
-    <w:p>
       <w:r>
         <w:rPr>
           <w:noProof/>
         </w:rPr>
         <w:drawing>
-          <wp:anchor distT="0" distB="0" distL="114300" distR="114300" simplePos="0" relativeHeight="251688960" behindDoc="0" locked="0" layoutInCell="1" allowOverlap="1" wp14:anchorId="5237AEA4" wp14:editId="19343DBA">
+          <wp:anchor distT="0" distB="0" distL="114300" distR="114300" simplePos="0" relativeHeight="251689984" behindDoc="0" locked="0" layoutInCell="1" allowOverlap="1" wp14:anchorId="302DBBBD" wp14:editId="32E748D3">
+            <wp:simplePos x="0" y="0"/>
+            <wp:positionH relativeFrom="margin">
+              <wp:align>center</wp:align>
+            </wp:positionH>
+            <wp:positionV relativeFrom="paragraph">
+              <wp:posOffset>2422069</wp:posOffset>
+            </wp:positionV>
+            <wp:extent cx="2576195" cy="1790700"/>
+            <wp:effectExtent l="0" t="0" r="0" b="0"/>
+            <wp:wrapSquare wrapText="bothSides"/>
+            <wp:docPr id="38" name="Picture 38"/>
+            <wp:cNvGraphicFramePr>
+              <a:graphicFrameLocks xmlns:a="http://schemas.openxmlformats.org/drawingml/2006/main" noChangeAspect="1"/>
+            </wp:cNvGraphicFramePr>
+            <a:graphic xmlns:a="http://schemas.openxmlformats.org/drawingml/2006/main">
+              <a:graphicData uri="http://schemas.openxmlformats.org/drawingml/2006/picture">
+                <pic:pic xmlns:pic="http://schemas.openxmlformats.org/drawingml/2006/picture">
+                  <pic:nvPicPr>
+                    <pic:cNvPr id="1" name=""/>
+                    <pic:cNvPicPr/>
+                  </pic:nvPicPr>
+                  <pic:blipFill>
+                    <a:blip r:embed="rId14">
+                      <a:extLst>
+                        <a:ext uri="{28A0092B-C50C-407E-A947-70E740481C1C}">
+                          <a14:useLocalDpi xmlns:a14="http://schemas.microsoft.com/office/drawing/2010/main" val="0"/>
+                        </a:ext>
+                      </a:extLst>
+                    </a:blip>
+                    <a:stretch>
+                      <a:fillRect/>
+                    </a:stretch>
+                  </pic:blipFill>
+                  <pic:spPr>
+                    <a:xfrm>
+                      <a:off x="0" y="0"/>
+                      <a:ext cx="2576195" cy="1790700"/>
+                    </a:xfrm>
+                    <a:prstGeom prst="rect">
+                      <a:avLst/>
+                    </a:prstGeom>
+                  </pic:spPr>
+                </pic:pic>
+              </a:graphicData>
+            </a:graphic>
+            <wp14:sizeRelH relativeFrom="page">
+              <wp14:pctWidth>0</wp14:pctWidth>
+            </wp14:sizeRelH>
+            <wp14:sizeRelV relativeFrom="page">
+              <wp14:pctHeight>0</wp14:pctHeight>
+            </wp14:sizeRelV>
+          </wp:anchor>
+        </w:drawing>
+      </w:r>
+      <w:r>
+        <w:rPr>
+          <w:noProof/>
+        </w:rPr>
+        <w:drawing>
+          <wp:anchor distT="0" distB="0" distL="114300" distR="114300" simplePos="0" relativeHeight="251688960" behindDoc="0" locked="0" layoutInCell="1" allowOverlap="1" wp14:anchorId="5237AEA4" wp14:editId="4572D0DE">
             <wp:simplePos x="0" y="0"/>
             <wp:positionH relativeFrom="column">
-              <wp:posOffset>0</wp:posOffset>
+              <wp:posOffset>-115910</wp:posOffset>
             </wp:positionH>
             <wp:positionV relativeFrom="paragraph">
-              <wp:posOffset>37465</wp:posOffset>
+              <wp:posOffset>2458085</wp:posOffset>
             </wp:positionV>
             <wp:extent cx="2098793" cy="1752600"/>
             <wp:effectExtent l="0" t="0" r="0" b="0"/>
@@ -3200,7 +3278,7 @@
                     <pic:cNvPicPr/>
                   </pic:nvPicPr>
                   <pic:blipFill>
-                    <a:blip r:embed="rId14">
+                    <a:blip r:embed="rId15">
                       <a:extLst>
                         <a:ext uri="{28A0092B-C50C-407E-A947-70E740481C1C}">
                           <a14:useLocalDpi xmlns:a14="http://schemas.microsoft.com/office/drawing/2010/main" val="0"/>
@@ -3233,25 +3311,14 @@
         </w:drawing>
       </w:r>
       <w:r>
-        <w:t xml:space="preserve">  </w:t>
-      </w:r>
-      <w:r>
         <w:rPr>
           <w:noProof/>
         </w:rPr>
         <w:drawing>
-          <wp:anchor distT="0" distB="0" distL="114300" distR="114300" simplePos="0" relativeHeight="251689984" behindDoc="0" locked="0" layoutInCell="1" allowOverlap="1" wp14:anchorId="302DBBBD" wp14:editId="6E7611C0">
-            <wp:simplePos x="0" y="0"/>
-            <wp:positionH relativeFrom="column">
-              <wp:posOffset>2276475</wp:posOffset>
-            </wp:positionH>
-            <wp:positionV relativeFrom="paragraph">
-              <wp:posOffset>-635</wp:posOffset>
-            </wp:positionV>
-            <wp:extent cx="2576195" cy="1790700"/>
+          <wp:inline distT="0" distB="0" distL="0" distR="0" wp14:anchorId="55885B3C" wp14:editId="7897F196">
+            <wp:extent cx="2828470" cy="2305050"/>
             <wp:effectExtent l="0" t="0" r="0" b="0"/>
-            <wp:wrapSquare wrapText="bothSides"/>
-            <wp:docPr id="38" name="Picture 38"/>
+            <wp:docPr id="35" name="Picture 35"/>
             <wp:cNvGraphicFramePr>
               <a:graphicFrameLocks xmlns:a="http://schemas.openxmlformats.org/drawingml/2006/main" noChangeAspect="1"/>
             </wp:cNvGraphicFramePr>
@@ -3263,13 +3330,7 @@
                     <pic:cNvPicPr/>
                   </pic:nvPicPr>
                   <pic:blipFill>
-                    <a:blip r:embed="rId15">
-                      <a:extLst>
-                        <a:ext uri="{28A0092B-C50C-407E-A947-70E740481C1C}">
-                          <a14:useLocalDpi xmlns:a14="http://schemas.microsoft.com/office/drawing/2010/main" val="0"/>
-                        </a:ext>
-                      </a:extLst>
-                    </a:blip>
+                    <a:blip r:embed="rId16"/>
                     <a:stretch>
                       <a:fillRect/>
                     </a:stretch>
@@ -3277,7 +3338,7 @@
                   <pic:spPr>
                     <a:xfrm>
                       <a:off x="0" y="0"/>
-                      <a:ext cx="2576195" cy="1790700"/>
+                      <a:ext cx="2838909" cy="2313557"/>
                     </a:xfrm>
                     <a:prstGeom prst="rect">
                       <a:avLst/>
@@ -3286,16 +3347,26 @@
                 </pic:pic>
               </a:graphicData>
             </a:graphic>
-            <wp14:sizeRelH relativeFrom="page">
-              <wp14:pctWidth>0</wp14:pctWidth>
-            </wp14:sizeRelH>
-            <wp14:sizeRelV relativeFrom="page">
-              <wp14:pctHeight>0</wp14:pctHeight>
-            </wp14:sizeRelV>
-          </wp:anchor>
+          </wp:inline>
         </w:drawing>
       </w:r>
     </w:p>
+    <w:p>
+      <w:r>
+        <w:lastRenderedPageBreak/>
+        <w:t xml:space="preserve">  </w:t>
+      </w:r>
+    </w:p>
+    <w:p/>
+    <w:p/>
+    <w:p/>
+    <w:p/>
+    <w:p>
+      <w:r>
+        <w:br w:type="page"/>
+      </w:r>
+    </w:p>
+    <w:p/>
     <w:sectPr>
       <w:pgSz w:w="11906" w:h="16838"/>
       <w:pgMar w:top="720" w:right="720" w:bottom="720" w:left="720" w:header="708" w:footer="708" w:gutter="0"/>

--- a/JavaRevision/Notes.docx
+++ b/JavaRevision/Notes.docx
@@ -2077,16 +2077,94 @@
       </w:r>
       <w:proofErr w:type="gramEnd"/>
       <w:r>
-        <w:t xml:space="preserve"> ’a’ , </w:t>
-      </w:r>
-      <w:r>
-        <w:t>_ _ _ _ _ _ _ _ _</w:t>
-      </w:r>
-      <w:r>
-        <w:t xml:space="preserve"> , ‘1‘ , ‘2’, _ _ _ _ _ _ _ _ _</w:t>
-      </w:r>
-    </w:p>
-    <w:p>
+        <w:t xml:space="preserve"> ’a’ , _ _ _ _ _ _ _ _ _ , ‘1‘ , ‘2’, _ _ _ _ _ _ _ _ _</w:t>
+      </w:r>
+    </w:p>
+    <w:p>
+      <w:pPr>
+        <w:tabs>
+          <w:tab w:val="left" w:pos="8040"/>
+          <w:tab w:val="left" w:pos="8386"/>
+        </w:tabs>
+      </w:pPr>
+      <w:r>
+        <w:rPr>
+          <w:b/>
+          <w:bCs/>
+          <w:noProof/>
+        </w:rPr>
+        <mc:AlternateContent>
+          <mc:Choice Requires="wps">
+            <w:drawing>
+              <wp:anchor distT="0" distB="0" distL="114300" distR="114300" simplePos="0" relativeHeight="251692032" behindDoc="0" locked="0" layoutInCell="1" allowOverlap="1" wp14:anchorId="2AE3DE4F" wp14:editId="225E2283">
+                <wp:simplePos x="0" y="0"/>
+                <wp:positionH relativeFrom="column">
+                  <wp:posOffset>5464418</wp:posOffset>
+                </wp:positionH>
+                <wp:positionV relativeFrom="paragraph">
+                  <wp:posOffset>161192</wp:posOffset>
+                </wp:positionV>
+                <wp:extent cx="74735" cy="454270"/>
+                <wp:effectExtent l="57150" t="38100" r="20955" b="22225"/>
+                <wp:wrapNone/>
+                <wp:docPr id="13" name="Straight Arrow Connector 13"/>
+                <wp:cNvGraphicFramePr/>
+                <a:graphic xmlns:a="http://schemas.openxmlformats.org/drawingml/2006/main">
+                  <a:graphicData uri="http://schemas.microsoft.com/office/word/2010/wordprocessingShape">
+                    <wps:wsp>
+                      <wps:cNvCnPr/>
+                      <wps:spPr>
+                        <a:xfrm flipH="1" flipV="1">
+                          <a:off x="0" y="0"/>
+                          <a:ext cx="74735" cy="454270"/>
+                        </a:xfrm>
+                        <a:prstGeom prst="straightConnector1">
+                          <a:avLst/>
+                        </a:prstGeom>
+                        <a:ln>
+                          <a:tailEnd type="triangle"/>
+                        </a:ln>
+                      </wps:spPr>
+                      <wps:style>
+                        <a:lnRef idx="1">
+                          <a:schemeClr val="accent1"/>
+                        </a:lnRef>
+                        <a:fillRef idx="0">
+                          <a:schemeClr val="accent1"/>
+                        </a:fillRef>
+                        <a:effectRef idx="0">
+                          <a:schemeClr val="accent1"/>
+                        </a:effectRef>
+                        <a:fontRef idx="minor">
+                          <a:schemeClr val="tx1"/>
+                        </a:fontRef>
+                      </wps:style>
+                      <wps:bodyPr/>
+                    </wps:wsp>
+                  </a:graphicData>
+                </a:graphic>
+                <wp14:sizeRelH relativeFrom="margin">
+                  <wp14:pctWidth>0</wp14:pctWidth>
+                </wp14:sizeRelH>
+                <wp14:sizeRelV relativeFrom="margin">
+                  <wp14:pctHeight>0</wp14:pctHeight>
+                </wp14:sizeRelV>
+              </wp:anchor>
+            </w:drawing>
+          </mc:Choice>
+          <mc:Fallback>
+            <w:pict>
+              <v:shapetype w14:anchorId="7C08E94D" id="_x0000_t32" coordsize="21600,21600" o:spt="32" o:oned="t" path="m,l21600,21600e" filled="f">
+                <v:path arrowok="t" fillok="f" o:connecttype="none"/>
+                <o:lock v:ext="edit" shapetype="t"/>
+              </v:shapetype>
+              <v:shape id="Straight Arrow Connector 13" o:spid="_x0000_s1026" type="#_x0000_t32" style="position:absolute;margin-left:430.25pt;margin-top:12.7pt;width:5.9pt;height:35.75pt;flip:x y;z-index:251692032;visibility:visible;mso-wrap-style:square;mso-width-percent:0;mso-height-percent:0;mso-wrap-distance-left:9pt;mso-wrap-distance-top:0;mso-wrap-distance-right:9pt;mso-wrap-distance-bottom:0;mso-position-horizontal:absolute;mso-position-horizontal-relative:text;mso-position-vertical:absolute;mso-position-vertical-relative:text;mso-width-percent:0;mso-height-percent:0;mso-width-relative:margin;mso-height-relative:margin" o:gfxdata="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" strokecolor="#4472c4 [3204]" strokeweight=".5pt">
+                <v:stroke endarrow="block" joinstyle="miter"/>
+              </v:shape>
+            </w:pict>
+          </mc:Fallback>
+        </mc:AlternateContent>
+      </w:r>
       <w:r>
         <w:rPr>
           <w:b/>
@@ -2206,6 +2284,15 @@
       <w:r>
         <w:t xml:space="preserve">     </w:t>
       </w:r>
+      <w:r>
+        <w:tab/>
+      </w:r>
+      <w:r>
+        <w:t>String Constant Pool (SCP</w:t>
+      </w:r>
+      <w:r>
+        <w:tab/>
+      </w:r>
     </w:p>
     <w:p>
       <w:pPr>
@@ -2218,7 +2305,7 @@
           <w:noProof/>
         </w:rPr>
         <w:drawing>
-          <wp:anchor distT="0" distB="0" distL="114300" distR="114300" simplePos="0" relativeHeight="251681792" behindDoc="0" locked="0" layoutInCell="1" allowOverlap="1" wp14:anchorId="61439D45" wp14:editId="3EC5A082">
+          <wp:anchor distT="0" distB="0" distL="114300" distR="114300" simplePos="0" relativeHeight="251681792" behindDoc="0" locked="0" layoutInCell="1" allowOverlap="1" wp14:anchorId="61439D45" wp14:editId="7CE9314A">
             <wp:simplePos x="0" y="0"/>
             <wp:positionH relativeFrom="column">
               <wp:posOffset>3952875</wp:posOffset>
@@ -2301,58 +2388,31 @@
         <w:t xml:space="preserve"> </w:t>
       </w:r>
       <w:r>
-        <w:t>‘</w:t>
-      </w:r>
-      <w:r>
-        <w:t>k</w:t>
-      </w:r>
-      <w:r>
-        <w:t>’,</w:t>
+        <w:t>‘k’,</w:t>
       </w:r>
       <w:r>
         <w:t xml:space="preserve"> </w:t>
       </w:r>
       <w:r>
-        <w:t>‘</w:t>
-      </w:r>
-      <w:r>
-        <w:t>s</w:t>
-      </w:r>
-      <w:r>
-        <w:t>,</w:t>
+        <w:t>‘s,</w:t>
       </w:r>
       <w:r>
         <w:t xml:space="preserve"> </w:t>
       </w:r>
       <w:r>
-        <w:t>‘</w:t>
-      </w:r>
-      <w:r>
-        <w:t>h</w:t>
-      </w:r>
-      <w:r>
-        <w:t>,</w:t>
+        <w:t>‘h,</w:t>
       </w:r>
       <w:r>
         <w:t xml:space="preserve"> </w:t>
       </w:r>
       <w:r>
-        <w:t>‘</w:t>
-      </w:r>
-      <w:r>
-        <w:t>a</w:t>
-      </w:r>
-      <w:r>
-        <w:t>,</w:t>
+        <w:t>‘a,</w:t>
       </w:r>
       <w:r>
         <w:t xml:space="preserve"> </w:t>
       </w:r>
       <w:r>
-        <w:t>‘</w:t>
-      </w:r>
-      <w:r>
-        <w:t>t’ ]</w:t>
+        <w:t>‘t’ ]</w:t>
       </w:r>
     </w:p>
     <w:p>
@@ -2943,16 +3003,16 @@
           <w:noProof/>
         </w:rPr>
         <w:drawing>
-          <wp:anchor distT="0" distB="0" distL="114300" distR="114300" simplePos="0" relativeHeight="251686912" behindDoc="0" locked="0" layoutInCell="1" allowOverlap="1" wp14:anchorId="14745866" wp14:editId="2379F4F0">
+          <wp:anchor distT="0" distB="0" distL="114300" distR="114300" simplePos="0" relativeHeight="251686912" behindDoc="0" locked="0" layoutInCell="1" allowOverlap="1" wp14:anchorId="14745866" wp14:editId="4E8B49EA">
             <wp:simplePos x="0" y="0"/>
             <wp:positionH relativeFrom="column">
-              <wp:posOffset>3790950</wp:posOffset>
+              <wp:posOffset>3787140</wp:posOffset>
             </wp:positionH>
             <wp:positionV relativeFrom="paragraph">
-              <wp:posOffset>267970</wp:posOffset>
+              <wp:posOffset>271780</wp:posOffset>
             </wp:positionV>
             <wp:extent cx="2828925" cy="1292860"/>
-            <wp:effectExtent l="0" t="0" r="0" b="2540"/>
+            <wp:effectExtent l="0" t="0" r="9525" b="2540"/>
             <wp:wrapSquare wrapText="bothSides"/>
             <wp:docPr id="32" name="Picture 32"/>
             <wp:cNvGraphicFramePr>
@@ -3060,30 +3120,27 @@
       </w:r>
     </w:p>
     <w:p>
-      <w:r>
+      <w:pPr>
         <w:rPr>
           <w:noProof/>
         </w:rPr>
+      </w:pPr>
+      <w:r>
+        <w:rPr>
+          <w:noProof/>
+        </w:rPr>
         <w:drawing>
-          <wp:anchor distT="0" distB="0" distL="114300" distR="114300" simplePos="0" relativeHeight="251687936" behindDoc="1" locked="0" layoutInCell="1" allowOverlap="1" wp14:anchorId="725C7412" wp14:editId="3082DBDE">
+          <wp:anchor distT="0" distB="0" distL="114300" distR="114300" simplePos="0" relativeHeight="251687936" behindDoc="1" locked="0" layoutInCell="1" allowOverlap="1" wp14:anchorId="725C7412" wp14:editId="3528445A">
             <wp:simplePos x="0" y="0"/>
             <wp:positionH relativeFrom="margin">
-              <wp:align>left</wp:align>
+              <wp:posOffset>-54591</wp:posOffset>
             </wp:positionH>
             <wp:positionV relativeFrom="paragraph">
-              <wp:posOffset>1564005</wp:posOffset>
+              <wp:posOffset>1575340</wp:posOffset>
             </wp:positionV>
             <wp:extent cx="3648075" cy="2330450"/>
             <wp:effectExtent l="0" t="0" r="9525" b="0"/>
-            <wp:wrapTight wrapText="bothSides">
-              <wp:wrapPolygon edited="0">
-                <wp:start x="0" y="0"/>
-                <wp:lineTo x="0" y="21365"/>
-                <wp:lineTo x="21544" y="21365"/>
-                <wp:lineTo x="21544" y="0"/>
-                <wp:lineTo x="0" y="0"/>
-              </wp:wrapPolygon>
-            </wp:wrapTight>
+            <wp:wrapSquare wrapText="bothSides"/>
             <wp:docPr id="33" name="Picture 33"/>
             <wp:cNvGraphicFramePr>
               <a:graphicFrameLocks xmlns:a="http://schemas.openxmlformats.org/drawingml/2006/main" noChangeAspect="1"/>
@@ -3135,13 +3192,57 @@
           <w:noProof/>
         </w:rPr>
         <w:drawing>
-          <wp:anchor distT="0" distB="0" distL="114300" distR="114300" simplePos="0" relativeHeight="251691008" behindDoc="0" locked="0" layoutInCell="1" allowOverlap="1" wp14:anchorId="7387B24F" wp14:editId="52B108ED">
+          <wp:inline distT="0" distB="0" distL="0" distR="0" wp14:anchorId="4E5DCBF9" wp14:editId="29876ED1">
+            <wp:extent cx="2638425" cy="2150173"/>
+            <wp:effectExtent l="0" t="0" r="0" b="2540"/>
+            <wp:docPr id="35" name="Picture 35"/>
+            <wp:cNvGraphicFramePr>
+              <a:graphicFrameLocks xmlns:a="http://schemas.openxmlformats.org/drawingml/2006/main" noChangeAspect="1"/>
+            </wp:cNvGraphicFramePr>
+            <a:graphic xmlns:a="http://schemas.openxmlformats.org/drawingml/2006/main">
+              <a:graphicData uri="http://schemas.openxmlformats.org/drawingml/2006/picture">
+                <pic:pic xmlns:pic="http://schemas.openxmlformats.org/drawingml/2006/picture">
+                  <pic:nvPicPr>
+                    <pic:cNvPr id="1" name=""/>
+                    <pic:cNvPicPr/>
+                  </pic:nvPicPr>
+                  <pic:blipFill>
+                    <a:blip r:embed="rId13"/>
+                    <a:stretch>
+                      <a:fillRect/>
+                    </a:stretch>
+                  </pic:blipFill>
+                  <pic:spPr>
+                    <a:xfrm>
+                      <a:off x="0" y="0"/>
+                      <a:ext cx="2638425" cy="2150173"/>
+                    </a:xfrm>
+                    <a:prstGeom prst="rect">
+                      <a:avLst/>
+                    </a:prstGeom>
+                  </pic:spPr>
+                </pic:pic>
+              </a:graphicData>
+            </a:graphic>
+          </wp:inline>
+        </w:drawing>
+      </w:r>
+    </w:p>
+    <w:p/>
+    <w:p>
+      <w:r>
+        <w:rPr>
+          <w:noProof/>
+        </w:rPr>
+        <w:lastRenderedPageBreak/>
+        <w:drawing>
+          <wp:anchor distT="0" distB="0" distL="114300" distR="114300" simplePos="0" relativeHeight="251691008" behindDoc="0" locked="0" layoutInCell="1" allowOverlap="1" wp14:anchorId="7387B24F" wp14:editId="3FA38526">
             <wp:simplePos x="0" y="0"/>
             <wp:positionH relativeFrom="margin">
-              <wp:posOffset>4629785</wp:posOffset>
+              <wp:posOffset>4638578</wp:posOffset>
             </wp:positionH>
             <wp:positionV relativeFrom="paragraph">
-              <wp:posOffset>2487295</wp:posOffset>
+              <wp:posOffset>7864</wp:posOffset>
             </wp:positionV>
             <wp:extent cx="2131060" cy="1720215"/>
             <wp:effectExtent l="0" t="0" r="2540" b="0"/>
@@ -3158,7 +3259,7 @@
                     <pic:cNvPicPr/>
                   </pic:nvPicPr>
                   <pic:blipFill>
-                    <a:blip r:embed="rId13" cstate="print">
+                    <a:blip r:embed="rId14" cstate="print">
                       <a:extLst>
                         <a:ext uri="{28A0092B-C50C-407E-A947-70E740481C1C}">
                           <a14:useLocalDpi xmlns:a14="http://schemas.microsoft.com/office/drawing/2010/main" val="0"/>
@@ -3195,13 +3296,13 @@
           <w:noProof/>
         </w:rPr>
         <w:drawing>
-          <wp:anchor distT="0" distB="0" distL="114300" distR="114300" simplePos="0" relativeHeight="251689984" behindDoc="0" locked="0" layoutInCell="1" allowOverlap="1" wp14:anchorId="302DBBBD" wp14:editId="32E748D3">
+          <wp:anchor distT="0" distB="0" distL="114300" distR="114300" simplePos="0" relativeHeight="251689984" behindDoc="0" locked="0" layoutInCell="1" allowOverlap="1" wp14:anchorId="302DBBBD" wp14:editId="3B868799">
             <wp:simplePos x="0" y="0"/>
             <wp:positionH relativeFrom="margin">
               <wp:align>center</wp:align>
             </wp:positionH>
             <wp:positionV relativeFrom="paragraph">
-              <wp:posOffset>2422069</wp:posOffset>
+              <wp:posOffset>-586</wp:posOffset>
             </wp:positionV>
             <wp:extent cx="2576195" cy="1790700"/>
             <wp:effectExtent l="0" t="0" r="0" b="0"/>
@@ -3218,7 +3319,7 @@
                     <pic:cNvPicPr/>
                   </pic:nvPicPr>
                   <pic:blipFill>
-                    <a:blip r:embed="rId14">
+                    <a:blip r:embed="rId15">
                       <a:extLst>
                         <a:ext uri="{28A0092B-C50C-407E-A947-70E740481C1C}">
                           <a14:useLocalDpi xmlns:a14="http://schemas.microsoft.com/office/drawing/2010/main" val="0"/>
@@ -3255,13 +3356,13 @@
           <w:noProof/>
         </w:rPr>
         <w:drawing>
-          <wp:anchor distT="0" distB="0" distL="114300" distR="114300" simplePos="0" relativeHeight="251688960" behindDoc="0" locked="0" layoutInCell="1" allowOverlap="1" wp14:anchorId="5237AEA4" wp14:editId="4572D0DE">
+          <wp:anchor distT="0" distB="0" distL="114300" distR="114300" simplePos="0" relativeHeight="251688960" behindDoc="0" locked="0" layoutInCell="1" allowOverlap="1" wp14:anchorId="5237AEA4" wp14:editId="388D017B">
             <wp:simplePos x="0" y="0"/>
             <wp:positionH relativeFrom="column">
-              <wp:posOffset>-115910</wp:posOffset>
+              <wp:posOffset>-97985</wp:posOffset>
             </wp:positionH>
             <wp:positionV relativeFrom="paragraph">
-              <wp:posOffset>2458085</wp:posOffset>
+              <wp:posOffset>49</wp:posOffset>
             </wp:positionV>
             <wp:extent cx="2098793" cy="1752600"/>
             <wp:effectExtent l="0" t="0" r="0" b="0"/>
@@ -3278,7 +3379,7 @@
                     <pic:cNvPicPr/>
                   </pic:nvPicPr>
                   <pic:blipFill>
-                    <a:blip r:embed="rId15">
+                    <a:blip r:embed="rId16">
                       <a:extLst>
                         <a:ext uri="{28A0092B-C50C-407E-A947-70E740481C1C}">
                           <a14:useLocalDpi xmlns:a14="http://schemas.microsoft.com/office/drawing/2010/main" val="0"/>
@@ -3310,63 +3411,629 @@
           </wp:anchor>
         </w:drawing>
       </w:r>
-      <w:r>
-        <w:rPr>
-          <w:noProof/>
-        </w:rPr>
-        <w:drawing>
-          <wp:inline distT="0" distB="0" distL="0" distR="0" wp14:anchorId="55885B3C" wp14:editId="7897F196">
-            <wp:extent cx="2828470" cy="2305050"/>
-            <wp:effectExtent l="0" t="0" r="0" b="0"/>
-            <wp:docPr id="35" name="Picture 35"/>
-            <wp:cNvGraphicFramePr>
-              <a:graphicFrameLocks xmlns:a="http://schemas.openxmlformats.org/drawingml/2006/main" noChangeAspect="1"/>
-            </wp:cNvGraphicFramePr>
-            <a:graphic xmlns:a="http://schemas.openxmlformats.org/drawingml/2006/main">
-              <a:graphicData uri="http://schemas.openxmlformats.org/drawingml/2006/picture">
-                <pic:pic xmlns:pic="http://schemas.openxmlformats.org/drawingml/2006/picture">
-                  <pic:nvPicPr>
-                    <pic:cNvPr id="1" name=""/>
-                    <pic:cNvPicPr/>
-                  </pic:nvPicPr>
-                  <pic:blipFill>
-                    <a:blip r:embed="rId16"/>
-                    <a:stretch>
-                      <a:fillRect/>
-                    </a:stretch>
-                  </pic:blipFill>
-                  <pic:spPr>
-                    <a:xfrm>
-                      <a:off x="0" y="0"/>
-                      <a:ext cx="2838909" cy="2313557"/>
-                    </a:xfrm>
-                    <a:prstGeom prst="rect">
-                      <a:avLst/>
-                    </a:prstGeom>
-                  </pic:spPr>
-                </pic:pic>
-              </a:graphicData>
-            </a:graphic>
-          </wp:inline>
-        </w:drawing>
-      </w:r>
-    </w:p>
-    <w:p>
-      <w:r>
-        <w:lastRenderedPageBreak/>
-        <w:t xml:space="preserve">  </w:t>
-      </w:r>
-    </w:p>
-    <w:p/>
-    <w:p/>
-    <w:p/>
-    <w:p/>
+    </w:p>
+    <w:p>
+      <w:pPr>
+        <w:pStyle w:val="NormalWeb"/>
+        <w:shd w:val="clear" w:color="auto" w:fill="FFFFFF"/>
+        <w:spacing w:before="0" w:beforeAutospacing="0" w:after="0" w:afterAutospacing="0"/>
+        <w:rPr>
+          <w:rFonts w:ascii="Consolas" w:hAnsi="Consolas"/>
+          <w:color w:val="000000"/>
+        </w:rPr>
+      </w:pPr>
+      <w:r>
+        <w:rPr>
+          <w:rFonts w:ascii="Consolas" w:hAnsi="Consolas"/>
+          <w:color w:val="000000"/>
+        </w:rPr>
+        <w:t xml:space="preserve">String </w:t>
+      </w:r>
+      <w:r>
+        <w:rPr>
+          <w:rFonts w:ascii="Consolas" w:hAnsi="Consolas"/>
+          <w:color w:val="6A3E3E"/>
+        </w:rPr>
+        <w:t>user1</w:t>
+      </w:r>
+      <w:r>
+        <w:rPr>
+          <w:rFonts w:ascii="Consolas" w:hAnsi="Consolas"/>
+          <w:color w:val="000000"/>
+        </w:rPr>
+        <w:t xml:space="preserve"> = </w:t>
+      </w:r>
+      <w:r>
+        <w:rPr>
+          <w:rFonts w:ascii="Consolas" w:hAnsi="Consolas"/>
+          <w:color w:val="2A00FF"/>
+        </w:rPr>
+        <w:t>"Akshat"</w:t>
+      </w:r>
+      <w:r>
+        <w:rPr>
+          <w:rFonts w:ascii="Consolas" w:hAnsi="Consolas"/>
+          <w:color w:val="000000"/>
+        </w:rPr>
+        <w:t>;</w:t>
+      </w:r>
+    </w:p>
+    <w:p>
+      <w:pPr>
+        <w:pStyle w:val="NormalWeb"/>
+        <w:shd w:val="clear" w:color="auto" w:fill="FFFFFF"/>
+        <w:spacing w:before="0" w:beforeAutospacing="0" w:after="0" w:afterAutospacing="0"/>
+        <w:rPr>
+          <w:rFonts w:ascii="Consolas" w:hAnsi="Consolas"/>
+          <w:color w:val="000000"/>
+        </w:rPr>
+      </w:pPr>
+      <w:r>
+        <w:rPr>
+          <w:rFonts w:ascii="Consolas" w:hAnsi="Consolas"/>
+          <w:color w:val="000000"/>
+        </w:rPr>
+        <w:t xml:space="preserve">String </w:t>
+      </w:r>
+      <w:r>
+        <w:rPr>
+          <w:rFonts w:ascii="Consolas" w:hAnsi="Consolas"/>
+          <w:color w:val="6A3E3E"/>
+        </w:rPr>
+        <w:t>user2</w:t>
+      </w:r>
+      <w:r>
+        <w:rPr>
+          <w:rFonts w:ascii="Consolas" w:hAnsi="Consolas"/>
+          <w:color w:val="000000"/>
+        </w:rPr>
+        <w:t xml:space="preserve"> = </w:t>
+      </w:r>
+      <w:r>
+        <w:rPr>
+          <w:rFonts w:ascii="Consolas" w:hAnsi="Consolas"/>
+          <w:b/>
+          <w:bCs/>
+          <w:color w:val="7F0055"/>
+        </w:rPr>
+        <w:t>new</w:t>
+      </w:r>
+      <w:r>
+        <w:rPr>
+          <w:rFonts w:ascii="Consolas" w:hAnsi="Consolas"/>
+          <w:color w:val="000000"/>
+        </w:rPr>
+        <w:t xml:space="preserve"> String(</w:t>
+      </w:r>
+      <w:r>
+        <w:rPr>
+          <w:rFonts w:ascii="Consolas" w:hAnsi="Consolas"/>
+          <w:color w:val="2A00FF"/>
+        </w:rPr>
+        <w:t>"Akshat"</w:t>
+      </w:r>
+      <w:r>
+        <w:rPr>
+          <w:rFonts w:ascii="Consolas" w:hAnsi="Consolas"/>
+          <w:color w:val="000000"/>
+        </w:rPr>
+        <w:t>);</w:t>
+      </w:r>
+    </w:p>
+    <w:p>
+      <w:pPr>
+        <w:pStyle w:val="NormalWeb"/>
+        <w:shd w:val="clear" w:color="auto" w:fill="FFFFFF"/>
+        <w:spacing w:before="0" w:beforeAutospacing="0" w:after="0" w:afterAutospacing="0"/>
+        <w:rPr>
+          <w:rFonts w:ascii="Consolas" w:hAnsi="Consolas"/>
+          <w:color w:val="000000"/>
+        </w:rPr>
+      </w:pPr>
+    </w:p>
+    <w:p>
+      <w:pPr>
+        <w:pStyle w:val="NormalWeb"/>
+        <w:shd w:val="clear" w:color="auto" w:fill="FFFFFF"/>
+        <w:spacing w:before="0" w:beforeAutospacing="0" w:after="0" w:afterAutospacing="0"/>
+        <w:rPr>
+          <w:rFonts w:ascii="Consolas" w:hAnsi="Consolas"/>
+          <w:color w:val="000000"/>
+        </w:rPr>
+      </w:pPr>
+      <w:proofErr w:type="spellStart"/>
+      <w:r>
+        <w:rPr>
+          <w:rFonts w:ascii="Consolas" w:hAnsi="Consolas"/>
+          <w:color w:val="000000"/>
+        </w:rPr>
+        <w:t>System.</w:t>
+      </w:r>
+      <w:r>
+        <w:rPr>
+          <w:rFonts w:ascii="Consolas" w:hAnsi="Consolas"/>
+          <w:b/>
+          <w:bCs/>
+          <w:i/>
+          <w:iCs/>
+          <w:color w:val="0000C0"/>
+        </w:rPr>
+        <w:t>out</w:t>
+      </w:r>
+      <w:r>
+        <w:rPr>
+          <w:rFonts w:ascii="Consolas" w:hAnsi="Consolas"/>
+          <w:color w:val="000000"/>
+        </w:rPr>
+        <w:t>.println</w:t>
+      </w:r>
+      <w:proofErr w:type="spellEnd"/>
+      <w:r>
+        <w:rPr>
+          <w:rFonts w:ascii="Consolas" w:hAnsi="Consolas"/>
+          <w:color w:val="000000"/>
+        </w:rPr>
+        <w:t>(</w:t>
+      </w:r>
+      <w:r>
+        <w:rPr>
+          <w:rFonts w:ascii="Consolas" w:hAnsi="Consolas"/>
+          <w:color w:val="6A3E3E"/>
+        </w:rPr>
+        <w:t>user1</w:t>
+      </w:r>
+      <w:r>
+        <w:rPr>
+          <w:rFonts w:ascii="Consolas" w:hAnsi="Consolas"/>
+          <w:color w:val="000000"/>
+        </w:rPr>
+        <w:t>.equals(</w:t>
+      </w:r>
+      <w:r>
+        <w:rPr>
+          <w:rFonts w:ascii="Consolas" w:hAnsi="Consolas"/>
+          <w:color w:val="6A3E3E"/>
+        </w:rPr>
+        <w:t>user2</w:t>
+      </w:r>
+      <w:r>
+        <w:rPr>
+          <w:rFonts w:ascii="Consolas" w:hAnsi="Consolas"/>
+          <w:color w:val="000000"/>
+        </w:rPr>
+        <w:t xml:space="preserve">)); </w:t>
+      </w:r>
+      <w:r>
+        <w:rPr>
+          <w:rFonts w:ascii="Consolas" w:hAnsi="Consolas"/>
+          <w:color w:val="3F7F5F"/>
+        </w:rPr>
+        <w:t>/</w:t>
+      </w:r>
+      <w:proofErr w:type="gramStart"/>
+      <w:r>
+        <w:rPr>
+          <w:rFonts w:ascii="Consolas" w:hAnsi="Consolas"/>
+          <w:color w:val="3F7F5F"/>
+        </w:rPr>
+        <w:t>/</w:t>
+      </w:r>
+      <w:r>
+        <w:rPr>
+          <w:rFonts w:ascii="Consolas" w:hAnsi="Consolas"/>
+          <w:b/>
+          <w:bCs/>
+          <w:color w:val="3F7F5F"/>
+        </w:rPr>
+        <w:t>.equals</w:t>
+      </w:r>
+      <w:proofErr w:type="gramEnd"/>
+      <w:r>
+        <w:rPr>
+          <w:rFonts w:ascii="Consolas" w:hAnsi="Consolas"/>
+          <w:b/>
+          <w:bCs/>
+          <w:color w:val="3F7F5F"/>
+        </w:rPr>
+        <w:t xml:space="preserve">() </w:t>
+      </w:r>
+      <w:r>
+        <w:rPr>
+          <w:rFonts w:ascii="Consolas" w:hAnsi="Consolas"/>
+          <w:color w:val="3F7F5F"/>
+        </w:rPr>
+        <w:t>Content / Value same?</w:t>
+      </w:r>
+    </w:p>
+    <w:p>
+      <w:pPr>
+        <w:pStyle w:val="NormalWeb"/>
+        <w:shd w:val="clear" w:color="auto" w:fill="FFFFFF"/>
+        <w:spacing w:before="0" w:beforeAutospacing="0" w:after="0" w:afterAutospacing="0"/>
+        <w:rPr>
+          <w:rFonts w:ascii="Consolas" w:hAnsi="Consolas"/>
+          <w:color w:val="3F7F5F"/>
+        </w:rPr>
+      </w:pPr>
+      <w:proofErr w:type="spellStart"/>
+      <w:r>
+        <w:rPr>
+          <w:rFonts w:ascii="Consolas" w:hAnsi="Consolas"/>
+          <w:color w:val="000000"/>
+        </w:rPr>
+        <w:t>System.</w:t>
+      </w:r>
+      <w:r>
+        <w:rPr>
+          <w:rFonts w:ascii="Consolas" w:hAnsi="Consolas"/>
+          <w:b/>
+          <w:bCs/>
+          <w:i/>
+          <w:iCs/>
+          <w:color w:val="0000C0"/>
+        </w:rPr>
+        <w:t>out</w:t>
+      </w:r>
+      <w:r>
+        <w:rPr>
+          <w:rFonts w:ascii="Consolas" w:hAnsi="Consolas"/>
+          <w:color w:val="000000"/>
+        </w:rPr>
+        <w:t>.println</w:t>
+      </w:r>
+      <w:proofErr w:type="spellEnd"/>
+      <w:r>
+        <w:rPr>
+          <w:rFonts w:ascii="Consolas" w:hAnsi="Consolas"/>
+          <w:color w:val="000000"/>
+        </w:rPr>
+        <w:t>(</w:t>
+      </w:r>
+      <w:r>
+        <w:rPr>
+          <w:rFonts w:ascii="Consolas" w:hAnsi="Consolas"/>
+          <w:color w:val="6A3E3E"/>
+        </w:rPr>
+        <w:t>user1</w:t>
+      </w:r>
+      <w:r>
+        <w:rPr>
+          <w:rFonts w:ascii="Consolas" w:hAnsi="Consolas"/>
+          <w:color w:val="000000"/>
+        </w:rPr>
+        <w:t>==</w:t>
+      </w:r>
+      <w:r>
+        <w:rPr>
+          <w:rFonts w:ascii="Consolas" w:hAnsi="Consolas"/>
+          <w:color w:val="6A3E3E"/>
+        </w:rPr>
+        <w:t>user2</w:t>
+      </w:r>
+      <w:r>
+        <w:rPr>
+          <w:rFonts w:ascii="Consolas" w:hAnsi="Consolas"/>
+          <w:color w:val="000000"/>
+        </w:rPr>
+        <w:t xml:space="preserve">); </w:t>
+      </w:r>
+      <w:r>
+        <w:rPr>
+          <w:rFonts w:ascii="Consolas" w:hAnsi="Consolas"/>
+          <w:color w:val="3F7F5F"/>
+        </w:rPr>
+        <w:t>//</w:t>
+      </w:r>
+      <w:r>
+        <w:rPr>
+          <w:rFonts w:ascii="Consolas" w:hAnsi="Consolas"/>
+          <w:b/>
+          <w:bCs/>
+          <w:color w:val="3F7F5F"/>
+        </w:rPr>
+        <w:t>= =</w:t>
+      </w:r>
+      <w:r>
+        <w:rPr>
+          <w:rFonts w:ascii="Consolas" w:hAnsi="Consolas"/>
+          <w:color w:val="3F7F5F"/>
+        </w:rPr>
+        <w:t xml:space="preserve"> </w:t>
+      </w:r>
+      <w:r>
+        <w:rPr>
+          <w:rFonts w:ascii="Consolas" w:hAnsi="Consolas"/>
+          <w:color w:val="3F7F5F"/>
+        </w:rPr>
+        <w:t xml:space="preserve">Reference / Object </w:t>
+      </w:r>
+      <w:proofErr w:type="gramStart"/>
+      <w:r>
+        <w:rPr>
+          <w:rFonts w:ascii="Consolas" w:hAnsi="Consolas"/>
+          <w:color w:val="3F7F5F"/>
+        </w:rPr>
+        <w:t>same ?</w:t>
+      </w:r>
+      <w:proofErr w:type="gramEnd"/>
+    </w:p>
+    <w:p>
+      <w:pPr>
+        <w:pStyle w:val="NormalWeb"/>
+        <w:shd w:val="clear" w:color="auto" w:fill="FFFFFF"/>
+        <w:spacing w:before="0" w:beforeAutospacing="0" w:after="0" w:afterAutospacing="0"/>
+        <w:rPr>
+          <w:rFonts w:ascii="Consolas" w:hAnsi="Consolas"/>
+          <w:color w:val="3F7F5F"/>
+        </w:rPr>
+      </w:pPr>
+    </w:p>
+    <w:p>
+      <w:pPr>
+        <w:pStyle w:val="NormalWeb"/>
+        <w:shd w:val="clear" w:color="auto" w:fill="FFFFFF"/>
+        <w:spacing w:before="0" w:beforeAutospacing="0" w:after="0" w:afterAutospacing="0"/>
+        <w:ind w:left="1440"/>
+        <w:rPr>
+          <w:rFonts w:ascii="Consolas" w:hAnsi="Consolas"/>
+          <w:color w:val="3F7F5F"/>
+        </w:rPr>
+      </w:pPr>
+    </w:p>
+    <w:p>
+      <w:pPr>
+        <w:pStyle w:val="NormalWeb"/>
+        <w:shd w:val="clear" w:color="auto" w:fill="FFFFFF"/>
+        <w:spacing w:before="0" w:beforeAutospacing="0" w:after="0" w:afterAutospacing="0"/>
+        <w:ind w:left="1440"/>
+        <w:rPr>
+          <w:rFonts w:ascii="Consolas" w:hAnsi="Consolas"/>
+          <w:color w:val="000000"/>
+        </w:rPr>
+      </w:pPr>
+      <w:r>
+        <w:rPr>
+          <w:rFonts w:ascii="Consolas" w:hAnsi="Consolas"/>
+          <w:color w:val="3F5FBF"/>
+        </w:rPr>
+        <w:t>* Before:</w:t>
+      </w:r>
+    </w:p>
+    <w:p>
+      <w:pPr>
+        <w:pStyle w:val="NormalWeb"/>
+        <w:shd w:val="clear" w:color="auto" w:fill="FFFFFF"/>
+        <w:spacing w:before="0" w:beforeAutospacing="0" w:after="0" w:afterAutospacing="0"/>
+        <w:ind w:left="1440"/>
+        <w:rPr>
+          <w:rFonts w:ascii="Consolas" w:hAnsi="Consolas"/>
+          <w:color w:val="000000"/>
+        </w:rPr>
+      </w:pPr>
+      <w:r>
+        <w:rPr>
+          <w:rFonts w:ascii="Consolas" w:hAnsi="Consolas"/>
+          <w:color w:val="3F5FBF"/>
+        </w:rPr>
+        <w:t>name ───────►</w:t>
+      </w:r>
+      <w:r>
+        <w:rPr>
+          <w:rFonts w:ascii="Consolas" w:hAnsi="Consolas"/>
+          <w:color w:val="3F3FBF"/>
+        </w:rPr>
+        <w:t xml:space="preserve"> [ "</w:t>
+      </w:r>
+      <w:r>
+        <w:rPr>
+          <w:rFonts w:ascii="Consolas" w:hAnsi="Consolas"/>
+          <w:color w:val="3F3FBF"/>
+          <w:u w:val="single"/>
+        </w:rPr>
+        <w:t>Akshat</w:t>
+      </w:r>
+      <w:proofErr w:type="gramStart"/>
+      <w:r>
+        <w:rPr>
+          <w:rFonts w:ascii="Consolas" w:hAnsi="Consolas"/>
+          <w:color w:val="3F3FBF"/>
+        </w:rPr>
+        <w:t>" ]</w:t>
+      </w:r>
+      <w:proofErr w:type="gramEnd"/>
+    </w:p>
+    <w:p>
+      <w:pPr>
+        <w:pStyle w:val="NormalWeb"/>
+        <w:shd w:val="clear" w:color="auto" w:fill="FFFFFF"/>
+        <w:spacing w:before="0" w:beforeAutospacing="0" w:after="0" w:afterAutospacing="0"/>
+        <w:ind w:left="1440"/>
+        <w:rPr>
+          <w:rFonts w:ascii="Consolas" w:hAnsi="Consolas"/>
+          <w:color w:val="000000"/>
+        </w:rPr>
+      </w:pPr>
+      <w:r>
+        <w:rPr>
+          <w:rFonts w:ascii="Consolas" w:hAnsi="Consolas"/>
+          <w:color w:val="3F5FBF"/>
+        </w:rPr>
+        <w:t>↑</w:t>
+      </w:r>
+    </w:p>
+    <w:p>
+      <w:pPr>
+        <w:pStyle w:val="NormalWeb"/>
+        <w:shd w:val="clear" w:color="auto" w:fill="FFFFFF"/>
+        <w:spacing w:before="0" w:beforeAutospacing="0" w:after="0" w:afterAutospacing="0"/>
+        <w:ind w:left="1440"/>
+        <w:rPr>
+          <w:rFonts w:ascii="Consolas" w:hAnsi="Consolas"/>
+          <w:color w:val="000000"/>
+        </w:rPr>
+      </w:pPr>
+      <w:r>
+        <w:rPr>
+          <w:rFonts w:ascii="Consolas" w:hAnsi="Consolas"/>
+          <w:color w:val="3F5FBF"/>
+        </w:rPr>
+        <w:t xml:space="preserve">Object </w:t>
+      </w:r>
+    </w:p>
+    <w:p>
+      <w:pPr>
+        <w:pStyle w:val="NormalWeb"/>
+        <w:shd w:val="clear" w:color="auto" w:fill="FFFFFF"/>
+        <w:spacing w:before="0" w:beforeAutospacing="0" w:after="0" w:afterAutospacing="0"/>
+        <w:ind w:left="1440"/>
+        <w:rPr>
+          <w:rFonts w:ascii="Consolas" w:hAnsi="Consolas"/>
+          <w:color w:val="000000"/>
+        </w:rPr>
+      </w:pPr>
+      <w:r>
+        <w:rPr>
+          <w:rFonts w:ascii="Consolas" w:hAnsi="Consolas"/>
+          <w:color w:val="3F5FBF"/>
+        </w:rPr>
+        <w:t xml:space="preserve">*  </w:t>
+      </w:r>
+      <w:r>
+        <w:rPr>
+          <w:rFonts w:ascii="Consolas" w:hAnsi="Consolas"/>
+          <w:color w:val="3F5FBF"/>
+        </w:rPr>
+        <w:t>After:</w:t>
+      </w:r>
+    </w:p>
+    <w:p>
+      <w:pPr>
+        <w:pStyle w:val="NormalWeb"/>
+        <w:shd w:val="clear" w:color="auto" w:fill="FFFFFF"/>
+        <w:spacing w:before="0" w:beforeAutospacing="0" w:after="0" w:afterAutospacing="0"/>
+        <w:ind w:left="1440"/>
+        <w:rPr>
+          <w:rFonts w:ascii="Consolas" w:hAnsi="Consolas"/>
+          <w:color w:val="000000"/>
+        </w:rPr>
+      </w:pPr>
+      <w:r>
+        <w:rPr>
+          <w:rFonts w:ascii="Consolas" w:hAnsi="Consolas"/>
+          <w:color w:val="3F5FBF"/>
+        </w:rPr>
+        <w:t>name ───────►</w:t>
+      </w:r>
+      <w:r>
+        <w:rPr>
+          <w:rFonts w:ascii="Consolas" w:hAnsi="Consolas"/>
+          <w:color w:val="3F3FBF"/>
+        </w:rPr>
+        <w:t xml:space="preserve"> [ "AKSHAT</w:t>
+      </w:r>
+      <w:proofErr w:type="gramStart"/>
+      <w:r>
+        <w:rPr>
+          <w:rFonts w:ascii="Consolas" w:hAnsi="Consolas"/>
+          <w:color w:val="3F3FBF"/>
+        </w:rPr>
+        <w:t>" ]</w:t>
+      </w:r>
+      <w:proofErr w:type="gramEnd"/>
+    </w:p>
+    <w:p>
+      <w:pPr>
+        <w:pStyle w:val="NormalWeb"/>
+        <w:shd w:val="clear" w:color="auto" w:fill="FFFFFF"/>
+        <w:spacing w:before="0" w:beforeAutospacing="0" w:after="0" w:afterAutospacing="0"/>
+        <w:ind w:left="1440"/>
+        <w:rPr>
+          <w:rFonts w:ascii="Consolas" w:hAnsi="Consolas"/>
+          <w:color w:val="000000"/>
+        </w:rPr>
+      </w:pPr>
+      <w:r>
+        <w:rPr>
+          <w:rFonts w:ascii="Consolas" w:hAnsi="Consolas"/>
+          <w:color w:val="3F5FBF"/>
+        </w:rPr>
+        <w:t>↑</w:t>
+      </w:r>
+    </w:p>
+    <w:p>
+      <w:pPr>
+        <w:pStyle w:val="NormalWeb"/>
+        <w:shd w:val="clear" w:color="auto" w:fill="FFFFFF"/>
+        <w:spacing w:before="0" w:beforeAutospacing="0" w:after="0" w:afterAutospacing="0"/>
+        <w:ind w:left="1440"/>
+        <w:rPr>
+          <w:rFonts w:ascii="Consolas" w:hAnsi="Consolas"/>
+          <w:color w:val="000000"/>
+        </w:rPr>
+      </w:pPr>
+      <w:r>
+        <w:rPr>
+          <w:rFonts w:ascii="Consolas" w:hAnsi="Consolas"/>
+          <w:color w:val="3F5FBF"/>
+        </w:rPr>
+        <w:t>Object B</w:t>
+      </w:r>
+    </w:p>
+    <w:p>
+      <w:pPr>
+        <w:pStyle w:val="NormalWeb"/>
+        <w:shd w:val="clear" w:color="auto" w:fill="FFFFFF"/>
+        <w:spacing w:before="0" w:beforeAutospacing="0" w:after="0" w:afterAutospacing="0"/>
+        <w:rPr>
+          <w:rFonts w:ascii="Consolas" w:hAnsi="Consolas"/>
+          <w:color w:val="3F7F5F"/>
+        </w:rPr>
+      </w:pPr>
+    </w:p>
+    <w:p>
+      <w:pPr>
+        <w:pStyle w:val="NormalWeb"/>
+        <w:shd w:val="clear" w:color="auto" w:fill="FFFFFF"/>
+        <w:spacing w:before="0" w:beforeAutospacing="0" w:after="0" w:afterAutospacing="0"/>
+        <w:rPr>
+          <w:rFonts w:ascii="Consolas" w:hAnsi="Consolas"/>
+          <w:color w:val="3F7F5F"/>
+        </w:rPr>
+      </w:pPr>
+    </w:p>
+    <w:p>
+      <w:pPr>
+        <w:pStyle w:val="NormalWeb"/>
+        <w:shd w:val="clear" w:color="auto" w:fill="FFFFFF"/>
+        <w:spacing w:before="0" w:beforeAutospacing="0" w:after="0" w:afterAutospacing="0"/>
+      </w:pPr>
+      <w:r>
+        <w:t xml:space="preserve">When you "change" a String, Java </w:t>
+      </w:r>
+      <w:r>
+        <w:rPr>
+          <w:rStyle w:val="Strong"/>
+        </w:rPr>
+        <w:t>doesn't modify the existing String object</w:t>
+      </w:r>
+      <w:r>
+        <w:t xml:space="preserve">. Instead, it creates a </w:t>
+      </w:r>
+      <w:r>
+        <w:rPr>
+          <w:rStyle w:val="Strong"/>
+        </w:rPr>
+        <w:t>new String object</w:t>
+      </w:r>
+      <w:r>
+        <w:t>.</w:t>
+      </w:r>
+    </w:p>
     <w:p>
       <w:r>
         <w:br w:type="page"/>
       </w:r>
     </w:p>
-    <w:p/>
     <w:sectPr>
       <w:pgSz w:w="11906" w:h="16838"/>
       <w:pgMar w:top="720" w:right="720" w:bottom="720" w:left="720" w:header="708" w:footer="708" w:gutter="0"/>
@@ -4057,6 +4724,34 @@
       <w:contextualSpacing/>
     </w:pPr>
   </w:style>
+  <w:style w:type="paragraph" w:styleId="NormalWeb">
+    <w:name w:val="Normal (Web)"/>
+    <w:basedOn w:val="Normal"/>
+    <w:uiPriority w:val="99"/>
+    <w:semiHidden/>
+    <w:unhideWhenUsed/>
+    <w:rsid w:val="00E54DA9"/>
+    <w:pPr>
+      <w:spacing w:before="100" w:beforeAutospacing="1" w:after="100" w:afterAutospacing="1" w:line="240" w:lineRule="auto"/>
+    </w:pPr>
+    <w:rPr>
+      <w:rFonts w:ascii="Times New Roman" w:eastAsia="Times New Roman" w:hAnsi="Times New Roman" w:cs="Times New Roman"/>
+      <w:sz w:val="24"/>
+      <w:szCs w:val="24"/>
+      <w:lang w:eastAsia="en-IN"/>
+    </w:rPr>
+  </w:style>
+  <w:style w:type="character" w:styleId="Strong">
+    <w:name w:val="Strong"/>
+    <w:basedOn w:val="DefaultParagraphFont"/>
+    <w:uiPriority w:val="22"/>
+    <w:qFormat/>
+    <w:rsid w:val="006C75A3"/>
+    <w:rPr>
+      <w:b/>
+      <w:bCs/>
+    </w:rPr>
+  </w:style>
 </w:styles>
 </file>
 

--- a/JavaRevision/Notes.docx
+++ b/JavaRevision/Notes.docx
@@ -2154,7 +2154,7 @@
           </mc:Choice>
           <mc:Fallback>
             <w:pict>
-              <v:shapetype w14:anchorId="7C08E94D" id="_x0000_t32" coordsize="21600,21600" o:spt="32" o:oned="t" path="m,l21600,21600e" filled="f">
+              <v:shapetype w14:anchorId="06268586" id="_x0000_t32" coordsize="21600,21600" o:spt="32" o:oned="t" path="m,l21600,21600e" filled="f">
                 <v:path arrowok="t" fillok="f" o:connecttype="none"/>
                 <o:lock v:ext="edit" shapetype="t"/>
               </v:shapetype>
@@ -3773,7 +3773,6 @@
         <w:pStyle w:val="NormalWeb"/>
         <w:shd w:val="clear" w:color="auto" w:fill="FFFFFF"/>
         <w:spacing w:before="0" w:beforeAutospacing="0" w:after="0" w:afterAutospacing="0"/>
-        <w:ind w:left="1440"/>
         <w:rPr>
           <w:rFonts w:ascii="Consolas" w:hAnsi="Consolas"/>
           <w:color w:val="3F7F5F"/>
@@ -3785,7 +3784,6 @@
         <w:pStyle w:val="NormalWeb"/>
         <w:shd w:val="clear" w:color="auto" w:fill="FFFFFF"/>
         <w:spacing w:before="0" w:beforeAutospacing="0" w:after="0" w:afterAutospacing="0"/>
-        <w:ind w:left="1440"/>
         <w:rPr>
           <w:rFonts w:ascii="Consolas" w:hAnsi="Consolas"/>
           <w:color w:val="000000"/>
@@ -3804,7 +3802,6 @@
         <w:pStyle w:val="NormalWeb"/>
         <w:shd w:val="clear" w:color="auto" w:fill="FFFFFF"/>
         <w:spacing w:before="0" w:beforeAutospacing="0" w:after="0" w:afterAutospacing="0"/>
-        <w:ind w:left="1440"/>
         <w:rPr>
           <w:rFonts w:ascii="Consolas" w:hAnsi="Consolas"/>
           <w:color w:val="000000"/>
@@ -3839,6 +3836,13 @@
           <w:color w:val="3F3FBF"/>
         </w:rPr>
         <w:t>" ]</w:t>
+      </w:r>
+      <w:r>
+        <w:rPr>
+          <w:rFonts w:ascii="Consolas" w:hAnsi="Consolas"/>
+          <w:color w:val="3F3FBF"/>
+        </w:rPr>
+        <w:t>s</w:t>
       </w:r>
       <w:proofErr w:type="gramEnd"/>
     </w:p>
@@ -3847,7 +3851,6 @@
         <w:pStyle w:val="NormalWeb"/>
         <w:shd w:val="clear" w:color="auto" w:fill="FFFFFF"/>
         <w:spacing w:before="0" w:beforeAutospacing="0" w:after="0" w:afterAutospacing="0"/>
-        <w:ind w:left="1440"/>
         <w:rPr>
           <w:rFonts w:ascii="Consolas" w:hAnsi="Consolas"/>
           <w:color w:val="000000"/>
@@ -3866,7 +3869,6 @@
         <w:pStyle w:val="NormalWeb"/>
         <w:shd w:val="clear" w:color="auto" w:fill="FFFFFF"/>
         <w:spacing w:before="0" w:beforeAutospacing="0" w:after="0" w:afterAutospacing="0"/>
-        <w:ind w:left="1440"/>
         <w:rPr>
           <w:rFonts w:ascii="Consolas" w:hAnsi="Consolas"/>
           <w:color w:val="000000"/>
@@ -3885,7 +3887,6 @@
         <w:pStyle w:val="NormalWeb"/>
         <w:shd w:val="clear" w:color="auto" w:fill="FFFFFF"/>
         <w:spacing w:before="0" w:beforeAutospacing="0" w:after="0" w:afterAutospacing="0"/>
-        <w:ind w:left="1440"/>
         <w:rPr>
           <w:rFonts w:ascii="Consolas" w:hAnsi="Consolas"/>
           <w:color w:val="000000"/>
@@ -3911,7 +3912,6 @@
         <w:pStyle w:val="NormalWeb"/>
         <w:shd w:val="clear" w:color="auto" w:fill="FFFFFF"/>
         <w:spacing w:before="0" w:beforeAutospacing="0" w:after="0" w:afterAutospacing="0"/>
-        <w:ind w:left="1440"/>
         <w:rPr>
           <w:rFonts w:ascii="Consolas" w:hAnsi="Consolas"/>
           <w:color w:val="000000"/>
@@ -3946,7 +3946,6 @@
         <w:pStyle w:val="NormalWeb"/>
         <w:shd w:val="clear" w:color="auto" w:fill="FFFFFF"/>
         <w:spacing w:before="0" w:beforeAutospacing="0" w:after="0" w:afterAutospacing="0"/>
-        <w:ind w:left="1440"/>
         <w:rPr>
           <w:rFonts w:ascii="Consolas" w:hAnsi="Consolas"/>
           <w:color w:val="000000"/>
@@ -3965,7 +3964,6 @@
         <w:pStyle w:val="NormalWeb"/>
         <w:shd w:val="clear" w:color="auto" w:fill="FFFFFF"/>
         <w:spacing w:before="0" w:beforeAutospacing="0" w:after="0" w:afterAutospacing="0"/>
-        <w:ind w:left="1440"/>
         <w:rPr>
           <w:rFonts w:ascii="Consolas" w:hAnsi="Consolas"/>
           <w:color w:val="000000"/>
@@ -4029,11 +4027,7 @@
         <w:t>.</w:t>
       </w:r>
     </w:p>
-    <w:p>
-      <w:r>
-        <w:br w:type="page"/>
-      </w:r>
-    </w:p>
+    <w:p/>
     <w:sectPr>
       <w:pgSz w:w="11906" w:h="16838"/>
       <w:pgMar w:top="720" w:right="720" w:bottom="720" w:left="720" w:header="708" w:footer="708" w:gutter="0"/>

--- a/JavaRevision/Notes.docx
+++ b/JavaRevision/Notes.docx
@@ -1,6 +1,6 @@
 
 <file path=word/document.xml><?xml version="1.0" encoding="utf-8"?>
-<w:document xmlns:wpc="http://schemas.microsoft.com/office/word/2010/wordprocessingCanvas" xmlns:cx="http://schemas.microsoft.com/office/drawing/2014/chartex" xmlns:cx1="http://schemas.microsoft.com/office/drawing/2015/9/8/chartex" xmlns:cx2="http://schemas.microsoft.com/office/drawing/2015/10/21/chartex" xmlns:cx3="http://schemas.microsoft.com/office/drawing/2016/5/9/chartex" xmlns:cx4="http://schemas.microsoft.com/office/drawing/2016/5/10/chartex" xmlns:cx5="http://schemas.microsoft.com/office/drawing/2016/5/11/chartex" xmlns:cx6="http://schemas.microsoft.com/office/drawing/2016/5/12/chartex" xmlns:cx7="http://schemas.microsoft.com/office/drawing/2016/5/13/chartex" xmlns:cx8="http://schemas.microsoft.com/office/drawing/2016/5/14/chartex" xmlns:mc="http://schemas.openxmlformats.org/markup-compatibility/2006" xmlns:aink="http://schemas.microsoft.com/office/drawing/2016/ink" xmlns:am3d="http://schemas.microsoft.com/office/drawing/2017/model3d" xmlns:o="urn:schemas-microsoft-com:office:office" xmlns:r="http://schemas.openxmlformats.org/officeDocument/2006/relationships" xmlns:m="http://schemas.openxmlformats.org/officeDocument/2006/math" xmlns:v="urn:schemas-microsoft-com:vml" xmlns:wp14="http://schemas.microsoft.com/office/word/2010/wordprocessingDrawing" xmlns:wp="http://schemas.openxmlformats.org/drawingml/2006/wordprocessingDrawing" xmlns:w10="urn:schemas-microsoft-com:office:word" xmlns:w="http://schemas.openxmlformats.org/wordprocessingml/2006/main" xmlns:w14="http://schemas.microsoft.com/office/word/2010/wordml" xmlns:w15="http://schemas.microsoft.com/office/word/2012/wordml" xmlns:w16cex="http://schemas.microsoft.com/office/word/2018/wordml/cex" xmlns:w16cid="http://schemas.microsoft.com/office/word/2016/wordml/cid" xmlns:w16="http://schemas.microsoft.com/office/word/2018/wordml" xmlns:w16sdtdh="http://schemas.microsoft.com/office/word/2020/wordml/sdtdatahash" xmlns:w16se="http://schemas.microsoft.com/office/word/2015/wordml/symex" xmlns:wpg="http://schemas.microsoft.com/office/word/2010/wordprocessingGroup" xmlns:wpi="http://schemas.microsoft.com/office/word/2010/wordprocessingInk" xmlns:wne="http://schemas.microsoft.com/office/word/2006/wordml" xmlns:wps="http://schemas.microsoft.com/office/word/2010/wordprocessingShape" mc:Ignorable="w14 w15 w16se w16cid w16 w16cex w16sdtdh wp14">
+<w:document xmlns:wpc="http://schemas.microsoft.com/office/word/2010/wordprocessingCanvas" xmlns:cx="http://schemas.microsoft.com/office/drawing/2014/chartex" xmlns:cx1="http://schemas.microsoft.com/office/drawing/2015/9/8/chartex" xmlns:cx2="http://schemas.microsoft.com/office/drawing/2015/10/21/chartex" xmlns:cx3="http://schemas.microsoft.com/office/drawing/2016/5/9/chartex" xmlns:cx4="http://schemas.microsoft.com/office/drawing/2016/5/10/chartex" xmlns:cx5="http://schemas.microsoft.com/office/drawing/2016/5/11/chartex" xmlns:cx6="http://schemas.microsoft.com/office/drawing/2016/5/12/chartex" xmlns:cx7="http://schemas.microsoft.com/office/drawing/2016/5/13/chartex" xmlns:cx8="http://schemas.microsoft.com/office/drawing/2016/5/14/chartex" xmlns:mc="http://schemas.openxmlformats.org/markup-compatibility/2006" xmlns:aink="http://schemas.microsoft.com/office/drawing/2016/ink" xmlns:am3d="http://schemas.microsoft.com/office/drawing/2017/model3d" xmlns:o="urn:schemas-microsoft-com:office:office" xmlns:oel="http://schemas.microsoft.com/office/2019/extlst" xmlns:r="http://schemas.openxmlformats.org/officeDocument/2006/relationships" xmlns:m="http://schemas.openxmlformats.org/officeDocument/2006/math" xmlns:v="urn:schemas-microsoft-com:vml" xmlns:wp14="http://schemas.microsoft.com/office/word/2010/wordprocessingDrawing" xmlns:wp="http://schemas.openxmlformats.org/drawingml/2006/wordprocessingDrawing" xmlns:w10="urn:schemas-microsoft-com:office:word" xmlns:w="http://schemas.openxmlformats.org/wordprocessingml/2006/main" xmlns:w14="http://schemas.microsoft.com/office/word/2010/wordml" xmlns:w15="http://schemas.microsoft.com/office/word/2012/wordml" xmlns:w16cex="http://schemas.microsoft.com/office/word/2018/wordml/cex" xmlns:w16cid="http://schemas.microsoft.com/office/word/2016/wordml/cid" xmlns:w16="http://schemas.microsoft.com/office/word/2018/wordml" xmlns:w16du="http://schemas.microsoft.com/office/word/2023/wordml/word16du" xmlns:w16sdtdh="http://schemas.microsoft.com/office/word/2020/wordml/sdtdatahash" xmlns:w16sdtfl="http://schemas.microsoft.com/office/word/2024/wordml/sdtformatlock" xmlns:w16se="http://schemas.microsoft.com/office/word/2015/wordml/symex" xmlns:wpg="http://schemas.microsoft.com/office/word/2010/wordprocessingGroup" xmlns:wpi="http://schemas.microsoft.com/office/word/2010/wordprocessingInk" xmlns:wne="http://schemas.microsoft.com/office/word/2006/wordml" xmlns:wps="http://schemas.microsoft.com/office/word/2010/wordprocessingShape" mc:Ignorable="w14 w15 w16se w16cid w16 w16cex w16sdtdh w16sdtfl w16du wp14">
   <w:background w:color="FFFFFF" w:themeColor="background1"/>
   <w:body>
     <w:p>
@@ -128,7 +128,7 @@
           </mc:Choice>
           <mc:Fallback>
             <w:pict>
-              <v:rect w14:anchorId="1879A2C1" id="Rectangle 1" o:spid="_x0000_s1026" style="position:absolute;margin-left:24.15pt;margin-top:52.65pt;width:70.5pt;height:1in;z-index:-251657216;visibility:visible;mso-wrap-style:square;mso-width-percent:0;mso-height-percent:0;mso-wrap-distance-left:9pt;mso-wrap-distance-top:0;mso-wrap-distance-right:9pt;mso-wrap-distance-bottom:0;mso-position-horizontal:absolute;mso-position-horizontal-relative:text;mso-position-vertical:absolute;mso-position-vertical-relative:text;mso-width-percent:0;mso-height-percent:0;mso-width-relative:margin;mso-height-relative:margin;v-text-anchor:middle" o:gfxdata="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" fillcolor="white [3201]" strokecolor="#70ad47 [3209]" strokeweight="1pt">
+              <v:rect w14:anchorId="1879A2C1" id="Rectangle 1" o:spid="_x0000_s1026" style="position:absolute;margin-left:24.15pt;margin-top:52.65pt;width:70.5pt;height:1in;z-index:-251657216;visibility:visible;mso-wrap-style:square;mso-width-percent:0;mso-height-percent:0;mso-wrap-distance-left:9pt;mso-wrap-distance-top:0;mso-wrap-distance-right:9pt;mso-wrap-distance-bottom:0;mso-position-horizontal:absolute;mso-position-horizontal-relative:text;mso-position-vertical:absolute;mso-position-vertical-relative:text;mso-width-percent:0;mso-height-percent:0;mso-width-relative:margin;mso-height-relative:margin;v-text-anchor:middle" o:gfxdata="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" fillcolor="white [3201]" strokecolor="#70ad47 [3209]" strokeweight="1pt">
                 <v:textbox>
                   <w:txbxContent>
                     <w:p>
@@ -296,7 +296,7 @@
           </mc:Choice>
           <mc:Fallback>
             <w:pict>
-              <v:rect w14:anchorId="7E5ACDAE" id="Rectangle 8" o:spid="_x0000_s1027" style="position:absolute;margin-left:384.15pt;margin-top:12.9pt;width:61.5pt;height:54pt;z-index:251666432;visibility:visible;mso-wrap-style:square;mso-wrap-distance-left:9pt;mso-wrap-distance-top:0;mso-wrap-distance-right:9pt;mso-wrap-distance-bottom:0;mso-position-horizontal:absolute;mso-position-horizontal-relative:text;mso-position-vertical:absolute;mso-position-vertical-relative:text;v-text-anchor:middle" o:gfxdata="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" fillcolor="white [3201]" strokecolor="#70ad47 [3209]" strokeweight="1pt">
+              <v:rect w14:anchorId="7E5ACDAE" id="Rectangle 8" o:spid="_x0000_s1027" style="position:absolute;margin-left:384.15pt;margin-top:12.9pt;width:61.5pt;height:54pt;z-index:251666432;visibility:visible;mso-wrap-style:square;mso-wrap-distance-left:9pt;mso-wrap-distance-top:0;mso-wrap-distance-right:9pt;mso-wrap-distance-bottom:0;mso-position-horizontal:absolute;mso-position-horizontal-relative:text;mso-position-vertical:absolute;mso-position-vertical-relative:text;v-text-anchor:middle" o:gfxdata="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" fillcolor="white [3201]" strokecolor="#70ad47 [3209]" strokeweight="1pt">
                 <v:textbox>
                   <w:txbxContent>
                     <w:p>
@@ -405,7 +405,7 @@
           </mc:Choice>
           <mc:Fallback>
             <w:pict>
-              <v:roundrect w14:anchorId="212EDC0F" id="Rectangle: Rounded Corners 5" o:spid="_x0000_s1028" style="position:absolute;margin-left:307.65pt;margin-top:22.65pt;width:47.25pt;height:40.5pt;z-index:251663360;visibility:visible;mso-wrap-style:square;mso-wrap-distance-left:9pt;mso-wrap-distance-top:0;mso-wrap-distance-right:9pt;mso-wrap-distance-bottom:0;mso-position-horizontal:absolute;mso-position-horizontal-relative:text;mso-position-vertical:absolute;mso-position-vertical-relative:text;v-text-anchor:middle" arcsize="10923f" o:gfxdata="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" fillcolor="#4472c4 [3204]" strokecolor="#1f3763 [1604]" strokeweight="1pt">
+              <v:roundrect w14:anchorId="212EDC0F" id="Rectangle: Rounded Corners 5" o:spid="_x0000_s1028" style="position:absolute;margin-left:307.65pt;margin-top:22.65pt;width:47.25pt;height:40.5pt;z-index:251663360;visibility:visible;mso-wrap-style:square;mso-wrap-distance-left:9pt;mso-wrap-distance-top:0;mso-wrap-distance-right:9pt;mso-wrap-distance-bottom:0;mso-position-horizontal:absolute;mso-position-horizontal-relative:text;mso-position-vertical:absolute;mso-position-vertical-relative:text;v-text-anchor:middle" arcsize="10923f" o:gfxdata="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" fillcolor="#4472c4 [3204]" strokecolor="#1f3763 [1604]" strokeweight="1pt">
                 <v:stroke joinstyle="miter"/>
                 <v:textbox>
                   <w:txbxContent>
@@ -514,7 +514,7 @@
                 <v:stroke joinstyle="miter"/>
                 <v:path gradientshapeok="t" o:connecttype="rect"/>
               </v:shapetype>
-              <v:shape id="Text Box 4" o:spid="_x0000_s1029" type="#_x0000_t202" style="position:absolute;margin-left:203.4pt;margin-top:9.15pt;width:60pt;height:69pt;z-index:251662336;visibility:visible;mso-wrap-style:square;mso-width-percent:0;mso-wrap-distance-left:9pt;mso-wrap-distance-top:0;mso-wrap-distance-right:9pt;mso-wrap-distance-bottom:0;mso-position-horizontal:absolute;mso-position-horizontal-relative:text;mso-position-vertical:absolute;mso-position-vertical-relative:text;mso-width-percent:0;mso-width-relative:margin;v-text-anchor:top" o:gfxdata="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" fillcolor="white [3201]" strokeweight=".5pt">
+              <v:shape id="Text Box 4" o:spid="_x0000_s1029" type="#_x0000_t202" style="position:absolute;margin-left:203.4pt;margin-top:9.15pt;width:60pt;height:69pt;z-index:251662336;visibility:visible;mso-wrap-style:square;mso-width-percent:0;mso-wrap-distance-left:9pt;mso-wrap-distance-top:0;mso-wrap-distance-right:9pt;mso-wrap-distance-bottom:0;mso-position-horizontal:absolute;mso-position-horizontal-relative:text;mso-position-vertical:absolute;mso-position-vertical-relative:text;mso-width-percent:0;mso-width-relative:margin;v-text-anchor:top" o:gfxdata="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" fillcolor="white [3201]" strokeweight=".5pt">
                 <v:textbox>
                   <w:txbxContent>
                     <w:p>
@@ -1019,7 +1019,7 @@
           </mc:Choice>
           <mc:Fallback>
             <w:pict>
-              <v:rect w14:anchorId="35E6CAFF" id="Rectangle 15" o:spid="_x0000_s1030" style="position:absolute;left:0;text-align:left;margin-left:34.65pt;margin-top:20.45pt;width:176.9pt;height:118.5pt;z-index:251671552;visibility:visible;mso-wrap-style:square;mso-width-percent:0;mso-height-percent:0;mso-wrap-distance-left:9pt;mso-wrap-distance-top:0;mso-wrap-distance-right:9pt;mso-wrap-distance-bottom:0;mso-position-horizontal:absolute;mso-position-horizontal-relative:text;mso-position-vertical:absolute;mso-position-vertical-relative:text;mso-width-percent:0;mso-height-percent:0;mso-width-relative:margin;mso-height-relative:margin;v-text-anchor:middle" o:gfxdata="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" fillcolor="#70ad47 [3209]" strokecolor="#0d0d0d [3069]">
+              <v:rect w14:anchorId="35E6CAFF" id="Rectangle 15" o:spid="_x0000_s1030" style="position:absolute;left:0;text-align:left;margin-left:34.65pt;margin-top:20.45pt;width:176.9pt;height:118.5pt;z-index:251671552;visibility:visible;mso-wrap-style:square;mso-width-percent:0;mso-height-percent:0;mso-wrap-distance-left:9pt;mso-wrap-distance-top:0;mso-wrap-distance-right:9pt;mso-wrap-distance-bottom:0;mso-position-horizontal:absolute;mso-position-horizontal-relative:text;mso-position-vertical:absolute;mso-position-vertical-relative:text;mso-width-percent:0;mso-height-percent:0;mso-width-relative:margin;mso-height-relative:margin;v-text-anchor:middle" o:gfxdata="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" fillcolor="#70ad47 [3209]" strokecolor="#0d0d0d [3069]">
                 <v:fill opacity="32896f"/>
                 <v:textbox>
                   <w:txbxContent>
@@ -1240,7 +1240,7 @@
           </mc:Choice>
           <mc:Fallback>
             <w:pict>
-              <v:oval w14:anchorId="763DF2C7" id="Oval 11" o:spid="_x0000_s1031" style="position:absolute;margin-left:39.15pt;margin-top:5.6pt;width:122.15pt;height:101.2pt;z-index:-251646976;visibility:visible;mso-wrap-style:square;mso-width-percent:0;mso-height-percent:0;mso-wrap-distance-left:9pt;mso-wrap-distance-top:0;mso-wrap-distance-right:9pt;mso-wrap-distance-bottom:0;mso-position-horizontal:absolute;mso-position-horizontal-relative:text;mso-position-vertical:absolute;mso-position-vertical-relative:text;mso-width-percent:0;mso-height-percent:0;mso-width-relative:margin;mso-height-relative:margin;v-text-anchor:middle" o:gfxdata="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" fillcolor="white [3201]" strokecolor="#70ad47 [3209]" strokeweight="1pt">
+              <v:oval w14:anchorId="763DF2C7" id="Oval 11" o:spid="_x0000_s1031" style="position:absolute;margin-left:39.15pt;margin-top:5.6pt;width:122.15pt;height:101.2pt;z-index:-251646976;visibility:visible;mso-wrap-style:square;mso-width-percent:0;mso-height-percent:0;mso-wrap-distance-left:9pt;mso-wrap-distance-top:0;mso-wrap-distance-right:9pt;mso-wrap-distance-bottom:0;mso-position-horizontal:absolute;mso-position-horizontal-relative:text;mso-position-vertical:absolute;mso-position-vertical-relative:text;mso-width-percent:0;mso-height-percent:0;mso-width-relative:margin;mso-height-relative:margin;v-text-anchor:middle" o:gfxdata="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" fillcolor="white [3201]" strokecolor="#70ad47 [3209]" strokeweight="1pt">
                 <v:stroke joinstyle="miter"/>
                 <v:textbox>
                   <w:txbxContent>
@@ -1388,7 +1388,7 @@
           </mc:Choice>
           <mc:Fallback>
             <w:pict>
-              <v:oval w14:anchorId="2721A364" id="Oval 10" o:spid="_x0000_s1032" style="position:absolute;margin-left:48.9pt;margin-top:24.25pt;width:57.75pt;height:52.5pt;z-index:-251648000;visibility:visible;mso-wrap-style:square;mso-wrap-distance-left:9pt;mso-wrap-distance-top:0;mso-wrap-distance-right:9pt;mso-wrap-distance-bottom:0;mso-position-horizontal:absolute;mso-position-horizontal-relative:text;mso-position-vertical:absolute;mso-position-vertical-relative:text;v-text-anchor:middle" o:gfxdata="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" fillcolor="#4472c4 [3204]" strokecolor="#1f3763 [1604]" strokeweight="1pt">
+              <v:oval w14:anchorId="2721A364" id="Oval 10" o:spid="_x0000_s1032" style="position:absolute;margin-left:48.9pt;margin-top:24.25pt;width:57.75pt;height:52.5pt;z-index:-251648000;visibility:visible;mso-wrap-style:square;mso-wrap-distance-left:9pt;mso-wrap-distance-top:0;mso-wrap-distance-right:9pt;mso-wrap-distance-bottom:0;mso-position-horizontal:absolute;mso-position-horizontal-relative:text;mso-position-vertical:absolute;mso-position-vertical-relative:text;v-text-anchor:middle" o:gfxdata="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" fillcolor="#4472c4 [3204]" strokecolor="#1f3763 [1604]" strokeweight="1pt">
                 <v:stroke joinstyle="miter"/>
                 <v:textbox>
                   <w:txbxContent>
@@ -1525,8 +1525,13 @@
       </w:r>
       <w:proofErr w:type="gramEnd"/>
       <w:r>
-        <w:t xml:space="preserve"> is both .</w:t>
-      </w:r>
+        <w:t xml:space="preserve"> is </w:t>
+      </w:r>
+      <w:proofErr w:type="gramStart"/>
+      <w:r>
+        <w:t>both .</w:t>
+      </w:r>
+      <w:proofErr w:type="gramEnd"/>
     </w:p>
     <w:p>
       <w:pPr>
@@ -2038,10 +2043,12 @@
         <w:t xml:space="preserve"> (</w:t>
       </w:r>
       <w:proofErr w:type="spellStart"/>
+      <w:proofErr w:type="gramStart"/>
       <w:r>
         <w:t>java.lang</w:t>
       </w:r>
       <w:proofErr w:type="spellEnd"/>
+      <w:proofErr w:type="gramEnd"/>
       <w:r>
         <w:t xml:space="preserve"> {auto import})</w:t>
       </w:r>
@@ -2077,7 +2084,31 @@
       </w:r>
       <w:proofErr w:type="gramEnd"/>
       <w:r>
-        <w:t xml:space="preserve"> ’a’ , _ _ _ _ _ _ _ _ _ , ‘1‘ , ‘2’, _ _ _ _ _ _ _ _ _</w:t>
+        <w:t xml:space="preserve"> ’a</w:t>
+      </w:r>
+      <w:proofErr w:type="gramStart"/>
+      <w:r>
+        <w:t>’ ,</w:t>
+      </w:r>
+      <w:proofErr w:type="gramEnd"/>
+      <w:r>
+        <w:t xml:space="preserve"> _ _ _ _ _ _ _ _ </w:t>
+      </w:r>
+      <w:proofErr w:type="gramStart"/>
+      <w:r>
+        <w:t>_ ,</w:t>
+      </w:r>
+      <w:proofErr w:type="gramEnd"/>
+      <w:r>
+        <w:t xml:space="preserve"> ‘</w:t>
+      </w:r>
+      <w:proofErr w:type="gramStart"/>
+      <w:r>
+        <w:t>1‘ ,</w:t>
+      </w:r>
+      <w:proofErr w:type="gramEnd"/>
+      <w:r>
+        <w:t xml:space="preserve"> ‘2’, _ _ _ _ _ _ _ _ _</w:t>
       </w:r>
     </w:p>
     <w:p>
@@ -2412,8 +2443,13 @@
         <w:t xml:space="preserve"> </w:t>
       </w:r>
       <w:r>
-        <w:t>‘t’ ]</w:t>
-      </w:r>
+        <w:t>‘t</w:t>
+      </w:r>
+      <w:proofErr w:type="gramStart"/>
+      <w:r>
+        <w:t>’ ]</w:t>
+      </w:r>
+      <w:proofErr w:type="gramEnd"/>
     </w:p>
     <w:p>
       <w:pPr>
@@ -3897,14 +3933,7 @@
           <w:rFonts w:ascii="Consolas" w:hAnsi="Consolas"/>
           <w:color w:val="3F5FBF"/>
         </w:rPr>
-        <w:t xml:space="preserve">*  </w:t>
-      </w:r>
-      <w:r>
-        <w:rPr>
-          <w:rFonts w:ascii="Consolas" w:hAnsi="Consolas"/>
-          <w:color w:val="3F5FBF"/>
-        </w:rPr>
-        <w:t>After:</w:t>
+        <w:t>*  After:</w:t>
       </w:r>
     </w:p>
     <w:p>
@@ -4027,6 +4056,7 @@
         <w:t>.</w:t>
       </w:r>
     </w:p>
+    <w:p/>
     <w:p/>
     <w:sectPr>
       <w:pgSz w:w="11906" w:h="16838"/>
@@ -4045,7 +4075,7 @@
 </file>
 
 <file path=word/numbering.xml><?xml version="1.0" encoding="utf-8"?>
-<w:numbering xmlns:wpc="http://schemas.microsoft.com/office/word/2010/wordprocessingCanvas" xmlns:cx="http://schemas.microsoft.com/office/drawing/2014/chartex" xmlns:cx1="http://schemas.microsoft.com/office/drawing/2015/9/8/chartex" xmlns:cx2="http://schemas.microsoft.com/office/drawing/2015/10/21/chartex" xmlns:cx3="http://schemas.microsoft.com/office/drawing/2016/5/9/chartex" xmlns:cx4="http://schemas.microsoft.com/office/drawing/2016/5/10/chartex" xmlns:cx5="http://schemas.microsoft.com/office/drawing/2016/5/11/chartex" xmlns:cx6="http://schemas.microsoft.com/office/drawing/2016/5/12/chartex" xmlns:cx7="http://schemas.microsoft.com/office/drawing/2016/5/13/chartex" xmlns:cx8="http://schemas.microsoft.com/office/drawing/2016/5/14/chartex" xmlns:mc="http://schemas.openxmlformats.org/markup-compatibility/2006" xmlns:aink="http://schemas.microsoft.com/office/drawing/2016/ink" xmlns:am3d="http://schemas.microsoft.com/office/drawing/2017/model3d" xmlns:o="urn:schemas-microsoft-com:office:office" xmlns:r="http://schemas.openxmlformats.org/officeDocument/2006/relationships" xmlns:m="http://schemas.openxmlformats.org/officeDocument/2006/math" xmlns:v="urn:schemas-microsoft-com:vml" xmlns:wp14="http://schemas.microsoft.com/office/word/2010/wordprocessingDrawing" xmlns:wp="http://schemas.openxmlformats.org/drawingml/2006/wordprocessingDrawing" xmlns:w10="urn:schemas-microsoft-com:office:word" xmlns:w="http://schemas.openxmlformats.org/wordprocessingml/2006/main" xmlns:w14="http://schemas.microsoft.com/office/word/2010/wordml" xmlns:w15="http://schemas.microsoft.com/office/word/2012/wordml" xmlns:w16cex="http://schemas.microsoft.com/office/word/2018/wordml/cex" xmlns:w16cid="http://schemas.microsoft.com/office/word/2016/wordml/cid" xmlns:w16="http://schemas.microsoft.com/office/word/2018/wordml" xmlns:w16sdtdh="http://schemas.microsoft.com/office/word/2020/wordml/sdtdatahash" xmlns:w16se="http://schemas.microsoft.com/office/word/2015/wordml/symex" xmlns:wpg="http://schemas.microsoft.com/office/word/2010/wordprocessingGroup" xmlns:wpi="http://schemas.microsoft.com/office/word/2010/wordprocessingInk" xmlns:wne="http://schemas.microsoft.com/office/word/2006/wordml" xmlns:wps="http://schemas.microsoft.com/office/word/2010/wordprocessingShape" mc:Ignorable="w14 w15 w16se w16cid w16 w16cex w16sdtdh wp14">
+<w:numbering xmlns:wpc="http://schemas.microsoft.com/office/word/2010/wordprocessingCanvas" xmlns:cx="http://schemas.microsoft.com/office/drawing/2014/chartex" xmlns:cx1="http://schemas.microsoft.com/office/drawing/2015/9/8/chartex" xmlns:cx2="http://schemas.microsoft.com/office/drawing/2015/10/21/chartex" xmlns:cx3="http://schemas.microsoft.com/office/drawing/2016/5/9/chartex" xmlns:cx4="http://schemas.microsoft.com/office/drawing/2016/5/10/chartex" xmlns:cx5="http://schemas.microsoft.com/office/drawing/2016/5/11/chartex" xmlns:cx6="http://schemas.microsoft.com/office/drawing/2016/5/12/chartex" xmlns:cx7="http://schemas.microsoft.com/office/drawing/2016/5/13/chartex" xmlns:cx8="http://schemas.microsoft.com/office/drawing/2016/5/14/chartex" xmlns:mc="http://schemas.openxmlformats.org/markup-compatibility/2006" xmlns:aink="http://schemas.microsoft.com/office/drawing/2016/ink" xmlns:am3d="http://schemas.microsoft.com/office/drawing/2017/model3d" xmlns:o="urn:schemas-microsoft-com:office:office" xmlns:oel="http://schemas.microsoft.com/office/2019/extlst" xmlns:r="http://schemas.openxmlformats.org/officeDocument/2006/relationships" xmlns:m="http://schemas.openxmlformats.org/officeDocument/2006/math" xmlns:v="urn:schemas-microsoft-com:vml" xmlns:wp14="http://schemas.microsoft.com/office/word/2010/wordprocessingDrawing" xmlns:wp="http://schemas.openxmlformats.org/drawingml/2006/wordprocessingDrawing" xmlns:w10="urn:schemas-microsoft-com:office:word" xmlns:w="http://schemas.openxmlformats.org/wordprocessingml/2006/main" xmlns:w14="http://schemas.microsoft.com/office/word/2010/wordml" xmlns:w15="http://schemas.microsoft.com/office/word/2012/wordml" xmlns:w16cex="http://schemas.microsoft.com/office/word/2018/wordml/cex" xmlns:w16cid="http://schemas.microsoft.com/office/word/2016/wordml/cid" xmlns:w16="http://schemas.microsoft.com/office/word/2018/wordml" xmlns:w16du="http://schemas.microsoft.com/office/word/2023/wordml/word16du" xmlns:w16sdtdh="http://schemas.microsoft.com/office/word/2020/wordml/sdtdatahash" xmlns:w16sdtfl="http://schemas.microsoft.com/office/word/2024/wordml/sdtformatlock" xmlns:w16se="http://schemas.microsoft.com/office/word/2015/wordml/symex" xmlns:wpg="http://schemas.microsoft.com/office/word/2010/wordprocessingGroup" xmlns:wpi="http://schemas.microsoft.com/office/word/2010/wordprocessingInk" xmlns:wne="http://schemas.microsoft.com/office/word/2006/wordml" xmlns:wps="http://schemas.microsoft.com/office/word/2010/wordprocessingShape" mc:Ignorable="w14 w15 w16se w16cid w16 w16cex w16sdtdh w16sdtfl w16du wp14">
   <w:abstractNum w:abstractNumId="0" w15:restartNumberingAfterBreak="0">
     <w:nsid w:val="26CC154A"/>
     <w:multiLevelType w:val="hybridMultilevel"/>
@@ -4272,17 +4302,17 @@
       </w:rPr>
     </w:lvl>
   </w:abstractNum>
-  <w:num w:numId="1">
+  <w:num w:numId="1" w16cid:durableId="1992522604">
     <w:abstractNumId w:val="1"/>
   </w:num>
-  <w:num w:numId="2">
+  <w:num w:numId="2" w16cid:durableId="877200827">
     <w:abstractNumId w:val="0"/>
   </w:num>
 </w:numbering>
 </file>
 
 <file path=word/styles.xml><?xml version="1.0" encoding="utf-8"?>
-<w:styles xmlns:mc="http://schemas.openxmlformats.org/markup-compatibility/2006" xmlns:r="http://schemas.openxmlformats.org/officeDocument/2006/relationships" xmlns:w="http://schemas.openxmlformats.org/wordprocessingml/2006/main" xmlns:w14="http://schemas.microsoft.com/office/word/2010/wordml" xmlns:w15="http://schemas.microsoft.com/office/word/2012/wordml" xmlns:w16cex="http://schemas.microsoft.com/office/word/2018/wordml/cex" xmlns:w16cid="http://schemas.microsoft.com/office/word/2016/wordml/cid" xmlns:w16="http://schemas.microsoft.com/office/word/2018/wordml" xmlns:w16sdtdh="http://schemas.microsoft.com/office/word/2020/wordml/sdtdatahash" xmlns:w16se="http://schemas.microsoft.com/office/word/2015/wordml/symex" mc:Ignorable="w14 w15 w16se w16cid w16 w16cex w16sdtdh">
+<w:styles xmlns:mc="http://schemas.openxmlformats.org/markup-compatibility/2006" xmlns:r="http://schemas.openxmlformats.org/officeDocument/2006/relationships" xmlns:w="http://schemas.openxmlformats.org/wordprocessingml/2006/main" xmlns:w14="http://schemas.microsoft.com/office/word/2010/wordml" xmlns:w15="http://schemas.microsoft.com/office/word/2012/wordml" xmlns:w16cex="http://schemas.microsoft.com/office/word/2018/wordml/cex" xmlns:w16cid="http://schemas.microsoft.com/office/word/2016/wordml/cid" xmlns:w16="http://schemas.microsoft.com/office/word/2018/wordml" xmlns:w16du="http://schemas.microsoft.com/office/word/2023/wordml/word16du" xmlns:w16sdtdh="http://schemas.microsoft.com/office/word/2020/wordml/sdtdatahash" xmlns:w16sdtfl="http://schemas.microsoft.com/office/word/2024/wordml/sdtformatlock" xmlns:w16se="http://schemas.microsoft.com/office/word/2015/wordml/symex" mc:Ignorable="w14 w15 w16se w16cid w16 w16cex w16sdtdh w16sdtfl w16du">
   <w:docDefaults>
     <w:rPrDefault>
       <w:rPr>

--- a/JavaRevision/Notes.docx
+++ b/JavaRevision/Notes.docx
@@ -216,6 +216,7 @@
       </w:r>
     </w:p>
     <w:p/>
+    <w:p/>
     <w:p>
       <w:r>
         <w:rPr>
@@ -224,13 +225,235 @@
         <mc:AlternateContent>
           <mc:Choice Requires="wps">
             <w:drawing>
-              <wp:anchor distT="0" distB="0" distL="114300" distR="114300" simplePos="0" relativeHeight="251666432" behindDoc="0" locked="0" layoutInCell="1" allowOverlap="1" wp14:anchorId="7E5ACDAE" wp14:editId="61638563">
+              <wp:anchor distT="0" distB="0" distL="114300" distR="114300" simplePos="0" relativeHeight="251663360" behindDoc="0" locked="0" layoutInCell="1" allowOverlap="1" wp14:anchorId="212EDC0F" wp14:editId="216206F6">
+                <wp:simplePos x="0" y="0"/>
+                <wp:positionH relativeFrom="column">
+                  <wp:posOffset>3949700</wp:posOffset>
+                </wp:positionH>
+                <wp:positionV relativeFrom="paragraph">
+                  <wp:posOffset>165735</wp:posOffset>
+                </wp:positionV>
+                <wp:extent cx="600075" cy="539750"/>
+                <wp:effectExtent l="0" t="0" r="28575" b="12700"/>
+                <wp:wrapSquare wrapText="bothSides"/>
+                <wp:docPr id="5" name="Rectangle: Rounded Corners 5"/>
+                <wp:cNvGraphicFramePr/>
+                <a:graphic xmlns:a="http://schemas.openxmlformats.org/drawingml/2006/main">
+                  <a:graphicData uri="http://schemas.microsoft.com/office/word/2010/wordprocessingShape">
+                    <wps:wsp>
+                      <wps:cNvSpPr/>
+                      <wps:spPr>
+                        <a:xfrm>
+                          <a:off x="0" y="0"/>
+                          <a:ext cx="600075" cy="539750"/>
+                        </a:xfrm>
+                        <a:prstGeom prst="roundRect">
+                          <a:avLst/>
+                        </a:prstGeom>
+                      </wps:spPr>
+                      <wps:style>
+                        <a:lnRef idx="2">
+                          <a:schemeClr val="accent1">
+                            <a:shade val="50000"/>
+                          </a:schemeClr>
+                        </a:lnRef>
+                        <a:fillRef idx="1">
+                          <a:schemeClr val="accent1"/>
+                        </a:fillRef>
+                        <a:effectRef idx="0">
+                          <a:schemeClr val="accent1"/>
+                        </a:effectRef>
+                        <a:fontRef idx="minor">
+                          <a:schemeClr val="lt1"/>
+                        </a:fontRef>
+                      </wps:style>
+                      <wps:txbx>
+                        <w:txbxContent>
+                          <w:p>
+                            <w:pPr>
+                              <w:jc w:val="center"/>
+                              <w:rPr>
+                                <w:b/>
+                                <w:bCs/>
+                                <w:lang w:val="en-US"/>
+                              </w:rPr>
+                            </w:pPr>
+                            <w:r>
+                              <w:rPr>
+                                <w:b/>
+                                <w:bCs/>
+                                <w:lang w:val="en-US"/>
+                              </w:rPr>
+                              <w:t>JVM</w:t>
+                            </w:r>
+                          </w:p>
+                        </w:txbxContent>
+                      </wps:txbx>
+                      <wps:bodyPr rot="0" spcFirstLastPara="0" vertOverflow="overflow" horzOverflow="overflow" vert="horz" wrap="square" lIns="91440" tIns="45720" rIns="91440" bIns="45720" numCol="1" spcCol="0" rtlCol="0" fromWordArt="0" anchor="ctr" anchorCtr="0" forceAA="0" compatLnSpc="1">
+                        <a:prstTxWarp prst="textNoShape">
+                          <a:avLst/>
+                        </a:prstTxWarp>
+                        <a:noAutofit/>
+                      </wps:bodyPr>
+                    </wps:wsp>
+                  </a:graphicData>
+                </a:graphic>
+                <wp14:sizeRelV relativeFrom="margin">
+                  <wp14:pctHeight>0</wp14:pctHeight>
+                </wp14:sizeRelV>
+              </wp:anchor>
+            </w:drawing>
+          </mc:Choice>
+          <mc:Fallback>
+            <w:pict>
+              <v:roundrect w14:anchorId="212EDC0F" id="Rectangle: Rounded Corners 5" o:spid="_x0000_s1027" style="position:absolute;margin-left:311pt;margin-top:13.05pt;width:47.25pt;height:42.5pt;z-index:251663360;visibility:visible;mso-wrap-style:square;mso-height-percent:0;mso-wrap-distance-left:9pt;mso-wrap-distance-top:0;mso-wrap-distance-right:9pt;mso-wrap-distance-bottom:0;mso-position-horizontal:absolute;mso-position-horizontal-relative:text;mso-position-vertical:absolute;mso-position-vertical-relative:text;mso-height-percent:0;mso-height-relative:margin;v-text-anchor:middle" arcsize="10923f" o:gfxdata="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" fillcolor="#4472c4 [3204]" strokecolor="#1f3763 [1604]" strokeweight="1pt">
+                <v:stroke joinstyle="miter"/>
+                <v:textbox>
+                  <w:txbxContent>
+                    <w:p>
+                      <w:pPr>
+                        <w:jc w:val="center"/>
+                        <w:rPr>
+                          <w:b/>
+                          <w:bCs/>
+                          <w:lang w:val="en-US"/>
+                        </w:rPr>
+                      </w:pPr>
+                      <w:r>
+                        <w:rPr>
+                          <w:b/>
+                          <w:bCs/>
+                          <w:lang w:val="en-US"/>
+                        </w:rPr>
+                        <w:t>JVM</w:t>
+                      </w:r>
+                    </w:p>
+                  </w:txbxContent>
+                </v:textbox>
+                <w10:wrap type="square"/>
+              </v:roundrect>
+            </w:pict>
+          </mc:Fallback>
+        </mc:AlternateContent>
+      </w:r>
+      <w:r>
+        <w:rPr>
+          <w:noProof/>
+        </w:rPr>
+        <mc:AlternateContent>
+          <mc:Choice Requires="wps">
+            <w:drawing>
+              <wp:anchor distT="0" distB="0" distL="114300" distR="114300" simplePos="0" relativeHeight="251662336" behindDoc="0" locked="0" layoutInCell="1" allowOverlap="1" wp14:anchorId="033EA7EC" wp14:editId="63EB3F26">
+                <wp:simplePos x="0" y="0"/>
+                <wp:positionH relativeFrom="column">
+                  <wp:posOffset>2621280</wp:posOffset>
+                </wp:positionH>
+                <wp:positionV relativeFrom="paragraph">
+                  <wp:posOffset>40640</wp:posOffset>
+                </wp:positionV>
+                <wp:extent cx="762000" cy="876300"/>
+                <wp:effectExtent l="0" t="0" r="19050" b="19050"/>
+                <wp:wrapNone/>
+                <wp:docPr id="4" name="Text Box 4"/>
+                <wp:cNvGraphicFramePr/>
+                <a:graphic xmlns:a="http://schemas.openxmlformats.org/drawingml/2006/main">
+                  <a:graphicData uri="http://schemas.microsoft.com/office/word/2010/wordprocessingShape">
+                    <wps:wsp>
+                      <wps:cNvSpPr txBox="1"/>
+                      <wps:spPr>
+                        <a:xfrm>
+                          <a:off x="0" y="0"/>
+                          <a:ext cx="762000" cy="876300"/>
+                        </a:xfrm>
+                        <a:prstGeom prst="rect">
+                          <a:avLst/>
+                        </a:prstGeom>
+                        <a:solidFill>
+                          <a:schemeClr val="lt1"/>
+                        </a:solidFill>
+                        <a:ln w="6350">
+                          <a:solidFill>
+                            <a:prstClr val="black"/>
+                          </a:solidFill>
+                        </a:ln>
+                      </wps:spPr>
+                      <wps:txbx>
+                        <w:txbxContent>
+                          <w:p>
+                            <w:pPr>
+                              <w:rPr>
+                                <w:lang w:val="en-US"/>
+                              </w:rPr>
+                            </w:pPr>
+                            <w:r>
+                              <w:rPr>
+                                <w:lang w:val="en-US"/>
+                              </w:rPr>
+                              <w:t>Byte code</w:t>
+                            </w:r>
+                          </w:p>
+                        </w:txbxContent>
+                      </wps:txbx>
+                      <wps:bodyPr rot="0" spcFirstLastPara="0" vertOverflow="overflow" horzOverflow="overflow" vert="horz" wrap="square" lIns="91440" tIns="45720" rIns="91440" bIns="45720" numCol="1" spcCol="0" rtlCol="0" fromWordArt="0" anchor="t" anchorCtr="0" forceAA="0" compatLnSpc="1">
+                        <a:prstTxWarp prst="textNoShape">
+                          <a:avLst/>
+                        </a:prstTxWarp>
+                        <a:noAutofit/>
+                      </wps:bodyPr>
+                    </wps:wsp>
+                  </a:graphicData>
+                </a:graphic>
+                <wp14:sizeRelH relativeFrom="margin">
+                  <wp14:pctWidth>0</wp14:pctWidth>
+                </wp14:sizeRelH>
+              </wp:anchor>
+            </w:drawing>
+          </mc:Choice>
+          <mc:Fallback>
+            <w:pict>
+              <v:shapetype w14:anchorId="033EA7EC" id="_x0000_t202" coordsize="21600,21600" o:spt="202" path="m,l,21600r21600,l21600,xe">
+                <v:stroke joinstyle="miter"/>
+                <v:path gradientshapeok="t" o:connecttype="rect"/>
+              </v:shapetype>
+              <v:shape id="Text Box 4" o:spid="_x0000_s1028" type="#_x0000_t202" style="position:absolute;margin-left:206.4pt;margin-top:3.2pt;width:60pt;height:69pt;z-index:251662336;visibility:visible;mso-wrap-style:square;mso-width-percent:0;mso-wrap-distance-left:9pt;mso-wrap-distance-top:0;mso-wrap-distance-right:9pt;mso-wrap-distance-bottom:0;mso-position-horizontal:absolute;mso-position-horizontal-relative:text;mso-position-vertical:absolute;mso-position-vertical-relative:text;mso-width-percent:0;mso-width-relative:margin;v-text-anchor:top" o:gfxdata="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" fillcolor="white [3201]" strokeweight=".5pt">
+                <v:textbox>
+                  <w:txbxContent>
+                    <w:p>
+                      <w:pPr>
+                        <w:rPr>
+                          <w:lang w:val="en-US"/>
+                        </w:rPr>
+                      </w:pPr>
+                      <w:r>
+                        <w:rPr>
+                          <w:lang w:val="en-US"/>
+                        </w:rPr>
+                        <w:t>Byte code</w:t>
+                      </w:r>
+                    </w:p>
+                  </w:txbxContent>
+                </v:textbox>
+              </v:shape>
+            </w:pict>
+          </mc:Fallback>
+        </mc:AlternateContent>
+      </w:r>
+    </w:p>
+    <w:p>
+      <w:r>
+        <w:rPr>
+          <w:noProof/>
+        </w:rPr>
+        <mc:AlternateContent>
+          <mc:Choice Requires="wps">
+            <w:drawing>
+              <wp:anchor distT="0" distB="0" distL="114300" distR="114300" simplePos="0" relativeHeight="251666432" behindDoc="0" locked="0" layoutInCell="1" allowOverlap="1" wp14:anchorId="7E5ACDAE" wp14:editId="38160069">
                 <wp:simplePos x="0" y="0"/>
                 <wp:positionH relativeFrom="column">
                   <wp:posOffset>4878705</wp:posOffset>
                 </wp:positionH>
                 <wp:positionV relativeFrom="paragraph">
-                  <wp:posOffset>163830</wp:posOffset>
+                  <wp:posOffset>5715</wp:posOffset>
                 </wp:positionV>
                 <wp:extent cx="781050" cy="685800"/>
                 <wp:effectExtent l="0" t="0" r="19050" b="19050"/>
@@ -296,7 +519,7 @@
           </mc:Choice>
           <mc:Fallback>
             <w:pict>
-              <v:rect w14:anchorId="7E5ACDAE" id="Rectangle 8" o:spid="_x0000_s1027" style="position:absolute;margin-left:384.15pt;margin-top:12.9pt;width:61.5pt;height:54pt;z-index:251666432;visibility:visible;mso-wrap-style:square;mso-wrap-distance-left:9pt;mso-wrap-distance-top:0;mso-wrap-distance-right:9pt;mso-wrap-distance-bottom:0;mso-position-horizontal:absolute;mso-position-horizontal-relative:text;mso-position-vertical:absolute;mso-position-vertical-relative:text;v-text-anchor:middle" o:gfxdata="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" fillcolor="white [3201]" strokecolor="#70ad47 [3209]" strokeweight="1pt">
+              <v:rect w14:anchorId="7E5ACDAE" id="Rectangle 8" o:spid="_x0000_s1029" style="position:absolute;margin-left:384.15pt;margin-top:.45pt;width:61.5pt;height:54pt;z-index:251666432;visibility:visible;mso-wrap-style:square;mso-wrap-distance-left:9pt;mso-wrap-distance-top:0;mso-wrap-distance-right:9pt;mso-wrap-distance-bottom:0;mso-position-horizontal:absolute;mso-position-horizontal-relative:text;mso-position-vertical:absolute;mso-position-vertical-relative:text;v-text-anchor:middle" o:gfxdata="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" fillcolor="white [3201]" strokecolor="#70ad47 [3209]" strokeweight="1pt">
                 <v:textbox>
                   <w:txbxContent>
                     <w:p>
@@ -320,225 +543,6 @@
           </mc:Fallback>
         </mc:AlternateContent>
       </w:r>
-      <w:r>
-        <w:rPr>
-          <w:noProof/>
-        </w:rPr>
-        <mc:AlternateContent>
-          <mc:Choice Requires="wps">
-            <w:drawing>
-              <wp:anchor distT="0" distB="0" distL="114300" distR="114300" simplePos="0" relativeHeight="251663360" behindDoc="0" locked="0" layoutInCell="1" allowOverlap="1" wp14:anchorId="212EDC0F" wp14:editId="34C2FB5E">
-                <wp:simplePos x="0" y="0"/>
-                <wp:positionH relativeFrom="column">
-                  <wp:posOffset>3907155</wp:posOffset>
-                </wp:positionH>
-                <wp:positionV relativeFrom="paragraph">
-                  <wp:posOffset>287655</wp:posOffset>
-                </wp:positionV>
-                <wp:extent cx="600075" cy="514350"/>
-                <wp:effectExtent l="0" t="0" r="28575" b="19050"/>
-                <wp:wrapSquare wrapText="bothSides"/>
-                <wp:docPr id="5" name="Rectangle: Rounded Corners 5"/>
-                <wp:cNvGraphicFramePr/>
-                <a:graphic xmlns:a="http://schemas.openxmlformats.org/drawingml/2006/main">
-                  <a:graphicData uri="http://schemas.microsoft.com/office/word/2010/wordprocessingShape">
-                    <wps:wsp>
-                      <wps:cNvSpPr/>
-                      <wps:spPr>
-                        <a:xfrm>
-                          <a:off x="0" y="0"/>
-                          <a:ext cx="600075" cy="514350"/>
-                        </a:xfrm>
-                        <a:prstGeom prst="roundRect">
-                          <a:avLst/>
-                        </a:prstGeom>
-                      </wps:spPr>
-                      <wps:style>
-                        <a:lnRef idx="2">
-                          <a:schemeClr val="accent1">
-                            <a:shade val="50000"/>
-                          </a:schemeClr>
-                        </a:lnRef>
-                        <a:fillRef idx="1">
-                          <a:schemeClr val="accent1"/>
-                        </a:fillRef>
-                        <a:effectRef idx="0">
-                          <a:schemeClr val="accent1"/>
-                        </a:effectRef>
-                        <a:fontRef idx="minor">
-                          <a:schemeClr val="lt1"/>
-                        </a:fontRef>
-                      </wps:style>
-                      <wps:txbx>
-                        <w:txbxContent>
-                          <w:p>
-                            <w:pPr>
-                              <w:jc w:val="center"/>
-                              <w:rPr>
-                                <w:b/>
-                                <w:bCs/>
-                                <w:lang w:val="en-US"/>
-                              </w:rPr>
-                            </w:pPr>
-                            <w:r>
-                              <w:rPr>
-                                <w:b/>
-                                <w:bCs/>
-                                <w:lang w:val="en-US"/>
-                              </w:rPr>
-                              <w:t>JVM</w:t>
-                            </w:r>
-                          </w:p>
-                        </w:txbxContent>
-                      </wps:txbx>
-                      <wps:bodyPr rot="0" spcFirstLastPara="0" vertOverflow="overflow" horzOverflow="overflow" vert="horz" wrap="square" lIns="91440" tIns="45720" rIns="91440" bIns="45720" numCol="1" spcCol="0" rtlCol="0" fromWordArt="0" anchor="ctr" anchorCtr="0" forceAA="0" compatLnSpc="1">
-                        <a:prstTxWarp prst="textNoShape">
-                          <a:avLst/>
-                        </a:prstTxWarp>
-                        <a:noAutofit/>
-                      </wps:bodyPr>
-                    </wps:wsp>
-                  </a:graphicData>
-                </a:graphic>
-              </wp:anchor>
-            </w:drawing>
-          </mc:Choice>
-          <mc:Fallback>
-            <w:pict>
-              <v:roundrect w14:anchorId="212EDC0F" id="Rectangle: Rounded Corners 5" o:spid="_x0000_s1028" style="position:absolute;margin-left:307.65pt;margin-top:22.65pt;width:47.25pt;height:40.5pt;z-index:251663360;visibility:visible;mso-wrap-style:square;mso-wrap-distance-left:9pt;mso-wrap-distance-top:0;mso-wrap-distance-right:9pt;mso-wrap-distance-bottom:0;mso-position-horizontal:absolute;mso-position-horizontal-relative:text;mso-position-vertical:absolute;mso-position-vertical-relative:text;v-text-anchor:middle" arcsize="10923f" o:gfxdata="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" fillcolor="#4472c4 [3204]" strokecolor="#1f3763 [1604]" strokeweight="1pt">
-                <v:stroke joinstyle="miter"/>
-                <v:textbox>
-                  <w:txbxContent>
-                    <w:p>
-                      <w:pPr>
-                        <w:jc w:val="center"/>
-                        <w:rPr>
-                          <w:b/>
-                          <w:bCs/>
-                          <w:lang w:val="en-US"/>
-                        </w:rPr>
-                      </w:pPr>
-                      <w:r>
-                        <w:rPr>
-                          <w:b/>
-                          <w:bCs/>
-                          <w:lang w:val="en-US"/>
-                        </w:rPr>
-                        <w:t>JVM</w:t>
-                      </w:r>
-                    </w:p>
-                  </w:txbxContent>
-                </v:textbox>
-                <w10:wrap type="square"/>
-              </v:roundrect>
-            </w:pict>
-          </mc:Fallback>
-        </mc:AlternateContent>
-      </w:r>
-      <w:r>
-        <w:rPr>
-          <w:noProof/>
-        </w:rPr>
-        <mc:AlternateContent>
-          <mc:Choice Requires="wps">
-            <w:drawing>
-              <wp:anchor distT="0" distB="0" distL="114300" distR="114300" simplePos="0" relativeHeight="251662336" behindDoc="0" locked="0" layoutInCell="1" allowOverlap="1" wp14:anchorId="033EA7EC" wp14:editId="4BD65CD6">
-                <wp:simplePos x="0" y="0"/>
-                <wp:positionH relativeFrom="column">
-                  <wp:posOffset>2583180</wp:posOffset>
-                </wp:positionH>
-                <wp:positionV relativeFrom="paragraph">
-                  <wp:posOffset>116205</wp:posOffset>
-                </wp:positionV>
-                <wp:extent cx="762000" cy="876300"/>
-                <wp:effectExtent l="0" t="0" r="19050" b="19050"/>
-                <wp:wrapNone/>
-                <wp:docPr id="4" name="Text Box 4"/>
-                <wp:cNvGraphicFramePr/>
-                <a:graphic xmlns:a="http://schemas.openxmlformats.org/drawingml/2006/main">
-                  <a:graphicData uri="http://schemas.microsoft.com/office/word/2010/wordprocessingShape">
-                    <wps:wsp>
-                      <wps:cNvSpPr txBox="1"/>
-                      <wps:spPr>
-                        <a:xfrm>
-                          <a:off x="0" y="0"/>
-                          <a:ext cx="762000" cy="876300"/>
-                        </a:xfrm>
-                        <a:prstGeom prst="rect">
-                          <a:avLst/>
-                        </a:prstGeom>
-                        <a:solidFill>
-                          <a:schemeClr val="lt1"/>
-                        </a:solidFill>
-                        <a:ln w="6350">
-                          <a:solidFill>
-                            <a:prstClr val="black"/>
-                          </a:solidFill>
-                        </a:ln>
-                      </wps:spPr>
-                      <wps:txbx>
-                        <w:txbxContent>
-                          <w:p>
-                            <w:pPr>
-                              <w:rPr>
-                                <w:lang w:val="en-US"/>
-                              </w:rPr>
-                            </w:pPr>
-                            <w:r>
-                              <w:rPr>
-                                <w:lang w:val="en-US"/>
-                              </w:rPr>
-                              <w:t>Byte code</w:t>
-                            </w:r>
-                          </w:p>
-                        </w:txbxContent>
-                      </wps:txbx>
-                      <wps:bodyPr rot="0" spcFirstLastPara="0" vertOverflow="overflow" horzOverflow="overflow" vert="horz" wrap="square" lIns="91440" tIns="45720" rIns="91440" bIns="45720" numCol="1" spcCol="0" rtlCol="0" fromWordArt="0" anchor="t" anchorCtr="0" forceAA="0" compatLnSpc="1">
-                        <a:prstTxWarp prst="textNoShape">
-                          <a:avLst/>
-                        </a:prstTxWarp>
-                        <a:noAutofit/>
-                      </wps:bodyPr>
-                    </wps:wsp>
-                  </a:graphicData>
-                </a:graphic>
-                <wp14:sizeRelH relativeFrom="margin">
-                  <wp14:pctWidth>0</wp14:pctWidth>
-                </wp14:sizeRelH>
-              </wp:anchor>
-            </w:drawing>
-          </mc:Choice>
-          <mc:Fallback>
-            <w:pict>
-              <v:shapetype w14:anchorId="033EA7EC" id="_x0000_t202" coordsize="21600,21600" o:spt="202" path="m,l,21600r21600,l21600,xe">
-                <v:stroke joinstyle="miter"/>
-                <v:path gradientshapeok="t" o:connecttype="rect"/>
-              </v:shapetype>
-              <v:shape id="Text Box 4" o:spid="_x0000_s1029" type="#_x0000_t202" style="position:absolute;margin-left:203.4pt;margin-top:9.15pt;width:60pt;height:69pt;z-index:251662336;visibility:visible;mso-wrap-style:square;mso-width-percent:0;mso-wrap-distance-left:9pt;mso-wrap-distance-top:0;mso-wrap-distance-right:9pt;mso-wrap-distance-bottom:0;mso-position-horizontal:absolute;mso-position-horizontal-relative:text;mso-position-vertical:absolute;mso-position-vertical-relative:text;mso-width-percent:0;mso-width-relative:margin;v-text-anchor:top" o:gfxdata="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" fillcolor="white [3201]" strokeweight=".5pt">
-                <v:textbox>
-                  <w:txbxContent>
-                    <w:p>
-                      <w:pPr>
-                        <w:rPr>
-                          <w:lang w:val="en-US"/>
-                        </w:rPr>
-                      </w:pPr>
-                      <w:r>
-                        <w:rPr>
-                          <w:lang w:val="en-US"/>
-                        </w:rPr>
-                        <w:t>Byte code</w:t>
-                      </w:r>
-                    </w:p>
-                  </w:txbxContent>
-                </v:textbox>
-              </v:shape>
-            </w:pict>
-          </mc:Fallback>
-        </mc:AlternateContent>
-      </w:r>
-    </w:p>
-    <w:p>
       <w:r>
         <w:rPr>
           <w:noProof/>
@@ -598,11 +602,11 @@
           </mc:Choice>
           <mc:Fallback>
             <w:pict>
-              <v:shapetype w14:anchorId="4C386EA8" id="_x0000_t32" coordsize="21600,21600" o:spt="32" o:oned="t" path="m,l21600,21600e" filled="f">
+              <v:shapetype w14:anchorId="03B2DCEB" id="_x0000_t32" coordsize="21600,21600" o:spt="32" o:oned="t" path="m,l21600,21600e" filled="f">
                 <v:path arrowok="t" fillok="f" o:connecttype="none"/>
                 <o:lock v:ext="edit" shapetype="t"/>
               </v:shapetype>
-              <v:shape id="Straight Arrow Connector 9" o:spid="_x0000_s1026" type="#_x0000_t32" style="position:absolute;margin-left:356.4pt;margin-top:21.2pt;width:26.25pt;height:0;z-index:251667456;visibility:visible;mso-wrap-style:square;mso-wrap-distance-left:9pt;mso-wrap-distance-top:0;mso-wrap-distance-right:9pt;mso-wrap-distance-bottom:0;mso-position-horizontal:absolute;mso-position-horizontal-relative:text;mso-position-vertical:absolute;mso-position-vertical-relative:text" o:gfxdata="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" strokecolor="black [3200]" strokeweight="1pt">
+              <v:shape id="Straight Arrow Connector 9" o:spid="_x0000_s1026" type="#_x0000_t32" style="position:absolute;margin-left:356.4pt;margin-top:21.2pt;width:26.25pt;height:0;z-index:251667456;visibility:visible;mso-wrap-style:square;mso-wrap-distance-left:9pt;mso-wrap-distance-top:0;mso-wrap-distance-right:9pt;mso-wrap-distance-bottom:0;mso-position-horizontal:absolute;mso-position-horizontal-relative:text;mso-position-vertical:absolute;mso-position-vertical-relative:text" o:gfxdata="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" strokecolor="black [3200]" strokeweight="1pt">
                 <v:stroke endarrow="block" joinstyle="miter"/>
               </v:shape>
             </w:pict>
@@ -668,7 +672,7 @@
           </mc:Choice>
           <mc:Fallback>
             <w:pict>
-              <v:shape w14:anchorId="2A4A233F" id="Straight Arrow Connector 7" o:spid="_x0000_s1026" type="#_x0000_t32" style="position:absolute;margin-left:264.15pt;margin-top:19.7pt;width:45pt;height:.75pt;z-index:251665408;visibility:visible;mso-wrap-style:square;mso-wrap-distance-left:9pt;mso-wrap-distance-top:0;mso-wrap-distance-right:9pt;mso-wrap-distance-bottom:0;mso-position-horizontal:absolute;mso-position-horizontal-relative:text;mso-position-vertical:absolute;mso-position-vertical-relative:text" o:gfxdata="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" strokecolor="black [3200]" strokeweight="1pt">
+              <v:shape w14:anchorId="77C0BD26" id="Straight Arrow Connector 7" o:spid="_x0000_s1026" type="#_x0000_t32" style="position:absolute;margin-left:264.15pt;margin-top:19.7pt;width:45pt;height:.75pt;z-index:251665408;visibility:visible;mso-wrap-style:square;mso-wrap-distance-left:9pt;mso-wrap-distance-top:0;mso-wrap-distance-right:9pt;mso-wrap-distance-bottom:0;mso-position-horizontal:absolute;mso-position-horizontal-relative:text;mso-position-vertical:absolute;mso-position-vertical-relative:text" o:gfxdata="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" strokecolor="black [3200]" strokeweight="1pt">
                 <v:stroke endarrow="block" joinstyle="miter"/>
               </v:shape>
             </w:pict>
@@ -734,7 +738,7 @@
           </mc:Choice>
           <mc:Fallback>
             <w:pict>
-              <v:shape w14:anchorId="0860E067" id="Straight Arrow Connector 6" o:spid="_x0000_s1026" type="#_x0000_t32" style="position:absolute;margin-left:167.4pt;margin-top:18.95pt;width:36.75pt;height:.75pt;flip:y;z-index:251664384;visibility:visible;mso-wrap-style:square;mso-wrap-distance-left:9pt;mso-wrap-distance-top:0;mso-wrap-distance-right:9pt;mso-wrap-distance-bottom:0;mso-position-horizontal:absolute;mso-position-horizontal-relative:text;mso-position-vertical:absolute;mso-position-vertical-relative:text" o:gfxdata="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" strokecolor="black [3200]" strokeweight="1pt">
+              <v:shape w14:anchorId="5960D117" id="Straight Arrow Connector 6" o:spid="_x0000_s1026" type="#_x0000_t32" style="position:absolute;margin-left:167.4pt;margin-top:18.95pt;width:36.75pt;height:.75pt;flip:y;z-index:251664384;visibility:visible;mso-wrap-style:square;mso-wrap-distance-left:9pt;mso-wrap-distance-top:0;mso-wrap-distance-right:9pt;mso-wrap-distance-bottom:0;mso-position-horizontal:absolute;mso-position-horizontal-relative:text;mso-position-vertical:absolute;mso-position-vertical-relative:text" o:gfxdata="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" strokecolor="black [3200]" strokeweight="1pt">
                 <v:stroke endarrow="block" joinstyle="miter"/>
               </v:shape>
             </w:pict>
@@ -800,7 +804,7 @@
           </mc:Choice>
           <mc:Fallback>
             <w:pict>
-              <v:shape w14:anchorId="14323C61" id="Straight Arrow Connector 3" o:spid="_x0000_s1026" type="#_x0000_t32" style="position:absolute;margin-left:95.4pt;margin-top:21.95pt;width:37.5pt;height:0;z-index:251661312;visibility:visible;mso-wrap-style:square;mso-wrap-distance-left:9pt;mso-wrap-distance-top:0;mso-wrap-distance-right:9pt;mso-wrap-distance-bottom:0;mso-position-horizontal:absolute;mso-position-horizontal-relative:text;mso-position-vertical:absolute;mso-position-vertical-relative:text" o:gfxdata="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" strokecolor="black [3200]" strokeweight="1pt">
+              <v:shape w14:anchorId="23285FFC" id="Straight Arrow Connector 3" o:spid="_x0000_s1026" type="#_x0000_t32" style="position:absolute;margin-left:95.4pt;margin-top:21.95pt;width:37.5pt;height:0;z-index:251661312;visibility:visible;mso-wrap-style:square;mso-wrap-distance-left:9pt;mso-wrap-distance-top:0;mso-wrap-distance-right:9pt;mso-wrap-distance-bottom:0;mso-position-horizontal:absolute;mso-position-horizontal-relative:text;mso-position-vertical:absolute;mso-position-vertical-relative:text" o:gfxdata="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" strokecolor="black [3200]" strokeweight="1pt">
                 <v:stroke endarrow="block" joinstyle="miter"/>
               </v:shape>
             </w:pict>
@@ -870,7 +874,7 @@
           </mc:Choice>
           <mc:Fallback>
             <w:pict>
-              <v:roundrect w14:anchorId="2890708B" id="Rectangle: Rounded Corners 2" o:spid="_x0000_s1026" style="position:absolute;margin-left:132.15pt;margin-top:.95pt;width:34.5pt;height:38.25pt;z-index:251660288;visibility:visible;mso-wrap-style:square;mso-wrap-distance-left:9pt;mso-wrap-distance-top:0;mso-wrap-distance-right:9pt;mso-wrap-distance-bottom:0;mso-position-horizontal:absolute;mso-position-horizontal-relative:text;mso-position-vertical:absolute;mso-position-vertical-relative:text;v-text-anchor:middle" arcsize="10923f" o:gfxdata="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" fillcolor="#4472c4 [3204]" strokecolor="#1f3763 [1604]" strokeweight="1pt">
+              <v:roundrect w14:anchorId="2C24688E" id="Rectangle: Rounded Corners 2" o:spid="_x0000_s1026" style="position:absolute;margin-left:132.15pt;margin-top:.95pt;width:34.5pt;height:38.25pt;z-index:251660288;visibility:visible;mso-wrap-style:square;mso-wrap-distance-left:9pt;mso-wrap-distance-top:0;mso-wrap-distance-right:9pt;mso-wrap-distance-bottom:0;mso-position-horizontal:absolute;mso-position-horizontal-relative:text;mso-position-vertical:absolute;mso-position-vertical-relative:text;v-text-anchor:middle" arcsize="10923f" o:gfxdata="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" fillcolor="#4472c4 [3204]" strokecolor="#1f3763 [1604]" strokeweight="1pt">
                 <v:stroke joinstyle="miter"/>
               </v:roundrect>
             </w:pict>
@@ -881,7 +885,15 @@
     <w:p/>
     <w:p>
       <w:r>
-        <w:t xml:space="preserve">         Compiler</w:t>
+        <w:t xml:space="preserve">      </w:t>
+      </w:r>
+    </w:p>
+    <w:p>
+      <w:r>
+        <w:t xml:space="preserve">     </w:t>
+      </w:r>
+      <w:r>
+        <w:t xml:space="preserve">   Compiler</w:t>
       </w:r>
     </w:p>
     <w:p>
@@ -889,10 +901,25 @@
         <w:tabs>
           <w:tab w:val="left" w:pos="4335"/>
         </w:tabs>
-        <w:ind w:firstLine="720"/>
-      </w:pPr>
-      <w:r>
-        <w:t xml:space="preserve">Hello.java                                                    </w:t>
+      </w:pPr>
+    </w:p>
+    <w:p>
+      <w:pPr>
+        <w:tabs>
+          <w:tab w:val="left" w:pos="4335"/>
+        </w:tabs>
+      </w:pPr>
+      <w:r>
+        <w:t xml:space="preserve">           </w:t>
+      </w:r>
+      <w:r>
+        <w:t xml:space="preserve">Hello.java                                                   </w:t>
+      </w:r>
+      <w:r>
+        <w:t xml:space="preserve">      </w:t>
+      </w:r>
+      <w:r>
+        <w:t xml:space="preserve"> </w:t>
       </w:r>
       <w:proofErr w:type="spellStart"/>
       <w:r>
@@ -1124,7 +1151,7 @@
           </mc:Choice>
           <mc:Fallback>
             <w:pict>
-              <v:rect w14:anchorId="0551262E" id="Rectangle 14" o:spid="_x0000_s1026" style="position:absolute;margin-left:55.65pt;margin-top:12.2pt;width:157.5pt;height:2in;z-index:251670528;visibility:visible;mso-wrap-style:square;mso-wrap-distance-left:9pt;mso-wrap-distance-top:0;mso-wrap-distance-right:9pt;mso-wrap-distance-bottom:0;mso-position-horizontal:absolute;mso-position-horizontal-relative:text;mso-position-vertical:absolute;mso-position-vertical-relative:text;v-text-anchor:middle" o:gfxdata="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" filled="f" stroked="f"/>
+              <v:rect w14:anchorId="146B2F29" id="Rectangle 14" o:spid="_x0000_s1026" style="position:absolute;margin-left:55.65pt;margin-top:12.2pt;width:157.5pt;height:2in;z-index:251670528;visibility:visible;mso-wrap-style:square;mso-wrap-distance-left:9pt;mso-wrap-distance-top:0;mso-wrap-distance-right:9pt;mso-wrap-distance-bottom:0;mso-position-horizontal:absolute;mso-position-horizontal-relative:text;mso-position-vertical:absolute;mso-position-vertical-relative:text;v-text-anchor:middle" o:gfxdata="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" filled="f" stroked="f"/>
             </w:pict>
           </mc:Fallback>
         </mc:AlternateContent>
@@ -1609,6 +1636,9 @@
       </w:r>
     </w:p>
     <w:p/>
+    <w:p/>
+    <w:p/>
+    <w:p/>
     <w:p>
       <w:pPr>
         <w:tabs>
@@ -1653,7 +1683,7 @@
                     <pic:cNvPicPr/>
                   </pic:nvPicPr>
                   <pic:blipFill>
-                    <a:blip r:embed="rId5">
+                    <a:blip r:embed="rId6">
                       <a:extLst>
                         <a:ext uri="{28A0092B-C50C-407E-A947-70E740481C1C}">
                           <a14:useLocalDpi xmlns:a14="http://schemas.microsoft.com/office/drawing/2010/main" val="0"/>
@@ -1751,6 +1781,10 @@
     <w:p/>
     <w:p/>
     <w:p/>
+    <w:p/>
+    <w:p/>
+    <w:p/>
+    <w:p/>
     <w:p>
       <w:pPr>
         <w:rPr>
@@ -1786,7 +1820,7 @@
                     <pic:cNvPicPr/>
                   </pic:nvPicPr>
                   <pic:blipFill>
-                    <a:blip r:embed="rId6"/>
+                    <a:blip r:embed="rId7"/>
                     <a:stretch>
                       <a:fillRect/>
                     </a:stretch>
@@ -1834,7 +1868,7 @@
                     <pic:cNvPicPr/>
                   </pic:nvPicPr>
                   <pic:blipFill>
-                    <a:blip r:embed="rId7">
+                    <a:blip r:embed="rId8">
                       <a:extLst>
                         <a:ext uri="{28A0092B-C50C-407E-A947-70E740481C1C}">
                           <a14:useLocalDpi xmlns:a14="http://schemas.microsoft.com/office/drawing/2010/main" val="0"/>
@@ -2185,11 +2219,7 @@
           </mc:Choice>
           <mc:Fallback>
             <w:pict>
-              <v:shapetype w14:anchorId="06268586" id="_x0000_t32" coordsize="21600,21600" o:spt="32" o:oned="t" path="m,l21600,21600e" filled="f">
-                <v:path arrowok="t" fillok="f" o:connecttype="none"/>
-                <o:lock v:ext="edit" shapetype="t"/>
-              </v:shapetype>
-              <v:shape id="Straight Arrow Connector 13" o:spid="_x0000_s1026" type="#_x0000_t32" style="position:absolute;margin-left:430.25pt;margin-top:12.7pt;width:5.9pt;height:35.75pt;flip:x y;z-index:251692032;visibility:visible;mso-wrap-style:square;mso-width-percent:0;mso-height-percent:0;mso-wrap-distance-left:9pt;mso-wrap-distance-top:0;mso-wrap-distance-right:9pt;mso-wrap-distance-bottom:0;mso-position-horizontal:absolute;mso-position-horizontal-relative:text;mso-position-vertical:absolute;mso-position-vertical-relative:text;mso-width-percent:0;mso-height-percent:0;mso-width-relative:margin;mso-height-relative:margin" o:gfxdata="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" strokecolor="#4472c4 [3204]" strokeweight=".5pt">
+              <v:shape w14:anchorId="0E1FFC03" id="Straight Arrow Connector 13" o:spid="_x0000_s1026" type="#_x0000_t32" style="position:absolute;margin-left:430.25pt;margin-top:12.7pt;width:5.9pt;height:35.75pt;flip:x y;z-index:251692032;visibility:visible;mso-wrap-style:square;mso-width-percent:0;mso-height-percent:0;mso-wrap-distance-left:9pt;mso-wrap-distance-top:0;mso-wrap-distance-right:9pt;mso-wrap-distance-bottom:0;mso-position-horizontal:absolute;mso-position-horizontal-relative:text;mso-position-vertical:absolute;mso-position-vertical-relative:text;mso-width-percent:0;mso-height-percent:0;mso-width-relative:margin;mso-height-relative:margin" o:gfxdata="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" strokecolor="#4472c4 [3204]" strokeweight=".5pt">
                 <v:stroke endarrow="block" joinstyle="miter"/>
               </v:shape>
             </w:pict>
@@ -2259,7 +2289,7 @@
           </mc:Choice>
           <mc:Fallback>
             <w:pict>
-              <v:shapetype w14:anchorId="6DDF1656" id="_x0000_t38" coordsize="21600,21600" o:spt="38" o:oned="t" path="m,c@0,0@1,5400@1,10800@1,16200@2,21600,21600,21600e" filled="f">
+              <v:shapetype w14:anchorId="42FFFB47" id="_x0000_t38" coordsize="21600,21600" o:spt="38" o:oned="t" path="m,c@0,0@1,5400@1,10800@1,16200@2,21600,21600,21600e" filled="f">
                 <v:formulas>
                   <v:f eqn="mid #0 0"/>
                   <v:f eqn="val #0"/>
@@ -2271,7 +2301,7 @@
                 </v:handles>
                 <o:lock v:ext="edit" shapetype="t"/>
               </v:shapetype>
-              <v:shape id="Connector: Curved 12" o:spid="_x0000_s1026" type="#_x0000_t38" style="position:absolute;margin-left:13.65pt;margin-top:13.65pt;width:31.5pt;height:15pt;z-index:251674624;visibility:visible;mso-wrap-style:square;mso-wrap-distance-left:9pt;mso-wrap-distance-top:0;mso-wrap-distance-right:9pt;mso-wrap-distance-bottom:0;mso-position-horizontal:absolute;mso-position-horizontal-relative:text;mso-position-vertical:absolute;mso-position-vertical-relative:text" o:gfxdata="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" adj="514" strokecolor="#4472c4 [3204]" strokeweight=".5pt">
+              <v:shape id="Connector: Curved 12" o:spid="_x0000_s1026" type="#_x0000_t38" style="position:absolute;margin-left:13.65pt;margin-top:13.65pt;width:31.5pt;height:15pt;z-index:251674624;visibility:visible;mso-wrap-style:square;mso-wrap-distance-left:9pt;mso-wrap-distance-top:0;mso-wrap-distance-right:9pt;mso-wrap-distance-bottom:0;mso-position-horizontal:absolute;mso-position-horizontal-relative:text;mso-position-vertical:absolute;mso-position-vertical-relative:text" o:gfxdata="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" adj="514" strokecolor="#4472c4 [3204]" strokeweight=".5pt">
                 <v:stroke endarrow="block" joinstyle="miter"/>
               </v:shape>
             </w:pict>
@@ -2359,7 +2389,7 @@
                     <pic:cNvPicPr/>
                   </pic:nvPicPr>
                   <pic:blipFill>
-                    <a:blip r:embed="rId8" cstate="print">
+                    <a:blip r:embed="rId9" cstate="print">
                       <a:extLst>
                         <a:ext uri="{28A0092B-C50C-407E-A947-70E740481C1C}">
                           <a14:useLocalDpi xmlns:a14="http://schemas.microsoft.com/office/drawing/2010/main" val="0"/>
@@ -2528,7 +2558,7 @@
           </mc:Choice>
           <mc:Fallback>
             <w:pict>
-              <v:rect w14:anchorId="11563F36" id="Rectangle 22" o:spid="_x0000_s1026" style="position:absolute;margin-left:132pt;margin-top:17.3pt;width:140.25pt;height:25.5pt;z-index:251677696;visibility:visible;mso-wrap-style:square;mso-wrap-distance-left:9pt;mso-wrap-distance-top:0;mso-wrap-distance-right:9pt;mso-wrap-distance-bottom:0;mso-position-horizontal:absolute;mso-position-horizontal-relative:text;mso-position-vertical:absolute;mso-position-vertical-relative:text;v-text-anchor:middle" o:gfxdata="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" filled="f" strokecolor="#ed7d31 [3205]">
+              <v:rect w14:anchorId="564CCD9C" id="Rectangle 22" o:spid="_x0000_s1026" style="position:absolute;margin-left:132pt;margin-top:17.3pt;width:140.25pt;height:25.5pt;z-index:251677696;visibility:visible;mso-wrap-style:square;mso-wrap-distance-left:9pt;mso-wrap-distance-top:0;mso-wrap-distance-right:9pt;mso-wrap-distance-bottom:0;mso-position-horizontal:absolute;mso-position-horizontal-relative:text;mso-position-vertical:absolute;mso-position-vertical-relative:text;v-text-anchor:middle" o:gfxdata="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" filled="f" strokecolor="#ed7d31 [3205]">
                 <v:stroke joinstyle="round"/>
               </v:rect>
             </w:pict>
@@ -2616,11 +2646,7 @@
           </mc:Choice>
           <mc:Fallback>
             <w:pict>
-              <v:shapetype w14:anchorId="5606E4DE" id="_x0000_t32" coordsize="21600,21600" o:spt="32" o:oned="t" path="m,l21600,21600e" filled="f">
-                <v:path arrowok="t" fillok="f" o:connecttype="none"/>
-                <o:lock v:ext="edit" shapetype="t"/>
-              </v:shapetype>
-              <v:shape id="Straight Arrow Connector 28" o:spid="_x0000_s1026" type="#_x0000_t32" style="position:absolute;margin-left:273.75pt;margin-top:6.05pt;width:35.25pt;height:0;z-index:251682816;visibility:visible;mso-wrap-style:square;mso-wrap-distance-left:9pt;mso-wrap-distance-top:0;mso-wrap-distance-right:9pt;mso-wrap-distance-bottom:0;mso-position-horizontal:absolute;mso-position-horizontal-relative:text;mso-position-vertical:absolute;mso-position-vertical-relative:text" o:gfxdata="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" strokecolor="black [3200]" strokeweight=".5pt">
+              <v:shape w14:anchorId="6FA8B73E" id="Straight Arrow Connector 28" o:spid="_x0000_s1026" type="#_x0000_t32" style="position:absolute;margin-left:273.75pt;margin-top:6.05pt;width:35.25pt;height:0;z-index:251682816;visibility:visible;mso-wrap-style:square;mso-wrap-distance-left:9pt;mso-wrap-distance-top:0;mso-wrap-distance-right:9pt;mso-wrap-distance-bottom:0;mso-position-horizontal:absolute;mso-position-horizontal-relative:text;mso-position-vertical:absolute;mso-position-vertical-relative:text" o:gfxdata="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" strokecolor="black [3200]" strokeweight=".5pt">
                 <v:stroke endarrow="block" joinstyle="miter"/>
               </v:shape>
             </w:pict>
@@ -2686,7 +2712,7 @@
           </mc:Choice>
           <mc:Fallback>
             <w:pict>
-              <v:shape w14:anchorId="7BB59BA7" id="Straight Arrow Connector 25" o:spid="_x0000_s1026" type="#_x0000_t32" style="position:absolute;margin-left:24.75pt;margin-top:14.3pt;width:32.25pt;height:9.75pt;flip:x;z-index:251680768;visibility:visible;mso-wrap-style:square;mso-wrap-distance-left:9pt;mso-wrap-distance-top:0;mso-wrap-distance-right:9pt;mso-wrap-distance-bottom:0;mso-position-horizontal:absolute;mso-position-horizontal-relative:text;mso-position-vertical:absolute;mso-position-vertical-relative:text" o:gfxdata="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" strokecolor="#4472c4 [3204]" strokeweight=".5pt">
+              <v:shape w14:anchorId="5D4DB344" id="Straight Arrow Connector 25" o:spid="_x0000_s1026" type="#_x0000_t32" style="position:absolute;margin-left:24.75pt;margin-top:14.3pt;width:32.25pt;height:9.75pt;flip:x;z-index:251680768;visibility:visible;mso-wrap-style:square;mso-wrap-distance-left:9pt;mso-wrap-distance-top:0;mso-wrap-distance-right:9pt;mso-wrap-distance-bottom:0;mso-position-horizontal:absolute;mso-position-horizontal-relative:text;mso-position-vertical:absolute;mso-position-vertical-relative:text" o:gfxdata="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" strokecolor="#4472c4 [3204]" strokeweight=".5pt">
                 <v:stroke endarrow="block" joinstyle="miter"/>
               </v:shape>
             </w:pict>
@@ -2752,7 +2778,7 @@
           </mc:Choice>
           <mc:Fallback>
             <w:pict>
-              <v:shape w14:anchorId="3EDA9A78" id="Straight Arrow Connector 24" o:spid="_x0000_s1026" type="#_x0000_t32" style="position:absolute;margin-left:60.75pt;margin-top:14.3pt;width:21pt;height:11.25pt;z-index:251679744;visibility:visible;mso-wrap-style:square;mso-wrap-distance-left:9pt;mso-wrap-distance-top:0;mso-wrap-distance-right:9pt;mso-wrap-distance-bottom:0;mso-position-horizontal:absolute;mso-position-horizontal-relative:text;mso-position-vertical:absolute;mso-position-vertical-relative:text" o:gfxdata="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" strokecolor="#4472c4 [3204]" strokeweight=".5pt">
+              <v:shape w14:anchorId="56977294" id="Straight Arrow Connector 24" o:spid="_x0000_s1026" type="#_x0000_t32" style="position:absolute;margin-left:60.75pt;margin-top:14.3pt;width:21pt;height:11.25pt;z-index:251679744;visibility:visible;mso-wrap-style:square;mso-wrap-distance-left:9pt;mso-wrap-distance-top:0;mso-wrap-distance-right:9pt;mso-wrap-distance-bottom:0;mso-position-horizontal:absolute;mso-position-horizontal-relative:text;mso-position-vertical:absolute;mso-position-vertical-relative:text" o:gfxdata="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" strokecolor="#4472c4 [3204]" strokeweight=".5pt">
                 <v:stroke endarrow="block" joinstyle="miter"/>
               </v:shape>
             </w:pict>
@@ -2869,7 +2895,7 @@
           </mc:Choice>
           <mc:Fallback>
             <w:pict>
-              <v:shape w14:anchorId="5511B6D8" id="Connector: Curved 30" o:spid="_x0000_s1026" type="#_x0000_t38" style="position:absolute;margin-left:99.75pt;margin-top:10.55pt;width:1.5pt;height:12pt;z-index:251684864;visibility:visible;mso-wrap-style:square;mso-wrap-distance-left:9pt;mso-wrap-distance-top:0;mso-wrap-distance-right:9pt;mso-wrap-distance-bottom:0;mso-position-horizontal:absolute;mso-position-horizontal-relative:text;mso-position-vertical:absolute;mso-position-vertical-relative:text" o:gfxdata="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" adj="10800" strokecolor="black [3200]" strokeweight=".5pt">
+              <v:shape w14:anchorId="6E65CE4D" id="Connector: Curved 30" o:spid="_x0000_s1026" type="#_x0000_t38" style="position:absolute;margin-left:99.75pt;margin-top:10.55pt;width:1.5pt;height:12pt;z-index:251684864;visibility:visible;mso-wrap-style:square;mso-wrap-distance-left:9pt;mso-wrap-distance-top:0;mso-wrap-distance-right:9pt;mso-wrap-distance-bottom:0;mso-position-horizontal:absolute;mso-position-horizontal-relative:text;mso-position-vertical:absolute;mso-position-vertical-relative:text" o:gfxdata="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" adj="10800" strokecolor="black [3200]" strokeweight=".5pt">
                 <v:stroke endarrow="block" joinstyle="miter"/>
               </v:shape>
             </w:pict>
@@ -2935,7 +2961,7 @@
           </mc:Choice>
           <mc:Fallback>
             <w:pict>
-              <v:shape w14:anchorId="3F106C47" id="Straight Arrow Connector 23" o:spid="_x0000_s1026" type="#_x0000_t32" style="position:absolute;margin-left:15pt;margin-top:12.05pt;width:.75pt;height:15pt;z-index:251678720;visibility:visible;mso-wrap-style:square;mso-wrap-distance-left:9pt;mso-wrap-distance-top:0;mso-wrap-distance-right:9pt;mso-wrap-distance-bottom:0;mso-position-horizontal:absolute;mso-position-horizontal-relative:text;mso-position-vertical:absolute;mso-position-vertical-relative:text" o:gfxdata="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" strokecolor="#4472c4 [3204]" strokeweight=".5pt">
+              <v:shape w14:anchorId="30B5B300" id="Straight Arrow Connector 23" o:spid="_x0000_s1026" type="#_x0000_t32" style="position:absolute;margin-left:15pt;margin-top:12.05pt;width:.75pt;height:15pt;z-index:251678720;visibility:visible;mso-wrap-style:square;mso-wrap-distance-left:9pt;mso-wrap-distance-top:0;mso-wrap-distance-right:9pt;mso-wrap-distance-bottom:0;mso-position-horizontal:absolute;mso-position-horizontal-relative:text;mso-position-vertical:absolute;mso-position-vertical-relative:text" o:gfxdata="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" strokecolor="#4472c4 [3204]" strokeweight=".5pt">
                 <v:stroke endarrow="block" joinstyle="miter"/>
               </v:shape>
             </w:pict>
@@ -2979,7 +3005,7 @@
                     <pic:cNvPicPr/>
                   </pic:nvPicPr>
                   <pic:blipFill>
-                    <a:blip r:embed="rId9">
+                    <a:blip r:embed="rId10">
                       <a:extLst>
                         <a:ext uri="{28A0092B-C50C-407E-A947-70E740481C1C}">
                           <a14:useLocalDpi xmlns:a14="http://schemas.microsoft.com/office/drawing/2010/main" val="0"/>
@@ -3062,7 +3088,7 @@
                     <pic:cNvPicPr/>
                   </pic:nvPicPr>
                   <pic:blipFill>
-                    <a:blip r:embed="rId10">
+                    <a:blip r:embed="rId11">
                       <a:extLst>
                         <a:ext uri="{28A0092B-C50C-407E-A947-70E740481C1C}">
                           <a14:useLocalDpi xmlns:a14="http://schemas.microsoft.com/office/drawing/2010/main" val="0"/>
@@ -3122,7 +3148,7 @@
                     <pic:cNvPicPr/>
                   </pic:nvPicPr>
                   <pic:blipFill>
-                    <a:blip r:embed="rId11">
+                    <a:blip r:embed="rId12">
                       <a:extLst>
                         <a:ext uri="{28A0092B-C50C-407E-A947-70E740481C1C}">
                           <a14:useLocalDpi xmlns:a14="http://schemas.microsoft.com/office/drawing/2010/main" val="0"/>
@@ -3189,7 +3215,7 @@
                     <pic:cNvPicPr/>
                   </pic:nvPicPr>
                   <pic:blipFill>
-                    <a:blip r:embed="rId12">
+                    <a:blip r:embed="rId13">
                       <a:extLst>
                         <a:ext uri="{28A0092B-C50C-407E-A947-70E740481C1C}">
                           <a14:useLocalDpi xmlns:a14="http://schemas.microsoft.com/office/drawing/2010/main" val="0"/>
@@ -3243,7 +3269,7 @@
                     <pic:cNvPicPr/>
                   </pic:nvPicPr>
                   <pic:blipFill>
-                    <a:blip r:embed="rId13"/>
+                    <a:blip r:embed="rId14"/>
                     <a:stretch>
                       <a:fillRect/>
                     </a:stretch>
@@ -3270,7 +3296,6 @@
         <w:rPr>
           <w:noProof/>
         </w:rPr>
-        <w:lastRenderedPageBreak/>
         <w:drawing>
           <wp:anchor distT="0" distB="0" distL="114300" distR="114300" simplePos="0" relativeHeight="251691008" behindDoc="0" locked="0" layoutInCell="1" allowOverlap="1" wp14:anchorId="7387B24F" wp14:editId="3FA38526">
             <wp:simplePos x="0" y="0"/>
@@ -3295,7 +3320,7 @@
                     <pic:cNvPicPr/>
                   </pic:nvPicPr>
                   <pic:blipFill>
-                    <a:blip r:embed="rId14" cstate="print">
+                    <a:blip r:embed="rId15" cstate="print">
                       <a:extLst>
                         <a:ext uri="{28A0092B-C50C-407E-A947-70E740481C1C}">
                           <a14:useLocalDpi xmlns:a14="http://schemas.microsoft.com/office/drawing/2010/main" val="0"/>
@@ -3355,7 +3380,7 @@
                     <pic:cNvPicPr/>
                   </pic:nvPicPr>
                   <pic:blipFill>
-                    <a:blip r:embed="rId15">
+                    <a:blip r:embed="rId16">
                       <a:extLst>
                         <a:ext uri="{28A0092B-C50C-407E-A947-70E740481C1C}">
                           <a14:useLocalDpi xmlns:a14="http://schemas.microsoft.com/office/drawing/2010/main" val="0"/>
@@ -3415,7 +3440,7 @@
                     <pic:cNvPicPr/>
                   </pic:nvPicPr>
                   <pic:blipFill>
-                    <a:blip r:embed="rId16">
+                    <a:blip r:embed="rId17">
                       <a:extLst>
                         <a:ext uri="{28A0092B-C50C-407E-A947-70E740481C1C}">
                           <a14:useLocalDpi xmlns:a14="http://schemas.microsoft.com/office/drawing/2010/main" val="0"/>
@@ -4056,6 +4081,828 @@
         <w:t>.</w:t>
       </w:r>
     </w:p>
+    <w:p>
+      <w:r>
+        <w:rPr>
+          <w:noProof/>
+        </w:rPr>
+        <mc:AlternateContent>
+          <mc:Choice Requires="wps">
+            <w:drawing>
+              <wp:anchor distT="0" distB="0" distL="114300" distR="114300" simplePos="0" relativeHeight="251693056" behindDoc="0" locked="0" layoutInCell="1" allowOverlap="1" wp14:anchorId="126E1A9A" wp14:editId="7A6B7D35">
+                <wp:simplePos x="0" y="0"/>
+                <wp:positionH relativeFrom="column">
+                  <wp:posOffset>-133350</wp:posOffset>
+                </wp:positionH>
+                <wp:positionV relativeFrom="paragraph">
+                  <wp:posOffset>254000</wp:posOffset>
+                </wp:positionV>
+                <wp:extent cx="6908800" cy="273050"/>
+                <wp:effectExtent l="0" t="0" r="25400" b="12700"/>
+                <wp:wrapNone/>
+                <wp:docPr id="1787425153" name="Rectangle 24"/>
+                <wp:cNvGraphicFramePr/>
+                <a:graphic xmlns:a="http://schemas.openxmlformats.org/drawingml/2006/main">
+                  <a:graphicData uri="http://schemas.microsoft.com/office/word/2010/wordprocessingShape">
+                    <wps:wsp>
+                      <wps:cNvSpPr/>
+                      <wps:spPr>
+                        <a:xfrm>
+                          <a:off x="0" y="0"/>
+                          <a:ext cx="6908800" cy="273050"/>
+                        </a:xfrm>
+                        <a:prstGeom prst="rect">
+                          <a:avLst/>
+                        </a:prstGeom>
+                      </wps:spPr>
+                      <wps:style>
+                        <a:lnRef idx="1">
+                          <a:schemeClr val="accent2"/>
+                        </a:lnRef>
+                        <a:fillRef idx="2">
+                          <a:schemeClr val="accent2"/>
+                        </a:fillRef>
+                        <a:effectRef idx="1">
+                          <a:schemeClr val="accent2"/>
+                        </a:effectRef>
+                        <a:fontRef idx="minor">
+                          <a:schemeClr val="dk1"/>
+                        </a:fontRef>
+                      </wps:style>
+                      <wps:txbx>
+                        <w:txbxContent>
+                          <w:p>
+                            <w:pPr>
+                              <w:jc w:val="center"/>
+                              <w:rPr>
+                                <w:b/>
+                                <w:bCs/>
+                                <w:sz w:val="24"/>
+                                <w:szCs w:val="24"/>
+                                <w:lang w:val="en-US"/>
+                              </w:rPr>
+                            </w:pPr>
+                            <w:r>
+                              <w:rPr>
+                                <w:b/>
+                                <w:bCs/>
+                                <w:sz w:val="24"/>
+                                <w:szCs w:val="24"/>
+                                <w:lang w:val="en-US"/>
+                              </w:rPr>
+                              <w:t>OOP’s</w:t>
+                            </w:r>
+                          </w:p>
+                        </w:txbxContent>
+                      </wps:txbx>
+                      <wps:bodyPr rot="0" spcFirstLastPara="0" vertOverflow="overflow" horzOverflow="overflow" vert="horz" wrap="square" lIns="91440" tIns="45720" rIns="91440" bIns="45720" numCol="1" spcCol="0" rtlCol="0" fromWordArt="0" anchor="ctr" anchorCtr="0" forceAA="0" compatLnSpc="1">
+                        <a:prstTxWarp prst="textNoShape">
+                          <a:avLst/>
+                        </a:prstTxWarp>
+                        <a:noAutofit/>
+                      </wps:bodyPr>
+                    </wps:wsp>
+                  </a:graphicData>
+                </a:graphic>
+                <wp14:sizeRelV relativeFrom="margin">
+                  <wp14:pctHeight>0</wp14:pctHeight>
+                </wp14:sizeRelV>
+              </wp:anchor>
+            </w:drawing>
+          </mc:Choice>
+          <mc:Fallback>
+            <w:pict>
+              <v:rect w14:anchorId="126E1A9A" id="Rectangle 24" o:spid="_x0000_s1033" style="position:absolute;margin-left:-10.5pt;margin-top:20pt;width:544pt;height:21.5pt;z-index:251693056;visibility:visible;mso-wrap-style:square;mso-height-percent:0;mso-wrap-distance-left:9pt;mso-wrap-distance-top:0;mso-wrap-distance-right:9pt;mso-wrap-distance-bottom:0;mso-position-horizontal:absolute;mso-position-horizontal-relative:text;mso-position-vertical:absolute;mso-position-vertical-relative:text;mso-height-percent:0;mso-height-relative:margin;v-text-anchor:middle" o:gfxdata="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" fillcolor="#f3a875 [2165]" strokecolor="#ed7d31 [3205]" strokeweight=".5pt">
+                <v:fill color2="#f09558 [2613]" rotate="t" colors="0 #f7bda4;.5 #f5b195;1 #f8a581" focus="100%" type="gradient">
+                  <o:fill v:ext="view" type="gradientUnscaled"/>
+                </v:fill>
+                <v:textbox>
+                  <w:txbxContent>
+                    <w:p>
+                      <w:pPr>
+                        <w:jc w:val="center"/>
+                        <w:rPr>
+                          <w:b/>
+                          <w:bCs/>
+                          <w:sz w:val="24"/>
+                          <w:szCs w:val="24"/>
+                          <w:lang w:val="en-US"/>
+                        </w:rPr>
+                      </w:pPr>
+                      <w:r>
+                        <w:rPr>
+                          <w:b/>
+                          <w:bCs/>
+                          <w:sz w:val="24"/>
+                          <w:szCs w:val="24"/>
+                          <w:lang w:val="en-US"/>
+                        </w:rPr>
+                        <w:t>OOP’s</w:t>
+                      </w:r>
+                    </w:p>
+                  </w:txbxContent>
+                </v:textbox>
+              </v:rect>
+            </w:pict>
+          </mc:Fallback>
+        </mc:AlternateContent>
+      </w:r>
+    </w:p>
+    <w:p/>
+    <w:p/>
+    <w:p>
+      <w:pPr>
+        <w:rPr>
+          <w:u w:val="single"/>
+        </w:rPr>
+      </w:pPr>
+      <w:r>
+        <w:drawing>
+          <wp:anchor distT="0" distB="0" distL="114300" distR="114300" simplePos="0" relativeHeight="251696128" behindDoc="0" locked="0" layoutInCell="1" allowOverlap="1" wp14:anchorId="101401FE" wp14:editId="4A883D50">
+            <wp:simplePos x="0" y="0"/>
+            <wp:positionH relativeFrom="column">
+              <wp:posOffset>3467100</wp:posOffset>
+            </wp:positionH>
+            <wp:positionV relativeFrom="paragraph">
+              <wp:posOffset>171450</wp:posOffset>
+            </wp:positionV>
+            <wp:extent cx="2257425" cy="1647825"/>
+            <wp:effectExtent l="0" t="0" r="9525" b="9525"/>
+            <wp:wrapSquare wrapText="bothSides"/>
+            <wp:docPr id="277165129" name="Picture 1"/>
+            <wp:cNvGraphicFramePr>
+              <a:graphicFrameLocks xmlns:a="http://schemas.openxmlformats.org/drawingml/2006/main" noChangeAspect="1"/>
+            </wp:cNvGraphicFramePr>
+            <a:graphic xmlns:a="http://schemas.openxmlformats.org/drawingml/2006/main">
+              <a:graphicData uri="http://schemas.openxmlformats.org/drawingml/2006/picture">
+                <pic:pic xmlns:pic="http://schemas.openxmlformats.org/drawingml/2006/picture">
+                  <pic:nvPicPr>
+                    <pic:cNvPr id="277165129" name=""/>
+                    <pic:cNvPicPr/>
+                  </pic:nvPicPr>
+                  <pic:blipFill>
+                    <a:blip r:embed="rId18">
+                      <a:extLst>
+                        <a:ext uri="{28A0092B-C50C-407E-A947-70E740481C1C}">
+                          <a14:useLocalDpi xmlns:a14="http://schemas.microsoft.com/office/drawing/2010/main" val="0"/>
+                        </a:ext>
+                      </a:extLst>
+                    </a:blip>
+                    <a:stretch>
+                      <a:fillRect/>
+                    </a:stretch>
+                  </pic:blipFill>
+                  <pic:spPr>
+                    <a:xfrm>
+                      <a:off x="0" y="0"/>
+                      <a:ext cx="2257425" cy="1647825"/>
+                    </a:xfrm>
+                    <a:prstGeom prst="rect">
+                      <a:avLst/>
+                    </a:prstGeom>
+                  </pic:spPr>
+                </pic:pic>
+              </a:graphicData>
+            </a:graphic>
+            <wp14:sizeRelH relativeFrom="page">
+              <wp14:pctWidth>0</wp14:pctWidth>
+            </wp14:sizeRelH>
+            <wp14:sizeRelV relativeFrom="page">
+              <wp14:pctHeight>0</wp14:pctHeight>
+            </wp14:sizeRelV>
+          </wp:anchor>
+        </w:drawing>
+      </w:r>
+      <w:r>
+        <w:rPr>
+          <w:u w:val="single"/>
+        </w:rPr>
+        <w:t xml:space="preserve">Programming </w:t>
+      </w:r>
+    </w:p>
+    <w:p>
+      <w:pPr>
+        <w:rPr>
+          <w:u w:val="single"/>
+        </w:rPr>
+      </w:pPr>
+    </w:p>
+    <w:p>
+      <w:r>
+        <w:rPr>
+          <w:noProof/>
+          <w:u w:val="single"/>
+        </w:rPr>
+        <mc:AlternateContent>
+          <mc:Choice Requires="wps">
+            <w:drawing>
+              <wp:anchor distT="0" distB="0" distL="114300" distR="114300" simplePos="0" relativeHeight="251694080" behindDoc="0" locked="0" layoutInCell="1" allowOverlap="1" wp14:anchorId="142B3C65" wp14:editId="56F29A39">
+                <wp:simplePos x="0" y="0"/>
+                <wp:positionH relativeFrom="column">
+                  <wp:posOffset>57150</wp:posOffset>
+                </wp:positionH>
+                <wp:positionV relativeFrom="paragraph">
+                  <wp:posOffset>13335</wp:posOffset>
+                </wp:positionV>
+                <wp:extent cx="1485900" cy="1250950"/>
+                <wp:effectExtent l="0" t="0" r="19050" b="25400"/>
+                <wp:wrapSquare wrapText="bothSides"/>
+                <wp:docPr id="1834878337" name="Text Box 26"/>
+                <wp:cNvGraphicFramePr/>
+                <a:graphic xmlns:a="http://schemas.openxmlformats.org/drawingml/2006/main">
+                  <a:graphicData uri="http://schemas.microsoft.com/office/word/2010/wordprocessingShape">
+                    <wps:wsp>
+                      <wps:cNvSpPr txBox="1"/>
+                      <wps:spPr>
+                        <a:xfrm>
+                          <a:off x="0" y="0"/>
+                          <a:ext cx="1485900" cy="1250950"/>
+                        </a:xfrm>
+                        <a:prstGeom prst="rect">
+                          <a:avLst/>
+                        </a:prstGeom>
+                        <a:solidFill>
+                          <a:schemeClr val="lt1"/>
+                        </a:solidFill>
+                        <a:ln w="6350">
+                          <a:solidFill>
+                            <a:prstClr val="black"/>
+                          </a:solidFill>
+                        </a:ln>
+                      </wps:spPr>
+                      <wps:txbx>
+                        <w:txbxContent>
+                          <w:p>
+                            <w:r>
+                              <w:t>Class Student {</w:t>
+                            </w:r>
+                          </w:p>
+                          <w:p>
+                            <w:r>
+                              <w:tab/>
+                              <w:t>String name;</w:t>
+                            </w:r>
+                          </w:p>
+                          <w:p>
+                            <w:r>
+                              <w:tab/>
+                              <w:t>int age;</w:t>
+                            </w:r>
+                          </w:p>
+                          <w:p>
+                            <w:r>
+                              <w:tab/>
+                              <w:t>int rollNo;</w:t>
+                            </w:r>
+                          </w:p>
+                          <w:p>
+                            <w:r>
+                              <w:tab/>
+                              <w:t>String collage</w:t>
+                            </w:r>
+                          </w:p>
+                          <w:p>
+                            <w:r>
+                              <w:t>}</w:t>
+                            </w:r>
+                          </w:p>
+                          <w:p/>
+                        </w:txbxContent>
+                      </wps:txbx>
+                      <wps:bodyPr rot="0" spcFirstLastPara="0" vertOverflow="overflow" horzOverflow="overflow" vert="horz" wrap="square" lIns="91440" tIns="45720" rIns="91440" bIns="45720" numCol="1" spcCol="0" rtlCol="0" fromWordArt="0" anchor="t" anchorCtr="0" forceAA="0" compatLnSpc="1">
+                        <a:prstTxWarp prst="textNoShape">
+                          <a:avLst/>
+                        </a:prstTxWarp>
+                        <a:noAutofit/>
+                      </wps:bodyPr>
+                    </wps:wsp>
+                  </a:graphicData>
+                </a:graphic>
+                <wp14:sizeRelH relativeFrom="margin">
+                  <wp14:pctWidth>0</wp14:pctWidth>
+                </wp14:sizeRelH>
+                <wp14:sizeRelV relativeFrom="margin">
+                  <wp14:pctHeight>0</wp14:pctHeight>
+                </wp14:sizeRelV>
+              </wp:anchor>
+            </w:drawing>
+          </mc:Choice>
+          <mc:Fallback>
+            <w:pict>
+              <v:shape w14:anchorId="142B3C65" id="Text Box 26" o:spid="_x0000_s1034" type="#_x0000_t202" style="position:absolute;margin-left:4.5pt;margin-top:1.05pt;width:117pt;height:98.5pt;z-index:251694080;visibility:visible;mso-wrap-style:square;mso-width-percent:0;mso-height-percent:0;mso-wrap-distance-left:9pt;mso-wrap-distance-top:0;mso-wrap-distance-right:9pt;mso-wrap-distance-bottom:0;mso-position-horizontal:absolute;mso-position-horizontal-relative:text;mso-position-vertical:absolute;mso-position-vertical-relative:text;mso-width-percent:0;mso-height-percent:0;mso-width-relative:margin;mso-height-relative:margin;v-text-anchor:top" o:gfxdata="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" fillcolor="white [3201]" strokeweight=".5pt">
+                <v:textbox>
+                  <w:txbxContent>
+                    <w:p>
+                      <w:r>
+                        <w:t>Class Student {</w:t>
+                      </w:r>
+                    </w:p>
+                    <w:p>
+                      <w:r>
+                        <w:tab/>
+                        <w:t>String name;</w:t>
+                      </w:r>
+                    </w:p>
+                    <w:p>
+                      <w:r>
+                        <w:tab/>
+                        <w:t>int age;</w:t>
+                      </w:r>
+                    </w:p>
+                    <w:p>
+                      <w:r>
+                        <w:tab/>
+                        <w:t>int rollNo;</w:t>
+                      </w:r>
+                    </w:p>
+                    <w:p>
+                      <w:r>
+                        <w:tab/>
+                        <w:t>String collage</w:t>
+                      </w:r>
+                    </w:p>
+                    <w:p>
+                      <w:r>
+                        <w:t>}</w:t>
+                      </w:r>
+                    </w:p>
+                    <w:p/>
+                  </w:txbxContent>
+                </v:textbox>
+                <w10:wrap type="square"/>
+              </v:shape>
+            </w:pict>
+          </mc:Fallback>
+        </mc:AlternateContent>
+      </w:r>
+    </w:p>
+    <w:p>
+      <w:r>
+        <w:rPr>
+          <w:noProof/>
+          <w:u w:val="single"/>
+        </w:rPr>
+        <mc:AlternateContent>
+          <mc:Choice Requires="wps">
+            <w:drawing>
+              <wp:anchor distT="0" distB="0" distL="114300" distR="114300" simplePos="0" relativeHeight="251695104" behindDoc="0" locked="0" layoutInCell="1" allowOverlap="1" wp14:anchorId="177D690F" wp14:editId="13910E47">
+                <wp:simplePos x="0" y="0"/>
+                <wp:positionH relativeFrom="column">
+                  <wp:posOffset>1530350</wp:posOffset>
+                </wp:positionH>
+                <wp:positionV relativeFrom="paragraph">
+                  <wp:posOffset>89535</wp:posOffset>
+                </wp:positionV>
+                <wp:extent cx="387350" cy="0"/>
+                <wp:effectExtent l="0" t="76200" r="12700" b="95250"/>
+                <wp:wrapNone/>
+                <wp:docPr id="1051306187" name="Straight Arrow Connector 27"/>
+                <wp:cNvGraphicFramePr/>
+                <a:graphic xmlns:a="http://schemas.openxmlformats.org/drawingml/2006/main">
+                  <a:graphicData uri="http://schemas.microsoft.com/office/word/2010/wordprocessingShape">
+                    <wps:wsp>
+                      <wps:cNvCnPr/>
+                      <wps:spPr>
+                        <a:xfrm>
+                          <a:off x="0" y="0"/>
+                          <a:ext cx="387350" cy="0"/>
+                        </a:xfrm>
+                        <a:prstGeom prst="straightConnector1">
+                          <a:avLst/>
+                        </a:prstGeom>
+                        <a:ln>
+                          <a:tailEnd type="triangle"/>
+                        </a:ln>
+                      </wps:spPr>
+                      <wps:style>
+                        <a:lnRef idx="1">
+                          <a:schemeClr val="accent1"/>
+                        </a:lnRef>
+                        <a:fillRef idx="0">
+                          <a:schemeClr val="accent1"/>
+                        </a:fillRef>
+                        <a:effectRef idx="0">
+                          <a:schemeClr val="accent1"/>
+                        </a:effectRef>
+                        <a:fontRef idx="minor">
+                          <a:schemeClr val="tx1"/>
+                        </a:fontRef>
+                      </wps:style>
+                      <wps:bodyPr/>
+                    </wps:wsp>
+                  </a:graphicData>
+                </a:graphic>
+              </wp:anchor>
+            </w:drawing>
+          </mc:Choice>
+          <mc:Fallback>
+            <w:pict>
+              <v:shape w14:anchorId="06243813" id="Straight Arrow Connector 27" o:spid="_x0000_s1026" type="#_x0000_t32" style="position:absolute;margin-left:120.5pt;margin-top:7.05pt;width:30.5pt;height:0;z-index:251695104;visibility:visible;mso-wrap-style:square;mso-wrap-distance-left:9pt;mso-wrap-distance-top:0;mso-wrap-distance-right:9pt;mso-wrap-distance-bottom:0;mso-position-horizontal:absolute;mso-position-horizontal-relative:text;mso-position-vertical:absolute;mso-position-vertical-relative:text" o:gfxdata="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" strokecolor="#4472c4 [3204]" strokeweight=".5pt">
+                <v:stroke endarrow="block" joinstyle="miter"/>
+              </v:shape>
+            </w:pict>
+          </mc:Fallback>
+        </mc:AlternateContent>
+      </w:r>
+      <w:r>
+        <w:t xml:space="preserve">         Blueprint of an object</w:t>
+      </w:r>
+      <w:r>
+        <w:t xml:space="preserve">     </w:t>
+      </w:r>
+    </w:p>
+    <w:p/>
+    <w:p/>
+    <w:p/>
+    <w:p/>
+    <w:p/>
+    <w:p/>
+    <w:p>
+      <w:r>
+        <w:t>Student s1;</w:t>
+      </w:r>
+    </w:p>
+    <w:p>
+      <w:r>
+        <w:t xml:space="preserve">S1 = new Student </w:t>
+      </w:r>
+      <w:proofErr w:type="gramStart"/>
+      <w:r>
+        <w:t>( )</w:t>
+      </w:r>
+      <w:proofErr w:type="gramEnd"/>
+      <w:r>
+        <w:t>;</w:t>
+      </w:r>
+      <w:r>
+        <w:t xml:space="preserve">  </w:t>
+      </w:r>
+    </w:p>
+    <w:p>
+      <w:r>
+        <w:t xml:space="preserve">Student s1 = new Student </w:t>
+      </w:r>
+      <w:proofErr w:type="gramStart"/>
+      <w:r>
+        <w:t>( )</w:t>
+      </w:r>
+      <w:proofErr w:type="gramEnd"/>
+      <w:r>
+        <w:t>;</w:t>
+      </w:r>
+    </w:p>
+    <w:p>
+      <w:r>
+        <w:t>Student s</w:t>
+      </w:r>
+      <w:r>
+        <w:t>2</w:t>
+      </w:r>
+      <w:r>
+        <w:t xml:space="preserve"> = new Student </w:t>
+      </w:r>
+      <w:proofErr w:type="gramStart"/>
+      <w:r>
+        <w:t>( )</w:t>
+      </w:r>
+      <w:proofErr w:type="gramEnd"/>
+      <w:r>
+        <w:t>;</w:t>
+      </w:r>
+    </w:p>
+    <w:p/>
+    <w:tbl>
+      <w:tblPr>
+        <w:tblStyle w:val="TableGrid"/>
+        <w:tblpPr w:leftFromText="180" w:rightFromText="180" w:vertAnchor="text" w:horzAnchor="margin" w:tblpY="81"/>
+        <w:tblW w:w="6584" w:type="dxa"/>
+        <w:tblLook w:val="04A0" w:firstRow="1" w:lastRow="0" w:firstColumn="1" w:lastColumn="0" w:noHBand="0" w:noVBand="1"/>
+      </w:tblPr>
+      <w:tblGrid>
+        <w:gridCol w:w="3292"/>
+        <w:gridCol w:w="3292"/>
+      </w:tblGrid>
+      <w:tr>
+        <w:trPr>
+          <w:trHeight w:val="1399"/>
+        </w:trPr>
+        <w:tc>
+          <w:tcPr>
+            <w:tcW w:w="3292" w:type="dxa"/>
+          </w:tcPr>
+          <w:p/>
+          <w:p>
+            <w:r>
+              <w:t>S1.name = “Akshat”;</w:t>
+            </w:r>
+          </w:p>
+          <w:p>
+            <w:r>
+              <w:t>S1.age = 26;</w:t>
+            </w:r>
+          </w:p>
+          <w:p>
+            <w:r>
+              <w:t>S</w:t>
+            </w:r>
+            <w:proofErr w:type="gramStart"/>
+            <w:r>
+              <w:t>1.rollNo</w:t>
+            </w:r>
+            <w:proofErr w:type="gramEnd"/>
+            <w:r>
+              <w:t xml:space="preserve"> = 121;</w:t>
+            </w:r>
+          </w:p>
+          <w:p>
+            <w:r>
+              <w:t>S</w:t>
+            </w:r>
+            <w:proofErr w:type="gramStart"/>
+            <w:r>
+              <w:t>1.collage</w:t>
+            </w:r>
+            <w:proofErr w:type="gramEnd"/>
+            <w:r>
+              <w:t xml:space="preserve"> = “Kodewala”;</w:t>
+            </w:r>
+          </w:p>
+          <w:p/>
+        </w:tc>
+        <w:tc>
+          <w:tcPr>
+            <w:tcW w:w="3292" w:type="dxa"/>
+          </w:tcPr>
+          <w:p/>
+          <w:p>
+            <w:r>
+              <w:t>S2.name = “</w:t>
+            </w:r>
+            <w:r>
+              <w:t>Priti</w:t>
+            </w:r>
+            <w:r>
+              <w:t>”;</w:t>
+            </w:r>
+          </w:p>
+          <w:p>
+            <w:r>
+              <w:t xml:space="preserve">S2.age = </w:t>
+            </w:r>
+            <w:r>
+              <w:t>1</w:t>
+            </w:r>
+            <w:r>
+              <w:t>6;</w:t>
+            </w:r>
+          </w:p>
+          <w:p>
+            <w:r>
+              <w:t>S</w:t>
+            </w:r>
+            <w:proofErr w:type="gramStart"/>
+            <w:r>
+              <w:t>2.rollNo</w:t>
+            </w:r>
+            <w:proofErr w:type="gramEnd"/>
+            <w:r>
+              <w:t xml:space="preserve"> = 1</w:t>
+            </w:r>
+            <w:r>
+              <w:t>5</w:t>
+            </w:r>
+            <w:r>
+              <w:t>1;</w:t>
+            </w:r>
+          </w:p>
+          <w:p>
+            <w:r>
+              <w:t>S2.collage = “</w:t>
+            </w:r>
+            <w:r>
+              <w:t>Mrsptu</w:t>
+            </w:r>
+            <w:r>
+              <w:t>”;</w:t>
+            </w:r>
+          </w:p>
+          <w:p/>
+        </w:tc>
+      </w:tr>
+    </w:tbl>
+    <w:p/>
+    <w:p/>
+    <w:p/>
+    <w:p/>
+    <w:p/>
+    <w:p/>
+    <w:p>
+      <w:r>
+        <w:t>n</w:t>
+      </w:r>
+      <w:r>
+        <w:t xml:space="preserve">ew keyword </w:t>
+      </w:r>
+      <w:r>
+        <w:sym w:font="Wingdings" w:char="F0E0"/>
+      </w:r>
+      <w:r>
+        <w:t xml:space="preserve">memory allocation </w:t>
+      </w:r>
+      <w:r>
+        <w:t>Run time</w:t>
+      </w:r>
+    </w:p>
+    <w:p>
+      <w:r>
+        <w:t xml:space="preserve">Dynamic </w:t>
+      </w:r>
+      <w:r>
+        <w:sym w:font="Wingdings" w:char="F0E0"/>
+      </w:r>
+      <w:r>
+        <w:t>Run time memory allocation</w:t>
+      </w:r>
+    </w:p>
+    <w:p>
+      <w:r>
+        <w:t xml:space="preserve">Static </w:t>
+      </w:r>
+      <w:r>
+        <w:sym w:font="Wingdings" w:char="F0E0"/>
+      </w:r>
+      <w:r>
+        <w:t xml:space="preserve"> Comple time memory allocation</w:t>
+      </w:r>
+    </w:p>
+    <w:p/>
+    <w:tbl>
+      <w:tblPr>
+        <w:tblStyle w:val="TableGrid"/>
+        <w:tblW w:w="0" w:type="auto"/>
+        <w:tblLook w:val="04A0" w:firstRow="1" w:lastRow="0" w:firstColumn="1" w:lastColumn="0" w:noHBand="0" w:noVBand="1"/>
+      </w:tblPr>
+      <w:tblGrid>
+        <w:gridCol w:w="4673"/>
+        <w:gridCol w:w="5783"/>
+      </w:tblGrid>
+      <w:tr>
+        <w:tc>
+          <w:tcPr>
+            <w:tcW w:w="4673" w:type="dxa"/>
+          </w:tcPr>
+          <w:p>
+            <w:pPr>
+              <w:spacing w:line="259" w:lineRule="auto"/>
+            </w:pPr>
+            <w:r>
+              <w:t>Class Student {</w:t>
+            </w:r>
+          </w:p>
+          <w:p>
+            <w:pPr>
+              <w:spacing w:line="259" w:lineRule="auto"/>
+            </w:pPr>
+            <w:r>
+              <w:tab/>
+              <w:t>String name;</w:t>
+            </w:r>
+          </w:p>
+          <w:p>
+            <w:pPr>
+              <w:spacing w:line="259" w:lineRule="auto"/>
+            </w:pPr>
+            <w:r>
+              <w:tab/>
+              <w:t>int age;</w:t>
+            </w:r>
+          </w:p>
+          <w:p>
+            <w:pPr>
+              <w:spacing w:line="259" w:lineRule="auto"/>
+            </w:pPr>
+            <w:r>
+              <w:tab/>
+              <w:t>int rollNo;</w:t>
+            </w:r>
+          </w:p>
+          <w:p>
+            <w:r>
+              <w:tab/>
+              <w:t>String collage</w:t>
+            </w:r>
+          </w:p>
+          <w:p>
+            <w:r>
+              <w:tab/>
+              <w:t xml:space="preserve">Void markAttendance </w:t>
+            </w:r>
+            <w:proofErr w:type="gramStart"/>
+            <w:r>
+              <w:t>( )</w:t>
+            </w:r>
+            <w:proofErr w:type="gramEnd"/>
+            <w:r>
+              <w:t xml:space="preserve"> {</w:t>
+            </w:r>
+            <w:r>
+              <w:tab/>
+            </w:r>
+            <w:r>
+              <w:tab/>
+            </w:r>
+          </w:p>
+          <w:p>
+            <w:pPr>
+              <w:spacing w:line="259" w:lineRule="auto"/>
+              <w:ind w:left="720" w:firstLine="720"/>
+            </w:pPr>
+            <w:r>
+              <w:t>}</w:t>
+            </w:r>
+          </w:p>
+          <w:p>
+            <w:r>
+              <w:t xml:space="preserve">              </w:t>
+            </w:r>
+            <w:r>
+              <w:t>}</w:t>
+            </w:r>
+          </w:p>
+        </w:tc>
+        <w:tc>
+          <w:tcPr>
+            <w:tcW w:w="5783" w:type="dxa"/>
+          </w:tcPr>
+          <w:p>
+            <w:r>
+              <w:t xml:space="preserve">Student s1 = new Student </w:t>
+            </w:r>
+            <w:proofErr w:type="gramStart"/>
+            <w:r>
+              <w:t>( )</w:t>
+            </w:r>
+            <w:proofErr w:type="gramEnd"/>
+            <w:r>
+              <w:t>;</w:t>
+            </w:r>
+          </w:p>
+          <w:p/>
+          <w:p>
+            <w:r>
+              <w:t>S1.name = “Akshat”;</w:t>
+            </w:r>
+          </w:p>
+          <w:p>
+            <w:r>
+              <w:t>S1.age = 26;</w:t>
+            </w:r>
+          </w:p>
+          <w:p>
+            <w:r>
+              <w:t>S</w:t>
+            </w:r>
+            <w:proofErr w:type="gramStart"/>
+            <w:r>
+              <w:t>1.rollNo</w:t>
+            </w:r>
+            <w:proofErr w:type="gramEnd"/>
+            <w:r>
+              <w:t xml:space="preserve"> = 121;</w:t>
+            </w:r>
+          </w:p>
+          <w:p>
+            <w:r>
+              <w:t>S</w:t>
+            </w:r>
+            <w:proofErr w:type="gramStart"/>
+            <w:r>
+              <w:t>1.collage</w:t>
+            </w:r>
+            <w:proofErr w:type="gramEnd"/>
+            <w:r>
+              <w:t xml:space="preserve"> = “Kodewala”;</w:t>
+            </w:r>
+          </w:p>
+          <w:p/>
+          <w:p>
+            <w:r>
+              <w:t xml:space="preserve">S1. </w:t>
+            </w:r>
+            <w:r>
+              <w:t>markAttendance</w:t>
+            </w:r>
+            <w:r>
+              <w:t xml:space="preserve"> ( )</w:t>
+            </w:r>
+            <w:r>
+              <w:t>;</w:t>
+            </w:r>
+          </w:p>
+        </w:tc>
+      </w:tr>
+    </w:tbl>
+    <w:p/>
     <w:p/>
     <w:p/>
     <w:sectPr>
@@ -4324,7 +5171,7 @@
     </w:rPrDefault>
     <w:pPrDefault>
       <w:pPr>
-        <w:spacing w:after="160" w:line="259" w:lineRule="auto"/>
+        <w:spacing w:line="259" w:lineRule="auto"/>
       </w:pPr>
     </w:pPrDefault>
   </w:docDefaults>
@@ -4709,11 +5556,11 @@
   <w:style w:type="paragraph" w:default="1" w:styleId="Normal">
     <w:name w:val="Normal"/>
     <w:qFormat/>
+    <w:rsid w:val="006B04B6"/>
   </w:style>
   <w:style w:type="character" w:default="1" w:styleId="DefaultParagraphFont">
     <w:name w:val="Default Paragraph Font"/>
     <w:uiPriority w:val="1"/>
-    <w:semiHidden/>
     <w:unhideWhenUsed/>
   </w:style>
   <w:style w:type="table" w:default="1" w:styleId="TableNormal">
@@ -4775,6 +5622,25 @@
       <w:b/>
       <w:bCs/>
     </w:rPr>
+  </w:style>
+  <w:style w:type="table" w:styleId="TableGrid">
+    <w:name w:val="Table Grid"/>
+    <w:basedOn w:val="TableNormal"/>
+    <w:uiPriority w:val="39"/>
+    <w:rsid w:val="005451F8"/>
+    <w:pPr>
+      <w:spacing w:line="240" w:lineRule="auto"/>
+    </w:pPr>
+    <w:tblPr>
+      <w:tblBorders>
+        <w:top w:val="single" w:sz="4" w:space="0" w:color="auto"/>
+        <w:left w:val="single" w:sz="4" w:space="0" w:color="auto"/>
+        <w:bottom w:val="single" w:sz="4" w:space="0" w:color="auto"/>
+        <w:right w:val="single" w:sz="4" w:space="0" w:color="auto"/>
+        <w:insideH w:val="single" w:sz="4" w:space="0" w:color="auto"/>
+        <w:insideV w:val="single" w:sz="4" w:space="0" w:color="auto"/>
+      </w:tblBorders>
+    </w:tblPr>
   </w:style>
 </w:styles>
 </file>
@@ -5072,4 +5938,16 @@
     </a:ext>
   </a:extLst>
 </a:theme>
+</file>
+
+<file path=customXml/item1.xml><?xml version="1.0" encoding="utf-8"?>
+<b:Sources xmlns:b="http://schemas.openxmlformats.org/officeDocument/2006/bibliography" xmlns="http://schemas.openxmlformats.org/officeDocument/2006/bibliography" SelectedStyle="\APASixthEditionOfficeOnline.xsl" StyleName="APA" Version="6"/>
+</file>
+
+<file path=customXml/itemProps1.xml><?xml version="1.0" encoding="utf-8"?>
+<ds:datastoreItem xmlns:ds="http://schemas.openxmlformats.org/officeDocument/2006/customXml" ds:itemID="{63DBF400-64DD-49EC-B3AC-AC15C37AB09A}">
+  <ds:schemaRefs>
+    <ds:schemaRef ds:uri="http://schemas.openxmlformats.org/officeDocument/2006/bibliography"/>
+  </ds:schemaRefs>
+</ds:datastoreItem>
 </file>
--- a/JavaRevision/Notes.docx
+++ b/JavaRevision/Notes.docx
@@ -4213,10 +4213,18 @@
     <w:p>
       <w:pPr>
         <w:rPr>
+          <w:b/>
+          <w:bCs/>
           <w:u w:val="single"/>
         </w:rPr>
       </w:pPr>
       <w:r>
+        <w:rPr>
+          <w:b/>
+          <w:bCs/>
+          <w:noProof/>
+          <w:highlight w:val="yellow"/>
+        </w:rPr>
         <w:drawing>
           <wp:anchor distT="0" distB="0" distL="114300" distR="114300" simplePos="0" relativeHeight="251696128" behindDoc="0" locked="0" layoutInCell="1" allowOverlap="1" wp14:anchorId="101401FE" wp14:editId="4A883D50">
             <wp:simplePos x="0" y="0"/>
@@ -4275,9 +4283,20 @@
       </w:r>
       <w:r>
         <w:rPr>
-          <w:u w:val="single"/>
-        </w:rPr>
-        <w:t xml:space="preserve">Programming </w:t>
+          <w:b/>
+          <w:bCs/>
+          <w:noProof/>
+          <w:highlight w:val="yellow"/>
+        </w:rPr>
+        <w:t>Class And Object</w:t>
+      </w:r>
+      <w:r>
+        <w:rPr>
+          <w:b/>
+          <w:bCs/>
+          <w:noProof/>
+        </w:rPr>
+        <w:t xml:space="preserve"> </w:t>
       </w:r>
     </w:p>
     <w:p>
@@ -4553,13 +4572,7 @@
     </w:p>
     <w:p>
       <w:r>
-        <w:t>Student s</w:t>
-      </w:r>
-      <w:r>
-        <w:t>2</w:t>
-      </w:r>
-      <w:r>
-        <w:t xml:space="preserve"> = new Student </w:t>
+        <w:t xml:space="preserve">Student s2 = new Student </w:t>
       </w:r>
       <w:proofErr w:type="gramStart"/>
       <w:r>
@@ -4887,13 +4900,7 @@
           <w:p/>
           <w:p>
             <w:r>
-              <w:t xml:space="preserve">S1. </w:t>
-            </w:r>
-            <w:r>
-              <w:t>markAttendance</w:t>
-            </w:r>
-            <w:r>
-              <w:t xml:space="preserve"> ( )</w:t>
+              <w:t>S1. markAttendance ( )</w:t>
             </w:r>
             <w:r>
               <w:t>;</w:t>
@@ -4904,6 +4911,495 @@
     </w:tbl>
     <w:p/>
     <w:p/>
+    <w:p/>
+    <w:p/>
+    <w:p>
+      <w:pPr>
+        <w:rPr>
+          <w:b/>
+          <w:bCs/>
+        </w:rPr>
+      </w:pPr>
+      <w:r>
+        <w:rPr>
+          <w:b/>
+          <w:bCs/>
+        </w:rPr>
+        <w:lastRenderedPageBreak/>
+        <w:drawing>
+          <wp:anchor distT="0" distB="0" distL="114300" distR="114300" simplePos="0" relativeHeight="251697152" behindDoc="0" locked="0" layoutInCell="1" allowOverlap="1" wp14:anchorId="648A53AC" wp14:editId="229D8FEC">
+            <wp:simplePos x="0" y="0"/>
+            <wp:positionH relativeFrom="margin">
+              <wp:posOffset>2840355</wp:posOffset>
+            </wp:positionH>
+            <wp:positionV relativeFrom="paragraph">
+              <wp:posOffset>0</wp:posOffset>
+            </wp:positionV>
+            <wp:extent cx="3602355" cy="1828800"/>
+            <wp:effectExtent l="0" t="0" r="0" b="0"/>
+            <wp:wrapSquare wrapText="bothSides"/>
+            <wp:docPr id="816086123" name="Picture 1"/>
+            <wp:cNvGraphicFramePr>
+              <a:graphicFrameLocks xmlns:a="http://schemas.openxmlformats.org/drawingml/2006/main" noChangeAspect="1"/>
+            </wp:cNvGraphicFramePr>
+            <a:graphic xmlns:a="http://schemas.openxmlformats.org/drawingml/2006/main">
+              <a:graphicData uri="http://schemas.openxmlformats.org/drawingml/2006/picture">
+                <pic:pic xmlns:pic="http://schemas.openxmlformats.org/drawingml/2006/picture">
+                  <pic:nvPicPr>
+                    <pic:cNvPr id="816086123" name=""/>
+                    <pic:cNvPicPr/>
+                  </pic:nvPicPr>
+                  <pic:blipFill>
+                    <a:blip r:embed="rId19">
+                      <a:extLst>
+                        <a:ext uri="{28A0092B-C50C-407E-A947-70E740481C1C}">
+                          <a14:useLocalDpi xmlns:a14="http://schemas.microsoft.com/office/drawing/2010/main" val="0"/>
+                        </a:ext>
+                      </a:extLst>
+                    </a:blip>
+                    <a:stretch>
+                      <a:fillRect/>
+                    </a:stretch>
+                  </pic:blipFill>
+                  <pic:spPr>
+                    <a:xfrm>
+                      <a:off x="0" y="0"/>
+                      <a:ext cx="3602355" cy="1828800"/>
+                    </a:xfrm>
+                    <a:prstGeom prst="rect">
+                      <a:avLst/>
+                    </a:prstGeom>
+                  </pic:spPr>
+                </pic:pic>
+              </a:graphicData>
+            </a:graphic>
+            <wp14:sizeRelH relativeFrom="page">
+              <wp14:pctWidth>0</wp14:pctWidth>
+            </wp14:sizeRelH>
+            <wp14:sizeRelV relativeFrom="page">
+              <wp14:pctHeight>0</wp14:pctHeight>
+            </wp14:sizeRelV>
+          </wp:anchor>
+        </w:drawing>
+      </w:r>
+      <w:r>
+        <w:rPr>
+          <w:b/>
+          <w:bCs/>
+          <w:highlight w:val="yellow"/>
+        </w:rPr>
+        <w:t>Constructors</w:t>
+      </w:r>
+      <w:r>
+        <w:rPr>
+          <w:b/>
+          <w:bCs/>
+        </w:rPr>
+        <w:t xml:space="preserve">   </w:t>
+      </w:r>
+    </w:p>
+    <w:p>
+      <w:pPr>
+        <w:rPr>
+          <w:b/>
+          <w:bCs/>
+        </w:rPr>
+      </w:pPr>
+      <w:r>
+        <w:rPr>
+          <w:b/>
+          <w:bCs/>
+        </w:rPr>
+        <w:t xml:space="preserve">Rules of </w:t>
+      </w:r>
+      <w:proofErr w:type="gramStart"/>
+      <w:r>
+        <w:rPr>
+          <w:b/>
+          <w:bCs/>
+        </w:rPr>
+        <w:t>Constructor </w:t>
+      </w:r>
+      <w:r>
+        <w:rPr>
+          <w:b/>
+          <w:bCs/>
+        </w:rPr>
+        <w:t>:</w:t>
+      </w:r>
+      <w:proofErr w:type="gramEnd"/>
+      <w:r>
+        <w:rPr>
+          <w:b/>
+          <w:bCs/>
+        </w:rPr>
+        <w:t>-</w:t>
+      </w:r>
+    </w:p>
+    <w:p>
+      <w:pPr>
+        <w:pStyle w:val="ListParagraph"/>
+        <w:numPr>
+          <w:ilvl w:val="0"/>
+          <w:numId w:val="3"/>
+        </w:numPr>
+      </w:pPr>
+      <w:r>
+        <w:t>Same name as class</w:t>
+      </w:r>
+    </w:p>
+    <w:p>
+      <w:pPr>
+        <w:pStyle w:val="ListParagraph"/>
+        <w:numPr>
+          <w:ilvl w:val="0"/>
+          <w:numId w:val="3"/>
+        </w:numPr>
+      </w:pPr>
+      <w:r>
+        <w:t>No return Type, not even void.</w:t>
+      </w:r>
+    </w:p>
+    <w:p>
+      <w:pPr>
+        <w:pStyle w:val="ListParagraph"/>
+        <w:numPr>
+          <w:ilvl w:val="0"/>
+          <w:numId w:val="3"/>
+        </w:numPr>
+      </w:pPr>
+      <w:r>
+        <w:t>Automatically called during object creation.</w:t>
+      </w:r>
+    </w:p>
+    <w:p>
+      <w:pPr>
+        <w:pStyle w:val="ListParagraph"/>
+        <w:numPr>
+          <w:ilvl w:val="0"/>
+          <w:numId w:val="3"/>
+        </w:numPr>
+      </w:pPr>
+      <w:r>
+        <w:t>Used to initialized an object.</w:t>
+      </w:r>
+    </w:p>
+    <w:p>
+      <w:pPr>
+        <w:pStyle w:val="ListParagraph"/>
+        <w:numPr>
+          <w:ilvl w:val="0"/>
+          <w:numId w:val="3"/>
+        </w:numPr>
+      </w:pPr>
+      <w:r>
+        <w:t>It can be also be overloaded</w:t>
+      </w:r>
+    </w:p>
+    <w:p/>
+    <w:p/>
+    <w:p/>
+    <w:tbl>
+      <w:tblPr>
+        <w:tblStyle w:val="TableGrid"/>
+        <w:tblW w:w="0" w:type="auto"/>
+        <w:tblLook w:val="04A0" w:firstRow="1" w:lastRow="0" w:firstColumn="1" w:lastColumn="0" w:noHBand="0" w:noVBand="1"/>
+      </w:tblPr>
+      <w:tblGrid>
+        <w:gridCol w:w="4248"/>
+        <w:gridCol w:w="6208"/>
+      </w:tblGrid>
+      <w:tr>
+        <w:tc>
+          <w:tcPr>
+            <w:tcW w:w="4248" w:type="dxa"/>
+          </w:tcPr>
+          <w:p>
+            <w:proofErr w:type="spellStart"/>
+            <w:r>
+              <w:t>Classs</w:t>
+            </w:r>
+            <w:proofErr w:type="spellEnd"/>
+            <w:r>
+              <w:t xml:space="preserve"> Student {</w:t>
+            </w:r>
+          </w:p>
+          <w:p>
+            <w:r>
+              <w:t xml:space="preserve">     </w:t>
+            </w:r>
+            <w:proofErr w:type="spellStart"/>
+            <w:r>
+              <w:t>Striing</w:t>
+            </w:r>
+            <w:proofErr w:type="spellEnd"/>
+            <w:r>
+              <w:t xml:space="preserve"> name;</w:t>
+            </w:r>
+          </w:p>
+          <w:p>
+            <w:r>
+              <w:t xml:space="preserve">     int age;</w:t>
+            </w:r>
+          </w:p>
+          <w:p>
+            <w:r>
+              <w:t xml:space="preserve">     int </w:t>
+            </w:r>
+            <w:proofErr w:type="spellStart"/>
+            <w:r>
+              <w:t>rollNo</w:t>
+            </w:r>
+            <w:proofErr w:type="spellEnd"/>
+            <w:r>
+              <w:t xml:space="preserve">; </w:t>
+            </w:r>
+          </w:p>
+          <w:p>
+            <w:r>
+              <w:t xml:space="preserve">     String address;</w:t>
+            </w:r>
+          </w:p>
+          <w:p/>
+          <w:p>
+            <w:r>
+              <w:t>Student</w:t>
+            </w:r>
+            <w:r>
+              <w:t xml:space="preserve"> </w:t>
+            </w:r>
+            <w:proofErr w:type="gramStart"/>
+            <w:r>
+              <w:t>(</w:t>
+            </w:r>
+            <w:r>
+              <w:t xml:space="preserve"> </w:t>
+            </w:r>
+            <w:r>
+              <w:t>)</w:t>
+            </w:r>
+            <w:proofErr w:type="gramEnd"/>
+            <w:r>
+              <w:t xml:space="preserve"> </w:t>
+            </w:r>
+            <w:r>
+              <w:t>{</w:t>
+            </w:r>
+          </w:p>
+          <w:p>
+            <w:r>
+              <w:t xml:space="preserve">   name = “Akshat”;</w:t>
+            </w:r>
+          </w:p>
+          <w:p>
+            <w:r>
+              <w:t xml:space="preserve">   age = 26;</w:t>
+            </w:r>
+          </w:p>
+          <w:p>
+            <w:r>
+              <w:t xml:space="preserve">   </w:t>
+            </w:r>
+            <w:proofErr w:type="spellStart"/>
+            <w:r>
+              <w:t>rollNo</w:t>
+            </w:r>
+            <w:proofErr w:type="spellEnd"/>
+            <w:r>
+              <w:t xml:space="preserve"> = 12;</w:t>
+            </w:r>
+          </w:p>
+          <w:p>
+            <w:r>
+              <w:t xml:space="preserve">   address = “BTM”;</w:t>
+            </w:r>
+          </w:p>
+          <w:p>
+            <w:r>
+              <w:t xml:space="preserve">   </w:t>
+            </w:r>
+            <w:r>
+              <w:t>}</w:t>
+            </w:r>
+          </w:p>
+          <w:p/>
+          <w:p>
+            <w:r>
+              <w:t>}</w:t>
+            </w:r>
+          </w:p>
+          <w:p/>
+          <w:p>
+            <w:pPr>
+              <w:rPr>
+                <w:color w:val="0070C0"/>
+              </w:rPr>
+            </w:pPr>
+            <w:r>
+              <w:t xml:space="preserve">Student s1 = new </w:t>
+            </w:r>
+            <w:r>
+              <w:rPr>
+                <w:color w:val="0070C0"/>
+              </w:rPr>
+              <w:t xml:space="preserve">Student </w:t>
+            </w:r>
+            <w:proofErr w:type="gramStart"/>
+            <w:r>
+              <w:rPr>
+                <w:color w:val="0070C0"/>
+              </w:rPr>
+              <w:t>( )</w:t>
+            </w:r>
+            <w:proofErr w:type="gramEnd"/>
+            <w:r>
+              <w:rPr>
+                <w:color w:val="0070C0"/>
+              </w:rPr>
+              <w:t>;</w:t>
+            </w:r>
+          </w:p>
+          <w:p/>
+        </w:tc>
+        <w:tc>
+          <w:tcPr>
+            <w:tcW w:w="6208" w:type="dxa"/>
+          </w:tcPr>
+          <w:p>
+            <w:pPr>
+              <w:rPr>
+                <w:color w:val="0070C0"/>
+              </w:rPr>
+            </w:pPr>
+            <w:r>
+              <w:rPr>
+                <w:color w:val="0070C0"/>
+              </w:rPr>
+              <w:t>parameterized constructor</w:t>
+            </w:r>
+          </w:p>
+          <w:p>
+            <w:pPr>
+              <w:rPr>
+                <w:color w:val="0070C0"/>
+              </w:rPr>
+            </w:pPr>
+          </w:p>
+          <w:p>
+            <w:r>
+              <w:drawing>
+                <wp:inline distT="0" distB="0" distL="0" distR="0" wp14:anchorId="7D02835A" wp14:editId="67193489">
+                  <wp:extent cx="3708400" cy="2376834"/>
+                  <wp:effectExtent l="0" t="0" r="6350" b="4445"/>
+                  <wp:docPr id="738012711" name="Picture 1"/>
+                  <wp:cNvGraphicFramePr>
+                    <a:graphicFrameLocks xmlns:a="http://schemas.openxmlformats.org/drawingml/2006/main" noChangeAspect="1"/>
+                  </wp:cNvGraphicFramePr>
+                  <a:graphic xmlns:a="http://schemas.openxmlformats.org/drawingml/2006/main">
+                    <a:graphicData uri="http://schemas.openxmlformats.org/drawingml/2006/picture">
+                      <pic:pic xmlns:pic="http://schemas.openxmlformats.org/drawingml/2006/picture">
+                        <pic:nvPicPr>
+                          <pic:cNvPr id="738012711" name=""/>
+                          <pic:cNvPicPr/>
+                        </pic:nvPicPr>
+                        <pic:blipFill>
+                          <a:blip r:embed="rId20"/>
+                          <a:stretch>
+                            <a:fillRect/>
+                          </a:stretch>
+                        </pic:blipFill>
+                        <pic:spPr>
+                          <a:xfrm>
+                            <a:off x="0" y="0"/>
+                            <a:ext cx="3724372" cy="2387071"/>
+                          </a:xfrm>
+                          <a:prstGeom prst="rect">
+                            <a:avLst/>
+                          </a:prstGeom>
+                        </pic:spPr>
+                      </pic:pic>
+                    </a:graphicData>
+                  </a:graphic>
+                </wp:inline>
+              </w:drawing>
+            </w:r>
+          </w:p>
+        </w:tc>
+      </w:tr>
+    </w:tbl>
+    <w:p/>
+    <w:p>
+      <w:r>
+        <w:drawing>
+          <wp:anchor distT="0" distB="0" distL="114300" distR="114300" simplePos="0" relativeHeight="251698176" behindDoc="0" locked="0" layoutInCell="1" allowOverlap="1" wp14:anchorId="3E892DDD" wp14:editId="45463812">
+            <wp:simplePos x="0" y="0"/>
+            <wp:positionH relativeFrom="margin">
+              <wp:align>left</wp:align>
+            </wp:positionH>
+            <wp:positionV relativeFrom="paragraph">
+              <wp:posOffset>182245</wp:posOffset>
+            </wp:positionV>
+            <wp:extent cx="3867785" cy="2197100"/>
+            <wp:effectExtent l="0" t="0" r="0" b="0"/>
+            <wp:wrapSquare wrapText="bothSides"/>
+            <wp:docPr id="635267767" name="Picture 1"/>
+            <wp:cNvGraphicFramePr>
+              <a:graphicFrameLocks xmlns:a="http://schemas.openxmlformats.org/drawingml/2006/main" noChangeAspect="1"/>
+            </wp:cNvGraphicFramePr>
+            <a:graphic xmlns:a="http://schemas.openxmlformats.org/drawingml/2006/main">
+              <a:graphicData uri="http://schemas.openxmlformats.org/drawingml/2006/picture">
+                <pic:pic xmlns:pic="http://schemas.openxmlformats.org/drawingml/2006/picture">
+                  <pic:nvPicPr>
+                    <pic:cNvPr id="635267767" name=""/>
+                    <pic:cNvPicPr/>
+                  </pic:nvPicPr>
+                  <pic:blipFill>
+                    <a:blip r:embed="rId21">
+                      <a:extLst>
+                        <a:ext uri="{28A0092B-C50C-407E-A947-70E740481C1C}">
+                          <a14:useLocalDpi xmlns:a14="http://schemas.microsoft.com/office/drawing/2010/main" val="0"/>
+                        </a:ext>
+                      </a:extLst>
+                    </a:blip>
+                    <a:stretch>
+                      <a:fillRect/>
+                    </a:stretch>
+                  </pic:blipFill>
+                  <pic:spPr>
+                    <a:xfrm>
+                      <a:off x="0" y="0"/>
+                      <a:ext cx="3867785" cy="2197100"/>
+                    </a:xfrm>
+                    <a:prstGeom prst="rect">
+                      <a:avLst/>
+                    </a:prstGeom>
+                  </pic:spPr>
+                </pic:pic>
+              </a:graphicData>
+            </a:graphic>
+            <wp14:sizeRelH relativeFrom="page">
+              <wp14:pctWidth>0</wp14:pctWidth>
+            </wp14:sizeRelH>
+            <wp14:sizeRelV relativeFrom="page">
+              <wp14:pctHeight>0</wp14:pctHeight>
+            </wp14:sizeRelV>
+          </wp:anchor>
+        </w:drawing>
+      </w:r>
+      <w:r>
+        <w:rPr>
+          <w:b/>
+          <w:bCs/>
+        </w:rPr>
+        <w:t>this Keyword</w:t>
+      </w:r>
+      <w:r>
+        <w:t xml:space="preserve"> </w:t>
+      </w:r>
+      <w:r>
+        <w:sym w:font="Wingdings" w:char="F0E0"/>
+      </w:r>
+    </w:p>
     <w:p/>
     <w:sectPr>
       <w:pgSz w:w="11906" w:h="16838"/>
@@ -5037,6 +5533,95 @@
     </w:lvl>
   </w:abstractNum>
   <w:abstractNum w:abstractNumId="1" w15:restartNumberingAfterBreak="0">
+    <w:nsid w:val="38F66554"/>
+    <w:multiLevelType w:val="hybridMultilevel"/>
+    <w:tmpl w:val="F926E862"/>
+    <w:lvl w:ilvl="0" w:tplc="4009000F">
+      <w:start w:val="1"/>
+      <w:numFmt w:val="decimal"/>
+      <w:lvlText w:val="%1."/>
+      <w:lvlJc w:val="left"/>
+      <w:pPr>
+        <w:ind w:left="720" w:hanging="360"/>
+      </w:pPr>
+      <w:rPr>
+        <w:rFonts w:hint="default"/>
+      </w:rPr>
+    </w:lvl>
+    <w:lvl w:ilvl="1" w:tplc="40090019" w:tentative="1">
+      <w:start w:val="1"/>
+      <w:numFmt w:val="lowerLetter"/>
+      <w:lvlText w:val="%2."/>
+      <w:lvlJc w:val="left"/>
+      <w:pPr>
+        <w:ind w:left="1440" w:hanging="360"/>
+      </w:pPr>
+    </w:lvl>
+    <w:lvl w:ilvl="2" w:tplc="4009001B" w:tentative="1">
+      <w:start w:val="1"/>
+      <w:numFmt w:val="lowerRoman"/>
+      <w:lvlText w:val="%3."/>
+      <w:lvlJc w:val="right"/>
+      <w:pPr>
+        <w:ind w:left="2160" w:hanging="180"/>
+      </w:pPr>
+    </w:lvl>
+    <w:lvl w:ilvl="3" w:tplc="4009000F" w:tentative="1">
+      <w:start w:val="1"/>
+      <w:numFmt w:val="decimal"/>
+      <w:lvlText w:val="%4."/>
+      <w:lvlJc w:val="left"/>
+      <w:pPr>
+        <w:ind w:left="2880" w:hanging="360"/>
+      </w:pPr>
+    </w:lvl>
+    <w:lvl w:ilvl="4" w:tplc="40090019" w:tentative="1">
+      <w:start w:val="1"/>
+      <w:numFmt w:val="lowerLetter"/>
+      <w:lvlText w:val="%5."/>
+      <w:lvlJc w:val="left"/>
+      <w:pPr>
+        <w:ind w:left="3600" w:hanging="360"/>
+      </w:pPr>
+    </w:lvl>
+    <w:lvl w:ilvl="5" w:tplc="4009001B" w:tentative="1">
+      <w:start w:val="1"/>
+      <w:numFmt w:val="lowerRoman"/>
+      <w:lvlText w:val="%6."/>
+      <w:lvlJc w:val="right"/>
+      <w:pPr>
+        <w:ind w:left="4320" w:hanging="180"/>
+      </w:pPr>
+    </w:lvl>
+    <w:lvl w:ilvl="6" w:tplc="4009000F" w:tentative="1">
+      <w:start w:val="1"/>
+      <w:numFmt w:val="decimal"/>
+      <w:lvlText w:val="%7."/>
+      <w:lvlJc w:val="left"/>
+      <w:pPr>
+        <w:ind w:left="5040" w:hanging="360"/>
+      </w:pPr>
+    </w:lvl>
+    <w:lvl w:ilvl="7" w:tplc="40090019" w:tentative="1">
+      <w:start w:val="1"/>
+      <w:numFmt w:val="lowerLetter"/>
+      <w:lvlText w:val="%8."/>
+      <w:lvlJc w:val="left"/>
+      <w:pPr>
+        <w:ind w:left="5760" w:hanging="360"/>
+      </w:pPr>
+    </w:lvl>
+    <w:lvl w:ilvl="8" w:tplc="4009001B" w:tentative="1">
+      <w:start w:val="1"/>
+      <w:numFmt w:val="lowerRoman"/>
+      <w:lvlText w:val="%9."/>
+      <w:lvlJc w:val="right"/>
+      <w:pPr>
+        <w:ind w:left="6480" w:hanging="180"/>
+      </w:pPr>
+    </w:lvl>
+  </w:abstractNum>
+  <w:abstractNum w:abstractNumId="2" w15:restartNumberingAfterBreak="0">
     <w:nsid w:val="65605876"/>
     <w:multiLevelType w:val="hybridMultilevel"/>
     <w:tmpl w:val="F73C62A2"/>
@@ -5150,10 +5735,13 @@
     </w:lvl>
   </w:abstractNum>
   <w:num w:numId="1" w16cid:durableId="1992522604">
-    <w:abstractNumId w:val="1"/>
+    <w:abstractNumId w:val="2"/>
   </w:num>
   <w:num w:numId="2" w16cid:durableId="877200827">
     <w:abstractNumId w:val="0"/>
+  </w:num>
+  <w:num w:numId="3" w16cid:durableId="293872381">
+    <w:abstractNumId w:val="1"/>
   </w:num>
 </w:numbering>
 </file>
@@ -5558,6 +6146,27 @@
     <w:qFormat/>
     <w:rsid w:val="006B04B6"/>
   </w:style>
+  <w:style w:type="paragraph" w:styleId="Heading1">
+    <w:name w:val="heading 1"/>
+    <w:basedOn w:val="Normal"/>
+    <w:next w:val="Normal"/>
+    <w:link w:val="Heading1Char"/>
+    <w:uiPriority w:val="9"/>
+    <w:qFormat/>
+    <w:rsid w:val="004A6880"/>
+    <w:pPr>
+      <w:keepNext/>
+      <w:keepLines/>
+      <w:spacing w:before="240"/>
+      <w:outlineLvl w:val="0"/>
+    </w:pPr>
+    <w:rPr>
+      <w:rFonts w:asciiTheme="majorHAnsi" w:eastAsiaTheme="majorEastAsia" w:hAnsiTheme="majorHAnsi" w:cstheme="majorBidi"/>
+      <w:color w:val="2F5496" w:themeColor="accent1" w:themeShade="BF"/>
+      <w:sz w:val="32"/>
+      <w:szCs w:val="32"/>
+    </w:rPr>
+  </w:style>
   <w:style w:type="character" w:default="1" w:styleId="DefaultParagraphFont">
     <w:name w:val="Default Paragraph Font"/>
     <w:uiPriority w:val="1"/>
@@ -5641,6 +6250,19 @@
         <w:insideV w:val="single" w:sz="4" w:space="0" w:color="auto"/>
       </w:tblBorders>
     </w:tblPr>
+  </w:style>
+  <w:style w:type="character" w:customStyle="1" w:styleId="Heading1Char">
+    <w:name w:val="Heading 1 Char"/>
+    <w:basedOn w:val="DefaultParagraphFont"/>
+    <w:link w:val="Heading1"/>
+    <w:uiPriority w:val="9"/>
+    <w:rsid w:val="004A6880"/>
+    <w:rPr>
+      <w:rFonts w:asciiTheme="majorHAnsi" w:eastAsiaTheme="majorEastAsia" w:hAnsiTheme="majorHAnsi" w:cstheme="majorBidi"/>
+      <w:color w:val="2F5496" w:themeColor="accent1" w:themeShade="BF"/>
+      <w:sz w:val="32"/>
+      <w:szCs w:val="32"/>
+    </w:rPr>
   </w:style>
 </w:styles>
 </file>

--- a/JavaRevision/Notes.docx
+++ b/JavaRevision/Notes.docx
@@ -4924,6 +4924,7 @@
         <w:rPr>
           <w:b/>
           <w:bCs/>
+          <w:noProof/>
         </w:rPr>
         <w:lastRenderedPageBreak/>
         <w:drawing>
@@ -5287,6 +5288,9 @@
           </w:p>
           <w:p>
             <w:r>
+              <w:rPr>
+                <w:noProof/>
+              </w:rPr>
               <w:drawing>
                 <wp:inline distT="0" distB="0" distL="0" distR="0" wp14:anchorId="7D02835A" wp14:editId="67193489">
                   <wp:extent cx="3708400" cy="2376834"/>
@@ -5327,22 +5331,21 @@
         </w:tc>
       </w:tr>
     </w:tbl>
-    <w:p/>
     <w:p>
       <w:r>
         <w:drawing>
-          <wp:anchor distT="0" distB="0" distL="114300" distR="114300" simplePos="0" relativeHeight="251698176" behindDoc="0" locked="0" layoutInCell="1" allowOverlap="1" wp14:anchorId="3E892DDD" wp14:editId="45463812">
+          <wp:anchor distT="0" distB="0" distL="114300" distR="114300" simplePos="0" relativeHeight="251699200" behindDoc="0" locked="0" layoutInCell="1" allowOverlap="1" wp14:anchorId="239D3DF2" wp14:editId="680D4F40">
             <wp:simplePos x="0" y="0"/>
             <wp:positionH relativeFrom="margin">
-              <wp:align>left</wp:align>
+              <wp:posOffset>3365500</wp:posOffset>
             </wp:positionH>
             <wp:positionV relativeFrom="paragraph">
-              <wp:posOffset>182245</wp:posOffset>
+              <wp:posOffset>156845</wp:posOffset>
             </wp:positionV>
-            <wp:extent cx="3867785" cy="2197100"/>
-            <wp:effectExtent l="0" t="0" r="0" b="0"/>
+            <wp:extent cx="3371215" cy="2180590"/>
+            <wp:effectExtent l="0" t="0" r="635" b="0"/>
             <wp:wrapSquare wrapText="bothSides"/>
-            <wp:docPr id="635267767" name="Picture 1"/>
+            <wp:docPr id="1244904253" name="Picture 1"/>
             <wp:cNvGraphicFramePr>
               <a:graphicFrameLocks xmlns:a="http://schemas.openxmlformats.org/drawingml/2006/main" noChangeAspect="1"/>
             </wp:cNvGraphicFramePr>
@@ -5350,7 +5353,7 @@
               <a:graphicData uri="http://schemas.openxmlformats.org/drawingml/2006/picture">
                 <pic:pic xmlns:pic="http://schemas.openxmlformats.org/drawingml/2006/picture">
                   <pic:nvPicPr>
-                    <pic:cNvPr id="635267767" name=""/>
+                    <pic:cNvPr id="1244904253" name=""/>
                     <pic:cNvPicPr/>
                   </pic:nvPicPr>
                   <pic:blipFill>
@@ -5368,7 +5371,7 @@
                   <pic:spPr>
                     <a:xfrm>
                       <a:off x="0" y="0"/>
-                      <a:ext cx="3867785" cy="2197100"/>
+                      <a:ext cx="3371215" cy="2180590"/>
                     </a:xfrm>
                     <a:prstGeom prst="rect">
                       <a:avLst/>
@@ -5386,6 +5389,68 @@
           </wp:anchor>
         </w:drawing>
       </w:r>
+    </w:p>
+    <w:p>
+      <w:r>
+        <w:rPr>
+          <w:noProof/>
+        </w:rPr>
+        <w:drawing>
+          <wp:anchor distT="0" distB="0" distL="114300" distR="114300" simplePos="0" relativeHeight="251698176" behindDoc="0" locked="0" layoutInCell="1" allowOverlap="1" wp14:anchorId="3E892DDD" wp14:editId="4A8DB566">
+            <wp:simplePos x="0" y="0"/>
+            <wp:positionH relativeFrom="margin">
+              <wp:posOffset>-120650</wp:posOffset>
+            </wp:positionH>
+            <wp:positionV relativeFrom="paragraph">
+              <wp:posOffset>188595</wp:posOffset>
+            </wp:positionV>
+            <wp:extent cx="3441700" cy="1954530"/>
+            <wp:effectExtent l="0" t="0" r="6350" b="7620"/>
+            <wp:wrapSquare wrapText="bothSides"/>
+            <wp:docPr id="635267767" name="Picture 1"/>
+            <wp:cNvGraphicFramePr>
+              <a:graphicFrameLocks xmlns:a="http://schemas.openxmlformats.org/drawingml/2006/main" noChangeAspect="1"/>
+            </wp:cNvGraphicFramePr>
+            <a:graphic xmlns:a="http://schemas.openxmlformats.org/drawingml/2006/main">
+              <a:graphicData uri="http://schemas.openxmlformats.org/drawingml/2006/picture">
+                <pic:pic xmlns:pic="http://schemas.openxmlformats.org/drawingml/2006/picture">
+                  <pic:nvPicPr>
+                    <pic:cNvPr id="635267767" name=""/>
+                    <pic:cNvPicPr/>
+                  </pic:nvPicPr>
+                  <pic:blipFill>
+                    <a:blip r:embed="rId22">
+                      <a:extLst>
+                        <a:ext uri="{28A0092B-C50C-407E-A947-70E740481C1C}">
+                          <a14:useLocalDpi xmlns:a14="http://schemas.microsoft.com/office/drawing/2010/main" val="0"/>
+                        </a:ext>
+                      </a:extLst>
+                    </a:blip>
+                    <a:stretch>
+                      <a:fillRect/>
+                    </a:stretch>
+                  </pic:blipFill>
+                  <pic:spPr>
+                    <a:xfrm>
+                      <a:off x="0" y="0"/>
+                      <a:ext cx="3441700" cy="1954530"/>
+                    </a:xfrm>
+                    <a:prstGeom prst="rect">
+                      <a:avLst/>
+                    </a:prstGeom>
+                  </pic:spPr>
+                </pic:pic>
+              </a:graphicData>
+            </a:graphic>
+            <wp14:sizeRelH relativeFrom="page">
+              <wp14:pctWidth>0</wp14:pctWidth>
+            </wp14:sizeRelH>
+            <wp14:sizeRelV relativeFrom="page">
+              <wp14:pctHeight>0</wp14:pctHeight>
+            </wp14:sizeRelV>
+          </wp:anchor>
+        </w:drawing>
+      </w:r>
       <w:r>
         <w:rPr>
           <w:b/>
@@ -5400,7 +5465,1049 @@
         <w:sym w:font="Wingdings" w:char="F0E0"/>
       </w:r>
     </w:p>
+    <w:p>
+      <w:r>
+        <w:drawing>
+          <wp:anchor distT="0" distB="0" distL="114300" distR="114300" simplePos="0" relativeHeight="251702272" behindDoc="0" locked="0" layoutInCell="1" allowOverlap="1" wp14:anchorId="6E22D95F" wp14:editId="5C53BA08">
+            <wp:simplePos x="0" y="0"/>
+            <wp:positionH relativeFrom="column">
+              <wp:posOffset>3638550</wp:posOffset>
+            </wp:positionH>
+            <wp:positionV relativeFrom="paragraph">
+              <wp:posOffset>2061845</wp:posOffset>
+            </wp:positionV>
+            <wp:extent cx="3048000" cy="2016760"/>
+            <wp:effectExtent l="0" t="0" r="0" b="2540"/>
+            <wp:wrapSquare wrapText="bothSides"/>
+            <wp:docPr id="1867841669" name="Picture 1"/>
+            <wp:cNvGraphicFramePr>
+              <a:graphicFrameLocks xmlns:a="http://schemas.openxmlformats.org/drawingml/2006/main" noChangeAspect="1"/>
+            </wp:cNvGraphicFramePr>
+            <a:graphic xmlns:a="http://schemas.openxmlformats.org/drawingml/2006/main">
+              <a:graphicData uri="http://schemas.openxmlformats.org/drawingml/2006/picture">
+                <pic:pic xmlns:pic="http://schemas.openxmlformats.org/drawingml/2006/picture">
+                  <pic:nvPicPr>
+                    <pic:cNvPr id="1867841669" name=""/>
+                    <pic:cNvPicPr/>
+                  </pic:nvPicPr>
+                  <pic:blipFill>
+                    <a:blip r:embed="rId23">
+                      <a:extLst>
+                        <a:ext uri="{28A0092B-C50C-407E-A947-70E740481C1C}">
+                          <a14:useLocalDpi xmlns:a14="http://schemas.microsoft.com/office/drawing/2010/main" val="0"/>
+                        </a:ext>
+                      </a:extLst>
+                    </a:blip>
+                    <a:stretch>
+                      <a:fillRect/>
+                    </a:stretch>
+                  </pic:blipFill>
+                  <pic:spPr>
+                    <a:xfrm>
+                      <a:off x="0" y="0"/>
+                      <a:ext cx="3048000" cy="2016760"/>
+                    </a:xfrm>
+                    <a:prstGeom prst="rect">
+                      <a:avLst/>
+                    </a:prstGeom>
+                  </pic:spPr>
+                </pic:pic>
+              </a:graphicData>
+            </a:graphic>
+            <wp14:sizeRelH relativeFrom="page">
+              <wp14:pctWidth>0</wp14:pctWidth>
+            </wp14:sizeRelH>
+            <wp14:sizeRelV relativeFrom="page">
+              <wp14:pctHeight>0</wp14:pctHeight>
+            </wp14:sizeRelV>
+          </wp:anchor>
+        </w:drawing>
+      </w:r>
+      <w:r>
+        <w:drawing>
+          <wp:anchor distT="0" distB="0" distL="114300" distR="114300" simplePos="0" relativeHeight="251700224" behindDoc="0" locked="0" layoutInCell="1" allowOverlap="1" wp14:anchorId="7891CF77" wp14:editId="2411A168">
+            <wp:simplePos x="0" y="0"/>
+            <wp:positionH relativeFrom="column">
+              <wp:posOffset>1422400</wp:posOffset>
+            </wp:positionH>
+            <wp:positionV relativeFrom="paragraph">
+              <wp:posOffset>2030095</wp:posOffset>
+            </wp:positionV>
+            <wp:extent cx="2165350" cy="2273300"/>
+            <wp:effectExtent l="0" t="0" r="6350" b="0"/>
+            <wp:wrapSquare wrapText="bothSides"/>
+            <wp:docPr id="997518359" name="Picture 1"/>
+            <wp:cNvGraphicFramePr>
+              <a:graphicFrameLocks xmlns:a="http://schemas.openxmlformats.org/drawingml/2006/main" noChangeAspect="1"/>
+            </wp:cNvGraphicFramePr>
+            <a:graphic xmlns:a="http://schemas.openxmlformats.org/drawingml/2006/main">
+              <a:graphicData uri="http://schemas.openxmlformats.org/drawingml/2006/picture">
+                <pic:pic xmlns:pic="http://schemas.openxmlformats.org/drawingml/2006/picture">
+                  <pic:nvPicPr>
+                    <pic:cNvPr id="997518359" name=""/>
+                    <pic:cNvPicPr/>
+                  </pic:nvPicPr>
+                  <pic:blipFill>
+                    <a:blip r:embed="rId24">
+                      <a:extLst>
+                        <a:ext uri="{28A0092B-C50C-407E-A947-70E740481C1C}">
+                          <a14:useLocalDpi xmlns:a14="http://schemas.microsoft.com/office/drawing/2010/main" val="0"/>
+                        </a:ext>
+                      </a:extLst>
+                    </a:blip>
+                    <a:stretch>
+                      <a:fillRect/>
+                    </a:stretch>
+                  </pic:blipFill>
+                  <pic:spPr>
+                    <a:xfrm>
+                      <a:off x="0" y="0"/>
+                      <a:ext cx="2165350" cy="2273300"/>
+                    </a:xfrm>
+                    <a:prstGeom prst="rect">
+                      <a:avLst/>
+                    </a:prstGeom>
+                  </pic:spPr>
+                </pic:pic>
+              </a:graphicData>
+            </a:graphic>
+            <wp14:sizeRelH relativeFrom="page">
+              <wp14:pctWidth>0</wp14:pctWidth>
+            </wp14:sizeRelH>
+            <wp14:sizeRelV relativeFrom="page">
+              <wp14:pctHeight>0</wp14:pctHeight>
+            </wp14:sizeRelV>
+          </wp:anchor>
+        </w:drawing>
+      </w:r>
+    </w:p>
+    <w:p>
+      <w:r>
+        <w:sym w:font="Wingdings" w:char="F0E0"/>
+      </w:r>
+      <w:r>
+        <w:t>Object size</w:t>
+      </w:r>
+      <w:r>
+        <w:t xml:space="preserve">                     </w:t>
+      </w:r>
+    </w:p>
+    <w:p>
+      <w:pPr>
+        <w:pStyle w:val="ListParagraph"/>
+        <w:numPr>
+          <w:ilvl w:val="0"/>
+          <w:numId w:val="4"/>
+        </w:numPr>
+      </w:pPr>
+      <w:r>
+        <w:t>Header Size</w:t>
+      </w:r>
+    </w:p>
+    <w:p>
+      <w:pPr>
+        <w:pStyle w:val="ListParagraph"/>
+        <w:numPr>
+          <w:ilvl w:val="0"/>
+          <w:numId w:val="4"/>
+        </w:numPr>
+      </w:pPr>
+      <w:r>
+        <w:t>Exact Size</w:t>
+      </w:r>
+    </w:p>
+    <w:p>
+      <w:pPr>
+        <w:pStyle w:val="ListParagraph"/>
+        <w:numPr>
+          <w:ilvl w:val="0"/>
+          <w:numId w:val="4"/>
+        </w:numPr>
+      </w:pPr>
+      <w:r>
+        <w:t>Padding Size</w:t>
+      </w:r>
+    </w:p>
+    <w:p>
+      <w:pPr>
+        <w:rPr>
+          <w:noProof/>
+        </w:rPr>
+      </w:pPr>
+      <w:r>
+        <w:drawing>
+          <wp:anchor distT="0" distB="0" distL="114300" distR="114300" simplePos="0" relativeHeight="251701248" behindDoc="0" locked="0" layoutInCell="1" allowOverlap="1" wp14:anchorId="28DFF9D2" wp14:editId="16D6B716">
+            <wp:simplePos x="0" y="0"/>
+            <wp:positionH relativeFrom="margin">
+              <wp:align>left</wp:align>
+            </wp:positionH>
+            <wp:positionV relativeFrom="paragraph">
+              <wp:posOffset>95885</wp:posOffset>
+            </wp:positionV>
+            <wp:extent cx="1326515" cy="717550"/>
+            <wp:effectExtent l="0" t="0" r="6985" b="6350"/>
+            <wp:wrapSquare wrapText="bothSides"/>
+            <wp:docPr id="1502533595" name="Picture 1"/>
+            <wp:cNvGraphicFramePr>
+              <a:graphicFrameLocks xmlns:a="http://schemas.openxmlformats.org/drawingml/2006/main" noChangeAspect="1"/>
+            </wp:cNvGraphicFramePr>
+            <a:graphic xmlns:a="http://schemas.openxmlformats.org/drawingml/2006/main">
+              <a:graphicData uri="http://schemas.openxmlformats.org/drawingml/2006/picture">
+                <pic:pic xmlns:pic="http://schemas.openxmlformats.org/drawingml/2006/picture">
+                  <pic:nvPicPr>
+                    <pic:cNvPr id="1502533595" name=""/>
+                    <pic:cNvPicPr/>
+                  </pic:nvPicPr>
+                  <pic:blipFill>
+                    <a:blip r:embed="rId25">
+                      <a:extLst>
+                        <a:ext uri="{28A0092B-C50C-407E-A947-70E740481C1C}">
+                          <a14:useLocalDpi xmlns:a14="http://schemas.microsoft.com/office/drawing/2010/main" val="0"/>
+                        </a:ext>
+                      </a:extLst>
+                    </a:blip>
+                    <a:stretch>
+                      <a:fillRect/>
+                    </a:stretch>
+                  </pic:blipFill>
+                  <pic:spPr>
+                    <a:xfrm>
+                      <a:off x="0" y="0"/>
+                      <a:ext cx="1335404" cy="722107"/>
+                    </a:xfrm>
+                    <a:prstGeom prst="rect">
+                      <a:avLst/>
+                    </a:prstGeom>
+                  </pic:spPr>
+                </pic:pic>
+              </a:graphicData>
+            </a:graphic>
+            <wp14:sizeRelH relativeFrom="page">
+              <wp14:pctWidth>0</wp14:pctWidth>
+            </wp14:sizeRelH>
+            <wp14:sizeRelV relativeFrom="page">
+              <wp14:pctHeight>0</wp14:pctHeight>
+            </wp14:sizeRelV>
+          </wp:anchor>
+        </w:drawing>
+      </w:r>
+      <w:r>
+        <w:rPr>
+          <w:noProof/>
+        </w:rPr>
+        <w:t xml:space="preserve"> </w:t>
+      </w:r>
+    </w:p>
+    <w:p>
+      <w:r>
+        <w:rPr>
+          <w:noProof/>
+        </w:rPr>
+        <mc:AlternateContent>
+          <mc:Choice Requires="wps">
+            <w:drawing>
+              <wp:anchor distT="0" distB="0" distL="114300" distR="114300" simplePos="0" relativeHeight="251703296" behindDoc="0" locked="0" layoutInCell="1" allowOverlap="1" wp14:anchorId="20743ECF" wp14:editId="434619D9">
+                <wp:simplePos x="0" y="0"/>
+                <wp:positionH relativeFrom="column">
+                  <wp:posOffset>4489450</wp:posOffset>
+                </wp:positionH>
+                <wp:positionV relativeFrom="paragraph">
+                  <wp:posOffset>152400</wp:posOffset>
+                </wp:positionV>
+                <wp:extent cx="431800" cy="184150"/>
+                <wp:effectExtent l="38100" t="0" r="25400" b="63500"/>
+                <wp:wrapNone/>
+                <wp:docPr id="336736421" name="Straight Arrow Connector 26"/>
+                <wp:cNvGraphicFramePr/>
+                <a:graphic xmlns:a="http://schemas.openxmlformats.org/drawingml/2006/main">
+                  <a:graphicData uri="http://schemas.microsoft.com/office/word/2010/wordprocessingShape">
+                    <wps:wsp>
+                      <wps:cNvCnPr/>
+                      <wps:spPr>
+                        <a:xfrm flipH="1">
+                          <a:off x="0" y="0"/>
+                          <a:ext cx="431800" cy="184150"/>
+                        </a:xfrm>
+                        <a:prstGeom prst="straightConnector1">
+                          <a:avLst/>
+                        </a:prstGeom>
+                        <a:ln>
+                          <a:tailEnd type="triangle"/>
+                        </a:ln>
+                      </wps:spPr>
+                      <wps:style>
+                        <a:lnRef idx="1">
+                          <a:schemeClr val="accent1"/>
+                        </a:lnRef>
+                        <a:fillRef idx="0">
+                          <a:schemeClr val="accent1"/>
+                        </a:fillRef>
+                        <a:effectRef idx="0">
+                          <a:schemeClr val="accent1"/>
+                        </a:effectRef>
+                        <a:fontRef idx="minor">
+                          <a:schemeClr val="tx1"/>
+                        </a:fontRef>
+                      </wps:style>
+                      <wps:bodyPr/>
+                    </wps:wsp>
+                  </a:graphicData>
+                </a:graphic>
+              </wp:anchor>
+            </w:drawing>
+          </mc:Choice>
+          <mc:Fallback>
+            <w:pict>
+              <v:shapetype w14:anchorId="3B986EBB" id="_x0000_t32" coordsize="21600,21600" o:spt="32" o:oned="t" path="m,l21600,21600e" filled="f">
+                <v:path arrowok="t" fillok="f" o:connecttype="none"/>
+                <o:lock v:ext="edit" shapetype="t"/>
+              </v:shapetype>
+              <v:shape id="Straight Arrow Connector 26" o:spid="_x0000_s1026" type="#_x0000_t32" style="position:absolute;margin-left:353.5pt;margin-top:12pt;width:34pt;height:14.5pt;flip:x;z-index:251703296;visibility:visible;mso-wrap-style:square;mso-wrap-distance-left:9pt;mso-wrap-distance-top:0;mso-wrap-distance-right:9pt;mso-wrap-distance-bottom:0;mso-position-horizontal:absolute;mso-position-horizontal-relative:text;mso-position-vertical:absolute;mso-position-vertical-relative:text" o:gfxdata="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" strokecolor="#4472c4 [3204]" strokeweight=".5pt">
+                <v:stroke endarrow="block" joinstyle="miter"/>
+              </v:shape>
+            </w:pict>
+          </mc:Fallback>
+        </mc:AlternateContent>
+      </w:r>
+    </w:p>
+    <w:p>
+      <w:pPr>
+        <w:rPr>
+          <w:noProof/>
+        </w:rPr>
+      </w:pPr>
+    </w:p>
+    <w:p>
+      <w:r>
+        <w:t xml:space="preserve">                                      28 </w:t>
+      </w:r>
+      <w:proofErr w:type="gramStart"/>
+      <w:r>
+        <w:t>byte</w:t>
+      </w:r>
+      <w:proofErr w:type="gramEnd"/>
+      <w:r>
+        <w:t xml:space="preserve"> + </w:t>
+      </w:r>
+      <w:proofErr w:type="gramStart"/>
+      <w:r>
+        <w:t>4 byte</w:t>
+      </w:r>
+      <w:proofErr w:type="gramEnd"/>
+      <w:r>
+        <w:t xml:space="preserve"> Padding = 32 byte</w:t>
+      </w:r>
+    </w:p>
+    <w:p>
+      <w:r>
+        <w:lastRenderedPageBreak/>
+        <w:t xml:space="preserve">Object metadata = 12 byte </w:t>
+      </w:r>
+      <w:proofErr w:type="gramStart"/>
+      <w:r>
+        <w:t>{</w:t>
+      </w:r>
+      <w:r>
+        <w:t xml:space="preserve"> </w:t>
+      </w:r>
+      <w:r>
+        <w:t>Mark</w:t>
+      </w:r>
+      <w:proofErr w:type="gramEnd"/>
+      <w:r>
+        <w:t xml:space="preserve"> </w:t>
+      </w:r>
+      <w:proofErr w:type="gramStart"/>
+      <w:r>
+        <w:t>Word  8</w:t>
+      </w:r>
+      <w:proofErr w:type="gramEnd"/>
+      <w:r>
+        <w:t xml:space="preserve"> bytes + Class </w:t>
+      </w:r>
+      <w:proofErr w:type="gramStart"/>
+      <w:r>
+        <w:t>Pointer  4</w:t>
+      </w:r>
+      <w:proofErr w:type="gramEnd"/>
+      <w:r>
+        <w:t xml:space="preserve"> bytes</w:t>
+      </w:r>
+      <w:r>
+        <w:t>}</w:t>
+      </w:r>
+    </w:p>
+    <w:p>
+      <w:r>
+        <w:t>Object Size =</w:t>
+      </w:r>
+      <w:r>
+        <w:t xml:space="preserve"> </w:t>
+      </w:r>
+      <w:r>
+        <w:t>Header Size</w:t>
+      </w:r>
+      <w:r>
+        <w:t xml:space="preserve"> </w:t>
+      </w:r>
+      <w:r>
+        <w:t>+ Field Sizes</w:t>
+      </w:r>
+      <w:r>
+        <w:t xml:space="preserve"> </w:t>
+      </w:r>
+      <w:r>
+        <w:t>+ Internal Padding</w:t>
+      </w:r>
+      <w:r>
+        <w:t xml:space="preserve"> </w:t>
+      </w:r>
+      <w:r>
+        <w:t>+ External Padding (8-byte alignment)</w:t>
+      </w:r>
+    </w:p>
     <w:p/>
+    <w:tbl>
+      <w:tblPr>
+        <w:tblStyle w:val="TableGrid"/>
+        <w:tblW w:w="0" w:type="auto"/>
+        <w:tblLook w:val="04A0" w:firstRow="1" w:lastRow="0" w:firstColumn="1" w:lastColumn="0" w:noHBand="0" w:noVBand="1"/>
+      </w:tblPr>
+      <w:tblGrid>
+        <w:gridCol w:w="1980"/>
+        <w:gridCol w:w="8476"/>
+      </w:tblGrid>
+      <w:tr>
+        <w:tc>
+          <w:tcPr>
+            <w:tcW w:w="1980" w:type="dxa"/>
+          </w:tcPr>
+          <w:p/>
+          <w:p>
+            <w:proofErr w:type="spellStart"/>
+            <w:r>
+              <w:t>Eg.</w:t>
+            </w:r>
+            <w:proofErr w:type="spellEnd"/>
+          </w:p>
+          <w:p>
+            <w:r>
+              <w:t xml:space="preserve"> Class A {</w:t>
+            </w:r>
+          </w:p>
+          <w:p>
+            <w:r>
+              <w:tab/>
+              <w:t>byte age;</w:t>
+            </w:r>
+          </w:p>
+          <w:p>
+            <w:r>
+              <w:t xml:space="preserve">    </w:t>
+            </w:r>
+            <w:r>
+              <w:t>}</w:t>
+            </w:r>
+          </w:p>
+          <w:p/>
+        </w:tc>
+        <w:tc>
+          <w:tcPr>
+            <w:tcW w:w="8476" w:type="dxa"/>
+          </w:tcPr>
+          <w:p>
+            <w:pPr>
+              <w:rPr>
+                <w:b/>
+                <w:bCs/>
+              </w:rPr>
+            </w:pPr>
+            <w:r>
+              <w:rPr>
+                <w:b/>
+                <w:bCs/>
+              </w:rPr>
+              <w:t>Calculate Object Size</w:t>
+            </w:r>
+          </w:p>
+          <w:p>
+            <w:r>
+              <w:t>metadata 12 byte</w:t>
+            </w:r>
+          </w:p>
+          <w:p>
+            <w:r>
+              <w:t xml:space="preserve">extra data 1 byte {because byte 1 byte space </w:t>
+            </w:r>
+            <w:proofErr w:type="spellStart"/>
+            <w:r>
+              <w:t>leta</w:t>
+            </w:r>
+            <w:proofErr w:type="spellEnd"/>
+            <w:r>
+              <w:t xml:space="preserve"> </w:t>
+            </w:r>
+            <w:proofErr w:type="spellStart"/>
+            <w:r>
+              <w:t>hai</w:t>
+            </w:r>
+            <w:proofErr w:type="spellEnd"/>
+            <w:r>
+              <w:t xml:space="preserve"> </w:t>
+            </w:r>
+          </w:p>
+          <w:p>
+            <w:r>
+              <w:t xml:space="preserve">total 13 byte + </w:t>
+            </w:r>
+            <w:proofErr w:type="gramStart"/>
+            <w:r>
+              <w:t>3 byte</w:t>
+            </w:r>
+            <w:proofErr w:type="gramEnd"/>
+            <w:r>
+              <w:t xml:space="preserve"> padding {because multiple of 8byte 13 16 se 3kum </w:t>
+            </w:r>
+            <w:proofErr w:type="spellStart"/>
+            <w:r>
+              <w:t>hai</w:t>
+            </w:r>
+            <w:proofErr w:type="spellEnd"/>
+            <w:r>
+              <w:t xml:space="preserve"> </w:t>
+            </w:r>
+            <w:proofErr w:type="spellStart"/>
+            <w:proofErr w:type="gramStart"/>
+            <w:r>
+              <w:t>islye</w:t>
+            </w:r>
+            <w:proofErr w:type="spellEnd"/>
+            <w:r>
+              <w:t xml:space="preserve">  3</w:t>
+            </w:r>
+            <w:proofErr w:type="gramEnd"/>
+            <w:r>
+              <w:t xml:space="preserve">padding </w:t>
+            </w:r>
+            <w:proofErr w:type="spellStart"/>
+            <w:proofErr w:type="gramStart"/>
+            <w:r>
+              <w:t>liye</w:t>
+            </w:r>
+            <w:proofErr w:type="spellEnd"/>
+            <w:r>
+              <w:t xml:space="preserve"> }</w:t>
+            </w:r>
+            <w:proofErr w:type="gramEnd"/>
+          </w:p>
+          <w:p/>
+          <w:p>
+            <w:r>
+              <w:t xml:space="preserve">Object Size </w:t>
+            </w:r>
+            <w:r>
+              <w:sym w:font="Wingdings" w:char="F0E0"/>
+            </w:r>
+            <w:r>
+              <w:t xml:space="preserve"> 16 Byte </w:t>
+            </w:r>
+          </w:p>
+        </w:tc>
+      </w:tr>
+    </w:tbl>
+    <w:p/>
+    <w:p>
+      <w:pPr>
+        <w:rPr>
+          <w:b/>
+          <w:bCs/>
+        </w:rPr>
+      </w:pPr>
+      <w:r>
+        <w:rPr>
+          <w:b/>
+          <w:bCs/>
+        </w:rPr>
+        <w:t xml:space="preserve">Java </w:t>
+      </w:r>
+      <w:r>
+        <w:rPr>
+          <w:b/>
+          <w:bCs/>
+        </w:rPr>
+        <w:sym w:font="Wingdings" w:char="F0E0"/>
+      </w:r>
+      <w:r>
+        <w:rPr>
+          <w:b/>
+          <w:bCs/>
+        </w:rPr>
+        <w:t xml:space="preserve"> Call by value</w:t>
+      </w:r>
+    </w:p>
+    <w:p>
+      <w:pPr>
+        <w:rPr>
+          <w:b/>
+          <w:bCs/>
+        </w:rPr>
+      </w:pPr>
+    </w:p>
+    <w:p>
+      <w:pPr>
+        <w:tabs>
+          <w:tab w:val="left" w:pos="1790"/>
+        </w:tabs>
+      </w:pPr>
+      <w:r>
+        <w:rPr>
+          <w:b/>
+          <w:bCs/>
+          <w:noProof/>
+        </w:rPr>
+        <mc:AlternateContent>
+          <mc:Choice Requires="wps">
+            <w:drawing>
+              <wp:anchor distT="0" distB="0" distL="114300" distR="114300" simplePos="0" relativeHeight="251707392" behindDoc="0" locked="0" layoutInCell="1" allowOverlap="1" wp14:anchorId="510E6DF3" wp14:editId="62E14A2E">
+                <wp:simplePos x="0" y="0"/>
+                <wp:positionH relativeFrom="column">
+                  <wp:posOffset>1327150</wp:posOffset>
+                </wp:positionH>
+                <wp:positionV relativeFrom="paragraph">
+                  <wp:posOffset>95885</wp:posOffset>
+                </wp:positionV>
+                <wp:extent cx="387350" cy="673100"/>
+                <wp:effectExtent l="0" t="76200" r="0" b="31750"/>
+                <wp:wrapNone/>
+                <wp:docPr id="2001986516" name="Connector: Elbow 29"/>
+                <wp:cNvGraphicFramePr/>
+                <a:graphic xmlns:a="http://schemas.openxmlformats.org/drawingml/2006/main">
+                  <a:graphicData uri="http://schemas.microsoft.com/office/word/2010/wordprocessingShape">
+                    <wps:wsp>
+                      <wps:cNvCnPr/>
+                      <wps:spPr>
+                        <a:xfrm flipV="1">
+                          <a:off x="0" y="0"/>
+                          <a:ext cx="387350" cy="673100"/>
+                        </a:xfrm>
+                        <a:prstGeom prst="bentConnector3">
+                          <a:avLst/>
+                        </a:prstGeom>
+                        <a:ln>
+                          <a:tailEnd type="triangle"/>
+                        </a:ln>
+                      </wps:spPr>
+                      <wps:style>
+                        <a:lnRef idx="2">
+                          <a:schemeClr val="accent2"/>
+                        </a:lnRef>
+                        <a:fillRef idx="0">
+                          <a:schemeClr val="accent2"/>
+                        </a:fillRef>
+                        <a:effectRef idx="1">
+                          <a:schemeClr val="accent2"/>
+                        </a:effectRef>
+                        <a:fontRef idx="minor">
+                          <a:schemeClr val="tx1"/>
+                        </a:fontRef>
+                      </wps:style>
+                      <wps:bodyPr/>
+                    </wps:wsp>
+                  </a:graphicData>
+                </a:graphic>
+              </wp:anchor>
+            </w:drawing>
+          </mc:Choice>
+          <mc:Fallback>
+            <w:pict>
+              <v:shapetype w14:anchorId="25E31C35" id="_x0000_t34" coordsize="21600,21600" o:spt="34" o:oned="t" adj="10800" path="m,l@0,0@0,21600,21600,21600e" filled="f">
+                <v:stroke joinstyle="miter"/>
+                <v:formulas>
+                  <v:f eqn="val #0"/>
+                </v:formulas>
+                <v:path arrowok="t" fillok="f" o:connecttype="none"/>
+                <v:handles>
+                  <v:h position="#0,center"/>
+                </v:handles>
+                <o:lock v:ext="edit" shapetype="t"/>
+              </v:shapetype>
+              <v:shape id="Connector: Elbow 29" o:spid="_x0000_s1026" type="#_x0000_t34" style="position:absolute;margin-left:104.5pt;margin-top:7.55pt;width:30.5pt;height:53pt;flip:y;z-index:251707392;visibility:visible;mso-wrap-style:square;mso-wrap-distance-left:9pt;mso-wrap-distance-top:0;mso-wrap-distance-right:9pt;mso-wrap-distance-bottom:0;mso-position-horizontal:absolute;mso-position-horizontal-relative:text;mso-position-vertical:absolute;mso-position-vertical-relative:text" o:gfxdata="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" strokecolor="#ed7d31 [3205]" strokeweight="1pt">
+                <v:stroke endarrow="block"/>
+              </v:shape>
+            </w:pict>
+          </mc:Fallback>
+        </mc:AlternateContent>
+      </w:r>
+      <w:r>
+        <w:rPr>
+          <w:b/>
+          <w:bCs/>
+        </w:rPr>
+        <w:drawing>
+          <wp:anchor distT="0" distB="0" distL="114300" distR="114300" simplePos="0" relativeHeight="251704320" behindDoc="0" locked="0" layoutInCell="1" allowOverlap="1" wp14:anchorId="4887CF84" wp14:editId="204B0093">
+            <wp:simplePos x="0" y="0"/>
+            <wp:positionH relativeFrom="margin">
+              <wp:align>left</wp:align>
+            </wp:positionH>
+            <wp:positionV relativeFrom="paragraph">
+              <wp:posOffset>184785</wp:posOffset>
+            </wp:positionV>
+            <wp:extent cx="4813300" cy="2152650"/>
+            <wp:effectExtent l="0" t="0" r="6350" b="0"/>
+            <wp:wrapThrough wrapText="bothSides">
+              <wp:wrapPolygon edited="0">
+                <wp:start x="0" y="0"/>
+                <wp:lineTo x="0" y="21409"/>
+                <wp:lineTo x="21543" y="21409"/>
+                <wp:lineTo x="21543" y="0"/>
+                <wp:lineTo x="0" y="0"/>
+              </wp:wrapPolygon>
+            </wp:wrapThrough>
+            <wp:docPr id="1803447595" name="Picture 1"/>
+            <wp:cNvGraphicFramePr>
+              <a:graphicFrameLocks xmlns:a="http://schemas.openxmlformats.org/drawingml/2006/main" noChangeAspect="1"/>
+            </wp:cNvGraphicFramePr>
+            <a:graphic xmlns:a="http://schemas.openxmlformats.org/drawingml/2006/main">
+              <a:graphicData uri="http://schemas.openxmlformats.org/drawingml/2006/picture">
+                <pic:pic xmlns:pic="http://schemas.openxmlformats.org/drawingml/2006/picture">
+                  <pic:nvPicPr>
+                    <pic:cNvPr id="1803447595" name=""/>
+                    <pic:cNvPicPr/>
+                  </pic:nvPicPr>
+                  <pic:blipFill>
+                    <a:blip r:embed="rId26">
+                      <a:extLst>
+                        <a:ext uri="{28A0092B-C50C-407E-A947-70E740481C1C}">
+                          <a14:useLocalDpi xmlns:a14="http://schemas.microsoft.com/office/drawing/2010/main" val="0"/>
+                        </a:ext>
+                      </a:extLst>
+                    </a:blip>
+                    <a:stretch>
+                      <a:fillRect/>
+                    </a:stretch>
+                  </pic:blipFill>
+                  <pic:spPr>
+                    <a:xfrm>
+                      <a:off x="0" y="0"/>
+                      <a:ext cx="4813300" cy="2152650"/>
+                    </a:xfrm>
+                    <a:prstGeom prst="rect">
+                      <a:avLst/>
+                    </a:prstGeom>
+                  </pic:spPr>
+                </pic:pic>
+              </a:graphicData>
+            </a:graphic>
+            <wp14:sizeRelH relativeFrom="page">
+              <wp14:pctWidth>0</wp14:pctWidth>
+            </wp14:sizeRelH>
+            <wp14:sizeRelV relativeFrom="page">
+              <wp14:pctHeight>0</wp14:pctHeight>
+            </wp14:sizeRelV>
+          </wp:anchor>
+        </w:drawing>
+      </w:r>
+      <w:r>
+        <w:rPr>
+          <w:b/>
+          <w:bCs/>
+        </w:rPr>
+        <w:tab/>
+      </w:r>
+      <w:r>
+        <w:rPr>
+          <w:b/>
+          <w:bCs/>
+        </w:rPr>
+        <w:tab/>
+        <w:t xml:space="preserve">            </w:t>
+      </w:r>
+      <w:r>
+        <w:t>Instance variable</w:t>
+      </w:r>
+    </w:p>
+    <w:p>
+      <w:pPr>
+        <w:rPr>
+          <w:b/>
+          <w:bCs/>
+        </w:rPr>
+      </w:pPr>
+    </w:p>
+    <w:p/>
+    <w:p>
+      <w:r>
+        <w:rPr>
+          <w:noProof/>
+        </w:rPr>
+        <mc:AlternateContent>
+          <mc:Choice Requires="wps">
+            <w:drawing>
+              <wp:anchor distT="0" distB="0" distL="114300" distR="114300" simplePos="0" relativeHeight="251706368" behindDoc="0" locked="0" layoutInCell="1" allowOverlap="1" wp14:anchorId="1C153A5E" wp14:editId="3E19BE06">
+                <wp:simplePos x="0" y="0"/>
+                <wp:positionH relativeFrom="column">
+                  <wp:posOffset>1212850</wp:posOffset>
+                </wp:positionH>
+                <wp:positionV relativeFrom="paragraph">
+                  <wp:posOffset>128270</wp:posOffset>
+                </wp:positionV>
+                <wp:extent cx="228600" cy="476250"/>
+                <wp:effectExtent l="0" t="0" r="19050" b="19050"/>
+                <wp:wrapNone/>
+                <wp:docPr id="1157384288" name="Right Brace 28"/>
+                <wp:cNvGraphicFramePr/>
+                <a:graphic xmlns:a="http://schemas.openxmlformats.org/drawingml/2006/main">
+                  <a:graphicData uri="http://schemas.microsoft.com/office/word/2010/wordprocessingShape">
+                    <wps:wsp>
+                      <wps:cNvSpPr/>
+                      <wps:spPr>
+                        <a:xfrm>
+                          <a:off x="0" y="0"/>
+                          <a:ext cx="228600" cy="476250"/>
+                        </a:xfrm>
+                        <a:prstGeom prst="rightBrace">
+                          <a:avLst/>
+                        </a:prstGeom>
+                      </wps:spPr>
+                      <wps:style>
+                        <a:lnRef idx="1">
+                          <a:schemeClr val="accent2"/>
+                        </a:lnRef>
+                        <a:fillRef idx="0">
+                          <a:schemeClr val="accent2"/>
+                        </a:fillRef>
+                        <a:effectRef idx="0">
+                          <a:schemeClr val="accent2"/>
+                        </a:effectRef>
+                        <a:fontRef idx="minor">
+                          <a:schemeClr val="tx1"/>
+                        </a:fontRef>
+                      </wps:style>
+                      <wps:bodyPr rot="0" spcFirstLastPara="0" vertOverflow="overflow" horzOverflow="overflow" vert="horz" wrap="square" lIns="91440" tIns="45720" rIns="91440" bIns="45720" numCol="1" spcCol="0" rtlCol="0" fromWordArt="0" anchor="ctr" anchorCtr="0" forceAA="0" compatLnSpc="1">
+                        <a:prstTxWarp prst="textNoShape">
+                          <a:avLst/>
+                        </a:prstTxWarp>
+                        <a:noAutofit/>
+                      </wps:bodyPr>
+                    </wps:wsp>
+                  </a:graphicData>
+                </a:graphic>
+              </wp:anchor>
+            </w:drawing>
+          </mc:Choice>
+          <mc:Fallback>
+            <w:pict>
+              <v:shapetype w14:anchorId="09023110" id="_x0000_t88" coordsize="21600,21600" o:spt="88" adj="1800,10800" path="m,qx10800@0l10800@2qy21600@11,10800@3l10800@1qy,21600e" filled="f">
+                <v:formulas>
+                  <v:f eqn="val #0"/>
+                  <v:f eqn="sum 21600 0 #0"/>
+                  <v:f eqn="sum #1 0 #0"/>
+                  <v:f eqn="sum #1 #0 0"/>
+                  <v:f eqn="prod #0 9598 32768"/>
+                  <v:f eqn="sum 21600 0 @4"/>
+                  <v:f eqn="sum 21600 0 #1"/>
+                  <v:f eqn="min #1 @6"/>
+                  <v:f eqn="prod @7 1 2"/>
+                  <v:f eqn="prod #0 2 1"/>
+                  <v:f eqn="sum 21600 0 @9"/>
+                  <v:f eqn="val #1"/>
+                </v:formulas>
+                <v:path arrowok="t" o:connecttype="custom" o:connectlocs="0,0;21600,@11;0,21600" textboxrect="0,@4,7637,@5"/>
+                <v:handles>
+                  <v:h position="center,#0" yrange="0,@8"/>
+                  <v:h position="bottomRight,#1" yrange="@9,@10"/>
+                </v:handles>
+              </v:shapetype>
+              <v:shape id="Right Brace 28" o:spid="_x0000_s1026" type="#_x0000_t88" style="position:absolute;margin-left:95.5pt;margin-top:10.1pt;width:18pt;height:37.5pt;z-index:251706368;visibility:visible;mso-wrap-style:square;mso-wrap-distance-left:9pt;mso-wrap-distance-top:0;mso-wrap-distance-right:9pt;mso-wrap-distance-bottom:0;mso-position-horizontal:absolute;mso-position-horizontal-relative:text;mso-position-vertical:absolute;mso-position-vertical-relative:text;v-text-anchor:middle" o:gfxdata="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" adj="864" strokecolor="#ed7d31 [3205]" strokeweight=".5pt">
+                <v:stroke joinstyle="miter"/>
+              </v:shape>
+            </w:pict>
+          </mc:Fallback>
+        </mc:AlternateContent>
+      </w:r>
+    </w:p>
+    <w:p/>
+    <w:p/>
+    <w:p>
+      <w:pPr>
+        <w:rPr>
+          <w:b/>
+          <w:bCs/>
+        </w:rPr>
+      </w:pPr>
+    </w:p>
+    <w:p>
+      <w:r>
+        <w:rPr>
+          <w:noProof/>
+        </w:rPr>
+        <mc:AlternateContent>
+          <mc:Choice Requires="wps">
+            <w:drawing>
+              <wp:anchor distT="0" distB="0" distL="114300" distR="114300" simplePos="0" relativeHeight="251705344" behindDoc="0" locked="0" layoutInCell="1" allowOverlap="1" wp14:anchorId="667C6A14" wp14:editId="39399887">
+                <wp:simplePos x="0" y="0"/>
+                <wp:positionH relativeFrom="column">
+                  <wp:posOffset>3225800</wp:posOffset>
+                </wp:positionH>
+                <wp:positionV relativeFrom="paragraph">
+                  <wp:posOffset>96520</wp:posOffset>
+                </wp:positionV>
+                <wp:extent cx="1676400" cy="101600"/>
+                <wp:effectExtent l="0" t="76200" r="0" b="31750"/>
+                <wp:wrapNone/>
+                <wp:docPr id="365503013" name="Connector: Elbow 27"/>
+                <wp:cNvGraphicFramePr/>
+                <a:graphic xmlns:a="http://schemas.openxmlformats.org/drawingml/2006/main">
+                  <a:graphicData uri="http://schemas.microsoft.com/office/word/2010/wordprocessingShape">
+                    <wps:wsp>
+                      <wps:cNvCnPr/>
+                      <wps:spPr>
+                        <a:xfrm flipV="1">
+                          <a:off x="0" y="0"/>
+                          <a:ext cx="1676400" cy="101600"/>
+                        </a:xfrm>
+                        <a:prstGeom prst="bentConnector3">
+                          <a:avLst/>
+                        </a:prstGeom>
+                        <a:ln>
+                          <a:tailEnd type="triangle"/>
+                        </a:ln>
+                      </wps:spPr>
+                      <wps:style>
+                        <a:lnRef idx="2">
+                          <a:schemeClr val="accent2"/>
+                        </a:lnRef>
+                        <a:fillRef idx="0">
+                          <a:schemeClr val="accent2"/>
+                        </a:fillRef>
+                        <a:effectRef idx="1">
+                          <a:schemeClr val="accent2"/>
+                        </a:effectRef>
+                        <a:fontRef idx="minor">
+                          <a:schemeClr val="tx1"/>
+                        </a:fontRef>
+                      </wps:style>
+                      <wps:bodyPr/>
+                    </wps:wsp>
+                  </a:graphicData>
+                </a:graphic>
+              </wp:anchor>
+            </w:drawing>
+          </mc:Choice>
+          <mc:Fallback>
+            <w:pict>
+              <v:shape w14:anchorId="74CCC2CA" id="Connector: Elbow 27" o:spid="_x0000_s1026" type="#_x0000_t34" style="position:absolute;margin-left:254pt;margin-top:7.6pt;width:132pt;height:8pt;flip:y;z-index:251705344;visibility:visible;mso-wrap-style:square;mso-wrap-distance-left:9pt;mso-wrap-distance-top:0;mso-wrap-distance-right:9pt;mso-wrap-distance-bottom:0;mso-position-horizontal:absolute;mso-position-horizontal-relative:text;mso-position-vertical:absolute;mso-position-vertical-relative:text" o:gfxdata="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" strokecolor="#ed7d31 [3205]" strokeweight="1pt">
+                <v:stroke endarrow="block"/>
+              </v:shape>
+            </w:pict>
+          </mc:Fallback>
+        </mc:AlternateContent>
+      </w:r>
+      <w:r>
+        <w:t>Class variable</w:t>
+      </w:r>
+      <w:r>
+        <w:t xml:space="preserve"> //Are note store in </w:t>
+      </w:r>
+      <w:proofErr w:type="gramStart"/>
+      <w:r>
+        <w:t>heap ,</w:t>
+      </w:r>
+      <w:proofErr w:type="gramEnd"/>
+      <w:r>
+        <w:t xml:space="preserve"> Store </w:t>
+      </w:r>
+      <w:proofErr w:type="gramStart"/>
+      <w:r>
+        <w:t xml:space="preserve">in </w:t>
+      </w:r>
+      <w:r>
+        <w:t xml:space="preserve"> </w:t>
+      </w:r>
+      <w:r>
+        <w:t>Method</w:t>
+      </w:r>
+      <w:proofErr w:type="gramEnd"/>
+      <w:r>
+        <w:t xml:space="preserve"> Area (</w:t>
+      </w:r>
+      <w:r>
+        <w:t>Meta Space</w:t>
+      </w:r>
+      <w:r>
+        <w:t>)</w:t>
+      </w:r>
+    </w:p>
+    <w:p/>
+    <w:p/>
+    <w:p/>
+    <w:p>
+      <w:r>
+        <w:drawing>
+          <wp:anchor distT="0" distB="0" distL="114300" distR="114300" simplePos="0" relativeHeight="251708416" behindDoc="0" locked="0" layoutInCell="1" allowOverlap="1" wp14:anchorId="4EF8164B" wp14:editId="3E508CC5">
+            <wp:simplePos x="0" y="0"/>
+            <wp:positionH relativeFrom="column">
+              <wp:posOffset>0</wp:posOffset>
+            </wp:positionH>
+            <wp:positionV relativeFrom="paragraph">
+              <wp:posOffset>2540</wp:posOffset>
+            </wp:positionV>
+            <wp:extent cx="3851564" cy="2209800"/>
+            <wp:effectExtent l="0" t="0" r="0" b="0"/>
+            <wp:wrapThrough wrapText="bothSides">
+              <wp:wrapPolygon edited="0">
+                <wp:start x="0" y="0"/>
+                <wp:lineTo x="0" y="21414"/>
+                <wp:lineTo x="21475" y="21414"/>
+                <wp:lineTo x="21475" y="0"/>
+                <wp:lineTo x="0" y="0"/>
+              </wp:wrapPolygon>
+            </wp:wrapThrough>
+            <wp:docPr id="1952071287" name="Picture 1"/>
+            <wp:cNvGraphicFramePr>
+              <a:graphicFrameLocks xmlns:a="http://schemas.openxmlformats.org/drawingml/2006/main" noChangeAspect="1"/>
+            </wp:cNvGraphicFramePr>
+            <a:graphic xmlns:a="http://schemas.openxmlformats.org/drawingml/2006/main">
+              <a:graphicData uri="http://schemas.openxmlformats.org/drawingml/2006/picture">
+                <pic:pic xmlns:pic="http://schemas.openxmlformats.org/drawingml/2006/picture">
+                  <pic:nvPicPr>
+                    <pic:cNvPr id="1952071287" name=""/>
+                    <pic:cNvPicPr/>
+                  </pic:nvPicPr>
+                  <pic:blipFill>
+                    <a:blip r:embed="rId27">
+                      <a:extLst>
+                        <a:ext uri="{28A0092B-C50C-407E-A947-70E740481C1C}">
+                          <a14:useLocalDpi xmlns:a14="http://schemas.microsoft.com/office/drawing/2010/main" val="0"/>
+                        </a:ext>
+                      </a:extLst>
+                    </a:blip>
+                    <a:stretch>
+                      <a:fillRect/>
+                    </a:stretch>
+                  </pic:blipFill>
+                  <pic:spPr>
+                    <a:xfrm>
+                      <a:off x="0" y="0"/>
+                      <a:ext cx="3851564" cy="2209800"/>
+                    </a:xfrm>
+                    <a:prstGeom prst="rect">
+                      <a:avLst/>
+                    </a:prstGeom>
+                  </pic:spPr>
+                </pic:pic>
+              </a:graphicData>
+            </a:graphic>
+            <wp14:sizeRelH relativeFrom="page">
+              <wp14:pctWidth>0</wp14:pctWidth>
+            </wp14:sizeRelH>
+            <wp14:sizeRelV relativeFrom="page">
+              <wp14:pctHeight>0</wp14:pctHeight>
+            </wp14:sizeRelV>
+          </wp:anchor>
+        </w:drawing>
+      </w:r>
+    </w:p>
     <w:sectPr>
       <w:pgSz w:w="11906" w:h="16838"/>
       <w:pgMar w:top="720" w:right="720" w:bottom="720" w:left="720" w:header="708" w:footer="708" w:gutter="0"/>
@@ -5420,6 +6527,95 @@
 <file path=word/numbering.xml><?xml version="1.0" encoding="utf-8"?>
 <w:numbering xmlns:wpc="http://schemas.microsoft.com/office/word/2010/wordprocessingCanvas" xmlns:cx="http://schemas.microsoft.com/office/drawing/2014/chartex" xmlns:cx1="http://schemas.microsoft.com/office/drawing/2015/9/8/chartex" xmlns:cx2="http://schemas.microsoft.com/office/drawing/2015/10/21/chartex" xmlns:cx3="http://schemas.microsoft.com/office/drawing/2016/5/9/chartex" xmlns:cx4="http://schemas.microsoft.com/office/drawing/2016/5/10/chartex" xmlns:cx5="http://schemas.microsoft.com/office/drawing/2016/5/11/chartex" xmlns:cx6="http://schemas.microsoft.com/office/drawing/2016/5/12/chartex" xmlns:cx7="http://schemas.microsoft.com/office/drawing/2016/5/13/chartex" xmlns:cx8="http://schemas.microsoft.com/office/drawing/2016/5/14/chartex" xmlns:mc="http://schemas.openxmlformats.org/markup-compatibility/2006" xmlns:aink="http://schemas.microsoft.com/office/drawing/2016/ink" xmlns:am3d="http://schemas.microsoft.com/office/drawing/2017/model3d" xmlns:o="urn:schemas-microsoft-com:office:office" xmlns:oel="http://schemas.microsoft.com/office/2019/extlst" xmlns:r="http://schemas.openxmlformats.org/officeDocument/2006/relationships" xmlns:m="http://schemas.openxmlformats.org/officeDocument/2006/math" xmlns:v="urn:schemas-microsoft-com:vml" xmlns:wp14="http://schemas.microsoft.com/office/word/2010/wordprocessingDrawing" xmlns:wp="http://schemas.openxmlformats.org/drawingml/2006/wordprocessingDrawing" xmlns:w10="urn:schemas-microsoft-com:office:word" xmlns:w="http://schemas.openxmlformats.org/wordprocessingml/2006/main" xmlns:w14="http://schemas.microsoft.com/office/word/2010/wordml" xmlns:w15="http://schemas.microsoft.com/office/word/2012/wordml" xmlns:w16cex="http://schemas.microsoft.com/office/word/2018/wordml/cex" xmlns:w16cid="http://schemas.microsoft.com/office/word/2016/wordml/cid" xmlns:w16="http://schemas.microsoft.com/office/word/2018/wordml" xmlns:w16du="http://schemas.microsoft.com/office/word/2023/wordml/word16du" xmlns:w16sdtdh="http://schemas.microsoft.com/office/word/2020/wordml/sdtdatahash" xmlns:w16sdtfl="http://schemas.microsoft.com/office/word/2024/wordml/sdtformatlock" xmlns:w16se="http://schemas.microsoft.com/office/word/2015/wordml/symex" xmlns:wpg="http://schemas.microsoft.com/office/word/2010/wordprocessingGroup" xmlns:wpi="http://schemas.microsoft.com/office/word/2010/wordprocessingInk" xmlns:wne="http://schemas.microsoft.com/office/word/2006/wordml" xmlns:wps="http://schemas.microsoft.com/office/word/2010/wordprocessingShape" mc:Ignorable="w14 w15 w16se w16cid w16 w16cex w16sdtdh w16sdtfl w16du wp14">
   <w:abstractNum w:abstractNumId="0" w15:restartNumberingAfterBreak="0">
+    <w:nsid w:val="1957434E"/>
+    <w:multiLevelType w:val="hybridMultilevel"/>
+    <w:tmpl w:val="D4C05EE8"/>
+    <w:lvl w:ilvl="0" w:tplc="4009000F">
+      <w:start w:val="1"/>
+      <w:numFmt w:val="decimal"/>
+      <w:lvlText w:val="%1."/>
+      <w:lvlJc w:val="left"/>
+      <w:pPr>
+        <w:ind w:left="720" w:hanging="360"/>
+      </w:pPr>
+      <w:rPr>
+        <w:rFonts w:hint="default"/>
+      </w:rPr>
+    </w:lvl>
+    <w:lvl w:ilvl="1" w:tplc="40090019" w:tentative="1">
+      <w:start w:val="1"/>
+      <w:numFmt w:val="lowerLetter"/>
+      <w:lvlText w:val="%2."/>
+      <w:lvlJc w:val="left"/>
+      <w:pPr>
+        <w:ind w:left="1440" w:hanging="360"/>
+      </w:pPr>
+    </w:lvl>
+    <w:lvl w:ilvl="2" w:tplc="4009001B" w:tentative="1">
+      <w:start w:val="1"/>
+      <w:numFmt w:val="lowerRoman"/>
+      <w:lvlText w:val="%3."/>
+      <w:lvlJc w:val="right"/>
+      <w:pPr>
+        <w:ind w:left="2160" w:hanging="180"/>
+      </w:pPr>
+    </w:lvl>
+    <w:lvl w:ilvl="3" w:tplc="4009000F" w:tentative="1">
+      <w:start w:val="1"/>
+      <w:numFmt w:val="decimal"/>
+      <w:lvlText w:val="%4."/>
+      <w:lvlJc w:val="left"/>
+      <w:pPr>
+        <w:ind w:left="2880" w:hanging="360"/>
+      </w:pPr>
+    </w:lvl>
+    <w:lvl w:ilvl="4" w:tplc="40090019" w:tentative="1">
+      <w:start w:val="1"/>
+      <w:numFmt w:val="lowerLetter"/>
+      <w:lvlText w:val="%5."/>
+      <w:lvlJc w:val="left"/>
+      <w:pPr>
+        <w:ind w:left="3600" w:hanging="360"/>
+      </w:pPr>
+    </w:lvl>
+    <w:lvl w:ilvl="5" w:tplc="4009001B" w:tentative="1">
+      <w:start w:val="1"/>
+      <w:numFmt w:val="lowerRoman"/>
+      <w:lvlText w:val="%6."/>
+      <w:lvlJc w:val="right"/>
+      <w:pPr>
+        <w:ind w:left="4320" w:hanging="180"/>
+      </w:pPr>
+    </w:lvl>
+    <w:lvl w:ilvl="6" w:tplc="4009000F" w:tentative="1">
+      <w:start w:val="1"/>
+      <w:numFmt w:val="decimal"/>
+      <w:lvlText w:val="%7."/>
+      <w:lvlJc w:val="left"/>
+      <w:pPr>
+        <w:ind w:left="5040" w:hanging="360"/>
+      </w:pPr>
+    </w:lvl>
+    <w:lvl w:ilvl="7" w:tplc="40090019" w:tentative="1">
+      <w:start w:val="1"/>
+      <w:numFmt w:val="lowerLetter"/>
+      <w:lvlText w:val="%8."/>
+      <w:lvlJc w:val="left"/>
+      <w:pPr>
+        <w:ind w:left="5760" w:hanging="360"/>
+      </w:pPr>
+    </w:lvl>
+    <w:lvl w:ilvl="8" w:tplc="4009001B" w:tentative="1">
+      <w:start w:val="1"/>
+      <w:numFmt w:val="lowerRoman"/>
+      <w:lvlText w:val="%9."/>
+      <w:lvlJc w:val="right"/>
+      <w:pPr>
+        <w:ind w:left="6480" w:hanging="180"/>
+      </w:pPr>
+    </w:lvl>
+  </w:abstractNum>
+  <w:abstractNum w:abstractNumId="1" w15:restartNumberingAfterBreak="0">
     <w:nsid w:val="26CC154A"/>
     <w:multiLevelType w:val="hybridMultilevel"/>
     <w:tmpl w:val="E09A1BE2"/>
@@ -5532,7 +6728,7 @@
       </w:rPr>
     </w:lvl>
   </w:abstractNum>
-  <w:abstractNum w:abstractNumId="1" w15:restartNumberingAfterBreak="0">
+  <w:abstractNum w:abstractNumId="2" w15:restartNumberingAfterBreak="0">
     <w:nsid w:val="38F66554"/>
     <w:multiLevelType w:val="hybridMultilevel"/>
     <w:tmpl w:val="F926E862"/>
@@ -5621,7 +6817,7 @@
       </w:pPr>
     </w:lvl>
   </w:abstractNum>
-  <w:abstractNum w:abstractNumId="2" w15:restartNumberingAfterBreak="0">
+  <w:abstractNum w:abstractNumId="3" w15:restartNumberingAfterBreak="0">
     <w:nsid w:val="65605876"/>
     <w:multiLevelType w:val="hybridMultilevel"/>
     <w:tmpl w:val="F73C62A2"/>
@@ -5735,13 +6931,16 @@
     </w:lvl>
   </w:abstractNum>
   <w:num w:numId="1" w16cid:durableId="1992522604">
+    <w:abstractNumId w:val="3"/>
+  </w:num>
+  <w:num w:numId="2" w16cid:durableId="877200827">
+    <w:abstractNumId w:val="1"/>
+  </w:num>
+  <w:num w:numId="3" w16cid:durableId="293872381">
     <w:abstractNumId w:val="2"/>
   </w:num>
-  <w:num w:numId="2" w16cid:durableId="877200827">
+  <w:num w:numId="4" w16cid:durableId="1053231356">
     <w:abstractNumId w:val="0"/>
-  </w:num>
-  <w:num w:numId="3" w16cid:durableId="293872381">
-    <w:abstractNumId w:val="1"/>
   </w:num>
 </w:numbering>
 </file>
@@ -6144,7 +7343,7 @@
   <w:style w:type="paragraph" w:default="1" w:styleId="Normal">
     <w:name w:val="Normal"/>
     <w:qFormat/>
-    <w:rsid w:val="006B04B6"/>
+    <w:rsid w:val="00326CA7"/>
   </w:style>
   <w:style w:type="paragraph" w:styleId="Heading1">
     <w:name w:val="heading 1"/>
@@ -6165,6 +7364,29 @@
       <w:color w:val="2F5496" w:themeColor="accent1" w:themeShade="BF"/>
       <w:sz w:val="32"/>
       <w:szCs w:val="32"/>
+    </w:rPr>
+  </w:style>
+  <w:style w:type="paragraph" w:styleId="Heading3">
+    <w:name w:val="heading 3"/>
+    <w:basedOn w:val="Normal"/>
+    <w:next w:val="Normal"/>
+    <w:link w:val="Heading3Char"/>
+    <w:uiPriority w:val="9"/>
+    <w:semiHidden/>
+    <w:unhideWhenUsed/>
+    <w:qFormat/>
+    <w:rsid w:val="00EF1E64"/>
+    <w:pPr>
+      <w:keepNext/>
+      <w:keepLines/>
+      <w:spacing w:before="40"/>
+      <w:outlineLvl w:val="2"/>
+    </w:pPr>
+    <w:rPr>
+      <w:rFonts w:asciiTheme="majorHAnsi" w:eastAsiaTheme="majorEastAsia" w:hAnsiTheme="majorHAnsi" w:cstheme="majorBidi"/>
+      <w:color w:val="1F3763" w:themeColor="accent1" w:themeShade="7F"/>
+      <w:sz w:val="24"/>
+      <w:szCs w:val="24"/>
     </w:rPr>
   </w:style>
   <w:style w:type="character" w:default="1" w:styleId="DefaultParagraphFont">
@@ -6262,6 +7484,20 @@
       <w:color w:val="2F5496" w:themeColor="accent1" w:themeShade="BF"/>
       <w:sz w:val="32"/>
       <w:szCs w:val="32"/>
+    </w:rPr>
+  </w:style>
+  <w:style w:type="character" w:customStyle="1" w:styleId="Heading3Char">
+    <w:name w:val="Heading 3 Char"/>
+    <w:basedOn w:val="DefaultParagraphFont"/>
+    <w:link w:val="Heading3"/>
+    <w:uiPriority w:val="9"/>
+    <w:semiHidden/>
+    <w:rsid w:val="00EF1E64"/>
+    <w:rPr>
+      <w:rFonts w:asciiTheme="majorHAnsi" w:eastAsiaTheme="majorEastAsia" w:hAnsiTheme="majorHAnsi" w:cstheme="majorBidi"/>
+      <w:color w:val="1F3763" w:themeColor="accent1" w:themeShade="7F"/>
+      <w:sz w:val="24"/>
+      <w:szCs w:val="24"/>
     </w:rPr>
   </w:style>
 </w:styles>

--- a/JavaRevision/Notes.docx
+++ b/JavaRevision/Notes.docx
@@ -919,13 +919,8 @@
         <w:t xml:space="preserve">      </w:t>
       </w:r>
       <w:r>
-        <w:t xml:space="preserve"> </w:t>
-      </w:r>
-      <w:proofErr w:type="spellStart"/>
-      <w:r>
-        <w:t>Hello.class</w:t>
-      </w:r>
-      <w:proofErr w:type="spellEnd"/>
+        <w:t xml:space="preserve"> Hello.class</w:t>
+      </w:r>
     </w:p>
     <w:p>
       <w:pPr>
@@ -1544,21 +1539,8 @@
         <w:sym w:font="Wingdings" w:char="F0E0"/>
       </w:r>
       <w:r>
-        <w:t xml:space="preserve"> Is not pure Interpreter/ </w:t>
-      </w:r>
-      <w:proofErr w:type="gramStart"/>
-      <w:r>
-        <w:t>Compiler,  Java</w:t>
-      </w:r>
-      <w:proofErr w:type="gramEnd"/>
-      <w:r>
-        <w:t xml:space="preserve"> is </w:t>
-      </w:r>
-      <w:proofErr w:type="gramStart"/>
-      <w:r>
-        <w:t>both .</w:t>
-      </w:r>
-      <w:proofErr w:type="gramEnd"/>
+        <w:t xml:space="preserve"> Is not pure Interpreter/ Compiler,  Java is both .</w:t>
+      </w:r>
     </w:p>
     <w:p>
       <w:pPr>
@@ -2002,15 +1984,7 @@
         <w:t xml:space="preserve"> </w:t>
       </w:r>
       <w:r>
-        <w:t xml:space="preserve">not use today [Replace </w:t>
-      </w:r>
-      <w:proofErr w:type="spellStart"/>
-      <w:r>
-        <w:t>Andriod</w:t>
-      </w:r>
-      <w:proofErr w:type="spellEnd"/>
-      <w:r>
-        <w:t>]</w:t>
+        <w:t>not use today [Replace Andriod]</w:t>
       </w:r>
       <w:r>
         <w:t>)</w:t>
@@ -2060,31 +2034,14 @@
         </w:rPr>
         <w:t xml:space="preserve"> </w:t>
       </w:r>
-      <w:proofErr w:type="spellStart"/>
-      <w:proofErr w:type="gramStart"/>
       <w:r>
         <w:t>java</w:t>
       </w:r>
       <w:r>
-        <w:t>.lang</w:t>
-      </w:r>
-      <w:proofErr w:type="gramEnd"/>
-      <w:r>
-        <w:t>.String</w:t>
-      </w:r>
-      <w:proofErr w:type="spellEnd"/>
-      <w:r>
-        <w:t xml:space="preserve"> (</w:t>
-      </w:r>
-      <w:proofErr w:type="spellStart"/>
-      <w:proofErr w:type="gramStart"/>
-      <w:r>
-        <w:t>java.lang</w:t>
-      </w:r>
-      <w:proofErr w:type="spellEnd"/>
-      <w:proofErr w:type="gramEnd"/>
-      <w:r>
-        <w:t xml:space="preserve"> {auto import})</w:t>
+        <w:t>.lang.String</w:t>
+      </w:r>
+      <w:r>
+        <w:t xml:space="preserve"> (java.lang {auto import})</w:t>
       </w:r>
     </w:p>
     <w:p>
@@ -2110,39 +2067,7 @@
         <w:t xml:space="preserve"> </w:t>
       </w:r>
       <w:r>
-        <w:t>‘A</w:t>
-      </w:r>
-      <w:proofErr w:type="gramStart"/>
-      <w:r>
-        <w:t>’ ,</w:t>
-      </w:r>
-      <w:proofErr w:type="gramEnd"/>
-      <w:r>
-        <w:t xml:space="preserve"> ’a</w:t>
-      </w:r>
-      <w:proofErr w:type="gramStart"/>
-      <w:r>
-        <w:t>’ ,</w:t>
-      </w:r>
-      <w:proofErr w:type="gramEnd"/>
-      <w:r>
-        <w:t xml:space="preserve"> _ _ _ _ _ _ _ _ </w:t>
-      </w:r>
-      <w:proofErr w:type="gramStart"/>
-      <w:r>
-        <w:t>_ ,</w:t>
-      </w:r>
-      <w:proofErr w:type="gramEnd"/>
-      <w:r>
-        <w:t xml:space="preserve"> ‘</w:t>
-      </w:r>
-      <w:proofErr w:type="gramStart"/>
-      <w:r>
-        <w:t>1‘ ,</w:t>
-      </w:r>
-      <w:proofErr w:type="gramEnd"/>
-      <w:r>
-        <w:t xml:space="preserve"> ‘2’, _ _ _ _ _ _ _ _ _</w:t>
+        <w:t>‘A’ , ’a’ , _ _ _ _ _ _ _ _ _ , ‘1‘ , ‘2’, _ _ _ _ _ _ _ _ _</w:t>
       </w:r>
     </w:p>
     <w:p>
@@ -2423,63 +2348,50 @@
       </w:r>
       <w:r>
         <w:tab/>
-        <w:t xml:space="preserve">Char </w:t>
-      </w:r>
-      <w:proofErr w:type="gramStart"/>
-      <w:r>
-        <w:t>[ ]</w:t>
-      </w:r>
-      <w:proofErr w:type="gramEnd"/>
+        <w:t xml:space="preserve">Char [ ] </w:t>
+      </w:r>
+      <w:r>
+        <w:sym w:font="Wingdings" w:char="F0E0"/>
+      </w:r>
+      <w:r>
+        <w:t xml:space="preserve"> [</w:t>
+      </w:r>
       <w:r>
         <w:t xml:space="preserve"> </w:t>
       </w:r>
       <w:r>
-        <w:sym w:font="Wingdings" w:char="F0E0"/>
-      </w:r>
-      <w:r>
-        <w:t xml:space="preserve"> [</w:t>
+        <w:t>‘a’,</w:t>
       </w:r>
       <w:r>
         <w:t xml:space="preserve"> </w:t>
       </w:r>
       <w:r>
-        <w:t>‘a’,</w:t>
+        <w:t>‘k’,</w:t>
       </w:r>
       <w:r>
         <w:t xml:space="preserve"> </w:t>
       </w:r>
       <w:r>
-        <w:t>‘k’,</w:t>
+        <w:t>‘s,</w:t>
       </w:r>
       <w:r>
         <w:t xml:space="preserve"> </w:t>
       </w:r>
       <w:r>
-        <w:t>‘s,</w:t>
+        <w:t>‘h,</w:t>
       </w:r>
       <w:r>
         <w:t xml:space="preserve"> </w:t>
       </w:r>
       <w:r>
-        <w:t>‘h,</w:t>
+        <w:t>‘a,</w:t>
       </w:r>
       <w:r>
         <w:t xml:space="preserve"> </w:t>
       </w:r>
       <w:r>
-        <w:t>‘a,</w:t>
-      </w:r>
-      <w:r>
-        <w:t xml:space="preserve"> </w:t>
-      </w:r>
-      <w:r>
-        <w:t>‘t</w:t>
-      </w:r>
-      <w:proofErr w:type="gramStart"/>
-      <w:r>
-        <w:t>’ ]</w:t>
-      </w:r>
-      <w:proofErr w:type="gramEnd"/>
+        <w:t>‘t’ ]</w:t>
+      </w:r>
     </w:p>
     <w:p>
       <w:pPr>
@@ -2819,15 +2731,7 @@
         <w:sym w:font="Wingdings" w:char="F0E0"/>
       </w:r>
       <w:r>
-        <w:t xml:space="preserve"> String s </w:t>
-      </w:r>
-      <w:proofErr w:type="gramStart"/>
-      <w:r>
-        <w:t>=  ”</w:t>
-      </w:r>
-      <w:proofErr w:type="gramEnd"/>
-      <w:r>
-        <w:t>Hello”,</w:t>
+        <w:t xml:space="preserve"> String s =  ”Hello”,</w:t>
       </w:r>
     </w:p>
     <w:p>
@@ -3602,7 +3506,6 @@
           <w:color w:val="000000"/>
         </w:rPr>
       </w:pPr>
-      <w:proofErr w:type="spellStart"/>
       <w:r>
         <w:rPr>
           <w:rFonts w:ascii="Consolas" w:hAnsi="Consolas"/>
@@ -3626,42 +3529,34 @@
           <w:rFonts w:ascii="Consolas" w:hAnsi="Consolas"/>
           <w:color w:val="000000"/>
         </w:rPr>
-        <w:t>.println</w:t>
-      </w:r>
-      <w:proofErr w:type="spellEnd"/>
+        <w:t>.println(</w:t>
+      </w:r>
+      <w:r>
+        <w:rPr>
+          <w:rFonts w:ascii="Consolas" w:hAnsi="Consolas"/>
+          <w:color w:val="6A3E3E"/>
+        </w:rPr>
+        <w:t>user1</w:t>
+      </w:r>
       <w:r>
         <w:rPr>
           <w:rFonts w:ascii="Consolas" w:hAnsi="Consolas"/>
           <w:color w:val="000000"/>
         </w:rPr>
-        <w:t>(</w:t>
+        <w:t>.equals(</w:t>
       </w:r>
       <w:r>
         <w:rPr>
           <w:rFonts w:ascii="Consolas" w:hAnsi="Consolas"/>
           <w:color w:val="6A3E3E"/>
         </w:rPr>
-        <w:t>user1</w:t>
+        <w:t>user2</w:t>
       </w:r>
       <w:r>
         <w:rPr>
           <w:rFonts w:ascii="Consolas" w:hAnsi="Consolas"/>
           <w:color w:val="000000"/>
         </w:rPr>
-        <w:t>.equals(</w:t>
-      </w:r>
-      <w:r>
-        <w:rPr>
-          <w:rFonts w:ascii="Consolas" w:hAnsi="Consolas"/>
-          <w:color w:val="6A3E3E"/>
-        </w:rPr>
-        <w:t>user2</w:t>
-      </w:r>
-      <w:r>
-        <w:rPr>
-          <w:rFonts w:ascii="Consolas" w:hAnsi="Consolas"/>
-          <w:color w:val="000000"/>
-        </w:rPr>
         <w:t xml:space="preserve">)); </w:t>
       </w:r>
       <w:r>
@@ -3669,15 +3564,7 @@
           <w:rFonts w:ascii="Consolas" w:hAnsi="Consolas"/>
           <w:color w:val="3F7F5F"/>
         </w:rPr>
-        <w:t>/</w:t>
-      </w:r>
-      <w:proofErr w:type="gramStart"/>
-      <w:r>
-        <w:rPr>
-          <w:rFonts w:ascii="Consolas" w:hAnsi="Consolas"/>
-          <w:color w:val="3F7F5F"/>
-        </w:rPr>
-        <w:t>/</w:t>
+        <w:t>//</w:t>
       </w:r>
       <w:r>
         <w:rPr>
@@ -3686,17 +3573,7 @@
           <w:bCs/>
           <w:color w:val="3F7F5F"/>
         </w:rPr>
-        <w:t>.equals</w:t>
-      </w:r>
-      <w:proofErr w:type="gramEnd"/>
-      <w:r>
-        <w:rPr>
-          <w:rFonts w:ascii="Consolas" w:hAnsi="Consolas"/>
-          <w:b/>
-          <w:bCs/>
-          <w:color w:val="3F7F5F"/>
-        </w:rPr>
-        <w:t xml:space="preserve">() </w:t>
+        <w:t xml:space="preserve">.equals() </w:t>
       </w:r>
       <w:r>
         <w:rPr>
@@ -3716,7 +3593,6 @@
           <w:color w:val="3F7F5F"/>
         </w:rPr>
       </w:pPr>
-      <w:proofErr w:type="spellStart"/>
       <w:r>
         <w:rPr>
           <w:rFonts w:ascii="Consolas" w:hAnsi="Consolas"/>
@@ -3740,15 +3616,7 @@
           <w:rFonts w:ascii="Consolas" w:hAnsi="Consolas"/>
           <w:color w:val="000000"/>
         </w:rPr>
-        <w:t>.println</w:t>
-      </w:r>
-      <w:proofErr w:type="spellEnd"/>
-      <w:r>
-        <w:rPr>
-          <w:rFonts w:ascii="Consolas" w:hAnsi="Consolas"/>
-          <w:color w:val="000000"/>
-        </w:rPr>
-        <w:t>(</w:t>
+        <w:t>.println(</w:t>
       </w:r>
       <w:r>
         <w:rPr>
@@ -3806,17 +3674,8 @@
           <w:rFonts w:ascii="Consolas" w:hAnsi="Consolas"/>
           <w:color w:val="3F7F5F"/>
         </w:rPr>
-        <w:t xml:space="preserve">Reference / Object </w:t>
-      </w:r>
-      <w:proofErr w:type="gramStart"/>
-      <w:r>
-        <w:rPr>
-          <w:rFonts w:ascii="Consolas" w:hAnsi="Consolas"/>
-          <w:color w:val="3F7F5F"/>
-        </w:rPr>
-        <w:t>same ?</w:t>
-      </w:r>
-      <w:proofErr w:type="gramEnd"/>
+        <w:t>Reference / Object same ?</w:t>
+      </w:r>
     </w:p>
     <w:p>
       <w:pPr>
@@ -3890,7 +3749,6 @@
         </w:rPr>
         <w:t>Akshat</w:t>
       </w:r>
-      <w:proofErr w:type="gramStart"/>
       <w:r>
         <w:rPr>
           <w:rFonts w:ascii="Consolas" w:hAnsi="Consolas"/>
@@ -3905,7 +3763,6 @@
         </w:rPr>
         <w:t>s</w:t>
       </w:r>
-      <w:proofErr w:type="gramEnd"/>
     </w:p>
     <w:p>
       <w:pPr>
@@ -3983,17 +3840,8 @@
           <w:rFonts w:ascii="Consolas" w:hAnsi="Consolas"/>
           <w:color w:val="3F3FBF"/>
         </w:rPr>
-        <w:t xml:space="preserve"> [ "AKSHAT</w:t>
-      </w:r>
-      <w:proofErr w:type="gramStart"/>
-      <w:r>
-        <w:rPr>
-          <w:rFonts w:ascii="Consolas" w:hAnsi="Consolas"/>
-          <w:color w:val="3F3FBF"/>
-        </w:rPr>
-        <w:t>" ]</w:t>
-      </w:r>
-      <w:proofErr w:type="gramEnd"/>
+        <w:t xml:space="preserve"> [ "AKSHAT" ]</w:t>
+      </w:r>
     </w:p>
     <w:p>
       <w:pPr>
@@ -4543,15 +4391,7 @@
     </w:p>
     <w:p>
       <w:r>
-        <w:t xml:space="preserve">S1 = new Student </w:t>
-      </w:r>
-      <w:proofErr w:type="gramStart"/>
-      <w:r>
-        <w:t>( )</w:t>
-      </w:r>
-      <w:proofErr w:type="gramEnd"/>
-      <w:r>
-        <w:t>;</w:t>
+        <w:t>S1 = new Student ( );</w:t>
       </w:r>
       <w:r>
         <w:t xml:space="preserve">  </w:t>
@@ -4559,28 +4399,12 @@
     </w:p>
     <w:p>
       <w:r>
-        <w:t xml:space="preserve">Student s1 = new Student </w:t>
-      </w:r>
-      <w:proofErr w:type="gramStart"/>
-      <w:r>
-        <w:t>( )</w:t>
-      </w:r>
-      <w:proofErr w:type="gramEnd"/>
-      <w:r>
-        <w:t>;</w:t>
-      </w:r>
-    </w:p>
-    <w:p>
-      <w:r>
-        <w:t xml:space="preserve">Student s2 = new Student </w:t>
-      </w:r>
-      <w:proofErr w:type="gramStart"/>
-      <w:r>
-        <w:t>( )</w:t>
-      </w:r>
-      <w:proofErr w:type="gramEnd"/>
-      <w:r>
-        <w:t>;</w:t>
+        <w:t>Student s1 = new Student ( );</w:t>
+      </w:r>
+    </w:p>
+    <w:p>
+      <w:r>
+        <w:t>Student s2 = new Student ( );</w:t>
       </w:r>
     </w:p>
     <w:p/>
@@ -4616,28 +4440,12 @@
           </w:p>
           <w:p>
             <w:r>
-              <w:t>S</w:t>
-            </w:r>
-            <w:proofErr w:type="gramStart"/>
-            <w:r>
-              <w:t>1.rollNo</w:t>
-            </w:r>
-            <w:proofErr w:type="gramEnd"/>
-            <w:r>
-              <w:t xml:space="preserve"> = 121;</w:t>
+              <w:t>S1.rollNo = 121;</w:t>
             </w:r>
           </w:p>
           <w:p>
             <w:r>
-              <w:t>S</w:t>
-            </w:r>
-            <w:proofErr w:type="gramStart"/>
-            <w:r>
-              <w:t>1.collage</w:t>
-            </w:r>
-            <w:proofErr w:type="gramEnd"/>
-            <w:r>
-              <w:t xml:space="preserve"> = “Kodewala”;</w:t>
+              <w:t>S1.collage = “Kodewala”;</w:t>
             </w:r>
           </w:p>
           <w:p/>
@@ -4671,15 +4479,7 @@
           </w:p>
           <w:p>
             <w:r>
-              <w:t>S</w:t>
-            </w:r>
-            <w:proofErr w:type="gramStart"/>
-            <w:r>
-              <w:t>2.rollNo</w:t>
-            </w:r>
-            <w:proofErr w:type="gramEnd"/>
-            <w:r>
-              <w:t xml:space="preserve"> = 1</w:t>
+              <w:t>S2.rollNo = 1</w:t>
             </w:r>
             <w:r>
               <w:t>5</w:t>
@@ -4808,15 +4608,7 @@
           <w:p>
             <w:r>
               <w:tab/>
-              <w:t xml:space="preserve">Void markAttendance </w:t>
-            </w:r>
-            <w:proofErr w:type="gramStart"/>
-            <w:r>
-              <w:t>( )</w:t>
-            </w:r>
-            <w:proofErr w:type="gramEnd"/>
-            <w:r>
-              <w:t xml:space="preserve"> {</w:t>
+              <w:t>Void markAttendance ( ) {</w:t>
             </w:r>
             <w:r>
               <w:tab/>
@@ -4849,15 +4641,7 @@
           </w:tcPr>
           <w:p>
             <w:r>
-              <w:t xml:space="preserve">Student s1 = new Student </w:t>
-            </w:r>
-            <w:proofErr w:type="gramStart"/>
-            <w:r>
-              <w:t>( )</w:t>
-            </w:r>
-            <w:proofErr w:type="gramEnd"/>
-            <w:r>
-              <w:t>;</w:t>
+              <w:t>Student s1 = new Student ( );</w:t>
             </w:r>
           </w:p>
           <w:p/>
@@ -4873,28 +4657,12 @@
           </w:p>
           <w:p>
             <w:r>
-              <w:t>S</w:t>
-            </w:r>
-            <w:proofErr w:type="gramStart"/>
-            <w:r>
-              <w:t>1.rollNo</w:t>
-            </w:r>
-            <w:proofErr w:type="gramEnd"/>
-            <w:r>
-              <w:t xml:space="preserve"> = 121;</w:t>
+              <w:t>S1.rollNo = 121;</w:t>
             </w:r>
           </w:p>
           <w:p>
             <w:r>
-              <w:t>S</w:t>
-            </w:r>
-            <w:proofErr w:type="gramStart"/>
-            <w:r>
-              <w:t>1.collage</w:t>
-            </w:r>
-            <w:proofErr w:type="gramEnd"/>
-            <w:r>
-              <w:t xml:space="preserve"> = “Kodewala”;</w:t>
+              <w:t>S1.collage = “Kodewala”;</w:t>
             </w:r>
           </w:p>
           <w:p/>
@@ -5013,7 +4781,6 @@
         </w:rPr>
         <w:t xml:space="preserve">Rules of </w:t>
       </w:r>
-      <w:proofErr w:type="gramStart"/>
       <w:r>
         <w:rPr>
           <w:b/>
@@ -5026,15 +4793,7 @@
           <w:b/>
           <w:bCs/>
         </w:rPr>
-        <w:t>:</w:t>
-      </w:r>
-      <w:proofErr w:type="gramEnd"/>
-      <w:r>
-        <w:rPr>
-          <w:b/>
-          <w:bCs/>
-        </w:rPr>
-        <w:t>-</w:t>
+        <w:t>:-</w:t>
       </w:r>
     </w:p>
     <w:p>
@@ -5116,26 +4875,13 @@
             <w:tcW w:w="4248" w:type="dxa"/>
           </w:tcPr>
           <w:p>
-            <w:proofErr w:type="spellStart"/>
-            <w:r>
-              <w:t>Classs</w:t>
-            </w:r>
-            <w:proofErr w:type="spellEnd"/>
-            <w:r>
-              <w:t xml:space="preserve"> Student {</w:t>
+            <w:r>
+              <w:t>Classs Student {</w:t>
             </w:r>
           </w:p>
           <w:p>
             <w:r>
-              <w:t xml:space="preserve">     </w:t>
-            </w:r>
-            <w:proofErr w:type="spellStart"/>
-            <w:r>
-              <w:t>Striing</w:t>
-            </w:r>
-            <w:proofErr w:type="spellEnd"/>
-            <w:r>
-              <w:t xml:space="preserve"> name;</w:t>
+              <w:t xml:space="preserve">     Striing name;</w:t>
             </w:r>
           </w:p>
           <w:p>
@@ -5145,15 +4891,7 @@
           </w:p>
           <w:p>
             <w:r>
-              <w:t xml:space="preserve">     int </w:t>
-            </w:r>
-            <w:proofErr w:type="spellStart"/>
-            <w:r>
-              <w:t>rollNo</w:t>
-            </w:r>
-            <w:proofErr w:type="spellEnd"/>
-            <w:r>
-              <w:t xml:space="preserve">; </w:t>
+              <w:t xml:space="preserve">     int rollNo; </w:t>
             </w:r>
           </w:p>
           <w:p>
@@ -5169,7 +4907,6 @@
             <w:r>
               <w:t xml:space="preserve"> </w:t>
             </w:r>
-            <w:proofErr w:type="gramStart"/>
             <w:r>
               <w:t>(</w:t>
             </w:r>
@@ -5179,7 +4916,6 @@
             <w:r>
               <w:t>)</w:t>
             </w:r>
-            <w:proofErr w:type="gramEnd"/>
             <w:r>
               <w:t xml:space="preserve"> </w:t>
             </w:r>
@@ -5199,15 +4935,7 @@
           </w:p>
           <w:p>
             <w:r>
-              <w:t xml:space="preserve">   </w:t>
-            </w:r>
-            <w:proofErr w:type="spellStart"/>
-            <w:r>
-              <w:t>rollNo</w:t>
-            </w:r>
-            <w:proofErr w:type="spellEnd"/>
-            <w:r>
-              <w:t xml:space="preserve"> = 12;</w:t>
+              <w:t xml:space="preserve">   rollNo = 12;</w:t>
             </w:r>
           </w:p>
           <w:p>
@@ -5243,21 +4971,7 @@
               <w:rPr>
                 <w:color w:val="0070C0"/>
               </w:rPr>
-              <w:t xml:space="preserve">Student </w:t>
-            </w:r>
-            <w:proofErr w:type="gramStart"/>
-            <w:r>
-              <w:rPr>
-                <w:color w:val="0070C0"/>
-              </w:rPr>
-              <w:t>( )</w:t>
-            </w:r>
-            <w:proofErr w:type="gramEnd"/>
-            <w:r>
-              <w:rPr>
-                <w:color w:val="0070C0"/>
-              </w:rPr>
-              <w:t>;</w:t>
+              <w:t>Student ( );</w:t>
             </w:r>
           </w:p>
           <w:p/>
@@ -5333,6 +5047,9 @@
     </w:tbl>
     <w:p>
       <w:r>
+        <w:rPr>
+          <w:noProof/>
+        </w:rPr>
         <w:drawing>
           <wp:anchor distT="0" distB="0" distL="114300" distR="114300" simplePos="0" relativeHeight="251699200" behindDoc="0" locked="0" layoutInCell="1" allowOverlap="1" wp14:anchorId="239D3DF2" wp14:editId="680D4F40">
             <wp:simplePos x="0" y="0"/>
@@ -5467,6 +5184,9 @@
     </w:p>
     <w:p>
       <w:r>
+        <w:rPr>
+          <w:noProof/>
+        </w:rPr>
         <w:drawing>
           <wp:anchor distT="0" distB="0" distL="114300" distR="114300" simplePos="0" relativeHeight="251702272" behindDoc="0" locked="0" layoutInCell="1" allowOverlap="1" wp14:anchorId="6E22D95F" wp14:editId="5C53BA08">
             <wp:simplePos x="0" y="0"/>
@@ -5524,6 +5244,9 @@
         </w:drawing>
       </w:r>
       <w:r>
+        <w:rPr>
+          <w:noProof/>
+        </w:rPr>
         <w:drawing>
           <wp:anchor distT="0" distB="0" distL="114300" distR="114300" simplePos="0" relativeHeight="251700224" behindDoc="0" locked="0" layoutInCell="1" allowOverlap="1" wp14:anchorId="7891CF77" wp14:editId="2411A168">
             <wp:simplePos x="0" y="0"/>
@@ -5635,6 +5358,9 @@
         </w:rPr>
       </w:pPr>
       <w:r>
+        <w:rPr>
+          <w:noProof/>
+        </w:rPr>
         <w:drawing>
           <wp:anchor distT="0" distB="0" distL="114300" distR="114300" simplePos="0" relativeHeight="251701248" behindDoc="0" locked="0" layoutInCell="1" allowOverlap="1" wp14:anchorId="28DFF9D2" wp14:editId="16D6B716">
             <wp:simplePos x="0" y="0"/>
@@ -5779,91 +5505,24 @@
     </w:p>
     <w:p>
       <w:r>
-        <w:t xml:space="preserve">                                      28 </w:t>
-      </w:r>
-      <w:proofErr w:type="gramStart"/>
-      <w:r>
-        <w:t>byte</w:t>
-      </w:r>
-      <w:proofErr w:type="gramEnd"/>
-      <w:r>
-        <w:t xml:space="preserve"> + </w:t>
-      </w:r>
-      <w:proofErr w:type="gramStart"/>
-      <w:r>
-        <w:t>4 byte</w:t>
-      </w:r>
-      <w:proofErr w:type="gramEnd"/>
-      <w:r>
-        <w:t xml:space="preserve"> Padding = 32 byte</w:t>
+        <w:t xml:space="preserve">                                      28 byte + 4 byte Padding = 32 byte</w:t>
       </w:r>
     </w:p>
     <w:p>
       <w:r>
         <w:lastRenderedPageBreak/>
-        <w:t xml:space="preserve">Object metadata = 12 byte </w:t>
-      </w:r>
-      <w:proofErr w:type="gramStart"/>
-      <w:r>
-        <w:t>{</w:t>
+        <w:t>Object metadata = 12 byte {</w:t>
       </w:r>
       <w:r>
         <w:t xml:space="preserve"> </w:t>
       </w:r>
       <w:r>
-        <w:t>Mark</w:t>
-      </w:r>
-      <w:proofErr w:type="gramEnd"/>
-      <w:r>
-        <w:t xml:space="preserve"> </w:t>
-      </w:r>
-      <w:proofErr w:type="gramStart"/>
-      <w:r>
-        <w:t>Word  8</w:t>
-      </w:r>
-      <w:proofErr w:type="gramEnd"/>
-      <w:r>
-        <w:t xml:space="preserve"> bytes + Class </w:t>
-      </w:r>
-      <w:proofErr w:type="gramStart"/>
-      <w:r>
-        <w:t>Pointer  4</w:t>
-      </w:r>
-      <w:proofErr w:type="gramEnd"/>
-      <w:r>
-        <w:t xml:space="preserve"> bytes</w:t>
-      </w:r>
-      <w:r>
-        <w:t>}</w:t>
-      </w:r>
-    </w:p>
-    <w:p>
-      <w:r>
-        <w:t>Object Size =</w:t>
-      </w:r>
-      <w:r>
-        <w:t xml:space="preserve"> </w:t>
-      </w:r>
-      <w:r>
-        <w:t>Header Size</w:t>
-      </w:r>
-      <w:r>
-        <w:t xml:space="preserve"> </w:t>
-      </w:r>
-      <w:r>
-        <w:t>+ Field Sizes</w:t>
-      </w:r>
-      <w:r>
-        <w:t xml:space="preserve"> </w:t>
-      </w:r>
-      <w:r>
-        <w:t>+ Internal Padding</w:t>
-      </w:r>
-      <w:r>
-        <w:t xml:space="preserve"> </w:t>
-      </w:r>
-      <w:r>
-        <w:t>+ External Padding (8-byte alignment)</w:t>
+        <w:t>Mark Word  8 bytes + Class Pointer  4 bytes}</w:t>
+      </w:r>
+    </w:p>
+    <w:p>
+      <w:r>
+        <w:t>Object Size = Header Size + Field Sizes + Internal Padding + External Padding (8-byte alignment)</w:t>
       </w:r>
     </w:p>
     <w:p/>
@@ -5884,11 +5543,9 @@
           </w:tcPr>
           <w:p/>
           <w:p>
-            <w:proofErr w:type="spellStart"/>
             <w:r>
               <w:t>Eg.</w:t>
             </w:r>
-            <w:proofErr w:type="spellEnd"/>
           </w:p>
           <w:p>
             <w:r>
@@ -5937,68 +5594,13 @@
           </w:p>
           <w:p>
             <w:r>
-              <w:t xml:space="preserve">extra data 1 byte {because byte 1 byte space </w:t>
-            </w:r>
-            <w:proofErr w:type="spellStart"/>
-            <w:r>
-              <w:t>leta</w:t>
-            </w:r>
-            <w:proofErr w:type="spellEnd"/>
-            <w:r>
-              <w:t xml:space="preserve"> </w:t>
-            </w:r>
-            <w:proofErr w:type="spellStart"/>
-            <w:r>
-              <w:t>hai</w:t>
-            </w:r>
-            <w:proofErr w:type="spellEnd"/>
-            <w:r>
-              <w:t xml:space="preserve"> </w:t>
+              <w:t xml:space="preserve">extra data 1 byte {because byte 1 byte space leta hai </w:t>
             </w:r>
           </w:p>
           <w:p>
             <w:r>
-              <w:t xml:space="preserve">total 13 byte + </w:t>
-            </w:r>
-            <w:proofErr w:type="gramStart"/>
-            <w:r>
-              <w:t>3 byte</w:t>
-            </w:r>
-            <w:proofErr w:type="gramEnd"/>
-            <w:r>
-              <w:t xml:space="preserve"> padding {because multiple of 8byte 13 16 se 3kum </w:t>
-            </w:r>
-            <w:proofErr w:type="spellStart"/>
-            <w:r>
-              <w:t>hai</w:t>
-            </w:r>
-            <w:proofErr w:type="spellEnd"/>
-            <w:r>
-              <w:t xml:space="preserve"> </w:t>
-            </w:r>
-            <w:proofErr w:type="spellStart"/>
-            <w:proofErr w:type="gramStart"/>
-            <w:r>
-              <w:t>islye</w:t>
-            </w:r>
-            <w:proofErr w:type="spellEnd"/>
-            <w:r>
-              <w:t xml:space="preserve">  3</w:t>
-            </w:r>
-            <w:proofErr w:type="gramEnd"/>
-            <w:r>
-              <w:t xml:space="preserve">padding </w:t>
-            </w:r>
-            <w:proofErr w:type="spellStart"/>
-            <w:proofErr w:type="gramStart"/>
-            <w:r>
-              <w:t>liye</w:t>
-            </w:r>
-            <w:proofErr w:type="spellEnd"/>
-            <w:r>
-              <w:t xml:space="preserve"> }</w:t>
-            </w:r>
-            <w:proofErr w:type="gramEnd"/>
+              <w:t>total 13 byte + 3 byte padding {because multiple of 8byte 13 16 se 3kum hai islye  3padding liye }</w:t>
+            </w:r>
           </w:p>
           <w:p/>
           <w:p>
@@ -6142,6 +5744,7 @@
         <w:rPr>
           <w:b/>
           <w:bCs/>
+          <w:noProof/>
         </w:rPr>
         <w:drawing>
           <wp:anchor distT="0" distB="0" distL="114300" distR="114300" simplePos="0" relativeHeight="251704320" behindDoc="0" locked="0" layoutInCell="1" allowOverlap="1" wp14:anchorId="4887CF84" wp14:editId="204B0093">
@@ -6407,29 +6010,16 @@
         <w:t>Class variable</w:t>
       </w:r>
       <w:r>
-        <w:t xml:space="preserve"> //Are note store in </w:t>
-      </w:r>
-      <w:proofErr w:type="gramStart"/>
-      <w:r>
-        <w:t>heap ,</w:t>
-      </w:r>
-      <w:proofErr w:type="gramEnd"/>
-      <w:r>
-        <w:t xml:space="preserve"> Store </w:t>
-      </w:r>
-      <w:proofErr w:type="gramStart"/>
-      <w:r>
-        <w:t xml:space="preserve">in </w:t>
+        <w:t xml:space="preserve"> //Are note store in heap ,</w:t>
+      </w:r>
+      <w:r>
+        <w:t xml:space="preserve"> Store in </w:t>
       </w:r>
       <w:r>
         <w:t xml:space="preserve"> </w:t>
       </w:r>
       <w:r>
-        <w:t>Method</w:t>
-      </w:r>
-      <w:proofErr w:type="gramEnd"/>
-      <w:r>
-        <w:t xml:space="preserve"> Area (</w:t>
+        <w:t>Method Area (</w:t>
       </w:r>
       <w:r>
         <w:t>Meta Space</w:t>
@@ -6443,71 +6033,229 @@
     <w:p/>
     <w:p>
       <w:r>
-        <w:drawing>
-          <wp:anchor distT="0" distB="0" distL="114300" distR="114300" simplePos="0" relativeHeight="251708416" behindDoc="0" locked="0" layoutInCell="1" allowOverlap="1" wp14:anchorId="4EF8164B" wp14:editId="3E508CC5">
-            <wp:simplePos x="0" y="0"/>
-            <wp:positionH relativeFrom="column">
-              <wp:posOffset>0</wp:posOffset>
-            </wp:positionH>
-            <wp:positionV relativeFrom="paragraph">
-              <wp:posOffset>2540</wp:posOffset>
-            </wp:positionV>
-            <wp:extent cx="3851564" cy="2209800"/>
-            <wp:effectExtent l="0" t="0" r="0" b="0"/>
-            <wp:wrapThrough wrapText="bothSides">
-              <wp:wrapPolygon edited="0">
-                <wp:start x="0" y="0"/>
-                <wp:lineTo x="0" y="21414"/>
-                <wp:lineTo x="21475" y="21414"/>
-                <wp:lineTo x="21475" y="0"/>
-                <wp:lineTo x="0" y="0"/>
-              </wp:wrapPolygon>
-            </wp:wrapThrough>
-            <wp:docPr id="1952071287" name="Picture 1"/>
-            <wp:cNvGraphicFramePr>
-              <a:graphicFrameLocks xmlns:a="http://schemas.openxmlformats.org/drawingml/2006/main" noChangeAspect="1"/>
-            </wp:cNvGraphicFramePr>
-            <a:graphic xmlns:a="http://schemas.openxmlformats.org/drawingml/2006/main">
-              <a:graphicData uri="http://schemas.openxmlformats.org/drawingml/2006/picture">
-                <pic:pic xmlns:pic="http://schemas.openxmlformats.org/drawingml/2006/picture">
-                  <pic:nvPicPr>
-                    <pic:cNvPr id="1952071287" name=""/>
-                    <pic:cNvPicPr/>
-                  </pic:nvPicPr>
-                  <pic:blipFill>
-                    <a:blip r:embed="rId27">
-                      <a:extLst>
-                        <a:ext uri="{28A0092B-C50C-407E-A947-70E740481C1C}">
-                          <a14:useLocalDpi xmlns:a14="http://schemas.microsoft.com/office/drawing/2010/main" val="0"/>
-                        </a:ext>
-                      </a:extLst>
-                    </a:blip>
-                    <a:stretch>
-                      <a:fillRect/>
-                    </a:stretch>
-                  </pic:blipFill>
-                  <pic:spPr>
-                    <a:xfrm>
-                      <a:off x="0" y="0"/>
-                      <a:ext cx="3851564" cy="2209800"/>
-                    </a:xfrm>
-                    <a:prstGeom prst="rect">
-                      <a:avLst/>
-                    </a:prstGeom>
-                  </pic:spPr>
-                </pic:pic>
-              </a:graphicData>
-            </a:graphic>
-            <wp14:sizeRelH relativeFrom="page">
-              <wp14:pctWidth>0</wp14:pctWidth>
-            </wp14:sizeRelH>
-            <wp14:sizeRelV relativeFrom="page">
-              <wp14:pctHeight>0</wp14:pctHeight>
-            </wp14:sizeRelV>
-          </wp:anchor>
-        </w:drawing>
-      </w:r>
-    </w:p>
+        <w:br w:type="page"/>
+      </w:r>
+    </w:p>
+    <w:p>
+      <w:r>
+        <w:rPr>
+          <w:b/>
+          <w:bCs/>
+          <w:u w:val="single"/>
+        </w:rPr>
+        <w:lastRenderedPageBreak/>
+        <w:t>Encapsulation</w:t>
+      </w:r>
+      <w:r>
+        <w:sym w:font="Wingdings" w:char="F0E0"/>
+      </w:r>
+    </w:p>
+    <w:p>
+      <w:pPr>
+        <w:pStyle w:val="ListParagraph"/>
+        <w:numPr>
+          <w:ilvl w:val="0"/>
+          <w:numId w:val="5"/>
+        </w:numPr>
+      </w:pPr>
+      <w:r>
+        <w:t>Both data and Behaviour should be together (</w:t>
+      </w:r>
+      <w:r>
+        <w:t>encapsulation</w:t>
+      </w:r>
+      <w:r>
+        <w:t>) with in an object</w:t>
+      </w:r>
+    </w:p>
+    <w:p>
+      <w:pPr>
+        <w:pStyle w:val="ListParagraph"/>
+        <w:numPr>
+          <w:ilvl w:val="0"/>
+          <w:numId w:val="5"/>
+        </w:numPr>
+      </w:pPr>
+      <w:r>
+        <w:t>We should not provide unrestricted access of data</w:t>
+      </w:r>
+    </w:p>
+    <w:p/>
+    <w:tbl>
+      <w:tblPr>
+        <w:tblStyle w:val="TableGrid"/>
+        <w:tblW w:w="9896" w:type="dxa"/>
+        <w:tblLook w:val="04A0" w:firstRow="1" w:lastRow="0" w:firstColumn="1" w:lastColumn="0" w:noHBand="0" w:noVBand="1"/>
+      </w:tblPr>
+      <w:tblGrid>
+        <w:gridCol w:w="3750"/>
+        <w:gridCol w:w="6146"/>
+      </w:tblGrid>
+      <w:tr>
+        <w:trPr>
+          <w:trHeight w:val="1527"/>
+        </w:trPr>
+        <w:tc>
+          <w:tcPr>
+            <w:tcW w:w="3750" w:type="dxa"/>
+          </w:tcPr>
+          <w:p>
+            <w:r>
+              <w:t xml:space="preserve">Access Modifiers </w:t>
+            </w:r>
+            <w:r>
+              <w:sym w:font="Wingdings" w:char="F0E0"/>
+            </w:r>
+          </w:p>
+          <w:p>
+            <w:r>
+              <w:tab/>
+              <w:t xml:space="preserve">Who have access to </w:t>
+            </w:r>
+          </w:p>
+          <w:p>
+            <w:pPr>
+              <w:pStyle w:val="ListParagraph"/>
+              <w:numPr>
+                <w:ilvl w:val="0"/>
+                <w:numId w:val="6"/>
+              </w:numPr>
+            </w:pPr>
+            <w:r>
+              <w:t>Variable</w:t>
+            </w:r>
+          </w:p>
+          <w:p>
+            <w:pPr>
+              <w:pStyle w:val="ListParagraph"/>
+              <w:numPr>
+                <w:ilvl w:val="0"/>
+                <w:numId w:val="6"/>
+              </w:numPr>
+            </w:pPr>
+            <w:r>
+              <w:t>Method</w:t>
+            </w:r>
+          </w:p>
+          <w:p>
+            <w:pPr>
+              <w:pStyle w:val="ListParagraph"/>
+              <w:numPr>
+                <w:ilvl w:val="0"/>
+                <w:numId w:val="6"/>
+              </w:numPr>
+            </w:pPr>
+            <w:r>
+              <w:t>Constructor</w:t>
+            </w:r>
+          </w:p>
+          <w:p>
+            <w:pPr>
+              <w:pStyle w:val="ListParagraph"/>
+              <w:numPr>
+                <w:ilvl w:val="0"/>
+                <w:numId w:val="6"/>
+              </w:numPr>
+            </w:pPr>
+            <w:r>
+              <w:t>Class</w:t>
+            </w:r>
+          </w:p>
+        </w:tc>
+        <w:tc>
+          <w:tcPr>
+            <w:tcW w:w="6146" w:type="dxa"/>
+          </w:tcPr>
+          <w:p>
+            <w:r>
+              <w:t xml:space="preserve">4 Access modifier in java </w:t>
+            </w:r>
+          </w:p>
+          <w:p>
+            <w:pPr>
+              <w:pStyle w:val="ListParagraph"/>
+              <w:numPr>
+                <w:ilvl w:val="0"/>
+                <w:numId w:val="6"/>
+              </w:numPr>
+            </w:pPr>
+            <w:r>
+              <w:t xml:space="preserve">public </w:t>
+            </w:r>
+            <w:r>
+              <w:t>{</w:t>
+            </w:r>
+            <w:r>
+              <w:t>Anyone}</w:t>
+            </w:r>
+          </w:p>
+          <w:p>
+            <w:pPr>
+              <w:pStyle w:val="ListParagraph"/>
+              <w:numPr>
+                <w:ilvl w:val="0"/>
+                <w:numId w:val="6"/>
+              </w:numPr>
+            </w:pPr>
+            <w:r>
+              <w:t>default</w:t>
+            </w:r>
+            <w:r>
+              <w:t xml:space="preserve"> {same package}</w:t>
+            </w:r>
+          </w:p>
+          <w:p>
+            <w:pPr>
+              <w:pStyle w:val="ListParagraph"/>
+              <w:numPr>
+                <w:ilvl w:val="0"/>
+                <w:numId w:val="6"/>
+              </w:numPr>
+            </w:pPr>
+            <w:r>
+              <w:t>private</w:t>
+            </w:r>
+            <w:r>
+              <w:t xml:space="preserve"> {same class}</w:t>
+            </w:r>
+          </w:p>
+          <w:p>
+            <w:pPr>
+              <w:pStyle w:val="ListParagraph"/>
+              <w:numPr>
+                <w:ilvl w:val="0"/>
+                <w:numId w:val="6"/>
+              </w:numPr>
+            </w:pPr>
+            <w:r>
+              <w:t>protected</w:t>
+            </w:r>
+            <w:r>
+              <w:t xml:space="preserve"> {</w:t>
+            </w:r>
+            <w:r>
+              <w:t>package +</w:t>
+            </w:r>
+            <w:r>
+              <w:t xml:space="preserve"> Inherited class ,</w:t>
+            </w:r>
+            <w:r>
+              <w:t xml:space="preserve"> </w:t>
+            </w:r>
+            <w:r>
+              <w:t>(</w:t>
+            </w:r>
+            <w:r>
+              <w:t>child class</w:t>
+            </w:r>
+            <w:r>
+              <w:t>)</w:t>
+            </w:r>
+          </w:p>
+        </w:tc>
+      </w:tr>
+    </w:tbl>
+    <w:p/>
     <w:sectPr>
       <w:pgSz w:w="11906" w:h="16838"/>
       <w:pgMar w:top="720" w:right="720" w:bottom="720" w:left="720" w:header="708" w:footer="708" w:gutter="0"/>
@@ -6729,9 +6477,9 @@
     </w:lvl>
   </w:abstractNum>
   <w:abstractNum w:abstractNumId="2" w15:restartNumberingAfterBreak="0">
-    <w:nsid w:val="38F66554"/>
+    <w:nsid w:val="2B7201F3"/>
     <w:multiLevelType w:val="hybridMultilevel"/>
-    <w:tmpl w:val="F926E862"/>
+    <w:tmpl w:val="766CA16E"/>
     <w:lvl w:ilvl="0" w:tplc="4009000F">
       <w:start w:val="1"/>
       <w:numFmt w:val="decimal"/>
@@ -6818,6 +6566,208 @@
     </w:lvl>
   </w:abstractNum>
   <w:abstractNum w:abstractNumId="3" w15:restartNumberingAfterBreak="0">
+    <w:nsid w:val="37266C89"/>
+    <w:multiLevelType w:val="hybridMultilevel"/>
+    <w:tmpl w:val="3EEA2638"/>
+    <w:lvl w:ilvl="0" w:tplc="AC68BFA8">
+      <w:start w:val="1"/>
+      <w:numFmt w:val="bullet"/>
+      <w:lvlText w:val="-"/>
+      <w:lvlJc w:val="left"/>
+      <w:pPr>
+        <w:ind w:left="1080" w:hanging="360"/>
+      </w:pPr>
+      <w:rPr>
+        <w:rFonts w:ascii="Calibri" w:eastAsiaTheme="minorHAnsi" w:hAnsi="Calibri" w:cs="Calibri" w:hint="default"/>
+      </w:rPr>
+    </w:lvl>
+    <w:lvl w:ilvl="1" w:tplc="40090003" w:tentative="1">
+      <w:start w:val="1"/>
+      <w:numFmt w:val="bullet"/>
+      <w:lvlText w:val="o"/>
+      <w:lvlJc w:val="left"/>
+      <w:pPr>
+        <w:ind w:left="1800" w:hanging="360"/>
+      </w:pPr>
+      <w:rPr>
+        <w:rFonts w:ascii="Courier New" w:hAnsi="Courier New" w:cs="Courier New" w:hint="default"/>
+      </w:rPr>
+    </w:lvl>
+    <w:lvl w:ilvl="2" w:tplc="40090005" w:tentative="1">
+      <w:start w:val="1"/>
+      <w:numFmt w:val="bullet"/>
+      <w:lvlText w:val=""/>
+      <w:lvlJc w:val="left"/>
+      <w:pPr>
+        <w:ind w:left="2520" w:hanging="360"/>
+      </w:pPr>
+      <w:rPr>
+        <w:rFonts w:ascii="Wingdings" w:hAnsi="Wingdings" w:hint="default"/>
+      </w:rPr>
+    </w:lvl>
+    <w:lvl w:ilvl="3" w:tplc="40090001" w:tentative="1">
+      <w:start w:val="1"/>
+      <w:numFmt w:val="bullet"/>
+      <w:lvlText w:val=""/>
+      <w:lvlJc w:val="left"/>
+      <w:pPr>
+        <w:ind w:left="3240" w:hanging="360"/>
+      </w:pPr>
+      <w:rPr>
+        <w:rFonts w:ascii="Symbol" w:hAnsi="Symbol" w:hint="default"/>
+      </w:rPr>
+    </w:lvl>
+    <w:lvl w:ilvl="4" w:tplc="40090003" w:tentative="1">
+      <w:start w:val="1"/>
+      <w:numFmt w:val="bullet"/>
+      <w:lvlText w:val="o"/>
+      <w:lvlJc w:val="left"/>
+      <w:pPr>
+        <w:ind w:left="3960" w:hanging="360"/>
+      </w:pPr>
+      <w:rPr>
+        <w:rFonts w:ascii="Courier New" w:hAnsi="Courier New" w:cs="Courier New" w:hint="default"/>
+      </w:rPr>
+    </w:lvl>
+    <w:lvl w:ilvl="5" w:tplc="40090005" w:tentative="1">
+      <w:start w:val="1"/>
+      <w:numFmt w:val="bullet"/>
+      <w:lvlText w:val=""/>
+      <w:lvlJc w:val="left"/>
+      <w:pPr>
+        <w:ind w:left="4680" w:hanging="360"/>
+      </w:pPr>
+      <w:rPr>
+        <w:rFonts w:ascii="Wingdings" w:hAnsi="Wingdings" w:hint="default"/>
+      </w:rPr>
+    </w:lvl>
+    <w:lvl w:ilvl="6" w:tplc="40090001" w:tentative="1">
+      <w:start w:val="1"/>
+      <w:numFmt w:val="bullet"/>
+      <w:lvlText w:val=""/>
+      <w:lvlJc w:val="left"/>
+      <w:pPr>
+        <w:ind w:left="5400" w:hanging="360"/>
+      </w:pPr>
+      <w:rPr>
+        <w:rFonts w:ascii="Symbol" w:hAnsi="Symbol" w:hint="default"/>
+      </w:rPr>
+    </w:lvl>
+    <w:lvl w:ilvl="7" w:tplc="40090003" w:tentative="1">
+      <w:start w:val="1"/>
+      <w:numFmt w:val="bullet"/>
+      <w:lvlText w:val="o"/>
+      <w:lvlJc w:val="left"/>
+      <w:pPr>
+        <w:ind w:left="6120" w:hanging="360"/>
+      </w:pPr>
+      <w:rPr>
+        <w:rFonts w:ascii="Courier New" w:hAnsi="Courier New" w:cs="Courier New" w:hint="default"/>
+      </w:rPr>
+    </w:lvl>
+    <w:lvl w:ilvl="8" w:tplc="40090005" w:tentative="1">
+      <w:start w:val="1"/>
+      <w:numFmt w:val="bullet"/>
+      <w:lvlText w:val=""/>
+      <w:lvlJc w:val="left"/>
+      <w:pPr>
+        <w:ind w:left="6840" w:hanging="360"/>
+      </w:pPr>
+      <w:rPr>
+        <w:rFonts w:ascii="Wingdings" w:hAnsi="Wingdings" w:hint="default"/>
+      </w:rPr>
+    </w:lvl>
+  </w:abstractNum>
+  <w:abstractNum w:abstractNumId="4" w15:restartNumberingAfterBreak="0">
+    <w:nsid w:val="38F66554"/>
+    <w:multiLevelType w:val="hybridMultilevel"/>
+    <w:tmpl w:val="F926E862"/>
+    <w:lvl w:ilvl="0" w:tplc="4009000F">
+      <w:start w:val="1"/>
+      <w:numFmt w:val="decimal"/>
+      <w:lvlText w:val="%1."/>
+      <w:lvlJc w:val="left"/>
+      <w:pPr>
+        <w:ind w:left="720" w:hanging="360"/>
+      </w:pPr>
+      <w:rPr>
+        <w:rFonts w:hint="default"/>
+      </w:rPr>
+    </w:lvl>
+    <w:lvl w:ilvl="1" w:tplc="40090019" w:tentative="1">
+      <w:start w:val="1"/>
+      <w:numFmt w:val="lowerLetter"/>
+      <w:lvlText w:val="%2."/>
+      <w:lvlJc w:val="left"/>
+      <w:pPr>
+        <w:ind w:left="1440" w:hanging="360"/>
+      </w:pPr>
+    </w:lvl>
+    <w:lvl w:ilvl="2" w:tplc="4009001B" w:tentative="1">
+      <w:start w:val="1"/>
+      <w:numFmt w:val="lowerRoman"/>
+      <w:lvlText w:val="%3."/>
+      <w:lvlJc w:val="right"/>
+      <w:pPr>
+        <w:ind w:left="2160" w:hanging="180"/>
+      </w:pPr>
+    </w:lvl>
+    <w:lvl w:ilvl="3" w:tplc="4009000F" w:tentative="1">
+      <w:start w:val="1"/>
+      <w:numFmt w:val="decimal"/>
+      <w:lvlText w:val="%4."/>
+      <w:lvlJc w:val="left"/>
+      <w:pPr>
+        <w:ind w:left="2880" w:hanging="360"/>
+      </w:pPr>
+    </w:lvl>
+    <w:lvl w:ilvl="4" w:tplc="40090019" w:tentative="1">
+      <w:start w:val="1"/>
+      <w:numFmt w:val="lowerLetter"/>
+      <w:lvlText w:val="%5."/>
+      <w:lvlJc w:val="left"/>
+      <w:pPr>
+        <w:ind w:left="3600" w:hanging="360"/>
+      </w:pPr>
+    </w:lvl>
+    <w:lvl w:ilvl="5" w:tplc="4009001B" w:tentative="1">
+      <w:start w:val="1"/>
+      <w:numFmt w:val="lowerRoman"/>
+      <w:lvlText w:val="%6."/>
+      <w:lvlJc w:val="right"/>
+      <w:pPr>
+        <w:ind w:left="4320" w:hanging="180"/>
+      </w:pPr>
+    </w:lvl>
+    <w:lvl w:ilvl="6" w:tplc="4009000F" w:tentative="1">
+      <w:start w:val="1"/>
+      <w:numFmt w:val="decimal"/>
+      <w:lvlText w:val="%7."/>
+      <w:lvlJc w:val="left"/>
+      <w:pPr>
+        <w:ind w:left="5040" w:hanging="360"/>
+      </w:pPr>
+    </w:lvl>
+    <w:lvl w:ilvl="7" w:tplc="40090019" w:tentative="1">
+      <w:start w:val="1"/>
+      <w:numFmt w:val="lowerLetter"/>
+      <w:lvlText w:val="%8."/>
+      <w:lvlJc w:val="left"/>
+      <w:pPr>
+        <w:ind w:left="5760" w:hanging="360"/>
+      </w:pPr>
+    </w:lvl>
+    <w:lvl w:ilvl="8" w:tplc="4009001B" w:tentative="1">
+      <w:start w:val="1"/>
+      <w:numFmt w:val="lowerRoman"/>
+      <w:lvlText w:val="%9."/>
+      <w:lvlJc w:val="right"/>
+      <w:pPr>
+        <w:ind w:left="6480" w:hanging="180"/>
+      </w:pPr>
+    </w:lvl>
+  </w:abstractNum>
+  <w:abstractNum w:abstractNumId="5" w15:restartNumberingAfterBreak="0">
     <w:nsid w:val="65605876"/>
     <w:multiLevelType w:val="hybridMultilevel"/>
     <w:tmpl w:val="F73C62A2"/>
@@ -6931,16 +6881,22 @@
     </w:lvl>
   </w:abstractNum>
   <w:num w:numId="1" w16cid:durableId="1992522604">
-    <w:abstractNumId w:val="3"/>
+    <w:abstractNumId w:val="5"/>
   </w:num>
   <w:num w:numId="2" w16cid:durableId="877200827">
     <w:abstractNumId w:val="1"/>
   </w:num>
   <w:num w:numId="3" w16cid:durableId="293872381">
-    <w:abstractNumId w:val="2"/>
+    <w:abstractNumId w:val="4"/>
   </w:num>
   <w:num w:numId="4" w16cid:durableId="1053231356">
     <w:abstractNumId w:val="0"/>
+  </w:num>
+  <w:num w:numId="5" w16cid:durableId="1332030761">
+    <w:abstractNumId w:val="2"/>
+  </w:num>
+  <w:num w:numId="6" w16cid:durableId="1541279319">
+    <w:abstractNumId w:val="3"/>
   </w:num>
 </w:numbering>
 </file>
@@ -7392,6 +7348,7 @@
   <w:style w:type="character" w:default="1" w:styleId="DefaultParagraphFont">
     <w:name w:val="Default Paragraph Font"/>
     <w:uiPriority w:val="1"/>
+    <w:semiHidden/>
     <w:unhideWhenUsed/>
   </w:style>
   <w:style w:type="table" w:default="1" w:styleId="TableNormal">

--- a/JavaRevision/Notes.docx
+++ b/JavaRevision/Notes.docx
@@ -919,8 +919,13 @@
         <w:t xml:space="preserve">      </w:t>
       </w:r>
       <w:r>
-        <w:t xml:space="preserve"> Hello.class</w:t>
-      </w:r>
+        <w:t xml:space="preserve"> </w:t>
+      </w:r>
+      <w:proofErr w:type="spellStart"/>
+      <w:r>
+        <w:t>Hello.class</w:t>
+      </w:r>
+      <w:proofErr w:type="spellEnd"/>
     </w:p>
     <w:p>
       <w:pPr>
@@ -1539,8 +1544,21 @@
         <w:sym w:font="Wingdings" w:char="F0E0"/>
       </w:r>
       <w:r>
-        <w:t xml:space="preserve"> Is not pure Interpreter/ Compiler,  Java is both .</w:t>
-      </w:r>
+        <w:t xml:space="preserve"> Is not pure Interpreter/ </w:t>
+      </w:r>
+      <w:proofErr w:type="gramStart"/>
+      <w:r>
+        <w:t>Compiler,  Java</w:t>
+      </w:r>
+      <w:proofErr w:type="gramEnd"/>
+      <w:r>
+        <w:t xml:space="preserve"> is </w:t>
+      </w:r>
+      <w:proofErr w:type="gramStart"/>
+      <w:r>
+        <w:t>both .</w:t>
+      </w:r>
+      <w:proofErr w:type="gramEnd"/>
     </w:p>
     <w:p>
       <w:pPr>
@@ -1665,7 +1683,7 @@
                     <pic:cNvPicPr/>
                   </pic:nvPicPr>
                   <pic:blipFill>
-                    <a:blip r:embed="rId6">
+                    <a:blip r:embed="rId8">
                       <a:extLst>
                         <a:ext uri="{28A0092B-C50C-407E-A947-70E740481C1C}">
                           <a14:useLocalDpi xmlns:a14="http://schemas.microsoft.com/office/drawing/2010/main" val="0"/>
@@ -1802,7 +1820,7 @@
                     <pic:cNvPicPr/>
                   </pic:nvPicPr>
                   <pic:blipFill>
-                    <a:blip r:embed="rId7"/>
+                    <a:blip r:embed="rId9"/>
                     <a:stretch>
                       <a:fillRect/>
                     </a:stretch>
@@ -1850,7 +1868,7 @@
                     <pic:cNvPicPr/>
                   </pic:nvPicPr>
                   <pic:blipFill>
-                    <a:blip r:embed="rId8">
+                    <a:blip r:embed="rId10">
                       <a:extLst>
                         <a:ext uri="{28A0092B-C50C-407E-A947-70E740481C1C}">
                           <a14:useLocalDpi xmlns:a14="http://schemas.microsoft.com/office/drawing/2010/main" val="0"/>
@@ -1984,7 +2002,15 @@
         <w:t xml:space="preserve"> </w:t>
       </w:r>
       <w:r>
-        <w:t>not use today [Replace Andriod]</w:t>
+        <w:t xml:space="preserve">not use today [Replace </w:t>
+      </w:r>
+      <w:proofErr w:type="spellStart"/>
+      <w:r>
+        <w:t>Andriod</w:t>
+      </w:r>
+      <w:proofErr w:type="spellEnd"/>
+      <w:r>
+        <w:t>]</w:t>
       </w:r>
       <w:r>
         <w:t>)</w:t>
@@ -2034,14 +2060,31 @@
         </w:rPr>
         <w:t xml:space="preserve"> </w:t>
       </w:r>
+      <w:proofErr w:type="spellStart"/>
+      <w:proofErr w:type="gramStart"/>
       <w:r>
         <w:t>java</w:t>
       </w:r>
       <w:r>
-        <w:t>.lang.String</w:t>
-      </w:r>
-      <w:r>
-        <w:t xml:space="preserve"> (java.lang {auto import})</w:t>
+        <w:t>.lang</w:t>
+      </w:r>
+      <w:proofErr w:type="gramEnd"/>
+      <w:r>
+        <w:t>.String</w:t>
+      </w:r>
+      <w:proofErr w:type="spellEnd"/>
+      <w:r>
+        <w:t xml:space="preserve"> (</w:t>
+      </w:r>
+      <w:proofErr w:type="spellStart"/>
+      <w:proofErr w:type="gramStart"/>
+      <w:r>
+        <w:t>java.lang</w:t>
+      </w:r>
+      <w:proofErr w:type="spellEnd"/>
+      <w:proofErr w:type="gramEnd"/>
+      <w:r>
+        <w:t xml:space="preserve"> {auto import})</w:t>
       </w:r>
     </w:p>
     <w:p>
@@ -2067,7 +2110,39 @@
         <w:t xml:space="preserve"> </w:t>
       </w:r>
       <w:r>
-        <w:t>‘A’ , ’a’ , _ _ _ _ _ _ _ _ _ , ‘1‘ , ‘2’, _ _ _ _ _ _ _ _ _</w:t>
+        <w:t>‘A</w:t>
+      </w:r>
+      <w:proofErr w:type="gramStart"/>
+      <w:r>
+        <w:t>’ ,</w:t>
+      </w:r>
+      <w:proofErr w:type="gramEnd"/>
+      <w:r>
+        <w:t xml:space="preserve"> ’a</w:t>
+      </w:r>
+      <w:proofErr w:type="gramStart"/>
+      <w:r>
+        <w:t>’ ,</w:t>
+      </w:r>
+      <w:proofErr w:type="gramEnd"/>
+      <w:r>
+        <w:t xml:space="preserve"> _ _ _ _ _ _ _ _ </w:t>
+      </w:r>
+      <w:proofErr w:type="gramStart"/>
+      <w:r>
+        <w:t>_ ,</w:t>
+      </w:r>
+      <w:proofErr w:type="gramEnd"/>
+      <w:r>
+        <w:t xml:space="preserve"> ‘</w:t>
+      </w:r>
+      <w:proofErr w:type="gramStart"/>
+      <w:r>
+        <w:t>1‘ ,</w:t>
+      </w:r>
+      <w:proofErr w:type="gramEnd"/>
+      <w:r>
+        <w:t xml:space="preserve"> ‘2’, _ _ _ _ _ _ _ _ _</w:t>
       </w:r>
     </w:p>
     <w:p>
@@ -2314,7 +2389,7 @@
                     <pic:cNvPicPr/>
                   </pic:nvPicPr>
                   <pic:blipFill>
-                    <a:blip r:embed="rId9" cstate="print">
+                    <a:blip r:embed="rId11" cstate="print">
                       <a:extLst>
                         <a:ext uri="{28A0092B-C50C-407E-A947-70E740481C1C}">
                           <a14:useLocalDpi xmlns:a14="http://schemas.microsoft.com/office/drawing/2010/main" val="0"/>
@@ -2348,7 +2423,15 @@
       </w:r>
       <w:r>
         <w:tab/>
-        <w:t xml:space="preserve">Char [ ] </w:t>
+        <w:t xml:space="preserve">Char </w:t>
+      </w:r>
+      <w:proofErr w:type="gramStart"/>
+      <w:r>
+        <w:t>[ ]</w:t>
+      </w:r>
+      <w:proofErr w:type="gramEnd"/>
+      <w:r>
+        <w:t xml:space="preserve"> </w:t>
       </w:r>
       <w:r>
         <w:sym w:font="Wingdings" w:char="F0E0"/>
@@ -2390,8 +2473,13 @@
         <w:t xml:space="preserve"> </w:t>
       </w:r>
       <w:r>
-        <w:t>‘t’ ]</w:t>
-      </w:r>
+        <w:t>‘t</w:t>
+      </w:r>
+      <w:proofErr w:type="gramStart"/>
+      <w:r>
+        <w:t>’ ]</w:t>
+      </w:r>
+      <w:proofErr w:type="gramEnd"/>
     </w:p>
     <w:p>
       <w:pPr>
@@ -2731,7 +2819,15 @@
         <w:sym w:font="Wingdings" w:char="F0E0"/>
       </w:r>
       <w:r>
-        <w:t xml:space="preserve"> String s =  ”Hello”,</w:t>
+        <w:t xml:space="preserve"> String s </w:t>
+      </w:r>
+      <w:proofErr w:type="gramStart"/>
+      <w:r>
+        <w:t>=  ”</w:t>
+      </w:r>
+      <w:proofErr w:type="gramEnd"/>
+      <w:r>
+        <w:t>Hello”,</w:t>
       </w:r>
     </w:p>
     <w:p>
@@ -2909,7 +3005,7 @@
                     <pic:cNvPicPr/>
                   </pic:nvPicPr>
                   <pic:blipFill>
-                    <a:blip r:embed="rId10">
+                    <a:blip r:embed="rId12">
                       <a:extLst>
                         <a:ext uri="{28A0092B-C50C-407E-A947-70E740481C1C}">
                           <a14:useLocalDpi xmlns:a14="http://schemas.microsoft.com/office/drawing/2010/main" val="0"/>
@@ -2992,7 +3088,7 @@
                     <pic:cNvPicPr/>
                   </pic:nvPicPr>
                   <pic:blipFill>
-                    <a:blip r:embed="rId11">
+                    <a:blip r:embed="rId13">
                       <a:extLst>
                         <a:ext uri="{28A0092B-C50C-407E-A947-70E740481C1C}">
                           <a14:useLocalDpi xmlns:a14="http://schemas.microsoft.com/office/drawing/2010/main" val="0"/>
@@ -3052,7 +3148,7 @@
                     <pic:cNvPicPr/>
                   </pic:nvPicPr>
                   <pic:blipFill>
-                    <a:blip r:embed="rId12">
+                    <a:blip r:embed="rId14">
                       <a:extLst>
                         <a:ext uri="{28A0092B-C50C-407E-A947-70E740481C1C}">
                           <a14:useLocalDpi xmlns:a14="http://schemas.microsoft.com/office/drawing/2010/main" val="0"/>
@@ -3119,7 +3215,7 @@
                     <pic:cNvPicPr/>
                   </pic:nvPicPr>
                   <pic:blipFill>
-                    <a:blip r:embed="rId13">
+                    <a:blip r:embed="rId15">
                       <a:extLst>
                         <a:ext uri="{28A0092B-C50C-407E-A947-70E740481C1C}">
                           <a14:useLocalDpi xmlns:a14="http://schemas.microsoft.com/office/drawing/2010/main" val="0"/>
@@ -3173,7 +3269,7 @@
                     <pic:cNvPicPr/>
                   </pic:nvPicPr>
                   <pic:blipFill>
-                    <a:blip r:embed="rId14"/>
+                    <a:blip r:embed="rId16"/>
                     <a:stretch>
                       <a:fillRect/>
                     </a:stretch>
@@ -3224,7 +3320,7 @@
                     <pic:cNvPicPr/>
                   </pic:nvPicPr>
                   <pic:blipFill>
-                    <a:blip r:embed="rId15" cstate="print">
+                    <a:blip r:embed="rId17" cstate="print">
                       <a:extLst>
                         <a:ext uri="{28A0092B-C50C-407E-A947-70E740481C1C}">
                           <a14:useLocalDpi xmlns:a14="http://schemas.microsoft.com/office/drawing/2010/main" val="0"/>
@@ -3284,7 +3380,7 @@
                     <pic:cNvPicPr/>
                   </pic:nvPicPr>
                   <pic:blipFill>
-                    <a:blip r:embed="rId16">
+                    <a:blip r:embed="rId18">
                       <a:extLst>
                         <a:ext uri="{28A0092B-C50C-407E-A947-70E740481C1C}">
                           <a14:useLocalDpi xmlns:a14="http://schemas.microsoft.com/office/drawing/2010/main" val="0"/>
@@ -3344,7 +3440,7 @@
                     <pic:cNvPicPr/>
                   </pic:nvPicPr>
                   <pic:blipFill>
-                    <a:blip r:embed="rId17">
+                    <a:blip r:embed="rId19">
                       <a:extLst>
                         <a:ext uri="{28A0092B-C50C-407E-A947-70E740481C1C}">
                           <a14:useLocalDpi xmlns:a14="http://schemas.microsoft.com/office/drawing/2010/main" val="0"/>
@@ -3506,6 +3602,7 @@
           <w:color w:val="000000"/>
         </w:rPr>
       </w:pPr>
+      <w:proofErr w:type="spellStart"/>
       <w:r>
         <w:rPr>
           <w:rFonts w:ascii="Consolas" w:hAnsi="Consolas"/>
@@ -3529,7 +3626,15 @@
           <w:rFonts w:ascii="Consolas" w:hAnsi="Consolas"/>
           <w:color w:val="000000"/>
         </w:rPr>
-        <w:t>.println(</w:t>
+        <w:t>.println</w:t>
+      </w:r>
+      <w:proofErr w:type="spellEnd"/>
+      <w:r>
+        <w:rPr>
+          <w:rFonts w:ascii="Consolas" w:hAnsi="Consolas"/>
+          <w:color w:val="000000"/>
+        </w:rPr>
+        <w:t>(</w:t>
       </w:r>
       <w:r>
         <w:rPr>
@@ -3564,7 +3669,15 @@
           <w:rFonts w:ascii="Consolas" w:hAnsi="Consolas"/>
           <w:color w:val="3F7F5F"/>
         </w:rPr>
-        <w:t>//</w:t>
+        <w:t>/</w:t>
+      </w:r>
+      <w:proofErr w:type="gramStart"/>
+      <w:r>
+        <w:rPr>
+          <w:rFonts w:ascii="Consolas" w:hAnsi="Consolas"/>
+          <w:color w:val="3F7F5F"/>
+        </w:rPr>
+        <w:t>/</w:t>
       </w:r>
       <w:r>
         <w:rPr>
@@ -3573,7 +3686,17 @@
           <w:bCs/>
           <w:color w:val="3F7F5F"/>
         </w:rPr>
-        <w:t xml:space="preserve">.equals() </w:t>
+        <w:t>.equals</w:t>
+      </w:r>
+      <w:proofErr w:type="gramEnd"/>
+      <w:r>
+        <w:rPr>
+          <w:rFonts w:ascii="Consolas" w:hAnsi="Consolas"/>
+          <w:b/>
+          <w:bCs/>
+          <w:color w:val="3F7F5F"/>
+        </w:rPr>
+        <w:t xml:space="preserve">() </w:t>
       </w:r>
       <w:r>
         <w:rPr>
@@ -3593,6 +3716,7 @@
           <w:color w:val="3F7F5F"/>
         </w:rPr>
       </w:pPr>
+      <w:proofErr w:type="spellStart"/>
       <w:r>
         <w:rPr>
           <w:rFonts w:ascii="Consolas" w:hAnsi="Consolas"/>
@@ -3616,7 +3740,15 @@
           <w:rFonts w:ascii="Consolas" w:hAnsi="Consolas"/>
           <w:color w:val="000000"/>
         </w:rPr>
-        <w:t>.println(</w:t>
+        <w:t>.println</w:t>
+      </w:r>
+      <w:proofErr w:type="spellEnd"/>
+      <w:r>
+        <w:rPr>
+          <w:rFonts w:ascii="Consolas" w:hAnsi="Consolas"/>
+          <w:color w:val="000000"/>
+        </w:rPr>
+        <w:t>(</w:t>
       </w:r>
       <w:r>
         <w:rPr>
@@ -3674,8 +3806,17 @@
           <w:rFonts w:ascii="Consolas" w:hAnsi="Consolas"/>
           <w:color w:val="3F7F5F"/>
         </w:rPr>
-        <w:t>Reference / Object same ?</w:t>
-      </w:r>
+        <w:t xml:space="preserve">Reference / Object </w:t>
+      </w:r>
+      <w:proofErr w:type="gramStart"/>
+      <w:r>
+        <w:rPr>
+          <w:rFonts w:ascii="Consolas" w:hAnsi="Consolas"/>
+          <w:color w:val="3F7F5F"/>
+        </w:rPr>
+        <w:t>same ?</w:t>
+      </w:r>
+      <w:proofErr w:type="gramEnd"/>
     </w:p>
     <w:p>
       <w:pPr>
@@ -3749,6 +3890,7 @@
         </w:rPr>
         <w:t>Akshat</w:t>
       </w:r>
+      <w:proofErr w:type="gramStart"/>
       <w:r>
         <w:rPr>
           <w:rFonts w:ascii="Consolas" w:hAnsi="Consolas"/>
@@ -3763,6 +3905,7 @@
         </w:rPr>
         <w:t>s</w:t>
       </w:r>
+      <w:proofErr w:type="gramEnd"/>
     </w:p>
     <w:p>
       <w:pPr>
@@ -3840,8 +3983,17 @@
           <w:rFonts w:ascii="Consolas" w:hAnsi="Consolas"/>
           <w:color w:val="3F3FBF"/>
         </w:rPr>
-        <w:t xml:space="preserve"> [ "AKSHAT" ]</w:t>
-      </w:r>
+        <w:t xml:space="preserve"> [ "AKSHAT</w:t>
+      </w:r>
+      <w:proofErr w:type="gramStart"/>
+      <w:r>
+        <w:rPr>
+          <w:rFonts w:ascii="Consolas" w:hAnsi="Consolas"/>
+          <w:color w:val="3F3FBF"/>
+        </w:rPr>
+        <w:t>" ]</w:t>
+      </w:r>
+      <w:proofErr w:type="gramEnd"/>
     </w:p>
     <w:p>
       <w:pPr>
@@ -4097,7 +4249,7 @@
                     <pic:cNvPicPr/>
                   </pic:nvPicPr>
                   <pic:blipFill>
-                    <a:blip r:embed="rId18">
+                    <a:blip r:embed="rId20">
                       <a:extLst>
                         <a:ext uri="{28A0092B-C50C-407E-A947-70E740481C1C}">
                           <a14:useLocalDpi xmlns:a14="http://schemas.microsoft.com/office/drawing/2010/main" val="0"/>
@@ -4219,7 +4371,15 @@
                           <w:p>
                             <w:r>
                               <w:tab/>
-                              <w:t>int rollNo;</w:t>
+                              <w:t xml:space="preserve">int </w:t>
+                            </w:r>
+                            <w:proofErr w:type="spellStart"/>
+                            <w:r>
+                              <w:t>rollNo</w:t>
+                            </w:r>
+                            <w:proofErr w:type="spellEnd"/>
+                            <w:r>
+                              <w:t>;</w:t>
                             </w:r>
                           </w:p>
                           <w:p>
@@ -4279,7 +4439,15 @@
                     <w:p>
                       <w:r>
                         <w:tab/>
-                        <w:t>int rollNo;</w:t>
+                        <w:t xml:space="preserve">int </w:t>
+                      </w:r>
+                      <w:proofErr w:type="spellStart"/>
+                      <w:r>
+                        <w:t>rollNo</w:t>
+                      </w:r>
+                      <w:proofErr w:type="spellEnd"/>
+                      <w:r>
+                        <w:t>;</w:t>
                       </w:r>
                     </w:p>
                     <w:p>
@@ -4391,7 +4559,15 @@
     </w:p>
     <w:p>
       <w:r>
-        <w:t>S1 = new Student ( );</w:t>
+        <w:t xml:space="preserve">S1 = new Student </w:t>
+      </w:r>
+      <w:proofErr w:type="gramStart"/>
+      <w:r>
+        <w:t>( )</w:t>
+      </w:r>
+      <w:proofErr w:type="gramEnd"/>
+      <w:r>
+        <w:t>;</w:t>
       </w:r>
       <w:r>
         <w:t xml:space="preserve">  </w:t>
@@ -4399,12 +4575,28 @@
     </w:p>
     <w:p>
       <w:r>
-        <w:t>Student s1 = new Student ( );</w:t>
+        <w:t xml:space="preserve">Student s1 = new Student </w:t>
+      </w:r>
+      <w:proofErr w:type="gramStart"/>
+      <w:r>
+        <w:t>( )</w:t>
+      </w:r>
+      <w:proofErr w:type="gramEnd"/>
+      <w:r>
+        <w:t>;</w:t>
       </w:r>
     </w:p>
     <w:p>
       <w:r>
-        <w:t>Student s2 = new Student ( );</w:t>
+        <w:t xml:space="preserve">Student s2 = new Student </w:t>
+      </w:r>
+      <w:proofErr w:type="gramStart"/>
+      <w:r>
+        <w:t>( )</w:t>
+      </w:r>
+      <w:proofErr w:type="gramEnd"/>
+      <w:r>
+        <w:t>;</w:t>
       </w:r>
     </w:p>
     <w:p/>
@@ -4440,12 +4632,36 @@
           </w:p>
           <w:p>
             <w:r>
-              <w:t>S1.rollNo = 121;</w:t>
-            </w:r>
-          </w:p>
-          <w:p>
-            <w:r>
-              <w:t>S1.collage = “Kodewala”;</w:t>
+              <w:t>S</w:t>
+            </w:r>
+            <w:proofErr w:type="gramStart"/>
+            <w:r>
+              <w:t>1.rollNo</w:t>
+            </w:r>
+            <w:proofErr w:type="gramEnd"/>
+            <w:r>
+              <w:t xml:space="preserve"> = 121;</w:t>
+            </w:r>
+          </w:p>
+          <w:p>
+            <w:r>
+              <w:t>S</w:t>
+            </w:r>
+            <w:proofErr w:type="gramStart"/>
+            <w:r>
+              <w:t>1.collage</w:t>
+            </w:r>
+            <w:proofErr w:type="gramEnd"/>
+            <w:r>
+              <w:t xml:space="preserve"> = “</w:t>
+            </w:r>
+            <w:proofErr w:type="spellStart"/>
+            <w:r>
+              <w:t>Kodewala</w:t>
+            </w:r>
+            <w:proofErr w:type="spellEnd"/>
+            <w:r>
+              <w:t>”;</w:t>
             </w:r>
           </w:p>
           <w:p/>
@@ -4479,7 +4695,15 @@
           </w:p>
           <w:p>
             <w:r>
-              <w:t>S2.rollNo = 1</w:t>
+              <w:t>S</w:t>
+            </w:r>
+            <w:proofErr w:type="gramStart"/>
+            <w:r>
+              <w:t>2.rollNo</w:t>
+            </w:r>
+            <w:proofErr w:type="gramEnd"/>
+            <w:r>
+              <w:t xml:space="preserve"> = 1</w:t>
             </w:r>
             <w:r>
               <w:t>5</w:t>
@@ -4490,11 +4714,21 @@
           </w:p>
           <w:p>
             <w:r>
-              <w:t>S2.collage = “</w:t>
-            </w:r>
+              <w:t>S</w:t>
+            </w:r>
+            <w:proofErr w:type="gramStart"/>
+            <w:r>
+              <w:t>2.collage</w:t>
+            </w:r>
+            <w:proofErr w:type="gramEnd"/>
+            <w:r>
+              <w:t xml:space="preserve"> = “</w:t>
+            </w:r>
+            <w:proofErr w:type="spellStart"/>
             <w:r>
               <w:t>Mrsptu</w:t>
             </w:r>
+            <w:proofErr w:type="spellEnd"/>
             <w:r>
               <w:t>”;</w:t>
             </w:r>
@@ -4596,7 +4830,15 @@
             </w:pPr>
             <w:r>
               <w:tab/>
-              <w:t>int rollNo;</w:t>
+              <w:t xml:space="preserve">int </w:t>
+            </w:r>
+            <w:proofErr w:type="spellStart"/>
+            <w:r>
+              <w:t>rollNo</w:t>
+            </w:r>
+            <w:proofErr w:type="spellEnd"/>
+            <w:r>
+              <w:t>;</w:t>
             </w:r>
           </w:p>
           <w:p>
@@ -4608,7 +4850,23 @@
           <w:p>
             <w:r>
               <w:tab/>
-              <w:t>Void markAttendance ( ) {</w:t>
+              <w:t xml:space="preserve">Void </w:t>
+            </w:r>
+            <w:proofErr w:type="spellStart"/>
+            <w:r>
+              <w:t>markAttendance</w:t>
+            </w:r>
+            <w:proofErr w:type="spellEnd"/>
+            <w:r>
+              <w:t xml:space="preserve"> </w:t>
+            </w:r>
+            <w:proofErr w:type="gramStart"/>
+            <w:r>
+              <w:t>( )</w:t>
+            </w:r>
+            <w:proofErr w:type="gramEnd"/>
+            <w:r>
+              <w:t xml:space="preserve"> {</w:t>
             </w:r>
             <w:r>
               <w:tab/>
@@ -4641,7 +4899,15 @@
           </w:tcPr>
           <w:p>
             <w:r>
-              <w:t>Student s1 = new Student ( );</w:t>
+              <w:t xml:space="preserve">Student s1 = new Student </w:t>
+            </w:r>
+            <w:proofErr w:type="gramStart"/>
+            <w:r>
+              <w:t>( )</w:t>
+            </w:r>
+            <w:proofErr w:type="gramEnd"/>
+            <w:r>
+              <w:t>;</w:t>
             </w:r>
           </w:p>
           <w:p/>
@@ -4657,18 +4923,50 @@
           </w:p>
           <w:p>
             <w:r>
-              <w:t>S1.rollNo = 121;</w:t>
-            </w:r>
-          </w:p>
-          <w:p>
-            <w:r>
-              <w:t>S1.collage = “Kodewala”;</w:t>
+              <w:t>S</w:t>
+            </w:r>
+            <w:proofErr w:type="gramStart"/>
+            <w:r>
+              <w:t>1.rollNo</w:t>
+            </w:r>
+            <w:proofErr w:type="gramEnd"/>
+            <w:r>
+              <w:t xml:space="preserve"> = 121;</w:t>
+            </w:r>
+          </w:p>
+          <w:p>
+            <w:r>
+              <w:t>S</w:t>
+            </w:r>
+            <w:proofErr w:type="gramStart"/>
+            <w:r>
+              <w:t>1.collage</w:t>
+            </w:r>
+            <w:proofErr w:type="gramEnd"/>
+            <w:r>
+              <w:t xml:space="preserve"> = “</w:t>
+            </w:r>
+            <w:proofErr w:type="spellStart"/>
+            <w:r>
+              <w:t>Kodewala</w:t>
+            </w:r>
+            <w:proofErr w:type="spellEnd"/>
+            <w:r>
+              <w:t>”;</w:t>
             </w:r>
           </w:p>
           <w:p/>
           <w:p>
             <w:r>
-              <w:t>S1. markAttendance ( )</w:t>
+              <w:t xml:space="preserve">S1. </w:t>
+            </w:r>
+            <w:proofErr w:type="spellStart"/>
+            <w:r>
+              <w:t>markAttendance</w:t>
+            </w:r>
+            <w:proofErr w:type="spellEnd"/>
+            <w:r>
+              <w:t xml:space="preserve"> ( )</w:t>
             </w:r>
             <w:r>
               <w:t>;</w:t>
@@ -4719,7 +5017,7 @@
                     <pic:cNvPicPr/>
                   </pic:nvPicPr>
                   <pic:blipFill>
-                    <a:blip r:embed="rId19">
+                    <a:blip r:embed="rId21">
                       <a:extLst>
                         <a:ext uri="{28A0092B-C50C-407E-A947-70E740481C1C}">
                           <a14:useLocalDpi xmlns:a14="http://schemas.microsoft.com/office/drawing/2010/main" val="0"/>
@@ -4781,6 +5079,7 @@
         </w:rPr>
         <w:t xml:space="preserve">Rules of </w:t>
       </w:r>
+      <w:proofErr w:type="gramStart"/>
       <w:r>
         <w:rPr>
           <w:b/>
@@ -4793,7 +5092,15 @@
           <w:b/>
           <w:bCs/>
         </w:rPr>
-        <w:t>:-</w:t>
+        <w:t>:</w:t>
+      </w:r>
+      <w:proofErr w:type="gramEnd"/>
+      <w:r>
+        <w:rPr>
+          <w:b/>
+          <w:bCs/>
+        </w:rPr>
+        <w:t>-</w:t>
       </w:r>
     </w:p>
     <w:p>
@@ -4875,13 +5182,26 @@
             <w:tcW w:w="4248" w:type="dxa"/>
           </w:tcPr>
           <w:p>
-            <w:r>
-              <w:t>Classs Student {</w:t>
-            </w:r>
-          </w:p>
-          <w:p>
-            <w:r>
-              <w:t xml:space="preserve">     Striing name;</w:t>
+            <w:proofErr w:type="spellStart"/>
+            <w:r>
+              <w:t>Classs</w:t>
+            </w:r>
+            <w:proofErr w:type="spellEnd"/>
+            <w:r>
+              <w:t xml:space="preserve"> Student {</w:t>
+            </w:r>
+          </w:p>
+          <w:p>
+            <w:r>
+              <w:t xml:space="preserve">     </w:t>
+            </w:r>
+            <w:proofErr w:type="spellStart"/>
+            <w:r>
+              <w:t>Striing</w:t>
+            </w:r>
+            <w:proofErr w:type="spellEnd"/>
+            <w:r>
+              <w:t xml:space="preserve"> name;</w:t>
             </w:r>
           </w:p>
           <w:p>
@@ -4891,7 +5211,15 @@
           </w:p>
           <w:p>
             <w:r>
-              <w:t xml:space="preserve">     int rollNo; </w:t>
+              <w:t xml:space="preserve">     int </w:t>
+            </w:r>
+            <w:proofErr w:type="spellStart"/>
+            <w:r>
+              <w:t>rollNo</w:t>
+            </w:r>
+            <w:proofErr w:type="spellEnd"/>
+            <w:r>
+              <w:t xml:space="preserve">; </w:t>
             </w:r>
           </w:p>
           <w:p>
@@ -4907,6 +5235,7 @@
             <w:r>
               <w:t xml:space="preserve"> </w:t>
             </w:r>
+            <w:proofErr w:type="gramStart"/>
             <w:r>
               <w:t>(</w:t>
             </w:r>
@@ -4916,6 +5245,7 @@
             <w:r>
               <w:t>)</w:t>
             </w:r>
+            <w:proofErr w:type="gramEnd"/>
             <w:r>
               <w:t xml:space="preserve"> </w:t>
             </w:r>
@@ -4935,7 +5265,15 @@
           </w:p>
           <w:p>
             <w:r>
-              <w:t xml:space="preserve">   rollNo = 12;</w:t>
+              <w:t xml:space="preserve">   </w:t>
+            </w:r>
+            <w:proofErr w:type="spellStart"/>
+            <w:r>
+              <w:t>rollNo</w:t>
+            </w:r>
+            <w:proofErr w:type="spellEnd"/>
+            <w:r>
+              <w:t xml:space="preserve"> = 12;</w:t>
             </w:r>
           </w:p>
           <w:p>
@@ -4971,7 +5309,21 @@
               <w:rPr>
                 <w:color w:val="0070C0"/>
               </w:rPr>
-              <w:t>Student ( );</w:t>
+              <w:t xml:space="preserve">Student </w:t>
+            </w:r>
+            <w:proofErr w:type="gramStart"/>
+            <w:r>
+              <w:rPr>
+                <w:color w:val="0070C0"/>
+              </w:rPr>
+              <w:t>( )</w:t>
+            </w:r>
+            <w:proofErr w:type="gramEnd"/>
+            <w:r>
+              <w:rPr>
+                <w:color w:val="0070C0"/>
+              </w:rPr>
+              <w:t>;</w:t>
             </w:r>
           </w:p>
           <w:p/>
@@ -5021,7 +5373,7 @@
                           <pic:cNvPicPr/>
                         </pic:nvPicPr>
                         <pic:blipFill>
-                          <a:blip r:embed="rId20"/>
+                          <a:blip r:embed="rId22"/>
                           <a:stretch>
                             <a:fillRect/>
                           </a:stretch>
@@ -5074,7 +5426,7 @@
                     <pic:cNvPicPr/>
                   </pic:nvPicPr>
                   <pic:blipFill>
-                    <a:blip r:embed="rId21">
+                    <a:blip r:embed="rId23">
                       <a:extLst>
                         <a:ext uri="{28A0092B-C50C-407E-A947-70E740481C1C}">
                           <a14:useLocalDpi xmlns:a14="http://schemas.microsoft.com/office/drawing/2010/main" val="0"/>
@@ -5136,7 +5488,7 @@
                     <pic:cNvPicPr/>
                   </pic:nvPicPr>
                   <pic:blipFill>
-                    <a:blip r:embed="rId22">
+                    <a:blip r:embed="rId24">
                       <a:extLst>
                         <a:ext uri="{28A0092B-C50C-407E-A947-70E740481C1C}">
                           <a14:useLocalDpi xmlns:a14="http://schemas.microsoft.com/office/drawing/2010/main" val="0"/>
@@ -5211,7 +5563,7 @@
                     <pic:cNvPicPr/>
                   </pic:nvPicPr>
                   <pic:blipFill>
-                    <a:blip r:embed="rId23">
+                    <a:blip r:embed="rId25">
                       <a:extLst>
                         <a:ext uri="{28A0092B-C50C-407E-A947-70E740481C1C}">
                           <a14:useLocalDpi xmlns:a14="http://schemas.microsoft.com/office/drawing/2010/main" val="0"/>
@@ -5271,7 +5623,7 @@
                     <pic:cNvPicPr/>
                   </pic:nvPicPr>
                   <pic:blipFill>
-                    <a:blip r:embed="rId24">
+                    <a:blip r:embed="rId26">
                       <a:extLst>
                         <a:ext uri="{28A0092B-C50C-407E-A947-70E740481C1C}">
                           <a14:useLocalDpi xmlns:a14="http://schemas.microsoft.com/office/drawing/2010/main" val="0"/>
@@ -5385,7 +5737,7 @@
                     <pic:cNvPicPr/>
                   </pic:nvPicPr>
                   <pic:blipFill>
-                    <a:blip r:embed="rId25">
+                    <a:blip r:embed="rId27">
                       <a:extLst>
                         <a:ext uri="{28A0092B-C50C-407E-A947-70E740481C1C}">
                           <a14:useLocalDpi xmlns:a14="http://schemas.microsoft.com/office/drawing/2010/main" val="0"/>
@@ -5505,19 +5857,59 @@
     </w:p>
     <w:p>
       <w:r>
-        <w:t xml:space="preserve">                                      28 byte + 4 byte Padding = 32 byte</w:t>
+        <w:t xml:space="preserve">                                      28 </w:t>
+      </w:r>
+      <w:proofErr w:type="gramStart"/>
+      <w:r>
+        <w:t>byte</w:t>
+      </w:r>
+      <w:proofErr w:type="gramEnd"/>
+      <w:r>
+        <w:t xml:space="preserve"> + </w:t>
+      </w:r>
+      <w:proofErr w:type="gramStart"/>
+      <w:r>
+        <w:t>4 byte</w:t>
+      </w:r>
+      <w:proofErr w:type="gramEnd"/>
+      <w:r>
+        <w:t xml:space="preserve"> Padding = 32 byte</w:t>
       </w:r>
     </w:p>
     <w:p>
       <w:r>
         <w:lastRenderedPageBreak/>
-        <w:t>Object metadata = 12 byte {</w:t>
+        <w:t xml:space="preserve">Object metadata = 12 byte </w:t>
+      </w:r>
+      <w:proofErr w:type="gramStart"/>
+      <w:r>
+        <w:t>{</w:t>
       </w:r>
       <w:r>
         <w:t xml:space="preserve"> </w:t>
       </w:r>
       <w:r>
-        <w:t>Mark Word  8 bytes + Class Pointer  4 bytes}</w:t>
+        <w:t>Mark</w:t>
+      </w:r>
+      <w:proofErr w:type="gramEnd"/>
+      <w:r>
+        <w:t xml:space="preserve"> </w:t>
+      </w:r>
+      <w:proofErr w:type="gramStart"/>
+      <w:r>
+        <w:t>Word  8</w:t>
+      </w:r>
+      <w:proofErr w:type="gramEnd"/>
+      <w:r>
+        <w:t xml:space="preserve"> bytes + Class </w:t>
+      </w:r>
+      <w:proofErr w:type="gramStart"/>
+      <w:r>
+        <w:t>Pointer  4</w:t>
+      </w:r>
+      <w:proofErr w:type="gramEnd"/>
+      <w:r>
+        <w:t xml:space="preserve"> bytes}</w:t>
       </w:r>
     </w:p>
     <w:p>
@@ -5543,9 +5935,11 @@
           </w:tcPr>
           <w:p/>
           <w:p>
+            <w:proofErr w:type="spellStart"/>
             <w:r>
               <w:t>Eg.</w:t>
             </w:r>
+            <w:proofErr w:type="spellEnd"/>
           </w:p>
           <w:p>
             <w:r>
@@ -5594,13 +5988,68 @@
           </w:p>
           <w:p>
             <w:r>
-              <w:t xml:space="preserve">extra data 1 byte {because byte 1 byte space leta hai </w:t>
-            </w:r>
-          </w:p>
-          <w:p>
-            <w:r>
-              <w:t>total 13 byte + 3 byte padding {because multiple of 8byte 13 16 se 3kum hai islye  3padding liye }</w:t>
-            </w:r>
+              <w:t xml:space="preserve">extra data 1 byte {because byte 1 byte space </w:t>
+            </w:r>
+            <w:proofErr w:type="spellStart"/>
+            <w:r>
+              <w:t>leta</w:t>
+            </w:r>
+            <w:proofErr w:type="spellEnd"/>
+            <w:r>
+              <w:t xml:space="preserve"> </w:t>
+            </w:r>
+            <w:proofErr w:type="spellStart"/>
+            <w:r>
+              <w:t>hai</w:t>
+            </w:r>
+            <w:proofErr w:type="spellEnd"/>
+            <w:r>
+              <w:t xml:space="preserve"> </w:t>
+            </w:r>
+          </w:p>
+          <w:p>
+            <w:r>
+              <w:t xml:space="preserve">total 13 byte + </w:t>
+            </w:r>
+            <w:proofErr w:type="gramStart"/>
+            <w:r>
+              <w:t>3 byte</w:t>
+            </w:r>
+            <w:proofErr w:type="gramEnd"/>
+            <w:r>
+              <w:t xml:space="preserve"> padding {because multiple of 8byte 13 16 se 3kum </w:t>
+            </w:r>
+            <w:proofErr w:type="spellStart"/>
+            <w:r>
+              <w:t>hai</w:t>
+            </w:r>
+            <w:proofErr w:type="spellEnd"/>
+            <w:r>
+              <w:t xml:space="preserve"> </w:t>
+            </w:r>
+            <w:proofErr w:type="spellStart"/>
+            <w:proofErr w:type="gramStart"/>
+            <w:r>
+              <w:t>islye</w:t>
+            </w:r>
+            <w:proofErr w:type="spellEnd"/>
+            <w:r>
+              <w:t xml:space="preserve">  3</w:t>
+            </w:r>
+            <w:proofErr w:type="gramEnd"/>
+            <w:r>
+              <w:t xml:space="preserve">padding </w:t>
+            </w:r>
+            <w:proofErr w:type="spellStart"/>
+            <w:proofErr w:type="gramStart"/>
+            <w:r>
+              <w:t>liye</w:t>
+            </w:r>
+            <w:proofErr w:type="spellEnd"/>
+            <w:r>
+              <w:t xml:space="preserve"> }</w:t>
+            </w:r>
+            <w:proofErr w:type="gramEnd"/>
           </w:p>
           <w:p/>
           <w:p>
@@ -5778,7 +6227,7 @@
                     <pic:cNvPicPr/>
                   </pic:nvPicPr>
                   <pic:blipFill>
-                    <a:blip r:embed="rId26">
+                    <a:blip r:embed="rId28">
                       <a:extLst>
                         <a:ext uri="{28A0092B-C50C-407E-A947-70E740481C1C}">
                           <a14:useLocalDpi xmlns:a14="http://schemas.microsoft.com/office/drawing/2010/main" val="0"/>
@@ -6010,16 +6459,29 @@
         <w:t>Class variable</w:t>
       </w:r>
       <w:r>
-        <w:t xml:space="preserve"> //Are note store in heap ,</w:t>
-      </w:r>
-      <w:r>
-        <w:t xml:space="preserve"> Store in </w:t>
+        <w:t xml:space="preserve"> //Are note store in </w:t>
+      </w:r>
+      <w:proofErr w:type="gramStart"/>
+      <w:r>
+        <w:t>heap ,</w:t>
+      </w:r>
+      <w:proofErr w:type="gramEnd"/>
+      <w:r>
+        <w:t xml:space="preserve"> Store </w:t>
+      </w:r>
+      <w:proofErr w:type="gramStart"/>
+      <w:r>
+        <w:t xml:space="preserve">in </w:t>
       </w:r>
       <w:r>
         <w:t xml:space="preserve"> </w:t>
       </w:r>
       <w:r>
-        <w:t>Method Area (</w:t>
+        <w:t>Method</w:t>
+      </w:r>
+      <w:proofErr w:type="gramEnd"/>
+      <w:r>
+        <w:t xml:space="preserve"> Area (</w:t>
       </w:r>
       <w:r>
         <w:t>Meta Space</w:t>
@@ -6032,18 +6494,21 @@
     <w:p/>
     <w:p/>
     <w:p>
-      <w:r>
-        <w:br w:type="page"/>
-      </w:r>
-    </w:p>
-    <w:p>
-      <w:r>
+      <w:pPr>
         <w:rPr>
           <w:b/>
           <w:bCs/>
           <w:u w:val="single"/>
         </w:rPr>
-        <w:lastRenderedPageBreak/>
+      </w:pPr>
+    </w:p>
+    <w:p>
+      <w:r>
+        <w:rPr>
+          <w:b/>
+          <w:bCs/>
+          <w:u w:val="single"/>
+        </w:rPr>
         <w:t>Encapsulation</w:t>
       </w:r>
       <w:r>
@@ -6079,6 +6544,11 @@
       <w:r>
         <w:t>We should not provide unrestricted access of data</w:t>
       </w:r>
+    </w:p>
+    <w:p>
+      <w:pPr>
+        <w:pStyle w:val="ListParagraph"/>
+      </w:pPr>
     </w:p>
     <w:p/>
     <w:tbl>
@@ -6180,10 +6650,7 @@
               </w:numPr>
             </w:pPr>
             <w:r>
-              <w:t xml:space="preserve">public </w:t>
-            </w:r>
-            <w:r>
-              <w:t>{</w:t>
+              <w:t>public {</w:t>
             </w:r>
             <w:r>
               <w:t>Anyone}</w:t>
@@ -6198,10 +6665,7 @@
               </w:numPr>
             </w:pPr>
             <w:r>
-              <w:t>default</w:t>
-            </w:r>
-            <w:r>
-              <w:t xml:space="preserve"> {same package}</w:t>
+              <w:t>default {same package}</w:t>
             </w:r>
           </w:p>
           <w:p>
@@ -6213,10 +6677,7 @@
               </w:numPr>
             </w:pPr>
             <w:r>
-              <w:t>private</w:t>
-            </w:r>
-            <w:r>
-              <w:t xml:space="preserve"> {same class}</w:t>
+              <w:t>private {same class}</w:t>
             </w:r>
           </w:p>
           <w:p>
@@ -6228,17 +6689,19 @@
               </w:numPr>
             </w:pPr>
             <w:r>
-              <w:t>protected</w:t>
-            </w:r>
-            <w:r>
-              <w:t xml:space="preserve"> {</w:t>
+              <w:t>protected {</w:t>
             </w:r>
             <w:r>
               <w:t>package +</w:t>
             </w:r>
             <w:r>
-              <w:t xml:space="preserve"> Inherited class ,</w:t>
-            </w:r>
+              <w:t xml:space="preserve"> Inherited </w:t>
+            </w:r>
+            <w:proofErr w:type="gramStart"/>
+            <w:r>
+              <w:t>class ,</w:t>
+            </w:r>
+            <w:proofErr w:type="gramEnd"/>
             <w:r>
               <w:t xml:space="preserve"> </w:t>
             </w:r>
@@ -6256,6 +6719,6405 @@
       </w:tr>
     </w:tbl>
     <w:p/>
+    <w:p>
+      <w:pPr>
+        <w:rPr>
+          <w:b/>
+          <w:bCs/>
+        </w:rPr>
+      </w:pPr>
+    </w:p>
+    <w:tbl>
+      <w:tblPr>
+        <w:tblStyle w:val="TableGrid"/>
+        <w:tblW w:w="0" w:type="auto"/>
+        <w:tblLook w:val="04A0" w:firstRow="1" w:lastRow="0" w:firstColumn="1" w:lastColumn="0" w:noHBand="0" w:noVBand="1"/>
+      </w:tblPr>
+      <w:tblGrid>
+        <w:gridCol w:w="5228"/>
+        <w:gridCol w:w="5228"/>
+      </w:tblGrid>
+      <w:tr>
+        <w:tc>
+          <w:tcPr>
+            <w:tcW w:w="5228" w:type="dxa"/>
+          </w:tcPr>
+          <w:p>
+            <w:pPr>
+              <w:rPr>
+                <w:b/>
+                <w:bCs/>
+              </w:rPr>
+            </w:pPr>
+            <w:r>
+              <w:rPr>
+                <w:b/>
+                <w:bCs/>
+              </w:rPr>
+              <w:t>Method</w:t>
+            </w:r>
+            <w:r>
+              <w:rPr>
+                <w:b/>
+                <w:bCs/>
+              </w:rPr>
+              <w:t xml:space="preserve"> </w:t>
+            </w:r>
+            <w:r>
+              <w:rPr>
+                <w:b/>
+                <w:bCs/>
+              </w:rPr>
+              <w:sym w:font="Wingdings" w:char="F0E0"/>
+            </w:r>
+          </w:p>
+          <w:tbl>
+            <w:tblPr>
+              <w:tblW w:w="0" w:type="auto"/>
+              <w:tblCellSpacing w:w="15" w:type="dxa"/>
+              <w:tblCellMar>
+                <w:top w:w="15" w:type="dxa"/>
+                <w:left w:w="15" w:type="dxa"/>
+                <w:bottom w:w="15" w:type="dxa"/>
+                <w:right w:w="15" w:type="dxa"/>
+              </w:tblCellMar>
+              <w:tblLook w:val="04A0" w:firstRow="1" w:lastRow="0" w:firstColumn="1" w:lastColumn="0" w:noHBand="0" w:noVBand="1"/>
+            </w:tblPr>
+            <w:tblGrid>
+              <w:gridCol w:w="921"/>
+              <w:gridCol w:w="856"/>
+              <w:gridCol w:w="1718"/>
+            </w:tblGrid>
+            <w:tr>
+              <w:trPr>
+                <w:tblCellSpacing w:w="15" w:type="dxa"/>
+              </w:trPr>
+              <w:tc>
+                <w:tcPr>
+                  <w:tcW w:w="0" w:type="auto"/>
+                  <w:tcBorders>
+                    <w:top w:val="single" w:sz="6" w:space="0" w:color="E6E6E6"/>
+                    <w:left w:val="single" w:sz="6" w:space="0" w:color="E6E6E6"/>
+                    <w:bottom w:val="single" w:sz="6" w:space="0" w:color="E6E6E6"/>
+                    <w:right w:val="single" w:sz="6" w:space="0" w:color="E6E6E6"/>
+                  </w:tcBorders>
+                  <w:shd w:val="clear" w:color="auto" w:fill="F5F5F5"/>
+                  <w:vAlign w:val="center"/>
+                  <w:hideMark/>
+                </w:tcPr>
+                <w:p>
+                  <w:pPr>
+                    <w:rPr>
+                      <w:b/>
+                      <w:bCs/>
+                    </w:rPr>
+                  </w:pPr>
+                  <w:r>
+                    <w:rPr>
+                      <w:b/>
+                      <w:bCs/>
+                    </w:rPr>
+                    <w:t>Parent</w:t>
+                  </w:r>
+                </w:p>
+              </w:tc>
+              <w:tc>
+                <w:tcPr>
+                  <w:tcW w:w="0" w:type="auto"/>
+                  <w:tcBorders>
+                    <w:top w:val="single" w:sz="6" w:space="0" w:color="E6E6E6"/>
+                    <w:left w:val="single" w:sz="6" w:space="0" w:color="E6E6E6"/>
+                    <w:bottom w:val="single" w:sz="6" w:space="0" w:color="E6E6E6"/>
+                    <w:right w:val="single" w:sz="6" w:space="0" w:color="E6E6E6"/>
+                  </w:tcBorders>
+                  <w:shd w:val="clear" w:color="auto" w:fill="F5F5F5"/>
+                  <w:vAlign w:val="center"/>
+                  <w:hideMark/>
+                </w:tcPr>
+                <w:p>
+                  <w:pPr>
+                    <w:rPr>
+                      <w:b/>
+                      <w:bCs/>
+                    </w:rPr>
+                  </w:pPr>
+                  <w:r>
+                    <w:rPr>
+                      <w:b/>
+                      <w:bCs/>
+                    </w:rPr>
+                    <w:t>Child</w:t>
+                  </w:r>
+                </w:p>
+              </w:tc>
+              <w:tc>
+                <w:tcPr>
+                  <w:tcW w:w="0" w:type="auto"/>
+                  <w:tcBorders>
+                    <w:top w:val="single" w:sz="6" w:space="0" w:color="E6E6E6"/>
+                    <w:left w:val="single" w:sz="6" w:space="0" w:color="E6E6E6"/>
+                    <w:bottom w:val="single" w:sz="6" w:space="0" w:color="E6E6E6"/>
+                    <w:right w:val="single" w:sz="6" w:space="0" w:color="E6E6E6"/>
+                  </w:tcBorders>
+                  <w:shd w:val="clear" w:color="auto" w:fill="F5F5F5"/>
+                  <w:vAlign w:val="center"/>
+                  <w:hideMark/>
+                </w:tcPr>
+                <w:p>
+                  <w:pPr>
+                    <w:rPr>
+                      <w:b/>
+                      <w:bCs/>
+                    </w:rPr>
+                  </w:pPr>
+                  <w:r>
+                    <w:rPr>
+                      <w:b/>
+                      <w:bCs/>
+                    </w:rPr>
+                    <w:t>Result</w:t>
+                  </w:r>
+                </w:p>
+              </w:tc>
+            </w:tr>
+            <w:tr>
+              <w:trPr>
+                <w:tblCellSpacing w:w="15" w:type="dxa"/>
+              </w:trPr>
+              <w:tc>
+                <w:tcPr>
+                  <w:tcW w:w="0" w:type="auto"/>
+                  <w:tcBorders>
+                    <w:top w:val="single" w:sz="6" w:space="0" w:color="E6E6E6"/>
+                    <w:left w:val="single" w:sz="6" w:space="0" w:color="E6E6E6"/>
+                    <w:bottom w:val="single" w:sz="6" w:space="0" w:color="E6E6E6"/>
+                    <w:right w:val="single" w:sz="6" w:space="0" w:color="E6E6E6"/>
+                  </w:tcBorders>
+                  <w:vAlign w:val="center"/>
+                  <w:hideMark/>
+                </w:tcPr>
+                <w:p>
+                  <w:pPr>
+                    <w:rPr>
+                      <w:b/>
+                      <w:bCs/>
+                    </w:rPr>
+                  </w:pPr>
+                  <w:r>
+                    <w:rPr>
+                      <w:b/>
+                      <w:bCs/>
+                    </w:rPr>
+                    <w:t xml:space="preserve"> </w:t>
+                  </w:r>
+                  <w:r>
+                    <w:rPr>
+                      <w:b/>
+                      <w:bCs/>
+                    </w:rPr>
+                    <w:t>instance</w:t>
+                  </w:r>
+                </w:p>
+              </w:tc>
+              <w:tc>
+                <w:tcPr>
+                  <w:tcW w:w="0" w:type="auto"/>
+                  <w:tcBorders>
+                    <w:top w:val="single" w:sz="6" w:space="0" w:color="E6E6E6"/>
+                    <w:left w:val="single" w:sz="6" w:space="0" w:color="E6E6E6"/>
+                    <w:bottom w:val="single" w:sz="6" w:space="0" w:color="E6E6E6"/>
+                    <w:right w:val="single" w:sz="6" w:space="0" w:color="E6E6E6"/>
+                  </w:tcBorders>
+                  <w:vAlign w:val="center"/>
+                  <w:hideMark/>
+                </w:tcPr>
+                <w:p>
+                  <w:pPr>
+                    <w:rPr>
+                      <w:b/>
+                      <w:bCs/>
+                    </w:rPr>
+                  </w:pPr>
+                  <w:r>
+                    <w:rPr>
+                      <w:b/>
+                      <w:bCs/>
+                    </w:rPr>
+                    <w:t>instance</w:t>
+                  </w:r>
+                </w:p>
+              </w:tc>
+              <w:tc>
+                <w:tcPr>
+                  <w:tcW w:w="0" w:type="auto"/>
+                  <w:tcBorders>
+                    <w:top w:val="single" w:sz="6" w:space="0" w:color="E6E6E6"/>
+                    <w:left w:val="single" w:sz="6" w:space="0" w:color="E6E6E6"/>
+                    <w:bottom w:val="single" w:sz="6" w:space="0" w:color="E6E6E6"/>
+                    <w:right w:val="single" w:sz="6" w:space="0" w:color="E6E6E6"/>
+                  </w:tcBorders>
+                  <w:vAlign w:val="center"/>
+                  <w:hideMark/>
+                </w:tcPr>
+                <w:p>
+                  <w:pPr>
+                    <w:rPr>
+                      <w:b/>
+                      <w:bCs/>
+                    </w:rPr>
+                  </w:pPr>
+                  <w:r>
+                    <w:rPr>
+                      <w:rFonts w:ascii="Segoe UI Emoji" w:hAnsi="Segoe UI Emoji" w:cs="Segoe UI Emoji"/>
+                      <w:b/>
+                      <w:bCs/>
+                    </w:rPr>
+                    <w:t>✅</w:t>
+                  </w:r>
+                  <w:r>
+                    <w:rPr>
+                      <w:b/>
+                      <w:bCs/>
+                    </w:rPr>
+                    <w:t xml:space="preserve"> Override</w:t>
+                  </w:r>
+                </w:p>
+              </w:tc>
+            </w:tr>
+            <w:tr>
+              <w:trPr>
+                <w:tblCellSpacing w:w="15" w:type="dxa"/>
+              </w:trPr>
+              <w:tc>
+                <w:tcPr>
+                  <w:tcW w:w="0" w:type="auto"/>
+                  <w:tcBorders>
+                    <w:top w:val="single" w:sz="6" w:space="0" w:color="E6E6E6"/>
+                    <w:left w:val="single" w:sz="6" w:space="0" w:color="E6E6E6"/>
+                    <w:bottom w:val="single" w:sz="6" w:space="0" w:color="E6E6E6"/>
+                    <w:right w:val="single" w:sz="6" w:space="0" w:color="E6E6E6"/>
+                  </w:tcBorders>
+                  <w:vAlign w:val="center"/>
+                  <w:hideMark/>
+                </w:tcPr>
+                <w:p>
+                  <w:pPr>
+                    <w:rPr>
+                      <w:b/>
+                      <w:bCs/>
+                    </w:rPr>
+                  </w:pPr>
+                  <w:r>
+                    <w:rPr>
+                      <w:b/>
+                      <w:bCs/>
+                    </w:rPr>
+                    <w:t>static</w:t>
+                  </w:r>
+                </w:p>
+              </w:tc>
+              <w:tc>
+                <w:tcPr>
+                  <w:tcW w:w="0" w:type="auto"/>
+                  <w:tcBorders>
+                    <w:top w:val="single" w:sz="6" w:space="0" w:color="E6E6E6"/>
+                    <w:left w:val="single" w:sz="6" w:space="0" w:color="E6E6E6"/>
+                    <w:bottom w:val="single" w:sz="6" w:space="0" w:color="E6E6E6"/>
+                    <w:right w:val="single" w:sz="6" w:space="0" w:color="E6E6E6"/>
+                  </w:tcBorders>
+                  <w:vAlign w:val="center"/>
+                  <w:hideMark/>
+                </w:tcPr>
+                <w:p>
+                  <w:pPr>
+                    <w:rPr>
+                      <w:b/>
+                      <w:bCs/>
+                    </w:rPr>
+                  </w:pPr>
+                  <w:r>
+                    <w:rPr>
+                      <w:b/>
+                      <w:bCs/>
+                    </w:rPr>
+                    <w:t>static</w:t>
+                  </w:r>
+                </w:p>
+              </w:tc>
+              <w:tc>
+                <w:tcPr>
+                  <w:tcW w:w="0" w:type="auto"/>
+                  <w:tcBorders>
+                    <w:top w:val="single" w:sz="6" w:space="0" w:color="E6E6E6"/>
+                    <w:left w:val="single" w:sz="6" w:space="0" w:color="E6E6E6"/>
+                    <w:bottom w:val="single" w:sz="6" w:space="0" w:color="E6E6E6"/>
+                    <w:right w:val="single" w:sz="6" w:space="0" w:color="E6E6E6"/>
+                  </w:tcBorders>
+                  <w:vAlign w:val="center"/>
+                  <w:hideMark/>
+                </w:tcPr>
+                <w:p>
+                  <w:pPr>
+                    <w:rPr>
+                      <w:b/>
+                      <w:bCs/>
+                    </w:rPr>
+                  </w:pPr>
+                  <w:r>
+                    <w:rPr>
+                      <w:rFonts w:ascii="Segoe UI Emoji" w:hAnsi="Segoe UI Emoji" w:cs="Segoe UI Emoji"/>
+                      <w:b/>
+                      <w:bCs/>
+                    </w:rPr>
+                    <w:t>✅</w:t>
+                  </w:r>
+                  <w:r>
+                    <w:rPr>
+                      <w:b/>
+                      <w:bCs/>
+                    </w:rPr>
+                    <w:t xml:space="preserve"> Hide</w:t>
+                  </w:r>
+                </w:p>
+              </w:tc>
+            </w:tr>
+            <w:tr>
+              <w:trPr>
+                <w:tblCellSpacing w:w="15" w:type="dxa"/>
+              </w:trPr>
+              <w:tc>
+                <w:tcPr>
+                  <w:tcW w:w="0" w:type="auto"/>
+                  <w:tcBorders>
+                    <w:top w:val="single" w:sz="6" w:space="0" w:color="E6E6E6"/>
+                    <w:left w:val="single" w:sz="6" w:space="0" w:color="E6E6E6"/>
+                    <w:bottom w:val="single" w:sz="6" w:space="0" w:color="E6E6E6"/>
+                    <w:right w:val="single" w:sz="6" w:space="0" w:color="E6E6E6"/>
+                  </w:tcBorders>
+                  <w:vAlign w:val="center"/>
+                  <w:hideMark/>
+                </w:tcPr>
+                <w:p>
+                  <w:pPr>
+                    <w:rPr>
+                      <w:b/>
+                      <w:bCs/>
+                    </w:rPr>
+                  </w:pPr>
+                  <w:r>
+                    <w:rPr>
+                      <w:b/>
+                      <w:bCs/>
+                    </w:rPr>
+                    <w:t>static</w:t>
+                  </w:r>
+                </w:p>
+              </w:tc>
+              <w:tc>
+                <w:tcPr>
+                  <w:tcW w:w="0" w:type="auto"/>
+                  <w:tcBorders>
+                    <w:top w:val="single" w:sz="6" w:space="0" w:color="E6E6E6"/>
+                    <w:left w:val="single" w:sz="6" w:space="0" w:color="E6E6E6"/>
+                    <w:bottom w:val="single" w:sz="6" w:space="0" w:color="E6E6E6"/>
+                    <w:right w:val="single" w:sz="6" w:space="0" w:color="E6E6E6"/>
+                  </w:tcBorders>
+                  <w:vAlign w:val="center"/>
+                  <w:hideMark/>
+                </w:tcPr>
+                <w:p>
+                  <w:pPr>
+                    <w:rPr>
+                      <w:b/>
+                      <w:bCs/>
+                    </w:rPr>
+                  </w:pPr>
+                  <w:r>
+                    <w:rPr>
+                      <w:b/>
+                      <w:bCs/>
+                    </w:rPr>
+                    <w:t>instance</w:t>
+                  </w:r>
+                </w:p>
+              </w:tc>
+              <w:tc>
+                <w:tcPr>
+                  <w:tcW w:w="0" w:type="auto"/>
+                  <w:tcBorders>
+                    <w:top w:val="single" w:sz="6" w:space="0" w:color="E6E6E6"/>
+                    <w:left w:val="single" w:sz="6" w:space="0" w:color="E6E6E6"/>
+                    <w:bottom w:val="single" w:sz="6" w:space="0" w:color="E6E6E6"/>
+                    <w:right w:val="single" w:sz="6" w:space="0" w:color="E6E6E6"/>
+                  </w:tcBorders>
+                  <w:vAlign w:val="center"/>
+                  <w:hideMark/>
+                </w:tcPr>
+                <w:p>
+                  <w:pPr>
+                    <w:rPr>
+                      <w:b/>
+                      <w:bCs/>
+                    </w:rPr>
+                  </w:pPr>
+                  <w:r>
+                    <w:rPr>
+                      <w:rFonts w:ascii="Segoe UI Emoji" w:hAnsi="Segoe UI Emoji" w:cs="Segoe UI Emoji"/>
+                      <w:b/>
+                      <w:bCs/>
+                    </w:rPr>
+                    <w:t>❌</w:t>
+                  </w:r>
+                  <w:r>
+                    <w:rPr>
+                      <w:b/>
+                      <w:bCs/>
+                    </w:rPr>
+                    <w:t xml:space="preserve"> Compile Error</w:t>
+                  </w:r>
+                </w:p>
+              </w:tc>
+            </w:tr>
+            <w:tr>
+              <w:trPr>
+                <w:tblCellSpacing w:w="15" w:type="dxa"/>
+              </w:trPr>
+              <w:tc>
+                <w:tcPr>
+                  <w:tcW w:w="0" w:type="auto"/>
+                  <w:tcBorders>
+                    <w:top w:val="single" w:sz="6" w:space="0" w:color="E6E6E6"/>
+                    <w:left w:val="single" w:sz="6" w:space="0" w:color="E6E6E6"/>
+                    <w:bottom w:val="single" w:sz="6" w:space="0" w:color="E6E6E6"/>
+                    <w:right w:val="single" w:sz="6" w:space="0" w:color="E6E6E6"/>
+                  </w:tcBorders>
+                  <w:vAlign w:val="center"/>
+                  <w:hideMark/>
+                </w:tcPr>
+                <w:p>
+                  <w:pPr>
+                    <w:rPr>
+                      <w:b/>
+                      <w:bCs/>
+                    </w:rPr>
+                  </w:pPr>
+                  <w:r>
+                    <w:rPr>
+                      <w:b/>
+                      <w:bCs/>
+                    </w:rPr>
+                    <w:t>instance</w:t>
+                  </w:r>
+                </w:p>
+              </w:tc>
+              <w:tc>
+                <w:tcPr>
+                  <w:tcW w:w="0" w:type="auto"/>
+                  <w:tcBorders>
+                    <w:top w:val="single" w:sz="6" w:space="0" w:color="E6E6E6"/>
+                    <w:left w:val="single" w:sz="6" w:space="0" w:color="E6E6E6"/>
+                    <w:bottom w:val="single" w:sz="6" w:space="0" w:color="E6E6E6"/>
+                    <w:right w:val="single" w:sz="6" w:space="0" w:color="E6E6E6"/>
+                  </w:tcBorders>
+                  <w:vAlign w:val="center"/>
+                  <w:hideMark/>
+                </w:tcPr>
+                <w:p>
+                  <w:pPr>
+                    <w:rPr>
+                      <w:b/>
+                      <w:bCs/>
+                    </w:rPr>
+                  </w:pPr>
+                  <w:r>
+                    <w:rPr>
+                      <w:b/>
+                      <w:bCs/>
+                    </w:rPr>
+                    <w:t>static</w:t>
+                  </w:r>
+                </w:p>
+              </w:tc>
+              <w:tc>
+                <w:tcPr>
+                  <w:tcW w:w="0" w:type="auto"/>
+                  <w:tcBorders>
+                    <w:top w:val="single" w:sz="6" w:space="0" w:color="E6E6E6"/>
+                    <w:left w:val="single" w:sz="6" w:space="0" w:color="E6E6E6"/>
+                    <w:bottom w:val="single" w:sz="6" w:space="0" w:color="E6E6E6"/>
+                    <w:right w:val="single" w:sz="6" w:space="0" w:color="E6E6E6"/>
+                  </w:tcBorders>
+                  <w:vAlign w:val="center"/>
+                  <w:hideMark/>
+                </w:tcPr>
+                <w:p>
+                  <w:pPr>
+                    <w:rPr>
+                      <w:b/>
+                      <w:bCs/>
+                    </w:rPr>
+                  </w:pPr>
+                  <w:r>
+                    <w:rPr>
+                      <w:rFonts w:ascii="Segoe UI Emoji" w:hAnsi="Segoe UI Emoji" w:cs="Segoe UI Emoji"/>
+                      <w:b/>
+                      <w:bCs/>
+                    </w:rPr>
+                    <w:t>❌</w:t>
+                  </w:r>
+                  <w:r>
+                    <w:rPr>
+                      <w:b/>
+                      <w:bCs/>
+                    </w:rPr>
+                    <w:t xml:space="preserve"> Compile Error</w:t>
+                  </w:r>
+                </w:p>
+              </w:tc>
+            </w:tr>
+          </w:tbl>
+          <w:p>
+            <w:pPr>
+              <w:rPr>
+                <w:b/>
+                <w:bCs/>
+              </w:rPr>
+            </w:pPr>
+          </w:p>
+        </w:tc>
+        <w:tc>
+          <w:tcPr>
+            <w:tcW w:w="5228" w:type="dxa"/>
+          </w:tcPr>
+          <w:p>
+            <w:pPr>
+              <w:rPr>
+                <w:b/>
+                <w:bCs/>
+              </w:rPr>
+            </w:pPr>
+            <w:r>
+              <w:rPr>
+                <w:b/>
+                <w:bCs/>
+              </w:rPr>
+              <w:t xml:space="preserve">Variable </w:t>
+            </w:r>
+            <w:r>
+              <w:rPr>
+                <w:b/>
+                <w:bCs/>
+              </w:rPr>
+              <w:sym w:font="Wingdings" w:char="F0E0"/>
+            </w:r>
+          </w:p>
+          <w:tbl>
+            <w:tblPr>
+              <w:tblW w:w="0" w:type="auto"/>
+              <w:tblCellSpacing w:w="15" w:type="dxa"/>
+              <w:tblCellMar>
+                <w:top w:w="15" w:type="dxa"/>
+                <w:left w:w="15" w:type="dxa"/>
+                <w:bottom w:w="15" w:type="dxa"/>
+                <w:right w:w="15" w:type="dxa"/>
+              </w:tblCellMar>
+              <w:tblLook w:val="04A0" w:firstRow="1" w:lastRow="0" w:firstColumn="1" w:lastColumn="0" w:noHBand="0" w:noVBand="1"/>
+            </w:tblPr>
+            <w:tblGrid>
+              <w:gridCol w:w="1527"/>
+              <w:gridCol w:w="96"/>
+              <w:gridCol w:w="1363"/>
+              <w:gridCol w:w="1804"/>
+            </w:tblGrid>
+            <w:tr>
+              <w:trPr>
+                <w:tblCellSpacing w:w="15" w:type="dxa"/>
+              </w:trPr>
+              <w:tc>
+                <w:tcPr>
+                  <w:tcW w:w="0" w:type="auto"/>
+                  <w:tcBorders>
+                    <w:top w:val="single" w:sz="6" w:space="0" w:color="E6E6E6"/>
+                    <w:left w:val="single" w:sz="6" w:space="0" w:color="E6E6E6"/>
+                    <w:bottom w:val="single" w:sz="6" w:space="0" w:color="E6E6E6"/>
+                    <w:right w:val="single" w:sz="6" w:space="0" w:color="E6E6E6"/>
+                  </w:tcBorders>
+                  <w:shd w:val="clear" w:color="auto" w:fill="F5F5F5"/>
+                  <w:vAlign w:val="center"/>
+                  <w:hideMark/>
+                </w:tcPr>
+                <w:p>
+                  <w:pPr>
+                    <w:rPr>
+                      <w:b/>
+                      <w:bCs/>
+                    </w:rPr>
+                  </w:pPr>
+                  <w:r>
+                    <w:rPr>
+                      <w:b/>
+                      <w:bCs/>
+                    </w:rPr>
+                    <w:t>Parent Variable</w:t>
+                  </w:r>
+                </w:p>
+              </w:tc>
+              <w:tc>
+                <w:tcPr>
+                  <w:tcW w:w="0" w:type="auto"/>
+                  <w:tcBorders>
+                    <w:top w:val="single" w:sz="6" w:space="0" w:color="E6E6E6"/>
+                    <w:left w:val="single" w:sz="6" w:space="0" w:color="E6E6E6"/>
+                    <w:bottom w:val="single" w:sz="6" w:space="0" w:color="E6E6E6"/>
+                    <w:right w:val="single" w:sz="6" w:space="0" w:color="E6E6E6"/>
+                  </w:tcBorders>
+                  <w:shd w:val="clear" w:color="auto" w:fill="F5F5F5"/>
+                </w:tcPr>
+                <w:p>
+                  <w:pPr>
+                    <w:rPr>
+                      <w:b/>
+                      <w:bCs/>
+                    </w:rPr>
+                  </w:pPr>
+                </w:p>
+              </w:tc>
+              <w:tc>
+                <w:tcPr>
+                  <w:tcW w:w="0" w:type="auto"/>
+                  <w:tcBorders>
+                    <w:top w:val="single" w:sz="6" w:space="0" w:color="E6E6E6"/>
+                    <w:left w:val="single" w:sz="6" w:space="0" w:color="E6E6E6"/>
+                    <w:bottom w:val="single" w:sz="6" w:space="0" w:color="E6E6E6"/>
+                    <w:right w:val="single" w:sz="6" w:space="0" w:color="E6E6E6"/>
+                  </w:tcBorders>
+                  <w:shd w:val="clear" w:color="auto" w:fill="F5F5F5"/>
+                  <w:vAlign w:val="center"/>
+                  <w:hideMark/>
+                </w:tcPr>
+                <w:p>
+                  <w:pPr>
+                    <w:rPr>
+                      <w:b/>
+                      <w:bCs/>
+                    </w:rPr>
+                  </w:pPr>
+                  <w:r>
+                    <w:rPr>
+                      <w:b/>
+                      <w:bCs/>
+                    </w:rPr>
+                    <w:t>Child Variable</w:t>
+                  </w:r>
+                </w:p>
+              </w:tc>
+              <w:tc>
+                <w:tcPr>
+                  <w:tcW w:w="0" w:type="auto"/>
+                  <w:tcBorders>
+                    <w:top w:val="single" w:sz="6" w:space="0" w:color="E6E6E6"/>
+                    <w:left w:val="single" w:sz="6" w:space="0" w:color="E6E6E6"/>
+                    <w:bottom w:val="single" w:sz="6" w:space="0" w:color="E6E6E6"/>
+                    <w:right w:val="single" w:sz="6" w:space="0" w:color="E6E6E6"/>
+                  </w:tcBorders>
+                  <w:shd w:val="clear" w:color="auto" w:fill="F5F5F5"/>
+                  <w:vAlign w:val="center"/>
+                  <w:hideMark/>
+                </w:tcPr>
+                <w:p>
+                  <w:pPr>
+                    <w:rPr>
+                      <w:b/>
+                      <w:bCs/>
+                    </w:rPr>
+                  </w:pPr>
+                  <w:r>
+                    <w:rPr>
+                      <w:b/>
+                      <w:bCs/>
+                    </w:rPr>
+                    <w:t>Result</w:t>
+                  </w:r>
+                </w:p>
+              </w:tc>
+            </w:tr>
+            <w:tr>
+              <w:trPr>
+                <w:tblCellSpacing w:w="15" w:type="dxa"/>
+              </w:trPr>
+              <w:tc>
+                <w:tcPr>
+                  <w:tcW w:w="0" w:type="auto"/>
+                  <w:tcBorders>
+                    <w:top w:val="single" w:sz="6" w:space="0" w:color="E6E6E6"/>
+                    <w:left w:val="single" w:sz="6" w:space="0" w:color="E6E6E6"/>
+                    <w:bottom w:val="single" w:sz="6" w:space="0" w:color="E6E6E6"/>
+                    <w:right w:val="single" w:sz="6" w:space="0" w:color="E6E6E6"/>
+                  </w:tcBorders>
+                  <w:vAlign w:val="center"/>
+                  <w:hideMark/>
+                </w:tcPr>
+                <w:p>
+                  <w:pPr>
+                    <w:rPr>
+                      <w:b/>
+                      <w:bCs/>
+                    </w:rPr>
+                  </w:pPr>
+                  <w:r>
+                    <w:rPr>
+                      <w:b/>
+                      <w:bCs/>
+                    </w:rPr>
+                    <w:t>instance</w:t>
+                  </w:r>
+                </w:p>
+              </w:tc>
+              <w:tc>
+                <w:tcPr>
+                  <w:tcW w:w="0" w:type="auto"/>
+                  <w:tcBorders>
+                    <w:top w:val="single" w:sz="6" w:space="0" w:color="E6E6E6"/>
+                    <w:left w:val="single" w:sz="6" w:space="0" w:color="E6E6E6"/>
+                    <w:bottom w:val="single" w:sz="6" w:space="0" w:color="E6E6E6"/>
+                    <w:right w:val="single" w:sz="6" w:space="0" w:color="E6E6E6"/>
+                  </w:tcBorders>
+                </w:tcPr>
+                <w:p>
+                  <w:pPr>
+                    <w:rPr>
+                      <w:b/>
+                      <w:bCs/>
+                    </w:rPr>
+                  </w:pPr>
+                </w:p>
+              </w:tc>
+              <w:tc>
+                <w:tcPr>
+                  <w:tcW w:w="0" w:type="auto"/>
+                  <w:tcBorders>
+                    <w:top w:val="single" w:sz="6" w:space="0" w:color="E6E6E6"/>
+                    <w:left w:val="single" w:sz="6" w:space="0" w:color="E6E6E6"/>
+                    <w:bottom w:val="single" w:sz="6" w:space="0" w:color="E6E6E6"/>
+                    <w:right w:val="single" w:sz="6" w:space="0" w:color="E6E6E6"/>
+                  </w:tcBorders>
+                  <w:vAlign w:val="center"/>
+                  <w:hideMark/>
+                </w:tcPr>
+                <w:p>
+                  <w:pPr>
+                    <w:rPr>
+                      <w:b/>
+                      <w:bCs/>
+                    </w:rPr>
+                  </w:pPr>
+                  <w:r>
+                    <w:rPr>
+                      <w:b/>
+                      <w:bCs/>
+                    </w:rPr>
+                    <w:t>instance</w:t>
+                  </w:r>
+                </w:p>
+              </w:tc>
+              <w:tc>
+                <w:tcPr>
+                  <w:tcW w:w="0" w:type="auto"/>
+                  <w:tcBorders>
+                    <w:top w:val="single" w:sz="6" w:space="0" w:color="E6E6E6"/>
+                    <w:left w:val="single" w:sz="6" w:space="0" w:color="E6E6E6"/>
+                    <w:bottom w:val="single" w:sz="6" w:space="0" w:color="E6E6E6"/>
+                    <w:right w:val="single" w:sz="6" w:space="0" w:color="E6E6E6"/>
+                  </w:tcBorders>
+                  <w:vAlign w:val="center"/>
+                  <w:hideMark/>
+                </w:tcPr>
+                <w:p>
+                  <w:pPr>
+                    <w:rPr>
+                      <w:b/>
+                      <w:bCs/>
+                    </w:rPr>
+                  </w:pPr>
+                  <w:r>
+                    <w:rPr>
+                      <w:rFonts w:ascii="Segoe UI Emoji" w:hAnsi="Segoe UI Emoji" w:cs="Segoe UI Emoji"/>
+                      <w:b/>
+                      <w:bCs/>
+                    </w:rPr>
+                    <w:t>✅</w:t>
+                  </w:r>
+                  <w:r>
+                    <w:rPr>
+                      <w:b/>
+                      <w:bCs/>
+                    </w:rPr>
+                    <w:t xml:space="preserve"> Hide / Shadow</w:t>
+                  </w:r>
+                </w:p>
+              </w:tc>
+            </w:tr>
+            <w:tr>
+              <w:trPr>
+                <w:tblCellSpacing w:w="15" w:type="dxa"/>
+              </w:trPr>
+              <w:tc>
+                <w:tcPr>
+                  <w:tcW w:w="0" w:type="auto"/>
+                  <w:tcBorders>
+                    <w:top w:val="single" w:sz="6" w:space="0" w:color="E6E6E6"/>
+                    <w:left w:val="single" w:sz="6" w:space="0" w:color="E6E6E6"/>
+                    <w:bottom w:val="single" w:sz="6" w:space="0" w:color="E6E6E6"/>
+                    <w:right w:val="single" w:sz="6" w:space="0" w:color="E6E6E6"/>
+                  </w:tcBorders>
+                  <w:vAlign w:val="center"/>
+                  <w:hideMark/>
+                </w:tcPr>
+                <w:p>
+                  <w:pPr>
+                    <w:rPr>
+                      <w:b/>
+                      <w:bCs/>
+                    </w:rPr>
+                  </w:pPr>
+                  <w:r>
+                    <w:rPr>
+                      <w:b/>
+                      <w:bCs/>
+                    </w:rPr>
+                    <w:t>static</w:t>
+                  </w:r>
+                </w:p>
+              </w:tc>
+              <w:tc>
+                <w:tcPr>
+                  <w:tcW w:w="0" w:type="auto"/>
+                  <w:tcBorders>
+                    <w:top w:val="single" w:sz="6" w:space="0" w:color="E6E6E6"/>
+                    <w:left w:val="single" w:sz="6" w:space="0" w:color="E6E6E6"/>
+                    <w:bottom w:val="single" w:sz="6" w:space="0" w:color="E6E6E6"/>
+                    <w:right w:val="single" w:sz="6" w:space="0" w:color="E6E6E6"/>
+                  </w:tcBorders>
+                </w:tcPr>
+                <w:p>
+                  <w:pPr>
+                    <w:rPr>
+                      <w:b/>
+                      <w:bCs/>
+                    </w:rPr>
+                  </w:pPr>
+                </w:p>
+              </w:tc>
+              <w:tc>
+                <w:tcPr>
+                  <w:tcW w:w="0" w:type="auto"/>
+                  <w:tcBorders>
+                    <w:top w:val="single" w:sz="6" w:space="0" w:color="E6E6E6"/>
+                    <w:left w:val="single" w:sz="6" w:space="0" w:color="E6E6E6"/>
+                    <w:bottom w:val="single" w:sz="6" w:space="0" w:color="E6E6E6"/>
+                    <w:right w:val="single" w:sz="6" w:space="0" w:color="E6E6E6"/>
+                  </w:tcBorders>
+                  <w:vAlign w:val="center"/>
+                  <w:hideMark/>
+                </w:tcPr>
+                <w:p>
+                  <w:pPr>
+                    <w:rPr>
+                      <w:b/>
+                      <w:bCs/>
+                    </w:rPr>
+                  </w:pPr>
+                  <w:r>
+                    <w:rPr>
+                      <w:b/>
+                      <w:bCs/>
+                    </w:rPr>
+                    <w:t>static</w:t>
+                  </w:r>
+                </w:p>
+              </w:tc>
+              <w:tc>
+                <w:tcPr>
+                  <w:tcW w:w="0" w:type="auto"/>
+                  <w:tcBorders>
+                    <w:top w:val="single" w:sz="6" w:space="0" w:color="E6E6E6"/>
+                    <w:left w:val="single" w:sz="6" w:space="0" w:color="E6E6E6"/>
+                    <w:bottom w:val="single" w:sz="6" w:space="0" w:color="E6E6E6"/>
+                    <w:right w:val="single" w:sz="6" w:space="0" w:color="E6E6E6"/>
+                  </w:tcBorders>
+                  <w:vAlign w:val="center"/>
+                  <w:hideMark/>
+                </w:tcPr>
+                <w:p>
+                  <w:pPr>
+                    <w:rPr>
+                      <w:b/>
+                      <w:bCs/>
+                    </w:rPr>
+                  </w:pPr>
+                  <w:r>
+                    <w:rPr>
+                      <w:rFonts w:ascii="Segoe UI Emoji" w:hAnsi="Segoe UI Emoji" w:cs="Segoe UI Emoji"/>
+                      <w:b/>
+                      <w:bCs/>
+                    </w:rPr>
+                    <w:t>✅</w:t>
+                  </w:r>
+                  <w:r>
+                    <w:rPr>
+                      <w:b/>
+                      <w:bCs/>
+                    </w:rPr>
+                    <w:t xml:space="preserve"> Hide</w:t>
+                  </w:r>
+                </w:p>
+              </w:tc>
+            </w:tr>
+            <w:tr>
+              <w:trPr>
+                <w:tblCellSpacing w:w="15" w:type="dxa"/>
+              </w:trPr>
+              <w:tc>
+                <w:tcPr>
+                  <w:tcW w:w="0" w:type="auto"/>
+                  <w:tcBorders>
+                    <w:top w:val="single" w:sz="6" w:space="0" w:color="E6E6E6"/>
+                    <w:left w:val="single" w:sz="6" w:space="0" w:color="E6E6E6"/>
+                    <w:bottom w:val="single" w:sz="6" w:space="0" w:color="E6E6E6"/>
+                    <w:right w:val="single" w:sz="6" w:space="0" w:color="E6E6E6"/>
+                  </w:tcBorders>
+                  <w:vAlign w:val="center"/>
+                  <w:hideMark/>
+                </w:tcPr>
+                <w:p>
+                  <w:pPr>
+                    <w:rPr>
+                      <w:b/>
+                      <w:bCs/>
+                    </w:rPr>
+                  </w:pPr>
+                  <w:r>
+                    <w:rPr>
+                      <w:b/>
+                      <w:bCs/>
+                    </w:rPr>
+                    <w:t>static</w:t>
+                  </w:r>
+                </w:p>
+              </w:tc>
+              <w:tc>
+                <w:tcPr>
+                  <w:tcW w:w="0" w:type="auto"/>
+                  <w:tcBorders>
+                    <w:top w:val="single" w:sz="6" w:space="0" w:color="E6E6E6"/>
+                    <w:left w:val="single" w:sz="6" w:space="0" w:color="E6E6E6"/>
+                    <w:bottom w:val="single" w:sz="6" w:space="0" w:color="E6E6E6"/>
+                    <w:right w:val="single" w:sz="6" w:space="0" w:color="E6E6E6"/>
+                  </w:tcBorders>
+                </w:tcPr>
+                <w:p>
+                  <w:pPr>
+                    <w:rPr>
+                      <w:b/>
+                      <w:bCs/>
+                    </w:rPr>
+                  </w:pPr>
+                </w:p>
+              </w:tc>
+              <w:tc>
+                <w:tcPr>
+                  <w:tcW w:w="0" w:type="auto"/>
+                  <w:tcBorders>
+                    <w:top w:val="single" w:sz="6" w:space="0" w:color="E6E6E6"/>
+                    <w:left w:val="single" w:sz="6" w:space="0" w:color="E6E6E6"/>
+                    <w:bottom w:val="single" w:sz="6" w:space="0" w:color="E6E6E6"/>
+                    <w:right w:val="single" w:sz="6" w:space="0" w:color="E6E6E6"/>
+                  </w:tcBorders>
+                  <w:vAlign w:val="center"/>
+                  <w:hideMark/>
+                </w:tcPr>
+                <w:p>
+                  <w:pPr>
+                    <w:rPr>
+                      <w:b/>
+                      <w:bCs/>
+                    </w:rPr>
+                  </w:pPr>
+                  <w:r>
+                    <w:rPr>
+                      <w:b/>
+                      <w:bCs/>
+                    </w:rPr>
+                    <w:t>instance</w:t>
+                  </w:r>
+                </w:p>
+              </w:tc>
+              <w:tc>
+                <w:tcPr>
+                  <w:tcW w:w="0" w:type="auto"/>
+                  <w:tcBorders>
+                    <w:top w:val="single" w:sz="6" w:space="0" w:color="E6E6E6"/>
+                    <w:left w:val="single" w:sz="6" w:space="0" w:color="E6E6E6"/>
+                    <w:bottom w:val="single" w:sz="6" w:space="0" w:color="E6E6E6"/>
+                    <w:right w:val="single" w:sz="6" w:space="0" w:color="E6E6E6"/>
+                  </w:tcBorders>
+                  <w:vAlign w:val="center"/>
+                  <w:hideMark/>
+                </w:tcPr>
+                <w:p>
+                  <w:pPr>
+                    <w:rPr>
+                      <w:b/>
+                      <w:bCs/>
+                    </w:rPr>
+                  </w:pPr>
+                  <w:r>
+                    <w:rPr>
+                      <w:rFonts w:ascii="Segoe UI Emoji" w:hAnsi="Segoe UI Emoji" w:cs="Segoe UI Emoji"/>
+                      <w:b/>
+                      <w:bCs/>
+                    </w:rPr>
+                    <w:t>✅</w:t>
+                  </w:r>
+                  <w:r>
+                    <w:rPr>
+                      <w:b/>
+                      <w:bCs/>
+                    </w:rPr>
+                    <w:t xml:space="preserve"> Hide</w:t>
+                  </w:r>
+                </w:p>
+              </w:tc>
+            </w:tr>
+            <w:tr>
+              <w:trPr>
+                <w:tblCellSpacing w:w="15" w:type="dxa"/>
+              </w:trPr>
+              <w:tc>
+                <w:tcPr>
+                  <w:tcW w:w="0" w:type="auto"/>
+                  <w:tcBorders>
+                    <w:top w:val="single" w:sz="6" w:space="0" w:color="E6E6E6"/>
+                    <w:left w:val="single" w:sz="6" w:space="0" w:color="E6E6E6"/>
+                    <w:bottom w:val="single" w:sz="6" w:space="0" w:color="E6E6E6"/>
+                    <w:right w:val="single" w:sz="6" w:space="0" w:color="E6E6E6"/>
+                  </w:tcBorders>
+                  <w:vAlign w:val="center"/>
+                  <w:hideMark/>
+                </w:tcPr>
+                <w:p>
+                  <w:pPr>
+                    <w:rPr>
+                      <w:b/>
+                      <w:bCs/>
+                    </w:rPr>
+                  </w:pPr>
+                  <w:r>
+                    <w:rPr>
+                      <w:b/>
+                      <w:bCs/>
+                    </w:rPr>
+                    <w:t>instance</w:t>
+                  </w:r>
+                </w:p>
+              </w:tc>
+              <w:tc>
+                <w:tcPr>
+                  <w:tcW w:w="0" w:type="auto"/>
+                  <w:tcBorders>
+                    <w:top w:val="single" w:sz="6" w:space="0" w:color="E6E6E6"/>
+                    <w:left w:val="single" w:sz="6" w:space="0" w:color="E6E6E6"/>
+                    <w:bottom w:val="single" w:sz="6" w:space="0" w:color="E6E6E6"/>
+                    <w:right w:val="single" w:sz="6" w:space="0" w:color="E6E6E6"/>
+                  </w:tcBorders>
+                </w:tcPr>
+                <w:p>
+                  <w:pPr>
+                    <w:rPr>
+                      <w:b/>
+                      <w:bCs/>
+                    </w:rPr>
+                  </w:pPr>
+                </w:p>
+              </w:tc>
+              <w:tc>
+                <w:tcPr>
+                  <w:tcW w:w="0" w:type="auto"/>
+                  <w:tcBorders>
+                    <w:top w:val="single" w:sz="6" w:space="0" w:color="E6E6E6"/>
+                    <w:left w:val="single" w:sz="6" w:space="0" w:color="E6E6E6"/>
+                    <w:bottom w:val="single" w:sz="6" w:space="0" w:color="E6E6E6"/>
+                    <w:right w:val="single" w:sz="6" w:space="0" w:color="E6E6E6"/>
+                  </w:tcBorders>
+                  <w:vAlign w:val="center"/>
+                  <w:hideMark/>
+                </w:tcPr>
+                <w:p>
+                  <w:pPr>
+                    <w:rPr>
+                      <w:b/>
+                      <w:bCs/>
+                    </w:rPr>
+                  </w:pPr>
+                  <w:r>
+                    <w:rPr>
+                      <w:b/>
+                      <w:bCs/>
+                    </w:rPr>
+                    <w:t>static</w:t>
+                  </w:r>
+                </w:p>
+              </w:tc>
+              <w:tc>
+                <w:tcPr>
+                  <w:tcW w:w="0" w:type="auto"/>
+                  <w:tcBorders>
+                    <w:top w:val="single" w:sz="6" w:space="0" w:color="E6E6E6"/>
+                    <w:left w:val="single" w:sz="6" w:space="0" w:color="E6E6E6"/>
+                    <w:bottom w:val="single" w:sz="6" w:space="0" w:color="E6E6E6"/>
+                    <w:right w:val="single" w:sz="6" w:space="0" w:color="E6E6E6"/>
+                  </w:tcBorders>
+                  <w:vAlign w:val="center"/>
+                  <w:hideMark/>
+                </w:tcPr>
+                <w:p>
+                  <w:pPr>
+                    <w:rPr>
+                      <w:b/>
+                      <w:bCs/>
+                    </w:rPr>
+                  </w:pPr>
+                  <w:r>
+                    <w:rPr>
+                      <w:rFonts w:ascii="Segoe UI Emoji" w:hAnsi="Segoe UI Emoji" w:cs="Segoe UI Emoji"/>
+                      <w:b/>
+                      <w:bCs/>
+                    </w:rPr>
+                    <w:t>✅</w:t>
+                  </w:r>
+                  <w:r>
+                    <w:rPr>
+                      <w:b/>
+                      <w:bCs/>
+                    </w:rPr>
+                    <w:t xml:space="preserve"> Hide</w:t>
+                  </w:r>
+                </w:p>
+              </w:tc>
+            </w:tr>
+          </w:tbl>
+          <w:p>
+            <w:pPr>
+              <w:rPr>
+                <w:b/>
+                <w:bCs/>
+              </w:rPr>
+            </w:pPr>
+          </w:p>
+        </w:tc>
+      </w:tr>
+    </w:tbl>
+    <w:p>
+      <w:pPr>
+        <w:rPr>
+          <w:b/>
+          <w:bCs/>
+        </w:rPr>
+      </w:pPr>
+    </w:p>
+    <w:p>
+      <w:pPr>
+        <w:rPr>
+          <w:b/>
+          <w:bCs/>
+        </w:rPr>
+      </w:pPr>
+    </w:p>
+    <w:p>
+      <w:pPr>
+        <w:rPr>
+          <w:b/>
+          <w:bCs/>
+        </w:rPr>
+      </w:pPr>
+    </w:p>
+    <w:p>
+      <w:pPr>
+        <w:rPr>
+          <w:b/>
+          <w:bCs/>
+        </w:rPr>
+      </w:pPr>
+    </w:p>
+    <w:p>
+      <w:pPr>
+        <w:rPr>
+          <w:b/>
+          <w:bCs/>
+        </w:rPr>
+      </w:pPr>
+    </w:p>
+    <w:tbl>
+      <w:tblPr>
+        <w:tblW w:w="0" w:type="auto"/>
+        <w:tblCellSpacing w:w="15" w:type="dxa"/>
+        <w:tblCellMar>
+          <w:top w:w="15" w:type="dxa"/>
+          <w:left w:w="15" w:type="dxa"/>
+          <w:bottom w:w="15" w:type="dxa"/>
+          <w:right w:w="15" w:type="dxa"/>
+        </w:tblCellMar>
+        <w:tblLook w:val="04A0" w:firstRow="1" w:lastRow="0" w:firstColumn="1" w:lastColumn="0" w:noHBand="0" w:noVBand="1"/>
+      </w:tblPr>
+      <w:tblGrid>
+        <w:gridCol w:w="2891"/>
+        <w:gridCol w:w="1623"/>
+        <w:gridCol w:w="3538"/>
+      </w:tblGrid>
+      <w:tr>
+        <w:trPr>
+          <w:tblHeader/>
+          <w:tblCellSpacing w:w="15" w:type="dxa"/>
+        </w:trPr>
+        <w:tc>
+          <w:tcPr>
+            <w:tcW w:w="0" w:type="auto"/>
+            <w:vAlign w:val="center"/>
+            <w:hideMark/>
+          </w:tcPr>
+          <w:p>
+            <w:pPr>
+              <w:rPr>
+                <w:b/>
+                <w:bCs/>
+              </w:rPr>
+            </w:pPr>
+            <w:r>
+              <w:rPr>
+                <w:b/>
+                <w:bCs/>
+              </w:rPr>
+              <w:lastRenderedPageBreak/>
+              <w:t>Feature</w:t>
+            </w:r>
+          </w:p>
+        </w:tc>
+        <w:tc>
+          <w:tcPr>
+            <w:tcW w:w="0" w:type="auto"/>
+            <w:vAlign w:val="center"/>
+            <w:hideMark/>
+          </w:tcPr>
+          <w:p>
+            <w:pPr>
+              <w:rPr>
+                <w:b/>
+                <w:bCs/>
+              </w:rPr>
+            </w:pPr>
+            <w:r>
+              <w:rPr>
+                <w:b/>
+                <w:bCs/>
+              </w:rPr>
+              <w:t>Fields (Variables)</w:t>
+            </w:r>
+          </w:p>
+        </w:tc>
+        <w:tc>
+          <w:tcPr>
+            <w:tcW w:w="0" w:type="auto"/>
+            <w:vAlign w:val="center"/>
+            <w:hideMark/>
+          </w:tcPr>
+          <w:p>
+            <w:pPr>
+              <w:rPr>
+                <w:b/>
+                <w:bCs/>
+              </w:rPr>
+            </w:pPr>
+            <w:r>
+              <w:rPr>
+                <w:b/>
+                <w:bCs/>
+              </w:rPr>
+              <w:t>Methods</w:t>
+            </w:r>
+          </w:p>
+        </w:tc>
+      </w:tr>
+      <w:tr>
+        <w:trPr>
+          <w:tblCellSpacing w:w="15" w:type="dxa"/>
+        </w:trPr>
+        <w:tc>
+          <w:tcPr>
+            <w:tcW w:w="0" w:type="auto"/>
+            <w:vAlign w:val="center"/>
+            <w:hideMark/>
+          </w:tcPr>
+          <w:p>
+            <w:pPr>
+              <w:rPr>
+                <w:b/>
+                <w:bCs/>
+              </w:rPr>
+            </w:pPr>
+            <w:r>
+              <w:rPr>
+                <w:b/>
+                <w:bCs/>
+              </w:rPr>
+              <w:t>Inheritance</w:t>
+            </w:r>
+          </w:p>
+        </w:tc>
+        <w:tc>
+          <w:tcPr>
+            <w:tcW w:w="0" w:type="auto"/>
+            <w:vAlign w:val="center"/>
+            <w:hideMark/>
+          </w:tcPr>
+          <w:p>
+            <w:pPr>
+              <w:rPr>
+                <w:b/>
+                <w:bCs/>
+              </w:rPr>
+            </w:pPr>
+            <w:r>
+              <w:rPr>
+                <w:rFonts w:ascii="Segoe UI Emoji" w:hAnsi="Segoe UI Emoji" w:cs="Segoe UI Emoji"/>
+                <w:b/>
+                <w:bCs/>
+              </w:rPr>
+              <w:t>✅</w:t>
+            </w:r>
+            <w:r>
+              <w:rPr>
+                <w:b/>
+                <w:bCs/>
+              </w:rPr>
+              <w:t xml:space="preserve"> Yes</w:t>
+            </w:r>
+          </w:p>
+        </w:tc>
+        <w:tc>
+          <w:tcPr>
+            <w:tcW w:w="0" w:type="auto"/>
+            <w:vAlign w:val="center"/>
+            <w:hideMark/>
+          </w:tcPr>
+          <w:p>
+            <w:pPr>
+              <w:rPr>
+                <w:b/>
+                <w:bCs/>
+              </w:rPr>
+            </w:pPr>
+            <w:r>
+              <w:rPr>
+                <w:rFonts w:ascii="Segoe UI Emoji" w:hAnsi="Segoe UI Emoji" w:cs="Segoe UI Emoji"/>
+                <w:b/>
+                <w:bCs/>
+              </w:rPr>
+              <w:t>✅</w:t>
+            </w:r>
+            <w:r>
+              <w:rPr>
+                <w:b/>
+                <w:bCs/>
+              </w:rPr>
+              <w:t xml:space="preserve"> Yes</w:t>
+            </w:r>
+          </w:p>
+        </w:tc>
+      </w:tr>
+      <w:tr>
+        <w:trPr>
+          <w:tblCellSpacing w:w="15" w:type="dxa"/>
+        </w:trPr>
+        <w:tc>
+          <w:tcPr>
+            <w:tcW w:w="0" w:type="auto"/>
+            <w:vAlign w:val="center"/>
+            <w:hideMark/>
+          </w:tcPr>
+          <w:p>
+            <w:pPr>
+              <w:rPr>
+                <w:b/>
+                <w:bCs/>
+              </w:rPr>
+            </w:pPr>
+            <w:r>
+              <w:rPr>
+                <w:b/>
+                <w:bCs/>
+              </w:rPr>
+              <w:t>Overriding</w:t>
+            </w:r>
+          </w:p>
+        </w:tc>
+        <w:tc>
+          <w:tcPr>
+            <w:tcW w:w="0" w:type="auto"/>
+            <w:vAlign w:val="center"/>
+            <w:hideMark/>
+          </w:tcPr>
+          <w:p>
+            <w:pPr>
+              <w:rPr>
+                <w:b/>
+                <w:bCs/>
+              </w:rPr>
+            </w:pPr>
+            <w:r>
+              <w:rPr>
+                <w:rFonts w:ascii="Segoe UI Emoji" w:hAnsi="Segoe UI Emoji" w:cs="Segoe UI Emoji"/>
+                <w:b/>
+                <w:bCs/>
+              </w:rPr>
+              <w:t>❌</w:t>
+            </w:r>
+            <w:r>
+              <w:rPr>
+                <w:b/>
+                <w:bCs/>
+              </w:rPr>
+              <w:t xml:space="preserve"> No</w:t>
+            </w:r>
+          </w:p>
+        </w:tc>
+        <w:tc>
+          <w:tcPr>
+            <w:tcW w:w="0" w:type="auto"/>
+            <w:vAlign w:val="center"/>
+            <w:hideMark/>
+          </w:tcPr>
+          <w:p>
+            <w:pPr>
+              <w:rPr>
+                <w:b/>
+                <w:bCs/>
+              </w:rPr>
+            </w:pPr>
+            <w:r>
+              <w:rPr>
+                <w:rFonts w:ascii="Segoe UI Emoji" w:hAnsi="Segoe UI Emoji" w:cs="Segoe UI Emoji"/>
+                <w:b/>
+                <w:bCs/>
+              </w:rPr>
+              <w:t>✅</w:t>
+            </w:r>
+            <w:r>
+              <w:rPr>
+                <w:b/>
+                <w:bCs/>
+              </w:rPr>
+              <w:t xml:space="preserve"> Instance methods only</w:t>
+            </w:r>
+          </w:p>
+        </w:tc>
+      </w:tr>
+      <w:tr>
+        <w:trPr>
+          <w:tblCellSpacing w:w="15" w:type="dxa"/>
+        </w:trPr>
+        <w:tc>
+          <w:tcPr>
+            <w:tcW w:w="0" w:type="auto"/>
+            <w:vAlign w:val="center"/>
+            <w:hideMark/>
+          </w:tcPr>
+          <w:p>
+            <w:pPr>
+              <w:rPr>
+                <w:b/>
+                <w:bCs/>
+              </w:rPr>
+            </w:pPr>
+            <w:r>
+              <w:rPr>
+                <w:b/>
+                <w:bCs/>
+              </w:rPr>
+              <w:t>Hiding</w:t>
+            </w:r>
+          </w:p>
+        </w:tc>
+        <w:tc>
+          <w:tcPr>
+            <w:tcW w:w="0" w:type="auto"/>
+            <w:vAlign w:val="center"/>
+            <w:hideMark/>
+          </w:tcPr>
+          <w:p>
+            <w:pPr>
+              <w:rPr>
+                <w:b/>
+                <w:bCs/>
+              </w:rPr>
+            </w:pPr>
+            <w:r>
+              <w:rPr>
+                <w:rFonts w:ascii="Segoe UI Emoji" w:hAnsi="Segoe UI Emoji" w:cs="Segoe UI Emoji"/>
+                <w:b/>
+                <w:bCs/>
+              </w:rPr>
+              <w:t>✅</w:t>
+            </w:r>
+            <w:r>
+              <w:rPr>
+                <w:b/>
+                <w:bCs/>
+              </w:rPr>
+              <w:t xml:space="preserve"> Yes</w:t>
+            </w:r>
+          </w:p>
+        </w:tc>
+        <w:tc>
+          <w:tcPr>
+            <w:tcW w:w="0" w:type="auto"/>
+            <w:vAlign w:val="center"/>
+            <w:hideMark/>
+          </w:tcPr>
+          <w:p>
+            <w:pPr>
+              <w:rPr>
+                <w:b/>
+                <w:bCs/>
+              </w:rPr>
+            </w:pPr>
+            <w:r>
+              <w:rPr>
+                <w:rFonts w:ascii="Segoe UI Emoji" w:hAnsi="Segoe UI Emoji" w:cs="Segoe UI Emoji"/>
+                <w:b/>
+                <w:bCs/>
+              </w:rPr>
+              <w:t>✅</w:t>
+            </w:r>
+            <w:r>
+              <w:rPr>
+                <w:b/>
+                <w:bCs/>
+              </w:rPr>
+              <w:t xml:space="preserve"> Static methods only</w:t>
+            </w:r>
+          </w:p>
+        </w:tc>
+      </w:tr>
+      <w:tr>
+        <w:trPr>
+          <w:tblCellSpacing w:w="15" w:type="dxa"/>
+        </w:trPr>
+        <w:tc>
+          <w:tcPr>
+            <w:tcW w:w="0" w:type="auto"/>
+            <w:vAlign w:val="center"/>
+            <w:hideMark/>
+          </w:tcPr>
+          <w:p>
+            <w:pPr>
+              <w:rPr>
+                <w:b/>
+                <w:bCs/>
+              </w:rPr>
+            </w:pPr>
+            <w:r>
+              <w:rPr>
+                <w:b/>
+                <w:bCs/>
+              </w:rPr>
+              <w:t>Runtime Polymorphism</w:t>
+            </w:r>
+          </w:p>
+        </w:tc>
+        <w:tc>
+          <w:tcPr>
+            <w:tcW w:w="0" w:type="auto"/>
+            <w:vAlign w:val="center"/>
+            <w:hideMark/>
+          </w:tcPr>
+          <w:p>
+            <w:pPr>
+              <w:rPr>
+                <w:b/>
+                <w:bCs/>
+              </w:rPr>
+            </w:pPr>
+            <w:r>
+              <w:rPr>
+                <w:rFonts w:ascii="Segoe UI Emoji" w:hAnsi="Segoe UI Emoji" w:cs="Segoe UI Emoji"/>
+                <w:b/>
+                <w:bCs/>
+              </w:rPr>
+              <w:t>❌</w:t>
+            </w:r>
+            <w:r>
+              <w:rPr>
+                <w:b/>
+                <w:bCs/>
+              </w:rPr>
+              <w:t xml:space="preserve"> No</w:t>
+            </w:r>
+          </w:p>
+        </w:tc>
+        <w:tc>
+          <w:tcPr>
+            <w:tcW w:w="0" w:type="auto"/>
+            <w:vAlign w:val="center"/>
+            <w:hideMark/>
+          </w:tcPr>
+          <w:p>
+            <w:pPr>
+              <w:rPr>
+                <w:b/>
+                <w:bCs/>
+              </w:rPr>
+            </w:pPr>
+            <w:r>
+              <w:rPr>
+                <w:rFonts w:ascii="Segoe UI Emoji" w:hAnsi="Segoe UI Emoji" w:cs="Segoe UI Emoji"/>
+                <w:b/>
+                <w:bCs/>
+              </w:rPr>
+              <w:t>✅</w:t>
+            </w:r>
+            <w:r>
+              <w:rPr>
+                <w:b/>
+                <w:bCs/>
+              </w:rPr>
+              <w:t xml:space="preserve"> Yes (instance methods)</w:t>
+            </w:r>
+          </w:p>
+        </w:tc>
+      </w:tr>
+      <w:tr>
+        <w:trPr>
+          <w:tblCellSpacing w:w="15" w:type="dxa"/>
+        </w:trPr>
+        <w:tc>
+          <w:tcPr>
+            <w:tcW w:w="0" w:type="auto"/>
+            <w:vAlign w:val="center"/>
+            <w:hideMark/>
+          </w:tcPr>
+          <w:p>
+            <w:pPr>
+              <w:rPr>
+                <w:b/>
+                <w:bCs/>
+              </w:rPr>
+            </w:pPr>
+            <w:r>
+              <w:rPr>
+                <w:b/>
+                <w:bCs/>
+              </w:rPr>
+              <w:t>Compile-time Resolution</w:t>
+            </w:r>
+          </w:p>
+        </w:tc>
+        <w:tc>
+          <w:tcPr>
+            <w:tcW w:w="0" w:type="auto"/>
+            <w:vAlign w:val="center"/>
+            <w:hideMark/>
+          </w:tcPr>
+          <w:p>
+            <w:pPr>
+              <w:rPr>
+                <w:b/>
+                <w:bCs/>
+              </w:rPr>
+            </w:pPr>
+            <w:r>
+              <w:rPr>
+                <w:rFonts w:ascii="Segoe UI Emoji" w:hAnsi="Segoe UI Emoji" w:cs="Segoe UI Emoji"/>
+                <w:b/>
+                <w:bCs/>
+              </w:rPr>
+              <w:t>✅</w:t>
+            </w:r>
+            <w:r>
+              <w:rPr>
+                <w:b/>
+                <w:bCs/>
+              </w:rPr>
+              <w:t xml:space="preserve"> Yes</w:t>
+            </w:r>
+          </w:p>
+        </w:tc>
+        <w:tc>
+          <w:tcPr>
+            <w:tcW w:w="0" w:type="auto"/>
+            <w:vAlign w:val="center"/>
+            <w:hideMark/>
+          </w:tcPr>
+          <w:p>
+            <w:pPr>
+              <w:rPr>
+                <w:b/>
+                <w:bCs/>
+              </w:rPr>
+            </w:pPr>
+            <w:r>
+              <w:rPr>
+                <w:rFonts w:ascii="Segoe UI Emoji" w:hAnsi="Segoe UI Emoji" w:cs="Segoe UI Emoji"/>
+                <w:b/>
+                <w:bCs/>
+              </w:rPr>
+              <w:t>✅</w:t>
+            </w:r>
+            <w:r>
+              <w:rPr>
+                <w:b/>
+                <w:bCs/>
+              </w:rPr>
+              <w:t xml:space="preserve"> Static methods</w:t>
+            </w:r>
+          </w:p>
+        </w:tc>
+      </w:tr>
+      <w:tr>
+        <w:trPr>
+          <w:tblCellSpacing w:w="15" w:type="dxa"/>
+        </w:trPr>
+        <w:tc>
+          <w:tcPr>
+            <w:tcW w:w="0" w:type="auto"/>
+            <w:vAlign w:val="center"/>
+            <w:hideMark/>
+          </w:tcPr>
+          <w:p>
+            <w:pPr>
+              <w:rPr>
+                <w:b/>
+                <w:bCs/>
+              </w:rPr>
+            </w:pPr>
+            <w:r>
+              <w:rPr>
+                <w:b/>
+                <w:bCs/>
+              </w:rPr>
+              <w:t>Runtime Resolution</w:t>
+            </w:r>
+          </w:p>
+        </w:tc>
+        <w:tc>
+          <w:tcPr>
+            <w:tcW w:w="0" w:type="auto"/>
+            <w:vAlign w:val="center"/>
+            <w:hideMark/>
+          </w:tcPr>
+          <w:p>
+            <w:pPr>
+              <w:rPr>
+                <w:b/>
+                <w:bCs/>
+              </w:rPr>
+            </w:pPr>
+            <w:r>
+              <w:rPr>
+                <w:rFonts w:ascii="Segoe UI Emoji" w:hAnsi="Segoe UI Emoji" w:cs="Segoe UI Emoji"/>
+                <w:b/>
+                <w:bCs/>
+              </w:rPr>
+              <w:t>❌</w:t>
+            </w:r>
+            <w:r>
+              <w:rPr>
+                <w:b/>
+                <w:bCs/>
+              </w:rPr>
+              <w:t xml:space="preserve"> No</w:t>
+            </w:r>
+          </w:p>
+        </w:tc>
+        <w:tc>
+          <w:tcPr>
+            <w:tcW w:w="0" w:type="auto"/>
+            <w:vAlign w:val="center"/>
+            <w:hideMark/>
+          </w:tcPr>
+          <w:p>
+            <w:pPr>
+              <w:rPr>
+                <w:b/>
+                <w:bCs/>
+              </w:rPr>
+            </w:pPr>
+            <w:r>
+              <w:rPr>
+                <w:rFonts w:ascii="Segoe UI Emoji" w:hAnsi="Segoe UI Emoji" w:cs="Segoe UI Emoji"/>
+                <w:b/>
+                <w:bCs/>
+              </w:rPr>
+              <w:t>✅</w:t>
+            </w:r>
+            <w:r>
+              <w:rPr>
+                <w:b/>
+                <w:bCs/>
+              </w:rPr>
+              <w:t xml:space="preserve"> Instance methods</w:t>
+            </w:r>
+          </w:p>
+        </w:tc>
+      </w:tr>
+      <w:tr>
+        <w:trPr>
+          <w:tblCellSpacing w:w="15" w:type="dxa"/>
+        </w:trPr>
+        <w:tc>
+          <w:tcPr>
+            <w:tcW w:w="0" w:type="auto"/>
+            <w:vAlign w:val="center"/>
+            <w:hideMark/>
+          </w:tcPr>
+          <w:p>
+            <w:pPr>
+              <w:rPr>
+                <w:b/>
+                <w:bCs/>
+              </w:rPr>
+            </w:pPr>
+            <w:r>
+              <w:rPr>
+                <w:b/>
+                <w:bCs/>
+              </w:rPr>
+              <w:t>Dependent On</w:t>
+            </w:r>
+          </w:p>
+        </w:tc>
+        <w:tc>
+          <w:tcPr>
+            <w:tcW w:w="0" w:type="auto"/>
+            <w:vAlign w:val="center"/>
+            <w:hideMark/>
+          </w:tcPr>
+          <w:p>
+            <w:pPr>
+              <w:rPr>
+                <w:b/>
+                <w:bCs/>
+              </w:rPr>
+            </w:pPr>
+            <w:r>
+              <w:rPr>
+                <w:b/>
+                <w:bCs/>
+              </w:rPr>
+              <w:t>Reference Type</w:t>
+            </w:r>
+          </w:p>
+        </w:tc>
+        <w:tc>
+          <w:tcPr>
+            <w:tcW w:w="0" w:type="auto"/>
+            <w:vAlign w:val="center"/>
+            <w:hideMark/>
+          </w:tcPr>
+          <w:p>
+            <w:pPr>
+              <w:rPr>
+                <w:b/>
+                <w:bCs/>
+              </w:rPr>
+            </w:pPr>
+            <w:r>
+              <w:rPr>
+                <w:b/>
+                <w:bCs/>
+              </w:rPr>
+              <w:t>Object Type (for overridden methods)</w:t>
+            </w:r>
+          </w:p>
+        </w:tc>
+      </w:tr>
+      <w:tr>
+        <w:trPr>
+          <w:tblCellSpacing w:w="15" w:type="dxa"/>
+        </w:trPr>
+        <w:tc>
+          <w:tcPr>
+            <w:tcW w:w="0" w:type="auto"/>
+            <w:vAlign w:val="center"/>
+            <w:hideMark/>
+          </w:tcPr>
+          <w:p>
+            <w:pPr>
+              <w:rPr>
+                <w:b/>
+                <w:bCs/>
+              </w:rPr>
+            </w:pPr>
+            <w:r>
+              <w:rPr>
+                <w:b/>
+                <w:bCs/>
+              </w:rPr>
+              <w:t>static vs instance mix allowed?</w:t>
+            </w:r>
+          </w:p>
+        </w:tc>
+        <w:tc>
+          <w:tcPr>
+            <w:tcW w:w="0" w:type="auto"/>
+            <w:vAlign w:val="center"/>
+            <w:hideMark/>
+          </w:tcPr>
+          <w:p>
+            <w:pPr>
+              <w:rPr>
+                <w:b/>
+                <w:bCs/>
+              </w:rPr>
+            </w:pPr>
+            <w:r>
+              <w:rPr>
+                <w:rFonts w:ascii="Segoe UI Emoji" w:hAnsi="Segoe UI Emoji" w:cs="Segoe UI Emoji"/>
+                <w:b/>
+                <w:bCs/>
+              </w:rPr>
+              <w:t>✅</w:t>
+            </w:r>
+            <w:r>
+              <w:rPr>
+                <w:b/>
+                <w:bCs/>
+              </w:rPr>
+              <w:t xml:space="preserve"> Yes</w:t>
+            </w:r>
+          </w:p>
+        </w:tc>
+        <w:tc>
+          <w:tcPr>
+            <w:tcW w:w="0" w:type="auto"/>
+            <w:vAlign w:val="center"/>
+            <w:hideMark/>
+          </w:tcPr>
+          <w:p>
+            <w:pPr>
+              <w:rPr>
+                <w:b/>
+                <w:bCs/>
+              </w:rPr>
+            </w:pPr>
+            <w:r>
+              <w:rPr>
+                <w:rFonts w:ascii="Segoe UI Emoji" w:hAnsi="Segoe UI Emoji" w:cs="Segoe UI Emoji"/>
+                <w:b/>
+                <w:bCs/>
+              </w:rPr>
+              <w:t>❌</w:t>
+            </w:r>
+            <w:r>
+              <w:rPr>
+                <w:b/>
+                <w:bCs/>
+              </w:rPr>
+              <w:t xml:space="preserve"> No</w:t>
+            </w:r>
+          </w:p>
+        </w:tc>
+      </w:tr>
+      <w:tr>
+        <w:trPr>
+          <w:tblCellSpacing w:w="15" w:type="dxa"/>
+        </w:trPr>
+        <w:tc>
+          <w:tcPr>
+            <w:tcW w:w="0" w:type="auto"/>
+            <w:vAlign w:val="center"/>
+            <w:hideMark/>
+          </w:tcPr>
+          <w:p>
+            <w:pPr>
+              <w:rPr>
+                <w:b/>
+                <w:bCs/>
+              </w:rPr>
+            </w:pPr>
+            <w:r>
+              <w:rPr>
+                <w:b/>
+                <w:bCs/>
+              </w:rPr>
+              <w:t>@Override allowed?</w:t>
+            </w:r>
+          </w:p>
+        </w:tc>
+        <w:tc>
+          <w:tcPr>
+            <w:tcW w:w="0" w:type="auto"/>
+            <w:vAlign w:val="center"/>
+            <w:hideMark/>
+          </w:tcPr>
+          <w:p>
+            <w:pPr>
+              <w:rPr>
+                <w:b/>
+                <w:bCs/>
+              </w:rPr>
+            </w:pPr>
+            <w:r>
+              <w:rPr>
+                <w:rFonts w:ascii="Segoe UI Emoji" w:hAnsi="Segoe UI Emoji" w:cs="Segoe UI Emoji"/>
+                <w:b/>
+                <w:bCs/>
+              </w:rPr>
+              <w:t>❌</w:t>
+            </w:r>
+            <w:r>
+              <w:rPr>
+                <w:b/>
+                <w:bCs/>
+              </w:rPr>
+              <w:t xml:space="preserve"> No</w:t>
+            </w:r>
+          </w:p>
+        </w:tc>
+        <w:tc>
+          <w:tcPr>
+            <w:tcW w:w="0" w:type="auto"/>
+            <w:vAlign w:val="center"/>
+            <w:hideMark/>
+          </w:tcPr>
+          <w:p>
+            <w:pPr>
+              <w:rPr>
+                <w:b/>
+                <w:bCs/>
+              </w:rPr>
+            </w:pPr>
+            <w:r>
+              <w:rPr>
+                <w:rFonts w:ascii="Segoe UI Emoji" w:hAnsi="Segoe UI Emoji" w:cs="Segoe UI Emoji"/>
+                <w:b/>
+                <w:bCs/>
+              </w:rPr>
+              <w:t>✅</w:t>
+            </w:r>
+            <w:r>
+              <w:rPr>
+                <w:b/>
+                <w:bCs/>
+              </w:rPr>
+              <w:t xml:space="preserve"> Yes</w:t>
+            </w:r>
+          </w:p>
+        </w:tc>
+      </w:tr>
+    </w:tbl>
+    <w:p>
+      <w:pPr>
+        <w:rPr>
+          <w:b/>
+          <w:bCs/>
+        </w:rPr>
+      </w:pPr>
+    </w:p>
+    <w:tbl>
+      <w:tblPr>
+        <w:tblStyle w:val="TableGrid"/>
+        <w:tblW w:w="0" w:type="auto"/>
+        <w:tblLook w:val="04A0" w:firstRow="1" w:lastRow="0" w:firstColumn="1" w:lastColumn="0" w:noHBand="0" w:noVBand="1"/>
+      </w:tblPr>
+      <w:tblGrid>
+        <w:gridCol w:w="5228"/>
+        <w:gridCol w:w="5228"/>
+      </w:tblGrid>
+      <w:tr>
+        <w:tc>
+          <w:tcPr>
+            <w:tcW w:w="5228" w:type="dxa"/>
+          </w:tcPr>
+          <w:p>
+            <w:pPr>
+              <w:spacing w:line="259" w:lineRule="auto"/>
+              <w:rPr>
+                <w:b/>
+                <w:bCs/>
+              </w:rPr>
+            </w:pPr>
+            <w:r>
+              <w:rPr>
+                <w:b/>
+                <w:bCs/>
+              </w:rPr>
+              <w:t>Static Method</w:t>
+            </w:r>
+          </w:p>
+          <w:p>
+            <w:pPr>
+              <w:spacing w:line="259" w:lineRule="auto"/>
+              <w:rPr>
+                <w:b/>
+                <w:bCs/>
+              </w:rPr>
+            </w:pPr>
+            <w:r>
+              <w:rPr>
+                <w:rFonts w:ascii="Segoe UI Symbol" w:hAnsi="Segoe UI Symbol" w:cs="Segoe UI Symbol"/>
+                <w:b/>
+                <w:bCs/>
+              </w:rPr>
+              <w:t>✔</w:t>
+            </w:r>
+            <w:r>
+              <w:rPr>
+                <w:b/>
+                <w:bCs/>
+              </w:rPr>
+              <w:t xml:space="preserve"> static variables</w:t>
+            </w:r>
+          </w:p>
+          <w:p>
+            <w:pPr>
+              <w:spacing w:line="259" w:lineRule="auto"/>
+              <w:rPr>
+                <w:b/>
+                <w:bCs/>
+              </w:rPr>
+            </w:pPr>
+            <w:r>
+              <w:rPr>
+                <w:rFonts w:ascii="Segoe UI Symbol" w:hAnsi="Segoe UI Symbol" w:cs="Segoe UI Symbol"/>
+                <w:b/>
+                <w:bCs/>
+              </w:rPr>
+              <w:t>✔</w:t>
+            </w:r>
+            <w:r>
+              <w:rPr>
+                <w:b/>
+                <w:bCs/>
+              </w:rPr>
+              <w:t xml:space="preserve"> </w:t>
+            </w:r>
+            <w:proofErr w:type="spellStart"/>
+            <w:r>
+              <w:rPr>
+                <w:b/>
+                <w:bCs/>
+              </w:rPr>
+              <w:t>ClassName.member</w:t>
+            </w:r>
+            <w:proofErr w:type="spellEnd"/>
+          </w:p>
+          <w:p>
+            <w:pPr>
+              <w:spacing w:line="259" w:lineRule="auto"/>
+              <w:rPr>
+                <w:b/>
+                <w:bCs/>
+              </w:rPr>
+            </w:pPr>
+            <w:r>
+              <w:rPr>
+                <w:rFonts w:ascii="Segoe UI Symbol" w:hAnsi="Segoe UI Symbol" w:cs="Segoe UI Symbol"/>
+                <w:b/>
+                <w:bCs/>
+              </w:rPr>
+              <w:t>✘</w:t>
+            </w:r>
+            <w:r>
+              <w:rPr>
+                <w:b/>
+                <w:bCs/>
+              </w:rPr>
+              <w:t xml:space="preserve"> </w:t>
+            </w:r>
+            <w:proofErr w:type="spellStart"/>
+            <w:proofErr w:type="gramStart"/>
+            <w:r>
+              <w:rPr>
+                <w:b/>
+                <w:bCs/>
+              </w:rPr>
+              <w:t>this.field</w:t>
+            </w:r>
+            <w:proofErr w:type="spellEnd"/>
+            <w:proofErr w:type="gramEnd"/>
+          </w:p>
+          <w:p>
+            <w:pPr>
+              <w:spacing w:line="259" w:lineRule="auto"/>
+              <w:rPr>
+                <w:b/>
+                <w:bCs/>
+              </w:rPr>
+            </w:pPr>
+            <w:r>
+              <w:rPr>
+                <w:rFonts w:ascii="Segoe UI Symbol" w:hAnsi="Segoe UI Symbol" w:cs="Segoe UI Symbol"/>
+                <w:b/>
+                <w:bCs/>
+              </w:rPr>
+              <w:t>✘</w:t>
+            </w:r>
+            <w:r>
+              <w:rPr>
+                <w:b/>
+                <w:bCs/>
+              </w:rPr>
+              <w:t xml:space="preserve"> </w:t>
+            </w:r>
+            <w:proofErr w:type="spellStart"/>
+            <w:proofErr w:type="gramStart"/>
+            <w:r>
+              <w:rPr>
+                <w:b/>
+                <w:bCs/>
+              </w:rPr>
+              <w:t>this.method</w:t>
+            </w:r>
+            <w:proofErr w:type="spellEnd"/>
+            <w:proofErr w:type="gramEnd"/>
+            <w:r>
+              <w:rPr>
+                <w:b/>
+                <w:bCs/>
+              </w:rPr>
+              <w:t>()</w:t>
+            </w:r>
+          </w:p>
+          <w:p>
+            <w:pPr>
+              <w:spacing w:line="259" w:lineRule="auto"/>
+              <w:rPr>
+                <w:b/>
+                <w:bCs/>
+              </w:rPr>
+            </w:pPr>
+            <w:r>
+              <w:rPr>
+                <w:rFonts w:ascii="Segoe UI Symbol" w:hAnsi="Segoe UI Symbol" w:cs="Segoe UI Symbol"/>
+                <w:b/>
+                <w:bCs/>
+              </w:rPr>
+              <w:t>✘</w:t>
+            </w:r>
+            <w:r>
+              <w:rPr>
+                <w:b/>
+                <w:bCs/>
+              </w:rPr>
+              <w:t xml:space="preserve"> </w:t>
+            </w:r>
+            <w:proofErr w:type="spellStart"/>
+            <w:proofErr w:type="gramStart"/>
+            <w:r>
+              <w:rPr>
+                <w:b/>
+                <w:bCs/>
+              </w:rPr>
+              <w:t>super.field</w:t>
+            </w:r>
+            <w:proofErr w:type="spellEnd"/>
+            <w:proofErr w:type="gramEnd"/>
+          </w:p>
+          <w:p>
+            <w:pPr>
+              <w:rPr>
+                <w:b/>
+                <w:bCs/>
+              </w:rPr>
+            </w:pPr>
+            <w:r>
+              <w:rPr>
+                <w:rFonts w:ascii="Segoe UI Symbol" w:hAnsi="Segoe UI Symbol" w:cs="Segoe UI Symbol"/>
+                <w:b/>
+                <w:bCs/>
+              </w:rPr>
+              <w:t>✘</w:t>
+            </w:r>
+            <w:r>
+              <w:rPr>
+                <w:b/>
+                <w:bCs/>
+              </w:rPr>
+              <w:t xml:space="preserve"> </w:t>
+            </w:r>
+            <w:proofErr w:type="spellStart"/>
+            <w:proofErr w:type="gramStart"/>
+            <w:r>
+              <w:rPr>
+                <w:b/>
+                <w:bCs/>
+              </w:rPr>
+              <w:t>super.method</w:t>
+            </w:r>
+            <w:proofErr w:type="spellEnd"/>
+            <w:proofErr w:type="gramEnd"/>
+            <w:r>
+              <w:rPr>
+                <w:b/>
+                <w:bCs/>
+              </w:rPr>
+              <w:t>()</w:t>
+            </w:r>
+          </w:p>
+          <w:p>
+            <w:pPr>
+              <w:rPr>
+                <w:b/>
+                <w:bCs/>
+              </w:rPr>
+            </w:pPr>
+          </w:p>
+        </w:tc>
+        <w:tc>
+          <w:tcPr>
+            <w:tcW w:w="5228" w:type="dxa"/>
+          </w:tcPr>
+          <w:p>
+            <w:pPr>
+              <w:spacing w:line="259" w:lineRule="auto"/>
+              <w:rPr>
+                <w:b/>
+                <w:bCs/>
+              </w:rPr>
+            </w:pPr>
+            <w:r>
+              <w:rPr>
+                <w:b/>
+                <w:bCs/>
+              </w:rPr>
+              <w:t>Instance Method</w:t>
+            </w:r>
+          </w:p>
+          <w:p>
+            <w:pPr>
+              <w:spacing w:line="259" w:lineRule="auto"/>
+              <w:rPr>
+                <w:b/>
+                <w:bCs/>
+              </w:rPr>
+            </w:pPr>
+            <w:r>
+              <w:rPr>
+                <w:rFonts w:ascii="Segoe UI Symbol" w:hAnsi="Segoe UI Symbol" w:cs="Segoe UI Symbol"/>
+                <w:b/>
+                <w:bCs/>
+              </w:rPr>
+              <w:t>✔</w:t>
+            </w:r>
+            <w:r>
+              <w:rPr>
+                <w:b/>
+                <w:bCs/>
+              </w:rPr>
+              <w:t xml:space="preserve"> this</w:t>
+            </w:r>
+          </w:p>
+          <w:p>
+            <w:pPr>
+              <w:spacing w:line="259" w:lineRule="auto"/>
+              <w:rPr>
+                <w:b/>
+                <w:bCs/>
+              </w:rPr>
+            </w:pPr>
+            <w:r>
+              <w:rPr>
+                <w:rFonts w:ascii="Segoe UI Symbol" w:hAnsi="Segoe UI Symbol" w:cs="Segoe UI Symbol"/>
+                <w:b/>
+                <w:bCs/>
+              </w:rPr>
+              <w:t>✔</w:t>
+            </w:r>
+            <w:r>
+              <w:rPr>
+                <w:b/>
+                <w:bCs/>
+              </w:rPr>
+              <w:t xml:space="preserve"> super</w:t>
+            </w:r>
+          </w:p>
+          <w:p>
+            <w:pPr>
+              <w:spacing w:line="259" w:lineRule="auto"/>
+              <w:rPr>
+                <w:b/>
+                <w:bCs/>
+              </w:rPr>
+            </w:pPr>
+            <w:r>
+              <w:rPr>
+                <w:rFonts w:ascii="Segoe UI Symbol" w:hAnsi="Segoe UI Symbol" w:cs="Segoe UI Symbol"/>
+                <w:b/>
+                <w:bCs/>
+              </w:rPr>
+              <w:t>✔</w:t>
+            </w:r>
+            <w:r>
+              <w:rPr>
+                <w:b/>
+                <w:bCs/>
+              </w:rPr>
+              <w:t xml:space="preserve"> instance fields</w:t>
+            </w:r>
+          </w:p>
+          <w:p>
+            <w:pPr>
+              <w:spacing w:line="259" w:lineRule="auto"/>
+              <w:rPr>
+                <w:b/>
+                <w:bCs/>
+              </w:rPr>
+            </w:pPr>
+            <w:r>
+              <w:rPr>
+                <w:rFonts w:ascii="Segoe UI Symbol" w:hAnsi="Segoe UI Symbol" w:cs="Segoe UI Symbol"/>
+                <w:b/>
+                <w:bCs/>
+              </w:rPr>
+              <w:t>✔</w:t>
+            </w:r>
+            <w:r>
+              <w:rPr>
+                <w:b/>
+                <w:bCs/>
+              </w:rPr>
+              <w:t xml:space="preserve"> instance methods</w:t>
+            </w:r>
+          </w:p>
+          <w:p>
+            <w:pPr>
+              <w:rPr>
+                <w:b/>
+                <w:bCs/>
+              </w:rPr>
+            </w:pPr>
+          </w:p>
+        </w:tc>
+      </w:tr>
+    </w:tbl>
+    <w:p>
+      <w:pPr>
+        <w:rPr>
+          <w:b/>
+          <w:bCs/>
+        </w:rPr>
+      </w:pPr>
+    </w:p>
+    <w:tbl>
+      <w:tblPr>
+        <w:tblW w:w="0" w:type="auto"/>
+        <w:tblCellSpacing w:w="15" w:type="dxa"/>
+        <w:tblBorders>
+          <w:top w:val="single" w:sz="4" w:space="0" w:color="auto"/>
+          <w:left w:val="single" w:sz="4" w:space="0" w:color="auto"/>
+          <w:bottom w:val="single" w:sz="4" w:space="0" w:color="auto"/>
+          <w:right w:val="single" w:sz="4" w:space="0" w:color="auto"/>
+          <w:insideH w:val="single" w:sz="4" w:space="0" w:color="auto"/>
+          <w:insideV w:val="single" w:sz="4" w:space="0" w:color="auto"/>
+        </w:tblBorders>
+        <w:tblCellMar>
+          <w:top w:w="15" w:type="dxa"/>
+          <w:left w:w="15" w:type="dxa"/>
+          <w:bottom w:w="15" w:type="dxa"/>
+          <w:right w:w="15" w:type="dxa"/>
+        </w:tblCellMar>
+        <w:tblLook w:val="04A0" w:firstRow="1" w:lastRow="0" w:firstColumn="1" w:lastColumn="0" w:noHBand="0" w:noVBand="1"/>
+      </w:tblPr>
+      <w:tblGrid>
+        <w:gridCol w:w="2762"/>
+        <w:gridCol w:w="1404"/>
+        <w:gridCol w:w="1663"/>
+        <w:gridCol w:w="1375"/>
+        <w:gridCol w:w="1634"/>
+        <w:gridCol w:w="417"/>
+        <w:gridCol w:w="608"/>
+      </w:tblGrid>
+      <w:tr>
+        <w:trPr>
+          <w:tblHeader/>
+          <w:tblCellSpacing w:w="15" w:type="dxa"/>
+        </w:trPr>
+        <w:tc>
+          <w:tcPr>
+            <w:tcW w:w="0" w:type="auto"/>
+            <w:vAlign w:val="center"/>
+            <w:hideMark/>
+          </w:tcPr>
+          <w:p>
+            <w:pPr>
+              <w:rPr>
+                <w:b/>
+                <w:bCs/>
+              </w:rPr>
+            </w:pPr>
+            <w:r>
+              <w:rPr>
+                <w:b/>
+                <w:bCs/>
+              </w:rPr>
+              <w:t>Kahan Se Access Kar Rahe Ho</w:t>
+            </w:r>
+          </w:p>
+        </w:tc>
+        <w:tc>
+          <w:tcPr>
+            <w:tcW w:w="0" w:type="auto"/>
+            <w:vAlign w:val="center"/>
+            <w:hideMark/>
+          </w:tcPr>
+          <w:p>
+            <w:pPr>
+              <w:rPr>
+                <w:b/>
+                <w:bCs/>
+              </w:rPr>
+            </w:pPr>
+            <w:r>
+              <w:rPr>
+                <w:b/>
+                <w:bCs/>
+              </w:rPr>
+              <w:t>Static Variable</w:t>
+            </w:r>
+          </w:p>
+        </w:tc>
+        <w:tc>
+          <w:tcPr>
+            <w:tcW w:w="0" w:type="auto"/>
+            <w:vAlign w:val="center"/>
+            <w:hideMark/>
+          </w:tcPr>
+          <w:p>
+            <w:pPr>
+              <w:rPr>
+                <w:b/>
+                <w:bCs/>
+              </w:rPr>
+            </w:pPr>
+            <w:r>
+              <w:rPr>
+                <w:b/>
+                <w:bCs/>
+              </w:rPr>
+              <w:t>Instance Variable</w:t>
+            </w:r>
+          </w:p>
+        </w:tc>
+        <w:tc>
+          <w:tcPr>
+            <w:tcW w:w="0" w:type="auto"/>
+            <w:vAlign w:val="center"/>
+            <w:hideMark/>
+          </w:tcPr>
+          <w:p>
+            <w:pPr>
+              <w:rPr>
+                <w:b/>
+                <w:bCs/>
+              </w:rPr>
+            </w:pPr>
+            <w:r>
+              <w:rPr>
+                <w:b/>
+                <w:bCs/>
+              </w:rPr>
+              <w:t>Static Method</w:t>
+            </w:r>
+          </w:p>
+        </w:tc>
+        <w:tc>
+          <w:tcPr>
+            <w:tcW w:w="0" w:type="auto"/>
+            <w:vAlign w:val="center"/>
+            <w:hideMark/>
+          </w:tcPr>
+          <w:p>
+            <w:pPr>
+              <w:rPr>
+                <w:b/>
+                <w:bCs/>
+              </w:rPr>
+            </w:pPr>
+            <w:r>
+              <w:rPr>
+                <w:b/>
+                <w:bCs/>
+              </w:rPr>
+              <w:t>Instance Method</w:t>
+            </w:r>
+          </w:p>
+        </w:tc>
+        <w:tc>
+          <w:tcPr>
+            <w:tcW w:w="0" w:type="auto"/>
+            <w:vAlign w:val="center"/>
+            <w:hideMark/>
+          </w:tcPr>
+          <w:p>
+            <w:pPr>
+              <w:rPr>
+                <w:b/>
+                <w:bCs/>
+              </w:rPr>
+            </w:pPr>
+            <w:r>
+              <w:rPr>
+                <w:b/>
+                <w:bCs/>
+              </w:rPr>
+              <w:t>this</w:t>
+            </w:r>
+          </w:p>
+        </w:tc>
+        <w:tc>
+          <w:tcPr>
+            <w:tcW w:w="0" w:type="auto"/>
+            <w:vAlign w:val="center"/>
+            <w:hideMark/>
+          </w:tcPr>
+          <w:p>
+            <w:pPr>
+              <w:rPr>
+                <w:b/>
+                <w:bCs/>
+              </w:rPr>
+            </w:pPr>
+            <w:r>
+              <w:rPr>
+                <w:b/>
+                <w:bCs/>
+              </w:rPr>
+              <w:t>super</w:t>
+            </w:r>
+          </w:p>
+        </w:tc>
+      </w:tr>
+      <w:tr>
+        <w:trPr>
+          <w:tblCellSpacing w:w="15" w:type="dxa"/>
+        </w:trPr>
+        <w:tc>
+          <w:tcPr>
+            <w:tcW w:w="0" w:type="auto"/>
+            <w:vAlign w:val="center"/>
+            <w:hideMark/>
+          </w:tcPr>
+          <w:p>
+            <w:pPr>
+              <w:rPr>
+                <w:b/>
+                <w:bCs/>
+              </w:rPr>
+            </w:pPr>
+            <w:r>
+              <w:rPr>
+                <w:b/>
+                <w:bCs/>
+              </w:rPr>
+              <w:t>Static Method</w:t>
+            </w:r>
+          </w:p>
+        </w:tc>
+        <w:tc>
+          <w:tcPr>
+            <w:tcW w:w="0" w:type="auto"/>
+            <w:vAlign w:val="center"/>
+            <w:hideMark/>
+          </w:tcPr>
+          <w:p>
+            <w:pPr>
+              <w:rPr>
+                <w:b/>
+                <w:bCs/>
+              </w:rPr>
+            </w:pPr>
+            <w:r>
+              <w:rPr>
+                <w:rFonts w:ascii="Segoe UI Emoji" w:hAnsi="Segoe UI Emoji" w:cs="Segoe UI Emoji"/>
+                <w:b/>
+                <w:bCs/>
+              </w:rPr>
+              <w:t>✅</w:t>
+            </w:r>
+          </w:p>
+        </w:tc>
+        <w:tc>
+          <w:tcPr>
+            <w:tcW w:w="0" w:type="auto"/>
+            <w:vAlign w:val="center"/>
+            <w:hideMark/>
+          </w:tcPr>
+          <w:p>
+            <w:pPr>
+              <w:rPr>
+                <w:b/>
+                <w:bCs/>
+              </w:rPr>
+            </w:pPr>
+            <w:r>
+              <w:rPr>
+                <w:rFonts w:ascii="Segoe UI Emoji" w:hAnsi="Segoe UI Emoji" w:cs="Segoe UI Emoji"/>
+                <w:b/>
+                <w:bCs/>
+              </w:rPr>
+              <w:t>❌</w:t>
+            </w:r>
+            <w:r>
+              <w:rPr>
+                <w:b/>
+                <w:bCs/>
+              </w:rPr>
+              <w:t xml:space="preserve"> Directly</w:t>
+            </w:r>
+          </w:p>
+        </w:tc>
+        <w:tc>
+          <w:tcPr>
+            <w:tcW w:w="0" w:type="auto"/>
+            <w:vAlign w:val="center"/>
+            <w:hideMark/>
+          </w:tcPr>
+          <w:p>
+            <w:pPr>
+              <w:rPr>
+                <w:b/>
+                <w:bCs/>
+              </w:rPr>
+            </w:pPr>
+            <w:r>
+              <w:rPr>
+                <w:rFonts w:ascii="Segoe UI Emoji" w:hAnsi="Segoe UI Emoji" w:cs="Segoe UI Emoji"/>
+                <w:b/>
+                <w:bCs/>
+              </w:rPr>
+              <w:t>✅</w:t>
+            </w:r>
+          </w:p>
+        </w:tc>
+        <w:tc>
+          <w:tcPr>
+            <w:tcW w:w="0" w:type="auto"/>
+            <w:vAlign w:val="center"/>
+            <w:hideMark/>
+          </w:tcPr>
+          <w:p>
+            <w:pPr>
+              <w:rPr>
+                <w:b/>
+                <w:bCs/>
+              </w:rPr>
+            </w:pPr>
+            <w:r>
+              <w:rPr>
+                <w:rFonts w:ascii="Segoe UI Emoji" w:hAnsi="Segoe UI Emoji" w:cs="Segoe UI Emoji"/>
+                <w:b/>
+                <w:bCs/>
+              </w:rPr>
+              <w:t>❌</w:t>
+            </w:r>
+            <w:r>
+              <w:rPr>
+                <w:b/>
+                <w:bCs/>
+              </w:rPr>
+              <w:t xml:space="preserve"> Directly</w:t>
+            </w:r>
+          </w:p>
+        </w:tc>
+        <w:tc>
+          <w:tcPr>
+            <w:tcW w:w="0" w:type="auto"/>
+            <w:vAlign w:val="center"/>
+            <w:hideMark/>
+          </w:tcPr>
+          <w:p>
+            <w:pPr>
+              <w:rPr>
+                <w:b/>
+                <w:bCs/>
+              </w:rPr>
+            </w:pPr>
+            <w:r>
+              <w:rPr>
+                <w:rFonts w:ascii="Segoe UI Emoji" w:hAnsi="Segoe UI Emoji" w:cs="Segoe UI Emoji"/>
+                <w:b/>
+                <w:bCs/>
+              </w:rPr>
+              <w:t>❌</w:t>
+            </w:r>
+          </w:p>
+        </w:tc>
+        <w:tc>
+          <w:tcPr>
+            <w:tcW w:w="0" w:type="auto"/>
+            <w:vAlign w:val="center"/>
+            <w:hideMark/>
+          </w:tcPr>
+          <w:p>
+            <w:pPr>
+              <w:rPr>
+                <w:b/>
+                <w:bCs/>
+              </w:rPr>
+            </w:pPr>
+            <w:r>
+              <w:rPr>
+                <w:rFonts w:ascii="Segoe UI Emoji" w:hAnsi="Segoe UI Emoji" w:cs="Segoe UI Emoji"/>
+                <w:b/>
+                <w:bCs/>
+              </w:rPr>
+              <w:t>❌</w:t>
+            </w:r>
+          </w:p>
+        </w:tc>
+      </w:tr>
+      <w:tr>
+        <w:trPr>
+          <w:tblCellSpacing w:w="15" w:type="dxa"/>
+        </w:trPr>
+        <w:tc>
+          <w:tcPr>
+            <w:tcW w:w="0" w:type="auto"/>
+            <w:vAlign w:val="center"/>
+            <w:hideMark/>
+          </w:tcPr>
+          <w:p>
+            <w:pPr>
+              <w:rPr>
+                <w:b/>
+                <w:bCs/>
+              </w:rPr>
+            </w:pPr>
+            <w:r>
+              <w:rPr>
+                <w:b/>
+                <w:bCs/>
+              </w:rPr>
+              <w:t>Instance Method</w:t>
+            </w:r>
+          </w:p>
+        </w:tc>
+        <w:tc>
+          <w:tcPr>
+            <w:tcW w:w="0" w:type="auto"/>
+            <w:vAlign w:val="center"/>
+            <w:hideMark/>
+          </w:tcPr>
+          <w:p>
+            <w:pPr>
+              <w:rPr>
+                <w:b/>
+                <w:bCs/>
+              </w:rPr>
+            </w:pPr>
+            <w:r>
+              <w:rPr>
+                <w:rFonts w:ascii="Segoe UI Emoji" w:hAnsi="Segoe UI Emoji" w:cs="Segoe UI Emoji"/>
+                <w:b/>
+                <w:bCs/>
+              </w:rPr>
+              <w:t>✅</w:t>
+            </w:r>
+          </w:p>
+        </w:tc>
+        <w:tc>
+          <w:tcPr>
+            <w:tcW w:w="0" w:type="auto"/>
+            <w:vAlign w:val="center"/>
+            <w:hideMark/>
+          </w:tcPr>
+          <w:p>
+            <w:pPr>
+              <w:rPr>
+                <w:b/>
+                <w:bCs/>
+              </w:rPr>
+            </w:pPr>
+            <w:r>
+              <w:rPr>
+                <w:rFonts w:ascii="Segoe UI Emoji" w:hAnsi="Segoe UI Emoji" w:cs="Segoe UI Emoji"/>
+                <w:b/>
+                <w:bCs/>
+              </w:rPr>
+              <w:t>✅</w:t>
+            </w:r>
+          </w:p>
+        </w:tc>
+        <w:tc>
+          <w:tcPr>
+            <w:tcW w:w="0" w:type="auto"/>
+            <w:vAlign w:val="center"/>
+            <w:hideMark/>
+          </w:tcPr>
+          <w:p>
+            <w:pPr>
+              <w:rPr>
+                <w:b/>
+                <w:bCs/>
+              </w:rPr>
+            </w:pPr>
+            <w:r>
+              <w:rPr>
+                <w:rFonts w:ascii="Segoe UI Emoji" w:hAnsi="Segoe UI Emoji" w:cs="Segoe UI Emoji"/>
+                <w:b/>
+                <w:bCs/>
+              </w:rPr>
+              <w:t>✅</w:t>
+            </w:r>
+          </w:p>
+        </w:tc>
+        <w:tc>
+          <w:tcPr>
+            <w:tcW w:w="0" w:type="auto"/>
+            <w:vAlign w:val="center"/>
+            <w:hideMark/>
+          </w:tcPr>
+          <w:p>
+            <w:pPr>
+              <w:rPr>
+                <w:b/>
+                <w:bCs/>
+              </w:rPr>
+            </w:pPr>
+            <w:r>
+              <w:rPr>
+                <w:rFonts w:ascii="Segoe UI Emoji" w:hAnsi="Segoe UI Emoji" w:cs="Segoe UI Emoji"/>
+                <w:b/>
+                <w:bCs/>
+              </w:rPr>
+              <w:t>✅</w:t>
+            </w:r>
+          </w:p>
+        </w:tc>
+        <w:tc>
+          <w:tcPr>
+            <w:tcW w:w="0" w:type="auto"/>
+            <w:vAlign w:val="center"/>
+            <w:hideMark/>
+          </w:tcPr>
+          <w:p>
+            <w:pPr>
+              <w:rPr>
+                <w:b/>
+                <w:bCs/>
+              </w:rPr>
+            </w:pPr>
+            <w:r>
+              <w:rPr>
+                <w:rFonts w:ascii="Segoe UI Emoji" w:hAnsi="Segoe UI Emoji" w:cs="Segoe UI Emoji"/>
+                <w:b/>
+                <w:bCs/>
+              </w:rPr>
+              <w:t>✅</w:t>
+            </w:r>
+          </w:p>
+        </w:tc>
+        <w:tc>
+          <w:tcPr>
+            <w:tcW w:w="0" w:type="auto"/>
+            <w:vAlign w:val="center"/>
+            <w:hideMark/>
+          </w:tcPr>
+          <w:p>
+            <w:pPr>
+              <w:rPr>
+                <w:b/>
+                <w:bCs/>
+              </w:rPr>
+            </w:pPr>
+            <w:r>
+              <w:rPr>
+                <w:rFonts w:ascii="Segoe UI Emoji" w:hAnsi="Segoe UI Emoji" w:cs="Segoe UI Emoji"/>
+                <w:b/>
+                <w:bCs/>
+              </w:rPr>
+              <w:t>✅</w:t>
+            </w:r>
+          </w:p>
+        </w:tc>
+      </w:tr>
+      <w:tr>
+        <w:trPr>
+          <w:tblCellSpacing w:w="15" w:type="dxa"/>
+        </w:trPr>
+        <w:tc>
+          <w:tcPr>
+            <w:tcW w:w="0" w:type="auto"/>
+            <w:vAlign w:val="center"/>
+            <w:hideMark/>
+          </w:tcPr>
+          <w:p>
+            <w:pPr>
+              <w:rPr>
+                <w:b/>
+                <w:bCs/>
+              </w:rPr>
+            </w:pPr>
+            <w:r>
+              <w:rPr>
+                <w:b/>
+                <w:bCs/>
+              </w:rPr>
+              <w:t>Static Block</w:t>
+            </w:r>
+          </w:p>
+        </w:tc>
+        <w:tc>
+          <w:tcPr>
+            <w:tcW w:w="0" w:type="auto"/>
+            <w:vAlign w:val="center"/>
+            <w:hideMark/>
+          </w:tcPr>
+          <w:p>
+            <w:pPr>
+              <w:rPr>
+                <w:b/>
+                <w:bCs/>
+              </w:rPr>
+            </w:pPr>
+            <w:r>
+              <w:rPr>
+                <w:rFonts w:ascii="Segoe UI Emoji" w:hAnsi="Segoe UI Emoji" w:cs="Segoe UI Emoji"/>
+                <w:b/>
+                <w:bCs/>
+              </w:rPr>
+              <w:t>✅</w:t>
+            </w:r>
+          </w:p>
+        </w:tc>
+        <w:tc>
+          <w:tcPr>
+            <w:tcW w:w="0" w:type="auto"/>
+            <w:vAlign w:val="center"/>
+            <w:hideMark/>
+          </w:tcPr>
+          <w:p>
+            <w:pPr>
+              <w:rPr>
+                <w:b/>
+                <w:bCs/>
+              </w:rPr>
+            </w:pPr>
+            <w:r>
+              <w:rPr>
+                <w:rFonts w:ascii="Segoe UI Emoji" w:hAnsi="Segoe UI Emoji" w:cs="Segoe UI Emoji"/>
+                <w:b/>
+                <w:bCs/>
+              </w:rPr>
+              <w:t>❌</w:t>
+            </w:r>
+          </w:p>
+        </w:tc>
+        <w:tc>
+          <w:tcPr>
+            <w:tcW w:w="0" w:type="auto"/>
+            <w:vAlign w:val="center"/>
+            <w:hideMark/>
+          </w:tcPr>
+          <w:p>
+            <w:pPr>
+              <w:rPr>
+                <w:b/>
+                <w:bCs/>
+              </w:rPr>
+            </w:pPr>
+            <w:r>
+              <w:rPr>
+                <w:rFonts w:ascii="Segoe UI Emoji" w:hAnsi="Segoe UI Emoji" w:cs="Segoe UI Emoji"/>
+                <w:b/>
+                <w:bCs/>
+              </w:rPr>
+              <w:t>✅</w:t>
+            </w:r>
+          </w:p>
+        </w:tc>
+        <w:tc>
+          <w:tcPr>
+            <w:tcW w:w="0" w:type="auto"/>
+            <w:vAlign w:val="center"/>
+            <w:hideMark/>
+          </w:tcPr>
+          <w:p>
+            <w:pPr>
+              <w:rPr>
+                <w:b/>
+                <w:bCs/>
+              </w:rPr>
+            </w:pPr>
+            <w:r>
+              <w:rPr>
+                <w:rFonts w:ascii="Segoe UI Emoji" w:hAnsi="Segoe UI Emoji" w:cs="Segoe UI Emoji"/>
+                <w:b/>
+                <w:bCs/>
+              </w:rPr>
+              <w:t>❌</w:t>
+            </w:r>
+          </w:p>
+        </w:tc>
+        <w:tc>
+          <w:tcPr>
+            <w:tcW w:w="0" w:type="auto"/>
+            <w:vAlign w:val="center"/>
+            <w:hideMark/>
+          </w:tcPr>
+          <w:p>
+            <w:pPr>
+              <w:rPr>
+                <w:b/>
+                <w:bCs/>
+              </w:rPr>
+            </w:pPr>
+            <w:r>
+              <w:rPr>
+                <w:rFonts w:ascii="Segoe UI Emoji" w:hAnsi="Segoe UI Emoji" w:cs="Segoe UI Emoji"/>
+                <w:b/>
+                <w:bCs/>
+              </w:rPr>
+              <w:t>❌</w:t>
+            </w:r>
+          </w:p>
+        </w:tc>
+        <w:tc>
+          <w:tcPr>
+            <w:tcW w:w="0" w:type="auto"/>
+            <w:vAlign w:val="center"/>
+            <w:hideMark/>
+          </w:tcPr>
+          <w:p>
+            <w:pPr>
+              <w:rPr>
+                <w:b/>
+                <w:bCs/>
+              </w:rPr>
+            </w:pPr>
+            <w:r>
+              <w:rPr>
+                <w:rFonts w:ascii="Segoe UI Emoji" w:hAnsi="Segoe UI Emoji" w:cs="Segoe UI Emoji"/>
+                <w:b/>
+                <w:bCs/>
+              </w:rPr>
+              <w:t>❌</w:t>
+            </w:r>
+          </w:p>
+        </w:tc>
+      </w:tr>
+      <w:tr>
+        <w:trPr>
+          <w:tblCellSpacing w:w="15" w:type="dxa"/>
+        </w:trPr>
+        <w:tc>
+          <w:tcPr>
+            <w:tcW w:w="0" w:type="auto"/>
+            <w:vAlign w:val="center"/>
+            <w:hideMark/>
+          </w:tcPr>
+          <w:p>
+            <w:pPr>
+              <w:rPr>
+                <w:b/>
+                <w:bCs/>
+              </w:rPr>
+            </w:pPr>
+            <w:r>
+              <w:rPr>
+                <w:b/>
+                <w:bCs/>
+              </w:rPr>
+              <w:t>Constructor</w:t>
+            </w:r>
+          </w:p>
+        </w:tc>
+        <w:tc>
+          <w:tcPr>
+            <w:tcW w:w="0" w:type="auto"/>
+            <w:vAlign w:val="center"/>
+            <w:hideMark/>
+          </w:tcPr>
+          <w:p>
+            <w:pPr>
+              <w:rPr>
+                <w:b/>
+                <w:bCs/>
+              </w:rPr>
+            </w:pPr>
+            <w:r>
+              <w:rPr>
+                <w:rFonts w:ascii="Segoe UI Emoji" w:hAnsi="Segoe UI Emoji" w:cs="Segoe UI Emoji"/>
+                <w:b/>
+                <w:bCs/>
+              </w:rPr>
+              <w:t>✅</w:t>
+            </w:r>
+          </w:p>
+        </w:tc>
+        <w:tc>
+          <w:tcPr>
+            <w:tcW w:w="0" w:type="auto"/>
+            <w:vAlign w:val="center"/>
+            <w:hideMark/>
+          </w:tcPr>
+          <w:p>
+            <w:pPr>
+              <w:rPr>
+                <w:b/>
+                <w:bCs/>
+              </w:rPr>
+            </w:pPr>
+            <w:r>
+              <w:rPr>
+                <w:rFonts w:ascii="Segoe UI Emoji" w:hAnsi="Segoe UI Emoji" w:cs="Segoe UI Emoji"/>
+                <w:b/>
+                <w:bCs/>
+              </w:rPr>
+              <w:t>✅</w:t>
+            </w:r>
+          </w:p>
+        </w:tc>
+        <w:tc>
+          <w:tcPr>
+            <w:tcW w:w="0" w:type="auto"/>
+            <w:vAlign w:val="center"/>
+            <w:hideMark/>
+          </w:tcPr>
+          <w:p>
+            <w:pPr>
+              <w:rPr>
+                <w:b/>
+                <w:bCs/>
+              </w:rPr>
+            </w:pPr>
+            <w:r>
+              <w:rPr>
+                <w:rFonts w:ascii="Segoe UI Emoji" w:hAnsi="Segoe UI Emoji" w:cs="Segoe UI Emoji"/>
+                <w:b/>
+                <w:bCs/>
+              </w:rPr>
+              <w:t>✅</w:t>
+            </w:r>
+          </w:p>
+        </w:tc>
+        <w:tc>
+          <w:tcPr>
+            <w:tcW w:w="0" w:type="auto"/>
+            <w:vAlign w:val="center"/>
+            <w:hideMark/>
+          </w:tcPr>
+          <w:p>
+            <w:pPr>
+              <w:rPr>
+                <w:b/>
+                <w:bCs/>
+              </w:rPr>
+            </w:pPr>
+            <w:r>
+              <w:rPr>
+                <w:rFonts w:ascii="Segoe UI Emoji" w:hAnsi="Segoe UI Emoji" w:cs="Segoe UI Emoji"/>
+                <w:b/>
+                <w:bCs/>
+              </w:rPr>
+              <w:t>✅</w:t>
+            </w:r>
+          </w:p>
+        </w:tc>
+        <w:tc>
+          <w:tcPr>
+            <w:tcW w:w="0" w:type="auto"/>
+            <w:vAlign w:val="center"/>
+            <w:hideMark/>
+          </w:tcPr>
+          <w:p>
+            <w:pPr>
+              <w:rPr>
+                <w:b/>
+                <w:bCs/>
+              </w:rPr>
+            </w:pPr>
+            <w:r>
+              <w:rPr>
+                <w:rFonts w:ascii="Segoe UI Emoji" w:hAnsi="Segoe UI Emoji" w:cs="Segoe UI Emoji"/>
+                <w:b/>
+                <w:bCs/>
+              </w:rPr>
+              <w:t>✅</w:t>
+            </w:r>
+          </w:p>
+        </w:tc>
+        <w:tc>
+          <w:tcPr>
+            <w:tcW w:w="0" w:type="auto"/>
+            <w:vAlign w:val="center"/>
+            <w:hideMark/>
+          </w:tcPr>
+          <w:p>
+            <w:pPr>
+              <w:rPr>
+                <w:b/>
+                <w:bCs/>
+              </w:rPr>
+            </w:pPr>
+            <w:r>
+              <w:rPr>
+                <w:rFonts w:ascii="Segoe UI Emoji" w:hAnsi="Segoe UI Emoji" w:cs="Segoe UI Emoji"/>
+                <w:b/>
+                <w:bCs/>
+              </w:rPr>
+              <w:t>✅</w:t>
+            </w:r>
+          </w:p>
+        </w:tc>
+      </w:tr>
+    </w:tbl>
+    <w:p>
+      <w:pPr>
+        <w:rPr>
+          <w:b/>
+          <w:bCs/>
+        </w:rPr>
+      </w:pPr>
+    </w:p>
+    <w:tbl>
+      <w:tblPr>
+        <w:tblW w:w="0" w:type="auto"/>
+        <w:tblCellSpacing w:w="15" w:type="dxa"/>
+        <w:tblBorders>
+          <w:top w:val="single" w:sz="4" w:space="0" w:color="auto"/>
+          <w:left w:val="single" w:sz="4" w:space="0" w:color="auto"/>
+          <w:bottom w:val="single" w:sz="4" w:space="0" w:color="auto"/>
+          <w:right w:val="single" w:sz="4" w:space="0" w:color="auto"/>
+          <w:insideH w:val="single" w:sz="4" w:space="0" w:color="auto"/>
+          <w:insideV w:val="single" w:sz="4" w:space="0" w:color="auto"/>
+        </w:tblBorders>
+        <w:tblCellMar>
+          <w:top w:w="15" w:type="dxa"/>
+          <w:left w:w="15" w:type="dxa"/>
+          <w:bottom w:w="15" w:type="dxa"/>
+          <w:right w:w="15" w:type="dxa"/>
+        </w:tblCellMar>
+        <w:tblLook w:val="04A0" w:firstRow="1" w:lastRow="0" w:firstColumn="1" w:lastColumn="0" w:noHBand="0" w:noVBand="1"/>
+      </w:tblPr>
+      <w:tblGrid>
+        <w:gridCol w:w="3025"/>
+        <w:gridCol w:w="1333"/>
+        <w:gridCol w:w="958"/>
+      </w:tblGrid>
+      <w:tr>
+        <w:trPr>
+          <w:tblHeader/>
+          <w:tblCellSpacing w:w="15" w:type="dxa"/>
+        </w:trPr>
+        <w:tc>
+          <w:tcPr>
+            <w:tcW w:w="0" w:type="auto"/>
+            <w:vAlign w:val="center"/>
+            <w:hideMark/>
+          </w:tcPr>
+          <w:p>
+            <w:pPr>
+              <w:rPr>
+                <w:b/>
+                <w:bCs/>
+              </w:rPr>
+            </w:pPr>
+            <w:r>
+              <w:rPr>
+                <w:b/>
+                <w:bCs/>
+              </w:rPr>
+              <w:t>Feature</w:t>
+            </w:r>
+          </w:p>
+        </w:tc>
+        <w:tc>
+          <w:tcPr>
+            <w:tcW w:w="0" w:type="auto"/>
+            <w:vAlign w:val="center"/>
+            <w:hideMark/>
+          </w:tcPr>
+          <w:p>
+            <w:pPr>
+              <w:rPr>
+                <w:b/>
+                <w:bCs/>
+              </w:rPr>
+            </w:pPr>
+            <w:r>
+              <w:rPr>
+                <w:b/>
+                <w:bCs/>
+              </w:rPr>
+              <w:t>Compile Time</w:t>
+            </w:r>
+          </w:p>
+        </w:tc>
+        <w:tc>
+          <w:tcPr>
+            <w:tcW w:w="0" w:type="auto"/>
+            <w:vAlign w:val="center"/>
+            <w:hideMark/>
+          </w:tcPr>
+          <w:p>
+            <w:pPr>
+              <w:rPr>
+                <w:b/>
+                <w:bCs/>
+              </w:rPr>
+            </w:pPr>
+            <w:r>
+              <w:rPr>
+                <w:b/>
+                <w:bCs/>
+              </w:rPr>
+              <w:t>Run Time</w:t>
+            </w:r>
+          </w:p>
+        </w:tc>
+      </w:tr>
+      <w:tr>
+        <w:trPr>
+          <w:tblCellSpacing w:w="15" w:type="dxa"/>
+        </w:trPr>
+        <w:tc>
+          <w:tcPr>
+            <w:tcW w:w="0" w:type="auto"/>
+            <w:vAlign w:val="center"/>
+            <w:hideMark/>
+          </w:tcPr>
+          <w:p>
+            <w:pPr>
+              <w:rPr>
+                <w:b/>
+                <w:bCs/>
+              </w:rPr>
+            </w:pPr>
+            <w:r>
+              <w:rPr>
+                <w:b/>
+                <w:bCs/>
+              </w:rPr>
+              <w:t>Class Loading</w:t>
+            </w:r>
+          </w:p>
+        </w:tc>
+        <w:tc>
+          <w:tcPr>
+            <w:tcW w:w="0" w:type="auto"/>
+            <w:vAlign w:val="center"/>
+            <w:hideMark/>
+          </w:tcPr>
+          <w:p>
+            <w:pPr>
+              <w:rPr>
+                <w:b/>
+                <w:bCs/>
+              </w:rPr>
+            </w:pPr>
+            <w:r>
+              <w:rPr>
+                <w:rFonts w:ascii="Segoe UI Emoji" w:hAnsi="Segoe UI Emoji" w:cs="Segoe UI Emoji"/>
+                <w:b/>
+                <w:bCs/>
+              </w:rPr>
+              <w:t>❌</w:t>
+            </w:r>
+          </w:p>
+        </w:tc>
+        <w:tc>
+          <w:tcPr>
+            <w:tcW w:w="0" w:type="auto"/>
+            <w:vAlign w:val="center"/>
+            <w:hideMark/>
+          </w:tcPr>
+          <w:p>
+            <w:pPr>
+              <w:rPr>
+                <w:b/>
+                <w:bCs/>
+              </w:rPr>
+            </w:pPr>
+            <w:r>
+              <w:rPr>
+                <w:rFonts w:ascii="Segoe UI Emoji" w:hAnsi="Segoe UI Emoji" w:cs="Segoe UI Emoji"/>
+                <w:b/>
+                <w:bCs/>
+              </w:rPr>
+              <w:t>✅</w:t>
+            </w:r>
+          </w:p>
+        </w:tc>
+      </w:tr>
+      <w:tr>
+        <w:trPr>
+          <w:tblCellSpacing w:w="15" w:type="dxa"/>
+        </w:trPr>
+        <w:tc>
+          <w:tcPr>
+            <w:tcW w:w="0" w:type="auto"/>
+            <w:vAlign w:val="center"/>
+            <w:hideMark/>
+          </w:tcPr>
+          <w:p>
+            <w:pPr>
+              <w:rPr>
+                <w:b/>
+                <w:bCs/>
+              </w:rPr>
+            </w:pPr>
+            <w:r>
+              <w:rPr>
+                <w:b/>
+                <w:bCs/>
+              </w:rPr>
+              <w:t>Bytecode Generation</w:t>
+            </w:r>
+          </w:p>
+        </w:tc>
+        <w:tc>
+          <w:tcPr>
+            <w:tcW w:w="0" w:type="auto"/>
+            <w:vAlign w:val="center"/>
+            <w:hideMark/>
+          </w:tcPr>
+          <w:p>
+            <w:pPr>
+              <w:rPr>
+                <w:b/>
+                <w:bCs/>
+              </w:rPr>
+            </w:pPr>
+            <w:r>
+              <w:rPr>
+                <w:rFonts w:ascii="Segoe UI Emoji" w:hAnsi="Segoe UI Emoji" w:cs="Segoe UI Emoji"/>
+                <w:b/>
+                <w:bCs/>
+              </w:rPr>
+              <w:t>✅</w:t>
+            </w:r>
+          </w:p>
+        </w:tc>
+        <w:tc>
+          <w:tcPr>
+            <w:tcW w:w="0" w:type="auto"/>
+            <w:vAlign w:val="center"/>
+            <w:hideMark/>
+          </w:tcPr>
+          <w:p>
+            <w:pPr>
+              <w:rPr>
+                <w:b/>
+                <w:bCs/>
+              </w:rPr>
+            </w:pPr>
+            <w:r>
+              <w:rPr>
+                <w:rFonts w:ascii="Segoe UI Emoji" w:hAnsi="Segoe UI Emoji" w:cs="Segoe UI Emoji"/>
+                <w:b/>
+                <w:bCs/>
+              </w:rPr>
+              <w:t>❌</w:t>
+            </w:r>
+          </w:p>
+        </w:tc>
+      </w:tr>
+      <w:tr>
+        <w:trPr>
+          <w:tblCellSpacing w:w="15" w:type="dxa"/>
+        </w:trPr>
+        <w:tc>
+          <w:tcPr>
+            <w:tcW w:w="0" w:type="auto"/>
+            <w:vAlign w:val="center"/>
+            <w:hideMark/>
+          </w:tcPr>
+          <w:p>
+            <w:pPr>
+              <w:rPr>
+                <w:b/>
+                <w:bCs/>
+              </w:rPr>
+            </w:pPr>
+            <w:r>
+              <w:rPr>
+                <w:b/>
+                <w:bCs/>
+              </w:rPr>
+              <w:t>Syntax Checking</w:t>
+            </w:r>
+          </w:p>
+        </w:tc>
+        <w:tc>
+          <w:tcPr>
+            <w:tcW w:w="0" w:type="auto"/>
+            <w:vAlign w:val="center"/>
+            <w:hideMark/>
+          </w:tcPr>
+          <w:p>
+            <w:pPr>
+              <w:rPr>
+                <w:b/>
+                <w:bCs/>
+              </w:rPr>
+            </w:pPr>
+            <w:r>
+              <w:rPr>
+                <w:rFonts w:ascii="Segoe UI Emoji" w:hAnsi="Segoe UI Emoji" w:cs="Segoe UI Emoji"/>
+                <w:b/>
+                <w:bCs/>
+              </w:rPr>
+              <w:t>✅</w:t>
+            </w:r>
+          </w:p>
+        </w:tc>
+        <w:tc>
+          <w:tcPr>
+            <w:tcW w:w="0" w:type="auto"/>
+            <w:vAlign w:val="center"/>
+            <w:hideMark/>
+          </w:tcPr>
+          <w:p>
+            <w:pPr>
+              <w:rPr>
+                <w:b/>
+                <w:bCs/>
+              </w:rPr>
+            </w:pPr>
+            <w:r>
+              <w:rPr>
+                <w:rFonts w:ascii="Segoe UI Emoji" w:hAnsi="Segoe UI Emoji" w:cs="Segoe UI Emoji"/>
+                <w:b/>
+                <w:bCs/>
+              </w:rPr>
+              <w:t>❌</w:t>
+            </w:r>
+          </w:p>
+        </w:tc>
+      </w:tr>
+      <w:tr>
+        <w:trPr>
+          <w:tblCellSpacing w:w="15" w:type="dxa"/>
+        </w:trPr>
+        <w:tc>
+          <w:tcPr>
+            <w:tcW w:w="0" w:type="auto"/>
+            <w:vAlign w:val="center"/>
+            <w:hideMark/>
+          </w:tcPr>
+          <w:p>
+            <w:pPr>
+              <w:rPr>
+                <w:b/>
+                <w:bCs/>
+              </w:rPr>
+            </w:pPr>
+            <w:r>
+              <w:rPr>
+                <w:b/>
+                <w:bCs/>
+              </w:rPr>
+              <w:t>Type Checking</w:t>
+            </w:r>
+          </w:p>
+        </w:tc>
+        <w:tc>
+          <w:tcPr>
+            <w:tcW w:w="0" w:type="auto"/>
+            <w:vAlign w:val="center"/>
+            <w:hideMark/>
+          </w:tcPr>
+          <w:p>
+            <w:pPr>
+              <w:rPr>
+                <w:b/>
+                <w:bCs/>
+              </w:rPr>
+            </w:pPr>
+            <w:r>
+              <w:rPr>
+                <w:rFonts w:ascii="Segoe UI Emoji" w:hAnsi="Segoe UI Emoji" w:cs="Segoe UI Emoji"/>
+                <w:b/>
+                <w:bCs/>
+              </w:rPr>
+              <w:t>✅</w:t>
+            </w:r>
+          </w:p>
+        </w:tc>
+        <w:tc>
+          <w:tcPr>
+            <w:tcW w:w="0" w:type="auto"/>
+            <w:vAlign w:val="center"/>
+            <w:hideMark/>
+          </w:tcPr>
+          <w:p>
+            <w:pPr>
+              <w:rPr>
+                <w:b/>
+                <w:bCs/>
+              </w:rPr>
+            </w:pPr>
+            <w:r>
+              <w:rPr>
+                <w:rFonts w:ascii="Segoe UI Emoji" w:hAnsi="Segoe UI Emoji" w:cs="Segoe UI Emoji"/>
+                <w:b/>
+                <w:bCs/>
+              </w:rPr>
+              <w:t>❌</w:t>
+            </w:r>
+          </w:p>
+        </w:tc>
+      </w:tr>
+      <w:tr>
+        <w:trPr>
+          <w:tblCellSpacing w:w="15" w:type="dxa"/>
+        </w:trPr>
+        <w:tc>
+          <w:tcPr>
+            <w:tcW w:w="0" w:type="auto"/>
+            <w:vAlign w:val="center"/>
+            <w:hideMark/>
+          </w:tcPr>
+          <w:p>
+            <w:pPr>
+              <w:rPr>
+                <w:b/>
+                <w:bCs/>
+              </w:rPr>
+            </w:pPr>
+            <w:r>
+              <w:rPr>
+                <w:b/>
+                <w:bCs/>
+              </w:rPr>
+              <w:t>Method Overloading Resolution</w:t>
+            </w:r>
+          </w:p>
+        </w:tc>
+        <w:tc>
+          <w:tcPr>
+            <w:tcW w:w="0" w:type="auto"/>
+            <w:vAlign w:val="center"/>
+            <w:hideMark/>
+          </w:tcPr>
+          <w:p>
+            <w:pPr>
+              <w:rPr>
+                <w:b/>
+                <w:bCs/>
+              </w:rPr>
+            </w:pPr>
+            <w:r>
+              <w:rPr>
+                <w:rFonts w:ascii="Segoe UI Emoji" w:hAnsi="Segoe UI Emoji" w:cs="Segoe UI Emoji"/>
+                <w:b/>
+                <w:bCs/>
+              </w:rPr>
+              <w:t>✅</w:t>
+            </w:r>
+          </w:p>
+        </w:tc>
+        <w:tc>
+          <w:tcPr>
+            <w:tcW w:w="0" w:type="auto"/>
+            <w:vAlign w:val="center"/>
+            <w:hideMark/>
+          </w:tcPr>
+          <w:p>
+            <w:pPr>
+              <w:rPr>
+                <w:b/>
+                <w:bCs/>
+              </w:rPr>
+            </w:pPr>
+            <w:r>
+              <w:rPr>
+                <w:rFonts w:ascii="Segoe UI Emoji" w:hAnsi="Segoe UI Emoji" w:cs="Segoe UI Emoji"/>
+                <w:b/>
+                <w:bCs/>
+              </w:rPr>
+              <w:t>❌</w:t>
+            </w:r>
+          </w:p>
+        </w:tc>
+      </w:tr>
+      <w:tr>
+        <w:trPr>
+          <w:tblCellSpacing w:w="15" w:type="dxa"/>
+        </w:trPr>
+        <w:tc>
+          <w:tcPr>
+            <w:tcW w:w="0" w:type="auto"/>
+            <w:vAlign w:val="center"/>
+            <w:hideMark/>
+          </w:tcPr>
+          <w:p>
+            <w:pPr>
+              <w:rPr>
+                <w:b/>
+                <w:bCs/>
+              </w:rPr>
+            </w:pPr>
+            <w:r>
+              <w:rPr>
+                <w:b/>
+                <w:bCs/>
+              </w:rPr>
+              <w:t>Variable Access Resolution</w:t>
+            </w:r>
+          </w:p>
+        </w:tc>
+        <w:tc>
+          <w:tcPr>
+            <w:tcW w:w="0" w:type="auto"/>
+            <w:vAlign w:val="center"/>
+            <w:hideMark/>
+          </w:tcPr>
+          <w:p>
+            <w:pPr>
+              <w:rPr>
+                <w:b/>
+                <w:bCs/>
+              </w:rPr>
+            </w:pPr>
+            <w:r>
+              <w:rPr>
+                <w:rFonts w:ascii="Segoe UI Emoji" w:hAnsi="Segoe UI Emoji" w:cs="Segoe UI Emoji"/>
+                <w:b/>
+                <w:bCs/>
+              </w:rPr>
+              <w:t>✅</w:t>
+            </w:r>
+          </w:p>
+        </w:tc>
+        <w:tc>
+          <w:tcPr>
+            <w:tcW w:w="0" w:type="auto"/>
+            <w:vAlign w:val="center"/>
+            <w:hideMark/>
+          </w:tcPr>
+          <w:p>
+            <w:pPr>
+              <w:rPr>
+                <w:b/>
+                <w:bCs/>
+              </w:rPr>
+            </w:pPr>
+            <w:r>
+              <w:rPr>
+                <w:rFonts w:ascii="Segoe UI Emoji" w:hAnsi="Segoe UI Emoji" w:cs="Segoe UI Emoji"/>
+                <w:b/>
+                <w:bCs/>
+              </w:rPr>
+              <w:t>❌</w:t>
+            </w:r>
+          </w:p>
+        </w:tc>
+      </w:tr>
+      <w:tr>
+        <w:trPr>
+          <w:tblCellSpacing w:w="15" w:type="dxa"/>
+        </w:trPr>
+        <w:tc>
+          <w:tcPr>
+            <w:tcW w:w="0" w:type="auto"/>
+            <w:vAlign w:val="center"/>
+            <w:hideMark/>
+          </w:tcPr>
+          <w:p>
+            <w:pPr>
+              <w:rPr>
+                <w:b/>
+                <w:bCs/>
+              </w:rPr>
+            </w:pPr>
+            <w:r>
+              <w:rPr>
+                <w:b/>
+                <w:bCs/>
+              </w:rPr>
+              <w:t>Static Method Resolution</w:t>
+            </w:r>
+          </w:p>
+        </w:tc>
+        <w:tc>
+          <w:tcPr>
+            <w:tcW w:w="0" w:type="auto"/>
+            <w:vAlign w:val="center"/>
+            <w:hideMark/>
+          </w:tcPr>
+          <w:p>
+            <w:pPr>
+              <w:rPr>
+                <w:b/>
+                <w:bCs/>
+              </w:rPr>
+            </w:pPr>
+            <w:r>
+              <w:rPr>
+                <w:rFonts w:ascii="Segoe UI Emoji" w:hAnsi="Segoe UI Emoji" w:cs="Segoe UI Emoji"/>
+                <w:b/>
+                <w:bCs/>
+              </w:rPr>
+              <w:t>✅</w:t>
+            </w:r>
+          </w:p>
+        </w:tc>
+        <w:tc>
+          <w:tcPr>
+            <w:tcW w:w="0" w:type="auto"/>
+            <w:vAlign w:val="center"/>
+            <w:hideMark/>
+          </w:tcPr>
+          <w:p>
+            <w:pPr>
+              <w:rPr>
+                <w:b/>
+                <w:bCs/>
+              </w:rPr>
+            </w:pPr>
+            <w:r>
+              <w:rPr>
+                <w:rFonts w:ascii="Segoe UI Emoji" w:hAnsi="Segoe UI Emoji" w:cs="Segoe UI Emoji"/>
+                <w:b/>
+                <w:bCs/>
+              </w:rPr>
+              <w:t>❌</w:t>
+            </w:r>
+          </w:p>
+        </w:tc>
+      </w:tr>
+      <w:tr>
+        <w:trPr>
+          <w:tblCellSpacing w:w="15" w:type="dxa"/>
+        </w:trPr>
+        <w:tc>
+          <w:tcPr>
+            <w:tcW w:w="0" w:type="auto"/>
+            <w:vAlign w:val="center"/>
+            <w:hideMark/>
+          </w:tcPr>
+          <w:p>
+            <w:pPr>
+              <w:rPr>
+                <w:b/>
+                <w:bCs/>
+              </w:rPr>
+            </w:pPr>
+            <w:r>
+              <w:rPr>
+                <w:b/>
+                <w:bCs/>
+              </w:rPr>
+              <w:t>Object Creation</w:t>
+            </w:r>
+          </w:p>
+        </w:tc>
+        <w:tc>
+          <w:tcPr>
+            <w:tcW w:w="0" w:type="auto"/>
+            <w:vAlign w:val="center"/>
+            <w:hideMark/>
+          </w:tcPr>
+          <w:p>
+            <w:pPr>
+              <w:rPr>
+                <w:b/>
+                <w:bCs/>
+              </w:rPr>
+            </w:pPr>
+            <w:r>
+              <w:rPr>
+                <w:rFonts w:ascii="Segoe UI Emoji" w:hAnsi="Segoe UI Emoji" w:cs="Segoe UI Emoji"/>
+                <w:b/>
+                <w:bCs/>
+              </w:rPr>
+              <w:t>❌</w:t>
+            </w:r>
+          </w:p>
+        </w:tc>
+        <w:tc>
+          <w:tcPr>
+            <w:tcW w:w="0" w:type="auto"/>
+            <w:vAlign w:val="center"/>
+            <w:hideMark/>
+          </w:tcPr>
+          <w:p>
+            <w:pPr>
+              <w:rPr>
+                <w:b/>
+                <w:bCs/>
+              </w:rPr>
+            </w:pPr>
+            <w:r>
+              <w:rPr>
+                <w:rFonts w:ascii="Segoe UI Emoji" w:hAnsi="Segoe UI Emoji" w:cs="Segoe UI Emoji"/>
+                <w:b/>
+                <w:bCs/>
+              </w:rPr>
+              <w:t>✅</w:t>
+            </w:r>
+          </w:p>
+        </w:tc>
+      </w:tr>
+      <w:tr>
+        <w:trPr>
+          <w:tblCellSpacing w:w="15" w:type="dxa"/>
+        </w:trPr>
+        <w:tc>
+          <w:tcPr>
+            <w:tcW w:w="0" w:type="auto"/>
+            <w:vAlign w:val="center"/>
+            <w:hideMark/>
+          </w:tcPr>
+          <w:p>
+            <w:pPr>
+              <w:rPr>
+                <w:b/>
+                <w:bCs/>
+              </w:rPr>
+            </w:pPr>
+            <w:r>
+              <w:rPr>
+                <w:b/>
+                <w:bCs/>
+              </w:rPr>
+              <w:t>Constructor Execution</w:t>
+            </w:r>
+          </w:p>
+        </w:tc>
+        <w:tc>
+          <w:tcPr>
+            <w:tcW w:w="0" w:type="auto"/>
+            <w:vAlign w:val="center"/>
+            <w:hideMark/>
+          </w:tcPr>
+          <w:p>
+            <w:pPr>
+              <w:rPr>
+                <w:b/>
+                <w:bCs/>
+              </w:rPr>
+            </w:pPr>
+            <w:r>
+              <w:rPr>
+                <w:rFonts w:ascii="Segoe UI Emoji" w:hAnsi="Segoe UI Emoji" w:cs="Segoe UI Emoji"/>
+                <w:b/>
+                <w:bCs/>
+              </w:rPr>
+              <w:t>❌</w:t>
+            </w:r>
+          </w:p>
+        </w:tc>
+        <w:tc>
+          <w:tcPr>
+            <w:tcW w:w="0" w:type="auto"/>
+            <w:vAlign w:val="center"/>
+            <w:hideMark/>
+          </w:tcPr>
+          <w:p>
+            <w:pPr>
+              <w:rPr>
+                <w:b/>
+                <w:bCs/>
+              </w:rPr>
+            </w:pPr>
+            <w:r>
+              <w:rPr>
+                <w:rFonts w:ascii="Segoe UI Emoji" w:hAnsi="Segoe UI Emoji" w:cs="Segoe UI Emoji"/>
+                <w:b/>
+                <w:bCs/>
+              </w:rPr>
+              <w:t>✅</w:t>
+            </w:r>
+          </w:p>
+        </w:tc>
+      </w:tr>
+      <w:tr>
+        <w:trPr>
+          <w:tblCellSpacing w:w="15" w:type="dxa"/>
+        </w:trPr>
+        <w:tc>
+          <w:tcPr>
+            <w:tcW w:w="0" w:type="auto"/>
+            <w:vAlign w:val="center"/>
+            <w:hideMark/>
+          </w:tcPr>
+          <w:p>
+            <w:pPr>
+              <w:rPr>
+                <w:b/>
+                <w:bCs/>
+              </w:rPr>
+            </w:pPr>
+            <w:r>
+              <w:rPr>
+                <w:b/>
+                <w:bCs/>
+              </w:rPr>
+              <w:t>Overridden Method Selection</w:t>
+            </w:r>
+          </w:p>
+        </w:tc>
+        <w:tc>
+          <w:tcPr>
+            <w:tcW w:w="0" w:type="auto"/>
+            <w:vAlign w:val="center"/>
+            <w:hideMark/>
+          </w:tcPr>
+          <w:p>
+            <w:pPr>
+              <w:rPr>
+                <w:b/>
+                <w:bCs/>
+              </w:rPr>
+            </w:pPr>
+            <w:r>
+              <w:rPr>
+                <w:rFonts w:ascii="Segoe UI Emoji" w:hAnsi="Segoe UI Emoji" w:cs="Segoe UI Emoji"/>
+                <w:b/>
+                <w:bCs/>
+              </w:rPr>
+              <w:t>❌</w:t>
+            </w:r>
+          </w:p>
+        </w:tc>
+        <w:tc>
+          <w:tcPr>
+            <w:tcW w:w="0" w:type="auto"/>
+            <w:vAlign w:val="center"/>
+            <w:hideMark/>
+          </w:tcPr>
+          <w:p>
+            <w:pPr>
+              <w:rPr>
+                <w:b/>
+                <w:bCs/>
+              </w:rPr>
+            </w:pPr>
+            <w:r>
+              <w:rPr>
+                <w:rFonts w:ascii="Segoe UI Emoji" w:hAnsi="Segoe UI Emoji" w:cs="Segoe UI Emoji"/>
+                <w:b/>
+                <w:bCs/>
+              </w:rPr>
+              <w:t>✅</w:t>
+            </w:r>
+          </w:p>
+        </w:tc>
+      </w:tr>
+      <w:tr>
+        <w:trPr>
+          <w:tblCellSpacing w:w="15" w:type="dxa"/>
+        </w:trPr>
+        <w:tc>
+          <w:tcPr>
+            <w:tcW w:w="0" w:type="auto"/>
+            <w:vAlign w:val="center"/>
+            <w:hideMark/>
+          </w:tcPr>
+          <w:p>
+            <w:pPr>
+              <w:rPr>
+                <w:b/>
+                <w:bCs/>
+              </w:rPr>
+            </w:pPr>
+            <w:r>
+              <w:rPr>
+                <w:b/>
+                <w:bCs/>
+              </w:rPr>
+              <w:t>Dynamic Dispatch</w:t>
+            </w:r>
+          </w:p>
+        </w:tc>
+        <w:tc>
+          <w:tcPr>
+            <w:tcW w:w="0" w:type="auto"/>
+            <w:vAlign w:val="center"/>
+            <w:hideMark/>
+          </w:tcPr>
+          <w:p>
+            <w:pPr>
+              <w:rPr>
+                <w:b/>
+                <w:bCs/>
+              </w:rPr>
+            </w:pPr>
+            <w:r>
+              <w:rPr>
+                <w:rFonts w:ascii="Segoe UI Emoji" w:hAnsi="Segoe UI Emoji" w:cs="Segoe UI Emoji"/>
+                <w:b/>
+                <w:bCs/>
+              </w:rPr>
+              <w:t>❌</w:t>
+            </w:r>
+          </w:p>
+        </w:tc>
+        <w:tc>
+          <w:tcPr>
+            <w:tcW w:w="0" w:type="auto"/>
+            <w:vAlign w:val="center"/>
+            <w:hideMark/>
+          </w:tcPr>
+          <w:p>
+            <w:pPr>
+              <w:rPr>
+                <w:b/>
+                <w:bCs/>
+              </w:rPr>
+            </w:pPr>
+            <w:r>
+              <w:rPr>
+                <w:rFonts w:ascii="Segoe UI Emoji" w:hAnsi="Segoe UI Emoji" w:cs="Segoe UI Emoji"/>
+                <w:b/>
+                <w:bCs/>
+              </w:rPr>
+              <w:t>✅</w:t>
+            </w:r>
+          </w:p>
+        </w:tc>
+      </w:tr>
+      <w:tr>
+        <w:trPr>
+          <w:tblCellSpacing w:w="15" w:type="dxa"/>
+        </w:trPr>
+        <w:tc>
+          <w:tcPr>
+            <w:tcW w:w="0" w:type="auto"/>
+            <w:vAlign w:val="center"/>
+            <w:hideMark/>
+          </w:tcPr>
+          <w:p>
+            <w:pPr>
+              <w:rPr>
+                <w:b/>
+                <w:bCs/>
+              </w:rPr>
+            </w:pPr>
+            <w:r>
+              <w:rPr>
+                <w:b/>
+                <w:bCs/>
+              </w:rPr>
+              <w:t>Heap Allocation</w:t>
+            </w:r>
+          </w:p>
+        </w:tc>
+        <w:tc>
+          <w:tcPr>
+            <w:tcW w:w="0" w:type="auto"/>
+            <w:vAlign w:val="center"/>
+            <w:hideMark/>
+          </w:tcPr>
+          <w:p>
+            <w:pPr>
+              <w:rPr>
+                <w:b/>
+                <w:bCs/>
+              </w:rPr>
+            </w:pPr>
+            <w:r>
+              <w:rPr>
+                <w:rFonts w:ascii="Segoe UI Emoji" w:hAnsi="Segoe UI Emoji" w:cs="Segoe UI Emoji"/>
+                <w:b/>
+                <w:bCs/>
+              </w:rPr>
+              <w:t>❌</w:t>
+            </w:r>
+          </w:p>
+        </w:tc>
+        <w:tc>
+          <w:tcPr>
+            <w:tcW w:w="0" w:type="auto"/>
+            <w:vAlign w:val="center"/>
+            <w:hideMark/>
+          </w:tcPr>
+          <w:p>
+            <w:pPr>
+              <w:rPr>
+                <w:b/>
+                <w:bCs/>
+              </w:rPr>
+            </w:pPr>
+            <w:r>
+              <w:rPr>
+                <w:rFonts w:ascii="Segoe UI Emoji" w:hAnsi="Segoe UI Emoji" w:cs="Segoe UI Emoji"/>
+                <w:b/>
+                <w:bCs/>
+              </w:rPr>
+              <w:t>✅</w:t>
+            </w:r>
+          </w:p>
+        </w:tc>
+      </w:tr>
+      <w:tr>
+        <w:trPr>
+          <w:tblCellSpacing w:w="15" w:type="dxa"/>
+        </w:trPr>
+        <w:tc>
+          <w:tcPr>
+            <w:tcW w:w="0" w:type="auto"/>
+            <w:vAlign w:val="center"/>
+            <w:hideMark/>
+          </w:tcPr>
+          <w:p>
+            <w:pPr>
+              <w:rPr>
+                <w:b/>
+                <w:bCs/>
+              </w:rPr>
+            </w:pPr>
+            <w:r>
+              <w:rPr>
+                <w:b/>
+                <w:bCs/>
+              </w:rPr>
+              <w:t>Stack Frame Creation</w:t>
+            </w:r>
+          </w:p>
+        </w:tc>
+        <w:tc>
+          <w:tcPr>
+            <w:tcW w:w="0" w:type="auto"/>
+            <w:vAlign w:val="center"/>
+            <w:hideMark/>
+          </w:tcPr>
+          <w:p>
+            <w:pPr>
+              <w:rPr>
+                <w:b/>
+                <w:bCs/>
+              </w:rPr>
+            </w:pPr>
+            <w:r>
+              <w:rPr>
+                <w:rFonts w:ascii="Segoe UI Emoji" w:hAnsi="Segoe UI Emoji" w:cs="Segoe UI Emoji"/>
+                <w:b/>
+                <w:bCs/>
+              </w:rPr>
+              <w:t>❌</w:t>
+            </w:r>
+          </w:p>
+        </w:tc>
+        <w:tc>
+          <w:tcPr>
+            <w:tcW w:w="0" w:type="auto"/>
+            <w:vAlign w:val="center"/>
+            <w:hideMark/>
+          </w:tcPr>
+          <w:p>
+            <w:pPr>
+              <w:rPr>
+                <w:b/>
+                <w:bCs/>
+              </w:rPr>
+            </w:pPr>
+            <w:r>
+              <w:rPr>
+                <w:rFonts w:ascii="Segoe UI Emoji" w:hAnsi="Segoe UI Emoji" w:cs="Segoe UI Emoji"/>
+                <w:b/>
+                <w:bCs/>
+              </w:rPr>
+              <w:t>✅</w:t>
+            </w:r>
+          </w:p>
+        </w:tc>
+      </w:tr>
+    </w:tbl>
+    <w:p>
+      <w:pPr>
+        <w:rPr>
+          <w:b/>
+          <w:bCs/>
+        </w:rPr>
+      </w:pPr>
+    </w:p>
+    <w:p>
+      <w:pPr>
+        <w:rPr>
+          <w:b/>
+          <w:bCs/>
+        </w:rPr>
+      </w:pPr>
+    </w:p>
+    <w:tbl>
+      <w:tblPr>
+        <w:tblpPr w:leftFromText="180" w:rightFromText="180" w:vertAnchor="text" w:horzAnchor="margin" w:tblpXSpec="right" w:tblpY="71"/>
+        <w:tblW w:w="5678" w:type="dxa"/>
+        <w:tblCellSpacing w:w="15" w:type="dxa"/>
+        <w:tblBorders>
+          <w:top w:val="single" w:sz="4" w:space="0" w:color="auto"/>
+          <w:left w:val="single" w:sz="4" w:space="0" w:color="auto"/>
+          <w:bottom w:val="single" w:sz="4" w:space="0" w:color="auto"/>
+          <w:right w:val="single" w:sz="4" w:space="0" w:color="auto"/>
+          <w:insideH w:val="single" w:sz="4" w:space="0" w:color="auto"/>
+          <w:insideV w:val="single" w:sz="4" w:space="0" w:color="auto"/>
+        </w:tblBorders>
+        <w:tblCellMar>
+          <w:top w:w="15" w:type="dxa"/>
+          <w:left w:w="15" w:type="dxa"/>
+          <w:bottom w:w="15" w:type="dxa"/>
+          <w:right w:w="15" w:type="dxa"/>
+        </w:tblCellMar>
+        <w:tblLook w:val="04A0" w:firstRow="1" w:lastRow="0" w:firstColumn="1" w:lastColumn="0" w:noHBand="0" w:noVBand="1"/>
+      </w:tblPr>
+      <w:tblGrid>
+        <w:gridCol w:w="1998"/>
+        <w:gridCol w:w="3680"/>
+      </w:tblGrid>
+      <w:tr>
+        <w:trPr>
+          <w:trHeight w:val="274"/>
+          <w:tblHeader/>
+          <w:tblCellSpacing w:w="15" w:type="dxa"/>
+        </w:trPr>
+        <w:tc>
+          <w:tcPr>
+            <w:tcW w:w="0" w:type="auto"/>
+            <w:vAlign w:val="center"/>
+            <w:hideMark/>
+          </w:tcPr>
+          <w:p>
+            <w:pPr>
+              <w:rPr>
+                <w:b/>
+                <w:bCs/>
+              </w:rPr>
+            </w:pPr>
+            <w:r>
+              <w:rPr>
+                <w:b/>
+                <w:bCs/>
+              </w:rPr>
+              <w:lastRenderedPageBreak/>
+              <w:t>Item</w:t>
+            </w:r>
+          </w:p>
+        </w:tc>
+        <w:tc>
+          <w:tcPr>
+            <w:tcW w:w="0" w:type="auto"/>
+            <w:vAlign w:val="center"/>
+            <w:hideMark/>
+          </w:tcPr>
+          <w:p>
+            <w:pPr>
+              <w:rPr>
+                <w:b/>
+                <w:bCs/>
+              </w:rPr>
+            </w:pPr>
+            <w:r>
+              <w:rPr>
+                <w:b/>
+                <w:bCs/>
+              </w:rPr>
+              <w:t>Memory Area</w:t>
+            </w:r>
+          </w:p>
+        </w:tc>
+      </w:tr>
+      <w:tr>
+        <w:trPr>
+          <w:trHeight w:val="284"/>
+          <w:tblCellSpacing w:w="15" w:type="dxa"/>
+        </w:trPr>
+        <w:tc>
+          <w:tcPr>
+            <w:tcW w:w="0" w:type="auto"/>
+            <w:vAlign w:val="center"/>
+            <w:hideMark/>
+          </w:tcPr>
+          <w:p>
+            <w:pPr>
+              <w:rPr>
+                <w:b/>
+                <w:bCs/>
+              </w:rPr>
+            </w:pPr>
+            <w:r>
+              <w:rPr>
+                <w:b/>
+                <w:bCs/>
+              </w:rPr>
+              <w:t>Local Variables</w:t>
+            </w:r>
+          </w:p>
+        </w:tc>
+        <w:tc>
+          <w:tcPr>
+            <w:tcW w:w="0" w:type="auto"/>
+            <w:vAlign w:val="center"/>
+            <w:hideMark/>
+          </w:tcPr>
+          <w:p>
+            <w:pPr>
+              <w:rPr>
+                <w:b/>
+                <w:bCs/>
+              </w:rPr>
+            </w:pPr>
+            <w:r>
+              <w:rPr>
+                <w:b/>
+                <w:bCs/>
+              </w:rPr>
+              <w:t>Stack</w:t>
+            </w:r>
+          </w:p>
+        </w:tc>
+      </w:tr>
+      <w:tr>
+        <w:trPr>
+          <w:trHeight w:val="284"/>
+          <w:tblCellSpacing w:w="15" w:type="dxa"/>
+        </w:trPr>
+        <w:tc>
+          <w:tcPr>
+            <w:tcW w:w="0" w:type="auto"/>
+            <w:vAlign w:val="center"/>
+            <w:hideMark/>
+          </w:tcPr>
+          <w:p>
+            <w:pPr>
+              <w:rPr>
+                <w:b/>
+                <w:bCs/>
+              </w:rPr>
+            </w:pPr>
+            <w:r>
+              <w:rPr>
+                <w:b/>
+                <w:bCs/>
+              </w:rPr>
+              <w:t>Method Parameters</w:t>
+            </w:r>
+          </w:p>
+        </w:tc>
+        <w:tc>
+          <w:tcPr>
+            <w:tcW w:w="0" w:type="auto"/>
+            <w:vAlign w:val="center"/>
+            <w:hideMark/>
+          </w:tcPr>
+          <w:p>
+            <w:pPr>
+              <w:rPr>
+                <w:b/>
+                <w:bCs/>
+              </w:rPr>
+            </w:pPr>
+            <w:r>
+              <w:rPr>
+                <w:b/>
+                <w:bCs/>
+              </w:rPr>
+              <w:t>Stack</w:t>
+            </w:r>
+          </w:p>
+        </w:tc>
+      </w:tr>
+      <w:tr>
+        <w:trPr>
+          <w:trHeight w:val="284"/>
+          <w:tblCellSpacing w:w="15" w:type="dxa"/>
+        </w:trPr>
+        <w:tc>
+          <w:tcPr>
+            <w:tcW w:w="0" w:type="auto"/>
+            <w:vAlign w:val="center"/>
+            <w:hideMark/>
+          </w:tcPr>
+          <w:p>
+            <w:pPr>
+              <w:rPr>
+                <w:b/>
+                <w:bCs/>
+              </w:rPr>
+            </w:pPr>
+            <w:r>
+              <w:rPr>
+                <w:b/>
+                <w:bCs/>
+              </w:rPr>
+              <w:t>Reference Variables</w:t>
+            </w:r>
+          </w:p>
+        </w:tc>
+        <w:tc>
+          <w:tcPr>
+            <w:tcW w:w="0" w:type="auto"/>
+            <w:vAlign w:val="center"/>
+            <w:hideMark/>
+          </w:tcPr>
+          <w:p>
+            <w:pPr>
+              <w:rPr>
+                <w:b/>
+                <w:bCs/>
+              </w:rPr>
+            </w:pPr>
+            <w:r>
+              <w:rPr>
+                <w:b/>
+                <w:bCs/>
+              </w:rPr>
+              <w:t>Stack</w:t>
+            </w:r>
+          </w:p>
+        </w:tc>
+      </w:tr>
+      <w:tr>
+        <w:trPr>
+          <w:trHeight w:val="284"/>
+          <w:tblCellSpacing w:w="15" w:type="dxa"/>
+        </w:trPr>
+        <w:tc>
+          <w:tcPr>
+            <w:tcW w:w="0" w:type="auto"/>
+            <w:vAlign w:val="center"/>
+            <w:hideMark/>
+          </w:tcPr>
+          <w:p>
+            <w:pPr>
+              <w:rPr>
+                <w:b/>
+                <w:bCs/>
+              </w:rPr>
+            </w:pPr>
+            <w:r>
+              <w:rPr>
+                <w:b/>
+                <w:bCs/>
+              </w:rPr>
+              <w:t>Objects</w:t>
+            </w:r>
+          </w:p>
+        </w:tc>
+        <w:tc>
+          <w:tcPr>
+            <w:tcW w:w="0" w:type="auto"/>
+            <w:vAlign w:val="center"/>
+            <w:hideMark/>
+          </w:tcPr>
+          <w:p>
+            <w:pPr>
+              <w:rPr>
+                <w:b/>
+                <w:bCs/>
+              </w:rPr>
+            </w:pPr>
+            <w:r>
+              <w:rPr>
+                <w:b/>
+                <w:bCs/>
+              </w:rPr>
+              <w:t>Heap</w:t>
+            </w:r>
+          </w:p>
+        </w:tc>
+      </w:tr>
+      <w:tr>
+        <w:trPr>
+          <w:trHeight w:val="284"/>
+          <w:tblCellSpacing w:w="15" w:type="dxa"/>
+        </w:trPr>
+        <w:tc>
+          <w:tcPr>
+            <w:tcW w:w="0" w:type="auto"/>
+            <w:vAlign w:val="center"/>
+            <w:hideMark/>
+          </w:tcPr>
+          <w:p>
+            <w:pPr>
+              <w:rPr>
+                <w:b/>
+                <w:bCs/>
+              </w:rPr>
+            </w:pPr>
+            <w:r>
+              <w:rPr>
+                <w:b/>
+                <w:bCs/>
+              </w:rPr>
+              <w:t>Arrays</w:t>
+            </w:r>
+          </w:p>
+        </w:tc>
+        <w:tc>
+          <w:tcPr>
+            <w:tcW w:w="0" w:type="auto"/>
+            <w:vAlign w:val="center"/>
+            <w:hideMark/>
+          </w:tcPr>
+          <w:p>
+            <w:pPr>
+              <w:rPr>
+                <w:b/>
+                <w:bCs/>
+              </w:rPr>
+            </w:pPr>
+            <w:r>
+              <w:rPr>
+                <w:b/>
+                <w:bCs/>
+              </w:rPr>
+              <w:t>Heap</w:t>
+            </w:r>
+          </w:p>
+        </w:tc>
+      </w:tr>
+      <w:tr>
+        <w:trPr>
+          <w:trHeight w:val="284"/>
+          <w:tblCellSpacing w:w="15" w:type="dxa"/>
+        </w:trPr>
+        <w:tc>
+          <w:tcPr>
+            <w:tcW w:w="0" w:type="auto"/>
+            <w:vAlign w:val="center"/>
+            <w:hideMark/>
+          </w:tcPr>
+          <w:p>
+            <w:pPr>
+              <w:rPr>
+                <w:b/>
+                <w:bCs/>
+              </w:rPr>
+            </w:pPr>
+            <w:r>
+              <w:rPr>
+                <w:b/>
+                <w:bCs/>
+              </w:rPr>
+              <w:t>Instance Variables</w:t>
+            </w:r>
+          </w:p>
+        </w:tc>
+        <w:tc>
+          <w:tcPr>
+            <w:tcW w:w="0" w:type="auto"/>
+            <w:vAlign w:val="center"/>
+            <w:hideMark/>
+          </w:tcPr>
+          <w:p>
+            <w:pPr>
+              <w:rPr>
+                <w:b/>
+                <w:bCs/>
+              </w:rPr>
+            </w:pPr>
+            <w:r>
+              <w:rPr>
+                <w:b/>
+                <w:bCs/>
+              </w:rPr>
+              <w:t xml:space="preserve">Heap (object </w:t>
+            </w:r>
+            <w:proofErr w:type="spellStart"/>
+            <w:r>
+              <w:rPr>
+                <w:b/>
+                <w:bCs/>
+              </w:rPr>
+              <w:t>ke</w:t>
+            </w:r>
+            <w:proofErr w:type="spellEnd"/>
+            <w:r>
+              <w:rPr>
+                <w:b/>
+                <w:bCs/>
+              </w:rPr>
+              <w:t xml:space="preserve"> </w:t>
+            </w:r>
+            <w:proofErr w:type="spellStart"/>
+            <w:r>
+              <w:rPr>
+                <w:b/>
+                <w:bCs/>
+              </w:rPr>
+              <w:t>andar</w:t>
+            </w:r>
+            <w:proofErr w:type="spellEnd"/>
+            <w:r>
+              <w:rPr>
+                <w:b/>
+                <w:bCs/>
+              </w:rPr>
+              <w:t>)</w:t>
+            </w:r>
+          </w:p>
+        </w:tc>
+      </w:tr>
+      <w:tr>
+        <w:trPr>
+          <w:trHeight w:val="284"/>
+          <w:tblCellSpacing w:w="15" w:type="dxa"/>
+        </w:trPr>
+        <w:tc>
+          <w:tcPr>
+            <w:tcW w:w="0" w:type="auto"/>
+            <w:vAlign w:val="center"/>
+            <w:hideMark/>
+          </w:tcPr>
+          <w:p>
+            <w:pPr>
+              <w:rPr>
+                <w:b/>
+                <w:bCs/>
+              </w:rPr>
+            </w:pPr>
+            <w:r>
+              <w:rPr>
+                <w:b/>
+                <w:bCs/>
+              </w:rPr>
+              <w:t>Static Variables</w:t>
+            </w:r>
+          </w:p>
+        </w:tc>
+        <w:tc>
+          <w:tcPr>
+            <w:tcW w:w="0" w:type="auto"/>
+            <w:vAlign w:val="center"/>
+            <w:hideMark/>
+          </w:tcPr>
+          <w:p>
+            <w:pPr>
+              <w:rPr>
+                <w:b/>
+                <w:bCs/>
+              </w:rPr>
+            </w:pPr>
+            <w:r>
+              <w:rPr>
+                <w:b/>
+                <w:bCs/>
+              </w:rPr>
+              <w:t>Method Area</w:t>
+            </w:r>
+          </w:p>
+        </w:tc>
+      </w:tr>
+      <w:tr>
+        <w:trPr>
+          <w:trHeight w:val="284"/>
+          <w:tblCellSpacing w:w="15" w:type="dxa"/>
+        </w:trPr>
+        <w:tc>
+          <w:tcPr>
+            <w:tcW w:w="0" w:type="auto"/>
+            <w:vAlign w:val="center"/>
+            <w:hideMark/>
+          </w:tcPr>
+          <w:p>
+            <w:pPr>
+              <w:rPr>
+                <w:b/>
+                <w:bCs/>
+              </w:rPr>
+            </w:pPr>
+            <w:r>
+              <w:rPr>
+                <w:b/>
+                <w:bCs/>
+              </w:rPr>
+              <w:t>Class Metadata</w:t>
+            </w:r>
+          </w:p>
+        </w:tc>
+        <w:tc>
+          <w:tcPr>
+            <w:tcW w:w="0" w:type="auto"/>
+            <w:vAlign w:val="center"/>
+            <w:hideMark/>
+          </w:tcPr>
+          <w:p>
+            <w:pPr>
+              <w:rPr>
+                <w:b/>
+                <w:bCs/>
+              </w:rPr>
+            </w:pPr>
+            <w:r>
+              <w:rPr>
+                <w:b/>
+                <w:bCs/>
+              </w:rPr>
+              <w:t>Method Area</w:t>
+            </w:r>
+          </w:p>
+        </w:tc>
+      </w:tr>
+      <w:tr>
+        <w:trPr>
+          <w:trHeight w:val="284"/>
+          <w:tblCellSpacing w:w="15" w:type="dxa"/>
+        </w:trPr>
+        <w:tc>
+          <w:tcPr>
+            <w:tcW w:w="0" w:type="auto"/>
+            <w:vAlign w:val="center"/>
+            <w:hideMark/>
+          </w:tcPr>
+          <w:p>
+            <w:pPr>
+              <w:rPr>
+                <w:b/>
+                <w:bCs/>
+              </w:rPr>
+            </w:pPr>
+            <w:r>
+              <w:rPr>
+                <w:b/>
+                <w:bCs/>
+              </w:rPr>
+              <w:t>Bytecode</w:t>
+            </w:r>
+          </w:p>
+        </w:tc>
+        <w:tc>
+          <w:tcPr>
+            <w:tcW w:w="0" w:type="auto"/>
+            <w:vAlign w:val="center"/>
+            <w:hideMark/>
+          </w:tcPr>
+          <w:p>
+            <w:pPr>
+              <w:rPr>
+                <w:b/>
+                <w:bCs/>
+              </w:rPr>
+            </w:pPr>
+            <w:r>
+              <w:rPr>
+                <w:b/>
+                <w:bCs/>
+              </w:rPr>
+              <w:t>Method Area</w:t>
+            </w:r>
+          </w:p>
+        </w:tc>
+      </w:tr>
+      <w:tr>
+        <w:trPr>
+          <w:trHeight w:val="284"/>
+          <w:tblCellSpacing w:w="15" w:type="dxa"/>
+        </w:trPr>
+        <w:tc>
+          <w:tcPr>
+            <w:tcW w:w="0" w:type="auto"/>
+            <w:vAlign w:val="center"/>
+            <w:hideMark/>
+          </w:tcPr>
+          <w:p>
+            <w:pPr>
+              <w:rPr>
+                <w:b/>
+                <w:bCs/>
+              </w:rPr>
+            </w:pPr>
+            <w:r>
+              <w:rPr>
+                <w:b/>
+                <w:bCs/>
+              </w:rPr>
+              <w:t>String Constant Pool</w:t>
+            </w:r>
+          </w:p>
+        </w:tc>
+        <w:tc>
+          <w:tcPr>
+            <w:tcW w:w="0" w:type="auto"/>
+            <w:vAlign w:val="center"/>
+            <w:hideMark/>
+          </w:tcPr>
+          <w:p>
+            <w:pPr>
+              <w:rPr>
+                <w:b/>
+                <w:bCs/>
+              </w:rPr>
+            </w:pPr>
+            <w:r>
+              <w:rPr>
+                <w:b/>
+                <w:bCs/>
+              </w:rPr>
+              <w:t>Method Area (Runtime Constant Pool)</w:t>
+            </w:r>
+          </w:p>
+        </w:tc>
+      </w:tr>
+      <w:tr>
+        <w:trPr>
+          <w:trHeight w:val="284"/>
+          <w:tblCellSpacing w:w="15" w:type="dxa"/>
+        </w:trPr>
+        <w:tc>
+          <w:tcPr>
+            <w:tcW w:w="0" w:type="auto"/>
+            <w:vAlign w:val="center"/>
+            <w:hideMark/>
+          </w:tcPr>
+          <w:p>
+            <w:pPr>
+              <w:rPr>
+                <w:b/>
+                <w:bCs/>
+              </w:rPr>
+            </w:pPr>
+            <w:r>
+              <w:rPr>
+                <w:b/>
+                <w:bCs/>
+              </w:rPr>
+              <w:t>New Thread Stack</w:t>
+            </w:r>
+          </w:p>
+        </w:tc>
+        <w:tc>
+          <w:tcPr>
+            <w:tcW w:w="0" w:type="auto"/>
+            <w:vAlign w:val="center"/>
+            <w:hideMark/>
+          </w:tcPr>
+          <w:p>
+            <w:pPr>
+              <w:rPr>
+                <w:b/>
+                <w:bCs/>
+              </w:rPr>
+            </w:pPr>
+            <w:r>
+              <w:rPr>
+                <w:b/>
+                <w:bCs/>
+              </w:rPr>
+              <w:t>Stack</w:t>
+            </w:r>
+          </w:p>
+        </w:tc>
+      </w:tr>
+      <w:tr>
+        <w:trPr>
+          <w:trHeight w:val="284"/>
+          <w:tblCellSpacing w:w="15" w:type="dxa"/>
+        </w:trPr>
+        <w:tc>
+          <w:tcPr>
+            <w:tcW w:w="0" w:type="auto"/>
+            <w:vAlign w:val="center"/>
+            <w:hideMark/>
+          </w:tcPr>
+          <w:p>
+            <w:pPr>
+              <w:rPr>
+                <w:b/>
+                <w:bCs/>
+              </w:rPr>
+            </w:pPr>
+            <w:r>
+              <w:rPr>
+                <w:b/>
+                <w:bCs/>
+              </w:rPr>
+              <w:t>Current Instruction</w:t>
+            </w:r>
+          </w:p>
+        </w:tc>
+        <w:tc>
+          <w:tcPr>
+            <w:tcW w:w="0" w:type="auto"/>
+            <w:vAlign w:val="center"/>
+            <w:hideMark/>
+          </w:tcPr>
+          <w:p>
+            <w:pPr>
+              <w:rPr>
+                <w:b/>
+                <w:bCs/>
+              </w:rPr>
+            </w:pPr>
+            <w:r>
+              <w:rPr>
+                <w:b/>
+                <w:bCs/>
+              </w:rPr>
+              <w:t>PC Register</w:t>
+            </w:r>
+          </w:p>
+        </w:tc>
+      </w:tr>
+    </w:tbl>
+    <w:tbl>
+      <w:tblPr>
+        <w:tblpPr w:leftFromText="180" w:rightFromText="180" w:vertAnchor="text" w:horzAnchor="margin" w:tblpY="51"/>
+        <w:tblW w:w="4648" w:type="dxa"/>
+        <w:tblCellSpacing w:w="15" w:type="dxa"/>
+        <w:tblBorders>
+          <w:top w:val="single" w:sz="4" w:space="0" w:color="auto"/>
+          <w:left w:val="single" w:sz="4" w:space="0" w:color="auto"/>
+          <w:bottom w:val="single" w:sz="4" w:space="0" w:color="auto"/>
+          <w:right w:val="single" w:sz="4" w:space="0" w:color="auto"/>
+          <w:insideH w:val="single" w:sz="4" w:space="0" w:color="auto"/>
+          <w:insideV w:val="single" w:sz="4" w:space="0" w:color="auto"/>
+        </w:tblBorders>
+        <w:tblCellMar>
+          <w:top w:w="15" w:type="dxa"/>
+          <w:left w:w="15" w:type="dxa"/>
+          <w:bottom w:w="15" w:type="dxa"/>
+          <w:right w:w="15" w:type="dxa"/>
+        </w:tblCellMar>
+        <w:tblLook w:val="04A0" w:firstRow="1" w:lastRow="0" w:firstColumn="1" w:lastColumn="0" w:noHBand="0" w:noVBand="1"/>
+      </w:tblPr>
+      <w:tblGrid>
+        <w:gridCol w:w="2826"/>
+        <w:gridCol w:w="1822"/>
+      </w:tblGrid>
+      <w:tr>
+        <w:trPr>
+          <w:trHeight w:val="264"/>
+          <w:tblHeader/>
+          <w:tblCellSpacing w:w="15" w:type="dxa"/>
+        </w:trPr>
+        <w:tc>
+          <w:tcPr>
+            <w:tcW w:w="0" w:type="auto"/>
+            <w:vAlign w:val="center"/>
+            <w:hideMark/>
+          </w:tcPr>
+          <w:p>
+            <w:pPr>
+              <w:rPr>
+                <w:b/>
+                <w:bCs/>
+              </w:rPr>
+            </w:pPr>
+            <w:r>
+              <w:rPr>
+                <w:b/>
+                <w:bCs/>
+              </w:rPr>
+              <w:t>Member</w:t>
+            </w:r>
+          </w:p>
+        </w:tc>
+        <w:tc>
+          <w:tcPr>
+            <w:tcW w:w="0" w:type="auto"/>
+            <w:vAlign w:val="center"/>
+            <w:hideMark/>
+          </w:tcPr>
+          <w:p>
+            <w:pPr>
+              <w:rPr>
+                <w:b/>
+                <w:bCs/>
+              </w:rPr>
+            </w:pPr>
+            <w:r>
+              <w:rPr>
+                <w:b/>
+                <w:bCs/>
+              </w:rPr>
+              <w:t>Resolution</w:t>
+            </w:r>
+          </w:p>
+        </w:tc>
+      </w:tr>
+      <w:tr>
+        <w:trPr>
+          <w:trHeight w:val="274"/>
+          <w:tblCellSpacing w:w="15" w:type="dxa"/>
+        </w:trPr>
+        <w:tc>
+          <w:tcPr>
+            <w:tcW w:w="0" w:type="auto"/>
+            <w:vAlign w:val="center"/>
+            <w:hideMark/>
+          </w:tcPr>
+          <w:p>
+            <w:pPr>
+              <w:rPr>
+                <w:b/>
+                <w:bCs/>
+              </w:rPr>
+            </w:pPr>
+            <w:r>
+              <w:rPr>
+                <w:b/>
+                <w:bCs/>
+              </w:rPr>
+              <w:t>Local Variable</w:t>
+            </w:r>
+          </w:p>
+        </w:tc>
+        <w:tc>
+          <w:tcPr>
+            <w:tcW w:w="0" w:type="auto"/>
+            <w:vAlign w:val="center"/>
+            <w:hideMark/>
+          </w:tcPr>
+          <w:p>
+            <w:pPr>
+              <w:rPr>
+                <w:b/>
+                <w:bCs/>
+              </w:rPr>
+            </w:pPr>
+            <w:r>
+              <w:rPr>
+                <w:b/>
+                <w:bCs/>
+              </w:rPr>
+              <w:t>Compile Time</w:t>
+            </w:r>
+          </w:p>
+        </w:tc>
+      </w:tr>
+      <w:tr>
+        <w:trPr>
+          <w:trHeight w:val="274"/>
+          <w:tblCellSpacing w:w="15" w:type="dxa"/>
+        </w:trPr>
+        <w:tc>
+          <w:tcPr>
+            <w:tcW w:w="0" w:type="auto"/>
+            <w:vAlign w:val="center"/>
+            <w:hideMark/>
+          </w:tcPr>
+          <w:p>
+            <w:pPr>
+              <w:rPr>
+                <w:b/>
+                <w:bCs/>
+              </w:rPr>
+            </w:pPr>
+            <w:r>
+              <w:rPr>
+                <w:b/>
+                <w:bCs/>
+              </w:rPr>
+              <w:t>Instance Field</w:t>
+            </w:r>
+          </w:p>
+        </w:tc>
+        <w:tc>
+          <w:tcPr>
+            <w:tcW w:w="0" w:type="auto"/>
+            <w:vAlign w:val="center"/>
+            <w:hideMark/>
+          </w:tcPr>
+          <w:p>
+            <w:pPr>
+              <w:rPr>
+                <w:b/>
+                <w:bCs/>
+              </w:rPr>
+            </w:pPr>
+            <w:r>
+              <w:rPr>
+                <w:b/>
+                <w:bCs/>
+              </w:rPr>
+              <w:t>Compile Time</w:t>
+            </w:r>
+          </w:p>
+        </w:tc>
+      </w:tr>
+      <w:tr>
+        <w:trPr>
+          <w:trHeight w:val="274"/>
+          <w:tblCellSpacing w:w="15" w:type="dxa"/>
+        </w:trPr>
+        <w:tc>
+          <w:tcPr>
+            <w:tcW w:w="0" w:type="auto"/>
+            <w:vAlign w:val="center"/>
+            <w:hideMark/>
+          </w:tcPr>
+          <w:p>
+            <w:pPr>
+              <w:rPr>
+                <w:b/>
+                <w:bCs/>
+              </w:rPr>
+            </w:pPr>
+            <w:r>
+              <w:rPr>
+                <w:b/>
+                <w:bCs/>
+              </w:rPr>
+              <w:t>Static Field</w:t>
+            </w:r>
+          </w:p>
+        </w:tc>
+        <w:tc>
+          <w:tcPr>
+            <w:tcW w:w="0" w:type="auto"/>
+            <w:vAlign w:val="center"/>
+            <w:hideMark/>
+          </w:tcPr>
+          <w:p>
+            <w:pPr>
+              <w:rPr>
+                <w:b/>
+                <w:bCs/>
+              </w:rPr>
+            </w:pPr>
+            <w:r>
+              <w:rPr>
+                <w:b/>
+                <w:bCs/>
+              </w:rPr>
+              <w:t>Compile Time</w:t>
+            </w:r>
+          </w:p>
+        </w:tc>
+      </w:tr>
+      <w:tr>
+        <w:trPr>
+          <w:trHeight w:val="274"/>
+          <w:tblCellSpacing w:w="15" w:type="dxa"/>
+        </w:trPr>
+        <w:tc>
+          <w:tcPr>
+            <w:tcW w:w="0" w:type="auto"/>
+            <w:vAlign w:val="center"/>
+            <w:hideMark/>
+          </w:tcPr>
+          <w:p>
+            <w:pPr>
+              <w:rPr>
+                <w:b/>
+                <w:bCs/>
+              </w:rPr>
+            </w:pPr>
+            <w:r>
+              <w:rPr>
+                <w:b/>
+                <w:bCs/>
+              </w:rPr>
+              <w:t>Static Method</w:t>
+            </w:r>
+          </w:p>
+        </w:tc>
+        <w:tc>
+          <w:tcPr>
+            <w:tcW w:w="0" w:type="auto"/>
+            <w:vAlign w:val="center"/>
+            <w:hideMark/>
+          </w:tcPr>
+          <w:p>
+            <w:pPr>
+              <w:rPr>
+                <w:b/>
+                <w:bCs/>
+              </w:rPr>
+            </w:pPr>
+            <w:r>
+              <w:rPr>
+                <w:b/>
+                <w:bCs/>
+              </w:rPr>
+              <w:t>Compile Time</w:t>
+            </w:r>
+          </w:p>
+        </w:tc>
+      </w:tr>
+      <w:tr>
+        <w:trPr>
+          <w:trHeight w:val="274"/>
+          <w:tblCellSpacing w:w="15" w:type="dxa"/>
+        </w:trPr>
+        <w:tc>
+          <w:tcPr>
+            <w:tcW w:w="0" w:type="auto"/>
+            <w:vAlign w:val="center"/>
+            <w:hideMark/>
+          </w:tcPr>
+          <w:p>
+            <w:pPr>
+              <w:rPr>
+                <w:b/>
+                <w:bCs/>
+              </w:rPr>
+            </w:pPr>
+            <w:r>
+              <w:rPr>
+                <w:b/>
+                <w:bCs/>
+              </w:rPr>
+              <w:t>Private Method</w:t>
+            </w:r>
+          </w:p>
+        </w:tc>
+        <w:tc>
+          <w:tcPr>
+            <w:tcW w:w="0" w:type="auto"/>
+            <w:vAlign w:val="center"/>
+            <w:hideMark/>
+          </w:tcPr>
+          <w:p>
+            <w:pPr>
+              <w:rPr>
+                <w:b/>
+                <w:bCs/>
+              </w:rPr>
+            </w:pPr>
+            <w:r>
+              <w:rPr>
+                <w:b/>
+                <w:bCs/>
+              </w:rPr>
+              <w:t>Compile Time</w:t>
+            </w:r>
+          </w:p>
+        </w:tc>
+      </w:tr>
+      <w:tr>
+        <w:trPr>
+          <w:trHeight w:val="274"/>
+          <w:tblCellSpacing w:w="15" w:type="dxa"/>
+        </w:trPr>
+        <w:tc>
+          <w:tcPr>
+            <w:tcW w:w="0" w:type="auto"/>
+            <w:vAlign w:val="center"/>
+            <w:hideMark/>
+          </w:tcPr>
+          <w:p>
+            <w:pPr>
+              <w:rPr>
+                <w:b/>
+                <w:bCs/>
+              </w:rPr>
+            </w:pPr>
+            <w:r>
+              <w:rPr>
+                <w:b/>
+                <w:bCs/>
+              </w:rPr>
+              <w:t>Final Method</w:t>
+            </w:r>
+          </w:p>
+        </w:tc>
+        <w:tc>
+          <w:tcPr>
+            <w:tcW w:w="0" w:type="auto"/>
+            <w:vAlign w:val="center"/>
+            <w:hideMark/>
+          </w:tcPr>
+          <w:p>
+            <w:pPr>
+              <w:rPr>
+                <w:b/>
+                <w:bCs/>
+              </w:rPr>
+            </w:pPr>
+            <w:r>
+              <w:rPr>
+                <w:b/>
+                <w:bCs/>
+              </w:rPr>
+              <w:t>Compile Time</w:t>
+            </w:r>
+          </w:p>
+        </w:tc>
+      </w:tr>
+      <w:tr>
+        <w:trPr>
+          <w:trHeight w:val="274"/>
+          <w:tblCellSpacing w:w="15" w:type="dxa"/>
+        </w:trPr>
+        <w:tc>
+          <w:tcPr>
+            <w:tcW w:w="0" w:type="auto"/>
+            <w:vAlign w:val="center"/>
+            <w:hideMark/>
+          </w:tcPr>
+          <w:p>
+            <w:pPr>
+              <w:rPr>
+                <w:b/>
+                <w:bCs/>
+              </w:rPr>
+            </w:pPr>
+            <w:r>
+              <w:rPr>
+                <w:b/>
+                <w:bCs/>
+              </w:rPr>
+              <w:t>Overloaded Method</w:t>
+            </w:r>
+          </w:p>
+        </w:tc>
+        <w:tc>
+          <w:tcPr>
+            <w:tcW w:w="0" w:type="auto"/>
+            <w:vAlign w:val="center"/>
+            <w:hideMark/>
+          </w:tcPr>
+          <w:p>
+            <w:pPr>
+              <w:rPr>
+                <w:b/>
+                <w:bCs/>
+              </w:rPr>
+            </w:pPr>
+            <w:r>
+              <w:rPr>
+                <w:b/>
+                <w:bCs/>
+              </w:rPr>
+              <w:t>Compile Time</w:t>
+            </w:r>
+          </w:p>
+        </w:tc>
+      </w:tr>
+      <w:tr>
+        <w:trPr>
+          <w:trHeight w:val="274"/>
+          <w:tblCellSpacing w:w="15" w:type="dxa"/>
+        </w:trPr>
+        <w:tc>
+          <w:tcPr>
+            <w:tcW w:w="0" w:type="auto"/>
+            <w:vAlign w:val="center"/>
+            <w:hideMark/>
+          </w:tcPr>
+          <w:p>
+            <w:pPr>
+              <w:rPr>
+                <w:b/>
+                <w:bCs/>
+              </w:rPr>
+            </w:pPr>
+            <w:r>
+              <w:rPr>
+                <w:b/>
+                <w:bCs/>
+              </w:rPr>
+              <w:t>Overridden Method</w:t>
+            </w:r>
+          </w:p>
+        </w:tc>
+        <w:tc>
+          <w:tcPr>
+            <w:tcW w:w="0" w:type="auto"/>
+            <w:vAlign w:val="center"/>
+            <w:hideMark/>
+          </w:tcPr>
+          <w:p>
+            <w:pPr>
+              <w:rPr>
+                <w:b/>
+                <w:bCs/>
+              </w:rPr>
+            </w:pPr>
+            <w:r>
+              <w:rPr>
+                <w:b/>
+                <w:bCs/>
+              </w:rPr>
+              <w:t>Run Time</w:t>
+            </w:r>
+          </w:p>
+        </w:tc>
+      </w:tr>
+      <w:tr>
+        <w:trPr>
+          <w:trHeight w:val="274"/>
+          <w:tblCellSpacing w:w="15" w:type="dxa"/>
+        </w:trPr>
+        <w:tc>
+          <w:tcPr>
+            <w:tcW w:w="0" w:type="auto"/>
+            <w:vAlign w:val="center"/>
+            <w:hideMark/>
+          </w:tcPr>
+          <w:p>
+            <w:pPr>
+              <w:rPr>
+                <w:b/>
+                <w:bCs/>
+              </w:rPr>
+            </w:pPr>
+            <w:r>
+              <w:rPr>
+                <w:b/>
+                <w:bCs/>
+              </w:rPr>
+              <w:t>Interface Method Call</w:t>
+            </w:r>
+          </w:p>
+        </w:tc>
+        <w:tc>
+          <w:tcPr>
+            <w:tcW w:w="0" w:type="auto"/>
+            <w:vAlign w:val="center"/>
+            <w:hideMark/>
+          </w:tcPr>
+          <w:p>
+            <w:pPr>
+              <w:rPr>
+                <w:b/>
+                <w:bCs/>
+              </w:rPr>
+            </w:pPr>
+            <w:r>
+              <w:rPr>
+                <w:b/>
+                <w:bCs/>
+              </w:rPr>
+              <w:t>Run Time</w:t>
+            </w:r>
+          </w:p>
+        </w:tc>
+      </w:tr>
+      <w:tr>
+        <w:trPr>
+          <w:trHeight w:val="274"/>
+          <w:tblCellSpacing w:w="15" w:type="dxa"/>
+        </w:trPr>
+        <w:tc>
+          <w:tcPr>
+            <w:tcW w:w="0" w:type="auto"/>
+            <w:vAlign w:val="center"/>
+            <w:hideMark/>
+          </w:tcPr>
+          <w:p>
+            <w:pPr>
+              <w:rPr>
+                <w:b/>
+                <w:bCs/>
+              </w:rPr>
+            </w:pPr>
+            <w:r>
+              <w:rPr>
+                <w:b/>
+                <w:bCs/>
+              </w:rPr>
+              <w:t>Abstract Method Call</w:t>
+            </w:r>
+          </w:p>
+        </w:tc>
+        <w:tc>
+          <w:tcPr>
+            <w:tcW w:w="0" w:type="auto"/>
+            <w:vAlign w:val="center"/>
+            <w:hideMark/>
+          </w:tcPr>
+          <w:p>
+            <w:pPr>
+              <w:rPr>
+                <w:b/>
+                <w:bCs/>
+              </w:rPr>
+            </w:pPr>
+            <w:r>
+              <w:rPr>
+                <w:b/>
+                <w:bCs/>
+              </w:rPr>
+              <w:t>Run Time</w:t>
+            </w:r>
+          </w:p>
+        </w:tc>
+      </w:tr>
+    </w:tbl>
+    <w:p>
+      <w:pPr>
+        <w:rPr>
+          <w:b/>
+          <w:bCs/>
+        </w:rPr>
+      </w:pPr>
+    </w:p>
+    <w:p>
+      <w:pPr>
+        <w:rPr>
+          <w:b/>
+          <w:bCs/>
+        </w:rPr>
+      </w:pPr>
+    </w:p>
+    <w:p>
+      <w:pPr>
+        <w:rPr>
+          <w:b/>
+          <w:bCs/>
+        </w:rPr>
+      </w:pPr>
+    </w:p>
+    <w:p>
+      <w:pPr>
+        <w:rPr>
+          <w:b/>
+          <w:bCs/>
+        </w:rPr>
+      </w:pPr>
+    </w:p>
+    <w:tbl>
+      <w:tblPr>
+        <w:tblStyle w:val="TableGrid"/>
+        <w:tblW w:w="0" w:type="auto"/>
+        <w:tblLook w:val="04A0" w:firstRow="1" w:lastRow="0" w:firstColumn="1" w:lastColumn="0" w:noHBand="0" w:noVBand="1"/>
+      </w:tblPr>
+      <w:tblGrid>
+        <w:gridCol w:w="3485"/>
+        <w:gridCol w:w="3485"/>
+        <w:gridCol w:w="3486"/>
+      </w:tblGrid>
+      <w:tr>
+        <w:tc>
+          <w:tcPr>
+            <w:tcW w:w="3485" w:type="dxa"/>
+          </w:tcPr>
+          <w:p>
+            <w:pPr>
+              <w:spacing w:line="259" w:lineRule="auto"/>
+              <w:rPr>
+                <w:b/>
+                <w:bCs/>
+              </w:rPr>
+            </w:pPr>
+            <w:r>
+              <w:rPr>
+                <w:b/>
+                <w:bCs/>
+              </w:rPr>
+              <w:t>STACK</w:t>
+            </w:r>
+          </w:p>
+          <w:p>
+            <w:pPr>
+              <w:spacing w:line="259" w:lineRule="auto"/>
+            </w:pPr>
+            <w:r>
+              <w:t>Local Variables</w:t>
+            </w:r>
+          </w:p>
+          <w:p>
+            <w:pPr>
+              <w:spacing w:line="259" w:lineRule="auto"/>
+            </w:pPr>
+            <w:r>
+              <w:t>Method Parameters</w:t>
+            </w:r>
+          </w:p>
+          <w:p>
+            <w:pPr>
+              <w:spacing w:line="259" w:lineRule="auto"/>
+            </w:pPr>
+            <w:r>
+              <w:t>References</w:t>
+            </w:r>
+          </w:p>
+          <w:p>
+            <w:pPr>
+              <w:rPr>
+                <w:b/>
+                <w:bCs/>
+              </w:rPr>
+            </w:pPr>
+          </w:p>
+        </w:tc>
+        <w:tc>
+          <w:tcPr>
+            <w:tcW w:w="3485" w:type="dxa"/>
+          </w:tcPr>
+          <w:p>
+            <w:pPr>
+              <w:rPr>
+                <w:b/>
+                <w:bCs/>
+              </w:rPr>
+            </w:pPr>
+          </w:p>
+          <w:p>
+            <w:pPr>
+              <w:spacing w:line="259" w:lineRule="auto"/>
+              <w:rPr>
+                <w:b/>
+                <w:bCs/>
+              </w:rPr>
+            </w:pPr>
+            <w:r>
+              <w:rPr>
+                <w:b/>
+                <w:bCs/>
+              </w:rPr>
+              <w:t>PC REGISTER</w:t>
+            </w:r>
+          </w:p>
+          <w:p>
+            <w:pPr>
+              <w:spacing w:line="259" w:lineRule="auto"/>
+            </w:pPr>
+            <w:r>
+              <w:t>Current Instruction</w:t>
+            </w:r>
+          </w:p>
+          <w:p>
+            <w:pPr>
+              <w:spacing w:line="259" w:lineRule="auto"/>
+              <w:rPr>
+                <w:b/>
+                <w:bCs/>
+              </w:rPr>
+            </w:pPr>
+          </w:p>
+          <w:p>
+            <w:pPr>
+              <w:spacing w:line="259" w:lineRule="auto"/>
+              <w:rPr>
+                <w:b/>
+                <w:bCs/>
+              </w:rPr>
+            </w:pPr>
+            <w:r>
+              <w:rPr>
+                <w:b/>
+                <w:bCs/>
+              </w:rPr>
+              <w:t>NATIVE METHOD STACK</w:t>
+            </w:r>
+          </w:p>
+          <w:p>
+            <w:pPr>
+              <w:spacing w:line="259" w:lineRule="auto"/>
+            </w:pPr>
+            <w:r>
+              <w:t>JNI / Native Calls</w:t>
+            </w:r>
+          </w:p>
+          <w:p>
+            <w:pPr>
+              <w:rPr>
+                <w:b/>
+                <w:bCs/>
+              </w:rPr>
+            </w:pPr>
+          </w:p>
+        </w:tc>
+        <w:tc>
+          <w:tcPr>
+            <w:tcW w:w="3486" w:type="dxa"/>
+          </w:tcPr>
+          <w:p>
+            <w:pPr>
+              <w:spacing w:line="259" w:lineRule="auto"/>
+              <w:rPr>
+                <w:b/>
+                <w:bCs/>
+                <w:color w:val="ED7D31" w:themeColor="accent2"/>
+              </w:rPr>
+            </w:pPr>
+            <w:proofErr w:type="gramStart"/>
+            <w:r>
+              <w:rPr>
+                <w:b/>
+                <w:bCs/>
+                <w:color w:val="ED7D31" w:themeColor="accent2"/>
+              </w:rPr>
+              <w:t>STACK  =</w:t>
+            </w:r>
+            <w:proofErr w:type="gramEnd"/>
+            <w:r>
+              <w:rPr>
+                <w:b/>
+                <w:bCs/>
+                <w:color w:val="ED7D31" w:themeColor="accent2"/>
+              </w:rPr>
+              <w:t xml:space="preserve"> Method execution</w:t>
+            </w:r>
+          </w:p>
+          <w:p>
+            <w:pPr>
+              <w:spacing w:line="259" w:lineRule="auto"/>
+              <w:rPr>
+                <w:b/>
+                <w:bCs/>
+                <w:color w:val="ED7D31" w:themeColor="accent2"/>
+              </w:rPr>
+            </w:pPr>
+          </w:p>
+          <w:p>
+            <w:pPr>
+              <w:spacing w:line="259" w:lineRule="auto"/>
+              <w:rPr>
+                <w:b/>
+                <w:bCs/>
+                <w:color w:val="ED7D31" w:themeColor="accent2"/>
+              </w:rPr>
+            </w:pPr>
+            <w:r>
+              <w:rPr>
+                <w:b/>
+                <w:bCs/>
+                <w:color w:val="ED7D31" w:themeColor="accent2"/>
+              </w:rPr>
+              <w:t>HEAP   = Objects</w:t>
+            </w:r>
+          </w:p>
+          <w:p>
+            <w:pPr>
+              <w:spacing w:line="259" w:lineRule="auto"/>
+              <w:rPr>
+                <w:b/>
+                <w:bCs/>
+                <w:color w:val="ED7D31" w:themeColor="accent2"/>
+              </w:rPr>
+            </w:pPr>
+          </w:p>
+          <w:p>
+            <w:pPr>
+              <w:spacing w:line="259" w:lineRule="auto"/>
+              <w:rPr>
+                <w:b/>
+                <w:bCs/>
+                <w:color w:val="ED7D31" w:themeColor="accent2"/>
+              </w:rPr>
+            </w:pPr>
+            <w:r>
+              <w:rPr>
+                <w:b/>
+                <w:bCs/>
+                <w:color w:val="ED7D31" w:themeColor="accent2"/>
+              </w:rPr>
+              <w:t>METHOD AREA = Class information + Static data</w:t>
+            </w:r>
+          </w:p>
+          <w:p>
+            <w:pPr>
+              <w:spacing w:line="259" w:lineRule="auto"/>
+              <w:rPr>
+                <w:b/>
+                <w:bCs/>
+                <w:color w:val="ED7D31" w:themeColor="accent2"/>
+              </w:rPr>
+            </w:pPr>
+          </w:p>
+          <w:p>
+            <w:pPr>
+              <w:spacing w:line="259" w:lineRule="auto"/>
+              <w:rPr>
+                <w:b/>
+                <w:bCs/>
+                <w:color w:val="ED7D31" w:themeColor="accent2"/>
+              </w:rPr>
+            </w:pPr>
+            <w:r>
+              <w:rPr>
+                <w:b/>
+                <w:bCs/>
+                <w:color w:val="ED7D31" w:themeColor="accent2"/>
+              </w:rPr>
+              <w:t>PC     = Current instruction</w:t>
+            </w:r>
+          </w:p>
+          <w:p>
+            <w:pPr>
+              <w:spacing w:line="259" w:lineRule="auto"/>
+              <w:rPr>
+                <w:b/>
+                <w:bCs/>
+                <w:color w:val="ED7D31" w:themeColor="accent2"/>
+              </w:rPr>
+            </w:pPr>
+            <w:r>
+              <w:rPr>
+                <w:b/>
+                <w:bCs/>
+                <w:color w:val="ED7D31" w:themeColor="accent2"/>
+              </w:rPr>
+              <w:t>NATIVE = C/C++ calls</w:t>
+            </w:r>
+          </w:p>
+          <w:p>
+            <w:pPr>
+              <w:rPr>
+                <w:b/>
+                <w:bCs/>
+              </w:rPr>
+            </w:pPr>
+          </w:p>
+        </w:tc>
+      </w:tr>
+      <w:tr>
+        <w:tc>
+          <w:tcPr>
+            <w:tcW w:w="3485" w:type="dxa"/>
+          </w:tcPr>
+          <w:p>
+            <w:pPr>
+              <w:spacing w:line="259" w:lineRule="auto"/>
+              <w:rPr>
+                <w:b/>
+                <w:bCs/>
+              </w:rPr>
+            </w:pPr>
+            <w:r>
+              <w:rPr>
+                <w:b/>
+                <w:bCs/>
+              </w:rPr>
+              <w:t>HEAP</w:t>
+            </w:r>
+          </w:p>
+          <w:p>
+            <w:pPr>
+              <w:spacing w:line="259" w:lineRule="auto"/>
+            </w:pPr>
+            <w:r>
+              <w:t>Objects</w:t>
+            </w:r>
+          </w:p>
+          <w:p>
+            <w:pPr>
+              <w:spacing w:line="259" w:lineRule="auto"/>
+            </w:pPr>
+            <w:r>
+              <w:t>Arrays</w:t>
+            </w:r>
+          </w:p>
+          <w:p>
+            <w:pPr>
+              <w:spacing w:line="259" w:lineRule="auto"/>
+            </w:pPr>
+            <w:r>
+              <w:t>Instance Variables</w:t>
+            </w:r>
+          </w:p>
+          <w:p>
+            <w:pPr>
+              <w:rPr>
+                <w:b/>
+                <w:bCs/>
+              </w:rPr>
+            </w:pPr>
+          </w:p>
+        </w:tc>
+        <w:tc>
+          <w:tcPr>
+            <w:tcW w:w="3485" w:type="dxa"/>
+          </w:tcPr>
+          <w:p>
+            <w:pPr>
+              <w:spacing w:line="259" w:lineRule="auto"/>
+              <w:rPr>
+                <w:b/>
+                <w:bCs/>
+              </w:rPr>
+            </w:pPr>
+            <w:r>
+              <w:rPr>
+                <w:b/>
+                <w:bCs/>
+              </w:rPr>
+              <w:t>METHOD AREA</w:t>
+            </w:r>
+          </w:p>
+          <w:p>
+            <w:pPr>
+              <w:spacing w:line="259" w:lineRule="auto"/>
+            </w:pPr>
+            <w:r>
+              <w:t>Class Metadata</w:t>
+            </w:r>
+          </w:p>
+          <w:p>
+            <w:pPr>
+              <w:spacing w:line="259" w:lineRule="auto"/>
+            </w:pPr>
+            <w:r>
+              <w:t>Static Variables</w:t>
+            </w:r>
+          </w:p>
+          <w:p>
+            <w:pPr>
+              <w:spacing w:line="259" w:lineRule="auto"/>
+            </w:pPr>
+            <w:r>
+              <w:t>Methods Bytecode</w:t>
+            </w:r>
+          </w:p>
+          <w:p>
+            <w:pPr>
+              <w:spacing w:line="259" w:lineRule="auto"/>
+            </w:pPr>
+            <w:r>
+              <w:t>Constant Pool</w:t>
+            </w:r>
+          </w:p>
+          <w:p>
+            <w:pPr>
+              <w:rPr>
+                <w:b/>
+                <w:bCs/>
+              </w:rPr>
+            </w:pPr>
+          </w:p>
+        </w:tc>
+        <w:tc>
+          <w:tcPr>
+            <w:tcW w:w="3486" w:type="dxa"/>
+          </w:tcPr>
+          <w:p>
+            <w:pPr>
+              <w:spacing w:line="259" w:lineRule="auto"/>
+              <w:rPr>
+                <w:b/>
+                <w:bCs/>
+              </w:rPr>
+            </w:pPr>
+            <w:r>
+              <w:rPr>
+                <w:b/>
+                <w:bCs/>
+              </w:rPr>
+              <w:t>PC REGISTER</w:t>
+            </w:r>
+          </w:p>
+          <w:p>
+            <w:pPr>
+              <w:spacing w:line="259" w:lineRule="auto"/>
+            </w:pPr>
+            <w:r>
+              <w:t>Current Instruction</w:t>
+            </w:r>
+          </w:p>
+          <w:p>
+            <w:pPr>
+              <w:spacing w:line="259" w:lineRule="auto"/>
+              <w:rPr>
+                <w:b/>
+                <w:bCs/>
+              </w:rPr>
+            </w:pPr>
+          </w:p>
+          <w:p>
+            <w:pPr>
+              <w:spacing w:line="259" w:lineRule="auto"/>
+              <w:rPr>
+                <w:b/>
+                <w:bCs/>
+              </w:rPr>
+            </w:pPr>
+            <w:r>
+              <w:rPr>
+                <w:b/>
+                <w:bCs/>
+              </w:rPr>
+              <w:t>PC REGISTER</w:t>
+            </w:r>
+          </w:p>
+          <w:p>
+            <w:pPr>
+              <w:spacing w:line="259" w:lineRule="auto"/>
+            </w:pPr>
+            <w:r>
+              <w:t>Current Instruction</w:t>
+            </w:r>
+          </w:p>
+          <w:p>
+            <w:pPr>
+              <w:rPr>
+                <w:b/>
+                <w:bCs/>
+              </w:rPr>
+            </w:pPr>
+          </w:p>
+        </w:tc>
+      </w:tr>
+    </w:tbl>
+    <w:p>
+      <w:pPr>
+        <w:rPr>
+          <w:b/>
+          <w:bCs/>
+        </w:rPr>
+      </w:pPr>
+      <w:r>
+        <w:rPr>
+          <w:b/>
+          <w:bCs/>
+        </w:rPr>
+        <w:drawing>
+          <wp:anchor distT="0" distB="0" distL="114300" distR="114300" simplePos="0" relativeHeight="251708416" behindDoc="0" locked="0" layoutInCell="1" allowOverlap="1" wp14:anchorId="5BD73826" wp14:editId="3EEAFD20">
+            <wp:simplePos x="0" y="0"/>
+            <wp:positionH relativeFrom="margin">
+              <wp:posOffset>2969260</wp:posOffset>
+            </wp:positionH>
+            <wp:positionV relativeFrom="paragraph">
+              <wp:posOffset>158750</wp:posOffset>
+            </wp:positionV>
+            <wp:extent cx="3746500" cy="3288665"/>
+            <wp:effectExtent l="0" t="0" r="6350" b="6985"/>
+            <wp:wrapSquare wrapText="bothSides"/>
+            <wp:docPr id="564002440" name="Picture 1"/>
+            <wp:cNvGraphicFramePr>
+              <a:graphicFrameLocks xmlns:a="http://schemas.openxmlformats.org/drawingml/2006/main" noChangeAspect="1"/>
+            </wp:cNvGraphicFramePr>
+            <a:graphic xmlns:a="http://schemas.openxmlformats.org/drawingml/2006/main">
+              <a:graphicData uri="http://schemas.openxmlformats.org/drawingml/2006/picture">
+                <pic:pic xmlns:pic="http://schemas.openxmlformats.org/drawingml/2006/picture">
+                  <pic:nvPicPr>
+                    <pic:cNvPr id="564002440" name=""/>
+                    <pic:cNvPicPr/>
+                  </pic:nvPicPr>
+                  <pic:blipFill>
+                    <a:blip r:embed="rId29" cstate="print">
+                      <a:extLst>
+                        <a:ext uri="{28A0092B-C50C-407E-A947-70E740481C1C}">
+                          <a14:useLocalDpi xmlns:a14="http://schemas.microsoft.com/office/drawing/2010/main" val="0"/>
+                        </a:ext>
+                      </a:extLst>
+                    </a:blip>
+                    <a:stretch>
+                      <a:fillRect/>
+                    </a:stretch>
+                  </pic:blipFill>
+                  <pic:spPr>
+                    <a:xfrm>
+                      <a:off x="0" y="0"/>
+                      <a:ext cx="3746500" cy="3288665"/>
+                    </a:xfrm>
+                    <a:prstGeom prst="rect">
+                      <a:avLst/>
+                    </a:prstGeom>
+                  </pic:spPr>
+                </pic:pic>
+              </a:graphicData>
+            </a:graphic>
+            <wp14:sizeRelH relativeFrom="page">
+              <wp14:pctWidth>0</wp14:pctWidth>
+            </wp14:sizeRelH>
+            <wp14:sizeRelV relativeFrom="page">
+              <wp14:pctHeight>0</wp14:pctHeight>
+            </wp14:sizeRelV>
+          </wp:anchor>
+        </w:drawing>
+      </w:r>
+      <w:r>
+        <w:rPr>
+          <w:b/>
+          <w:bCs/>
+        </w:rPr>
+        <w:t>Class Loading Lifecycle</w:t>
+      </w:r>
+      <w:r>
+        <w:rPr>
+          <w:b/>
+          <w:bCs/>
+        </w:rPr>
+        <w:drawing>
+          <wp:anchor distT="0" distB="0" distL="114300" distR="114300" simplePos="0" relativeHeight="251709440" behindDoc="0" locked="0" layoutInCell="1" allowOverlap="1" wp14:anchorId="5521C74A" wp14:editId="054EE670">
+            <wp:simplePos x="0" y="0"/>
+            <wp:positionH relativeFrom="margin">
+              <wp:align>left</wp:align>
+            </wp:positionH>
+            <wp:positionV relativeFrom="paragraph">
+              <wp:posOffset>360045</wp:posOffset>
+            </wp:positionV>
+            <wp:extent cx="2895600" cy="3092450"/>
+            <wp:effectExtent l="0" t="0" r="0" b="0"/>
+            <wp:wrapSquare wrapText="bothSides"/>
+            <wp:docPr id="458548273" name="Picture 1"/>
+            <wp:cNvGraphicFramePr>
+              <a:graphicFrameLocks xmlns:a="http://schemas.openxmlformats.org/drawingml/2006/main" noChangeAspect="1"/>
+            </wp:cNvGraphicFramePr>
+            <a:graphic xmlns:a="http://schemas.openxmlformats.org/drawingml/2006/main">
+              <a:graphicData uri="http://schemas.openxmlformats.org/drawingml/2006/picture">
+                <pic:pic xmlns:pic="http://schemas.openxmlformats.org/drawingml/2006/picture">
+                  <pic:nvPicPr>
+                    <pic:cNvPr id="458548273" name=""/>
+                    <pic:cNvPicPr/>
+                  </pic:nvPicPr>
+                  <pic:blipFill>
+                    <a:blip r:embed="rId30" cstate="print">
+                      <a:extLst>
+                        <a:ext uri="{28A0092B-C50C-407E-A947-70E740481C1C}">
+                          <a14:useLocalDpi xmlns:a14="http://schemas.microsoft.com/office/drawing/2010/main" val="0"/>
+                        </a:ext>
+                      </a:extLst>
+                    </a:blip>
+                    <a:stretch>
+                      <a:fillRect/>
+                    </a:stretch>
+                  </pic:blipFill>
+                  <pic:spPr>
+                    <a:xfrm>
+                      <a:off x="0" y="0"/>
+                      <a:ext cx="2895600" cy="3092450"/>
+                    </a:xfrm>
+                    <a:prstGeom prst="rect">
+                      <a:avLst/>
+                    </a:prstGeom>
+                  </pic:spPr>
+                </pic:pic>
+              </a:graphicData>
+            </a:graphic>
+            <wp14:sizeRelH relativeFrom="page">
+              <wp14:pctWidth>0</wp14:pctWidth>
+            </wp14:sizeRelH>
+            <wp14:sizeRelV relativeFrom="page">
+              <wp14:pctHeight>0</wp14:pctHeight>
+            </wp14:sizeRelV>
+          </wp:anchor>
+        </w:drawing>
+      </w:r>
+      <w:r>
+        <w:rPr>
+          <w:b/>
+          <w:bCs/>
+        </w:rPr>
+        <w:t xml:space="preserve"> </w:t>
+      </w:r>
+      <w:r>
+        <w:rPr>
+          <w:b/>
+          <w:bCs/>
+        </w:rPr>
+        <w:t xml:space="preserve">OR </w:t>
+      </w:r>
+      <w:r>
+        <w:rPr>
+          <w:b/>
+          <w:bCs/>
+        </w:rPr>
+        <w:t xml:space="preserve">JVM Memory </w:t>
+      </w:r>
+    </w:p>
+    <w:p>
+      <w:pPr>
+        <w:rPr>
+          <w:b/>
+          <w:bCs/>
+        </w:rPr>
+      </w:pPr>
+    </w:p>
+    <w:p>
+      <w:pPr>
+        <w:rPr>
+          <w:b/>
+          <w:bCs/>
+        </w:rPr>
+      </w:pPr>
+      <w:r>
+        <w:rPr>
+          <w:b/>
+          <w:bCs/>
+        </w:rPr>
+        <w:lastRenderedPageBreak/>
+        <w:br w:type="page"/>
+      </w:r>
+    </w:p>
     <w:sectPr>
       <w:pgSz w:w="11906" w:h="16838"/>
       <w:pgMar w:top="720" w:right="720" w:bottom="720" w:left="720" w:header="708" w:footer="708" w:gutter="0"/>
@@ -6270,6 +13132,56 @@
     </w:sectPr>
   </w:body>
 </w:document>
+</file>
+
+<file path=word/endnotes.xml><?xml version="1.0" encoding="utf-8"?>
+<w:endnotes xmlns:wpc="http://schemas.microsoft.com/office/word/2010/wordprocessingCanvas" xmlns:cx="http://schemas.microsoft.com/office/drawing/2014/chartex" xmlns:cx1="http://schemas.microsoft.com/office/drawing/2015/9/8/chartex" xmlns:cx2="http://schemas.microsoft.com/office/drawing/2015/10/21/chartex" xmlns:cx3="http://schemas.microsoft.com/office/drawing/2016/5/9/chartex" xmlns:cx4="http://schemas.microsoft.com/office/drawing/2016/5/10/chartex" xmlns:cx5="http://schemas.microsoft.com/office/drawing/2016/5/11/chartex" xmlns:cx6="http://schemas.microsoft.com/office/drawing/2016/5/12/chartex" xmlns:cx7="http://schemas.microsoft.com/office/drawing/2016/5/13/chartex" xmlns:cx8="http://schemas.microsoft.com/office/drawing/2016/5/14/chartex" xmlns:mc="http://schemas.openxmlformats.org/markup-compatibility/2006" xmlns:aink="http://schemas.microsoft.com/office/drawing/2016/ink" xmlns:am3d="http://schemas.microsoft.com/office/drawing/2017/model3d" xmlns:o="urn:schemas-microsoft-com:office:office" xmlns:oel="http://schemas.microsoft.com/office/2019/extlst" xmlns:r="http://schemas.openxmlformats.org/officeDocument/2006/relationships" xmlns:m="http://schemas.openxmlformats.org/officeDocument/2006/math" xmlns:v="urn:schemas-microsoft-com:vml" xmlns:wp14="http://schemas.microsoft.com/office/word/2010/wordprocessingDrawing" xmlns:wp="http://schemas.openxmlformats.org/drawingml/2006/wordprocessingDrawing" xmlns:w10="urn:schemas-microsoft-com:office:word" xmlns:w="http://schemas.openxmlformats.org/wordprocessingml/2006/main" xmlns:w14="http://schemas.microsoft.com/office/word/2010/wordml" xmlns:w15="http://schemas.microsoft.com/office/word/2012/wordml" xmlns:w16cex="http://schemas.microsoft.com/office/word/2018/wordml/cex" xmlns:w16cid="http://schemas.microsoft.com/office/word/2016/wordml/cid" xmlns:w16="http://schemas.microsoft.com/office/word/2018/wordml" xmlns:w16du="http://schemas.microsoft.com/office/word/2023/wordml/word16du" xmlns:w16sdtdh="http://schemas.microsoft.com/office/word/2020/wordml/sdtdatahash" xmlns:w16sdtfl="http://schemas.microsoft.com/office/word/2024/wordml/sdtformatlock" xmlns:w16se="http://schemas.microsoft.com/office/word/2015/wordml/symex" xmlns:wpg="http://schemas.microsoft.com/office/word/2010/wordprocessingGroup" xmlns:wpi="http://schemas.microsoft.com/office/word/2010/wordprocessingInk" xmlns:wne="http://schemas.microsoft.com/office/word/2006/wordml" xmlns:wps="http://schemas.microsoft.com/office/word/2010/wordprocessingShape" mc:Ignorable="w14 w15 w16se w16cid w16 w16cex w16sdtdh w16sdtfl w16du wp14">
+  <w:endnote w:type="separator" w:id="-1">
+    <w:p>
+      <w:pPr>
+        <w:spacing w:line="240" w:lineRule="auto"/>
+      </w:pPr>
+      <w:r>
+        <w:separator/>
+      </w:r>
+    </w:p>
+  </w:endnote>
+  <w:endnote w:type="continuationSeparator" w:id="0">
+    <w:p>
+      <w:pPr>
+        <w:spacing w:line="240" w:lineRule="auto"/>
+      </w:pPr>
+      <w:r>
+        <w:continuationSeparator/>
+      </w:r>
+    </w:p>
+  </w:endnote>
+</w:endnotes>
+</file>
+
+<file path=word/footnotes.xml><?xml version="1.0" encoding="utf-8"?>
+<w:footnotes xmlns:wpc="http://schemas.microsoft.com/office/word/2010/wordprocessingCanvas" xmlns:cx="http://schemas.microsoft.com/office/drawing/2014/chartex" xmlns:cx1="http://schemas.microsoft.com/office/drawing/2015/9/8/chartex" xmlns:cx2="http://schemas.microsoft.com/office/drawing/2015/10/21/chartex" xmlns:cx3="http://schemas.microsoft.com/office/drawing/2016/5/9/chartex" xmlns:cx4="http://schemas.microsoft.com/office/drawing/2016/5/10/chartex" xmlns:cx5="http://schemas.microsoft.com/office/drawing/2016/5/11/chartex" xmlns:cx6="http://schemas.microsoft.com/office/drawing/2016/5/12/chartex" xmlns:cx7="http://schemas.microsoft.com/office/drawing/2016/5/13/chartex" xmlns:cx8="http://schemas.microsoft.com/office/drawing/2016/5/14/chartex" xmlns:mc="http://schemas.openxmlformats.org/markup-compatibility/2006" xmlns:aink="http://schemas.microsoft.com/office/drawing/2016/ink" xmlns:am3d="http://schemas.microsoft.com/office/drawing/2017/model3d" xmlns:o="urn:schemas-microsoft-com:office:office" xmlns:oel="http://schemas.microsoft.com/office/2019/extlst" xmlns:r="http://schemas.openxmlformats.org/officeDocument/2006/relationships" xmlns:m="http://schemas.openxmlformats.org/officeDocument/2006/math" xmlns:v="urn:schemas-microsoft-com:vml" xmlns:wp14="http://schemas.microsoft.com/office/word/2010/wordprocessingDrawing" xmlns:wp="http://schemas.openxmlformats.org/drawingml/2006/wordprocessingDrawing" xmlns:w10="urn:schemas-microsoft-com:office:word" xmlns:w="http://schemas.openxmlformats.org/wordprocessingml/2006/main" xmlns:w14="http://schemas.microsoft.com/office/word/2010/wordml" xmlns:w15="http://schemas.microsoft.com/office/word/2012/wordml" xmlns:w16cex="http://schemas.microsoft.com/office/word/2018/wordml/cex" xmlns:w16cid="http://schemas.microsoft.com/office/word/2016/wordml/cid" xmlns:w16="http://schemas.microsoft.com/office/word/2018/wordml" xmlns:w16du="http://schemas.microsoft.com/office/word/2023/wordml/word16du" xmlns:w16sdtdh="http://schemas.microsoft.com/office/word/2020/wordml/sdtdatahash" xmlns:w16sdtfl="http://schemas.microsoft.com/office/word/2024/wordml/sdtformatlock" xmlns:w16se="http://schemas.microsoft.com/office/word/2015/wordml/symex" xmlns:wpg="http://schemas.microsoft.com/office/word/2010/wordprocessingGroup" xmlns:wpi="http://schemas.microsoft.com/office/word/2010/wordprocessingInk" xmlns:wne="http://schemas.microsoft.com/office/word/2006/wordml" xmlns:wps="http://schemas.microsoft.com/office/word/2010/wordprocessingShape" mc:Ignorable="w14 w15 w16se w16cid w16 w16cex w16sdtdh w16sdtfl w16du wp14">
+  <w:footnote w:type="separator" w:id="-1">
+    <w:p>
+      <w:pPr>
+        <w:spacing w:line="240" w:lineRule="auto"/>
+      </w:pPr>
+      <w:r>
+        <w:separator/>
+      </w:r>
+    </w:p>
+  </w:footnote>
+  <w:footnote w:type="continuationSeparator" w:id="0">
+    <w:p>
+      <w:pPr>
+        <w:spacing w:line="240" w:lineRule="auto"/>
+      </w:pPr>
+      <w:r>
+        <w:continuationSeparator/>
+      </w:r>
+    </w:p>
+  </w:footnote>
+</w:footnotes>
 </file>
 
 <file path=word/numbering.xml><?xml version="1.0" encoding="utf-8"?>
@@ -7299,7 +14211,7 @@
   <w:style w:type="paragraph" w:default="1" w:styleId="Normal">
     <w:name w:val="Normal"/>
     <w:qFormat/>
-    <w:rsid w:val="00326CA7"/>
+    <w:rsid w:val="00F73DAB"/>
   </w:style>
   <w:style w:type="paragraph" w:styleId="Heading1">
     <w:name w:val="heading 1"/>
@@ -7348,7 +14260,6 @@
   <w:style w:type="character" w:default="1" w:styleId="DefaultParagraphFont">
     <w:name w:val="Default Paragraph Font"/>
     <w:uiPriority w:val="1"/>
-    <w:semiHidden/>
     <w:unhideWhenUsed/>
   </w:style>
   <w:style w:type="table" w:default="1" w:styleId="TableNormal">
@@ -7456,6 +14367,50 @@
       <w:sz w:val="24"/>
       <w:szCs w:val="24"/>
     </w:rPr>
+  </w:style>
+  <w:style w:type="paragraph" w:styleId="Header">
+    <w:name w:val="header"/>
+    <w:basedOn w:val="Normal"/>
+    <w:link w:val="HeaderChar"/>
+    <w:uiPriority w:val="99"/>
+    <w:unhideWhenUsed/>
+    <w:rsid w:val="00235F59"/>
+    <w:pPr>
+      <w:tabs>
+        <w:tab w:val="center" w:pos="4513"/>
+        <w:tab w:val="right" w:pos="9026"/>
+      </w:tabs>
+      <w:spacing w:line="240" w:lineRule="auto"/>
+    </w:pPr>
+  </w:style>
+  <w:style w:type="character" w:customStyle="1" w:styleId="HeaderChar">
+    <w:name w:val="Header Char"/>
+    <w:basedOn w:val="DefaultParagraphFont"/>
+    <w:link w:val="Header"/>
+    <w:uiPriority w:val="99"/>
+    <w:rsid w:val="00235F59"/>
+  </w:style>
+  <w:style w:type="paragraph" w:styleId="Footer">
+    <w:name w:val="footer"/>
+    <w:basedOn w:val="Normal"/>
+    <w:link w:val="FooterChar"/>
+    <w:uiPriority w:val="99"/>
+    <w:unhideWhenUsed/>
+    <w:rsid w:val="00235F59"/>
+    <w:pPr>
+      <w:tabs>
+        <w:tab w:val="center" w:pos="4513"/>
+        <w:tab w:val="right" w:pos="9026"/>
+      </w:tabs>
+      <w:spacing w:line="240" w:lineRule="auto"/>
+    </w:pPr>
+  </w:style>
+  <w:style w:type="character" w:customStyle="1" w:styleId="FooterChar">
+    <w:name w:val="Footer Char"/>
+    <w:basedOn w:val="DefaultParagraphFont"/>
+    <w:link w:val="Footer"/>
+    <w:uiPriority w:val="99"/>
+    <w:rsid w:val="00235F59"/>
   </w:style>
 </w:styles>
 </file>

--- a/JavaRevision/Notes.docx
+++ b/JavaRevision/Notes.docx
@@ -1544,21 +1544,8 @@
         <w:sym w:font="Wingdings" w:char="F0E0"/>
       </w:r>
       <w:r>
-        <w:t xml:space="preserve"> Is not pure Interpreter/ </w:t>
-      </w:r>
-      <w:proofErr w:type="gramStart"/>
-      <w:r>
-        <w:t>Compiler,  Java</w:t>
-      </w:r>
-      <w:proofErr w:type="gramEnd"/>
-      <w:r>
-        <w:t xml:space="preserve"> is </w:t>
-      </w:r>
-      <w:proofErr w:type="gramStart"/>
-      <w:r>
-        <w:t>both .</w:t>
-      </w:r>
-      <w:proofErr w:type="gramEnd"/>
+        <w:t xml:space="preserve"> Is not pure Interpreter/ Compiler,  Java is both .</w:t>
+      </w:r>
     </w:p>
     <w:p>
       <w:pPr>
@@ -2061,28 +2048,21 @@
         <w:t xml:space="preserve"> </w:t>
       </w:r>
       <w:proofErr w:type="spellStart"/>
-      <w:proofErr w:type="gramStart"/>
       <w:r>
         <w:t>java</w:t>
       </w:r>
       <w:r>
-        <w:t>.lang</w:t>
-      </w:r>
-      <w:proofErr w:type="gramEnd"/>
-      <w:r>
-        <w:t>.String</w:t>
+        <w:t>.lang.String</w:t>
       </w:r>
       <w:proofErr w:type="spellEnd"/>
       <w:r>
         <w:t xml:space="preserve"> (</w:t>
       </w:r>
       <w:proofErr w:type="spellStart"/>
-      <w:proofErr w:type="gramStart"/>
       <w:r>
         <w:t>java.lang</w:t>
       </w:r>
       <w:proofErr w:type="spellEnd"/>
-      <w:proofErr w:type="gramEnd"/>
       <w:r>
         <w:t xml:space="preserve"> {auto import})</w:t>
       </w:r>
@@ -2110,39 +2090,7 @@
         <w:t xml:space="preserve"> </w:t>
       </w:r>
       <w:r>
-        <w:t>‘A</w:t>
-      </w:r>
-      <w:proofErr w:type="gramStart"/>
-      <w:r>
-        <w:t>’ ,</w:t>
-      </w:r>
-      <w:proofErr w:type="gramEnd"/>
-      <w:r>
-        <w:t xml:space="preserve"> ’a</w:t>
-      </w:r>
-      <w:proofErr w:type="gramStart"/>
-      <w:r>
-        <w:t>’ ,</w:t>
-      </w:r>
-      <w:proofErr w:type="gramEnd"/>
-      <w:r>
-        <w:t xml:space="preserve"> _ _ _ _ _ _ _ _ </w:t>
-      </w:r>
-      <w:proofErr w:type="gramStart"/>
-      <w:r>
-        <w:t>_ ,</w:t>
-      </w:r>
-      <w:proofErr w:type="gramEnd"/>
-      <w:r>
-        <w:t xml:space="preserve"> ‘</w:t>
-      </w:r>
-      <w:proofErr w:type="gramStart"/>
-      <w:r>
-        <w:t>1‘ ,</w:t>
-      </w:r>
-      <w:proofErr w:type="gramEnd"/>
-      <w:r>
-        <w:t xml:space="preserve"> ‘2’, _ _ _ _ _ _ _ _ _</w:t>
+        <w:t>‘A’ , ’a’ , _ _ _ _ _ _ _ _ _ , ‘1‘ , ‘2’, _ _ _ _ _ _ _ _ _</w:t>
       </w:r>
     </w:p>
     <w:p>
@@ -2423,63 +2371,50 @@
       </w:r>
       <w:r>
         <w:tab/>
-        <w:t xml:space="preserve">Char </w:t>
-      </w:r>
-      <w:proofErr w:type="gramStart"/>
-      <w:r>
-        <w:t>[ ]</w:t>
-      </w:r>
-      <w:proofErr w:type="gramEnd"/>
+        <w:t xml:space="preserve">Char [ ] </w:t>
+      </w:r>
+      <w:r>
+        <w:sym w:font="Wingdings" w:char="F0E0"/>
+      </w:r>
+      <w:r>
+        <w:t xml:space="preserve"> [</w:t>
+      </w:r>
       <w:r>
         <w:t xml:space="preserve"> </w:t>
       </w:r>
       <w:r>
-        <w:sym w:font="Wingdings" w:char="F0E0"/>
-      </w:r>
-      <w:r>
-        <w:t xml:space="preserve"> [</w:t>
+        <w:t>‘a’,</w:t>
       </w:r>
       <w:r>
         <w:t xml:space="preserve"> </w:t>
       </w:r>
       <w:r>
-        <w:t>‘a’,</w:t>
+        <w:t>‘k’,</w:t>
       </w:r>
       <w:r>
         <w:t xml:space="preserve"> </w:t>
       </w:r>
       <w:r>
-        <w:t>‘k’,</w:t>
+        <w:t>‘s,</w:t>
       </w:r>
       <w:r>
         <w:t xml:space="preserve"> </w:t>
       </w:r>
       <w:r>
-        <w:t>‘s,</w:t>
+        <w:t>‘h,</w:t>
       </w:r>
       <w:r>
         <w:t xml:space="preserve"> </w:t>
       </w:r>
       <w:r>
-        <w:t>‘h,</w:t>
+        <w:t>‘a,</w:t>
       </w:r>
       <w:r>
         <w:t xml:space="preserve"> </w:t>
       </w:r>
       <w:r>
-        <w:t>‘a,</w:t>
-      </w:r>
-      <w:r>
-        <w:t xml:space="preserve"> </w:t>
-      </w:r>
-      <w:r>
-        <w:t>‘t</w:t>
-      </w:r>
-      <w:proofErr w:type="gramStart"/>
-      <w:r>
-        <w:t>’ ]</w:t>
-      </w:r>
-      <w:proofErr w:type="gramEnd"/>
+        <w:t>‘t’ ]</w:t>
+      </w:r>
     </w:p>
     <w:p>
       <w:pPr>
@@ -2819,15 +2754,7 @@
         <w:sym w:font="Wingdings" w:char="F0E0"/>
       </w:r>
       <w:r>
-        <w:t xml:space="preserve"> String s </w:t>
-      </w:r>
-      <w:proofErr w:type="gramStart"/>
-      <w:r>
-        <w:t>=  ”</w:t>
-      </w:r>
-      <w:proofErr w:type="gramEnd"/>
-      <w:r>
-        <w:t>Hello”,</w:t>
+        <w:t xml:space="preserve"> String s =  ”Hello”,</w:t>
       </w:r>
     </w:p>
     <w:p>
@@ -3669,15 +3596,7 @@
           <w:rFonts w:ascii="Consolas" w:hAnsi="Consolas"/>
           <w:color w:val="3F7F5F"/>
         </w:rPr>
-        <w:t>/</w:t>
-      </w:r>
-      <w:proofErr w:type="gramStart"/>
-      <w:r>
-        <w:rPr>
-          <w:rFonts w:ascii="Consolas" w:hAnsi="Consolas"/>
-          <w:color w:val="3F7F5F"/>
-        </w:rPr>
-        <w:t>/</w:t>
+        <w:t>//</w:t>
       </w:r>
       <w:r>
         <w:rPr>
@@ -3686,17 +3605,7 @@
           <w:bCs/>
           <w:color w:val="3F7F5F"/>
         </w:rPr>
-        <w:t>.equals</w:t>
-      </w:r>
-      <w:proofErr w:type="gramEnd"/>
-      <w:r>
-        <w:rPr>
-          <w:rFonts w:ascii="Consolas" w:hAnsi="Consolas"/>
-          <w:b/>
-          <w:bCs/>
-          <w:color w:val="3F7F5F"/>
-        </w:rPr>
-        <w:t xml:space="preserve">() </w:t>
+        <w:t xml:space="preserve">.equals() </w:t>
       </w:r>
       <w:r>
         <w:rPr>
@@ -3806,17 +3715,8 @@
           <w:rFonts w:ascii="Consolas" w:hAnsi="Consolas"/>
           <w:color w:val="3F7F5F"/>
         </w:rPr>
-        <w:t xml:space="preserve">Reference / Object </w:t>
-      </w:r>
-      <w:proofErr w:type="gramStart"/>
-      <w:r>
-        <w:rPr>
-          <w:rFonts w:ascii="Consolas" w:hAnsi="Consolas"/>
-          <w:color w:val="3F7F5F"/>
-        </w:rPr>
-        <w:t>same ?</w:t>
-      </w:r>
-      <w:proofErr w:type="gramEnd"/>
+        <w:t>Reference / Object same ?</w:t>
+      </w:r>
     </w:p>
     <w:p>
       <w:pPr>
@@ -3890,7 +3790,6 @@
         </w:rPr>
         <w:t>Akshat</w:t>
       </w:r>
-      <w:proofErr w:type="gramStart"/>
       <w:r>
         <w:rPr>
           <w:rFonts w:ascii="Consolas" w:hAnsi="Consolas"/>
@@ -3905,7 +3804,6 @@
         </w:rPr>
         <w:t>s</w:t>
       </w:r>
-      <w:proofErr w:type="gramEnd"/>
     </w:p>
     <w:p>
       <w:pPr>
@@ -3983,17 +3881,8 @@
           <w:rFonts w:ascii="Consolas" w:hAnsi="Consolas"/>
           <w:color w:val="3F3FBF"/>
         </w:rPr>
-        <w:t xml:space="preserve"> [ "AKSHAT</w:t>
-      </w:r>
-      <w:proofErr w:type="gramStart"/>
-      <w:r>
-        <w:rPr>
-          <w:rFonts w:ascii="Consolas" w:hAnsi="Consolas"/>
-          <w:color w:val="3F3FBF"/>
-        </w:rPr>
-        <w:t>" ]</w:t>
-      </w:r>
-      <w:proofErr w:type="gramEnd"/>
+        <w:t xml:space="preserve"> [ "AKSHAT" ]</w:t>
+      </w:r>
     </w:p>
     <w:p>
       <w:pPr>
@@ -4559,15 +4448,7 @@
     </w:p>
     <w:p>
       <w:r>
-        <w:t xml:space="preserve">S1 = new Student </w:t>
-      </w:r>
-      <w:proofErr w:type="gramStart"/>
-      <w:r>
-        <w:t>( )</w:t>
-      </w:r>
-      <w:proofErr w:type="gramEnd"/>
-      <w:r>
-        <w:t>;</w:t>
+        <w:t>S1 = new Student ( );</w:t>
       </w:r>
       <w:r>
         <w:t xml:space="preserve">  </w:t>
@@ -4575,28 +4456,12 @@
     </w:p>
     <w:p>
       <w:r>
-        <w:t xml:space="preserve">Student s1 = new Student </w:t>
-      </w:r>
-      <w:proofErr w:type="gramStart"/>
-      <w:r>
-        <w:t>( )</w:t>
-      </w:r>
-      <w:proofErr w:type="gramEnd"/>
-      <w:r>
-        <w:t>;</w:t>
+        <w:t>Student s1 = new Student ( );</w:t>
       </w:r>
     </w:p>
     <w:p>
       <w:r>
-        <w:t xml:space="preserve">Student s2 = new Student </w:t>
-      </w:r>
-      <w:proofErr w:type="gramStart"/>
-      <w:r>
-        <w:t>( )</w:t>
-      </w:r>
-      <w:proofErr w:type="gramEnd"/>
-      <w:r>
-        <w:t>;</w:t>
+        <w:t>Student s2 = new Student ( );</w:t>
       </w:r>
     </w:p>
     <w:p/>
@@ -4632,28 +4497,12 @@
           </w:p>
           <w:p>
             <w:r>
-              <w:t>S</w:t>
-            </w:r>
-            <w:proofErr w:type="gramStart"/>
-            <w:r>
-              <w:t>1.rollNo</w:t>
-            </w:r>
-            <w:proofErr w:type="gramEnd"/>
-            <w:r>
-              <w:t xml:space="preserve"> = 121;</w:t>
-            </w:r>
-          </w:p>
-          <w:p>
-            <w:r>
-              <w:t>S</w:t>
-            </w:r>
-            <w:proofErr w:type="gramStart"/>
-            <w:r>
-              <w:t>1.collage</w:t>
-            </w:r>
-            <w:proofErr w:type="gramEnd"/>
-            <w:r>
-              <w:t xml:space="preserve"> = “</w:t>
+              <w:t>S1.rollNo = 121;</w:t>
+            </w:r>
+          </w:p>
+          <w:p>
+            <w:r>
+              <w:t>S1.collage = “</w:t>
             </w:r>
             <w:proofErr w:type="spellStart"/>
             <w:r>
@@ -4695,15 +4544,7 @@
           </w:p>
           <w:p>
             <w:r>
-              <w:t>S</w:t>
-            </w:r>
-            <w:proofErr w:type="gramStart"/>
-            <w:r>
-              <w:t>2.rollNo</w:t>
-            </w:r>
-            <w:proofErr w:type="gramEnd"/>
-            <w:r>
-              <w:t xml:space="preserve"> = 1</w:t>
+              <w:t>S2.rollNo = 1</w:t>
             </w:r>
             <w:r>
               <w:t>5</w:t>
@@ -4714,15 +4555,7 @@
           </w:p>
           <w:p>
             <w:r>
-              <w:t>S</w:t>
-            </w:r>
-            <w:proofErr w:type="gramStart"/>
-            <w:r>
-              <w:t>2.collage</w:t>
-            </w:r>
-            <w:proofErr w:type="gramEnd"/>
-            <w:r>
-              <w:t xml:space="preserve"> = “</w:t>
+              <w:t>S2.collage = “</w:t>
             </w:r>
             <w:proofErr w:type="spellStart"/>
             <w:r>
@@ -4858,15 +4691,7 @@
             </w:r>
             <w:proofErr w:type="spellEnd"/>
             <w:r>
-              <w:t xml:space="preserve"> </w:t>
-            </w:r>
-            <w:proofErr w:type="gramStart"/>
-            <w:r>
-              <w:t>( )</w:t>
-            </w:r>
-            <w:proofErr w:type="gramEnd"/>
-            <w:r>
-              <w:t xml:space="preserve"> {</w:t>
+              <w:t xml:space="preserve"> ( ) {</w:t>
             </w:r>
             <w:r>
               <w:tab/>
@@ -4899,15 +4724,7 @@
           </w:tcPr>
           <w:p>
             <w:r>
-              <w:t xml:space="preserve">Student s1 = new Student </w:t>
-            </w:r>
-            <w:proofErr w:type="gramStart"/>
-            <w:r>
-              <w:t>( )</w:t>
-            </w:r>
-            <w:proofErr w:type="gramEnd"/>
-            <w:r>
-              <w:t>;</w:t>
+              <w:t>Student s1 = new Student ( );</w:t>
             </w:r>
           </w:p>
           <w:p/>
@@ -4923,28 +4740,12 @@
           </w:p>
           <w:p>
             <w:r>
-              <w:t>S</w:t>
-            </w:r>
-            <w:proofErr w:type="gramStart"/>
-            <w:r>
-              <w:t>1.rollNo</w:t>
-            </w:r>
-            <w:proofErr w:type="gramEnd"/>
-            <w:r>
-              <w:t xml:space="preserve"> = 121;</w:t>
-            </w:r>
-          </w:p>
-          <w:p>
-            <w:r>
-              <w:t>S</w:t>
-            </w:r>
-            <w:proofErr w:type="gramStart"/>
-            <w:r>
-              <w:t>1.collage</w:t>
-            </w:r>
-            <w:proofErr w:type="gramEnd"/>
-            <w:r>
-              <w:t xml:space="preserve"> = “</w:t>
+              <w:t>S1.rollNo = 121;</w:t>
+            </w:r>
+          </w:p>
+          <w:p>
+            <w:r>
+              <w:t>S1.collage = “</w:t>
             </w:r>
             <w:proofErr w:type="spellStart"/>
             <w:r>
@@ -5079,7 +4880,6 @@
         </w:rPr>
         <w:t xml:space="preserve">Rules of </w:t>
       </w:r>
-      <w:proofErr w:type="gramStart"/>
       <w:r>
         <w:rPr>
           <w:b/>
@@ -5092,15 +4892,7 @@
           <w:b/>
           <w:bCs/>
         </w:rPr>
-        <w:t>:</w:t>
-      </w:r>
-      <w:proofErr w:type="gramEnd"/>
-      <w:r>
-        <w:rPr>
-          <w:b/>
-          <w:bCs/>
-        </w:rPr>
-        <w:t>-</w:t>
+        <w:t>:-</w:t>
       </w:r>
     </w:p>
     <w:p>
@@ -5235,7 +5027,6 @@
             <w:r>
               <w:t xml:space="preserve"> </w:t>
             </w:r>
-            <w:proofErr w:type="gramStart"/>
             <w:r>
               <w:t>(</w:t>
             </w:r>
@@ -5245,7 +5036,6 @@
             <w:r>
               <w:t>)</w:t>
             </w:r>
-            <w:proofErr w:type="gramEnd"/>
             <w:r>
               <w:t xml:space="preserve"> </w:t>
             </w:r>
@@ -5309,21 +5099,7 @@
               <w:rPr>
                 <w:color w:val="0070C0"/>
               </w:rPr>
-              <w:t xml:space="preserve">Student </w:t>
-            </w:r>
-            <w:proofErr w:type="gramStart"/>
-            <w:r>
-              <w:rPr>
-                <w:color w:val="0070C0"/>
-              </w:rPr>
-              <w:t>( )</w:t>
-            </w:r>
-            <w:proofErr w:type="gramEnd"/>
-            <w:r>
-              <w:rPr>
-                <w:color w:val="0070C0"/>
-              </w:rPr>
-              <w:t>;</w:t>
+              <w:t>Student ( );</w:t>
             </w:r>
           </w:p>
           <w:p/>
@@ -5857,59 +5633,19 @@
     </w:p>
     <w:p>
       <w:r>
-        <w:t xml:space="preserve">                                      28 </w:t>
-      </w:r>
-      <w:proofErr w:type="gramStart"/>
-      <w:r>
-        <w:t>byte</w:t>
-      </w:r>
-      <w:proofErr w:type="gramEnd"/>
-      <w:r>
-        <w:t xml:space="preserve"> + </w:t>
-      </w:r>
-      <w:proofErr w:type="gramStart"/>
-      <w:r>
-        <w:t>4 byte</w:t>
-      </w:r>
-      <w:proofErr w:type="gramEnd"/>
-      <w:r>
-        <w:t xml:space="preserve"> Padding = 32 byte</w:t>
+        <w:t xml:space="preserve">                                      28 byte + 4 byte Padding = 32 byte</w:t>
       </w:r>
     </w:p>
     <w:p>
       <w:r>
         <w:lastRenderedPageBreak/>
-        <w:t xml:space="preserve">Object metadata = 12 byte </w:t>
-      </w:r>
-      <w:proofErr w:type="gramStart"/>
-      <w:r>
-        <w:t>{</w:t>
+        <w:t>Object metadata = 12 byte {</w:t>
       </w:r>
       <w:r>
         <w:t xml:space="preserve"> </w:t>
       </w:r>
       <w:r>
-        <w:t>Mark</w:t>
-      </w:r>
-      <w:proofErr w:type="gramEnd"/>
-      <w:r>
-        <w:t xml:space="preserve"> </w:t>
-      </w:r>
-      <w:proofErr w:type="gramStart"/>
-      <w:r>
-        <w:t>Word  8</w:t>
-      </w:r>
-      <w:proofErr w:type="gramEnd"/>
-      <w:r>
-        <w:t xml:space="preserve"> bytes + Class </w:t>
-      </w:r>
-      <w:proofErr w:type="gramStart"/>
-      <w:r>
-        <w:t>Pointer  4</w:t>
-      </w:r>
-      <w:proofErr w:type="gramEnd"/>
-      <w:r>
-        <w:t xml:space="preserve"> bytes}</w:t>
+        <w:t>Mark Word  8 bytes + Class Pointer  4 bytes}</w:t>
       </w:r>
     </w:p>
     <w:p>
@@ -6009,15 +5745,7 @@
           </w:p>
           <w:p>
             <w:r>
-              <w:t xml:space="preserve">total 13 byte + </w:t>
-            </w:r>
-            <w:proofErr w:type="gramStart"/>
-            <w:r>
-              <w:t>3 byte</w:t>
-            </w:r>
-            <w:proofErr w:type="gramEnd"/>
-            <w:r>
-              <w:t xml:space="preserve"> padding {because multiple of 8byte 13 16 se 3kum </w:t>
+              <w:t xml:space="preserve">total 13 byte + 3 byte padding {because multiple of 8byte 13 16 se 3kum </w:t>
             </w:r>
             <w:proofErr w:type="spellStart"/>
             <w:r>
@@ -6028,20 +5756,14 @@
               <w:t xml:space="preserve"> </w:t>
             </w:r>
             <w:proofErr w:type="spellStart"/>
-            <w:proofErr w:type="gramStart"/>
             <w:r>
               <w:t>islye</w:t>
             </w:r>
             <w:proofErr w:type="spellEnd"/>
             <w:r>
-              <w:t xml:space="preserve">  3</w:t>
-            </w:r>
-            <w:proofErr w:type="gramEnd"/>
-            <w:r>
-              <w:t xml:space="preserve">padding </w:t>
+              <w:t xml:space="preserve">  3padding </w:t>
             </w:r>
             <w:proofErr w:type="spellStart"/>
-            <w:proofErr w:type="gramStart"/>
             <w:r>
               <w:t>liye</w:t>
             </w:r>
@@ -6049,7 +5771,6 @@
             <w:r>
               <w:t xml:space="preserve"> }</w:t>
             </w:r>
-            <w:proofErr w:type="gramEnd"/>
           </w:p>
           <w:p/>
           <w:p>
@@ -6459,29 +6180,16 @@
         <w:t>Class variable</w:t>
       </w:r>
       <w:r>
-        <w:t xml:space="preserve"> //Are note store in </w:t>
-      </w:r>
-      <w:proofErr w:type="gramStart"/>
-      <w:r>
-        <w:t>heap ,</w:t>
-      </w:r>
-      <w:proofErr w:type="gramEnd"/>
-      <w:r>
-        <w:t xml:space="preserve"> Store </w:t>
-      </w:r>
-      <w:proofErr w:type="gramStart"/>
-      <w:r>
-        <w:t xml:space="preserve">in </w:t>
+        <w:t xml:space="preserve"> //Are note store in heap ,</w:t>
+      </w:r>
+      <w:r>
+        <w:t xml:space="preserve"> Store in </w:t>
       </w:r>
       <w:r>
         <w:t xml:space="preserve"> </w:t>
       </w:r>
       <w:r>
-        <w:t>Method</w:t>
-      </w:r>
-      <w:proofErr w:type="gramEnd"/>
-      <w:r>
-        <w:t xml:space="preserve"> Area (</w:t>
+        <w:t>Method Area (</w:t>
       </w:r>
       <w:r>
         <w:t>Meta Space</w:t>
@@ -6695,13 +6403,8 @@
               <w:t>package +</w:t>
             </w:r>
             <w:r>
-              <w:t xml:space="preserve"> Inherited </w:t>
-            </w:r>
-            <w:proofErr w:type="gramStart"/>
-            <w:r>
-              <w:t>class ,</w:t>
-            </w:r>
-            <w:proofErr w:type="gramEnd"/>
+              <w:t xml:space="preserve"> Inherited class ,</w:t>
+            </w:r>
             <w:r>
               <w:t xml:space="preserve"> </w:t>
             </w:r>
@@ -8935,7 +8638,6 @@
               <w:t xml:space="preserve"> </w:t>
             </w:r>
             <w:proofErr w:type="spellStart"/>
-            <w:proofErr w:type="gramStart"/>
             <w:r>
               <w:rPr>
                 <w:b/>
@@ -8944,7 +8646,6 @@
               <w:t>this.field</w:t>
             </w:r>
             <w:proofErr w:type="spellEnd"/>
-            <w:proofErr w:type="gramEnd"/>
           </w:p>
           <w:p>
             <w:pPr>
@@ -8970,7 +8671,6 @@
               <w:t xml:space="preserve"> </w:t>
             </w:r>
             <w:proofErr w:type="spellStart"/>
-            <w:proofErr w:type="gramStart"/>
             <w:r>
               <w:rPr>
                 <w:b/>
@@ -8979,7 +8679,6 @@
               <w:t>this.method</w:t>
             </w:r>
             <w:proofErr w:type="spellEnd"/>
-            <w:proofErr w:type="gramEnd"/>
             <w:r>
               <w:rPr>
                 <w:b/>
@@ -9012,7 +8711,6 @@
               <w:t xml:space="preserve"> </w:t>
             </w:r>
             <w:proofErr w:type="spellStart"/>
-            <w:proofErr w:type="gramStart"/>
             <w:r>
               <w:rPr>
                 <w:b/>
@@ -9021,7 +8719,6 @@
               <w:t>super.field</w:t>
             </w:r>
             <w:proofErr w:type="spellEnd"/>
-            <w:proofErr w:type="gramEnd"/>
           </w:p>
           <w:p>
             <w:pPr>
@@ -9046,7 +8743,6 @@
               <w:t xml:space="preserve"> </w:t>
             </w:r>
             <w:proofErr w:type="spellStart"/>
-            <w:proofErr w:type="gramStart"/>
             <w:r>
               <w:rPr>
                 <w:b/>
@@ -9055,7 +8751,6 @@
               <w:t>super.method</w:t>
             </w:r>
             <w:proofErr w:type="spellEnd"/>
-            <w:proofErr w:type="gramEnd"/>
             <w:r>
               <w:rPr>
                 <w:b/>
@@ -12618,23 +12313,13 @@
                 <w:color w:val="ED7D31" w:themeColor="accent2"/>
               </w:rPr>
             </w:pPr>
-            <w:proofErr w:type="gramStart"/>
             <w:r>
               <w:rPr>
                 <w:b/>
                 <w:bCs/>
                 <w:color w:val="ED7D31" w:themeColor="accent2"/>
               </w:rPr>
-              <w:t>STACK  =</w:t>
-            </w:r>
-            <w:proofErr w:type="gramEnd"/>
-            <w:r>
-              <w:rPr>
-                <w:b/>
-                <w:bCs/>
-                <w:color w:val="ED7D31" w:themeColor="accent2"/>
-              </w:rPr>
-              <w:t xml:space="preserve"> Method execution</w:t>
+              <w:t>STACK  = Method execution</w:t>
             </w:r>
           </w:p>
           <w:p>
@@ -12947,6 +12632,7 @@
         <w:rPr>
           <w:b/>
           <w:bCs/>
+          <w:noProof/>
         </w:rPr>
         <w:drawing>
           <wp:anchor distT="0" distB="0" distL="114300" distR="114300" simplePos="0" relativeHeight="251708416" behindDoc="0" locked="0" layoutInCell="1" allowOverlap="1" wp14:anchorId="5BD73826" wp14:editId="3EEAFD20">
@@ -13015,6 +12701,7 @@
         <w:rPr>
           <w:b/>
           <w:bCs/>
+          <w:noProof/>
         </w:rPr>
         <w:drawing>
           <wp:anchor distT="0" distB="0" distL="114300" distR="114300" simplePos="0" relativeHeight="251709440" behindDoc="0" locked="0" layoutInCell="1" allowOverlap="1" wp14:anchorId="5521C74A" wp14:editId="054EE670">
@@ -13113,9 +12800,3978 @@
         <w:rPr>
           <w:b/>
           <w:bCs/>
+          <w:noProof/>
         </w:rPr>
         <w:lastRenderedPageBreak/>
+        <mc:AlternateContent>
+          <mc:Choice Requires="wps">
+            <w:drawing>
+              <wp:anchor distT="45720" distB="45720" distL="114300" distR="114300" simplePos="0" relativeHeight="251713536" behindDoc="0" locked="0" layoutInCell="1" allowOverlap="1" wp14:anchorId="30A6B506" wp14:editId="036E5556">
+                <wp:simplePos x="0" y="0"/>
+                <wp:positionH relativeFrom="column">
+                  <wp:posOffset>3314700</wp:posOffset>
+                </wp:positionH>
+                <wp:positionV relativeFrom="paragraph">
+                  <wp:posOffset>284480</wp:posOffset>
+                </wp:positionV>
+                <wp:extent cx="2360930" cy="1404620"/>
+                <wp:effectExtent l="0" t="0" r="22860" b="11430"/>
+                <wp:wrapSquare wrapText="bothSides"/>
+                <wp:docPr id="1719265764" name="Text Box 2"/>
+                <wp:cNvGraphicFramePr>
+                  <a:graphicFrameLocks xmlns:a="http://schemas.openxmlformats.org/drawingml/2006/main"/>
+                </wp:cNvGraphicFramePr>
+                <a:graphic xmlns:a="http://schemas.openxmlformats.org/drawingml/2006/main">
+                  <a:graphicData uri="http://schemas.microsoft.com/office/word/2010/wordprocessingShape">
+                    <wps:wsp>
+                      <wps:cNvSpPr txBox="1">
+                        <a:spLocks noChangeArrowheads="1"/>
+                      </wps:cNvSpPr>
+                      <wps:spPr bwMode="auto">
+                        <a:xfrm>
+                          <a:off x="0" y="0"/>
+                          <a:ext cx="2360930" cy="1404620"/>
+                        </a:xfrm>
+                        <a:prstGeom prst="rect">
+                          <a:avLst/>
+                        </a:prstGeom>
+                        <a:solidFill>
+                          <a:srgbClr val="FFFFFF"/>
+                        </a:solidFill>
+                        <a:ln w="9525">
+                          <a:solidFill>
+                            <a:srgbClr val="000000"/>
+                          </a:solidFill>
+                          <a:miter lim="800000"/>
+                          <a:headEnd/>
+                          <a:tailEnd/>
+                        </a:ln>
+                      </wps:spPr>
+                      <wps:txbx>
+                        <w:txbxContent>
+                          <w:p>
+                            <w:pPr>
+                              <w:rPr>
+                                <w:b/>
+                                <w:bCs/>
+                              </w:rPr>
+                            </w:pPr>
+                            <w:r>
+                              <w:rPr>
+                                <w:b/>
+                                <w:bCs/>
+                              </w:rPr>
+                              <w:t xml:space="preserve">3. </w:t>
+                            </w:r>
+                            <w:proofErr w:type="spellStart"/>
+                            <w:r>
+                              <w:rPr>
+                                <w:b/>
+                                <w:bCs/>
+                              </w:rPr>
+                              <w:t>Downcasting</w:t>
+                            </w:r>
+                            <w:proofErr w:type="spellEnd"/>
+                            <w:r>
+                              <w:rPr>
+                                <w:b/>
+                                <w:bCs/>
+                              </w:rPr>
+                              <w:t xml:space="preserve"> Diagram (</w:t>
+                            </w:r>
+                            <w:r>
+                              <w:rPr>
+                                <w:rFonts w:ascii="Segoe UI Emoji" w:hAnsi="Segoe UI Emoji" w:cs="Segoe UI Emoji"/>
+                                <w:b/>
+                                <w:bCs/>
+                              </w:rPr>
+                              <w:t>✅</w:t>
+                            </w:r>
+                            <w:r>
+                              <w:rPr>
+                                <w:b/>
+                                <w:bCs/>
+                              </w:rPr>
+                              <w:t xml:space="preserve"> Allowed)</w:t>
+                            </w:r>
+                          </w:p>
+                          <w:p>
+                            <w:r>
+                              <w:t>Java</w:t>
+                            </w:r>
+                          </w:p>
+                          <w:p>
+                            <w:r>
+                              <w:t xml:space="preserve">User u = new </w:t>
+                            </w:r>
+                            <w:proofErr w:type="spellStart"/>
+                            <w:r>
+                              <w:t>AdminUser</w:t>
+                            </w:r>
+                            <w:proofErr w:type="spellEnd"/>
+                            <w:r>
+                              <w:t>(); // Upcasting</w:t>
+                            </w:r>
+                          </w:p>
+                          <w:p>
+                            <w:proofErr w:type="spellStart"/>
+                            <w:r>
+                              <w:t>AdminUser</w:t>
+                            </w:r>
+                            <w:proofErr w:type="spellEnd"/>
+                            <w:r>
+                              <w:t xml:space="preserve"> a = (</w:t>
+                            </w:r>
+                            <w:proofErr w:type="spellStart"/>
+                            <w:r>
+                              <w:t>AdminUser</w:t>
+                            </w:r>
+                            <w:proofErr w:type="spellEnd"/>
+                            <w:r>
+                              <w:t xml:space="preserve">) u; // </w:t>
+                            </w:r>
+                            <w:proofErr w:type="spellStart"/>
+                            <w:r>
+                              <w:t>Downcasting</w:t>
+                            </w:r>
+                            <w:proofErr w:type="spellEnd"/>
+                          </w:p>
+                          <w:p>
+                            <w:r>
+                              <w:t>Plain Text</w:t>
+                            </w:r>
+                          </w:p>
+                          <w:p>
+                            <w:r>
+                              <w:t>Step 1</w:t>
+                            </w:r>
+                          </w:p>
+                          <w:p>
+                            <w:r>
+                              <w:t> </w:t>
+                            </w:r>
+                          </w:p>
+                          <w:p>
+                            <w:r>
+                              <w:t>User u</w:t>
+                            </w:r>
+                          </w:p>
+                          <w:p>
+                            <w:r>
+                              <w:t>│</w:t>
+                            </w:r>
+                          </w:p>
+                          <w:p>
+                            <w:r>
+                              <w:rPr>
+                                <w:rFonts w:ascii="Arial" w:hAnsi="Arial" w:cs="Arial"/>
+                              </w:rPr>
+                              <w:t>▼</w:t>
+                            </w:r>
+                          </w:p>
+                          <w:p>
+                            <w:r>
+                              <w:t>+----------------+</w:t>
+                            </w:r>
+                          </w:p>
+                          <w:p>
+                            <w:r>
+                              <w:t xml:space="preserve">| </w:t>
+                            </w:r>
+                            <w:proofErr w:type="spellStart"/>
+                            <w:r>
+                              <w:t>AdminUser</w:t>
+                            </w:r>
+                            <w:proofErr w:type="spellEnd"/>
+                            <w:r>
+                              <w:t xml:space="preserve"> </w:t>
+                            </w:r>
+                            <w:proofErr w:type="spellStart"/>
+                            <w:r>
+                              <w:t>Obj</w:t>
+                            </w:r>
+                            <w:proofErr w:type="spellEnd"/>
+                            <w:r>
+                              <w:t xml:space="preserve"> |</w:t>
+                            </w:r>
+                          </w:p>
+                          <w:p>
+                            <w:r>
+                              <w:t>+----------------+</w:t>
+                            </w:r>
+                          </w:p>
+                          <w:p>
+                            <w:r>
+                              <w:t> </w:t>
+                            </w:r>
+                          </w:p>
+                          <w:p>
+                            <w:r>
+                              <w:t> </w:t>
+                            </w:r>
+                          </w:p>
+                          <w:p>
+                            <w:r>
+                              <w:t>Step 2</w:t>
+                            </w:r>
+                          </w:p>
+                          <w:p>
+                            <w:r>
+                              <w:t> </w:t>
+                            </w:r>
+                          </w:p>
+                          <w:p>
+                            <w:r>
+                              <w:t>User u ---------┐</w:t>
+                            </w:r>
+                          </w:p>
+                          <w:p>
+                            <w:r>
+                              <w:t>│</w:t>
+                            </w:r>
+                          </w:p>
+                          <w:p>
+                            <w:r>
+                              <w:rPr>
+                                <w:rFonts w:ascii="Arial" w:hAnsi="Arial" w:cs="Arial"/>
+                              </w:rPr>
+                              <w:t>▼</w:t>
+                            </w:r>
+                          </w:p>
+                          <w:p>
+                            <w:r>
+                              <w:t>+----------------+</w:t>
+                            </w:r>
+                          </w:p>
+                          <w:p>
+                            <w:r>
+                              <w:t xml:space="preserve">| </w:t>
+                            </w:r>
+                            <w:proofErr w:type="spellStart"/>
+                            <w:r>
+                              <w:t>AdminUser</w:t>
+                            </w:r>
+                            <w:proofErr w:type="spellEnd"/>
+                            <w:r>
+                              <w:t xml:space="preserve"> </w:t>
+                            </w:r>
+                            <w:proofErr w:type="spellStart"/>
+                            <w:r>
+                              <w:t>Obj</w:t>
+                            </w:r>
+                            <w:proofErr w:type="spellEnd"/>
+                            <w:r>
+                              <w:t xml:space="preserve"> |</w:t>
+                            </w:r>
+                          </w:p>
+                          <w:p>
+                            <w:r>
+                              <w:t>+----------------+</w:t>
+                            </w:r>
+                          </w:p>
+                          <w:p>
+                            <w:r>
+                              <w:rPr>
+                                <w:rFonts w:ascii="Arial" w:hAnsi="Arial" w:cs="Arial"/>
+                              </w:rPr>
+                              <w:t>▲</w:t>
+                            </w:r>
+                          </w:p>
+                          <w:p>
+                            <w:r>
+                              <w:t>│</w:t>
+                            </w:r>
+                          </w:p>
+                          <w:p>
+                            <w:proofErr w:type="spellStart"/>
+                            <w:r>
+                              <w:t>AdminUser</w:t>
+                            </w:r>
+                            <w:proofErr w:type="spellEnd"/>
+                            <w:r>
+                              <w:t xml:space="preserve"> a ----┘</w:t>
+                            </w:r>
+                          </w:p>
+                          <w:p>
+                            <w:r>
+                              <w:t>Both references point to the same object.</w:t>
+                            </w:r>
+                          </w:p>
+                          <w:p/>
+                        </w:txbxContent>
+                      </wps:txbx>
+                      <wps:bodyPr rot="0" vert="horz" wrap="square" lIns="91440" tIns="45720" rIns="91440" bIns="45720" anchor="t" anchorCtr="0">
+                        <a:spAutoFit/>
+                      </wps:bodyPr>
+                    </wps:wsp>
+                  </a:graphicData>
+                </a:graphic>
+                <wp14:sizeRelH relativeFrom="margin">
+                  <wp14:pctWidth>40000</wp14:pctWidth>
+                </wp14:sizeRelH>
+                <wp14:sizeRelV relativeFrom="margin">
+                  <wp14:pctHeight>20000</wp14:pctHeight>
+                </wp14:sizeRelV>
+              </wp:anchor>
+            </w:drawing>
+          </mc:Choice>
+          <mc:Fallback>
+            <w:pict>
+              <v:shape w14:anchorId="30A6B506" id="Text Box 2" o:spid="_x0000_s1035" type="#_x0000_t202" style="position:absolute;margin-left:261pt;margin-top:22.4pt;width:185.9pt;height:110.6pt;z-index:251713536;visibility:visible;mso-wrap-style:square;mso-width-percent:400;mso-height-percent:200;mso-wrap-distance-left:9pt;mso-wrap-distance-top:3.6pt;mso-wrap-distance-right:9pt;mso-wrap-distance-bottom:3.6pt;mso-position-horizontal:absolute;mso-position-horizontal-relative:text;mso-position-vertical:absolute;mso-position-vertical-relative:text;mso-width-percent:400;mso-height-percent:200;mso-width-relative:margin;mso-height-relative:margin;v-text-anchor:top" o:gfxdata="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">
+                <v:textbox style="mso-fit-shape-to-text:t">
+                  <w:txbxContent>
+                    <w:p>
+                      <w:pPr>
+                        <w:rPr>
+                          <w:b/>
+                          <w:bCs/>
+                        </w:rPr>
+                      </w:pPr>
+                      <w:r>
+                        <w:rPr>
+                          <w:b/>
+                          <w:bCs/>
+                        </w:rPr>
+                        <w:t xml:space="preserve">3. </w:t>
+                      </w:r>
+                      <w:proofErr w:type="spellStart"/>
+                      <w:r>
+                        <w:rPr>
+                          <w:b/>
+                          <w:bCs/>
+                        </w:rPr>
+                        <w:t>Downcasting</w:t>
+                      </w:r>
+                      <w:proofErr w:type="spellEnd"/>
+                      <w:r>
+                        <w:rPr>
+                          <w:b/>
+                          <w:bCs/>
+                        </w:rPr>
+                        <w:t xml:space="preserve"> Diagram (</w:t>
+                      </w:r>
+                      <w:r>
+                        <w:rPr>
+                          <w:rFonts w:ascii="Segoe UI Emoji" w:hAnsi="Segoe UI Emoji" w:cs="Segoe UI Emoji"/>
+                          <w:b/>
+                          <w:bCs/>
+                        </w:rPr>
+                        <w:t>✅</w:t>
+                      </w:r>
+                      <w:r>
+                        <w:rPr>
+                          <w:b/>
+                          <w:bCs/>
+                        </w:rPr>
+                        <w:t xml:space="preserve"> Allowed)</w:t>
+                      </w:r>
+                    </w:p>
+                    <w:p>
+                      <w:r>
+                        <w:t>Java</w:t>
+                      </w:r>
+                    </w:p>
+                    <w:p>
+                      <w:r>
+                        <w:t xml:space="preserve">User u = new </w:t>
+                      </w:r>
+                      <w:proofErr w:type="spellStart"/>
+                      <w:r>
+                        <w:t>AdminUser</w:t>
+                      </w:r>
+                      <w:proofErr w:type="spellEnd"/>
+                      <w:r>
+                        <w:t>(); // Upcasting</w:t>
+                      </w:r>
+                    </w:p>
+                    <w:p>
+                      <w:proofErr w:type="spellStart"/>
+                      <w:r>
+                        <w:t>AdminUser</w:t>
+                      </w:r>
+                      <w:proofErr w:type="spellEnd"/>
+                      <w:r>
+                        <w:t xml:space="preserve"> a = (</w:t>
+                      </w:r>
+                      <w:proofErr w:type="spellStart"/>
+                      <w:r>
+                        <w:t>AdminUser</w:t>
+                      </w:r>
+                      <w:proofErr w:type="spellEnd"/>
+                      <w:r>
+                        <w:t xml:space="preserve">) u; // </w:t>
+                      </w:r>
+                      <w:proofErr w:type="spellStart"/>
+                      <w:r>
+                        <w:t>Downcasting</w:t>
+                      </w:r>
+                      <w:proofErr w:type="spellEnd"/>
+                    </w:p>
+                    <w:p>
+                      <w:r>
+                        <w:t>Plain Text</w:t>
+                      </w:r>
+                    </w:p>
+                    <w:p>
+                      <w:r>
+                        <w:t>Step 1</w:t>
+                      </w:r>
+                    </w:p>
+                    <w:p>
+                      <w:r>
+                        <w:t> </w:t>
+                      </w:r>
+                    </w:p>
+                    <w:p>
+                      <w:r>
+                        <w:t>User u</w:t>
+                      </w:r>
+                    </w:p>
+                    <w:p>
+                      <w:r>
+                        <w:t>│</w:t>
+                      </w:r>
+                    </w:p>
+                    <w:p>
+                      <w:r>
+                        <w:rPr>
+                          <w:rFonts w:ascii="Arial" w:hAnsi="Arial" w:cs="Arial"/>
+                        </w:rPr>
+                        <w:t>▼</w:t>
+                      </w:r>
+                    </w:p>
+                    <w:p>
+                      <w:r>
+                        <w:t>+----------------+</w:t>
+                      </w:r>
+                    </w:p>
+                    <w:p>
+                      <w:r>
+                        <w:t xml:space="preserve">| </w:t>
+                      </w:r>
+                      <w:proofErr w:type="spellStart"/>
+                      <w:r>
+                        <w:t>AdminUser</w:t>
+                      </w:r>
+                      <w:proofErr w:type="spellEnd"/>
+                      <w:r>
+                        <w:t xml:space="preserve"> </w:t>
+                      </w:r>
+                      <w:proofErr w:type="spellStart"/>
+                      <w:r>
+                        <w:t>Obj</w:t>
+                      </w:r>
+                      <w:proofErr w:type="spellEnd"/>
+                      <w:r>
+                        <w:t xml:space="preserve"> |</w:t>
+                      </w:r>
+                    </w:p>
+                    <w:p>
+                      <w:r>
+                        <w:t>+----------------+</w:t>
+                      </w:r>
+                    </w:p>
+                    <w:p>
+                      <w:r>
+                        <w:t> </w:t>
+                      </w:r>
+                    </w:p>
+                    <w:p>
+                      <w:r>
+                        <w:t> </w:t>
+                      </w:r>
+                    </w:p>
+                    <w:p>
+                      <w:r>
+                        <w:t>Step 2</w:t>
+                      </w:r>
+                    </w:p>
+                    <w:p>
+                      <w:r>
+                        <w:t> </w:t>
+                      </w:r>
+                    </w:p>
+                    <w:p>
+                      <w:r>
+                        <w:t>User u ---------┐</w:t>
+                      </w:r>
+                    </w:p>
+                    <w:p>
+                      <w:r>
+                        <w:t>│</w:t>
+                      </w:r>
+                    </w:p>
+                    <w:p>
+                      <w:r>
+                        <w:rPr>
+                          <w:rFonts w:ascii="Arial" w:hAnsi="Arial" w:cs="Arial"/>
+                        </w:rPr>
+                        <w:t>▼</w:t>
+                      </w:r>
+                    </w:p>
+                    <w:p>
+                      <w:r>
+                        <w:t>+----------------+</w:t>
+                      </w:r>
+                    </w:p>
+                    <w:p>
+                      <w:r>
+                        <w:t xml:space="preserve">| </w:t>
+                      </w:r>
+                      <w:proofErr w:type="spellStart"/>
+                      <w:r>
+                        <w:t>AdminUser</w:t>
+                      </w:r>
+                      <w:proofErr w:type="spellEnd"/>
+                      <w:r>
+                        <w:t xml:space="preserve"> </w:t>
+                      </w:r>
+                      <w:proofErr w:type="spellStart"/>
+                      <w:r>
+                        <w:t>Obj</w:t>
+                      </w:r>
+                      <w:proofErr w:type="spellEnd"/>
+                      <w:r>
+                        <w:t xml:space="preserve"> |</w:t>
+                      </w:r>
+                    </w:p>
+                    <w:p>
+                      <w:r>
+                        <w:t>+----------------+</w:t>
+                      </w:r>
+                    </w:p>
+                    <w:p>
+                      <w:r>
+                        <w:rPr>
+                          <w:rFonts w:ascii="Arial" w:hAnsi="Arial" w:cs="Arial"/>
+                        </w:rPr>
+                        <w:t>▲</w:t>
+                      </w:r>
+                    </w:p>
+                    <w:p>
+                      <w:r>
+                        <w:t>│</w:t>
+                      </w:r>
+                    </w:p>
+                    <w:p>
+                      <w:proofErr w:type="spellStart"/>
+                      <w:r>
+                        <w:t>AdminUser</w:t>
+                      </w:r>
+                      <w:proofErr w:type="spellEnd"/>
+                      <w:r>
+                        <w:t xml:space="preserve"> a ----┘</w:t>
+                      </w:r>
+                    </w:p>
+                    <w:p>
+                      <w:r>
+                        <w:t>Both references point to the same object.</w:t>
+                      </w:r>
+                    </w:p>
+                    <w:p/>
+                  </w:txbxContent>
+                </v:textbox>
+                <w10:wrap type="square"/>
+              </v:shape>
+            </w:pict>
+          </mc:Fallback>
+        </mc:AlternateContent>
+      </w:r>
+      <w:r>
+        <w:rPr>
+          <w:b/>
+          <w:bCs/>
+          <w:noProof/>
+        </w:rPr>
+        <mc:AlternateContent>
+          <mc:Choice Requires="wps">
+            <w:drawing>
+              <wp:anchor distT="45720" distB="45720" distL="114300" distR="114300" simplePos="0" relativeHeight="251711488" behindDoc="0" locked="0" layoutInCell="1" allowOverlap="1" wp14:anchorId="7F72C0B2" wp14:editId="3AF4A189">
+                <wp:simplePos x="0" y="0"/>
+                <wp:positionH relativeFrom="column">
+                  <wp:posOffset>241300</wp:posOffset>
+                </wp:positionH>
+                <wp:positionV relativeFrom="paragraph">
+                  <wp:posOffset>311150</wp:posOffset>
+                </wp:positionV>
+                <wp:extent cx="2360930" cy="1404620"/>
+                <wp:effectExtent l="0" t="0" r="27940" b="13970"/>
+                <wp:wrapSquare wrapText="bothSides"/>
+                <wp:docPr id="217" name="Text Box 2"/>
+                <wp:cNvGraphicFramePr>
+                  <a:graphicFrameLocks xmlns:a="http://schemas.openxmlformats.org/drawingml/2006/main"/>
+                </wp:cNvGraphicFramePr>
+                <a:graphic xmlns:a="http://schemas.openxmlformats.org/drawingml/2006/main">
+                  <a:graphicData uri="http://schemas.microsoft.com/office/word/2010/wordprocessingShape">
+                    <wps:wsp>
+                      <wps:cNvSpPr txBox="1">
+                        <a:spLocks noChangeArrowheads="1"/>
+                      </wps:cNvSpPr>
+                      <wps:spPr bwMode="auto">
+                        <a:xfrm>
+                          <a:off x="0" y="0"/>
+                          <a:ext cx="2360930" cy="1404620"/>
+                        </a:xfrm>
+                        <a:prstGeom prst="rect">
+                          <a:avLst/>
+                        </a:prstGeom>
+                        <a:solidFill>
+                          <a:srgbClr val="FFFFFF"/>
+                        </a:solidFill>
+                        <a:ln w="9525">
+                          <a:solidFill>
+                            <a:srgbClr val="000000"/>
+                          </a:solidFill>
+                          <a:miter lim="800000"/>
+                          <a:headEnd/>
+                          <a:tailEnd/>
+                        </a:ln>
+                      </wps:spPr>
+                      <wps:txbx>
+                        <w:txbxContent>
+                          <w:p>
+                            <w:pPr>
+                              <w:rPr>
+                                <w:b/>
+                                <w:bCs/>
+                              </w:rPr>
+                            </w:pPr>
+                            <w:r>
+                              <w:rPr>
+                                <w:b/>
+                                <w:bCs/>
+                              </w:rPr>
+                              <w:t>1. Upcasting Diagram (</w:t>
+                            </w:r>
+                            <w:r>
+                              <w:rPr>
+                                <w:rFonts w:ascii="Segoe UI Emoji" w:hAnsi="Segoe UI Emoji" w:cs="Segoe UI Emoji"/>
+                                <w:b/>
+                                <w:bCs/>
+                              </w:rPr>
+                              <w:t>✅</w:t>
+                            </w:r>
+                            <w:r>
+                              <w:rPr>
+                                <w:b/>
+                                <w:bCs/>
+                              </w:rPr>
+                              <w:t xml:space="preserve"> Allowed)</w:t>
+                            </w:r>
+                          </w:p>
+                          <w:p>
+                            <w:r>
+                              <w:t>Java</w:t>
+                            </w:r>
+                          </w:p>
+                          <w:p>
+                            <w:r>
+                              <w:t xml:space="preserve">User u = new </w:t>
+                            </w:r>
+                            <w:proofErr w:type="spellStart"/>
+                            <w:r>
+                              <w:t>AdminUser</w:t>
+                            </w:r>
+                            <w:proofErr w:type="spellEnd"/>
+                            <w:r>
+                              <w:t>();</w:t>
+                            </w:r>
+                          </w:p>
+                          <w:p>
+                            <w:r>
+                              <w:t>Plain Text</w:t>
+                            </w:r>
+                          </w:p>
+                          <w:p>
+                            <w:r>
+                              <w:t>Reference Type Actual Object</w:t>
+                            </w:r>
+                          </w:p>
+                          <w:p>
+                            <w:r>
+                              <w:t xml:space="preserve">User -----------&gt; </w:t>
+                            </w:r>
+                            <w:proofErr w:type="spellStart"/>
+                            <w:r>
+                              <w:t>AdminUser</w:t>
+                            </w:r>
+                            <w:proofErr w:type="spellEnd"/>
+                          </w:p>
+                          <w:p>
+                            <w:r>
+                              <w:t>(Parent) (Child)</w:t>
+                            </w:r>
+                          </w:p>
+                          <w:p>
+                            <w:r>
+                              <w:t> </w:t>
+                            </w:r>
+                          </w:p>
+                          <w:p>
+                            <w:r>
+                              <w:t>u</w:t>
+                            </w:r>
+                          </w:p>
+                          <w:p>
+                            <w:r>
+                              <w:t>│</w:t>
+                            </w:r>
+                          </w:p>
+                          <w:p>
+                            <w:r>
+                              <w:rPr>
+                                <w:rFonts w:ascii="Arial" w:hAnsi="Arial" w:cs="Arial"/>
+                              </w:rPr>
+                              <w:t>▼</w:t>
+                            </w:r>
+                          </w:p>
+                          <w:p>
+                            <w:r>
+                              <w:t>+----------------+</w:t>
+                            </w:r>
+                          </w:p>
+                          <w:p>
+                            <w:r>
+                              <w:t xml:space="preserve">| </w:t>
+                            </w:r>
+                            <w:proofErr w:type="spellStart"/>
+                            <w:r>
+                              <w:t>AdminUser</w:t>
+                            </w:r>
+                            <w:proofErr w:type="spellEnd"/>
+                            <w:r>
+                              <w:t xml:space="preserve"> </w:t>
+                            </w:r>
+                            <w:proofErr w:type="spellStart"/>
+                            <w:r>
+                              <w:t>Obj</w:t>
+                            </w:r>
+                            <w:proofErr w:type="spellEnd"/>
+                            <w:r>
+                              <w:t xml:space="preserve"> |</w:t>
+                            </w:r>
+                          </w:p>
+                          <w:p>
+                            <w:r>
+                              <w:t>+----------------+</w:t>
+                            </w:r>
+                          </w:p>
+                          <w:p>
+                            <w:r>
+                              <w:t>Rule:</w:t>
+                            </w:r>
+                          </w:p>
+                          <w:p>
+                            <w:r>
+                              <w:t>Java</w:t>
+                            </w:r>
+                          </w:p>
+                          <w:p>
+                            <w:r>
+                              <w:t xml:space="preserve">Parent p = new Child(); // </w:t>
+                            </w:r>
+                            <w:r>
+                              <w:rPr>
+                                <w:rFonts w:ascii="Segoe UI Emoji" w:hAnsi="Segoe UI Emoji" w:cs="Segoe UI Emoji"/>
+                              </w:rPr>
+                              <w:t>✅</w:t>
+                            </w:r>
+                            <w:r>
+                              <w:t xml:space="preserve"> Upcasting</w:t>
+                            </w:r>
+                          </w:p>
+                          <w:p>
+                            <w:r>
+                              <w:t>Example:</w:t>
+                            </w:r>
+                          </w:p>
+                          <w:p>
+                            <w:r>
+                              <w:t>Java</w:t>
+                            </w:r>
+                          </w:p>
+                          <w:p>
+                            <w:r>
+                              <w:t xml:space="preserve">User u = new </w:t>
+                            </w:r>
+                            <w:proofErr w:type="spellStart"/>
+                            <w:r>
+                              <w:t>FinanceUser</w:t>
+                            </w:r>
+                            <w:proofErr w:type="spellEnd"/>
+                            <w:r>
+                              <w:t>();</w:t>
+                            </w:r>
+                          </w:p>
+                          <w:p>
+                            <w:r>
+                              <w:t>Plain Text</w:t>
+                            </w:r>
+                          </w:p>
+                          <w:p>
+                            <w:r>
+                              <w:t>User</w:t>
+                            </w:r>
+                          </w:p>
+                          <w:p>
+                            <w:r>
+                              <w:t>│</w:t>
+                            </w:r>
+                          </w:p>
+                          <w:p>
+                            <w:r>
+                              <w:rPr>
+                                <w:rFonts w:ascii="Arial" w:hAnsi="Arial" w:cs="Arial"/>
+                              </w:rPr>
+                              <w:t>▼</w:t>
+                            </w:r>
+                          </w:p>
+                          <w:p>
+                            <w:r>
+                              <w:t>+------------------+</w:t>
+                            </w:r>
+                          </w:p>
+                          <w:p>
+                            <w:r>
+                              <w:t xml:space="preserve">| </w:t>
+                            </w:r>
+                            <w:proofErr w:type="spellStart"/>
+                            <w:r>
+                              <w:t>FinanceUser</w:t>
+                            </w:r>
+                            <w:proofErr w:type="spellEnd"/>
+                            <w:r>
+                              <w:t xml:space="preserve"> </w:t>
+                            </w:r>
+                            <w:proofErr w:type="spellStart"/>
+                            <w:r>
+                              <w:t>Obj</w:t>
+                            </w:r>
+                            <w:proofErr w:type="spellEnd"/>
+                            <w:r>
+                              <w:t xml:space="preserve"> |</w:t>
+                            </w:r>
+                          </w:p>
+                          <w:p>
+                            <w:r>
+                              <w:t>+------------------+</w:t>
+                            </w:r>
+                          </w:p>
+                          <w:p>
+                            <w:r>
+                              <w:pict w14:anchorId="3C5D30C6">
+                                <v:rect id="_x0000_i1031" style="width:0;height:1.5pt" o:hralign="center" o:hrstd="t" o:hr="t" fillcolor="#a0a0a0" stroked="f"/>
+                              </w:pict>
+                            </w:r>
+                          </w:p>
+                          <w:p>
+                            <w:pPr>
+                              <w:rPr>
+                                <w:b/>
+                                <w:bCs/>
+                              </w:rPr>
+                            </w:pPr>
+                            <w:r>
+                              <w:rPr>
+                                <w:b/>
+                                <w:bCs/>
+                              </w:rPr>
+                              <w:t>2. Multi-Level Upcasting (</w:t>
+                            </w:r>
+                            <w:r>
+                              <w:rPr>
+                                <w:rFonts w:ascii="Segoe UI Emoji" w:hAnsi="Segoe UI Emoji" w:cs="Segoe UI Emoji"/>
+                                <w:b/>
+                                <w:bCs/>
+                              </w:rPr>
+                              <w:t>✅</w:t>
+                            </w:r>
+                            <w:r>
+                              <w:rPr>
+                                <w:b/>
+                                <w:bCs/>
+                              </w:rPr>
+                              <w:t xml:space="preserve"> Allowed)</w:t>
+                            </w:r>
+                          </w:p>
+                          <w:p>
+                            <w:r>
+                              <w:t>Java</w:t>
+                            </w:r>
+                          </w:p>
+                          <w:p>
+                            <w:r>
+                              <w:t xml:space="preserve">Object </w:t>
+                            </w:r>
+                            <w:proofErr w:type="spellStart"/>
+                            <w:r>
+                              <w:t>obj</w:t>
+                            </w:r>
+                            <w:proofErr w:type="spellEnd"/>
+                            <w:r>
+                              <w:t xml:space="preserve"> = new </w:t>
+                            </w:r>
+                            <w:proofErr w:type="spellStart"/>
+                            <w:r>
+                              <w:t>FinanceUser</w:t>
+                            </w:r>
+                            <w:proofErr w:type="spellEnd"/>
+                            <w:r>
+                              <w:t>();</w:t>
+                            </w:r>
+                          </w:p>
+                          <w:p>
+                            <w:r>
+                              <w:t>Plain Text</w:t>
+                            </w:r>
+                          </w:p>
+                          <w:p>
+                            <w:r>
+                              <w:t>Object</w:t>
+                            </w:r>
+                          </w:p>
+                          <w:p>
+                            <w:r>
+                              <w:t>│</w:t>
+                            </w:r>
+                          </w:p>
+                          <w:p>
+                            <w:r>
+                              <w:rPr>
+                                <w:rFonts w:ascii="Arial" w:hAnsi="Arial" w:cs="Arial"/>
+                              </w:rPr>
+                              <w:t>▼</w:t>
+                            </w:r>
+                          </w:p>
+                          <w:p>
+                            <w:r>
+                              <w:t>+------------------+</w:t>
+                            </w:r>
+                          </w:p>
+                          <w:p>
+                            <w:r>
+                              <w:t xml:space="preserve">| </w:t>
+                            </w:r>
+                            <w:proofErr w:type="spellStart"/>
+                            <w:r>
+                              <w:t>FinanceUser</w:t>
+                            </w:r>
+                            <w:proofErr w:type="spellEnd"/>
+                            <w:r>
+                              <w:t xml:space="preserve"> </w:t>
+                            </w:r>
+                            <w:proofErr w:type="spellStart"/>
+                            <w:r>
+                              <w:t>Obj</w:t>
+                            </w:r>
+                            <w:proofErr w:type="spellEnd"/>
+                            <w:r>
+                              <w:t xml:space="preserve"> |</w:t>
+                            </w:r>
+                          </w:p>
+                          <w:p>
+                            <w:r>
+                              <w:t>+------------------+</w:t>
+                            </w:r>
+                          </w:p>
+                          <w:p>
+                            <w:r>
+                              <w:t>Inheritance:</w:t>
+                            </w:r>
+                          </w:p>
+                          <w:p>
+                            <w:r>
+                              <w:t>Plain Text</w:t>
+                            </w:r>
+                          </w:p>
+                          <w:p>
+                            <w:r>
+                              <w:t>Object</w:t>
+                            </w:r>
+                          </w:p>
+                          <w:p>
+                            <w:r>
+                              <w:t>↑</w:t>
+                            </w:r>
+                          </w:p>
+                          <w:p>
+                            <w:r>
+                              <w:t>User</w:t>
+                            </w:r>
+                          </w:p>
+                          <w:p>
+                            <w:r>
+                              <w:t>↑</w:t>
+                            </w:r>
+                          </w:p>
+                          <w:p>
+                            <w:proofErr w:type="spellStart"/>
+                            <w:r>
+                              <w:t>AdminUser</w:t>
+                            </w:r>
+                            <w:proofErr w:type="spellEnd"/>
+                          </w:p>
+                          <w:p>
+                            <w:r>
+                              <w:t>↑</w:t>
+                            </w:r>
+                          </w:p>
+                          <w:p>
+                            <w:proofErr w:type="spellStart"/>
+                            <w:r>
+                              <w:t>FinanceUser</w:t>
+                            </w:r>
+                            <w:proofErr w:type="spellEnd"/>
+                          </w:p>
+                          <w:p/>
+                        </w:txbxContent>
+                      </wps:txbx>
+                      <wps:bodyPr rot="0" vert="horz" wrap="square" lIns="91440" tIns="45720" rIns="91440" bIns="45720" anchor="t" anchorCtr="0">
+                        <a:spAutoFit/>
+                      </wps:bodyPr>
+                    </wps:wsp>
+                  </a:graphicData>
+                </a:graphic>
+                <wp14:sizeRelH relativeFrom="margin">
+                  <wp14:pctWidth>40000</wp14:pctWidth>
+                </wp14:sizeRelH>
+                <wp14:sizeRelV relativeFrom="margin">
+                  <wp14:pctHeight>20000</wp14:pctHeight>
+                </wp14:sizeRelV>
+              </wp:anchor>
+            </w:drawing>
+          </mc:Choice>
+          <mc:Fallback>
+            <w:pict>
+              <v:shape w14:anchorId="7F72C0B2" id="_x0000_s1036" type="#_x0000_t202" style="position:absolute;margin-left:19pt;margin-top:24.5pt;width:185.9pt;height:110.6pt;z-index:251711488;visibility:visible;mso-wrap-style:square;mso-width-percent:400;mso-height-percent:200;mso-wrap-distance-left:9pt;mso-wrap-distance-top:3.6pt;mso-wrap-distance-right:9pt;mso-wrap-distance-bottom:3.6pt;mso-position-horizontal:absolute;mso-position-horizontal-relative:text;mso-position-vertical:absolute;mso-position-vertical-relative:text;mso-width-percent:400;mso-height-percent:200;mso-width-relative:margin;mso-height-relative:margin;v-text-anchor:top" o:gfxdata="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">
+                <v:textbox style="mso-fit-shape-to-text:t">
+                  <w:txbxContent>
+                    <w:p>
+                      <w:pPr>
+                        <w:rPr>
+                          <w:b/>
+                          <w:bCs/>
+                        </w:rPr>
+                      </w:pPr>
+                      <w:r>
+                        <w:rPr>
+                          <w:b/>
+                          <w:bCs/>
+                        </w:rPr>
+                        <w:t>1. Upcasting Diagram (</w:t>
+                      </w:r>
+                      <w:r>
+                        <w:rPr>
+                          <w:rFonts w:ascii="Segoe UI Emoji" w:hAnsi="Segoe UI Emoji" w:cs="Segoe UI Emoji"/>
+                          <w:b/>
+                          <w:bCs/>
+                        </w:rPr>
+                        <w:t>✅</w:t>
+                      </w:r>
+                      <w:r>
+                        <w:rPr>
+                          <w:b/>
+                          <w:bCs/>
+                        </w:rPr>
+                        <w:t xml:space="preserve"> Allowed)</w:t>
+                      </w:r>
+                    </w:p>
+                    <w:p>
+                      <w:r>
+                        <w:t>Java</w:t>
+                      </w:r>
+                    </w:p>
+                    <w:p>
+                      <w:r>
+                        <w:t xml:space="preserve">User u = new </w:t>
+                      </w:r>
+                      <w:proofErr w:type="spellStart"/>
+                      <w:r>
+                        <w:t>AdminUser</w:t>
+                      </w:r>
+                      <w:proofErr w:type="spellEnd"/>
+                      <w:r>
+                        <w:t>();</w:t>
+                      </w:r>
+                    </w:p>
+                    <w:p>
+                      <w:r>
+                        <w:t>Plain Text</w:t>
+                      </w:r>
+                    </w:p>
+                    <w:p>
+                      <w:r>
+                        <w:t>Reference Type Actual Object</w:t>
+                      </w:r>
+                    </w:p>
+                    <w:p>
+                      <w:r>
+                        <w:t xml:space="preserve">User -----------&gt; </w:t>
+                      </w:r>
+                      <w:proofErr w:type="spellStart"/>
+                      <w:r>
+                        <w:t>AdminUser</w:t>
+                      </w:r>
+                      <w:proofErr w:type="spellEnd"/>
+                    </w:p>
+                    <w:p>
+                      <w:r>
+                        <w:t>(Parent) (Child)</w:t>
+                      </w:r>
+                    </w:p>
+                    <w:p>
+                      <w:r>
+                        <w:t> </w:t>
+                      </w:r>
+                    </w:p>
+                    <w:p>
+                      <w:r>
+                        <w:t>u</w:t>
+                      </w:r>
+                    </w:p>
+                    <w:p>
+                      <w:r>
+                        <w:t>│</w:t>
+                      </w:r>
+                    </w:p>
+                    <w:p>
+                      <w:r>
+                        <w:rPr>
+                          <w:rFonts w:ascii="Arial" w:hAnsi="Arial" w:cs="Arial"/>
+                        </w:rPr>
+                        <w:t>▼</w:t>
+                      </w:r>
+                    </w:p>
+                    <w:p>
+                      <w:r>
+                        <w:t>+----------------+</w:t>
+                      </w:r>
+                    </w:p>
+                    <w:p>
+                      <w:r>
+                        <w:t xml:space="preserve">| </w:t>
+                      </w:r>
+                      <w:proofErr w:type="spellStart"/>
+                      <w:r>
+                        <w:t>AdminUser</w:t>
+                      </w:r>
+                      <w:proofErr w:type="spellEnd"/>
+                      <w:r>
+                        <w:t xml:space="preserve"> </w:t>
+                      </w:r>
+                      <w:proofErr w:type="spellStart"/>
+                      <w:r>
+                        <w:t>Obj</w:t>
+                      </w:r>
+                      <w:proofErr w:type="spellEnd"/>
+                      <w:r>
+                        <w:t xml:space="preserve"> |</w:t>
+                      </w:r>
+                    </w:p>
+                    <w:p>
+                      <w:r>
+                        <w:t>+----------------+</w:t>
+                      </w:r>
+                    </w:p>
+                    <w:p>
+                      <w:r>
+                        <w:t>Rule:</w:t>
+                      </w:r>
+                    </w:p>
+                    <w:p>
+                      <w:r>
+                        <w:t>Java</w:t>
+                      </w:r>
+                    </w:p>
+                    <w:p>
+                      <w:r>
+                        <w:t xml:space="preserve">Parent p = new Child(); // </w:t>
+                      </w:r>
+                      <w:r>
+                        <w:rPr>
+                          <w:rFonts w:ascii="Segoe UI Emoji" w:hAnsi="Segoe UI Emoji" w:cs="Segoe UI Emoji"/>
+                        </w:rPr>
+                        <w:t>✅</w:t>
+                      </w:r>
+                      <w:r>
+                        <w:t xml:space="preserve"> Upcasting</w:t>
+                      </w:r>
+                    </w:p>
+                    <w:p>
+                      <w:r>
+                        <w:t>Example:</w:t>
+                      </w:r>
+                    </w:p>
+                    <w:p>
+                      <w:r>
+                        <w:t>Java</w:t>
+                      </w:r>
+                    </w:p>
+                    <w:p>
+                      <w:r>
+                        <w:t xml:space="preserve">User u = new </w:t>
+                      </w:r>
+                      <w:proofErr w:type="spellStart"/>
+                      <w:r>
+                        <w:t>FinanceUser</w:t>
+                      </w:r>
+                      <w:proofErr w:type="spellEnd"/>
+                      <w:r>
+                        <w:t>();</w:t>
+                      </w:r>
+                    </w:p>
+                    <w:p>
+                      <w:r>
+                        <w:t>Plain Text</w:t>
+                      </w:r>
+                    </w:p>
+                    <w:p>
+                      <w:r>
+                        <w:t>User</w:t>
+                      </w:r>
+                    </w:p>
+                    <w:p>
+                      <w:r>
+                        <w:t>│</w:t>
+                      </w:r>
+                    </w:p>
+                    <w:p>
+                      <w:r>
+                        <w:rPr>
+                          <w:rFonts w:ascii="Arial" w:hAnsi="Arial" w:cs="Arial"/>
+                        </w:rPr>
+                        <w:t>▼</w:t>
+                      </w:r>
+                    </w:p>
+                    <w:p>
+                      <w:r>
+                        <w:t>+------------------+</w:t>
+                      </w:r>
+                    </w:p>
+                    <w:p>
+                      <w:r>
+                        <w:t xml:space="preserve">| </w:t>
+                      </w:r>
+                      <w:proofErr w:type="spellStart"/>
+                      <w:r>
+                        <w:t>FinanceUser</w:t>
+                      </w:r>
+                      <w:proofErr w:type="spellEnd"/>
+                      <w:r>
+                        <w:t xml:space="preserve"> </w:t>
+                      </w:r>
+                      <w:proofErr w:type="spellStart"/>
+                      <w:r>
+                        <w:t>Obj</w:t>
+                      </w:r>
+                      <w:proofErr w:type="spellEnd"/>
+                      <w:r>
+                        <w:t xml:space="preserve"> |</w:t>
+                      </w:r>
+                    </w:p>
+                    <w:p>
+                      <w:r>
+                        <w:t>+------------------+</w:t>
+                      </w:r>
+                    </w:p>
+                    <w:p>
+                      <w:r>
+                        <w:pict w14:anchorId="3C5D30C6">
+                          <v:rect id="_x0000_i1031" style="width:0;height:1.5pt" o:hralign="center" o:hrstd="t" o:hr="t" fillcolor="#a0a0a0" stroked="f"/>
+                        </w:pict>
+                      </w:r>
+                    </w:p>
+                    <w:p>
+                      <w:pPr>
+                        <w:rPr>
+                          <w:b/>
+                          <w:bCs/>
+                        </w:rPr>
+                      </w:pPr>
+                      <w:r>
+                        <w:rPr>
+                          <w:b/>
+                          <w:bCs/>
+                        </w:rPr>
+                        <w:t>2. Multi-Level Upcasting (</w:t>
+                      </w:r>
+                      <w:r>
+                        <w:rPr>
+                          <w:rFonts w:ascii="Segoe UI Emoji" w:hAnsi="Segoe UI Emoji" w:cs="Segoe UI Emoji"/>
+                          <w:b/>
+                          <w:bCs/>
+                        </w:rPr>
+                        <w:t>✅</w:t>
+                      </w:r>
+                      <w:r>
+                        <w:rPr>
+                          <w:b/>
+                          <w:bCs/>
+                        </w:rPr>
+                        <w:t xml:space="preserve"> Allowed)</w:t>
+                      </w:r>
+                    </w:p>
+                    <w:p>
+                      <w:r>
+                        <w:t>Java</w:t>
+                      </w:r>
+                    </w:p>
+                    <w:p>
+                      <w:r>
+                        <w:t xml:space="preserve">Object </w:t>
+                      </w:r>
+                      <w:proofErr w:type="spellStart"/>
+                      <w:r>
+                        <w:t>obj</w:t>
+                      </w:r>
+                      <w:proofErr w:type="spellEnd"/>
+                      <w:r>
+                        <w:t xml:space="preserve"> = new </w:t>
+                      </w:r>
+                      <w:proofErr w:type="spellStart"/>
+                      <w:r>
+                        <w:t>FinanceUser</w:t>
+                      </w:r>
+                      <w:proofErr w:type="spellEnd"/>
+                      <w:r>
+                        <w:t>();</w:t>
+                      </w:r>
+                    </w:p>
+                    <w:p>
+                      <w:r>
+                        <w:t>Plain Text</w:t>
+                      </w:r>
+                    </w:p>
+                    <w:p>
+                      <w:r>
+                        <w:t>Object</w:t>
+                      </w:r>
+                    </w:p>
+                    <w:p>
+                      <w:r>
+                        <w:t>│</w:t>
+                      </w:r>
+                    </w:p>
+                    <w:p>
+                      <w:r>
+                        <w:rPr>
+                          <w:rFonts w:ascii="Arial" w:hAnsi="Arial" w:cs="Arial"/>
+                        </w:rPr>
+                        <w:t>▼</w:t>
+                      </w:r>
+                    </w:p>
+                    <w:p>
+                      <w:r>
+                        <w:t>+------------------+</w:t>
+                      </w:r>
+                    </w:p>
+                    <w:p>
+                      <w:r>
+                        <w:t xml:space="preserve">| </w:t>
+                      </w:r>
+                      <w:proofErr w:type="spellStart"/>
+                      <w:r>
+                        <w:t>FinanceUser</w:t>
+                      </w:r>
+                      <w:proofErr w:type="spellEnd"/>
+                      <w:r>
+                        <w:t xml:space="preserve"> </w:t>
+                      </w:r>
+                      <w:proofErr w:type="spellStart"/>
+                      <w:r>
+                        <w:t>Obj</w:t>
+                      </w:r>
+                      <w:proofErr w:type="spellEnd"/>
+                      <w:r>
+                        <w:t xml:space="preserve"> |</w:t>
+                      </w:r>
+                    </w:p>
+                    <w:p>
+                      <w:r>
+                        <w:t>+------------------+</w:t>
+                      </w:r>
+                    </w:p>
+                    <w:p>
+                      <w:r>
+                        <w:t>Inheritance:</w:t>
+                      </w:r>
+                    </w:p>
+                    <w:p>
+                      <w:r>
+                        <w:t>Plain Text</w:t>
+                      </w:r>
+                    </w:p>
+                    <w:p>
+                      <w:r>
+                        <w:t>Object</w:t>
+                      </w:r>
+                    </w:p>
+                    <w:p>
+                      <w:r>
+                        <w:t>↑</w:t>
+                      </w:r>
+                    </w:p>
+                    <w:p>
+                      <w:r>
+                        <w:t>User</w:t>
+                      </w:r>
+                    </w:p>
+                    <w:p>
+                      <w:r>
+                        <w:t>↑</w:t>
+                      </w:r>
+                    </w:p>
+                    <w:p>
+                      <w:proofErr w:type="spellStart"/>
+                      <w:r>
+                        <w:t>AdminUser</w:t>
+                      </w:r>
+                      <w:proofErr w:type="spellEnd"/>
+                    </w:p>
+                    <w:p>
+                      <w:r>
+                        <w:t>↑</w:t>
+                      </w:r>
+                    </w:p>
+                    <w:p>
+                      <w:proofErr w:type="spellStart"/>
+                      <w:r>
+                        <w:t>FinanceUser</w:t>
+                      </w:r>
+                      <w:proofErr w:type="spellEnd"/>
+                    </w:p>
+                    <w:p/>
+                  </w:txbxContent>
+                </v:textbox>
+                <w10:wrap type="square"/>
+              </v:shape>
+            </w:pict>
+          </mc:Fallback>
+        </mc:AlternateContent>
+      </w:r>
+      <w:r>
+        <w:rPr>
+          <w:b/>
+          <w:bCs/>
+        </w:rPr>
         <w:br w:type="page"/>
+      </w:r>
+    </w:p>
+    <w:p>
+      <w:pPr>
+        <w:rPr>
+          <w:b/>
+          <w:bCs/>
+        </w:rPr>
+      </w:pPr>
+      <w:r>
+        <w:rPr>
+          <w:b/>
+          <w:bCs/>
+          <w:noProof/>
+        </w:rPr>
+        <w:lastRenderedPageBreak/>
+        <mc:AlternateContent>
+          <mc:Choice Requires="wps">
+            <w:drawing>
+              <wp:anchor distT="45720" distB="45720" distL="114300" distR="114300" simplePos="0" relativeHeight="251721728" behindDoc="0" locked="0" layoutInCell="1" allowOverlap="1" wp14:anchorId="212BAD44" wp14:editId="3875C291">
+                <wp:simplePos x="0" y="0"/>
+                <wp:positionH relativeFrom="column">
+                  <wp:posOffset>254000</wp:posOffset>
+                </wp:positionH>
+                <wp:positionV relativeFrom="paragraph">
+                  <wp:posOffset>5637530</wp:posOffset>
+                </wp:positionV>
+                <wp:extent cx="2360930" cy="1404620"/>
+                <wp:effectExtent l="0" t="0" r="22860" b="11430"/>
+                <wp:wrapSquare wrapText="bothSides"/>
+                <wp:docPr id="513032452" name="Text Box 2"/>
+                <wp:cNvGraphicFramePr>
+                  <a:graphicFrameLocks xmlns:a="http://schemas.openxmlformats.org/drawingml/2006/main"/>
+                </wp:cNvGraphicFramePr>
+                <a:graphic xmlns:a="http://schemas.openxmlformats.org/drawingml/2006/main">
+                  <a:graphicData uri="http://schemas.microsoft.com/office/word/2010/wordprocessingShape">
+                    <wps:wsp>
+                      <wps:cNvSpPr txBox="1">
+                        <a:spLocks noChangeArrowheads="1"/>
+                      </wps:cNvSpPr>
+                      <wps:spPr bwMode="auto">
+                        <a:xfrm>
+                          <a:off x="0" y="0"/>
+                          <a:ext cx="2360930" cy="1404620"/>
+                        </a:xfrm>
+                        <a:prstGeom prst="rect">
+                          <a:avLst/>
+                        </a:prstGeom>
+                        <a:solidFill>
+                          <a:srgbClr val="FFFFFF"/>
+                        </a:solidFill>
+                        <a:ln w="9525">
+                          <a:solidFill>
+                            <a:srgbClr val="000000"/>
+                          </a:solidFill>
+                          <a:miter lim="800000"/>
+                          <a:headEnd/>
+                          <a:tailEnd/>
+                        </a:ln>
+                      </wps:spPr>
+                      <wps:txbx>
+                        <w:txbxContent>
+                          <w:p>
+                            <w:pPr>
+                              <w:rPr>
+                                <w:b/>
+                                <w:bCs/>
+                              </w:rPr>
+                            </w:pPr>
+                            <w:r>
+                              <w:rPr>
+                                <w:b/>
+                                <w:bCs/>
+                              </w:rPr>
+                              <w:t>Java</w:t>
+                            </w:r>
+                          </w:p>
+                          <w:p>
+                            <w:pPr>
+                              <w:rPr>
+                                <w:b/>
+                                <w:bCs/>
+                              </w:rPr>
+                            </w:pPr>
+                            <w:proofErr w:type="spellStart"/>
+                            <w:r>
+                              <w:rPr>
+                                <w:b/>
+                                <w:bCs/>
+                              </w:rPr>
+                              <w:t>AdminUser</w:t>
+                            </w:r>
+                            <w:proofErr w:type="spellEnd"/>
+                            <w:r>
+                              <w:rPr>
+                                <w:b/>
+                                <w:bCs/>
+                              </w:rPr>
+                              <w:t xml:space="preserve"> a = new </w:t>
+                            </w:r>
+                            <w:proofErr w:type="spellStart"/>
+                            <w:r>
+                              <w:rPr>
+                                <w:b/>
+                                <w:bCs/>
+                              </w:rPr>
+                              <w:t>AdminUser</w:t>
+                            </w:r>
+                            <w:proofErr w:type="spellEnd"/>
+                            <w:r>
+                              <w:rPr>
+                                <w:b/>
+                                <w:bCs/>
+                              </w:rPr>
+                              <w:t>();</w:t>
+                            </w:r>
+                          </w:p>
+                          <w:p>
+                            <w:pPr>
+                              <w:rPr>
+                                <w:b/>
+                                <w:bCs/>
+                              </w:rPr>
+                            </w:pPr>
+                            <w:r>
+                              <w:rPr>
+                                <w:b/>
+                                <w:bCs/>
+                              </w:rPr>
+                              <w:t> </w:t>
+                            </w:r>
+                          </w:p>
+                          <w:p>
+                            <w:pPr>
+                              <w:rPr>
+                                <w:b/>
+                                <w:bCs/>
+                              </w:rPr>
+                            </w:pPr>
+                            <w:r>
+                              <w:rPr>
+                                <w:b/>
+                                <w:bCs/>
+                              </w:rPr>
+                              <w:t>User u = a; // ↑ Upcasting</w:t>
+                            </w:r>
+                          </w:p>
+                          <w:p>
+                            <w:pPr>
+                              <w:rPr>
+                                <w:b/>
+                                <w:bCs/>
+                              </w:rPr>
+                            </w:pPr>
+                            <w:r>
+                              <w:rPr>
+                                <w:b/>
+                                <w:bCs/>
+                              </w:rPr>
+                              <w:t> </w:t>
+                            </w:r>
+                          </w:p>
+                          <w:p>
+                            <w:pPr>
+                              <w:rPr>
+                                <w:b/>
+                                <w:bCs/>
+                              </w:rPr>
+                            </w:pPr>
+                            <w:proofErr w:type="spellStart"/>
+                            <w:r>
+                              <w:rPr>
+                                <w:b/>
+                                <w:bCs/>
+                              </w:rPr>
+                              <w:t>AdminUser</w:t>
+                            </w:r>
+                            <w:proofErr w:type="spellEnd"/>
+                            <w:r>
+                              <w:rPr>
+                                <w:b/>
+                                <w:bCs/>
+                              </w:rPr>
+                              <w:t xml:space="preserve"> a2 = (</w:t>
+                            </w:r>
+                            <w:proofErr w:type="spellStart"/>
+                            <w:r>
+                              <w:rPr>
+                                <w:b/>
+                                <w:bCs/>
+                              </w:rPr>
+                              <w:t>AdminUser</w:t>
+                            </w:r>
+                            <w:proofErr w:type="spellEnd"/>
+                            <w:r>
+                              <w:rPr>
+                                <w:b/>
+                                <w:bCs/>
+                              </w:rPr>
+                              <w:t xml:space="preserve">) u; // ↓ </w:t>
+                            </w:r>
+                            <w:proofErr w:type="spellStart"/>
+                            <w:r>
+                              <w:rPr>
+                                <w:b/>
+                                <w:bCs/>
+                              </w:rPr>
+                              <w:t>Downcasting</w:t>
+                            </w:r>
+                            <w:proofErr w:type="spellEnd"/>
+                          </w:p>
+                          <w:p>
+                            <w:r>
+                              <w:rPr>
+                                <w:b/>
+                                <w:bCs/>
+                              </w:rPr>
+                              <w:t xml:space="preserve">Arrow </w:t>
+                            </w:r>
+                            <w:proofErr w:type="spellStart"/>
+                            <w:r>
+                              <w:rPr>
+                                <w:b/>
+                                <w:bCs/>
+                              </w:rPr>
+                              <w:t>upar</w:t>
+                            </w:r>
+                            <w:proofErr w:type="spellEnd"/>
+                            <w:r>
+                              <w:rPr>
+                                <w:b/>
+                                <w:bCs/>
+                              </w:rPr>
+                              <w:t xml:space="preserve"> = Upcasting</w:t>
+                            </w:r>
+                            <w:r>
+                              <w:rPr>
+                                <w:b/>
+                                <w:bCs/>
+                              </w:rPr>
+                              <w:br/>
+                            </w:r>
+                          </w:p>
+                        </w:txbxContent>
+                      </wps:txbx>
+                      <wps:bodyPr rot="0" vert="horz" wrap="square" lIns="91440" tIns="45720" rIns="91440" bIns="45720" anchor="t" anchorCtr="0">
+                        <a:spAutoFit/>
+                      </wps:bodyPr>
+                    </wps:wsp>
+                  </a:graphicData>
+                </a:graphic>
+                <wp14:sizeRelH relativeFrom="margin">
+                  <wp14:pctWidth>40000</wp14:pctWidth>
+                </wp14:sizeRelH>
+                <wp14:sizeRelV relativeFrom="margin">
+                  <wp14:pctHeight>20000</wp14:pctHeight>
+                </wp14:sizeRelV>
+              </wp:anchor>
+            </w:drawing>
+          </mc:Choice>
+          <mc:Fallback>
+            <w:pict>
+              <v:shape w14:anchorId="212BAD44" id="_x0000_s1037" type="#_x0000_t202" style="position:absolute;margin-left:20pt;margin-top:443.9pt;width:185.9pt;height:110.6pt;z-index:251721728;visibility:visible;mso-wrap-style:square;mso-width-percent:400;mso-height-percent:200;mso-wrap-distance-left:9pt;mso-wrap-distance-top:3.6pt;mso-wrap-distance-right:9pt;mso-wrap-distance-bottom:3.6pt;mso-position-horizontal:absolute;mso-position-horizontal-relative:text;mso-position-vertical:absolute;mso-position-vertical-relative:text;mso-width-percent:400;mso-height-percent:200;mso-width-relative:margin;mso-height-relative:margin;v-text-anchor:top" o:gfxdata="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">
+                <v:textbox style="mso-fit-shape-to-text:t">
+                  <w:txbxContent>
+                    <w:p>
+                      <w:pPr>
+                        <w:rPr>
+                          <w:b/>
+                          <w:bCs/>
+                        </w:rPr>
+                      </w:pPr>
+                      <w:r>
+                        <w:rPr>
+                          <w:b/>
+                          <w:bCs/>
+                        </w:rPr>
+                        <w:t>Java</w:t>
+                      </w:r>
+                    </w:p>
+                    <w:p>
+                      <w:pPr>
+                        <w:rPr>
+                          <w:b/>
+                          <w:bCs/>
+                        </w:rPr>
+                      </w:pPr>
+                      <w:proofErr w:type="spellStart"/>
+                      <w:r>
+                        <w:rPr>
+                          <w:b/>
+                          <w:bCs/>
+                        </w:rPr>
+                        <w:t>AdminUser</w:t>
+                      </w:r>
+                      <w:proofErr w:type="spellEnd"/>
+                      <w:r>
+                        <w:rPr>
+                          <w:b/>
+                          <w:bCs/>
+                        </w:rPr>
+                        <w:t xml:space="preserve"> a = new </w:t>
+                      </w:r>
+                      <w:proofErr w:type="spellStart"/>
+                      <w:r>
+                        <w:rPr>
+                          <w:b/>
+                          <w:bCs/>
+                        </w:rPr>
+                        <w:t>AdminUser</w:t>
+                      </w:r>
+                      <w:proofErr w:type="spellEnd"/>
+                      <w:r>
+                        <w:rPr>
+                          <w:b/>
+                          <w:bCs/>
+                        </w:rPr>
+                        <w:t>();</w:t>
+                      </w:r>
+                    </w:p>
+                    <w:p>
+                      <w:pPr>
+                        <w:rPr>
+                          <w:b/>
+                          <w:bCs/>
+                        </w:rPr>
+                      </w:pPr>
+                      <w:r>
+                        <w:rPr>
+                          <w:b/>
+                          <w:bCs/>
+                        </w:rPr>
+                        <w:t> </w:t>
+                      </w:r>
+                    </w:p>
+                    <w:p>
+                      <w:pPr>
+                        <w:rPr>
+                          <w:b/>
+                          <w:bCs/>
+                        </w:rPr>
+                      </w:pPr>
+                      <w:r>
+                        <w:rPr>
+                          <w:b/>
+                          <w:bCs/>
+                        </w:rPr>
+                        <w:t>User u = a; // ↑ Upcasting</w:t>
+                      </w:r>
+                    </w:p>
+                    <w:p>
+                      <w:pPr>
+                        <w:rPr>
+                          <w:b/>
+                          <w:bCs/>
+                        </w:rPr>
+                      </w:pPr>
+                      <w:r>
+                        <w:rPr>
+                          <w:b/>
+                          <w:bCs/>
+                        </w:rPr>
+                        <w:t> </w:t>
+                      </w:r>
+                    </w:p>
+                    <w:p>
+                      <w:pPr>
+                        <w:rPr>
+                          <w:b/>
+                          <w:bCs/>
+                        </w:rPr>
+                      </w:pPr>
+                      <w:proofErr w:type="spellStart"/>
+                      <w:r>
+                        <w:rPr>
+                          <w:b/>
+                          <w:bCs/>
+                        </w:rPr>
+                        <w:t>AdminUser</w:t>
+                      </w:r>
+                      <w:proofErr w:type="spellEnd"/>
+                      <w:r>
+                        <w:rPr>
+                          <w:b/>
+                          <w:bCs/>
+                        </w:rPr>
+                        <w:t xml:space="preserve"> a2 = (</w:t>
+                      </w:r>
+                      <w:proofErr w:type="spellStart"/>
+                      <w:r>
+                        <w:rPr>
+                          <w:b/>
+                          <w:bCs/>
+                        </w:rPr>
+                        <w:t>AdminUser</w:t>
+                      </w:r>
+                      <w:proofErr w:type="spellEnd"/>
+                      <w:r>
+                        <w:rPr>
+                          <w:b/>
+                          <w:bCs/>
+                        </w:rPr>
+                        <w:t xml:space="preserve">) u; // ↓ </w:t>
+                      </w:r>
+                      <w:proofErr w:type="spellStart"/>
+                      <w:r>
+                        <w:rPr>
+                          <w:b/>
+                          <w:bCs/>
+                        </w:rPr>
+                        <w:t>Downcasting</w:t>
+                      </w:r>
+                      <w:proofErr w:type="spellEnd"/>
+                    </w:p>
+                    <w:p>
+                      <w:r>
+                        <w:rPr>
+                          <w:b/>
+                          <w:bCs/>
+                        </w:rPr>
+                        <w:t xml:space="preserve">Arrow </w:t>
+                      </w:r>
+                      <w:proofErr w:type="spellStart"/>
+                      <w:r>
+                        <w:rPr>
+                          <w:b/>
+                          <w:bCs/>
+                        </w:rPr>
+                        <w:t>upar</w:t>
+                      </w:r>
+                      <w:proofErr w:type="spellEnd"/>
+                      <w:r>
+                        <w:rPr>
+                          <w:b/>
+                          <w:bCs/>
+                        </w:rPr>
+                        <w:t xml:space="preserve"> = Upcasting</w:t>
+                      </w:r>
+                      <w:r>
+                        <w:rPr>
+                          <w:b/>
+                          <w:bCs/>
+                        </w:rPr>
+                        <w:br/>
+                      </w:r>
+                    </w:p>
+                  </w:txbxContent>
+                </v:textbox>
+                <w10:wrap type="square"/>
+              </v:shape>
+            </w:pict>
+          </mc:Fallback>
+        </mc:AlternateContent>
+      </w:r>
+      <w:r>
+        <w:rPr>
+          <w:b/>
+          <w:bCs/>
+          <w:noProof/>
+        </w:rPr>
+        <mc:AlternateContent>
+          <mc:Choice Requires="wps">
+            <w:drawing>
+              <wp:anchor distT="45720" distB="45720" distL="114300" distR="114300" simplePos="0" relativeHeight="251719680" behindDoc="0" locked="0" layoutInCell="1" allowOverlap="1" wp14:anchorId="53FD58DF" wp14:editId="5AB7909A">
+                <wp:simplePos x="0" y="0"/>
+                <wp:positionH relativeFrom="column">
+                  <wp:posOffset>3333750</wp:posOffset>
+                </wp:positionH>
+                <wp:positionV relativeFrom="paragraph">
+                  <wp:posOffset>4578350</wp:posOffset>
+                </wp:positionV>
+                <wp:extent cx="3384550" cy="4876800"/>
+                <wp:effectExtent l="0" t="0" r="25400" b="19050"/>
+                <wp:wrapSquare wrapText="bothSides"/>
+                <wp:docPr id="238367525" name="Text Box 2"/>
+                <wp:cNvGraphicFramePr>
+                  <a:graphicFrameLocks xmlns:a="http://schemas.openxmlformats.org/drawingml/2006/main"/>
+                </wp:cNvGraphicFramePr>
+                <a:graphic xmlns:a="http://schemas.openxmlformats.org/drawingml/2006/main">
+                  <a:graphicData uri="http://schemas.microsoft.com/office/word/2010/wordprocessingShape">
+                    <wps:wsp>
+                      <wps:cNvSpPr txBox="1">
+                        <a:spLocks noChangeArrowheads="1"/>
+                      </wps:cNvSpPr>
+                      <wps:spPr bwMode="auto">
+                        <a:xfrm>
+                          <a:off x="0" y="0"/>
+                          <a:ext cx="3384550" cy="4876800"/>
+                        </a:xfrm>
+                        <a:prstGeom prst="rect">
+                          <a:avLst/>
+                        </a:prstGeom>
+                        <a:solidFill>
+                          <a:srgbClr val="FFFFFF"/>
+                        </a:solidFill>
+                        <a:ln w="9525">
+                          <a:solidFill>
+                            <a:srgbClr val="000000"/>
+                          </a:solidFill>
+                          <a:miter lim="800000"/>
+                          <a:headEnd/>
+                          <a:tailEnd/>
+                        </a:ln>
+                      </wps:spPr>
+                      <wps:txbx>
+                        <w:txbxContent>
+                          <w:p>
+                            <w:pPr>
+                              <w:rPr>
+                                <w:b/>
+                                <w:bCs/>
+                              </w:rPr>
+                            </w:pPr>
+                            <w:r>
+                              <w:rPr>
+                                <w:b/>
+                                <w:bCs/>
+                              </w:rPr>
+                              <w:t>Easy Trick Exam/Interview Ke Liye</w:t>
+                            </w:r>
+                          </w:p>
+                          <w:p>
+                            <w:pPr>
+                              <w:rPr>
+                                <w:b/>
+                                <w:bCs/>
+                              </w:rPr>
+                            </w:pPr>
+                            <w:r>
+                              <w:rPr>
+                                <w:b/>
+                                <w:bCs/>
+                              </w:rPr>
+                              <w:t>Plain Text</w:t>
+                            </w:r>
+                          </w:p>
+                          <w:p>
+                            <w:pPr>
+                              <w:rPr>
+                                <w:b/>
+                                <w:bCs/>
+                              </w:rPr>
+                            </w:pPr>
+                            <w:r>
+                              <w:rPr>
+                                <w:b/>
+                                <w:bCs/>
+                              </w:rPr>
+                              <w:t xml:space="preserve">Child → Parent </w:t>
+                            </w:r>
+                            <w:r>
+                              <w:rPr>
+                                <w:rFonts w:ascii="Segoe UI Emoji" w:hAnsi="Segoe UI Emoji" w:cs="Segoe UI Emoji"/>
+                                <w:b/>
+                                <w:bCs/>
+                              </w:rPr>
+                              <w:t>✅</w:t>
+                            </w:r>
+                            <w:r>
+                              <w:rPr>
+                                <w:b/>
+                                <w:bCs/>
+                              </w:rPr>
+                              <w:t xml:space="preserve"> Upcasting</w:t>
+                            </w:r>
+                          </w:p>
+                          <w:p>
+                            <w:pPr>
+                              <w:rPr>
+                                <w:b/>
+                                <w:bCs/>
+                              </w:rPr>
+                            </w:pPr>
+                            <w:r>
+                              <w:rPr>
+                                <w:b/>
+                                <w:bCs/>
+                              </w:rPr>
+                              <w:t xml:space="preserve">Parent → Child </w:t>
+                            </w:r>
+                            <w:r>
+                              <w:rPr>
+                                <w:rFonts w:ascii="Segoe UI Emoji" w:hAnsi="Segoe UI Emoji" w:cs="Segoe UI Emoji"/>
+                                <w:b/>
+                                <w:bCs/>
+                              </w:rPr>
+                              <w:t>❌</w:t>
+                            </w:r>
+                            <w:r>
+                              <w:rPr>
+                                <w:b/>
+                                <w:bCs/>
+                              </w:rPr>
+                              <w:t xml:space="preserve"> Directly Not Allowed</w:t>
+                            </w:r>
+                          </w:p>
+                          <w:p>
+                            <w:pPr>
+                              <w:rPr>
+                                <w:b/>
+                                <w:bCs/>
+                              </w:rPr>
+                            </w:pPr>
+                            <w:r>
+                              <w:rPr>
+                                <w:b/>
+                                <w:bCs/>
+                              </w:rPr>
+                              <w:t> </w:t>
+                            </w:r>
+                          </w:p>
+                          <w:p>
+                            <w:pPr>
+                              <w:rPr>
+                                <w:b/>
+                                <w:bCs/>
+                              </w:rPr>
+                            </w:pPr>
+                            <w:r>
+                              <w:rPr>
+                                <w:b/>
+                                <w:bCs/>
+                              </w:rPr>
+                              <w:t xml:space="preserve">Parent → Child Cast </w:t>
+                            </w:r>
+                            <w:r>
+                              <w:rPr>
+                                <w:rFonts w:ascii="Segoe UI Emoji" w:hAnsi="Segoe UI Emoji" w:cs="Segoe UI Emoji"/>
+                                <w:b/>
+                                <w:bCs/>
+                              </w:rPr>
+                              <w:t>✅</w:t>
+                            </w:r>
+                            <w:r>
+                              <w:rPr>
+                                <w:b/>
+                                <w:bCs/>
+                              </w:rPr>
+                              <w:t xml:space="preserve"> Possible</w:t>
+                            </w:r>
+                          </w:p>
+                          <w:p>
+                            <w:pPr>
+                              <w:rPr>
+                                <w:b/>
+                                <w:bCs/>
+                              </w:rPr>
+                            </w:pPr>
+                            <w:r>
+                              <w:rPr>
+                                <w:b/>
+                                <w:bCs/>
+                              </w:rPr>
+                              <w:t>(Only if object is actually Child)</w:t>
+                            </w:r>
+                          </w:p>
+                          <w:p>
+                            <w:pPr>
+                              <w:rPr>
+                                <w:b/>
+                                <w:bCs/>
+                              </w:rPr>
+                            </w:pPr>
+                            <w:r>
+                              <w:rPr>
+                                <w:b/>
+                                <w:bCs/>
+                              </w:rPr>
+                              <w:t xml:space="preserve">Yaad </w:t>
+                            </w:r>
+                            <w:proofErr w:type="spellStart"/>
+                            <w:r>
+                              <w:rPr>
+                                <w:b/>
+                                <w:bCs/>
+                              </w:rPr>
+                              <w:t>rakhne</w:t>
+                            </w:r>
+                            <w:proofErr w:type="spellEnd"/>
+                            <w:r>
+                              <w:rPr>
+                                <w:b/>
+                                <w:bCs/>
+                              </w:rPr>
+                              <w:t xml:space="preserve"> ka shortcut:</w:t>
+                            </w:r>
+                          </w:p>
+                          <w:p>
+                            <w:pPr>
+                              <w:rPr>
+                                <w:b/>
+                                <w:bCs/>
+                              </w:rPr>
+                            </w:pPr>
+                          </w:p>
+                          <w:p>
+                            <w:pPr>
+                              <w:rPr>
+                                <w:b/>
+                                <w:bCs/>
+                              </w:rPr>
+                            </w:pPr>
+                            <w:r>
+                              <w:rPr>
+                                <w:b/>
+                                <w:bCs/>
+                              </w:rPr>
+                              <w:t>Plain Text</w:t>
+                            </w:r>
+                          </w:p>
+                          <w:p>
+                            <w:pPr>
+                              <w:rPr>
+                                <w:b/>
+                                <w:bCs/>
+                              </w:rPr>
+                            </w:pPr>
+                            <w:r>
+                              <w:rPr>
+                                <w:b/>
+                                <w:bCs/>
+                              </w:rPr>
+                              <w:t>UPCASTING</w:t>
+                            </w:r>
+                          </w:p>
+                          <w:p>
+                            <w:pPr>
+                              <w:rPr>
+                                <w:b/>
+                                <w:bCs/>
+                              </w:rPr>
+                            </w:pPr>
+                            <w:r>
+                              <w:rPr>
+                                <w:b/>
+                                <w:bCs/>
+                              </w:rPr>
+                              <w:t> </w:t>
+                            </w:r>
+                          </w:p>
+                          <w:p>
+                            <w:pPr>
+                              <w:rPr>
+                                <w:b/>
+                                <w:bCs/>
+                              </w:rPr>
+                            </w:pPr>
+                            <w:r>
+                              <w:rPr>
+                                <w:b/>
+                                <w:bCs/>
+                              </w:rPr>
+                              <w:t>Child Object</w:t>
+                            </w:r>
+                          </w:p>
+                          <w:p>
+                            <w:pPr>
+                              <w:rPr>
+                                <w:b/>
+                                <w:bCs/>
+                              </w:rPr>
+                            </w:pPr>
+                            <w:r>
+                              <w:rPr>
+                                <w:b/>
+                                <w:bCs/>
+                              </w:rPr>
+                              <w:t>↑</w:t>
+                            </w:r>
+                          </w:p>
+                          <w:p>
+                            <w:pPr>
+                              <w:rPr>
+                                <w:b/>
+                                <w:bCs/>
+                              </w:rPr>
+                            </w:pPr>
+                            <w:r>
+                              <w:rPr>
+                                <w:b/>
+                                <w:bCs/>
+                              </w:rPr>
+                              <w:t>│</w:t>
+                            </w:r>
+                          </w:p>
+                          <w:p>
+                            <w:pPr>
+                              <w:rPr>
+                                <w:b/>
+                                <w:bCs/>
+                              </w:rPr>
+                            </w:pPr>
+                            <w:r>
+                              <w:rPr>
+                                <w:b/>
+                                <w:bCs/>
+                              </w:rPr>
+                              <w:t>Parent Reference</w:t>
+                            </w:r>
+                          </w:p>
+                          <w:p>
+                            <w:pPr>
+                              <w:rPr>
+                                <w:b/>
+                                <w:bCs/>
+                              </w:rPr>
+                            </w:pPr>
+                            <w:r>
+                              <w:rPr>
+                                <w:b/>
+                                <w:bCs/>
+                              </w:rPr>
+                              <w:t> </w:t>
+                            </w:r>
+                          </w:p>
+                          <w:p>
+                            <w:pPr>
+                              <w:rPr>
+                                <w:b/>
+                                <w:bCs/>
+                              </w:rPr>
+                            </w:pPr>
+                            <w:r>
+                              <w:rPr>
+                                <w:b/>
+                                <w:bCs/>
+                              </w:rPr>
+                              <w:t> </w:t>
+                            </w:r>
+                          </w:p>
+                          <w:p>
+                            <w:pPr>
+                              <w:rPr>
+                                <w:b/>
+                                <w:bCs/>
+                              </w:rPr>
+                            </w:pPr>
+                            <w:r>
+                              <w:rPr>
+                                <w:b/>
+                                <w:bCs/>
+                              </w:rPr>
+                              <w:t>DOWNCASTING</w:t>
+                            </w:r>
+                          </w:p>
+                          <w:p>
+                            <w:pPr>
+                              <w:rPr>
+                                <w:b/>
+                                <w:bCs/>
+                              </w:rPr>
+                            </w:pPr>
+                            <w:r>
+                              <w:rPr>
+                                <w:b/>
+                                <w:bCs/>
+                              </w:rPr>
+                              <w:t> </w:t>
+                            </w:r>
+                          </w:p>
+                          <w:p>
+                            <w:pPr>
+                              <w:rPr>
+                                <w:b/>
+                                <w:bCs/>
+                              </w:rPr>
+                            </w:pPr>
+                            <w:r>
+                              <w:rPr>
+                                <w:b/>
+                                <w:bCs/>
+                              </w:rPr>
+                              <w:t>Parent Reference</w:t>
+                            </w:r>
+                          </w:p>
+                          <w:p>
+                            <w:pPr>
+                              <w:rPr>
+                                <w:b/>
+                                <w:bCs/>
+                              </w:rPr>
+                            </w:pPr>
+                            <w:r>
+                              <w:rPr>
+                                <w:b/>
+                                <w:bCs/>
+                              </w:rPr>
+                              <w:t>│</w:t>
+                            </w:r>
+                          </w:p>
+                          <w:p>
+                            <w:pPr>
+                              <w:rPr>
+                                <w:b/>
+                                <w:bCs/>
+                              </w:rPr>
+                            </w:pPr>
+                            <w:r>
+                              <w:rPr>
+                                <w:rFonts w:ascii="Arial" w:hAnsi="Arial" w:cs="Arial"/>
+                                <w:b/>
+                                <w:bCs/>
+                              </w:rPr>
+                              <w:t>▼</w:t>
+                            </w:r>
+                          </w:p>
+                          <w:p>
+                            <w:pPr>
+                              <w:rPr>
+                                <w:b/>
+                                <w:bCs/>
+                              </w:rPr>
+                            </w:pPr>
+                            <w:r>
+                              <w:rPr>
+                                <w:b/>
+                                <w:bCs/>
+                              </w:rPr>
+                              <w:t>Child Reference</w:t>
+                            </w:r>
+                          </w:p>
+                          <w:p>
+                            <w:pPr>
+                              <w:rPr>
+                                <w:b/>
+                                <w:bCs/>
+                              </w:rPr>
+                            </w:pPr>
+                            <w:r>
+                              <w:rPr>
+                                <w:b/>
+                                <w:bCs/>
+                              </w:rPr>
+                              <w:t xml:space="preserve">Arrow niche = </w:t>
+                            </w:r>
+                            <w:proofErr w:type="spellStart"/>
+                            <w:r>
+                              <w:rPr>
+                                <w:b/>
+                                <w:bCs/>
+                              </w:rPr>
+                              <w:t>Downcasting</w:t>
+                            </w:r>
+                            <w:proofErr w:type="spellEnd"/>
+                            <w:r>
+                              <w:rPr>
+                                <w:b/>
+                                <w:bCs/>
+                              </w:rPr>
+                              <w:t xml:space="preserve"> </w:t>
+                            </w:r>
+                            <w:r>
+                              <w:rPr>
+                                <w:rFonts w:ascii="Segoe UI Emoji" w:hAnsi="Segoe UI Emoji" w:cs="Segoe UI Emoji"/>
+                                <w:b/>
+                                <w:bCs/>
+                              </w:rPr>
+                              <w:t>✅</w:t>
+                            </w:r>
+                          </w:p>
+                          <w:p/>
+                        </w:txbxContent>
+                      </wps:txbx>
+                      <wps:bodyPr rot="0" vert="horz" wrap="square" lIns="91440" tIns="45720" rIns="91440" bIns="45720" anchor="t" anchorCtr="0">
+                        <a:noAutofit/>
+                      </wps:bodyPr>
+                    </wps:wsp>
+                  </a:graphicData>
+                </a:graphic>
+                <wp14:sizeRelH relativeFrom="margin">
+                  <wp14:pctWidth>0</wp14:pctWidth>
+                </wp14:sizeRelH>
+                <wp14:sizeRelV relativeFrom="margin">
+                  <wp14:pctHeight>0</wp14:pctHeight>
+                </wp14:sizeRelV>
+              </wp:anchor>
+            </w:drawing>
+          </mc:Choice>
+          <mc:Fallback>
+            <w:pict>
+              <v:shape w14:anchorId="53FD58DF" id="_x0000_s1038" type="#_x0000_t202" style="position:absolute;margin-left:262.5pt;margin-top:360.5pt;width:266.5pt;height:384pt;z-index:251719680;visibility:visible;mso-wrap-style:square;mso-width-percent:0;mso-height-percent:0;mso-wrap-distance-left:9pt;mso-wrap-distance-top:3.6pt;mso-wrap-distance-right:9pt;mso-wrap-distance-bottom:3.6pt;mso-position-horizontal:absolute;mso-position-horizontal-relative:text;mso-position-vertical:absolute;mso-position-vertical-relative:text;mso-width-percent:0;mso-height-percent:0;mso-width-relative:margin;mso-height-relative:margin;v-text-anchor:top" o:gfxdata="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">
+                <v:textbox>
+                  <w:txbxContent>
+                    <w:p>
+                      <w:pPr>
+                        <w:rPr>
+                          <w:b/>
+                          <w:bCs/>
+                        </w:rPr>
+                      </w:pPr>
+                      <w:r>
+                        <w:rPr>
+                          <w:b/>
+                          <w:bCs/>
+                        </w:rPr>
+                        <w:t>Easy Trick Exam/Interview Ke Liye</w:t>
+                      </w:r>
+                    </w:p>
+                    <w:p>
+                      <w:pPr>
+                        <w:rPr>
+                          <w:b/>
+                          <w:bCs/>
+                        </w:rPr>
+                      </w:pPr>
+                      <w:r>
+                        <w:rPr>
+                          <w:b/>
+                          <w:bCs/>
+                        </w:rPr>
+                        <w:t>Plain Text</w:t>
+                      </w:r>
+                    </w:p>
+                    <w:p>
+                      <w:pPr>
+                        <w:rPr>
+                          <w:b/>
+                          <w:bCs/>
+                        </w:rPr>
+                      </w:pPr>
+                      <w:r>
+                        <w:rPr>
+                          <w:b/>
+                          <w:bCs/>
+                        </w:rPr>
+                        <w:t xml:space="preserve">Child → Parent </w:t>
+                      </w:r>
+                      <w:r>
+                        <w:rPr>
+                          <w:rFonts w:ascii="Segoe UI Emoji" w:hAnsi="Segoe UI Emoji" w:cs="Segoe UI Emoji"/>
+                          <w:b/>
+                          <w:bCs/>
+                        </w:rPr>
+                        <w:t>✅</w:t>
+                      </w:r>
+                      <w:r>
+                        <w:rPr>
+                          <w:b/>
+                          <w:bCs/>
+                        </w:rPr>
+                        <w:t xml:space="preserve"> Upcasting</w:t>
+                      </w:r>
+                    </w:p>
+                    <w:p>
+                      <w:pPr>
+                        <w:rPr>
+                          <w:b/>
+                          <w:bCs/>
+                        </w:rPr>
+                      </w:pPr>
+                      <w:r>
+                        <w:rPr>
+                          <w:b/>
+                          <w:bCs/>
+                        </w:rPr>
+                        <w:t xml:space="preserve">Parent → Child </w:t>
+                      </w:r>
+                      <w:r>
+                        <w:rPr>
+                          <w:rFonts w:ascii="Segoe UI Emoji" w:hAnsi="Segoe UI Emoji" w:cs="Segoe UI Emoji"/>
+                          <w:b/>
+                          <w:bCs/>
+                        </w:rPr>
+                        <w:t>❌</w:t>
+                      </w:r>
+                      <w:r>
+                        <w:rPr>
+                          <w:b/>
+                          <w:bCs/>
+                        </w:rPr>
+                        <w:t xml:space="preserve"> Directly Not Allowed</w:t>
+                      </w:r>
+                    </w:p>
+                    <w:p>
+                      <w:pPr>
+                        <w:rPr>
+                          <w:b/>
+                          <w:bCs/>
+                        </w:rPr>
+                      </w:pPr>
+                      <w:r>
+                        <w:rPr>
+                          <w:b/>
+                          <w:bCs/>
+                        </w:rPr>
+                        <w:t> </w:t>
+                      </w:r>
+                    </w:p>
+                    <w:p>
+                      <w:pPr>
+                        <w:rPr>
+                          <w:b/>
+                          <w:bCs/>
+                        </w:rPr>
+                      </w:pPr>
+                      <w:r>
+                        <w:rPr>
+                          <w:b/>
+                          <w:bCs/>
+                        </w:rPr>
+                        <w:t xml:space="preserve">Parent → Child Cast </w:t>
+                      </w:r>
+                      <w:r>
+                        <w:rPr>
+                          <w:rFonts w:ascii="Segoe UI Emoji" w:hAnsi="Segoe UI Emoji" w:cs="Segoe UI Emoji"/>
+                          <w:b/>
+                          <w:bCs/>
+                        </w:rPr>
+                        <w:t>✅</w:t>
+                      </w:r>
+                      <w:r>
+                        <w:rPr>
+                          <w:b/>
+                          <w:bCs/>
+                        </w:rPr>
+                        <w:t xml:space="preserve"> Possible</w:t>
+                      </w:r>
+                    </w:p>
+                    <w:p>
+                      <w:pPr>
+                        <w:rPr>
+                          <w:b/>
+                          <w:bCs/>
+                        </w:rPr>
+                      </w:pPr>
+                      <w:r>
+                        <w:rPr>
+                          <w:b/>
+                          <w:bCs/>
+                        </w:rPr>
+                        <w:t>(Only if object is actually Child)</w:t>
+                      </w:r>
+                    </w:p>
+                    <w:p>
+                      <w:pPr>
+                        <w:rPr>
+                          <w:b/>
+                          <w:bCs/>
+                        </w:rPr>
+                      </w:pPr>
+                      <w:r>
+                        <w:rPr>
+                          <w:b/>
+                          <w:bCs/>
+                        </w:rPr>
+                        <w:t xml:space="preserve">Yaad </w:t>
+                      </w:r>
+                      <w:proofErr w:type="spellStart"/>
+                      <w:r>
+                        <w:rPr>
+                          <w:b/>
+                          <w:bCs/>
+                        </w:rPr>
+                        <w:t>rakhne</w:t>
+                      </w:r>
+                      <w:proofErr w:type="spellEnd"/>
+                      <w:r>
+                        <w:rPr>
+                          <w:b/>
+                          <w:bCs/>
+                        </w:rPr>
+                        <w:t xml:space="preserve"> ka shortcut:</w:t>
+                      </w:r>
+                    </w:p>
+                    <w:p>
+                      <w:pPr>
+                        <w:rPr>
+                          <w:b/>
+                          <w:bCs/>
+                        </w:rPr>
+                      </w:pPr>
+                    </w:p>
+                    <w:p>
+                      <w:pPr>
+                        <w:rPr>
+                          <w:b/>
+                          <w:bCs/>
+                        </w:rPr>
+                      </w:pPr>
+                      <w:r>
+                        <w:rPr>
+                          <w:b/>
+                          <w:bCs/>
+                        </w:rPr>
+                        <w:t>Plain Text</w:t>
+                      </w:r>
+                    </w:p>
+                    <w:p>
+                      <w:pPr>
+                        <w:rPr>
+                          <w:b/>
+                          <w:bCs/>
+                        </w:rPr>
+                      </w:pPr>
+                      <w:r>
+                        <w:rPr>
+                          <w:b/>
+                          <w:bCs/>
+                        </w:rPr>
+                        <w:t>UPCASTING</w:t>
+                      </w:r>
+                    </w:p>
+                    <w:p>
+                      <w:pPr>
+                        <w:rPr>
+                          <w:b/>
+                          <w:bCs/>
+                        </w:rPr>
+                      </w:pPr>
+                      <w:r>
+                        <w:rPr>
+                          <w:b/>
+                          <w:bCs/>
+                        </w:rPr>
+                        <w:t> </w:t>
+                      </w:r>
+                    </w:p>
+                    <w:p>
+                      <w:pPr>
+                        <w:rPr>
+                          <w:b/>
+                          <w:bCs/>
+                        </w:rPr>
+                      </w:pPr>
+                      <w:r>
+                        <w:rPr>
+                          <w:b/>
+                          <w:bCs/>
+                        </w:rPr>
+                        <w:t>Child Object</w:t>
+                      </w:r>
+                    </w:p>
+                    <w:p>
+                      <w:pPr>
+                        <w:rPr>
+                          <w:b/>
+                          <w:bCs/>
+                        </w:rPr>
+                      </w:pPr>
+                      <w:r>
+                        <w:rPr>
+                          <w:b/>
+                          <w:bCs/>
+                        </w:rPr>
+                        <w:t>↑</w:t>
+                      </w:r>
+                    </w:p>
+                    <w:p>
+                      <w:pPr>
+                        <w:rPr>
+                          <w:b/>
+                          <w:bCs/>
+                        </w:rPr>
+                      </w:pPr>
+                      <w:r>
+                        <w:rPr>
+                          <w:b/>
+                          <w:bCs/>
+                        </w:rPr>
+                        <w:t>│</w:t>
+                      </w:r>
+                    </w:p>
+                    <w:p>
+                      <w:pPr>
+                        <w:rPr>
+                          <w:b/>
+                          <w:bCs/>
+                        </w:rPr>
+                      </w:pPr>
+                      <w:r>
+                        <w:rPr>
+                          <w:b/>
+                          <w:bCs/>
+                        </w:rPr>
+                        <w:t>Parent Reference</w:t>
+                      </w:r>
+                    </w:p>
+                    <w:p>
+                      <w:pPr>
+                        <w:rPr>
+                          <w:b/>
+                          <w:bCs/>
+                        </w:rPr>
+                      </w:pPr>
+                      <w:r>
+                        <w:rPr>
+                          <w:b/>
+                          <w:bCs/>
+                        </w:rPr>
+                        <w:t> </w:t>
+                      </w:r>
+                    </w:p>
+                    <w:p>
+                      <w:pPr>
+                        <w:rPr>
+                          <w:b/>
+                          <w:bCs/>
+                        </w:rPr>
+                      </w:pPr>
+                      <w:r>
+                        <w:rPr>
+                          <w:b/>
+                          <w:bCs/>
+                        </w:rPr>
+                        <w:t> </w:t>
+                      </w:r>
+                    </w:p>
+                    <w:p>
+                      <w:pPr>
+                        <w:rPr>
+                          <w:b/>
+                          <w:bCs/>
+                        </w:rPr>
+                      </w:pPr>
+                      <w:r>
+                        <w:rPr>
+                          <w:b/>
+                          <w:bCs/>
+                        </w:rPr>
+                        <w:t>DOWNCASTING</w:t>
+                      </w:r>
+                    </w:p>
+                    <w:p>
+                      <w:pPr>
+                        <w:rPr>
+                          <w:b/>
+                          <w:bCs/>
+                        </w:rPr>
+                      </w:pPr>
+                      <w:r>
+                        <w:rPr>
+                          <w:b/>
+                          <w:bCs/>
+                        </w:rPr>
+                        <w:t> </w:t>
+                      </w:r>
+                    </w:p>
+                    <w:p>
+                      <w:pPr>
+                        <w:rPr>
+                          <w:b/>
+                          <w:bCs/>
+                        </w:rPr>
+                      </w:pPr>
+                      <w:r>
+                        <w:rPr>
+                          <w:b/>
+                          <w:bCs/>
+                        </w:rPr>
+                        <w:t>Parent Reference</w:t>
+                      </w:r>
+                    </w:p>
+                    <w:p>
+                      <w:pPr>
+                        <w:rPr>
+                          <w:b/>
+                          <w:bCs/>
+                        </w:rPr>
+                      </w:pPr>
+                      <w:r>
+                        <w:rPr>
+                          <w:b/>
+                          <w:bCs/>
+                        </w:rPr>
+                        <w:t>│</w:t>
+                      </w:r>
+                    </w:p>
+                    <w:p>
+                      <w:pPr>
+                        <w:rPr>
+                          <w:b/>
+                          <w:bCs/>
+                        </w:rPr>
+                      </w:pPr>
+                      <w:r>
+                        <w:rPr>
+                          <w:rFonts w:ascii="Arial" w:hAnsi="Arial" w:cs="Arial"/>
+                          <w:b/>
+                          <w:bCs/>
+                        </w:rPr>
+                        <w:t>▼</w:t>
+                      </w:r>
+                    </w:p>
+                    <w:p>
+                      <w:pPr>
+                        <w:rPr>
+                          <w:b/>
+                          <w:bCs/>
+                        </w:rPr>
+                      </w:pPr>
+                      <w:r>
+                        <w:rPr>
+                          <w:b/>
+                          <w:bCs/>
+                        </w:rPr>
+                        <w:t>Child Reference</w:t>
+                      </w:r>
+                    </w:p>
+                    <w:p>
+                      <w:pPr>
+                        <w:rPr>
+                          <w:b/>
+                          <w:bCs/>
+                        </w:rPr>
+                      </w:pPr>
+                      <w:r>
+                        <w:rPr>
+                          <w:b/>
+                          <w:bCs/>
+                        </w:rPr>
+                        <w:t xml:space="preserve">Arrow niche = </w:t>
+                      </w:r>
+                      <w:proofErr w:type="spellStart"/>
+                      <w:r>
+                        <w:rPr>
+                          <w:b/>
+                          <w:bCs/>
+                        </w:rPr>
+                        <w:t>Downcasting</w:t>
+                      </w:r>
+                      <w:proofErr w:type="spellEnd"/>
+                      <w:r>
+                        <w:rPr>
+                          <w:b/>
+                          <w:bCs/>
+                        </w:rPr>
+                        <w:t xml:space="preserve"> </w:t>
+                      </w:r>
+                      <w:r>
+                        <w:rPr>
+                          <w:rFonts w:ascii="Segoe UI Emoji" w:hAnsi="Segoe UI Emoji" w:cs="Segoe UI Emoji"/>
+                          <w:b/>
+                          <w:bCs/>
+                        </w:rPr>
+                        <w:t>✅</w:t>
+                      </w:r>
+                    </w:p>
+                    <w:p/>
+                  </w:txbxContent>
+                </v:textbox>
+                <w10:wrap type="square"/>
+              </v:shape>
+            </w:pict>
+          </mc:Fallback>
+        </mc:AlternateContent>
+      </w:r>
+      <w:r>
+        <w:rPr>
+          <w:b/>
+          <w:bCs/>
+          <w:noProof/>
+        </w:rPr>
+        <mc:AlternateContent>
+          <mc:Choice Requires="wps">
+            <w:drawing>
+              <wp:anchor distT="45720" distB="45720" distL="114300" distR="114300" simplePos="0" relativeHeight="251715584" behindDoc="0" locked="0" layoutInCell="1" allowOverlap="1" wp14:anchorId="2A8A5A33" wp14:editId="785495C9">
+                <wp:simplePos x="0" y="0"/>
+                <wp:positionH relativeFrom="column">
+                  <wp:posOffset>203200</wp:posOffset>
+                </wp:positionH>
+                <wp:positionV relativeFrom="paragraph">
+                  <wp:posOffset>76200</wp:posOffset>
+                </wp:positionV>
+                <wp:extent cx="2908300" cy="1404620"/>
+                <wp:effectExtent l="0" t="0" r="25400" b="15240"/>
+                <wp:wrapSquare wrapText="bothSides"/>
+                <wp:docPr id="2138288124" name="Text Box 2"/>
+                <wp:cNvGraphicFramePr>
+                  <a:graphicFrameLocks xmlns:a="http://schemas.openxmlformats.org/drawingml/2006/main"/>
+                </wp:cNvGraphicFramePr>
+                <a:graphic xmlns:a="http://schemas.openxmlformats.org/drawingml/2006/main">
+                  <a:graphicData uri="http://schemas.microsoft.com/office/word/2010/wordprocessingShape">
+                    <wps:wsp>
+                      <wps:cNvSpPr txBox="1">
+                        <a:spLocks noChangeArrowheads="1"/>
+                      </wps:cNvSpPr>
+                      <wps:spPr bwMode="auto">
+                        <a:xfrm>
+                          <a:off x="0" y="0"/>
+                          <a:ext cx="2908300" cy="1404620"/>
+                        </a:xfrm>
+                        <a:prstGeom prst="rect">
+                          <a:avLst/>
+                        </a:prstGeom>
+                        <a:solidFill>
+                          <a:srgbClr val="FFFFFF"/>
+                        </a:solidFill>
+                        <a:ln w="9525">
+                          <a:solidFill>
+                            <a:srgbClr val="000000"/>
+                          </a:solidFill>
+                          <a:miter lim="800000"/>
+                          <a:headEnd/>
+                          <a:tailEnd/>
+                        </a:ln>
+                      </wps:spPr>
+                      <wps:txbx>
+                        <w:txbxContent>
+                          <w:p>
+                            <w:r>
+                              <w:pict w14:anchorId="343D0F1C">
+                                <v:rect id="_x0000_i1042" style="width:0;height:1.5pt" o:hralign="center" o:hrstd="t" o:hr="t" fillcolor="#a0a0a0" stroked="f"/>
+                              </w:pict>
+                            </w:r>
+                          </w:p>
+                          <w:p>
+                            <w:pPr>
+                              <w:rPr>
+                                <w:b/>
+                                <w:bCs/>
+                              </w:rPr>
+                            </w:pPr>
+                            <w:r>
+                              <w:rPr>
+                                <w:b/>
+                                <w:bCs/>
+                              </w:rPr>
+                              <w:t>4. Invalid Assignment (</w:t>
+                            </w:r>
+                            <w:r>
+                              <w:rPr>
+                                <w:rFonts w:ascii="Segoe UI Emoji" w:hAnsi="Segoe UI Emoji" w:cs="Segoe UI Emoji"/>
+                                <w:b/>
+                                <w:bCs/>
+                              </w:rPr>
+                              <w:t>❌</w:t>
+                            </w:r>
+                            <w:r>
+                              <w:rPr>
+                                <w:b/>
+                                <w:bCs/>
+                              </w:rPr>
+                              <w:t xml:space="preserve"> Compile Error)</w:t>
+                            </w:r>
+                          </w:p>
+                          <w:p>
+                            <w:r>
+                              <w:t>Java</w:t>
+                            </w:r>
+                          </w:p>
+                          <w:p>
+                            <w:proofErr w:type="spellStart"/>
+                            <w:r>
+                              <w:t>AdminUser</w:t>
+                            </w:r>
+                            <w:proofErr w:type="spellEnd"/>
+                            <w:r>
+                              <w:t xml:space="preserve"> a = new User();</w:t>
+                            </w:r>
+                          </w:p>
+                          <w:p>
+                            <w:r>
+                              <w:t>Plain Text</w:t>
+                            </w:r>
+                          </w:p>
+                          <w:p>
+                            <w:proofErr w:type="spellStart"/>
+                            <w:r>
+                              <w:t>AdminUser</w:t>
+                            </w:r>
+                            <w:proofErr w:type="spellEnd"/>
+                          </w:p>
+                          <w:p>
+                            <w:r>
+                              <w:t>│</w:t>
+                            </w:r>
+                          </w:p>
+                          <w:p>
+                            <w:r>
+                              <w:rPr>
+                                <w:rFonts w:ascii="Arial" w:hAnsi="Arial" w:cs="Arial"/>
+                              </w:rPr>
+                              <w:t>▼</w:t>
+                            </w:r>
+                          </w:p>
+                          <w:p>
+                            <w:r>
+                              <w:t>+------------+</w:t>
+                            </w:r>
+                          </w:p>
+                          <w:p>
+                            <w:r>
+                              <w:t xml:space="preserve">| User </w:t>
+                            </w:r>
+                            <w:proofErr w:type="spellStart"/>
+                            <w:r>
+                              <w:t>Obj</w:t>
+                            </w:r>
+                            <w:proofErr w:type="spellEnd"/>
+                            <w:r>
+                              <w:t xml:space="preserve"> |</w:t>
+                            </w:r>
+                          </w:p>
+                          <w:p>
+                            <w:r>
+                              <w:t>+------------+</w:t>
+                            </w:r>
+                          </w:p>
+                          <w:p>
+                            <w:r>
+                              <w:t>Compiler says:</w:t>
+                            </w:r>
+                          </w:p>
+                          <w:p>
+                            <w:r>
+                              <w:t>Plain Text</w:t>
+                            </w:r>
+                          </w:p>
+                          <w:p>
+                            <w:r>
+                              <w:t>Type mismatch:</w:t>
+                            </w:r>
+                          </w:p>
+                          <w:p>
+                            <w:r>
+                              <w:t xml:space="preserve">cannot convert from User to </w:t>
+                            </w:r>
+                            <w:proofErr w:type="spellStart"/>
+                            <w:r>
+                              <w:t>AdminUser</w:t>
+                            </w:r>
+                            <w:proofErr w:type="spellEnd"/>
+                          </w:p>
+                          <w:p>
+                            <w:r>
+                              <w:t>Reason:</w:t>
+                            </w:r>
+                          </w:p>
+                          <w:p>
+                            <w:r>
+                              <w:t>Plain Text</w:t>
+                            </w:r>
+                          </w:p>
+                          <w:p>
+                            <w:r>
+                              <w:t xml:space="preserve">Every </w:t>
+                            </w:r>
+                            <w:proofErr w:type="spellStart"/>
+                            <w:r>
+                              <w:t>AdminUser</w:t>
+                            </w:r>
+                            <w:proofErr w:type="spellEnd"/>
+                            <w:r>
+                              <w:t xml:space="preserve"> is a User </w:t>
+                            </w:r>
+                            <w:r>
+                              <w:rPr>
+                                <w:rFonts w:ascii="Segoe UI Emoji" w:hAnsi="Segoe UI Emoji" w:cs="Segoe UI Emoji"/>
+                              </w:rPr>
+                              <w:t>✅</w:t>
+                            </w:r>
+                          </w:p>
+                          <w:p>
+                            <w:r>
+                              <w:t> </w:t>
+                            </w:r>
+                          </w:p>
+                          <w:p>
+                            <w:r>
+                              <w:t>But</w:t>
+                            </w:r>
+                          </w:p>
+                          <w:p>
+                            <w:r>
+                              <w:t> </w:t>
+                            </w:r>
+                          </w:p>
+                          <w:p>
+                            <w:r>
+                              <w:t xml:space="preserve">Every User is NOT an </w:t>
+                            </w:r>
+                            <w:proofErr w:type="spellStart"/>
+                            <w:r>
+                              <w:t>AdminUser</w:t>
+                            </w:r>
+                            <w:proofErr w:type="spellEnd"/>
+                            <w:r>
+                              <w:t xml:space="preserve"> </w:t>
+                            </w:r>
+                            <w:r>
+                              <w:rPr>
+                                <w:rFonts w:ascii="Segoe UI Emoji" w:hAnsi="Segoe UI Emoji" w:cs="Segoe UI Emoji"/>
+                              </w:rPr>
+                              <w:t>❌</w:t>
+                            </w:r>
+                          </w:p>
+                          <w:p>
+                            <w:r>
+                              <w:t>Example:</w:t>
+                            </w:r>
+                          </w:p>
+                          <w:p>
+                            <w:r>
+                              <w:t>Java</w:t>
+                            </w:r>
+                          </w:p>
+                          <w:p>
+                            <w:r>
+                              <w:t>User u = new User(); // ordinary user</w:t>
+                            </w:r>
+                          </w:p>
+                          <w:p>
+                            <w:r>
+                              <w:t xml:space="preserve">Compiler cannot guarantee that u is actually an </w:t>
+                            </w:r>
+                            <w:proofErr w:type="spellStart"/>
+                            <w:r>
+                              <w:t>AdminUser</w:t>
+                            </w:r>
+                            <w:proofErr w:type="spellEnd"/>
+                            <w:r>
+                              <w:t>.</w:t>
+                            </w:r>
+                          </w:p>
+                          <w:p/>
+                        </w:txbxContent>
+                      </wps:txbx>
+                      <wps:bodyPr rot="0" vert="horz" wrap="square" lIns="91440" tIns="45720" rIns="91440" bIns="45720" anchor="t" anchorCtr="0">
+                        <a:spAutoFit/>
+                      </wps:bodyPr>
+                    </wps:wsp>
+                  </a:graphicData>
+                </a:graphic>
+                <wp14:sizeRelH relativeFrom="margin">
+                  <wp14:pctWidth>0</wp14:pctWidth>
+                </wp14:sizeRelH>
+                <wp14:sizeRelV relativeFrom="margin">
+                  <wp14:pctHeight>20000</wp14:pctHeight>
+                </wp14:sizeRelV>
+              </wp:anchor>
+            </w:drawing>
+          </mc:Choice>
+          <mc:Fallback>
+            <w:pict>
+              <v:shape w14:anchorId="2A8A5A33" id="_x0000_s1039" type="#_x0000_t202" style="position:absolute;margin-left:16pt;margin-top:6pt;width:229pt;height:110.6pt;z-index:251715584;visibility:visible;mso-wrap-style:square;mso-width-percent:0;mso-height-percent:200;mso-wrap-distance-left:9pt;mso-wrap-distance-top:3.6pt;mso-wrap-distance-right:9pt;mso-wrap-distance-bottom:3.6pt;mso-position-horizontal:absolute;mso-position-horizontal-relative:text;mso-position-vertical:absolute;mso-position-vertical-relative:text;mso-width-percent:0;mso-height-percent:200;mso-width-relative:margin;mso-height-relative:margin;v-text-anchor:top" o:gfxdata="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">
+                <v:textbox style="mso-fit-shape-to-text:t">
+                  <w:txbxContent>
+                    <w:p>
+                      <w:r>
+                        <w:pict w14:anchorId="343D0F1C">
+                          <v:rect id="_x0000_i1042" style="width:0;height:1.5pt" o:hralign="center" o:hrstd="t" o:hr="t" fillcolor="#a0a0a0" stroked="f"/>
+                        </w:pict>
+                      </w:r>
+                    </w:p>
+                    <w:p>
+                      <w:pPr>
+                        <w:rPr>
+                          <w:b/>
+                          <w:bCs/>
+                        </w:rPr>
+                      </w:pPr>
+                      <w:r>
+                        <w:rPr>
+                          <w:b/>
+                          <w:bCs/>
+                        </w:rPr>
+                        <w:t>4. Invalid Assignment (</w:t>
+                      </w:r>
+                      <w:r>
+                        <w:rPr>
+                          <w:rFonts w:ascii="Segoe UI Emoji" w:hAnsi="Segoe UI Emoji" w:cs="Segoe UI Emoji"/>
+                          <w:b/>
+                          <w:bCs/>
+                        </w:rPr>
+                        <w:t>❌</w:t>
+                      </w:r>
+                      <w:r>
+                        <w:rPr>
+                          <w:b/>
+                          <w:bCs/>
+                        </w:rPr>
+                        <w:t xml:space="preserve"> Compile Error)</w:t>
+                      </w:r>
+                    </w:p>
+                    <w:p>
+                      <w:r>
+                        <w:t>Java</w:t>
+                      </w:r>
+                    </w:p>
+                    <w:p>
+                      <w:proofErr w:type="spellStart"/>
+                      <w:r>
+                        <w:t>AdminUser</w:t>
+                      </w:r>
+                      <w:proofErr w:type="spellEnd"/>
+                      <w:r>
+                        <w:t xml:space="preserve"> a = new User();</w:t>
+                      </w:r>
+                    </w:p>
+                    <w:p>
+                      <w:r>
+                        <w:t>Plain Text</w:t>
+                      </w:r>
+                    </w:p>
+                    <w:p>
+                      <w:proofErr w:type="spellStart"/>
+                      <w:r>
+                        <w:t>AdminUser</w:t>
+                      </w:r>
+                      <w:proofErr w:type="spellEnd"/>
+                    </w:p>
+                    <w:p>
+                      <w:r>
+                        <w:t>│</w:t>
+                      </w:r>
+                    </w:p>
+                    <w:p>
+                      <w:r>
+                        <w:rPr>
+                          <w:rFonts w:ascii="Arial" w:hAnsi="Arial" w:cs="Arial"/>
+                        </w:rPr>
+                        <w:t>▼</w:t>
+                      </w:r>
+                    </w:p>
+                    <w:p>
+                      <w:r>
+                        <w:t>+------------+</w:t>
+                      </w:r>
+                    </w:p>
+                    <w:p>
+                      <w:r>
+                        <w:t xml:space="preserve">| User </w:t>
+                      </w:r>
+                      <w:proofErr w:type="spellStart"/>
+                      <w:r>
+                        <w:t>Obj</w:t>
+                      </w:r>
+                      <w:proofErr w:type="spellEnd"/>
+                      <w:r>
+                        <w:t xml:space="preserve"> |</w:t>
+                      </w:r>
+                    </w:p>
+                    <w:p>
+                      <w:r>
+                        <w:t>+------------+</w:t>
+                      </w:r>
+                    </w:p>
+                    <w:p>
+                      <w:r>
+                        <w:t>Compiler says:</w:t>
+                      </w:r>
+                    </w:p>
+                    <w:p>
+                      <w:r>
+                        <w:t>Plain Text</w:t>
+                      </w:r>
+                    </w:p>
+                    <w:p>
+                      <w:r>
+                        <w:t>Type mismatch:</w:t>
+                      </w:r>
+                    </w:p>
+                    <w:p>
+                      <w:r>
+                        <w:t xml:space="preserve">cannot convert from User to </w:t>
+                      </w:r>
+                      <w:proofErr w:type="spellStart"/>
+                      <w:r>
+                        <w:t>AdminUser</w:t>
+                      </w:r>
+                      <w:proofErr w:type="spellEnd"/>
+                    </w:p>
+                    <w:p>
+                      <w:r>
+                        <w:t>Reason:</w:t>
+                      </w:r>
+                    </w:p>
+                    <w:p>
+                      <w:r>
+                        <w:t>Plain Text</w:t>
+                      </w:r>
+                    </w:p>
+                    <w:p>
+                      <w:r>
+                        <w:t xml:space="preserve">Every </w:t>
+                      </w:r>
+                      <w:proofErr w:type="spellStart"/>
+                      <w:r>
+                        <w:t>AdminUser</w:t>
+                      </w:r>
+                      <w:proofErr w:type="spellEnd"/>
+                      <w:r>
+                        <w:t xml:space="preserve"> is a User </w:t>
+                      </w:r>
+                      <w:r>
+                        <w:rPr>
+                          <w:rFonts w:ascii="Segoe UI Emoji" w:hAnsi="Segoe UI Emoji" w:cs="Segoe UI Emoji"/>
+                        </w:rPr>
+                        <w:t>✅</w:t>
+                      </w:r>
+                    </w:p>
+                    <w:p>
+                      <w:r>
+                        <w:t> </w:t>
+                      </w:r>
+                    </w:p>
+                    <w:p>
+                      <w:r>
+                        <w:t>But</w:t>
+                      </w:r>
+                    </w:p>
+                    <w:p>
+                      <w:r>
+                        <w:t> </w:t>
+                      </w:r>
+                    </w:p>
+                    <w:p>
+                      <w:r>
+                        <w:t xml:space="preserve">Every User is NOT an </w:t>
+                      </w:r>
+                      <w:proofErr w:type="spellStart"/>
+                      <w:r>
+                        <w:t>AdminUser</w:t>
+                      </w:r>
+                      <w:proofErr w:type="spellEnd"/>
+                      <w:r>
+                        <w:t xml:space="preserve"> </w:t>
+                      </w:r>
+                      <w:r>
+                        <w:rPr>
+                          <w:rFonts w:ascii="Segoe UI Emoji" w:hAnsi="Segoe UI Emoji" w:cs="Segoe UI Emoji"/>
+                        </w:rPr>
+                        <w:t>❌</w:t>
+                      </w:r>
+                    </w:p>
+                    <w:p>
+                      <w:r>
+                        <w:t>Example:</w:t>
+                      </w:r>
+                    </w:p>
+                    <w:p>
+                      <w:r>
+                        <w:t>Java</w:t>
+                      </w:r>
+                    </w:p>
+                    <w:p>
+                      <w:r>
+                        <w:t>User u = new User(); // ordinary user</w:t>
+                      </w:r>
+                    </w:p>
+                    <w:p>
+                      <w:r>
+                        <w:t xml:space="preserve">Compiler cannot guarantee that u is actually an </w:t>
+                      </w:r>
+                      <w:proofErr w:type="spellStart"/>
+                      <w:r>
+                        <w:t>AdminUser</w:t>
+                      </w:r>
+                      <w:proofErr w:type="spellEnd"/>
+                      <w:r>
+                        <w:t>.</w:t>
+                      </w:r>
+                    </w:p>
+                    <w:p/>
+                  </w:txbxContent>
+                </v:textbox>
+                <w10:wrap type="square"/>
+              </v:shape>
+            </w:pict>
+          </mc:Fallback>
+        </mc:AlternateContent>
+      </w:r>
+      <w:r>
+        <w:rPr>
+          <w:b/>
+          <w:bCs/>
+          <w:noProof/>
+        </w:rPr>
+        <mc:AlternateContent>
+          <mc:Choice Requires="wps">
+            <w:drawing>
+              <wp:anchor distT="45720" distB="45720" distL="114300" distR="114300" simplePos="0" relativeHeight="251717632" behindDoc="0" locked="0" layoutInCell="1" allowOverlap="1" wp14:anchorId="37C6F92D" wp14:editId="3D61A054">
+                <wp:simplePos x="0" y="0"/>
+                <wp:positionH relativeFrom="column">
+                  <wp:posOffset>3600450</wp:posOffset>
+                </wp:positionH>
+                <wp:positionV relativeFrom="paragraph">
+                  <wp:posOffset>101600</wp:posOffset>
+                </wp:positionV>
+                <wp:extent cx="3048000" cy="1404620"/>
+                <wp:effectExtent l="0" t="0" r="19050" b="23495"/>
+                <wp:wrapSquare wrapText="bothSides"/>
+                <wp:docPr id="1113321333" name="Text Box 2"/>
+                <wp:cNvGraphicFramePr>
+                  <a:graphicFrameLocks xmlns:a="http://schemas.openxmlformats.org/drawingml/2006/main"/>
+                </wp:cNvGraphicFramePr>
+                <a:graphic xmlns:a="http://schemas.openxmlformats.org/drawingml/2006/main">
+                  <a:graphicData uri="http://schemas.microsoft.com/office/word/2010/wordprocessingShape">
+                    <wps:wsp>
+                      <wps:cNvSpPr txBox="1">
+                        <a:spLocks noChangeArrowheads="1"/>
+                      </wps:cNvSpPr>
+                      <wps:spPr bwMode="auto">
+                        <a:xfrm>
+                          <a:off x="0" y="0"/>
+                          <a:ext cx="3048000" cy="1404620"/>
+                        </a:xfrm>
+                        <a:prstGeom prst="rect">
+                          <a:avLst/>
+                        </a:prstGeom>
+                        <a:solidFill>
+                          <a:srgbClr val="FFFFFF"/>
+                        </a:solidFill>
+                        <a:ln w="9525">
+                          <a:solidFill>
+                            <a:srgbClr val="000000"/>
+                          </a:solidFill>
+                          <a:miter lim="800000"/>
+                          <a:headEnd/>
+                          <a:tailEnd/>
+                        </a:ln>
+                      </wps:spPr>
+                      <wps:txbx>
+                        <w:txbxContent>
+                          <w:p>
+                            <w:pPr>
+                              <w:rPr>
+                                <w:b/>
+                                <w:bCs/>
+                              </w:rPr>
+                            </w:pPr>
+                            <w:r>
+                              <w:rPr>
+                                <w:b/>
+                                <w:bCs/>
+                              </w:rPr>
+                              <w:t xml:space="preserve">5. Wrong </w:t>
+                            </w:r>
+                            <w:proofErr w:type="spellStart"/>
+                            <w:r>
+                              <w:rPr>
+                                <w:b/>
+                                <w:bCs/>
+                              </w:rPr>
+                              <w:t>Downcasting</w:t>
+                            </w:r>
+                            <w:proofErr w:type="spellEnd"/>
+                            <w:r>
+                              <w:rPr>
+                                <w:b/>
+                                <w:bCs/>
+                              </w:rPr>
+                              <w:t xml:space="preserve"> (</w:t>
+                            </w:r>
+                            <w:r>
+                              <w:rPr>
+                                <w:rFonts w:ascii="Segoe UI Emoji" w:hAnsi="Segoe UI Emoji" w:cs="Segoe UI Emoji"/>
+                                <w:b/>
+                                <w:bCs/>
+                              </w:rPr>
+                              <w:t>❌</w:t>
+                            </w:r>
+                            <w:r>
+                              <w:rPr>
+                                <w:b/>
+                                <w:bCs/>
+                              </w:rPr>
+                              <w:t xml:space="preserve"> Runtime Error)</w:t>
+                            </w:r>
+                          </w:p>
+                          <w:p>
+                            <w:r>
+                              <w:t>Java</w:t>
+                            </w:r>
+                          </w:p>
+                          <w:p>
+                            <w:r>
+                              <w:t>User u = new User();</w:t>
+                            </w:r>
+                          </w:p>
+                          <w:p>
+                            <w:r>
+                              <w:t> </w:t>
+                            </w:r>
+                          </w:p>
+                          <w:p>
+                            <w:proofErr w:type="spellStart"/>
+                            <w:r>
+                              <w:t>AdminUser</w:t>
+                            </w:r>
+                            <w:proofErr w:type="spellEnd"/>
+                            <w:r>
+                              <w:t xml:space="preserve"> a = (</w:t>
+                            </w:r>
+                            <w:proofErr w:type="spellStart"/>
+                            <w:r>
+                              <w:t>AdminUser</w:t>
+                            </w:r>
+                            <w:proofErr w:type="spellEnd"/>
+                            <w:r>
+                              <w:t>) u;</w:t>
+                            </w:r>
+                          </w:p>
+                          <w:p>
+                            <w:r>
+                              <w:t xml:space="preserve">Compile </w:t>
+                            </w:r>
+                            <w:proofErr w:type="spellStart"/>
+                            <w:r>
+                              <w:t>ho</w:t>
+                            </w:r>
+                            <w:proofErr w:type="spellEnd"/>
+                            <w:r>
+                              <w:t xml:space="preserve"> </w:t>
+                            </w:r>
+                            <w:proofErr w:type="spellStart"/>
+                            <w:r>
+                              <w:t>jayega</w:t>
+                            </w:r>
+                            <w:proofErr w:type="spellEnd"/>
+                            <w:r>
+                              <w:t xml:space="preserve">, </w:t>
+                            </w:r>
+                            <w:proofErr w:type="spellStart"/>
+                            <w:r>
+                              <w:t>lekin</w:t>
+                            </w:r>
+                            <w:proofErr w:type="spellEnd"/>
+                            <w:r>
+                              <w:t xml:space="preserve"> runtime pe crash:</w:t>
+                            </w:r>
+                          </w:p>
+                          <w:p>
+                            <w:r>
+                              <w:t>Plain Text</w:t>
+                            </w:r>
+                          </w:p>
+                          <w:p>
+                            <w:r>
+                              <w:t>User u</w:t>
+                            </w:r>
+                          </w:p>
+                          <w:p>
+                            <w:r>
+                              <w:t>│</w:t>
+                            </w:r>
+                          </w:p>
+                          <w:p>
+                            <w:r>
+                              <w:rPr>
+                                <w:rFonts w:ascii="Arial" w:hAnsi="Arial" w:cs="Arial"/>
+                              </w:rPr>
+                              <w:t>▼</w:t>
+                            </w:r>
+                          </w:p>
+                          <w:p>
+                            <w:r>
+                              <w:t>+------------+</w:t>
+                            </w:r>
+                          </w:p>
+                          <w:p>
+                            <w:r>
+                              <w:t xml:space="preserve">| User </w:t>
+                            </w:r>
+                            <w:proofErr w:type="spellStart"/>
+                            <w:r>
+                              <w:t>Obj</w:t>
+                            </w:r>
+                            <w:proofErr w:type="spellEnd"/>
+                            <w:r>
+                              <w:t xml:space="preserve"> |</w:t>
+                            </w:r>
+                          </w:p>
+                          <w:p>
+                            <w:r>
+                              <w:t>+------------+</w:t>
+                            </w:r>
+                          </w:p>
+                          <w:p>
+                            <w:r>
+                              <w:t> </w:t>
+                            </w:r>
+                          </w:p>
+                          <w:p>
+                            <w:r>
+                              <w:t>(</w:t>
+                            </w:r>
+                            <w:proofErr w:type="spellStart"/>
+                            <w:r>
+                              <w:t>AdminUser</w:t>
+                            </w:r>
+                            <w:proofErr w:type="spellEnd"/>
+                            <w:r>
+                              <w:t>) u</w:t>
+                            </w:r>
+                          </w:p>
+                          <w:p>
+                            <w:r>
+                              <w:rPr>
+                                <w:rFonts w:ascii="Segoe UI Emoji" w:hAnsi="Segoe UI Emoji" w:cs="Segoe UI Emoji"/>
+                              </w:rPr>
+                              <w:t>❌</w:t>
+                            </w:r>
+                          </w:p>
+                          <w:p>
+                            <w:r>
+                              <w:t>Output:</w:t>
+                            </w:r>
+                          </w:p>
+                          <w:p>
+                            <w:r>
+                              <w:t>Java</w:t>
+                            </w:r>
+                          </w:p>
+                          <w:p>
+                            <w:r>
+                              <w:t>Exception in thread "main"</w:t>
+                            </w:r>
+                          </w:p>
+                          <w:p>
+                            <w:proofErr w:type="spellStart"/>
+                            <w:r>
+                              <w:t>java.lang.ClassCastException</w:t>
+                            </w:r>
+                            <w:proofErr w:type="spellEnd"/>
+                          </w:p>
+                          <w:p>
+                            <w:r>
+                              <w:t>Reason:</w:t>
+                            </w:r>
+                          </w:p>
+                          <w:p>
+                            <w:r>
+                              <w:t xml:space="preserve">Actual object User ka </w:t>
+                            </w:r>
+                            <w:proofErr w:type="spellStart"/>
+                            <w:r>
+                              <w:t>hai</w:t>
+                            </w:r>
+                            <w:proofErr w:type="spellEnd"/>
+                            <w:r>
+                              <w:t xml:space="preserve">, </w:t>
+                            </w:r>
+                            <w:proofErr w:type="spellStart"/>
+                            <w:r>
+                              <w:t>AdminUser</w:t>
+                            </w:r>
+                            <w:proofErr w:type="spellEnd"/>
+                            <w:r>
+                              <w:t xml:space="preserve"> ka </w:t>
+                            </w:r>
+                            <w:proofErr w:type="spellStart"/>
+                            <w:r>
+                              <w:t>nahi</w:t>
+                            </w:r>
+                            <w:proofErr w:type="spellEnd"/>
+                            <w:r>
+                              <w:t>.</w:t>
+                            </w:r>
+                          </w:p>
+                          <w:p/>
+                        </w:txbxContent>
+                      </wps:txbx>
+                      <wps:bodyPr rot="0" vert="horz" wrap="square" lIns="91440" tIns="45720" rIns="91440" bIns="45720" anchor="t" anchorCtr="0">
+                        <a:spAutoFit/>
+                      </wps:bodyPr>
+                    </wps:wsp>
+                  </a:graphicData>
+                </a:graphic>
+                <wp14:sizeRelH relativeFrom="margin">
+                  <wp14:pctWidth>0</wp14:pctWidth>
+                </wp14:sizeRelH>
+                <wp14:sizeRelV relativeFrom="margin">
+                  <wp14:pctHeight>20000</wp14:pctHeight>
+                </wp14:sizeRelV>
+              </wp:anchor>
+            </w:drawing>
+          </mc:Choice>
+          <mc:Fallback>
+            <w:pict>
+              <v:shape w14:anchorId="37C6F92D" id="_x0000_s1040" type="#_x0000_t202" style="position:absolute;margin-left:283.5pt;margin-top:8pt;width:240pt;height:110.6pt;z-index:251717632;visibility:visible;mso-wrap-style:square;mso-width-percent:0;mso-height-percent:200;mso-wrap-distance-left:9pt;mso-wrap-distance-top:3.6pt;mso-wrap-distance-right:9pt;mso-wrap-distance-bottom:3.6pt;mso-position-horizontal:absolute;mso-position-horizontal-relative:text;mso-position-vertical:absolute;mso-position-vertical-relative:text;mso-width-percent:0;mso-height-percent:200;mso-width-relative:margin;mso-height-relative:margin;v-text-anchor:top" o:gfxdata="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">
+                <v:textbox style="mso-fit-shape-to-text:t">
+                  <w:txbxContent>
+                    <w:p>
+                      <w:pPr>
+                        <w:rPr>
+                          <w:b/>
+                          <w:bCs/>
+                        </w:rPr>
+                      </w:pPr>
+                      <w:r>
+                        <w:rPr>
+                          <w:b/>
+                          <w:bCs/>
+                        </w:rPr>
+                        <w:t xml:space="preserve">5. Wrong </w:t>
+                      </w:r>
+                      <w:proofErr w:type="spellStart"/>
+                      <w:r>
+                        <w:rPr>
+                          <w:b/>
+                          <w:bCs/>
+                        </w:rPr>
+                        <w:t>Downcasting</w:t>
+                      </w:r>
+                      <w:proofErr w:type="spellEnd"/>
+                      <w:r>
+                        <w:rPr>
+                          <w:b/>
+                          <w:bCs/>
+                        </w:rPr>
+                        <w:t xml:space="preserve"> (</w:t>
+                      </w:r>
+                      <w:r>
+                        <w:rPr>
+                          <w:rFonts w:ascii="Segoe UI Emoji" w:hAnsi="Segoe UI Emoji" w:cs="Segoe UI Emoji"/>
+                          <w:b/>
+                          <w:bCs/>
+                        </w:rPr>
+                        <w:t>❌</w:t>
+                      </w:r>
+                      <w:r>
+                        <w:rPr>
+                          <w:b/>
+                          <w:bCs/>
+                        </w:rPr>
+                        <w:t xml:space="preserve"> Runtime Error)</w:t>
+                      </w:r>
+                    </w:p>
+                    <w:p>
+                      <w:r>
+                        <w:t>Java</w:t>
+                      </w:r>
+                    </w:p>
+                    <w:p>
+                      <w:r>
+                        <w:t>User u = new User();</w:t>
+                      </w:r>
+                    </w:p>
+                    <w:p>
+                      <w:r>
+                        <w:t> </w:t>
+                      </w:r>
+                    </w:p>
+                    <w:p>
+                      <w:proofErr w:type="spellStart"/>
+                      <w:r>
+                        <w:t>AdminUser</w:t>
+                      </w:r>
+                      <w:proofErr w:type="spellEnd"/>
+                      <w:r>
+                        <w:t xml:space="preserve"> a = (</w:t>
+                      </w:r>
+                      <w:proofErr w:type="spellStart"/>
+                      <w:r>
+                        <w:t>AdminUser</w:t>
+                      </w:r>
+                      <w:proofErr w:type="spellEnd"/>
+                      <w:r>
+                        <w:t>) u;</w:t>
+                      </w:r>
+                    </w:p>
+                    <w:p>
+                      <w:r>
+                        <w:t xml:space="preserve">Compile </w:t>
+                      </w:r>
+                      <w:proofErr w:type="spellStart"/>
+                      <w:r>
+                        <w:t>ho</w:t>
+                      </w:r>
+                      <w:proofErr w:type="spellEnd"/>
+                      <w:r>
+                        <w:t xml:space="preserve"> </w:t>
+                      </w:r>
+                      <w:proofErr w:type="spellStart"/>
+                      <w:r>
+                        <w:t>jayega</w:t>
+                      </w:r>
+                      <w:proofErr w:type="spellEnd"/>
+                      <w:r>
+                        <w:t xml:space="preserve">, </w:t>
+                      </w:r>
+                      <w:proofErr w:type="spellStart"/>
+                      <w:r>
+                        <w:t>lekin</w:t>
+                      </w:r>
+                      <w:proofErr w:type="spellEnd"/>
+                      <w:r>
+                        <w:t xml:space="preserve"> runtime pe crash:</w:t>
+                      </w:r>
+                    </w:p>
+                    <w:p>
+                      <w:r>
+                        <w:t>Plain Text</w:t>
+                      </w:r>
+                    </w:p>
+                    <w:p>
+                      <w:r>
+                        <w:t>User u</w:t>
+                      </w:r>
+                    </w:p>
+                    <w:p>
+                      <w:r>
+                        <w:t>│</w:t>
+                      </w:r>
+                    </w:p>
+                    <w:p>
+                      <w:r>
+                        <w:rPr>
+                          <w:rFonts w:ascii="Arial" w:hAnsi="Arial" w:cs="Arial"/>
+                        </w:rPr>
+                        <w:t>▼</w:t>
+                      </w:r>
+                    </w:p>
+                    <w:p>
+                      <w:r>
+                        <w:t>+------------+</w:t>
+                      </w:r>
+                    </w:p>
+                    <w:p>
+                      <w:r>
+                        <w:t xml:space="preserve">| User </w:t>
+                      </w:r>
+                      <w:proofErr w:type="spellStart"/>
+                      <w:r>
+                        <w:t>Obj</w:t>
+                      </w:r>
+                      <w:proofErr w:type="spellEnd"/>
+                      <w:r>
+                        <w:t xml:space="preserve"> |</w:t>
+                      </w:r>
+                    </w:p>
+                    <w:p>
+                      <w:r>
+                        <w:t>+------------+</w:t>
+                      </w:r>
+                    </w:p>
+                    <w:p>
+                      <w:r>
+                        <w:t> </w:t>
+                      </w:r>
+                    </w:p>
+                    <w:p>
+                      <w:r>
+                        <w:t>(</w:t>
+                      </w:r>
+                      <w:proofErr w:type="spellStart"/>
+                      <w:r>
+                        <w:t>AdminUser</w:t>
+                      </w:r>
+                      <w:proofErr w:type="spellEnd"/>
+                      <w:r>
+                        <w:t>) u</w:t>
+                      </w:r>
+                    </w:p>
+                    <w:p>
+                      <w:r>
+                        <w:rPr>
+                          <w:rFonts w:ascii="Segoe UI Emoji" w:hAnsi="Segoe UI Emoji" w:cs="Segoe UI Emoji"/>
+                        </w:rPr>
+                        <w:t>❌</w:t>
+                      </w:r>
+                    </w:p>
+                    <w:p>
+                      <w:r>
+                        <w:t>Output:</w:t>
+                      </w:r>
+                    </w:p>
+                    <w:p>
+                      <w:r>
+                        <w:t>Java</w:t>
+                      </w:r>
+                    </w:p>
+                    <w:p>
+                      <w:r>
+                        <w:t>Exception in thread "main"</w:t>
+                      </w:r>
+                    </w:p>
+                    <w:p>
+                      <w:proofErr w:type="spellStart"/>
+                      <w:r>
+                        <w:t>java.lang.ClassCastException</w:t>
+                      </w:r>
+                      <w:proofErr w:type="spellEnd"/>
+                    </w:p>
+                    <w:p>
+                      <w:r>
+                        <w:t>Reason:</w:t>
+                      </w:r>
+                    </w:p>
+                    <w:p>
+                      <w:r>
+                        <w:t xml:space="preserve">Actual object User ka </w:t>
+                      </w:r>
+                      <w:proofErr w:type="spellStart"/>
+                      <w:r>
+                        <w:t>hai</w:t>
+                      </w:r>
+                      <w:proofErr w:type="spellEnd"/>
+                      <w:r>
+                        <w:t xml:space="preserve">, </w:t>
+                      </w:r>
+                      <w:proofErr w:type="spellStart"/>
+                      <w:r>
+                        <w:t>AdminUser</w:t>
+                      </w:r>
+                      <w:proofErr w:type="spellEnd"/>
+                      <w:r>
+                        <w:t xml:space="preserve"> ka </w:t>
+                      </w:r>
+                      <w:proofErr w:type="spellStart"/>
+                      <w:r>
+                        <w:t>nahi</w:t>
+                      </w:r>
+                      <w:proofErr w:type="spellEnd"/>
+                      <w:r>
+                        <w:t>.</w:t>
+                      </w:r>
+                    </w:p>
+                    <w:p/>
+                  </w:txbxContent>
+                </v:textbox>
+                <w10:wrap type="square"/>
+              </v:shape>
+            </w:pict>
+          </mc:Fallback>
+        </mc:AlternateContent>
       </w:r>
     </w:p>
     <w:sectPr>
